--- a/Code/AspenHabitat-Supplement.docx
+++ b/Code/AspenHabitat-Supplement.docx
@@ -5,29 +5,19 @@
     <w:p>
       <w:pPr>
         <w:pStyle w:val="Heading1"/>
-        <w:numPr>
-          <w:ilvl w:val="0"/>
-          <w:numId w:val="0"/>
-        </w:numPr>
-        <w:ind w:left="360" w:hanging="360"/>
       </w:pPr>
-      <w:bookmarkStart w:id="0" w:name="supplemental-tables-and-figures"/>
+      <w:bookmarkStart w:id="0" w:name="supporting-information"/>
       <w:r>
-        <w:t>Supplemental Tables and Figures</w:t>
+        <w:t>Supporting information</w:t>
       </w:r>
     </w:p>
     <w:p>
       <w:pPr>
         <w:pStyle w:val="Heading2"/>
-        <w:numPr>
-          <w:ilvl w:val="0"/>
-          <w:numId w:val="0"/>
-        </w:numPr>
-        <w:ind w:left="450" w:hanging="432"/>
       </w:pPr>
-      <w:bookmarkStart w:id="1" w:name="X4ba7ccc905f65fc6307fb42a3e2851308f07f3a"/>
+      <w:bookmarkStart w:id="1" w:name="Xc92d97995e1451fad7b1ffcbdd3fadd01c4e574"/>
       <w:r>
-        <w:t>Overview of species distribution modeling protocols</w:t>
+        <w:t>Appendix S1: Overview of species distribution modeling protocols</w:t>
       </w:r>
     </w:p>
     <w:p>
@@ -42,7 +32,20 @@
           <w:rPr>
             <w:rStyle w:val="Hyperlink"/>
           </w:rPr>
-          <w:t>Zurell et al., 2020</w:t>
+          <w:t xml:space="preserve">Zurell </w:t>
+        </w:r>
+        <w:r>
+          <w:rPr>
+            <w:rStyle w:val="Hyperlink"/>
+            <w:iCs/>
+          </w:rPr>
+          <w:t>et al.</w:t>
+        </w:r>
+        <w:r>
+          <w:rPr>
+            <w:rStyle w:val="Hyperlink"/>
+          </w:rPr>
+          <w:t>, 2020</w:t>
         </w:r>
       </w:hyperlink>
       <w:r>
@@ -307,7 +310,7 @@
                 <w:rFonts w:eastAsia="Helvetica" w:hAnsi="Helvetica" w:cs="Helvetica"/>
                 <w:color w:val="000000"/>
               </w:rPr>
-              <w:t>Authors: Sarah J. Hart, Asha Paudel, and Maxwell C. Cook</w:t>
+              <w:t>Authors:</w:t>
             </w:r>
           </w:p>
         </w:tc>
@@ -381,7 +384,7 @@
                 <w:rFonts w:eastAsia="Helvetica" w:hAnsi="Helvetica" w:cs="Helvetica"/>
                 <w:color w:val="000000"/>
               </w:rPr>
-              <w:t>Contact email: sarah.hart@colostate.edu</w:t>
+              <w:t>Contact email:</w:t>
             </w:r>
           </w:p>
         </w:tc>
@@ -529,7 +532,7 @@
                 <w:rFonts w:eastAsia="Helvetica" w:hAnsi="Helvetica" w:cs="Helvetica"/>
                 <w:color w:val="000000"/>
               </w:rPr>
-              <w:t>DOI: 10.5061/dryad.t76hdr88v</w:t>
+              <w:t>DOI:</w:t>
             </w:r>
           </w:p>
         </w:tc>
@@ -4839,12 +4842,36 @@
     </w:p>
     <w:p>
       <w:pPr>
+        <w:pStyle w:val="Heading2"/>
+      </w:pPr>
+      <w:bookmarkStart w:id="3" w:name="appendix-s2-variable-pre-selection"/>
+      <w:bookmarkEnd w:id="1"/>
+      <w:r>
+        <w:lastRenderedPageBreak/>
+        <w:t>Appendix S2: Variable Pre-Selection</w:t>
+      </w:r>
+    </w:p>
+    <w:p>
+      <w:pPr>
+        <w:pStyle w:val="FirstParagraph"/>
+      </w:pPr>
+      <w:r>
+        <w:t>Here we provide an overview of our variable pre-selection process. To avoid collinearity between climate predictors, we initially screened the 34 climatic variables (Table S2). Variables were screened at their original resolution (i.e. 1 x 1 km). To this end, we calculated pairwise correlation coefficients (Fig.</w:t>
+      </w:r>
+      <w:r>
+        <w:t xml:space="preserve"> S2). </w:t>
+      </w:r>
+      <w:r>
+        <w:t>When |r|&gt;0.75, we removed variables based on existing research (Table 5). Where evidence was similar, we used univariate random forest (RF) models to evaluate the potential explanatory power of each predictor (Table S2).</w:t>
+      </w:r>
+    </w:p>
+    <w:p>
+      <w:pPr>
         <w:pStyle w:val="TableCaption"/>
       </w:pPr>
-      <w:bookmarkStart w:id="3" w:name="tab:TabClimateScreen"/>
-      <w:bookmarkEnd w:id="3"/>
+      <w:bookmarkStart w:id="4" w:name="tab:TabClimateScreen"/>
+      <w:bookmarkEnd w:id="4"/>
       <w:r>
-        <w:lastRenderedPageBreak/>
         <w:t>Table 2: Climate variables considered for inclusion in SDMs and modeling notes.</w:t>
       </w:r>
     </w:p>
@@ -6554,6 +6581,7 @@
                 <w:rFonts w:eastAsia="Helvetica" w:hAnsi="Helvetica" w:cs="Helvetica"/>
                 <w:color w:val="000000"/>
               </w:rPr>
+              <w:lastRenderedPageBreak/>
               <w:t>GSP</w:t>
             </w:r>
           </w:p>
@@ -7675,15 +7703,7 @@
                 <w:rFonts w:eastAsia="Helvetica" w:hAnsi="Helvetica" w:cs="Helvetica"/>
                 <w:color w:val="000000"/>
               </w:rPr>
-              <w:t xml:space="preserve">mean precipitation as snow (mm) between August in </w:t>
-            </w:r>
-            <w:r>
-              <w:rPr>
-                <w:rFonts w:eastAsia="Helvetica" w:hAnsi="Helvetica" w:cs="Helvetica"/>
-                <w:color w:val="000000"/>
-              </w:rPr>
-              <w:lastRenderedPageBreak/>
-              <w:t>previous year and July in current year</w:t>
+              <w:t>mean precipitation as snow (mm) between August in previous year and July in current year</w:t>
             </w:r>
           </w:p>
         </w:tc>
@@ -7722,7 +7742,6 @@
                 <w:rFonts w:eastAsia="Helvetica" w:hAnsi="Helvetica" w:cs="Helvetica"/>
                 <w:color w:val="000000"/>
               </w:rPr>
-              <w:lastRenderedPageBreak/>
               <w:t>1.713522</w:t>
             </w:r>
           </w:p>
@@ -10487,6 +10506,7 @@
                 <w:rFonts w:eastAsia="Helvetica" w:hAnsi="Helvetica" w:cs="Helvetica"/>
                 <w:color w:val="000000"/>
               </w:rPr>
+              <w:lastRenderedPageBreak/>
               <w:t>EMT</w:t>
             </w:r>
           </w:p>
@@ -12044,15 +12064,7 @@
                 <w:rFonts w:eastAsia="Helvetica" w:hAnsi="Helvetica" w:cs="Helvetica"/>
                 <w:color w:val="000000"/>
               </w:rPr>
-              <w:t xml:space="preserve">Julian date on which the frost </w:t>
-            </w:r>
-            <w:r>
-              <w:rPr>
-                <w:rFonts w:eastAsia="Helvetica" w:hAnsi="Helvetica" w:cs="Helvetica"/>
-                <w:color w:val="000000"/>
-              </w:rPr>
-              <w:lastRenderedPageBreak/>
-              <w:t>free period ends</w:t>
+              <w:t>Julian date on which the frost free period ends</w:t>
             </w:r>
           </w:p>
         </w:tc>
@@ -12091,7 +12103,6 @@
                 <w:rFonts w:eastAsia="Helvetica" w:hAnsi="Helvetica" w:cs="Helvetica"/>
                 <w:color w:val="000000"/>
               </w:rPr>
-              <w:lastRenderedPageBreak/>
               <w:t>1.798223</w:t>
             </w:r>
           </w:p>
@@ -12183,15 +12194,7 @@
                 <w:rFonts w:eastAsia="Helvetica" w:hAnsi="Helvetica" w:cs="Helvetica"/>
                 <w:color w:val="000000"/>
               </w:rPr>
-              <w:t xml:space="preserve">0.75) </w:t>
-            </w:r>
-            <w:r>
-              <w:rPr>
-                <w:rFonts w:eastAsia="Helvetica" w:hAnsi="Helvetica" w:cs="Helvetica"/>
-                <w:color w:val="000000"/>
-              </w:rPr>
-              <w:lastRenderedPageBreak/>
-              <w:t>with DD_0</w:t>
+              <w:t>0.75) with DD_0</w:t>
             </w:r>
           </w:p>
         </w:tc>
@@ -12234,7 +12237,6 @@
                 <w:rFonts w:eastAsia="Helvetica" w:hAnsi="Helvetica" w:cs="Helvetica"/>
                 <w:color w:val="000000"/>
               </w:rPr>
-              <w:lastRenderedPageBreak/>
               <w:t>RH</w:t>
             </w:r>
           </w:p>
@@ -12564,6 +12566,11 @@
         </w:tc>
       </w:tr>
     </w:tbl>
+    <w:p>
+      <w:r>
+        <w:br w:type="page"/>
+      </w:r>
+    </w:p>
     <w:p>
       <w:pPr>
         <w:pStyle w:val="CaptionedFigure"/>
@@ -12574,16 +12581,16 @@
         </w:rPr>
         <w:lastRenderedPageBreak/>
         <w:drawing>
-          <wp:inline distT="0" distB="0" distL="0" distR="0" wp14:anchorId="1C995EE0" wp14:editId="42D968E7">
+          <wp:inline distT="0" distB="0" distL="0" distR="0" wp14:anchorId="45210932" wp14:editId="1F6AAA7E">
             <wp:extent cx="6400800" cy="6400800"/>
             <wp:effectExtent l="0" t="0" r="0" b="0"/>
-            <wp:docPr id="23" name="Picture" descr="Figure 1: Correlation coefficients between pairs of climate predictor variables examined for inclusion in SDM"/>
+            <wp:docPr id="24" name="Picture" descr="Figure 1: Correlation coefficients between pairs of climate predictor variables examined for inclusion in SDM"/>
             <wp:cNvGraphicFramePr/>
             <a:graphic xmlns:a="http://schemas.openxmlformats.org/drawingml/2006/main">
               <a:graphicData uri="http://schemas.openxmlformats.org/drawingml/2006/picture">
                 <pic:pic xmlns:pic="http://schemas.openxmlformats.org/drawingml/2006/picture">
                   <pic:nvPicPr>
-                    <pic:cNvPr id="24" name="Picture" descr="../Results/Figures/CorrelationMatrix.jpg"/>
+                    <pic:cNvPr id="25" name="Picture" descr="../Results/Figures/FigureS1.jpg"/>
                     <pic:cNvPicPr>
                       <a:picLocks noChangeAspect="1" noChangeArrowheads="1"/>
                     </pic:cNvPicPr>
@@ -12620,8 +12627,8 @@
       <w:pPr>
         <w:pStyle w:val="ImageCaption"/>
       </w:pPr>
-      <w:bookmarkStart w:id="4" w:name="fig:FigCor"/>
-      <w:bookmarkEnd w:id="4"/>
+      <w:bookmarkStart w:id="5" w:name="fig:FigS1"/>
+      <w:bookmarkEnd w:id="5"/>
       <w:r>
         <w:t xml:space="preserve">Figure </w:t>
       </w:r>
@@ -12639,24 +12646,34 @@
     </w:p>
     <w:p>
       <w:pPr>
+        <w:pStyle w:val="Heading2"/>
+      </w:pPr>
+      <w:bookmarkStart w:id="6" w:name="appendix-s3-additional-figures"/>
+      <w:bookmarkEnd w:id="3"/>
+      <w:r>
+        <w:lastRenderedPageBreak/>
+        <w:t>Appendix S3: Additional figures</w:t>
+      </w:r>
+    </w:p>
+    <w:p>
+      <w:pPr>
         <w:pStyle w:val="CaptionedFigure"/>
       </w:pPr>
       <w:r>
         <w:rPr>
           <w:noProof/>
         </w:rPr>
-        <w:lastRenderedPageBreak/>
         <w:drawing>
-          <wp:inline distT="0" distB="0" distL="0" distR="0" wp14:anchorId="299A423B" wp14:editId="1DEBA2E2">
+          <wp:inline distT="0" distB="0" distL="0" distR="0" wp14:anchorId="5A1B69C1" wp14:editId="68B503FA">
             <wp:extent cx="3200400" cy="4572000"/>
             <wp:effectExtent l="0" t="0" r="0" b="0"/>
-            <wp:docPr id="27" name="Picture" descr="Figure 2: Spatial patterns of missclassification for the ensemble model."/>
+            <wp:docPr id="29" name="Picture" descr="Figure 2: Spatial patterns of missclassification for the ensemble model."/>
             <wp:cNvGraphicFramePr/>
             <a:graphic xmlns:a="http://schemas.openxmlformats.org/drawingml/2006/main">
               <a:graphicData uri="http://schemas.openxmlformats.org/drawingml/2006/picture">
                 <pic:pic xmlns:pic="http://schemas.openxmlformats.org/drawingml/2006/picture">
                   <pic:nvPicPr>
-                    <pic:cNvPr id="28" name="Picture" descr="../Results/Figures/ensemble-error-map.jpg"/>
+                    <pic:cNvPr id="30" name="Picture" descr="../Results/Figures/FigureS2.jpg"/>
                     <pic:cNvPicPr>
                       <a:picLocks noChangeAspect="1" noChangeArrowheads="1"/>
                     </pic:cNvPicPr>
@@ -12693,8 +12710,8 @@
       <w:pPr>
         <w:pStyle w:val="ImageCaption"/>
       </w:pPr>
-      <w:bookmarkStart w:id="5" w:name="fig:MissClassMap"/>
-      <w:bookmarkEnd w:id="5"/>
+      <w:bookmarkStart w:id="7" w:name="fig:MissClassMap"/>
+      <w:bookmarkEnd w:id="7"/>
       <w:r>
         <w:t xml:space="preserve">Figure </w:t>
       </w:r>
@@ -12715,16 +12732,16 @@
         </w:rPr>
         <w:lastRenderedPageBreak/>
         <w:drawing>
-          <wp:inline distT="0" distB="0" distL="0" distR="0" wp14:anchorId="73D47C95" wp14:editId="39BC6115">
+          <wp:inline distT="0" distB="0" distL="0" distR="0" wp14:anchorId="0366791F" wp14:editId="0D4151F0">
             <wp:extent cx="4114800" cy="4114800"/>
             <wp:effectExtent l="0" t="0" r="0" b="0"/>
-            <wp:docPr id="31" name="Picture" descr="Figure 3: Barplots illustrating the temporal patterns in the areas were aspen my lost, gained, or remain stable based on the current distribution of aspen and the ensemeble SDM forecast of future aspen habitat suitability."/>
+            <wp:docPr id="33" name="Picture" descr="Figure 3: Barplots illustrating the temporal patterns in the areas were aspen my lost, gained, or remain stable based on the current distribution of aspen and the ensemeble SDM forecast of future aspen habitat suitability."/>
             <wp:cNvGraphicFramePr/>
             <a:graphic xmlns:a="http://schemas.openxmlformats.org/drawingml/2006/main">
               <a:graphicData uri="http://schemas.openxmlformats.org/drawingml/2006/picture">
                 <pic:pic xmlns:pic="http://schemas.openxmlformats.org/drawingml/2006/picture">
                   <pic:nvPicPr>
-                    <pic:cNvPr id="32" name="Picture" descr="../Results/Figures/loss-gain.jpg"/>
+                    <pic:cNvPr id="34" name="Picture" descr="../Results/Figures/FigureS3.jpg"/>
                     <pic:cNvPicPr>
                       <a:picLocks noChangeAspect="1" noChangeArrowheads="1"/>
                     </pic:cNvPicPr>
@@ -12761,8 +12778,8 @@
       <w:pPr>
         <w:pStyle w:val="ImageCaption"/>
       </w:pPr>
-      <w:bookmarkStart w:id="6" w:name="fig:LossGainTS"/>
-      <w:bookmarkEnd w:id="6"/>
+      <w:bookmarkStart w:id="8" w:name="fig:LossGainTS"/>
+      <w:bookmarkEnd w:id="8"/>
       <w:r>
         <w:t xml:space="preserve">Figure </w:t>
       </w:r>
@@ -12791,16 +12808,16 @@
         </w:rPr>
         <w:lastRenderedPageBreak/>
         <w:drawing>
-          <wp:inline distT="0" distB="0" distL="0" distR="0" wp14:anchorId="0AE52D56" wp14:editId="1508F364">
+          <wp:inline distT="0" distB="0" distL="0" distR="0" wp14:anchorId="1DF11618" wp14:editId="44E94925">
             <wp:extent cx="4114800" cy="4572000"/>
             <wp:effectExtent l="0" t="0" r="0" b="0"/>
-            <wp:docPr id="35" name="Picture" descr="Figure 4: Boxplots illustrating spatial patterns in the areas were aspen my lost, gained, or remain stable based on the current distribution of aspen the ensemeble SDM forecast of future aspen habitat suitability under the SSP2-45 scenario."/>
+            <wp:docPr id="37" name="Picture" descr="Figure 4: Boxplots illustrating spatial patterns in the areas were aspen my lost, gained, or remain stable based on the current distribution of aspen the ensemeble SDM forecast of future aspen habitat suitability under the SSP2-45 scenario."/>
             <wp:cNvGraphicFramePr/>
             <a:graphic xmlns:a="http://schemas.openxmlformats.org/drawingml/2006/main">
               <a:graphicData uri="http://schemas.openxmlformats.org/drawingml/2006/picture">
                 <pic:pic xmlns:pic="http://schemas.openxmlformats.org/drawingml/2006/picture">
                   <pic:nvPicPr>
-                    <pic:cNvPr id="36" name="Picture" descr="../Results/Figures/gainloss-geography-SSP245.jpg"/>
+                    <pic:cNvPr id="38" name="Picture" descr="../Results/Figures/FigureS4.jpg"/>
                     <pic:cNvPicPr>
                       <a:picLocks noChangeAspect="1" noChangeArrowheads="1"/>
                     </pic:cNvPicPr>
@@ -12837,8 +12854,8 @@
       <w:pPr>
         <w:pStyle w:val="ImageCaption"/>
       </w:pPr>
-      <w:bookmarkStart w:id="7" w:name="fig:LossGainBox"/>
-      <w:bookmarkEnd w:id="7"/>
+      <w:bookmarkStart w:id="9" w:name="fig:LossGainBox"/>
+      <w:bookmarkEnd w:id="9"/>
       <w:r>
         <w:t xml:space="preserve">Figure </w:t>
       </w:r>
@@ -12859,16 +12876,16 @@
         </w:rPr>
         <w:lastRenderedPageBreak/>
         <w:drawing>
-          <wp:inline distT="0" distB="0" distL="0" distR="0" wp14:anchorId="136E112F" wp14:editId="0095E0FD">
+          <wp:inline distT="0" distB="0" distL="0" distR="0" wp14:anchorId="44A7F3A6" wp14:editId="7A3AEDA9">
             <wp:extent cx="6400800" cy="3429000"/>
             <wp:effectExtent l="0" t="0" r="0" b="0"/>
-            <wp:docPr id="39" name="Picture" descr="Figure 5: Distance to the nearest existing aspen patch for pixels were future climate may promote aspen expansion by 2100 under the SSP2-4.5 scenario."/>
+            <wp:docPr id="41" name="Picture" descr="Figure 5: Distance to the nearest existing aspen patch for pixels were future climate may promote aspen expansion by 2100 under the SSP2-4.5 scenario."/>
             <wp:cNvGraphicFramePr/>
             <a:graphic xmlns:a="http://schemas.openxmlformats.org/drawingml/2006/main">
               <a:graphicData uri="http://schemas.openxmlformats.org/drawingml/2006/picture">
                 <pic:pic xmlns:pic="http://schemas.openxmlformats.org/drawingml/2006/picture">
                   <pic:nvPicPr>
-                    <pic:cNvPr id="40" name="Picture" descr="../Results/Figures/FigMaps-ExpansionDistance.jpg"/>
+                    <pic:cNvPr id="42" name="Picture" descr="../Results/Figures/FigureS5.jpg"/>
                     <pic:cNvPicPr>
                       <a:picLocks noChangeAspect="1" noChangeArrowheads="1"/>
                     </pic:cNvPicPr>
@@ -12905,8 +12922,8 @@
       <w:pPr>
         <w:pStyle w:val="ImageCaption"/>
       </w:pPr>
-      <w:bookmarkStart w:id="8" w:name="fig:GainDistanceMaps"/>
-      <w:bookmarkEnd w:id="8"/>
+      <w:bookmarkStart w:id="10" w:name="fig:GainDistanceMaps"/>
+      <w:bookmarkEnd w:id="10"/>
       <w:r>
         <w:t xml:space="preserve">Figure </w:t>
       </w:r>
@@ -12914,37 +12931,16 @@
         <w:t>S</w:t>
       </w:r>
       <w:r>
-        <w:t xml:space="preserve">5: Distance to the nearest existing aspen patch for pixels </w:t>
-      </w:r>
-      <w:proofErr w:type="gramStart"/>
-      <w:r>
-        <w:t>were</w:t>
-      </w:r>
-      <w:proofErr w:type="gramEnd"/>
-      <w:r>
-        <w:t xml:space="preserve"> future climate may promote aspen expansion by 2100 under the SSP2-4.5 scenario.</w:t>
+        <w:t>5: Distance to the nearest existing aspen patch for pixels were future climate may promote aspen expansion by 2100 under the SSP2-4.5 scenario.</w:t>
       </w:r>
     </w:p>
     <w:p>
       <w:pPr>
         <w:pStyle w:val="Heading1"/>
-        <w:numPr>
-          <w:ilvl w:val="0"/>
-          <w:numId w:val="0"/>
-        </w:numPr>
       </w:pPr>
-      <w:bookmarkStart w:id="9" w:name="references"/>
+      <w:bookmarkStart w:id="11" w:name="references"/>
       <w:bookmarkEnd w:id="0"/>
-      <w:bookmarkEnd w:id="1"/>
-    </w:p>
-    <w:p>
-      <w:pPr>
-        <w:pStyle w:val="Heading1"/>
-        <w:numPr>
-          <w:ilvl w:val="0"/>
-          <w:numId w:val="0"/>
-        </w:numPr>
-      </w:pPr>
+      <w:bookmarkEnd w:id="6"/>
       <w:r>
         <w:t>References</w:t>
       </w:r>
@@ -12953,24 +12949,46 @@
       <w:pPr>
         <w:pStyle w:val="Bibliography"/>
       </w:pPr>
-      <w:bookmarkStart w:id="10" w:name="ref-zurell2020StandardProtocolReporting"/>
-      <w:bookmarkStart w:id="11" w:name="refs"/>
+      <w:bookmarkStart w:id="12" w:name="ref-zurell2020StandardProtocolReporting"/>
+      <w:bookmarkStart w:id="13" w:name="refs"/>
       <w:r>
-        <w:t xml:space="preserve">Zurell, D., Franklin, J., König, C., Bouchet, P.J., Dormann, C.F., Elith, J., Fandos, G., Feng, X., Guillera-Arroita, G., Guisan, A., Lahoz-Monfort, J.J., Leitão, P.J., Park, D.S., Peterson, A.T., Rapacciuolo, G., Schmatz, D.R., Schröder, B., Serra-Diaz, J.M., Thuiller, W., Yates, K.L., Zimmermann, N.E., Merow, C., 2020. A standard protocol for reporting species distribution models. Ecography 43, 1261–1277. </w:t>
+        <w:t xml:space="preserve">Zurell, D., Franklin, J., König, C., Bouchet, P.J., Dormann, C.F., Elith, J., Fandos, G., Feng, X., Guillera-Arroita, G., Guisan, A., Lahoz-Monfort, J.J., Leitão, P.J., Park, D.S., Peterson, A.T., Rapacciuolo, G., Schmatz, D.R., Schröder, B., Serra-Diaz, J.M., Thuiller, W., Yates, K.L., Zimmermann, N.E. &amp; Merow, C. (2020) </w:t>
       </w:r>
       <w:hyperlink r:id="rId12">
         <w:r>
           <w:rPr>
             <w:rStyle w:val="Hyperlink"/>
           </w:rPr>
-          <w:t>https://doi.org/10.1111/ecog.04960</w:t>
+          <w:t>A standard protocol for reporting species distribution models</w:t>
         </w:r>
       </w:hyperlink>
+      <w:r>
+        <w:t xml:space="preserve">. </w:t>
+      </w:r>
+      <w:r>
+        <w:rPr>
+          <w:i/>
+          <w:iCs/>
+        </w:rPr>
+        <w:t>Ecography</w:t>
+      </w:r>
+      <w:r>
+        <w:t xml:space="preserve">, </w:t>
+      </w:r>
+      <w:r>
+        <w:rPr>
+          <w:b/>
+          <w:bCs/>
+        </w:rPr>
+        <w:t>43</w:t>
+      </w:r>
+      <w:r>
+        <w:t>, 1261–1277.</w:t>
+      </w:r>
+      <w:bookmarkEnd w:id="11"/>
+      <w:bookmarkEnd w:id="12"/>
+      <w:bookmarkEnd w:id="13"/>
     </w:p>
-    <w:bookmarkEnd w:id="9"/>
-    <w:bookmarkEnd w:id="10"/>
-    <w:bookmarkEnd w:id="11"/>
-    <w:p/>
     <w:sectPr>
       <w:footerReference w:type="even" r:id="rId13"/>
       <w:footerReference w:type="default" r:id="rId14"/>
@@ -13692,7 +13710,6 @@
     <w:lvl w:ilvl="0">
       <w:start w:val="1"/>
       <w:numFmt w:val="decimal"/>
-      <w:pStyle w:val="Heading1"/>
       <w:lvlText w:val="%1."/>
       <w:lvlJc w:val="left"/>
       <w:pPr>
@@ -13702,7 +13719,6 @@
     <w:lvl w:ilvl="1">
       <w:start w:val="1"/>
       <w:numFmt w:val="decimal"/>
-      <w:pStyle w:val="Heading2"/>
       <w:lvlText w:val="%1.%2."/>
       <w:lvlJc w:val="left"/>
       <w:pPr>
@@ -13712,7 +13728,6 @@
     <w:lvl w:ilvl="2">
       <w:start w:val="1"/>
       <w:numFmt w:val="decimal"/>
-      <w:pStyle w:val="Heading3"/>
       <w:lvlText w:val="%1.%2.%3."/>
       <w:lvlJc w:val="left"/>
       <w:pPr>
@@ -13722,7 +13737,6 @@
     <w:lvl w:ilvl="3">
       <w:start w:val="1"/>
       <w:numFmt w:val="decimal"/>
-      <w:pStyle w:val="Heading4"/>
       <w:lvlText w:val="%1.%2.%3.%4."/>
       <w:lvlJc w:val="left"/>
       <w:pPr>
@@ -15200,7 +15214,7 @@
   <w:num w:numId="475" w16cid:durableId="675226135">
     <w:abstractNumId w:val="9"/>
   </w:num>
-  <w:num w:numId="476" w16cid:durableId="146821550">
+  <w:num w:numId="476" w16cid:durableId="894124024">
     <w:abstractNumId w:val="10"/>
   </w:num>
 </w:numbering>
@@ -15579,12 +15593,10 @@
     <w:next w:val="BodyText"/>
     <w:uiPriority w:val="9"/>
     <w:qFormat/>
-    <w:rsid w:val="00D76281"/>
+    <w:rsid w:val="009F5AF3"/>
     <w:pPr>
-      <w:numPr>
-        <w:numId w:val="13"/>
-      </w:numPr>
-      <w:spacing w:before="0" w:after="0"/>
+      <w:spacing w:after="0"/>
+      <w:ind w:firstLine="0"/>
       <w:outlineLvl w:val="0"/>
     </w:pPr>
     <w:rPr>
@@ -15600,14 +15612,10 @@
     <w:uiPriority w:val="9"/>
     <w:unhideWhenUsed/>
     <w:qFormat/>
-    <w:rsid w:val="00D76281"/>
+    <w:rsid w:val="009F5AF3"/>
     <w:pPr>
-      <w:numPr>
-        <w:ilvl w:val="1"/>
-        <w:numId w:val="13"/>
-      </w:numPr>
       <w:spacing w:before="0" w:after="0"/>
-      <w:ind w:left="450"/>
+      <w:ind w:left="18" w:firstLine="0"/>
       <w:outlineLvl w:val="1"/>
     </w:pPr>
     <w:rPr>
@@ -15622,14 +15630,10 @@
     <w:uiPriority w:val="9"/>
     <w:unhideWhenUsed/>
     <w:qFormat/>
-    <w:rsid w:val="00D76281"/>
+    <w:rsid w:val="009F5AF3"/>
     <w:pPr>
-      <w:numPr>
-        <w:ilvl w:val="2"/>
-        <w:numId w:val="13"/>
-      </w:numPr>
       <w:spacing w:before="0" w:after="0"/>
-      <w:ind w:left="450"/>
+      <w:ind w:left="-54" w:firstLine="0"/>
       <w:outlineLvl w:val="2"/>
     </w:pPr>
     <w:rPr>
@@ -15644,14 +15648,10 @@
     <w:uiPriority w:val="9"/>
     <w:unhideWhenUsed/>
     <w:qFormat/>
-    <w:rsid w:val="00D76281"/>
+    <w:rsid w:val="009F5AF3"/>
     <w:pPr>
-      <w:numPr>
-        <w:ilvl w:val="3"/>
-        <w:numId w:val="13"/>
-      </w:numPr>
       <w:spacing w:before="0" w:after="0"/>
-      <w:ind w:left="630"/>
+      <w:ind w:left="-18" w:firstLine="0"/>
       <w:outlineLvl w:val="3"/>
     </w:pPr>
     <w:rPr>

--- a/Code/AspenHabitat-Supplement.docx
+++ b/Code/AspenHabitat-Supplement.docx
@@ -122,16 +122,24 @@
           </w:tcPr>
           <w:p>
             <w:pPr>
-              <w:pStyle w:val="Normal"/>
-              <w:jc w:val="left"/>
-              <w:pBdr>
-                <w:bottom w:val="none" w:sz="0" w:space="0" w:color="000000"/>
-                <w:top w:val="none" w:sz="0" w:space="0" w:color="000000"/>
-                <w:left w:val="none" w:sz="0" w:space="0" w:color="000000"/>
-                <w:right w:val="none" w:sz="0" w:space="0" w:color="000000"/>
-              </w:pBdr>
-              <w:spacing w:after="20" w:before="20" w:line="240"/>
-              <w:ind w:left="100" w:right="100" w:firstLine="0" w:firstLineChars="0"/>
+              <w:jc w:val="left"/>
+              <w:pBdr>
+                <w:bottom w:val="none" w:sz="0" w:space="0" w:color="000000"/>
+                <w:top w:val="none" w:sz="0" w:space="0" w:color="000000"/>
+                <w:left w:val="none" w:sz="0" w:space="0" w:color="000000"/>
+                <w:right w:val="none" w:sz="0" w:space="0" w:color="000000"/>
+              </w:pBdr>
+              <w:spacing w:after="20" w:before="20" w:line="240"/>
+              <w:ind w:left="100" w:right="100" w:firstLine="0" w:firstLineChars="0"/>
+              <w:rPr>
+                <w:rFonts w:ascii="Times" w:hAnsi="Helvetica" w:eastAsia="Helvetica" w:cs="Helvetica"/>
+                <w:i w:val="false"/>
+                <w:b w:val="false"/>
+                <w:u w:val="none"/>
+                <w:sz w:val="24"/>
+                <w:szCs w:val="24"/>
+                <w:color w:val="000000"/>
+              </w:rPr>
             </w:pPr>
             <w:r xmlns:w="http://schemas.openxmlformats.org/wordprocessingml/2006/main" xmlns:wp="http://schemas.openxmlformats.org/drawingml/2006/wordprocessingDrawing" xmlns:r="http://schemas.openxmlformats.org/officeDocument/2006/relationships" xmlns:w14="http://schemas.microsoft.com/office/word/2010/wordml">
               <w:rPr>
@@ -166,16 +174,24 @@
           </w:tcPr>
           <w:p>
             <w:pPr>
-              <w:pStyle w:val="Normal"/>
-              <w:jc w:val="left"/>
-              <w:pBdr>
-                <w:bottom w:val="none" w:sz="0" w:space="0" w:color="000000"/>
-                <w:top w:val="none" w:sz="0" w:space="0" w:color="000000"/>
-                <w:left w:val="none" w:sz="0" w:space="0" w:color="000000"/>
-                <w:right w:val="none" w:sz="0" w:space="0" w:color="000000"/>
-              </w:pBdr>
-              <w:spacing w:after="20" w:before="20" w:line="240"/>
-              <w:ind w:left="100" w:right="100" w:firstLine="0" w:firstLineChars="0"/>
+              <w:jc w:val="left"/>
+              <w:pBdr>
+                <w:bottom w:val="none" w:sz="0" w:space="0" w:color="000000"/>
+                <w:top w:val="none" w:sz="0" w:space="0" w:color="000000"/>
+                <w:left w:val="none" w:sz="0" w:space="0" w:color="000000"/>
+                <w:right w:val="none" w:sz="0" w:space="0" w:color="000000"/>
+              </w:pBdr>
+              <w:spacing w:after="20" w:before="20" w:line="240"/>
+              <w:ind w:left="100" w:right="100" w:firstLine="0" w:firstLineChars="0"/>
+              <w:rPr>
+                <w:rFonts w:ascii="Times" w:hAnsi="Helvetica" w:eastAsia="Helvetica" w:cs="Helvetica"/>
+                <w:i w:val="false"/>
+                <w:b w:val="false"/>
+                <w:u w:val="none"/>
+                <w:sz w:val="24"/>
+                <w:szCs w:val="24"/>
+                <w:color w:val="000000"/>
+              </w:rPr>
             </w:pPr>
             <w:r xmlns:w="http://schemas.openxmlformats.org/wordprocessingml/2006/main" xmlns:wp="http://schemas.openxmlformats.org/drawingml/2006/wordprocessingDrawing" xmlns:r="http://schemas.openxmlformats.org/officeDocument/2006/relationships" xmlns:w14="http://schemas.microsoft.com/office/word/2010/wordml">
               <w:rPr>
@@ -216,16 +232,24 @@
           </w:tcPr>
           <w:p>
             <w:pPr>
-              <w:pStyle w:val="Normal"/>
-              <w:jc w:val="left"/>
-              <w:pBdr>
-                <w:bottom w:val="none" w:sz="0" w:space="0" w:color="000000"/>
-                <w:top w:val="none" w:sz="0" w:space="0" w:color="000000"/>
-                <w:left w:val="none" w:sz="0" w:space="0" w:color="000000"/>
-                <w:right w:val="none" w:sz="0" w:space="0" w:color="000000"/>
-              </w:pBdr>
-              <w:spacing w:after="20" w:before="20" w:line="240"/>
-              <w:ind w:left="100" w:right="100" w:firstLine="0" w:firstLineChars="0"/>
+              <w:jc w:val="left"/>
+              <w:pBdr>
+                <w:bottom w:val="none" w:sz="0" w:space="0" w:color="000000"/>
+                <w:top w:val="none" w:sz="0" w:space="0" w:color="000000"/>
+                <w:left w:val="none" w:sz="0" w:space="0" w:color="000000"/>
+                <w:right w:val="none" w:sz="0" w:space="0" w:color="000000"/>
+              </w:pBdr>
+              <w:spacing w:after="20" w:before="20" w:line="240"/>
+              <w:ind w:left="100" w:right="100" w:firstLine="0" w:firstLineChars="0"/>
+              <w:rPr>
+                <w:rFonts w:ascii="Times" w:hAnsi="Helvetica" w:eastAsia="Helvetica" w:cs="Helvetica"/>
+                <w:i w:val="false"/>
+                <w:b w:val="false"/>
+                <w:u w:val="none"/>
+                <w:sz w:val="24"/>
+                <w:szCs w:val="24"/>
+                <w:color w:val="000000"/>
+              </w:rPr>
             </w:pPr>
             <w:r xmlns:w="http://schemas.openxmlformats.org/wordprocessingml/2006/main" xmlns:wp="http://schemas.openxmlformats.org/drawingml/2006/wordprocessingDrawing" xmlns:r="http://schemas.openxmlformats.org/officeDocument/2006/relationships" xmlns:w14="http://schemas.microsoft.com/office/word/2010/wordml">
               <w:rPr>
@@ -260,16 +284,24 @@
           </w:tcPr>
           <w:p>
             <w:pPr>
-              <w:pStyle w:val="Normal"/>
-              <w:jc w:val="left"/>
-              <w:pBdr>
-                <w:bottom w:val="none" w:sz="0" w:space="0" w:color="000000"/>
-                <w:top w:val="none" w:sz="0" w:space="0" w:color="000000"/>
-                <w:left w:val="none" w:sz="0" w:space="0" w:color="000000"/>
-                <w:right w:val="none" w:sz="0" w:space="0" w:color="000000"/>
-              </w:pBdr>
-              <w:spacing w:after="20" w:before="20" w:line="240"/>
-              <w:ind w:left="100" w:right="100" w:firstLine="0" w:firstLineChars="0"/>
+              <w:jc w:val="left"/>
+              <w:pBdr>
+                <w:bottom w:val="none" w:sz="0" w:space="0" w:color="000000"/>
+                <w:top w:val="none" w:sz="0" w:space="0" w:color="000000"/>
+                <w:left w:val="none" w:sz="0" w:space="0" w:color="000000"/>
+                <w:right w:val="none" w:sz="0" w:space="0" w:color="000000"/>
+              </w:pBdr>
+              <w:spacing w:after="20" w:before="20" w:line="240"/>
+              <w:ind w:left="100" w:right="100" w:firstLine="0" w:firstLineChars="0"/>
+              <w:rPr>
+                <w:rFonts w:ascii="Times" w:hAnsi="Helvetica" w:eastAsia="Helvetica" w:cs="Helvetica"/>
+                <w:i w:val="false"/>
+                <w:b w:val="false"/>
+                <w:u w:val="none"/>
+                <w:sz w:val="24"/>
+                <w:szCs w:val="24"/>
+                <w:color w:val="000000"/>
+              </w:rPr>
             </w:pPr>
             <w:r xmlns:w="http://schemas.openxmlformats.org/wordprocessingml/2006/main" xmlns:wp="http://schemas.openxmlformats.org/drawingml/2006/wordprocessingDrawing" xmlns:r="http://schemas.openxmlformats.org/officeDocument/2006/relationships" xmlns:w14="http://schemas.microsoft.com/office/word/2010/wordml">
               <w:rPr>
@@ -310,16 +342,24 @@
           </w:tcPr>
           <w:p>
             <w:pPr>
-              <w:pStyle w:val="Normal"/>
-              <w:jc w:val="left"/>
-              <w:pBdr>
-                <w:bottom w:val="none" w:sz="0" w:space="0" w:color="000000"/>
-                <w:top w:val="none" w:sz="0" w:space="0" w:color="000000"/>
-                <w:left w:val="none" w:sz="0" w:space="0" w:color="000000"/>
-                <w:right w:val="none" w:sz="0" w:space="0" w:color="000000"/>
-              </w:pBdr>
-              <w:spacing w:after="20" w:before="20" w:line="240"/>
-              <w:ind w:left="100" w:right="100" w:firstLine="0" w:firstLineChars="0"/>
+              <w:jc w:val="left"/>
+              <w:pBdr>
+                <w:bottom w:val="none" w:sz="0" w:space="0" w:color="000000"/>
+                <w:top w:val="none" w:sz="0" w:space="0" w:color="000000"/>
+                <w:left w:val="none" w:sz="0" w:space="0" w:color="000000"/>
+                <w:right w:val="none" w:sz="0" w:space="0" w:color="000000"/>
+              </w:pBdr>
+              <w:spacing w:after="20" w:before="20" w:line="240"/>
+              <w:ind w:left="100" w:right="100" w:firstLine="0" w:firstLineChars="0"/>
+              <w:rPr>
+                <w:rFonts w:ascii="Times" w:hAnsi="Helvetica" w:eastAsia="Helvetica" w:cs="Helvetica"/>
+                <w:i w:val="false"/>
+                <w:b w:val="false"/>
+                <w:u w:val="none"/>
+                <w:sz w:val="24"/>
+                <w:szCs w:val="24"/>
+                <w:color w:val="000000"/>
+              </w:rPr>
             </w:pPr>
             <w:r xmlns:w="http://schemas.openxmlformats.org/wordprocessingml/2006/main" xmlns:wp="http://schemas.openxmlformats.org/drawingml/2006/wordprocessingDrawing" xmlns:r="http://schemas.openxmlformats.org/officeDocument/2006/relationships" xmlns:w14="http://schemas.microsoft.com/office/word/2010/wordml">
               <w:rPr>
@@ -354,16 +394,24 @@
           </w:tcPr>
           <w:p>
             <w:pPr>
-              <w:pStyle w:val="Normal"/>
-              <w:jc w:val="left"/>
-              <w:pBdr>
-                <w:bottom w:val="none" w:sz="0" w:space="0" w:color="000000"/>
-                <w:top w:val="none" w:sz="0" w:space="0" w:color="000000"/>
-                <w:left w:val="none" w:sz="0" w:space="0" w:color="000000"/>
-                <w:right w:val="none" w:sz="0" w:space="0" w:color="000000"/>
-              </w:pBdr>
-              <w:spacing w:after="20" w:before="20" w:line="240"/>
-              <w:ind w:left="100" w:right="100" w:firstLine="0" w:firstLineChars="0"/>
+              <w:jc w:val="left"/>
+              <w:pBdr>
+                <w:bottom w:val="none" w:sz="0" w:space="0" w:color="000000"/>
+                <w:top w:val="none" w:sz="0" w:space="0" w:color="000000"/>
+                <w:left w:val="none" w:sz="0" w:space="0" w:color="000000"/>
+                <w:right w:val="none" w:sz="0" w:space="0" w:color="000000"/>
+              </w:pBdr>
+              <w:spacing w:after="20" w:before="20" w:line="240"/>
+              <w:ind w:left="100" w:right="100" w:firstLine="0" w:firstLineChars="0"/>
+              <w:rPr>
+                <w:rFonts w:ascii="Times" w:hAnsi="Helvetica" w:eastAsia="Helvetica" w:cs="Helvetica"/>
+                <w:i w:val="false"/>
+                <w:b w:val="false"/>
+                <w:u w:val="none"/>
+                <w:sz w:val="24"/>
+                <w:szCs w:val="24"/>
+                <w:color w:val="000000"/>
+              </w:rPr>
             </w:pPr>
             <w:r xmlns:w="http://schemas.openxmlformats.org/wordprocessingml/2006/main" xmlns:wp="http://schemas.openxmlformats.org/drawingml/2006/wordprocessingDrawing" xmlns:r="http://schemas.openxmlformats.org/officeDocument/2006/relationships" xmlns:w14="http://schemas.microsoft.com/office/word/2010/wordml">
               <w:rPr>
@@ -404,16 +452,24 @@
           </w:tcPr>
           <w:p>
             <w:pPr>
-              <w:pStyle w:val="Normal"/>
-              <w:jc w:val="left"/>
-              <w:pBdr>
-                <w:bottom w:val="none" w:sz="0" w:space="0" w:color="000000"/>
-                <w:top w:val="none" w:sz="0" w:space="0" w:color="000000"/>
-                <w:left w:val="none" w:sz="0" w:space="0" w:color="000000"/>
-                <w:right w:val="none" w:sz="0" w:space="0" w:color="000000"/>
-              </w:pBdr>
-              <w:spacing w:after="20" w:before="20" w:line="240"/>
-              <w:ind w:left="100" w:right="100" w:firstLine="0" w:firstLineChars="0"/>
+              <w:jc w:val="left"/>
+              <w:pBdr>
+                <w:bottom w:val="none" w:sz="0" w:space="0" w:color="000000"/>
+                <w:top w:val="none" w:sz="0" w:space="0" w:color="000000"/>
+                <w:left w:val="none" w:sz="0" w:space="0" w:color="000000"/>
+                <w:right w:val="none" w:sz="0" w:space="0" w:color="000000"/>
+              </w:pBdr>
+              <w:spacing w:after="20" w:before="20" w:line="240"/>
+              <w:ind w:left="100" w:right="100" w:firstLine="0" w:firstLineChars="0"/>
+              <w:rPr>
+                <w:rFonts w:ascii="Times" w:hAnsi="Helvetica" w:eastAsia="Helvetica" w:cs="Helvetica"/>
+                <w:i w:val="false"/>
+                <w:b w:val="false"/>
+                <w:u w:val="none"/>
+                <w:sz w:val="24"/>
+                <w:szCs w:val="24"/>
+                <w:color w:val="000000"/>
+              </w:rPr>
             </w:pPr>
             <w:r xmlns:w="http://schemas.openxmlformats.org/wordprocessingml/2006/main" xmlns:wp="http://schemas.openxmlformats.org/drawingml/2006/wordprocessingDrawing" xmlns:r="http://schemas.openxmlformats.org/officeDocument/2006/relationships" xmlns:w14="http://schemas.microsoft.com/office/word/2010/wordml">
               <w:rPr>
@@ -448,16 +504,24 @@
           </w:tcPr>
           <w:p>
             <w:pPr>
-              <w:pStyle w:val="Normal"/>
-              <w:jc w:val="left"/>
-              <w:pBdr>
-                <w:bottom w:val="none" w:sz="0" w:space="0" w:color="000000"/>
-                <w:top w:val="none" w:sz="0" w:space="0" w:color="000000"/>
-                <w:left w:val="none" w:sz="0" w:space="0" w:color="000000"/>
-                <w:right w:val="none" w:sz="0" w:space="0" w:color="000000"/>
-              </w:pBdr>
-              <w:spacing w:after="20" w:before="20" w:line="240"/>
-              <w:ind w:left="100" w:right="100" w:firstLine="0" w:firstLineChars="0"/>
+              <w:jc w:val="left"/>
+              <w:pBdr>
+                <w:bottom w:val="none" w:sz="0" w:space="0" w:color="000000"/>
+                <w:top w:val="none" w:sz="0" w:space="0" w:color="000000"/>
+                <w:left w:val="none" w:sz="0" w:space="0" w:color="000000"/>
+                <w:right w:val="none" w:sz="0" w:space="0" w:color="000000"/>
+              </w:pBdr>
+              <w:spacing w:after="20" w:before="20" w:line="240"/>
+              <w:ind w:left="100" w:right="100" w:firstLine="0" w:firstLineChars="0"/>
+              <w:rPr>
+                <w:rFonts w:ascii="Times" w:hAnsi="Helvetica" w:eastAsia="Helvetica" w:cs="Helvetica"/>
+                <w:i w:val="false"/>
+                <w:b w:val="false"/>
+                <w:u w:val="none"/>
+                <w:sz w:val="24"/>
+                <w:szCs w:val="24"/>
+                <w:color w:val="000000"/>
+              </w:rPr>
             </w:pPr>
             <w:r xmlns:w="http://schemas.openxmlformats.org/wordprocessingml/2006/main" xmlns:wp="http://schemas.openxmlformats.org/drawingml/2006/wordprocessingDrawing" xmlns:r="http://schemas.openxmlformats.org/officeDocument/2006/relationships" xmlns:w14="http://schemas.microsoft.com/office/word/2010/wordml">
               <w:rPr>
@@ -498,16 +562,24 @@
           </w:tcPr>
           <w:p>
             <w:pPr>
-              <w:pStyle w:val="Normal"/>
-              <w:jc w:val="left"/>
-              <w:pBdr>
-                <w:bottom w:val="none" w:sz="0" w:space="0" w:color="000000"/>
-                <w:top w:val="none" w:sz="0" w:space="0" w:color="000000"/>
-                <w:left w:val="none" w:sz="0" w:space="0" w:color="000000"/>
-                <w:right w:val="none" w:sz="0" w:space="0" w:color="000000"/>
-              </w:pBdr>
-              <w:spacing w:after="20" w:before="20" w:line="240"/>
-              <w:ind w:left="100" w:right="100" w:firstLine="0" w:firstLineChars="0"/>
+              <w:jc w:val="left"/>
+              <w:pBdr>
+                <w:bottom w:val="none" w:sz="0" w:space="0" w:color="000000"/>
+                <w:top w:val="none" w:sz="0" w:space="0" w:color="000000"/>
+                <w:left w:val="none" w:sz="0" w:space="0" w:color="000000"/>
+                <w:right w:val="none" w:sz="0" w:space="0" w:color="000000"/>
+              </w:pBdr>
+              <w:spacing w:after="20" w:before="20" w:line="240"/>
+              <w:ind w:left="100" w:right="100" w:firstLine="0" w:firstLineChars="0"/>
+              <w:rPr>
+                <w:rFonts w:ascii="Times" w:hAnsi="Helvetica" w:eastAsia="Helvetica" w:cs="Helvetica"/>
+                <w:i w:val="false"/>
+                <w:b w:val="false"/>
+                <w:u w:val="none"/>
+                <w:sz w:val="24"/>
+                <w:szCs w:val="24"/>
+                <w:color w:val="000000"/>
+              </w:rPr>
             </w:pPr>
             <w:r xmlns:w="http://schemas.openxmlformats.org/wordprocessingml/2006/main" xmlns:wp="http://schemas.openxmlformats.org/drawingml/2006/wordprocessingDrawing" xmlns:r="http://schemas.openxmlformats.org/officeDocument/2006/relationships" xmlns:w14="http://schemas.microsoft.com/office/word/2010/wordml">
               <w:rPr>
@@ -542,16 +614,24 @@
           </w:tcPr>
           <w:p>
             <w:pPr>
-              <w:pStyle w:val="Normal"/>
-              <w:jc w:val="left"/>
-              <w:pBdr>
-                <w:bottom w:val="none" w:sz="0" w:space="0" w:color="000000"/>
-                <w:top w:val="none" w:sz="0" w:space="0" w:color="000000"/>
-                <w:left w:val="none" w:sz="0" w:space="0" w:color="000000"/>
-                <w:right w:val="none" w:sz="0" w:space="0" w:color="000000"/>
-              </w:pBdr>
-              <w:spacing w:after="20" w:before="20" w:line="240"/>
-              <w:ind w:left="100" w:right="100" w:firstLine="0" w:firstLineChars="0"/>
+              <w:jc w:val="left"/>
+              <w:pBdr>
+                <w:bottom w:val="none" w:sz="0" w:space="0" w:color="000000"/>
+                <w:top w:val="none" w:sz="0" w:space="0" w:color="000000"/>
+                <w:left w:val="none" w:sz="0" w:space="0" w:color="000000"/>
+                <w:right w:val="none" w:sz="0" w:space="0" w:color="000000"/>
+              </w:pBdr>
+              <w:spacing w:after="20" w:before="20" w:line="240"/>
+              <w:ind w:left="100" w:right="100" w:firstLine="0" w:firstLineChars="0"/>
+              <w:rPr>
+                <w:rFonts w:ascii="Times" w:hAnsi="Helvetica" w:eastAsia="Helvetica" w:cs="Helvetica"/>
+                <w:i w:val="false"/>
+                <w:b w:val="false"/>
+                <w:u w:val="none"/>
+                <w:sz w:val="24"/>
+                <w:szCs w:val="24"/>
+                <w:color w:val="000000"/>
+              </w:rPr>
             </w:pPr>
             <w:r xmlns:w="http://schemas.openxmlformats.org/wordprocessingml/2006/main" xmlns:wp="http://schemas.openxmlformats.org/drawingml/2006/wordprocessingDrawing" xmlns:r="http://schemas.openxmlformats.org/officeDocument/2006/relationships" xmlns:w14="http://schemas.microsoft.com/office/word/2010/wordml">
               <w:rPr>
@@ -592,16 +672,24 @@
           </w:tcPr>
           <w:p>
             <w:pPr>
-              <w:pStyle w:val="Normal"/>
-              <w:jc w:val="left"/>
-              <w:pBdr>
-                <w:bottom w:val="none" w:sz="0" w:space="0" w:color="000000"/>
-                <w:top w:val="none" w:sz="0" w:space="0" w:color="000000"/>
-                <w:left w:val="none" w:sz="0" w:space="0" w:color="000000"/>
-                <w:right w:val="none" w:sz="0" w:space="0" w:color="000000"/>
-              </w:pBdr>
-              <w:spacing w:after="20" w:before="20" w:line="240"/>
-              <w:ind w:left="100" w:right="100" w:firstLine="0" w:firstLineChars="0"/>
+              <w:jc w:val="left"/>
+              <w:pBdr>
+                <w:bottom w:val="none" w:sz="0" w:space="0" w:color="000000"/>
+                <w:top w:val="none" w:sz="0" w:space="0" w:color="000000"/>
+                <w:left w:val="none" w:sz="0" w:space="0" w:color="000000"/>
+                <w:right w:val="none" w:sz="0" w:space="0" w:color="000000"/>
+              </w:pBdr>
+              <w:spacing w:after="20" w:before="20" w:line="240"/>
+              <w:ind w:left="100" w:right="100" w:firstLine="0" w:firstLineChars="0"/>
+              <w:rPr>
+                <w:rFonts w:ascii="Times" w:hAnsi="Helvetica" w:eastAsia="Helvetica" w:cs="Helvetica"/>
+                <w:i w:val="false"/>
+                <w:b w:val="false"/>
+                <w:u w:val="none"/>
+                <w:sz w:val="24"/>
+                <w:szCs w:val="24"/>
+                <w:color w:val="000000"/>
+              </w:rPr>
             </w:pPr>
             <w:r xmlns:w="http://schemas.openxmlformats.org/wordprocessingml/2006/main" xmlns:wp="http://schemas.openxmlformats.org/drawingml/2006/wordprocessingDrawing" xmlns:r="http://schemas.openxmlformats.org/officeDocument/2006/relationships" xmlns:w14="http://schemas.microsoft.com/office/word/2010/wordml">
               <w:rPr>
@@ -636,16 +724,24 @@
           </w:tcPr>
           <w:p>
             <w:pPr>
-              <w:pStyle w:val="Normal"/>
-              <w:jc w:val="left"/>
-              <w:pBdr>
-                <w:bottom w:val="none" w:sz="0" w:space="0" w:color="000000"/>
-                <w:top w:val="none" w:sz="0" w:space="0" w:color="000000"/>
-                <w:left w:val="none" w:sz="0" w:space="0" w:color="000000"/>
-                <w:right w:val="none" w:sz="0" w:space="0" w:color="000000"/>
-              </w:pBdr>
-              <w:spacing w:after="20" w:before="20" w:line="240"/>
-              <w:ind w:left="100" w:right="100" w:firstLine="0" w:firstLineChars="0"/>
+              <w:jc w:val="left"/>
+              <w:pBdr>
+                <w:bottom w:val="none" w:sz="0" w:space="0" w:color="000000"/>
+                <w:top w:val="none" w:sz="0" w:space="0" w:color="000000"/>
+                <w:left w:val="none" w:sz="0" w:space="0" w:color="000000"/>
+                <w:right w:val="none" w:sz="0" w:space="0" w:color="000000"/>
+              </w:pBdr>
+              <w:spacing w:after="20" w:before="20" w:line="240"/>
+              <w:ind w:left="100" w:right="100" w:firstLine="0" w:firstLineChars="0"/>
+              <w:rPr>
+                <w:rFonts w:ascii="Times" w:hAnsi="Helvetica" w:eastAsia="Helvetica" w:cs="Helvetica"/>
+                <w:i w:val="false"/>
+                <w:b w:val="false"/>
+                <w:u w:val="none"/>
+                <w:sz w:val="24"/>
+                <w:szCs w:val="24"/>
+                <w:color w:val="000000"/>
+              </w:rPr>
             </w:pPr>
             <w:r xmlns:w="http://schemas.openxmlformats.org/wordprocessingml/2006/main" xmlns:wp="http://schemas.openxmlformats.org/drawingml/2006/wordprocessingDrawing" xmlns:r="http://schemas.openxmlformats.org/officeDocument/2006/relationships" xmlns:w14="http://schemas.microsoft.com/office/word/2010/wordml">
               <w:rPr>
@@ -686,16 +782,24 @@
           </w:tcPr>
           <w:p>
             <w:pPr>
-              <w:pStyle w:val="Normal"/>
-              <w:jc w:val="left"/>
-              <w:pBdr>
-                <w:bottom w:val="none" w:sz="0" w:space="0" w:color="000000"/>
-                <w:top w:val="none" w:sz="0" w:space="0" w:color="000000"/>
-                <w:left w:val="none" w:sz="0" w:space="0" w:color="000000"/>
-                <w:right w:val="none" w:sz="0" w:space="0" w:color="000000"/>
-              </w:pBdr>
-              <w:spacing w:after="20" w:before="20" w:line="240"/>
-              <w:ind w:left="100" w:right="100" w:firstLine="0" w:firstLineChars="0"/>
+              <w:jc w:val="left"/>
+              <w:pBdr>
+                <w:bottom w:val="none" w:sz="0" w:space="0" w:color="000000"/>
+                <w:top w:val="none" w:sz="0" w:space="0" w:color="000000"/>
+                <w:left w:val="none" w:sz="0" w:space="0" w:color="000000"/>
+                <w:right w:val="none" w:sz="0" w:space="0" w:color="000000"/>
+              </w:pBdr>
+              <w:spacing w:after="20" w:before="20" w:line="240"/>
+              <w:ind w:left="100" w:right="100" w:firstLine="0" w:firstLineChars="0"/>
+              <w:rPr>
+                <w:rFonts w:ascii="Times" w:hAnsi="Helvetica" w:eastAsia="Helvetica" w:cs="Helvetica"/>
+                <w:i w:val="false"/>
+                <w:b w:val="false"/>
+                <w:u w:val="none"/>
+                <w:sz w:val="24"/>
+                <w:szCs w:val="24"/>
+                <w:color w:val="000000"/>
+              </w:rPr>
             </w:pPr>
             <w:r xmlns:w="http://schemas.openxmlformats.org/wordprocessingml/2006/main" xmlns:wp="http://schemas.openxmlformats.org/drawingml/2006/wordprocessingDrawing" xmlns:r="http://schemas.openxmlformats.org/officeDocument/2006/relationships" xmlns:w14="http://schemas.microsoft.com/office/word/2010/wordml">
               <w:rPr>
@@ -730,16 +834,24 @@
           </w:tcPr>
           <w:p>
             <w:pPr>
-              <w:pStyle w:val="Normal"/>
-              <w:jc w:val="left"/>
-              <w:pBdr>
-                <w:bottom w:val="none" w:sz="0" w:space="0" w:color="000000"/>
-                <w:top w:val="none" w:sz="0" w:space="0" w:color="000000"/>
-                <w:left w:val="none" w:sz="0" w:space="0" w:color="000000"/>
-                <w:right w:val="none" w:sz="0" w:space="0" w:color="000000"/>
-              </w:pBdr>
-              <w:spacing w:after="20" w:before="20" w:line="240"/>
-              <w:ind w:left="100" w:right="100" w:firstLine="0" w:firstLineChars="0"/>
+              <w:jc w:val="left"/>
+              <w:pBdr>
+                <w:bottom w:val="none" w:sz="0" w:space="0" w:color="000000"/>
+                <w:top w:val="none" w:sz="0" w:space="0" w:color="000000"/>
+                <w:left w:val="none" w:sz="0" w:space="0" w:color="000000"/>
+                <w:right w:val="none" w:sz="0" w:space="0" w:color="000000"/>
+              </w:pBdr>
+              <w:spacing w:after="20" w:before="20" w:line="240"/>
+              <w:ind w:left="100" w:right="100" w:firstLine="0" w:firstLineChars="0"/>
+              <w:rPr>
+                <w:rFonts w:ascii="Times" w:hAnsi="Helvetica" w:eastAsia="Helvetica" w:cs="Helvetica"/>
+                <w:i w:val="false"/>
+                <w:b w:val="false"/>
+                <w:u w:val="none"/>
+                <w:sz w:val="24"/>
+                <w:szCs w:val="24"/>
+                <w:color w:val="000000"/>
+              </w:rPr>
             </w:pPr>
             <w:r xmlns:w="http://schemas.openxmlformats.org/wordprocessingml/2006/main" xmlns:wp="http://schemas.openxmlformats.org/drawingml/2006/wordprocessingDrawing" xmlns:r="http://schemas.openxmlformats.org/officeDocument/2006/relationships" xmlns:w14="http://schemas.microsoft.com/office/word/2010/wordml">
               <w:rPr>
@@ -780,16 +892,24 @@
           </w:tcPr>
           <w:p>
             <w:pPr>
-              <w:pStyle w:val="Normal"/>
-              <w:jc w:val="left"/>
-              <w:pBdr>
-                <w:bottom w:val="none" w:sz="0" w:space="0" w:color="000000"/>
-                <w:top w:val="none" w:sz="0" w:space="0" w:color="000000"/>
-                <w:left w:val="none" w:sz="0" w:space="0" w:color="000000"/>
-                <w:right w:val="none" w:sz="0" w:space="0" w:color="000000"/>
-              </w:pBdr>
-              <w:spacing w:after="20" w:before="20" w:line="240"/>
-              <w:ind w:left="100" w:right="100" w:firstLine="0" w:firstLineChars="0"/>
+              <w:jc w:val="left"/>
+              <w:pBdr>
+                <w:bottom w:val="none" w:sz="0" w:space="0" w:color="000000"/>
+                <w:top w:val="none" w:sz="0" w:space="0" w:color="000000"/>
+                <w:left w:val="none" w:sz="0" w:space="0" w:color="000000"/>
+                <w:right w:val="none" w:sz="0" w:space="0" w:color="000000"/>
+              </w:pBdr>
+              <w:spacing w:after="20" w:before="20" w:line="240"/>
+              <w:ind w:left="100" w:right="100" w:firstLine="0" w:firstLineChars="0"/>
+              <w:rPr>
+                <w:rFonts w:ascii="Times" w:hAnsi="Helvetica" w:eastAsia="Helvetica" w:cs="Helvetica"/>
+                <w:i w:val="false"/>
+                <w:b w:val="false"/>
+                <w:u w:val="none"/>
+                <w:sz w:val="24"/>
+                <w:szCs w:val="24"/>
+                <w:color w:val="000000"/>
+              </w:rPr>
             </w:pPr>
             <w:r xmlns:w="http://schemas.openxmlformats.org/wordprocessingml/2006/main" xmlns:wp="http://schemas.openxmlformats.org/drawingml/2006/wordprocessingDrawing" xmlns:r="http://schemas.openxmlformats.org/officeDocument/2006/relationships" xmlns:w14="http://schemas.microsoft.com/office/word/2010/wordml">
               <w:rPr>
@@ -824,16 +944,24 @@
           </w:tcPr>
           <w:p>
             <w:pPr>
-              <w:pStyle w:val="Normal"/>
-              <w:jc w:val="left"/>
-              <w:pBdr>
-                <w:bottom w:val="none" w:sz="0" w:space="0" w:color="000000"/>
-                <w:top w:val="none" w:sz="0" w:space="0" w:color="000000"/>
-                <w:left w:val="none" w:sz="0" w:space="0" w:color="000000"/>
-                <w:right w:val="none" w:sz="0" w:space="0" w:color="000000"/>
-              </w:pBdr>
-              <w:spacing w:after="20" w:before="20" w:line="240"/>
-              <w:ind w:left="100" w:right="100" w:firstLine="0" w:firstLineChars="0"/>
+              <w:jc w:val="left"/>
+              <w:pBdr>
+                <w:bottom w:val="none" w:sz="0" w:space="0" w:color="000000"/>
+                <w:top w:val="none" w:sz="0" w:space="0" w:color="000000"/>
+                <w:left w:val="none" w:sz="0" w:space="0" w:color="000000"/>
+                <w:right w:val="none" w:sz="0" w:space="0" w:color="000000"/>
+              </w:pBdr>
+              <w:spacing w:after="20" w:before="20" w:line="240"/>
+              <w:ind w:left="100" w:right="100" w:firstLine="0" w:firstLineChars="0"/>
+              <w:rPr>
+                <w:rFonts w:ascii="Times" w:hAnsi="Helvetica" w:eastAsia="Helvetica" w:cs="Helvetica"/>
+                <w:i w:val="false"/>
+                <w:b w:val="false"/>
+                <w:u w:val="none"/>
+                <w:sz w:val="24"/>
+                <w:szCs w:val="24"/>
+                <w:color w:val="000000"/>
+              </w:rPr>
             </w:pPr>
             <w:r xmlns:w="http://schemas.openxmlformats.org/wordprocessingml/2006/main" xmlns:wp="http://schemas.openxmlformats.org/drawingml/2006/wordprocessingDrawing" xmlns:r="http://schemas.openxmlformats.org/officeDocument/2006/relationships" xmlns:w14="http://schemas.microsoft.com/office/word/2010/wordml">
               <w:rPr>
@@ -874,16 +1002,24 @@
           </w:tcPr>
           <w:p>
             <w:pPr>
-              <w:pStyle w:val="Normal"/>
-              <w:jc w:val="left"/>
-              <w:pBdr>
-                <w:bottom w:val="none" w:sz="0" w:space="0" w:color="000000"/>
-                <w:top w:val="none" w:sz="0" w:space="0" w:color="000000"/>
-                <w:left w:val="none" w:sz="0" w:space="0" w:color="000000"/>
-                <w:right w:val="none" w:sz="0" w:space="0" w:color="000000"/>
-              </w:pBdr>
-              <w:spacing w:after="20" w:before="20" w:line="240"/>
-              <w:ind w:left="100" w:right="100" w:firstLine="0" w:firstLineChars="0"/>
+              <w:jc w:val="left"/>
+              <w:pBdr>
+                <w:bottom w:val="none" w:sz="0" w:space="0" w:color="000000"/>
+                <w:top w:val="none" w:sz="0" w:space="0" w:color="000000"/>
+                <w:left w:val="none" w:sz="0" w:space="0" w:color="000000"/>
+                <w:right w:val="none" w:sz="0" w:space="0" w:color="000000"/>
+              </w:pBdr>
+              <w:spacing w:after="20" w:before="20" w:line="240"/>
+              <w:ind w:left="100" w:right="100" w:firstLine="0" w:firstLineChars="0"/>
+              <w:rPr>
+                <w:rFonts w:ascii="Times" w:hAnsi="Helvetica" w:eastAsia="Helvetica" w:cs="Helvetica"/>
+                <w:i w:val="false"/>
+                <w:b w:val="false"/>
+                <w:u w:val="none"/>
+                <w:sz w:val="24"/>
+                <w:szCs w:val="24"/>
+                <w:color w:val="000000"/>
+              </w:rPr>
             </w:pPr>
             <w:r xmlns:w="http://schemas.openxmlformats.org/wordprocessingml/2006/main" xmlns:wp="http://schemas.openxmlformats.org/drawingml/2006/wordprocessingDrawing" xmlns:r="http://schemas.openxmlformats.org/officeDocument/2006/relationships" xmlns:w14="http://schemas.microsoft.com/office/word/2010/wordml">
               <w:rPr>
@@ -918,16 +1054,24 @@
           </w:tcPr>
           <w:p>
             <w:pPr>
-              <w:pStyle w:val="Normal"/>
-              <w:jc w:val="left"/>
-              <w:pBdr>
-                <w:bottom w:val="none" w:sz="0" w:space="0" w:color="000000"/>
-                <w:top w:val="none" w:sz="0" w:space="0" w:color="000000"/>
-                <w:left w:val="none" w:sz="0" w:space="0" w:color="000000"/>
-                <w:right w:val="none" w:sz="0" w:space="0" w:color="000000"/>
-              </w:pBdr>
-              <w:spacing w:after="20" w:before="20" w:line="240"/>
-              <w:ind w:left="100" w:right="100" w:firstLine="0" w:firstLineChars="0"/>
+              <w:jc w:val="left"/>
+              <w:pBdr>
+                <w:bottom w:val="none" w:sz="0" w:space="0" w:color="000000"/>
+                <w:top w:val="none" w:sz="0" w:space="0" w:color="000000"/>
+                <w:left w:val="none" w:sz="0" w:space="0" w:color="000000"/>
+                <w:right w:val="none" w:sz="0" w:space="0" w:color="000000"/>
+              </w:pBdr>
+              <w:spacing w:after="20" w:before="20" w:line="240"/>
+              <w:ind w:left="100" w:right="100" w:firstLine="0" w:firstLineChars="0"/>
+              <w:rPr>
+                <w:rFonts w:ascii="Times" w:hAnsi="Helvetica" w:eastAsia="Helvetica" w:cs="Helvetica"/>
+                <w:i w:val="false"/>
+                <w:b w:val="false"/>
+                <w:u w:val="none"/>
+                <w:sz w:val="24"/>
+                <w:szCs w:val="24"/>
+                <w:color w:val="000000"/>
+              </w:rPr>
             </w:pPr>
             <w:r xmlns:w="http://schemas.openxmlformats.org/wordprocessingml/2006/main" xmlns:wp="http://schemas.openxmlformats.org/drawingml/2006/wordprocessingDrawing" xmlns:r="http://schemas.openxmlformats.org/officeDocument/2006/relationships" xmlns:w14="http://schemas.microsoft.com/office/word/2010/wordml">
               <w:rPr>
@@ -968,16 +1112,24 @@
           </w:tcPr>
           <w:p>
             <w:pPr>
-              <w:pStyle w:val="Normal"/>
-              <w:jc w:val="left"/>
-              <w:pBdr>
-                <w:bottom w:val="none" w:sz="0" w:space="0" w:color="000000"/>
-                <w:top w:val="none" w:sz="0" w:space="0" w:color="000000"/>
-                <w:left w:val="none" w:sz="0" w:space="0" w:color="000000"/>
-                <w:right w:val="none" w:sz="0" w:space="0" w:color="000000"/>
-              </w:pBdr>
-              <w:spacing w:after="20" w:before="20" w:line="240"/>
-              <w:ind w:left="100" w:right="100" w:firstLine="0" w:firstLineChars="0"/>
+              <w:jc w:val="left"/>
+              <w:pBdr>
+                <w:bottom w:val="none" w:sz="0" w:space="0" w:color="000000"/>
+                <w:top w:val="none" w:sz="0" w:space="0" w:color="000000"/>
+                <w:left w:val="none" w:sz="0" w:space="0" w:color="000000"/>
+                <w:right w:val="none" w:sz="0" w:space="0" w:color="000000"/>
+              </w:pBdr>
+              <w:spacing w:after="20" w:before="20" w:line="240"/>
+              <w:ind w:left="100" w:right="100" w:firstLine="0" w:firstLineChars="0"/>
+              <w:rPr>
+                <w:rFonts w:ascii="Times" w:hAnsi="Helvetica" w:eastAsia="Helvetica" w:cs="Helvetica"/>
+                <w:i w:val="false"/>
+                <w:b w:val="false"/>
+                <w:u w:val="none"/>
+                <w:sz w:val="24"/>
+                <w:szCs w:val="24"/>
+                <w:color w:val="000000"/>
+              </w:rPr>
             </w:pPr>
             <w:r xmlns:w="http://schemas.openxmlformats.org/wordprocessingml/2006/main" xmlns:wp="http://schemas.openxmlformats.org/drawingml/2006/wordprocessingDrawing" xmlns:r="http://schemas.openxmlformats.org/officeDocument/2006/relationships" xmlns:w14="http://schemas.microsoft.com/office/word/2010/wordml">
               <w:rPr>
@@ -1012,16 +1164,24 @@
           </w:tcPr>
           <w:p>
             <w:pPr>
-              <w:pStyle w:val="Normal"/>
-              <w:jc w:val="left"/>
-              <w:pBdr>
-                <w:bottom w:val="none" w:sz="0" w:space="0" w:color="000000"/>
-                <w:top w:val="none" w:sz="0" w:space="0" w:color="000000"/>
-                <w:left w:val="none" w:sz="0" w:space="0" w:color="000000"/>
-                <w:right w:val="none" w:sz="0" w:space="0" w:color="000000"/>
-              </w:pBdr>
-              <w:spacing w:after="20" w:before="20" w:line="240"/>
-              <w:ind w:left="100" w:right="100" w:firstLine="0" w:firstLineChars="0"/>
+              <w:jc w:val="left"/>
+              <w:pBdr>
+                <w:bottom w:val="none" w:sz="0" w:space="0" w:color="000000"/>
+                <w:top w:val="none" w:sz="0" w:space="0" w:color="000000"/>
+                <w:left w:val="none" w:sz="0" w:space="0" w:color="000000"/>
+                <w:right w:val="none" w:sz="0" w:space="0" w:color="000000"/>
+              </w:pBdr>
+              <w:spacing w:after="20" w:before="20" w:line="240"/>
+              <w:ind w:left="100" w:right="100" w:firstLine="0" w:firstLineChars="0"/>
+              <w:rPr>
+                <w:rFonts w:ascii="Times" w:hAnsi="Helvetica" w:eastAsia="Helvetica" w:cs="Helvetica"/>
+                <w:i w:val="false"/>
+                <w:b w:val="false"/>
+                <w:u w:val="none"/>
+                <w:sz w:val="24"/>
+                <w:szCs w:val="24"/>
+                <w:color w:val="000000"/>
+              </w:rPr>
             </w:pPr>
             <w:r xmlns:w="http://schemas.openxmlformats.org/wordprocessingml/2006/main" xmlns:wp="http://schemas.openxmlformats.org/drawingml/2006/wordprocessingDrawing" xmlns:r="http://schemas.openxmlformats.org/officeDocument/2006/relationships" xmlns:w14="http://schemas.microsoft.com/office/word/2010/wordml">
               <w:rPr>
@@ -1062,16 +1222,24 @@
           </w:tcPr>
           <w:p>
             <w:pPr>
-              <w:pStyle w:val="Normal"/>
-              <w:jc w:val="left"/>
-              <w:pBdr>
-                <w:bottom w:val="none" w:sz="0" w:space="0" w:color="000000"/>
-                <w:top w:val="none" w:sz="0" w:space="0" w:color="000000"/>
-                <w:left w:val="none" w:sz="0" w:space="0" w:color="000000"/>
-                <w:right w:val="none" w:sz="0" w:space="0" w:color="000000"/>
-              </w:pBdr>
-              <w:spacing w:after="20" w:before="20" w:line="240"/>
-              <w:ind w:left="100" w:right="100" w:firstLine="0" w:firstLineChars="0"/>
+              <w:jc w:val="left"/>
+              <w:pBdr>
+                <w:bottom w:val="none" w:sz="0" w:space="0" w:color="000000"/>
+                <w:top w:val="none" w:sz="0" w:space="0" w:color="000000"/>
+                <w:left w:val="none" w:sz="0" w:space="0" w:color="000000"/>
+                <w:right w:val="none" w:sz="0" w:space="0" w:color="000000"/>
+              </w:pBdr>
+              <w:spacing w:after="20" w:before="20" w:line="240"/>
+              <w:ind w:left="100" w:right="100" w:firstLine="0" w:firstLineChars="0"/>
+              <w:rPr>
+                <w:rFonts w:ascii="Times" w:hAnsi="Helvetica" w:eastAsia="Helvetica" w:cs="Helvetica"/>
+                <w:i w:val="false"/>
+                <w:b w:val="false"/>
+                <w:u w:val="none"/>
+                <w:sz w:val="24"/>
+                <w:szCs w:val="24"/>
+                <w:color w:val="000000"/>
+              </w:rPr>
             </w:pPr>
             <w:r xmlns:w="http://schemas.openxmlformats.org/wordprocessingml/2006/main" xmlns:wp="http://schemas.openxmlformats.org/drawingml/2006/wordprocessingDrawing" xmlns:r="http://schemas.openxmlformats.org/officeDocument/2006/relationships" xmlns:w14="http://schemas.microsoft.com/office/word/2010/wordml">
               <w:rPr>
@@ -1106,16 +1274,24 @@
           </w:tcPr>
           <w:p>
             <w:pPr>
-              <w:pStyle w:val="Normal"/>
-              <w:jc w:val="left"/>
-              <w:pBdr>
-                <w:bottom w:val="none" w:sz="0" w:space="0" w:color="000000"/>
-                <w:top w:val="none" w:sz="0" w:space="0" w:color="000000"/>
-                <w:left w:val="none" w:sz="0" w:space="0" w:color="000000"/>
-                <w:right w:val="none" w:sz="0" w:space="0" w:color="000000"/>
-              </w:pBdr>
-              <w:spacing w:after="20" w:before="20" w:line="240"/>
-              <w:ind w:left="100" w:right="100" w:firstLine="0" w:firstLineChars="0"/>
+              <w:jc w:val="left"/>
+              <w:pBdr>
+                <w:bottom w:val="none" w:sz="0" w:space="0" w:color="000000"/>
+                <w:top w:val="none" w:sz="0" w:space="0" w:color="000000"/>
+                <w:left w:val="none" w:sz="0" w:space="0" w:color="000000"/>
+                <w:right w:val="none" w:sz="0" w:space="0" w:color="000000"/>
+              </w:pBdr>
+              <w:spacing w:after="20" w:before="20" w:line="240"/>
+              <w:ind w:left="100" w:right="100" w:firstLine="0" w:firstLineChars="0"/>
+              <w:rPr>
+                <w:rFonts w:ascii="Times" w:hAnsi="Helvetica" w:eastAsia="Helvetica" w:cs="Helvetica"/>
+                <w:i w:val="false"/>
+                <w:b w:val="false"/>
+                <w:u w:val="none"/>
+                <w:sz w:val="24"/>
+                <w:szCs w:val="24"/>
+                <w:color w:val="000000"/>
+              </w:rPr>
             </w:pPr>
             <w:r xmlns:w="http://schemas.openxmlformats.org/wordprocessingml/2006/main" xmlns:wp="http://schemas.openxmlformats.org/drawingml/2006/wordprocessingDrawing" xmlns:r="http://schemas.openxmlformats.org/officeDocument/2006/relationships" xmlns:w14="http://schemas.microsoft.com/office/word/2010/wordml">
               <w:rPr>
@@ -1156,16 +1332,24 @@
           </w:tcPr>
           <w:p>
             <w:pPr>
-              <w:pStyle w:val="Normal"/>
-              <w:jc w:val="left"/>
-              <w:pBdr>
-                <w:bottom w:val="none" w:sz="0" w:space="0" w:color="000000"/>
-                <w:top w:val="none" w:sz="0" w:space="0" w:color="000000"/>
-                <w:left w:val="none" w:sz="0" w:space="0" w:color="000000"/>
-                <w:right w:val="none" w:sz="0" w:space="0" w:color="000000"/>
-              </w:pBdr>
-              <w:spacing w:after="20" w:before="20" w:line="240"/>
-              <w:ind w:left="100" w:right="100" w:firstLine="0" w:firstLineChars="0"/>
+              <w:jc w:val="left"/>
+              <w:pBdr>
+                <w:bottom w:val="none" w:sz="0" w:space="0" w:color="000000"/>
+                <w:top w:val="none" w:sz="0" w:space="0" w:color="000000"/>
+                <w:left w:val="none" w:sz="0" w:space="0" w:color="000000"/>
+                <w:right w:val="none" w:sz="0" w:space="0" w:color="000000"/>
+              </w:pBdr>
+              <w:spacing w:after="20" w:before="20" w:line="240"/>
+              <w:ind w:left="100" w:right="100" w:firstLine="0" w:firstLineChars="0"/>
+              <w:rPr>
+                <w:rFonts w:ascii="Times" w:hAnsi="Helvetica" w:eastAsia="Helvetica" w:cs="Helvetica"/>
+                <w:i w:val="false"/>
+                <w:b w:val="false"/>
+                <w:u w:val="none"/>
+                <w:sz w:val="24"/>
+                <w:szCs w:val="24"/>
+                <w:color w:val="000000"/>
+              </w:rPr>
             </w:pPr>
             <w:r xmlns:w="http://schemas.openxmlformats.org/wordprocessingml/2006/main" xmlns:wp="http://schemas.openxmlformats.org/drawingml/2006/wordprocessingDrawing" xmlns:r="http://schemas.openxmlformats.org/officeDocument/2006/relationships" xmlns:w14="http://schemas.microsoft.com/office/word/2010/wordml">
               <w:rPr>
@@ -1200,16 +1384,24 @@
           </w:tcPr>
           <w:p>
             <w:pPr>
-              <w:pStyle w:val="Normal"/>
-              <w:jc w:val="left"/>
-              <w:pBdr>
-                <w:bottom w:val="none" w:sz="0" w:space="0" w:color="000000"/>
-                <w:top w:val="none" w:sz="0" w:space="0" w:color="000000"/>
-                <w:left w:val="none" w:sz="0" w:space="0" w:color="000000"/>
-                <w:right w:val="none" w:sz="0" w:space="0" w:color="000000"/>
-              </w:pBdr>
-              <w:spacing w:after="20" w:before="20" w:line="240"/>
-              <w:ind w:left="100" w:right="100" w:firstLine="0" w:firstLineChars="0"/>
+              <w:jc w:val="left"/>
+              <w:pBdr>
+                <w:bottom w:val="none" w:sz="0" w:space="0" w:color="000000"/>
+                <w:top w:val="none" w:sz="0" w:space="0" w:color="000000"/>
+                <w:left w:val="none" w:sz="0" w:space="0" w:color="000000"/>
+                <w:right w:val="none" w:sz="0" w:space="0" w:color="000000"/>
+              </w:pBdr>
+              <w:spacing w:after="20" w:before="20" w:line="240"/>
+              <w:ind w:left="100" w:right="100" w:firstLine="0" w:firstLineChars="0"/>
+              <w:rPr>
+                <w:rFonts w:ascii="Times" w:hAnsi="Helvetica" w:eastAsia="Helvetica" w:cs="Helvetica"/>
+                <w:i w:val="false"/>
+                <w:b w:val="false"/>
+                <w:u w:val="none"/>
+                <w:sz w:val="24"/>
+                <w:szCs w:val="24"/>
+                <w:color w:val="000000"/>
+              </w:rPr>
             </w:pPr>
             <w:r xmlns:w="http://schemas.openxmlformats.org/wordprocessingml/2006/main" xmlns:wp="http://schemas.openxmlformats.org/drawingml/2006/wordprocessingDrawing" xmlns:r="http://schemas.openxmlformats.org/officeDocument/2006/relationships" xmlns:w14="http://schemas.microsoft.com/office/word/2010/wordml">
               <w:rPr>
@@ -1250,16 +1442,24 @@
           </w:tcPr>
           <w:p>
             <w:pPr>
-              <w:pStyle w:val="Normal"/>
-              <w:jc w:val="left"/>
-              <w:pBdr>
-                <w:bottom w:val="none" w:sz="0" w:space="0" w:color="000000"/>
-                <w:top w:val="none" w:sz="0" w:space="0" w:color="000000"/>
-                <w:left w:val="none" w:sz="0" w:space="0" w:color="000000"/>
-                <w:right w:val="none" w:sz="0" w:space="0" w:color="000000"/>
-              </w:pBdr>
-              <w:spacing w:after="20" w:before="20" w:line="240"/>
-              <w:ind w:left="100" w:right="100" w:firstLine="0" w:firstLineChars="0"/>
+              <w:jc w:val="left"/>
+              <w:pBdr>
+                <w:bottom w:val="none" w:sz="0" w:space="0" w:color="000000"/>
+                <w:top w:val="none" w:sz="0" w:space="0" w:color="000000"/>
+                <w:left w:val="none" w:sz="0" w:space="0" w:color="000000"/>
+                <w:right w:val="none" w:sz="0" w:space="0" w:color="000000"/>
+              </w:pBdr>
+              <w:spacing w:after="20" w:before="20" w:line="240"/>
+              <w:ind w:left="100" w:right="100" w:firstLine="0" w:firstLineChars="0"/>
+              <w:rPr>
+                <w:rFonts w:ascii="Times" w:hAnsi="Helvetica" w:eastAsia="Helvetica" w:cs="Helvetica"/>
+                <w:i w:val="false"/>
+                <w:b w:val="false"/>
+                <w:u w:val="none"/>
+                <w:sz w:val="24"/>
+                <w:szCs w:val="24"/>
+                <w:color w:val="000000"/>
+              </w:rPr>
             </w:pPr>
             <w:r xmlns:w="http://schemas.openxmlformats.org/wordprocessingml/2006/main" xmlns:wp="http://schemas.openxmlformats.org/drawingml/2006/wordprocessingDrawing" xmlns:r="http://schemas.openxmlformats.org/officeDocument/2006/relationships" xmlns:w14="http://schemas.microsoft.com/office/word/2010/wordml">
               <w:rPr>
@@ -1294,16 +1494,24 @@
           </w:tcPr>
           <w:p>
             <w:pPr>
-              <w:pStyle w:val="Normal"/>
-              <w:jc w:val="left"/>
-              <w:pBdr>
-                <w:bottom w:val="none" w:sz="0" w:space="0" w:color="000000"/>
-                <w:top w:val="none" w:sz="0" w:space="0" w:color="000000"/>
-                <w:left w:val="none" w:sz="0" w:space="0" w:color="000000"/>
-                <w:right w:val="none" w:sz="0" w:space="0" w:color="000000"/>
-              </w:pBdr>
-              <w:spacing w:after="20" w:before="20" w:line="240"/>
-              <w:ind w:left="100" w:right="100" w:firstLine="0" w:firstLineChars="0"/>
+              <w:jc w:val="left"/>
+              <w:pBdr>
+                <w:bottom w:val="none" w:sz="0" w:space="0" w:color="000000"/>
+                <w:top w:val="none" w:sz="0" w:space="0" w:color="000000"/>
+                <w:left w:val="none" w:sz="0" w:space="0" w:color="000000"/>
+                <w:right w:val="none" w:sz="0" w:space="0" w:color="000000"/>
+              </w:pBdr>
+              <w:spacing w:after="20" w:before="20" w:line="240"/>
+              <w:ind w:left="100" w:right="100" w:firstLine="0" w:firstLineChars="0"/>
+              <w:rPr>
+                <w:rFonts w:ascii="Times" w:hAnsi="Helvetica" w:eastAsia="Helvetica" w:cs="Helvetica"/>
+                <w:i w:val="false"/>
+                <w:b w:val="false"/>
+                <w:u w:val="none"/>
+                <w:sz w:val="24"/>
+                <w:szCs w:val="24"/>
+                <w:color w:val="000000"/>
+              </w:rPr>
             </w:pPr>
             <w:r xmlns:w="http://schemas.openxmlformats.org/wordprocessingml/2006/main" xmlns:wp="http://schemas.openxmlformats.org/drawingml/2006/wordprocessingDrawing" xmlns:r="http://schemas.openxmlformats.org/officeDocument/2006/relationships" xmlns:w14="http://schemas.microsoft.com/office/word/2010/wordml">
               <w:rPr>
@@ -1344,16 +1552,24 @@
           </w:tcPr>
           <w:p>
             <w:pPr>
-              <w:pStyle w:val="Normal"/>
-              <w:jc w:val="left"/>
-              <w:pBdr>
-                <w:bottom w:val="none" w:sz="0" w:space="0" w:color="000000"/>
-                <w:top w:val="none" w:sz="0" w:space="0" w:color="000000"/>
-                <w:left w:val="none" w:sz="0" w:space="0" w:color="000000"/>
-                <w:right w:val="none" w:sz="0" w:space="0" w:color="000000"/>
-              </w:pBdr>
-              <w:spacing w:after="20" w:before="20" w:line="240"/>
-              <w:ind w:left="100" w:right="100" w:firstLine="0" w:firstLineChars="0"/>
+              <w:jc w:val="left"/>
+              <w:pBdr>
+                <w:bottom w:val="none" w:sz="0" w:space="0" w:color="000000"/>
+                <w:top w:val="none" w:sz="0" w:space="0" w:color="000000"/>
+                <w:left w:val="none" w:sz="0" w:space="0" w:color="000000"/>
+                <w:right w:val="none" w:sz="0" w:space="0" w:color="000000"/>
+              </w:pBdr>
+              <w:spacing w:after="20" w:before="20" w:line="240"/>
+              <w:ind w:left="100" w:right="100" w:firstLine="0" w:firstLineChars="0"/>
+              <w:rPr>
+                <w:rFonts w:ascii="Times" w:hAnsi="Helvetica" w:eastAsia="Helvetica" w:cs="Helvetica"/>
+                <w:i w:val="false"/>
+                <w:b w:val="false"/>
+                <w:u w:val="none"/>
+                <w:sz w:val="24"/>
+                <w:szCs w:val="24"/>
+                <w:color w:val="000000"/>
+              </w:rPr>
             </w:pPr>
             <w:r xmlns:w="http://schemas.openxmlformats.org/wordprocessingml/2006/main" xmlns:wp="http://schemas.openxmlformats.org/drawingml/2006/wordprocessingDrawing" xmlns:r="http://schemas.openxmlformats.org/officeDocument/2006/relationships" xmlns:w14="http://schemas.microsoft.com/office/word/2010/wordml">
               <w:rPr>
@@ -1388,16 +1604,24 @@
           </w:tcPr>
           <w:p>
             <w:pPr>
-              <w:pStyle w:val="Normal"/>
-              <w:jc w:val="left"/>
-              <w:pBdr>
-                <w:bottom w:val="none" w:sz="0" w:space="0" w:color="000000"/>
-                <w:top w:val="none" w:sz="0" w:space="0" w:color="000000"/>
-                <w:left w:val="none" w:sz="0" w:space="0" w:color="000000"/>
-                <w:right w:val="none" w:sz="0" w:space="0" w:color="000000"/>
-              </w:pBdr>
-              <w:spacing w:after="20" w:before="20" w:line="240"/>
-              <w:ind w:left="100" w:right="100" w:firstLine="0" w:firstLineChars="0"/>
+              <w:jc w:val="left"/>
+              <w:pBdr>
+                <w:bottom w:val="none" w:sz="0" w:space="0" w:color="000000"/>
+                <w:top w:val="none" w:sz="0" w:space="0" w:color="000000"/>
+                <w:left w:val="none" w:sz="0" w:space="0" w:color="000000"/>
+                <w:right w:val="none" w:sz="0" w:space="0" w:color="000000"/>
+              </w:pBdr>
+              <w:spacing w:after="20" w:before="20" w:line="240"/>
+              <w:ind w:left="100" w:right="100" w:firstLine="0" w:firstLineChars="0"/>
+              <w:rPr>
+                <w:rFonts w:ascii="Times" w:hAnsi="Helvetica" w:eastAsia="Helvetica" w:cs="Helvetica"/>
+                <w:i w:val="false"/>
+                <w:b w:val="false"/>
+                <w:u w:val="none"/>
+                <w:sz w:val="24"/>
+                <w:szCs w:val="24"/>
+                <w:color w:val="000000"/>
+              </w:rPr>
             </w:pPr>
             <w:r xmlns:w="http://schemas.openxmlformats.org/wordprocessingml/2006/main" xmlns:wp="http://schemas.openxmlformats.org/drawingml/2006/wordprocessingDrawing" xmlns:r="http://schemas.openxmlformats.org/officeDocument/2006/relationships" xmlns:w14="http://schemas.microsoft.com/office/word/2010/wordml">
               <w:rPr>
@@ -1438,16 +1662,24 @@
           </w:tcPr>
           <w:p>
             <w:pPr>
-              <w:pStyle w:val="Normal"/>
-              <w:jc w:val="left"/>
-              <w:pBdr>
-                <w:bottom w:val="none" w:sz="0" w:space="0" w:color="000000"/>
-                <w:top w:val="none" w:sz="0" w:space="0" w:color="000000"/>
-                <w:left w:val="none" w:sz="0" w:space="0" w:color="000000"/>
-                <w:right w:val="none" w:sz="0" w:space="0" w:color="000000"/>
-              </w:pBdr>
-              <w:spacing w:after="20" w:before="20" w:line="240"/>
-              <w:ind w:left="100" w:right="100" w:firstLine="0" w:firstLineChars="0"/>
+              <w:jc w:val="left"/>
+              <w:pBdr>
+                <w:bottom w:val="none" w:sz="0" w:space="0" w:color="000000"/>
+                <w:top w:val="none" w:sz="0" w:space="0" w:color="000000"/>
+                <w:left w:val="none" w:sz="0" w:space="0" w:color="000000"/>
+                <w:right w:val="none" w:sz="0" w:space="0" w:color="000000"/>
+              </w:pBdr>
+              <w:spacing w:after="20" w:before="20" w:line="240"/>
+              <w:ind w:left="100" w:right="100" w:firstLine="0" w:firstLineChars="0"/>
+              <w:rPr>
+                <w:rFonts w:ascii="Times" w:hAnsi="Helvetica" w:eastAsia="Helvetica" w:cs="Helvetica"/>
+                <w:i w:val="false"/>
+                <w:b w:val="false"/>
+                <w:u w:val="none"/>
+                <w:sz w:val="24"/>
+                <w:szCs w:val="24"/>
+                <w:color w:val="000000"/>
+              </w:rPr>
             </w:pPr>
             <w:r xmlns:w="http://schemas.openxmlformats.org/wordprocessingml/2006/main" xmlns:wp="http://schemas.openxmlformats.org/drawingml/2006/wordprocessingDrawing" xmlns:r="http://schemas.openxmlformats.org/officeDocument/2006/relationships" xmlns:w14="http://schemas.microsoft.com/office/word/2010/wordml">
               <w:rPr>
@@ -1482,16 +1714,24 @@
           </w:tcPr>
           <w:p>
             <w:pPr>
-              <w:pStyle w:val="Normal"/>
-              <w:jc w:val="left"/>
-              <w:pBdr>
-                <w:bottom w:val="none" w:sz="0" w:space="0" w:color="000000"/>
-                <w:top w:val="none" w:sz="0" w:space="0" w:color="000000"/>
-                <w:left w:val="none" w:sz="0" w:space="0" w:color="000000"/>
-                <w:right w:val="none" w:sz="0" w:space="0" w:color="000000"/>
-              </w:pBdr>
-              <w:spacing w:after="20" w:before="20" w:line="240"/>
-              <w:ind w:left="100" w:right="100" w:firstLine="0" w:firstLineChars="0"/>
+              <w:jc w:val="left"/>
+              <w:pBdr>
+                <w:bottom w:val="none" w:sz="0" w:space="0" w:color="000000"/>
+                <w:top w:val="none" w:sz="0" w:space="0" w:color="000000"/>
+                <w:left w:val="none" w:sz="0" w:space="0" w:color="000000"/>
+                <w:right w:val="none" w:sz="0" w:space="0" w:color="000000"/>
+              </w:pBdr>
+              <w:spacing w:after="20" w:before="20" w:line="240"/>
+              <w:ind w:left="100" w:right="100" w:firstLine="0" w:firstLineChars="0"/>
+              <w:rPr>
+                <w:rFonts w:ascii="Times" w:hAnsi="Helvetica" w:eastAsia="Helvetica" w:cs="Helvetica"/>
+                <w:i w:val="false"/>
+                <w:b w:val="false"/>
+                <w:u w:val="none"/>
+                <w:sz w:val="24"/>
+                <w:szCs w:val="24"/>
+                <w:color w:val="000000"/>
+              </w:rPr>
             </w:pPr>
             <w:r xmlns:w="http://schemas.openxmlformats.org/wordprocessingml/2006/main" xmlns:wp="http://schemas.openxmlformats.org/drawingml/2006/wordprocessingDrawing" xmlns:r="http://schemas.openxmlformats.org/officeDocument/2006/relationships" xmlns:w14="http://schemas.microsoft.com/office/word/2010/wordml">
               <w:rPr>
@@ -1532,16 +1772,24 @@
           </w:tcPr>
           <w:p>
             <w:pPr>
-              <w:pStyle w:val="Normal"/>
-              <w:jc w:val="left"/>
-              <w:pBdr>
-                <w:bottom w:val="none" w:sz="0" w:space="0" w:color="000000"/>
-                <w:top w:val="none" w:sz="0" w:space="0" w:color="000000"/>
-                <w:left w:val="none" w:sz="0" w:space="0" w:color="000000"/>
-                <w:right w:val="none" w:sz="0" w:space="0" w:color="000000"/>
-              </w:pBdr>
-              <w:spacing w:after="20" w:before="20" w:line="240"/>
-              <w:ind w:left="100" w:right="100" w:firstLine="0" w:firstLineChars="0"/>
+              <w:jc w:val="left"/>
+              <w:pBdr>
+                <w:bottom w:val="none" w:sz="0" w:space="0" w:color="000000"/>
+                <w:top w:val="none" w:sz="0" w:space="0" w:color="000000"/>
+                <w:left w:val="none" w:sz="0" w:space="0" w:color="000000"/>
+                <w:right w:val="none" w:sz="0" w:space="0" w:color="000000"/>
+              </w:pBdr>
+              <w:spacing w:after="20" w:before="20" w:line="240"/>
+              <w:ind w:left="100" w:right="100" w:firstLine="0" w:firstLineChars="0"/>
+              <w:rPr>
+                <w:rFonts w:ascii="Times" w:hAnsi="Helvetica" w:eastAsia="Helvetica" w:cs="Helvetica"/>
+                <w:i w:val="false"/>
+                <w:b w:val="false"/>
+                <w:u w:val="none"/>
+                <w:sz w:val="24"/>
+                <w:szCs w:val="24"/>
+                <w:color w:val="000000"/>
+              </w:rPr>
             </w:pPr>
             <w:r xmlns:w="http://schemas.openxmlformats.org/wordprocessingml/2006/main" xmlns:wp="http://schemas.openxmlformats.org/drawingml/2006/wordprocessingDrawing" xmlns:r="http://schemas.openxmlformats.org/officeDocument/2006/relationships" xmlns:w14="http://schemas.microsoft.com/office/word/2010/wordml">
               <w:rPr>
@@ -1576,16 +1824,24 @@
           </w:tcPr>
           <w:p>
             <w:pPr>
-              <w:pStyle w:val="Normal"/>
-              <w:jc w:val="left"/>
-              <w:pBdr>
-                <w:bottom w:val="none" w:sz="0" w:space="0" w:color="000000"/>
-                <w:top w:val="none" w:sz="0" w:space="0" w:color="000000"/>
-                <w:left w:val="none" w:sz="0" w:space="0" w:color="000000"/>
-                <w:right w:val="none" w:sz="0" w:space="0" w:color="000000"/>
-              </w:pBdr>
-              <w:spacing w:after="20" w:before="20" w:line="240"/>
-              <w:ind w:left="100" w:right="100" w:firstLine="0" w:firstLineChars="0"/>
+              <w:jc w:val="left"/>
+              <w:pBdr>
+                <w:bottom w:val="none" w:sz="0" w:space="0" w:color="000000"/>
+                <w:top w:val="none" w:sz="0" w:space="0" w:color="000000"/>
+                <w:left w:val="none" w:sz="0" w:space="0" w:color="000000"/>
+                <w:right w:val="none" w:sz="0" w:space="0" w:color="000000"/>
+              </w:pBdr>
+              <w:spacing w:after="20" w:before="20" w:line="240"/>
+              <w:ind w:left="100" w:right="100" w:firstLine="0" w:firstLineChars="0"/>
+              <w:rPr>
+                <w:rFonts w:ascii="Times" w:hAnsi="Helvetica" w:eastAsia="Helvetica" w:cs="Helvetica"/>
+                <w:i w:val="false"/>
+                <w:b w:val="false"/>
+                <w:u w:val="none"/>
+                <w:sz w:val="24"/>
+                <w:szCs w:val="24"/>
+                <w:color w:val="000000"/>
+              </w:rPr>
             </w:pPr>
             <w:r xmlns:w="http://schemas.openxmlformats.org/wordprocessingml/2006/main" xmlns:wp="http://schemas.openxmlformats.org/drawingml/2006/wordprocessingDrawing" xmlns:r="http://schemas.openxmlformats.org/officeDocument/2006/relationships" xmlns:w14="http://schemas.microsoft.com/office/word/2010/wordml">
               <w:rPr>
@@ -1626,16 +1882,24 @@
           </w:tcPr>
           <w:p>
             <w:pPr>
-              <w:pStyle w:val="Normal"/>
-              <w:jc w:val="left"/>
-              <w:pBdr>
-                <w:bottom w:val="none" w:sz="0" w:space="0" w:color="000000"/>
-                <w:top w:val="none" w:sz="0" w:space="0" w:color="000000"/>
-                <w:left w:val="none" w:sz="0" w:space="0" w:color="000000"/>
-                <w:right w:val="none" w:sz="0" w:space="0" w:color="000000"/>
-              </w:pBdr>
-              <w:spacing w:after="20" w:before="20" w:line="240"/>
-              <w:ind w:left="100" w:right="100" w:firstLine="0" w:firstLineChars="0"/>
+              <w:jc w:val="left"/>
+              <w:pBdr>
+                <w:bottom w:val="none" w:sz="0" w:space="0" w:color="000000"/>
+                <w:top w:val="none" w:sz="0" w:space="0" w:color="000000"/>
+                <w:left w:val="none" w:sz="0" w:space="0" w:color="000000"/>
+                <w:right w:val="none" w:sz="0" w:space="0" w:color="000000"/>
+              </w:pBdr>
+              <w:spacing w:after="20" w:before="20" w:line="240"/>
+              <w:ind w:left="100" w:right="100" w:firstLine="0" w:firstLineChars="0"/>
+              <w:rPr>
+                <w:rFonts w:ascii="Times" w:hAnsi="Helvetica" w:eastAsia="Helvetica" w:cs="Helvetica"/>
+                <w:i w:val="false"/>
+                <w:b w:val="false"/>
+                <w:u w:val="none"/>
+                <w:sz w:val="24"/>
+                <w:szCs w:val="24"/>
+                <w:color w:val="000000"/>
+              </w:rPr>
             </w:pPr>
             <w:r xmlns:w="http://schemas.openxmlformats.org/wordprocessingml/2006/main" xmlns:wp="http://schemas.openxmlformats.org/drawingml/2006/wordprocessingDrawing" xmlns:r="http://schemas.openxmlformats.org/officeDocument/2006/relationships" xmlns:w14="http://schemas.microsoft.com/office/word/2010/wordml">
               <w:rPr>
@@ -1670,16 +1934,24 @@
           </w:tcPr>
           <w:p>
             <w:pPr>
-              <w:pStyle w:val="Normal"/>
-              <w:jc w:val="left"/>
-              <w:pBdr>
-                <w:bottom w:val="none" w:sz="0" w:space="0" w:color="000000"/>
-                <w:top w:val="none" w:sz="0" w:space="0" w:color="000000"/>
-                <w:left w:val="none" w:sz="0" w:space="0" w:color="000000"/>
-                <w:right w:val="none" w:sz="0" w:space="0" w:color="000000"/>
-              </w:pBdr>
-              <w:spacing w:after="20" w:before="20" w:line="240"/>
-              <w:ind w:left="100" w:right="100" w:firstLine="0" w:firstLineChars="0"/>
+              <w:jc w:val="left"/>
+              <w:pBdr>
+                <w:bottom w:val="none" w:sz="0" w:space="0" w:color="000000"/>
+                <w:top w:val="none" w:sz="0" w:space="0" w:color="000000"/>
+                <w:left w:val="none" w:sz="0" w:space="0" w:color="000000"/>
+                <w:right w:val="none" w:sz="0" w:space="0" w:color="000000"/>
+              </w:pBdr>
+              <w:spacing w:after="20" w:before="20" w:line="240"/>
+              <w:ind w:left="100" w:right="100" w:firstLine="0" w:firstLineChars="0"/>
+              <w:rPr>
+                <w:rFonts w:ascii="Times" w:hAnsi="Helvetica" w:eastAsia="Helvetica" w:cs="Helvetica"/>
+                <w:i w:val="false"/>
+                <w:b w:val="false"/>
+                <w:u w:val="none"/>
+                <w:sz w:val="24"/>
+                <w:szCs w:val="24"/>
+                <w:color w:val="000000"/>
+              </w:rPr>
             </w:pPr>
             <w:r xmlns:w="http://schemas.openxmlformats.org/wordprocessingml/2006/main" xmlns:wp="http://schemas.openxmlformats.org/drawingml/2006/wordprocessingDrawing" xmlns:r="http://schemas.openxmlformats.org/officeDocument/2006/relationships" xmlns:w14="http://schemas.microsoft.com/office/word/2010/wordml">
               <w:rPr>
@@ -1720,16 +1992,24 @@
           </w:tcPr>
           <w:p>
             <w:pPr>
-              <w:pStyle w:val="Normal"/>
-              <w:jc w:val="left"/>
-              <w:pBdr>
-                <w:bottom w:val="none" w:sz="0" w:space="0" w:color="000000"/>
-                <w:top w:val="none" w:sz="0" w:space="0" w:color="000000"/>
-                <w:left w:val="none" w:sz="0" w:space="0" w:color="000000"/>
-                <w:right w:val="none" w:sz="0" w:space="0" w:color="000000"/>
-              </w:pBdr>
-              <w:spacing w:after="20" w:before="20" w:line="240"/>
-              <w:ind w:left="100" w:right="100" w:firstLine="0" w:firstLineChars="0"/>
+              <w:jc w:val="left"/>
+              <w:pBdr>
+                <w:bottom w:val="none" w:sz="0" w:space="0" w:color="000000"/>
+                <w:top w:val="none" w:sz="0" w:space="0" w:color="000000"/>
+                <w:left w:val="none" w:sz="0" w:space="0" w:color="000000"/>
+                <w:right w:val="none" w:sz="0" w:space="0" w:color="000000"/>
+              </w:pBdr>
+              <w:spacing w:after="20" w:before="20" w:line="240"/>
+              <w:ind w:left="100" w:right="100" w:firstLine="0" w:firstLineChars="0"/>
+              <w:rPr>
+                <w:rFonts w:ascii="Times" w:hAnsi="Helvetica" w:eastAsia="Helvetica" w:cs="Helvetica"/>
+                <w:i w:val="false"/>
+                <w:b w:val="false"/>
+                <w:u w:val="none"/>
+                <w:sz w:val="24"/>
+                <w:szCs w:val="24"/>
+                <w:color w:val="000000"/>
+              </w:rPr>
             </w:pPr>
             <w:r xmlns:w="http://schemas.openxmlformats.org/wordprocessingml/2006/main" xmlns:wp="http://schemas.openxmlformats.org/drawingml/2006/wordprocessingDrawing" xmlns:r="http://schemas.openxmlformats.org/officeDocument/2006/relationships" xmlns:w14="http://schemas.microsoft.com/office/word/2010/wordml">
               <w:rPr>
@@ -1764,16 +2044,24 @@
           </w:tcPr>
           <w:p>
             <w:pPr>
-              <w:pStyle w:val="Normal"/>
-              <w:jc w:val="left"/>
-              <w:pBdr>
-                <w:bottom w:val="none" w:sz="0" w:space="0" w:color="000000"/>
-                <w:top w:val="none" w:sz="0" w:space="0" w:color="000000"/>
-                <w:left w:val="none" w:sz="0" w:space="0" w:color="000000"/>
-                <w:right w:val="none" w:sz="0" w:space="0" w:color="000000"/>
-              </w:pBdr>
-              <w:spacing w:after="20" w:before="20" w:line="240"/>
-              <w:ind w:left="100" w:right="100" w:firstLine="0" w:firstLineChars="0"/>
+              <w:jc w:val="left"/>
+              <w:pBdr>
+                <w:bottom w:val="none" w:sz="0" w:space="0" w:color="000000"/>
+                <w:top w:val="none" w:sz="0" w:space="0" w:color="000000"/>
+                <w:left w:val="none" w:sz="0" w:space="0" w:color="000000"/>
+                <w:right w:val="none" w:sz="0" w:space="0" w:color="000000"/>
+              </w:pBdr>
+              <w:spacing w:after="20" w:before="20" w:line="240"/>
+              <w:ind w:left="100" w:right="100" w:firstLine="0" w:firstLineChars="0"/>
+              <w:rPr>
+                <w:rFonts w:ascii="Times" w:hAnsi="Helvetica" w:eastAsia="Helvetica" w:cs="Helvetica"/>
+                <w:i w:val="false"/>
+                <w:b w:val="false"/>
+                <w:u w:val="none"/>
+                <w:sz w:val="24"/>
+                <w:szCs w:val="24"/>
+                <w:color w:val="000000"/>
+              </w:rPr>
             </w:pPr>
             <w:r xmlns:w="http://schemas.openxmlformats.org/wordprocessingml/2006/main" xmlns:wp="http://schemas.openxmlformats.org/drawingml/2006/wordprocessingDrawing" xmlns:r="http://schemas.openxmlformats.org/officeDocument/2006/relationships" xmlns:w14="http://schemas.microsoft.com/office/word/2010/wordml">
               <w:rPr>
@@ -1814,16 +2102,24 @@
           </w:tcPr>
           <w:p>
             <w:pPr>
-              <w:pStyle w:val="Normal"/>
-              <w:jc w:val="left"/>
-              <w:pBdr>
-                <w:bottom w:val="none" w:sz="0" w:space="0" w:color="000000"/>
-                <w:top w:val="none" w:sz="0" w:space="0" w:color="000000"/>
-                <w:left w:val="none" w:sz="0" w:space="0" w:color="000000"/>
-                <w:right w:val="none" w:sz="0" w:space="0" w:color="000000"/>
-              </w:pBdr>
-              <w:spacing w:after="20" w:before="20" w:line="240"/>
-              <w:ind w:left="100" w:right="100" w:firstLine="0" w:firstLineChars="0"/>
+              <w:jc w:val="left"/>
+              <w:pBdr>
+                <w:bottom w:val="none" w:sz="0" w:space="0" w:color="000000"/>
+                <w:top w:val="none" w:sz="0" w:space="0" w:color="000000"/>
+                <w:left w:val="none" w:sz="0" w:space="0" w:color="000000"/>
+                <w:right w:val="none" w:sz="0" w:space="0" w:color="000000"/>
+              </w:pBdr>
+              <w:spacing w:after="20" w:before="20" w:line="240"/>
+              <w:ind w:left="100" w:right="100" w:firstLine="0" w:firstLineChars="0"/>
+              <w:rPr>
+                <w:rFonts w:ascii="Times" w:hAnsi="Helvetica" w:eastAsia="Helvetica" w:cs="Helvetica"/>
+                <w:i w:val="false"/>
+                <w:b w:val="false"/>
+                <w:u w:val="none"/>
+                <w:sz w:val="24"/>
+                <w:szCs w:val="24"/>
+                <w:color w:val="000000"/>
+              </w:rPr>
             </w:pPr>
             <w:r xmlns:w="http://schemas.openxmlformats.org/wordprocessingml/2006/main" xmlns:wp="http://schemas.openxmlformats.org/drawingml/2006/wordprocessingDrawing" xmlns:r="http://schemas.openxmlformats.org/officeDocument/2006/relationships" xmlns:w14="http://schemas.microsoft.com/office/word/2010/wordml">
               <w:rPr>
@@ -1858,16 +2154,24 @@
           </w:tcPr>
           <w:p>
             <w:pPr>
-              <w:pStyle w:val="Normal"/>
-              <w:jc w:val="left"/>
-              <w:pBdr>
-                <w:bottom w:val="none" w:sz="0" w:space="0" w:color="000000"/>
-                <w:top w:val="none" w:sz="0" w:space="0" w:color="000000"/>
-                <w:left w:val="none" w:sz="0" w:space="0" w:color="000000"/>
-                <w:right w:val="none" w:sz="0" w:space="0" w:color="000000"/>
-              </w:pBdr>
-              <w:spacing w:after="20" w:before="20" w:line="240"/>
-              <w:ind w:left="100" w:right="100" w:firstLine="0" w:firstLineChars="0"/>
+              <w:jc w:val="left"/>
+              <w:pBdr>
+                <w:bottom w:val="none" w:sz="0" w:space="0" w:color="000000"/>
+                <w:top w:val="none" w:sz="0" w:space="0" w:color="000000"/>
+                <w:left w:val="none" w:sz="0" w:space="0" w:color="000000"/>
+                <w:right w:val="none" w:sz="0" w:space="0" w:color="000000"/>
+              </w:pBdr>
+              <w:spacing w:after="20" w:before="20" w:line="240"/>
+              <w:ind w:left="100" w:right="100" w:firstLine="0" w:firstLineChars="0"/>
+              <w:rPr>
+                <w:rFonts w:ascii="Times" w:hAnsi="Helvetica" w:eastAsia="Helvetica" w:cs="Helvetica"/>
+                <w:i w:val="false"/>
+                <w:b w:val="false"/>
+                <w:u w:val="none"/>
+                <w:sz w:val="24"/>
+                <w:szCs w:val="24"/>
+                <w:color w:val="000000"/>
+              </w:rPr>
             </w:pPr>
             <w:r xmlns:w="http://schemas.openxmlformats.org/wordprocessingml/2006/main" xmlns:wp="http://schemas.openxmlformats.org/drawingml/2006/wordprocessingDrawing" xmlns:r="http://schemas.openxmlformats.org/officeDocument/2006/relationships" xmlns:w14="http://schemas.microsoft.com/office/word/2010/wordml">
               <w:rPr>
@@ -1880,7 +2184,7 @@
                 <w:color w:val="000000"/>
               </w:rPr>
               <w:t xml:space="preserve">We make the following key assumptions:
-</w:t>
+    </w:t>
             </w:r>
             <w:r xmlns:w="http://schemas.openxmlformats.org/wordprocessingml/2006/main" xmlns:wp="http://schemas.openxmlformats.org/drawingml/2006/wordprocessingDrawing" xmlns:r="http://schemas.openxmlformats.org/officeDocument/2006/relationships" xmlns:w14="http://schemas.microsoft.com/office/word/2010/wordml">
               <w:rPr>
@@ -1905,7 +2209,7 @@
                 <w:color w:val="000000"/>
               </w:rPr>
               <w:t xml:space="preserve">(1) aspen is at pseudo-equilibrium with the environment
-</w:t>
+    </w:t>
             </w:r>
             <w:r xmlns:w="http://schemas.openxmlformats.org/wordprocessingml/2006/main" xmlns:wp="http://schemas.openxmlformats.org/drawingml/2006/wordprocessingDrawing" xmlns:r="http://schemas.openxmlformats.org/officeDocument/2006/relationships" xmlns:w14="http://schemas.microsoft.com/office/word/2010/wordml">
               <w:rPr>
@@ -1930,7 +2234,7 @@
                 <w:color w:val="000000"/>
               </w:rPr>
               <w:t xml:space="preserve">(2) topography, climate, and soil conditions are the key drivers of aspen's distribution
-</w:t>
+    </w:t>
             </w:r>
             <w:r xmlns:w="http://schemas.openxmlformats.org/wordprocessingml/2006/main" xmlns:wp="http://schemas.openxmlformats.org/drawingml/2006/wordprocessingDrawing" xmlns:r="http://schemas.openxmlformats.org/officeDocument/2006/relationships" xmlns:w14="http://schemas.microsoft.com/office/word/2010/wordml">
               <w:rPr>
@@ -1955,7 +2259,7 @@
                 <w:color w:val="000000"/>
               </w:rPr>
               <w:t xml:space="preserve">(3) classification error (average F1-score of 0.91) in maps of aspen occurrence were negligible
-</w:t>
+    </w:t>
             </w:r>
             <w:r xmlns:w="http://schemas.openxmlformats.org/wordprocessingml/2006/main" xmlns:wp="http://schemas.openxmlformats.org/drawingml/2006/wordprocessingDrawing" xmlns:r="http://schemas.openxmlformats.org/officeDocument/2006/relationships" xmlns:w14="http://schemas.microsoft.com/office/word/2010/wordml">
               <w:rPr>
@@ -2008,16 +2312,24 @@
           </w:tcPr>
           <w:p>
             <w:pPr>
-              <w:pStyle w:val="Normal"/>
-              <w:jc w:val="left"/>
-              <w:pBdr>
-                <w:bottom w:val="none" w:sz="0" w:space="0" w:color="000000"/>
-                <w:top w:val="none" w:sz="0" w:space="0" w:color="000000"/>
-                <w:left w:val="none" w:sz="0" w:space="0" w:color="000000"/>
-                <w:right w:val="none" w:sz="0" w:space="0" w:color="000000"/>
-              </w:pBdr>
-              <w:spacing w:after="20" w:before="20" w:line="240"/>
-              <w:ind w:left="100" w:right="100" w:firstLine="0" w:firstLineChars="0"/>
+              <w:jc w:val="left"/>
+              <w:pBdr>
+                <w:bottom w:val="none" w:sz="0" w:space="0" w:color="000000"/>
+                <w:top w:val="none" w:sz="0" w:space="0" w:color="000000"/>
+                <w:left w:val="none" w:sz="0" w:space="0" w:color="000000"/>
+                <w:right w:val="none" w:sz="0" w:space="0" w:color="000000"/>
+              </w:pBdr>
+              <w:spacing w:after="20" w:before="20" w:line="240"/>
+              <w:ind w:left="100" w:right="100" w:firstLine="0" w:firstLineChars="0"/>
+              <w:rPr>
+                <w:rFonts w:ascii="Times" w:hAnsi="Helvetica" w:eastAsia="Helvetica" w:cs="Helvetica"/>
+                <w:i w:val="false"/>
+                <w:b w:val="false"/>
+                <w:u w:val="none"/>
+                <w:sz w:val="24"/>
+                <w:szCs w:val="24"/>
+                <w:color w:val="000000"/>
+              </w:rPr>
             </w:pPr>
             <w:r xmlns:w="http://schemas.openxmlformats.org/wordprocessingml/2006/main" xmlns:wp="http://schemas.openxmlformats.org/drawingml/2006/wordprocessingDrawing" xmlns:r="http://schemas.openxmlformats.org/officeDocument/2006/relationships" xmlns:w14="http://schemas.microsoft.com/office/word/2010/wordml">
               <w:rPr>
@@ -2052,16 +2364,24 @@
           </w:tcPr>
           <w:p>
             <w:pPr>
-              <w:pStyle w:val="Normal"/>
-              <w:jc w:val="left"/>
-              <w:pBdr>
-                <w:bottom w:val="none" w:sz="0" w:space="0" w:color="000000"/>
-                <w:top w:val="none" w:sz="0" w:space="0" w:color="000000"/>
-                <w:left w:val="none" w:sz="0" w:space="0" w:color="000000"/>
-                <w:right w:val="none" w:sz="0" w:space="0" w:color="000000"/>
-              </w:pBdr>
-              <w:spacing w:after="20" w:before="20" w:line="240"/>
-              <w:ind w:left="100" w:right="100" w:firstLine="0" w:firstLineChars="0"/>
+              <w:jc w:val="left"/>
+              <w:pBdr>
+                <w:bottom w:val="none" w:sz="0" w:space="0" w:color="000000"/>
+                <w:top w:val="none" w:sz="0" w:space="0" w:color="000000"/>
+                <w:left w:val="none" w:sz="0" w:space="0" w:color="000000"/>
+                <w:right w:val="none" w:sz="0" w:space="0" w:color="000000"/>
+              </w:pBdr>
+              <w:spacing w:after="20" w:before="20" w:line="240"/>
+              <w:ind w:left="100" w:right="100" w:firstLine="0" w:firstLineChars="0"/>
+              <w:rPr>
+                <w:rFonts w:ascii="Times" w:hAnsi="Helvetica" w:eastAsia="Helvetica" w:cs="Helvetica"/>
+                <w:i w:val="false"/>
+                <w:b w:val="false"/>
+                <w:u w:val="none"/>
+                <w:sz w:val="24"/>
+                <w:szCs w:val="24"/>
+                <w:color w:val="000000"/>
+              </w:rPr>
             </w:pPr>
             <w:r xmlns:w="http://schemas.openxmlformats.org/wordprocessingml/2006/main" xmlns:wp="http://schemas.openxmlformats.org/drawingml/2006/wordprocessingDrawing" xmlns:r="http://schemas.openxmlformats.org/officeDocument/2006/relationships" xmlns:w14="http://schemas.microsoft.com/office/word/2010/wordml">
               <w:rPr>
@@ -2102,16 +2422,24 @@
           </w:tcPr>
           <w:p>
             <w:pPr>
-              <w:pStyle w:val="Normal"/>
-              <w:jc w:val="left"/>
-              <w:pBdr>
-                <w:bottom w:val="none" w:sz="0" w:space="0" w:color="000000"/>
-                <w:top w:val="none" w:sz="0" w:space="0" w:color="000000"/>
-                <w:left w:val="none" w:sz="0" w:space="0" w:color="000000"/>
-                <w:right w:val="none" w:sz="0" w:space="0" w:color="000000"/>
-              </w:pBdr>
-              <w:spacing w:after="20" w:before="20" w:line="240"/>
-              <w:ind w:left="100" w:right="100" w:firstLine="0" w:firstLineChars="0"/>
+              <w:jc w:val="left"/>
+              <w:pBdr>
+                <w:bottom w:val="none" w:sz="0" w:space="0" w:color="000000"/>
+                <w:top w:val="none" w:sz="0" w:space="0" w:color="000000"/>
+                <w:left w:val="none" w:sz="0" w:space="0" w:color="000000"/>
+                <w:right w:val="none" w:sz="0" w:space="0" w:color="000000"/>
+              </w:pBdr>
+              <w:spacing w:after="20" w:before="20" w:line="240"/>
+              <w:ind w:left="100" w:right="100" w:firstLine="0" w:firstLineChars="0"/>
+              <w:rPr>
+                <w:rFonts w:ascii="Times" w:hAnsi="Helvetica" w:eastAsia="Helvetica" w:cs="Helvetica"/>
+                <w:i w:val="false"/>
+                <w:b w:val="false"/>
+                <w:u w:val="none"/>
+                <w:sz w:val="24"/>
+                <w:szCs w:val="24"/>
+                <w:color w:val="000000"/>
+              </w:rPr>
             </w:pPr>
             <w:r xmlns:w="http://schemas.openxmlformats.org/wordprocessingml/2006/main" xmlns:wp="http://schemas.openxmlformats.org/drawingml/2006/wordprocessingDrawing" xmlns:r="http://schemas.openxmlformats.org/officeDocument/2006/relationships" xmlns:w14="http://schemas.microsoft.com/office/word/2010/wordml">
               <w:rPr>
@@ -2146,16 +2474,24 @@
           </w:tcPr>
           <w:p>
             <w:pPr>
-              <w:pStyle w:val="Normal"/>
-              <w:jc w:val="left"/>
-              <w:pBdr>
-                <w:bottom w:val="none" w:sz="0" w:space="0" w:color="000000"/>
-                <w:top w:val="none" w:sz="0" w:space="0" w:color="000000"/>
-                <w:left w:val="none" w:sz="0" w:space="0" w:color="000000"/>
-                <w:right w:val="none" w:sz="0" w:space="0" w:color="000000"/>
-              </w:pBdr>
-              <w:spacing w:after="20" w:before="20" w:line="240"/>
-              <w:ind w:left="100" w:right="100" w:firstLine="0" w:firstLineChars="0"/>
+              <w:jc w:val="left"/>
+              <w:pBdr>
+                <w:bottom w:val="none" w:sz="0" w:space="0" w:color="000000"/>
+                <w:top w:val="none" w:sz="0" w:space="0" w:color="000000"/>
+                <w:left w:val="none" w:sz="0" w:space="0" w:color="000000"/>
+                <w:right w:val="none" w:sz="0" w:space="0" w:color="000000"/>
+              </w:pBdr>
+              <w:spacing w:after="20" w:before="20" w:line="240"/>
+              <w:ind w:left="100" w:right="100" w:firstLine="0" w:firstLineChars="0"/>
+              <w:rPr>
+                <w:rFonts w:ascii="Times" w:hAnsi="Helvetica" w:eastAsia="Helvetica" w:cs="Helvetica"/>
+                <w:i w:val="false"/>
+                <w:b w:val="false"/>
+                <w:u w:val="none"/>
+                <w:sz w:val="24"/>
+                <w:szCs w:val="24"/>
+                <w:color w:val="000000"/>
+              </w:rPr>
             </w:pPr>
             <w:r xmlns:w="http://schemas.openxmlformats.org/wordprocessingml/2006/main" xmlns:wp="http://schemas.openxmlformats.org/drawingml/2006/wordprocessingDrawing" xmlns:r="http://schemas.openxmlformats.org/officeDocument/2006/relationships" xmlns:w14="http://schemas.microsoft.com/office/word/2010/wordml">
               <w:rPr>
@@ -2196,16 +2532,24 @@
           </w:tcPr>
           <w:p>
             <w:pPr>
-              <w:pStyle w:val="Normal"/>
-              <w:jc w:val="left"/>
-              <w:pBdr>
-                <w:bottom w:val="none" w:sz="0" w:space="0" w:color="000000"/>
-                <w:top w:val="none" w:sz="0" w:space="0" w:color="000000"/>
-                <w:left w:val="none" w:sz="0" w:space="0" w:color="000000"/>
-                <w:right w:val="none" w:sz="0" w:space="0" w:color="000000"/>
-              </w:pBdr>
-              <w:spacing w:after="20" w:before="20" w:line="240"/>
-              <w:ind w:left="100" w:right="100" w:firstLine="0" w:firstLineChars="0"/>
+              <w:jc w:val="left"/>
+              <w:pBdr>
+                <w:bottom w:val="none" w:sz="0" w:space="0" w:color="000000"/>
+                <w:top w:val="none" w:sz="0" w:space="0" w:color="000000"/>
+                <w:left w:val="none" w:sz="0" w:space="0" w:color="000000"/>
+                <w:right w:val="none" w:sz="0" w:space="0" w:color="000000"/>
+              </w:pBdr>
+              <w:spacing w:after="20" w:before="20" w:line="240"/>
+              <w:ind w:left="100" w:right="100" w:firstLine="0" w:firstLineChars="0"/>
+              <w:rPr>
+                <w:rFonts w:ascii="Times" w:hAnsi="Helvetica" w:eastAsia="Helvetica" w:cs="Helvetica"/>
+                <w:i w:val="false"/>
+                <w:b w:val="false"/>
+                <w:u w:val="none"/>
+                <w:sz w:val="24"/>
+                <w:szCs w:val="24"/>
+                <w:color w:val="000000"/>
+              </w:rPr>
             </w:pPr>
             <w:r xmlns:w="http://schemas.openxmlformats.org/wordprocessingml/2006/main" xmlns:wp="http://schemas.openxmlformats.org/drawingml/2006/wordprocessingDrawing" xmlns:r="http://schemas.openxmlformats.org/officeDocument/2006/relationships" xmlns:w14="http://schemas.microsoft.com/office/word/2010/wordml">
               <w:rPr>
@@ -2240,16 +2584,24 @@
           </w:tcPr>
           <w:p>
             <w:pPr>
-              <w:pStyle w:val="Normal"/>
-              <w:jc w:val="left"/>
-              <w:pBdr>
-                <w:bottom w:val="none" w:sz="0" w:space="0" w:color="000000"/>
-                <w:top w:val="none" w:sz="0" w:space="0" w:color="000000"/>
-                <w:left w:val="none" w:sz="0" w:space="0" w:color="000000"/>
-                <w:right w:val="none" w:sz="0" w:space="0" w:color="000000"/>
-              </w:pBdr>
-              <w:spacing w:after="20" w:before="20" w:line="240"/>
-              <w:ind w:left="100" w:right="100" w:firstLine="0" w:firstLineChars="0"/>
+              <w:jc w:val="left"/>
+              <w:pBdr>
+                <w:bottom w:val="none" w:sz="0" w:space="0" w:color="000000"/>
+                <w:top w:val="none" w:sz="0" w:space="0" w:color="000000"/>
+                <w:left w:val="none" w:sz="0" w:space="0" w:color="000000"/>
+                <w:right w:val="none" w:sz="0" w:space="0" w:color="000000"/>
+              </w:pBdr>
+              <w:spacing w:after="20" w:before="20" w:line="240"/>
+              <w:ind w:left="100" w:right="100" w:firstLine="0" w:firstLineChars="0"/>
+              <w:rPr>
+                <w:rFonts w:ascii="Times" w:hAnsi="Helvetica" w:eastAsia="Helvetica" w:cs="Helvetica"/>
+                <w:i w:val="false"/>
+                <w:b w:val="false"/>
+                <w:u w:val="none"/>
+                <w:sz w:val="24"/>
+                <w:szCs w:val="24"/>
+                <w:color w:val="000000"/>
+              </w:rPr>
             </w:pPr>
             <w:r xmlns:w="http://schemas.openxmlformats.org/wordprocessingml/2006/main" xmlns:wp="http://schemas.openxmlformats.org/drawingml/2006/wordprocessingDrawing" xmlns:r="http://schemas.openxmlformats.org/officeDocument/2006/relationships" xmlns:w14="http://schemas.microsoft.com/office/word/2010/wordml">
               <w:rPr>
@@ -2290,16 +2642,24 @@
           </w:tcPr>
           <w:p>
             <w:pPr>
-              <w:pStyle w:val="Normal"/>
-              <w:jc w:val="left"/>
-              <w:pBdr>
-                <w:bottom w:val="none" w:sz="0" w:space="0" w:color="000000"/>
-                <w:top w:val="none" w:sz="0" w:space="0" w:color="000000"/>
-                <w:left w:val="none" w:sz="0" w:space="0" w:color="000000"/>
-                <w:right w:val="none" w:sz="0" w:space="0" w:color="000000"/>
-              </w:pBdr>
-              <w:spacing w:after="20" w:before="20" w:line="240"/>
-              <w:ind w:left="100" w:right="100" w:firstLine="0" w:firstLineChars="0"/>
+              <w:jc w:val="left"/>
+              <w:pBdr>
+                <w:bottom w:val="none" w:sz="0" w:space="0" w:color="000000"/>
+                <w:top w:val="none" w:sz="0" w:space="0" w:color="000000"/>
+                <w:left w:val="none" w:sz="0" w:space="0" w:color="000000"/>
+                <w:right w:val="none" w:sz="0" w:space="0" w:color="000000"/>
+              </w:pBdr>
+              <w:spacing w:after="20" w:before="20" w:line="240"/>
+              <w:ind w:left="100" w:right="100" w:firstLine="0" w:firstLineChars="0"/>
+              <w:rPr>
+                <w:rFonts w:ascii="Times" w:hAnsi="Helvetica" w:eastAsia="Helvetica" w:cs="Helvetica"/>
+                <w:i w:val="false"/>
+                <w:b w:val="false"/>
+                <w:u w:val="none"/>
+                <w:sz w:val="24"/>
+                <w:szCs w:val="24"/>
+                <w:color w:val="000000"/>
+              </w:rPr>
             </w:pPr>
             <w:r xmlns:w="http://schemas.openxmlformats.org/wordprocessingml/2006/main" xmlns:wp="http://schemas.openxmlformats.org/drawingml/2006/wordprocessingDrawing" xmlns:r="http://schemas.openxmlformats.org/officeDocument/2006/relationships" xmlns:w14="http://schemas.microsoft.com/office/word/2010/wordml">
               <w:rPr>
@@ -2334,16 +2694,24 @@
           </w:tcPr>
           <w:p>
             <w:pPr>
-              <w:pStyle w:val="Normal"/>
-              <w:jc w:val="left"/>
-              <w:pBdr>
-                <w:bottom w:val="none" w:sz="0" w:space="0" w:color="000000"/>
-                <w:top w:val="none" w:sz="0" w:space="0" w:color="000000"/>
-                <w:left w:val="none" w:sz="0" w:space="0" w:color="000000"/>
-                <w:right w:val="none" w:sz="0" w:space="0" w:color="000000"/>
-              </w:pBdr>
-              <w:spacing w:after="20" w:before="20" w:line="240"/>
-              <w:ind w:left="100" w:right="100" w:firstLine="0" w:firstLineChars="0"/>
+              <w:jc w:val="left"/>
+              <w:pBdr>
+                <w:bottom w:val="none" w:sz="0" w:space="0" w:color="000000"/>
+                <w:top w:val="none" w:sz="0" w:space="0" w:color="000000"/>
+                <w:left w:val="none" w:sz="0" w:space="0" w:color="000000"/>
+                <w:right w:val="none" w:sz="0" w:space="0" w:color="000000"/>
+              </w:pBdr>
+              <w:spacing w:after="20" w:before="20" w:line="240"/>
+              <w:ind w:left="100" w:right="100" w:firstLine="0" w:firstLineChars="0"/>
+              <w:rPr>
+                <w:rFonts w:ascii="Times" w:hAnsi="Helvetica" w:eastAsia="Helvetica" w:cs="Helvetica"/>
+                <w:i w:val="false"/>
+                <w:b w:val="false"/>
+                <w:u w:val="none"/>
+                <w:sz w:val="24"/>
+                <w:szCs w:val="24"/>
+                <w:color w:val="000000"/>
+              </w:rPr>
             </w:pPr>
             <w:r xmlns:w="http://schemas.openxmlformats.org/wordprocessingml/2006/main" xmlns:wp="http://schemas.openxmlformats.org/drawingml/2006/wordprocessingDrawing" xmlns:r="http://schemas.openxmlformats.org/officeDocument/2006/relationships" xmlns:w14="http://schemas.microsoft.com/office/word/2010/wordml">
               <w:rPr>
@@ -2384,16 +2752,24 @@
           </w:tcPr>
           <w:p>
             <w:pPr>
-              <w:pStyle w:val="Normal"/>
-              <w:jc w:val="left"/>
-              <w:pBdr>
-                <w:bottom w:val="none" w:sz="0" w:space="0" w:color="000000"/>
-                <w:top w:val="none" w:sz="0" w:space="0" w:color="000000"/>
-                <w:left w:val="none" w:sz="0" w:space="0" w:color="000000"/>
-                <w:right w:val="none" w:sz="0" w:space="0" w:color="000000"/>
-              </w:pBdr>
-              <w:spacing w:after="20" w:before="20" w:line="240"/>
-              <w:ind w:left="100" w:right="100" w:firstLine="0" w:firstLineChars="0"/>
+              <w:jc w:val="left"/>
+              <w:pBdr>
+                <w:bottom w:val="none" w:sz="0" w:space="0" w:color="000000"/>
+                <w:top w:val="none" w:sz="0" w:space="0" w:color="000000"/>
+                <w:left w:val="none" w:sz="0" w:space="0" w:color="000000"/>
+                <w:right w:val="none" w:sz="0" w:space="0" w:color="000000"/>
+              </w:pBdr>
+              <w:spacing w:after="20" w:before="20" w:line="240"/>
+              <w:ind w:left="100" w:right="100" w:firstLine="0" w:firstLineChars="0"/>
+              <w:rPr>
+                <w:rFonts w:ascii="Times" w:hAnsi="Helvetica" w:eastAsia="Helvetica" w:cs="Helvetica"/>
+                <w:i w:val="false"/>
+                <w:b w:val="false"/>
+                <w:u w:val="none"/>
+                <w:sz w:val="24"/>
+                <w:szCs w:val="24"/>
+                <w:color w:val="000000"/>
+              </w:rPr>
             </w:pPr>
             <w:r xmlns:w="http://schemas.openxmlformats.org/wordprocessingml/2006/main" xmlns:wp="http://schemas.openxmlformats.org/drawingml/2006/wordprocessingDrawing" xmlns:r="http://schemas.openxmlformats.org/officeDocument/2006/relationships" xmlns:w14="http://schemas.microsoft.com/office/word/2010/wordml">
               <w:rPr>
@@ -2428,16 +2804,24 @@
           </w:tcPr>
           <w:p>
             <w:pPr>
-              <w:pStyle w:val="Normal"/>
-              <w:jc w:val="left"/>
-              <w:pBdr>
-                <w:bottom w:val="none" w:sz="0" w:space="0" w:color="000000"/>
-                <w:top w:val="none" w:sz="0" w:space="0" w:color="000000"/>
-                <w:left w:val="none" w:sz="0" w:space="0" w:color="000000"/>
-                <w:right w:val="none" w:sz="0" w:space="0" w:color="000000"/>
-              </w:pBdr>
-              <w:spacing w:after="20" w:before="20" w:line="240"/>
-              <w:ind w:left="100" w:right="100" w:firstLine="0" w:firstLineChars="0"/>
+              <w:jc w:val="left"/>
+              <w:pBdr>
+                <w:bottom w:val="none" w:sz="0" w:space="0" w:color="000000"/>
+                <w:top w:val="none" w:sz="0" w:space="0" w:color="000000"/>
+                <w:left w:val="none" w:sz="0" w:space="0" w:color="000000"/>
+                <w:right w:val="none" w:sz="0" w:space="0" w:color="000000"/>
+              </w:pBdr>
+              <w:spacing w:after="20" w:before="20" w:line="240"/>
+              <w:ind w:left="100" w:right="100" w:firstLine="0" w:firstLineChars="0"/>
+              <w:rPr>
+                <w:rFonts w:ascii="Times" w:hAnsi="Helvetica" w:eastAsia="Helvetica" w:cs="Helvetica"/>
+                <w:i w:val="false"/>
+                <w:b w:val="false"/>
+                <w:u w:val="none"/>
+                <w:sz w:val="24"/>
+                <w:szCs w:val="24"/>
+                <w:color w:val="000000"/>
+              </w:rPr>
             </w:pPr>
             <w:r xmlns:w="http://schemas.openxmlformats.org/wordprocessingml/2006/main" xmlns:wp="http://schemas.openxmlformats.org/drawingml/2006/wordprocessingDrawing" xmlns:r="http://schemas.openxmlformats.org/officeDocument/2006/relationships" xmlns:w14="http://schemas.microsoft.com/office/word/2010/wordml">
               <w:rPr>
@@ -2478,16 +2862,24 @@
           </w:tcPr>
           <w:p>
             <w:pPr>
-              <w:pStyle w:val="Normal"/>
-              <w:jc w:val="left"/>
-              <w:pBdr>
-                <w:bottom w:val="none" w:sz="0" w:space="0" w:color="000000"/>
-                <w:top w:val="none" w:sz="0" w:space="0" w:color="000000"/>
-                <w:left w:val="none" w:sz="0" w:space="0" w:color="000000"/>
-                <w:right w:val="none" w:sz="0" w:space="0" w:color="000000"/>
-              </w:pBdr>
-              <w:spacing w:after="20" w:before="20" w:line="240"/>
-              <w:ind w:left="100" w:right="100" w:firstLine="0" w:firstLineChars="0"/>
+              <w:jc w:val="left"/>
+              <w:pBdr>
+                <w:bottom w:val="none" w:sz="0" w:space="0" w:color="000000"/>
+                <w:top w:val="none" w:sz="0" w:space="0" w:color="000000"/>
+                <w:left w:val="none" w:sz="0" w:space="0" w:color="000000"/>
+                <w:right w:val="none" w:sz="0" w:space="0" w:color="000000"/>
+              </w:pBdr>
+              <w:spacing w:after="20" w:before="20" w:line="240"/>
+              <w:ind w:left="100" w:right="100" w:firstLine="0" w:firstLineChars="0"/>
+              <w:rPr>
+                <w:rFonts w:ascii="Times" w:hAnsi="Helvetica" w:eastAsia="Helvetica" w:cs="Helvetica"/>
+                <w:i w:val="false"/>
+                <w:b w:val="false"/>
+                <w:u w:val="none"/>
+                <w:sz w:val="24"/>
+                <w:szCs w:val="24"/>
+                <w:color w:val="000000"/>
+              </w:rPr>
             </w:pPr>
             <w:r xmlns:w="http://schemas.openxmlformats.org/wordprocessingml/2006/main" xmlns:wp="http://schemas.openxmlformats.org/drawingml/2006/wordprocessingDrawing" xmlns:r="http://schemas.openxmlformats.org/officeDocument/2006/relationships" xmlns:w14="http://schemas.microsoft.com/office/word/2010/wordml">
               <w:rPr>
@@ -2522,16 +2914,24 @@
           </w:tcPr>
           <w:p>
             <w:pPr>
-              <w:pStyle w:val="Normal"/>
-              <w:jc w:val="left"/>
-              <w:pBdr>
-                <w:bottom w:val="none" w:sz="0" w:space="0" w:color="000000"/>
-                <w:top w:val="none" w:sz="0" w:space="0" w:color="000000"/>
-                <w:left w:val="none" w:sz="0" w:space="0" w:color="000000"/>
-                <w:right w:val="none" w:sz="0" w:space="0" w:color="000000"/>
-              </w:pBdr>
-              <w:spacing w:after="20" w:before="20" w:line="240"/>
-              <w:ind w:left="100" w:right="100" w:firstLine="0" w:firstLineChars="0"/>
+              <w:jc w:val="left"/>
+              <w:pBdr>
+                <w:bottom w:val="none" w:sz="0" w:space="0" w:color="000000"/>
+                <w:top w:val="none" w:sz="0" w:space="0" w:color="000000"/>
+                <w:left w:val="none" w:sz="0" w:space="0" w:color="000000"/>
+                <w:right w:val="none" w:sz="0" w:space="0" w:color="000000"/>
+              </w:pBdr>
+              <w:spacing w:after="20" w:before="20" w:line="240"/>
+              <w:ind w:left="100" w:right="100" w:firstLine="0" w:firstLineChars="0"/>
+              <w:rPr>
+                <w:rFonts w:ascii="Times" w:hAnsi="Helvetica" w:eastAsia="Helvetica" w:cs="Helvetica"/>
+                <w:i w:val="false"/>
+                <w:b w:val="false"/>
+                <w:u w:val="none"/>
+                <w:sz w:val="24"/>
+                <w:szCs w:val="24"/>
+                <w:color w:val="000000"/>
+              </w:rPr>
             </w:pPr>
             <w:r xmlns:w="http://schemas.openxmlformats.org/wordprocessingml/2006/main" xmlns:wp="http://schemas.openxmlformats.org/drawingml/2006/wordprocessingDrawing" xmlns:r="http://schemas.openxmlformats.org/officeDocument/2006/relationships" xmlns:w14="http://schemas.microsoft.com/office/word/2010/wordml">
               <w:rPr>
@@ -2572,16 +2972,24 @@
           </w:tcPr>
           <w:p>
             <w:pPr>
-              <w:pStyle w:val="Normal"/>
-              <w:jc w:val="left"/>
-              <w:pBdr>
-                <w:bottom w:val="none" w:sz="0" w:space="0" w:color="000000"/>
-                <w:top w:val="none" w:sz="0" w:space="0" w:color="000000"/>
-                <w:left w:val="none" w:sz="0" w:space="0" w:color="000000"/>
-                <w:right w:val="none" w:sz="0" w:space="0" w:color="000000"/>
-              </w:pBdr>
-              <w:spacing w:after="20" w:before="20" w:line="240"/>
-              <w:ind w:left="100" w:right="100" w:firstLine="0" w:firstLineChars="0"/>
+              <w:jc w:val="left"/>
+              <w:pBdr>
+                <w:bottom w:val="none" w:sz="0" w:space="0" w:color="000000"/>
+                <w:top w:val="none" w:sz="0" w:space="0" w:color="000000"/>
+                <w:left w:val="none" w:sz="0" w:space="0" w:color="000000"/>
+                <w:right w:val="none" w:sz="0" w:space="0" w:color="000000"/>
+              </w:pBdr>
+              <w:spacing w:after="20" w:before="20" w:line="240"/>
+              <w:ind w:left="100" w:right="100" w:firstLine="0" w:firstLineChars="0"/>
+              <w:rPr>
+                <w:rFonts w:ascii="Times" w:hAnsi="Helvetica" w:eastAsia="Helvetica" w:cs="Helvetica"/>
+                <w:i w:val="false"/>
+                <w:b w:val="false"/>
+                <w:u w:val="none"/>
+                <w:sz w:val="24"/>
+                <w:szCs w:val="24"/>
+                <w:color w:val="000000"/>
+              </w:rPr>
             </w:pPr>
             <w:r xmlns:w="http://schemas.openxmlformats.org/wordprocessingml/2006/main" xmlns:wp="http://schemas.openxmlformats.org/drawingml/2006/wordprocessingDrawing" xmlns:r="http://schemas.openxmlformats.org/officeDocument/2006/relationships" xmlns:w14="http://schemas.microsoft.com/office/word/2010/wordml">
               <w:rPr>
@@ -2616,16 +3024,24 @@
           </w:tcPr>
           <w:p>
             <w:pPr>
-              <w:pStyle w:val="Normal"/>
-              <w:jc w:val="left"/>
-              <w:pBdr>
-                <w:bottom w:val="none" w:sz="0" w:space="0" w:color="000000"/>
-                <w:top w:val="none" w:sz="0" w:space="0" w:color="000000"/>
-                <w:left w:val="none" w:sz="0" w:space="0" w:color="000000"/>
-                <w:right w:val="none" w:sz="0" w:space="0" w:color="000000"/>
-              </w:pBdr>
-              <w:spacing w:after="20" w:before="20" w:line="240"/>
-              <w:ind w:left="100" w:right="100" w:firstLine="0" w:firstLineChars="0"/>
+              <w:jc w:val="left"/>
+              <w:pBdr>
+                <w:bottom w:val="none" w:sz="0" w:space="0" w:color="000000"/>
+                <w:top w:val="none" w:sz="0" w:space="0" w:color="000000"/>
+                <w:left w:val="none" w:sz="0" w:space="0" w:color="000000"/>
+                <w:right w:val="none" w:sz="0" w:space="0" w:color="000000"/>
+              </w:pBdr>
+              <w:spacing w:after="20" w:before="20" w:line="240"/>
+              <w:ind w:left="100" w:right="100" w:firstLine="0" w:firstLineChars="0"/>
+              <w:rPr>
+                <w:rFonts w:ascii="Times" w:hAnsi="Helvetica" w:eastAsia="Helvetica" w:cs="Helvetica"/>
+                <w:i w:val="false"/>
+                <w:b w:val="false"/>
+                <w:u w:val="none"/>
+                <w:sz w:val="24"/>
+                <w:szCs w:val="24"/>
+                <w:color w:val="000000"/>
+              </w:rPr>
             </w:pPr>
             <w:r xmlns:w="http://schemas.openxmlformats.org/wordprocessingml/2006/main" xmlns:wp="http://schemas.openxmlformats.org/drawingml/2006/wordprocessingDrawing" xmlns:r="http://schemas.openxmlformats.org/officeDocument/2006/relationships" xmlns:w14="http://schemas.microsoft.com/office/word/2010/wordml">
               <w:rPr>
@@ -2666,16 +3082,24 @@
           </w:tcPr>
           <w:p>
             <w:pPr>
-              <w:pStyle w:val="Normal"/>
-              <w:jc w:val="left"/>
-              <w:pBdr>
-                <w:bottom w:val="none" w:sz="0" w:space="0" w:color="000000"/>
-                <w:top w:val="none" w:sz="0" w:space="0" w:color="000000"/>
-                <w:left w:val="none" w:sz="0" w:space="0" w:color="000000"/>
-                <w:right w:val="none" w:sz="0" w:space="0" w:color="000000"/>
-              </w:pBdr>
-              <w:spacing w:after="20" w:before="20" w:line="240"/>
-              <w:ind w:left="100" w:right="100" w:firstLine="0" w:firstLineChars="0"/>
+              <w:jc w:val="left"/>
+              <w:pBdr>
+                <w:bottom w:val="none" w:sz="0" w:space="0" w:color="000000"/>
+                <w:top w:val="none" w:sz="0" w:space="0" w:color="000000"/>
+                <w:left w:val="none" w:sz="0" w:space="0" w:color="000000"/>
+                <w:right w:val="none" w:sz="0" w:space="0" w:color="000000"/>
+              </w:pBdr>
+              <w:spacing w:after="20" w:before="20" w:line="240"/>
+              <w:ind w:left="100" w:right="100" w:firstLine="0" w:firstLineChars="0"/>
+              <w:rPr>
+                <w:rFonts w:ascii="Times" w:hAnsi="Helvetica" w:eastAsia="Helvetica" w:cs="Helvetica"/>
+                <w:i w:val="false"/>
+                <w:b w:val="false"/>
+                <w:u w:val="none"/>
+                <w:sz w:val="24"/>
+                <w:szCs w:val="24"/>
+                <w:color w:val="000000"/>
+              </w:rPr>
             </w:pPr>
             <w:r xmlns:w="http://schemas.openxmlformats.org/wordprocessingml/2006/main" xmlns:wp="http://schemas.openxmlformats.org/drawingml/2006/wordprocessingDrawing" xmlns:r="http://schemas.openxmlformats.org/officeDocument/2006/relationships" xmlns:w14="http://schemas.microsoft.com/office/word/2010/wordml">
               <w:rPr>
@@ -2710,16 +3134,24 @@
           </w:tcPr>
           <w:p>
             <w:pPr>
-              <w:pStyle w:val="Normal"/>
-              <w:jc w:val="left"/>
-              <w:pBdr>
-                <w:bottom w:val="none" w:sz="0" w:space="0" w:color="000000"/>
-                <w:top w:val="none" w:sz="0" w:space="0" w:color="000000"/>
-                <w:left w:val="none" w:sz="0" w:space="0" w:color="000000"/>
-                <w:right w:val="none" w:sz="0" w:space="0" w:color="000000"/>
-              </w:pBdr>
-              <w:spacing w:after="20" w:before="20" w:line="240"/>
-              <w:ind w:left="100" w:right="100" w:firstLine="0" w:firstLineChars="0"/>
+              <w:jc w:val="left"/>
+              <w:pBdr>
+                <w:bottom w:val="none" w:sz="0" w:space="0" w:color="000000"/>
+                <w:top w:val="none" w:sz="0" w:space="0" w:color="000000"/>
+                <w:left w:val="none" w:sz="0" w:space="0" w:color="000000"/>
+                <w:right w:val="none" w:sz="0" w:space="0" w:color="000000"/>
+              </w:pBdr>
+              <w:spacing w:after="20" w:before="20" w:line="240"/>
+              <w:ind w:left="100" w:right="100" w:firstLine="0" w:firstLineChars="0"/>
+              <w:rPr>
+                <w:rFonts w:ascii="Times" w:hAnsi="Helvetica" w:eastAsia="Helvetica" w:cs="Helvetica"/>
+                <w:i w:val="false"/>
+                <w:b w:val="false"/>
+                <w:u w:val="none"/>
+                <w:sz w:val="24"/>
+                <w:szCs w:val="24"/>
+                <w:color w:val="000000"/>
+              </w:rPr>
             </w:pPr>
             <w:r xmlns:w="http://schemas.openxmlformats.org/wordprocessingml/2006/main" xmlns:wp="http://schemas.openxmlformats.org/drawingml/2006/wordprocessingDrawing" xmlns:r="http://schemas.openxmlformats.org/officeDocument/2006/relationships" xmlns:w14="http://schemas.microsoft.com/office/word/2010/wordml">
               <w:rPr>
@@ -2760,16 +3192,24 @@
           </w:tcPr>
           <w:p>
             <w:pPr>
-              <w:pStyle w:val="Normal"/>
-              <w:jc w:val="left"/>
-              <w:pBdr>
-                <w:bottom w:val="none" w:sz="0" w:space="0" w:color="000000"/>
-                <w:top w:val="none" w:sz="0" w:space="0" w:color="000000"/>
-                <w:left w:val="none" w:sz="0" w:space="0" w:color="000000"/>
-                <w:right w:val="none" w:sz="0" w:space="0" w:color="000000"/>
-              </w:pBdr>
-              <w:spacing w:after="20" w:before="20" w:line="240"/>
-              <w:ind w:left="100" w:right="100" w:firstLine="0" w:firstLineChars="0"/>
+              <w:jc w:val="left"/>
+              <w:pBdr>
+                <w:bottom w:val="none" w:sz="0" w:space="0" w:color="000000"/>
+                <w:top w:val="none" w:sz="0" w:space="0" w:color="000000"/>
+                <w:left w:val="none" w:sz="0" w:space="0" w:color="000000"/>
+                <w:right w:val="none" w:sz="0" w:space="0" w:color="000000"/>
+              </w:pBdr>
+              <w:spacing w:after="20" w:before="20" w:line="240"/>
+              <w:ind w:left="100" w:right="100" w:firstLine="0" w:firstLineChars="0"/>
+              <w:rPr>
+                <w:rFonts w:ascii="Times" w:hAnsi="Helvetica" w:eastAsia="Helvetica" w:cs="Helvetica"/>
+                <w:i w:val="false"/>
+                <w:b w:val="false"/>
+                <w:u w:val="none"/>
+                <w:sz w:val="24"/>
+                <w:szCs w:val="24"/>
+                <w:color w:val="000000"/>
+              </w:rPr>
             </w:pPr>
             <w:r xmlns:w="http://schemas.openxmlformats.org/wordprocessingml/2006/main" xmlns:wp="http://schemas.openxmlformats.org/drawingml/2006/wordprocessingDrawing" xmlns:r="http://schemas.openxmlformats.org/officeDocument/2006/relationships" xmlns:w14="http://schemas.microsoft.com/office/word/2010/wordml">
               <w:rPr>
@@ -2804,16 +3244,24 @@
           </w:tcPr>
           <w:p>
             <w:pPr>
-              <w:pStyle w:val="Normal"/>
-              <w:jc w:val="left"/>
-              <w:pBdr>
-                <w:bottom w:val="none" w:sz="0" w:space="0" w:color="000000"/>
-                <w:top w:val="none" w:sz="0" w:space="0" w:color="000000"/>
-                <w:left w:val="none" w:sz="0" w:space="0" w:color="000000"/>
-                <w:right w:val="none" w:sz="0" w:space="0" w:color="000000"/>
-              </w:pBdr>
-              <w:spacing w:after="20" w:before="20" w:line="240"/>
-              <w:ind w:left="100" w:right="100" w:firstLine="0" w:firstLineChars="0"/>
+              <w:jc w:val="left"/>
+              <w:pBdr>
+                <w:bottom w:val="none" w:sz="0" w:space="0" w:color="000000"/>
+                <w:top w:val="none" w:sz="0" w:space="0" w:color="000000"/>
+                <w:left w:val="none" w:sz="0" w:space="0" w:color="000000"/>
+                <w:right w:val="none" w:sz="0" w:space="0" w:color="000000"/>
+              </w:pBdr>
+              <w:spacing w:after="20" w:before="20" w:line="240"/>
+              <w:ind w:left="100" w:right="100" w:firstLine="0" w:firstLineChars="0"/>
+              <w:rPr>
+                <w:rFonts w:ascii="Times" w:hAnsi="Helvetica" w:eastAsia="Helvetica" w:cs="Helvetica"/>
+                <w:i w:val="false"/>
+                <w:b w:val="false"/>
+                <w:u w:val="none"/>
+                <w:sz w:val="24"/>
+                <w:szCs w:val="24"/>
+                <w:color w:val="000000"/>
+              </w:rPr>
             </w:pPr>
             <w:r xmlns:w="http://schemas.openxmlformats.org/wordprocessingml/2006/main" xmlns:wp="http://schemas.openxmlformats.org/drawingml/2006/wordprocessingDrawing" xmlns:r="http://schemas.openxmlformats.org/officeDocument/2006/relationships" xmlns:w14="http://schemas.microsoft.com/office/word/2010/wordml">
               <w:rPr>
@@ -2854,16 +3302,24 @@
           </w:tcPr>
           <w:p>
             <w:pPr>
-              <w:pStyle w:val="Normal"/>
-              <w:jc w:val="left"/>
-              <w:pBdr>
-                <w:bottom w:val="none" w:sz="0" w:space="0" w:color="000000"/>
-                <w:top w:val="none" w:sz="0" w:space="0" w:color="000000"/>
-                <w:left w:val="none" w:sz="0" w:space="0" w:color="000000"/>
-                <w:right w:val="none" w:sz="0" w:space="0" w:color="000000"/>
-              </w:pBdr>
-              <w:spacing w:after="20" w:before="20" w:line="240"/>
-              <w:ind w:left="100" w:right="100" w:firstLine="0" w:firstLineChars="0"/>
+              <w:jc w:val="left"/>
+              <w:pBdr>
+                <w:bottom w:val="none" w:sz="0" w:space="0" w:color="000000"/>
+                <w:top w:val="none" w:sz="0" w:space="0" w:color="000000"/>
+                <w:left w:val="none" w:sz="0" w:space="0" w:color="000000"/>
+                <w:right w:val="none" w:sz="0" w:space="0" w:color="000000"/>
+              </w:pBdr>
+              <w:spacing w:after="20" w:before="20" w:line="240"/>
+              <w:ind w:left="100" w:right="100" w:firstLine="0" w:firstLineChars="0"/>
+              <w:rPr>
+                <w:rFonts w:ascii="Times" w:hAnsi="Helvetica" w:eastAsia="Helvetica" w:cs="Helvetica"/>
+                <w:i w:val="false"/>
+                <w:b w:val="false"/>
+                <w:u w:val="none"/>
+                <w:sz w:val="24"/>
+                <w:szCs w:val="24"/>
+                <w:color w:val="000000"/>
+              </w:rPr>
             </w:pPr>
             <w:r xmlns:w="http://schemas.openxmlformats.org/wordprocessingml/2006/main" xmlns:wp="http://schemas.openxmlformats.org/drawingml/2006/wordprocessingDrawing" xmlns:r="http://schemas.openxmlformats.org/officeDocument/2006/relationships" xmlns:w14="http://schemas.microsoft.com/office/word/2010/wordml">
               <w:rPr>
@@ -2898,16 +3354,24 @@
           </w:tcPr>
           <w:p>
             <w:pPr>
-              <w:pStyle w:val="Normal"/>
-              <w:jc w:val="left"/>
-              <w:pBdr>
-                <w:bottom w:val="none" w:sz="0" w:space="0" w:color="000000"/>
-                <w:top w:val="none" w:sz="0" w:space="0" w:color="000000"/>
-                <w:left w:val="none" w:sz="0" w:space="0" w:color="000000"/>
-                <w:right w:val="none" w:sz="0" w:space="0" w:color="000000"/>
-              </w:pBdr>
-              <w:spacing w:after="20" w:before="20" w:line="240"/>
-              <w:ind w:left="100" w:right="100" w:firstLine="0" w:firstLineChars="0"/>
+              <w:jc w:val="left"/>
+              <w:pBdr>
+                <w:bottom w:val="none" w:sz="0" w:space="0" w:color="000000"/>
+                <w:top w:val="none" w:sz="0" w:space="0" w:color="000000"/>
+                <w:left w:val="none" w:sz="0" w:space="0" w:color="000000"/>
+                <w:right w:val="none" w:sz="0" w:space="0" w:color="000000"/>
+              </w:pBdr>
+              <w:spacing w:after="20" w:before="20" w:line="240"/>
+              <w:ind w:left="100" w:right="100" w:firstLine="0" w:firstLineChars="0"/>
+              <w:rPr>
+                <w:rFonts w:ascii="Times" w:hAnsi="Helvetica" w:eastAsia="Helvetica" w:cs="Helvetica"/>
+                <w:i w:val="false"/>
+                <w:b w:val="false"/>
+                <w:u w:val="none"/>
+                <w:sz w:val="24"/>
+                <w:szCs w:val="24"/>
+                <w:color w:val="000000"/>
+              </w:rPr>
             </w:pPr>
             <w:r xmlns:w="http://schemas.openxmlformats.org/wordprocessingml/2006/main" xmlns:wp="http://schemas.openxmlformats.org/drawingml/2006/wordprocessingDrawing" xmlns:r="http://schemas.openxmlformats.org/officeDocument/2006/relationships" xmlns:w14="http://schemas.microsoft.com/office/word/2010/wordml">
               <w:rPr>
@@ -2948,16 +3412,24 @@
           </w:tcPr>
           <w:p>
             <w:pPr>
-              <w:pStyle w:val="Normal"/>
-              <w:jc w:val="left"/>
-              <w:pBdr>
-                <w:bottom w:val="none" w:sz="0" w:space="0" w:color="000000"/>
-                <w:top w:val="none" w:sz="0" w:space="0" w:color="000000"/>
-                <w:left w:val="none" w:sz="0" w:space="0" w:color="000000"/>
-                <w:right w:val="none" w:sz="0" w:space="0" w:color="000000"/>
-              </w:pBdr>
-              <w:spacing w:after="20" w:before="20" w:line="240"/>
-              <w:ind w:left="100" w:right="100" w:firstLine="0" w:firstLineChars="0"/>
+              <w:jc w:val="left"/>
+              <w:pBdr>
+                <w:bottom w:val="none" w:sz="0" w:space="0" w:color="000000"/>
+                <w:top w:val="none" w:sz="0" w:space="0" w:color="000000"/>
+                <w:left w:val="none" w:sz="0" w:space="0" w:color="000000"/>
+                <w:right w:val="none" w:sz="0" w:space="0" w:color="000000"/>
+              </w:pBdr>
+              <w:spacing w:after="20" w:before="20" w:line="240"/>
+              <w:ind w:left="100" w:right="100" w:firstLine="0" w:firstLineChars="0"/>
+              <w:rPr>
+                <w:rFonts w:ascii="Times" w:hAnsi="Helvetica" w:eastAsia="Helvetica" w:cs="Helvetica"/>
+                <w:i w:val="false"/>
+                <w:b w:val="false"/>
+                <w:u w:val="none"/>
+                <w:sz w:val="24"/>
+                <w:szCs w:val="24"/>
+                <w:color w:val="000000"/>
+              </w:rPr>
             </w:pPr>
             <w:r xmlns:w="http://schemas.openxmlformats.org/wordprocessingml/2006/main" xmlns:wp="http://schemas.openxmlformats.org/drawingml/2006/wordprocessingDrawing" xmlns:r="http://schemas.openxmlformats.org/officeDocument/2006/relationships" xmlns:w14="http://schemas.microsoft.com/office/word/2010/wordml">
               <w:rPr>
@@ -2992,16 +3464,24 @@
           </w:tcPr>
           <w:p>
             <w:pPr>
-              <w:pStyle w:val="Normal"/>
-              <w:jc w:val="left"/>
-              <w:pBdr>
-                <w:bottom w:val="none" w:sz="0" w:space="0" w:color="000000"/>
-                <w:top w:val="none" w:sz="0" w:space="0" w:color="000000"/>
-                <w:left w:val="none" w:sz="0" w:space="0" w:color="000000"/>
-                <w:right w:val="none" w:sz="0" w:space="0" w:color="000000"/>
-              </w:pBdr>
-              <w:spacing w:after="20" w:before="20" w:line="240"/>
-              <w:ind w:left="100" w:right="100" w:firstLine="0" w:firstLineChars="0"/>
+              <w:jc w:val="left"/>
+              <w:pBdr>
+                <w:bottom w:val="none" w:sz="0" w:space="0" w:color="000000"/>
+                <w:top w:val="none" w:sz="0" w:space="0" w:color="000000"/>
+                <w:left w:val="none" w:sz="0" w:space="0" w:color="000000"/>
+                <w:right w:val="none" w:sz="0" w:space="0" w:color="000000"/>
+              </w:pBdr>
+              <w:spacing w:after="20" w:before="20" w:line="240"/>
+              <w:ind w:left="100" w:right="100" w:firstLine="0" w:firstLineChars="0"/>
+              <w:rPr>
+                <w:rFonts w:ascii="Times" w:hAnsi="Helvetica" w:eastAsia="Helvetica" w:cs="Helvetica"/>
+                <w:i w:val="false"/>
+                <w:b w:val="false"/>
+                <w:u w:val="none"/>
+                <w:sz w:val="24"/>
+                <w:szCs w:val="24"/>
+                <w:color w:val="000000"/>
+              </w:rPr>
             </w:pPr>
             <w:r xmlns:w="http://schemas.openxmlformats.org/wordprocessingml/2006/main" xmlns:wp="http://schemas.openxmlformats.org/drawingml/2006/wordprocessingDrawing" xmlns:r="http://schemas.openxmlformats.org/officeDocument/2006/relationships" xmlns:w14="http://schemas.microsoft.com/office/word/2010/wordml">
               <w:rPr>
@@ -3042,16 +3522,24 @@
           </w:tcPr>
           <w:p>
             <w:pPr>
-              <w:pStyle w:val="Normal"/>
-              <w:jc w:val="left"/>
-              <w:pBdr>
-                <w:bottom w:val="none" w:sz="0" w:space="0" w:color="000000"/>
-                <w:top w:val="none" w:sz="0" w:space="0" w:color="000000"/>
-                <w:left w:val="none" w:sz="0" w:space="0" w:color="000000"/>
-                <w:right w:val="none" w:sz="0" w:space="0" w:color="000000"/>
-              </w:pBdr>
-              <w:spacing w:after="20" w:before="20" w:line="240"/>
-              <w:ind w:left="100" w:right="100" w:firstLine="0" w:firstLineChars="0"/>
+              <w:jc w:val="left"/>
+              <w:pBdr>
+                <w:bottom w:val="none" w:sz="0" w:space="0" w:color="000000"/>
+                <w:top w:val="none" w:sz="0" w:space="0" w:color="000000"/>
+                <w:left w:val="none" w:sz="0" w:space="0" w:color="000000"/>
+                <w:right w:val="none" w:sz="0" w:space="0" w:color="000000"/>
+              </w:pBdr>
+              <w:spacing w:after="20" w:before="20" w:line="240"/>
+              <w:ind w:left="100" w:right="100" w:firstLine="0" w:firstLineChars="0"/>
+              <w:rPr>
+                <w:rFonts w:ascii="Times" w:hAnsi="Helvetica" w:eastAsia="Helvetica" w:cs="Helvetica"/>
+                <w:i w:val="false"/>
+                <w:b w:val="false"/>
+                <w:u w:val="none"/>
+                <w:sz w:val="24"/>
+                <w:szCs w:val="24"/>
+                <w:color w:val="000000"/>
+              </w:rPr>
             </w:pPr>
             <w:r xmlns:w="http://schemas.openxmlformats.org/wordprocessingml/2006/main" xmlns:wp="http://schemas.openxmlformats.org/drawingml/2006/wordprocessingDrawing" xmlns:r="http://schemas.openxmlformats.org/officeDocument/2006/relationships" xmlns:w14="http://schemas.microsoft.com/office/word/2010/wordml">
               <w:rPr>
@@ -3086,16 +3574,24 @@
           </w:tcPr>
           <w:p>
             <w:pPr>
-              <w:pStyle w:val="Normal"/>
-              <w:jc w:val="left"/>
-              <w:pBdr>
-                <w:bottom w:val="none" w:sz="0" w:space="0" w:color="000000"/>
-                <w:top w:val="none" w:sz="0" w:space="0" w:color="000000"/>
-                <w:left w:val="none" w:sz="0" w:space="0" w:color="000000"/>
-                <w:right w:val="none" w:sz="0" w:space="0" w:color="000000"/>
-              </w:pBdr>
-              <w:spacing w:after="20" w:before="20" w:line="240"/>
-              <w:ind w:left="100" w:right="100" w:firstLine="0" w:firstLineChars="0"/>
+              <w:jc w:val="left"/>
+              <w:pBdr>
+                <w:bottom w:val="none" w:sz="0" w:space="0" w:color="000000"/>
+                <w:top w:val="none" w:sz="0" w:space="0" w:color="000000"/>
+                <w:left w:val="none" w:sz="0" w:space="0" w:color="000000"/>
+                <w:right w:val="none" w:sz="0" w:space="0" w:color="000000"/>
+              </w:pBdr>
+              <w:spacing w:after="20" w:before="20" w:line="240"/>
+              <w:ind w:left="100" w:right="100" w:firstLine="0" w:firstLineChars="0"/>
+              <w:rPr>
+                <w:rFonts w:ascii="Times" w:hAnsi="Helvetica" w:eastAsia="Helvetica" w:cs="Helvetica"/>
+                <w:i w:val="false"/>
+                <w:b w:val="false"/>
+                <w:u w:val="none"/>
+                <w:sz w:val="24"/>
+                <w:szCs w:val="24"/>
+                <w:color w:val="000000"/>
+              </w:rPr>
             </w:pPr>
             <w:r xmlns:w="http://schemas.openxmlformats.org/wordprocessingml/2006/main" xmlns:wp="http://schemas.openxmlformats.org/drawingml/2006/wordprocessingDrawing" xmlns:r="http://schemas.openxmlformats.org/officeDocument/2006/relationships" xmlns:w14="http://schemas.microsoft.com/office/word/2010/wordml">
               <w:rPr>
@@ -3136,16 +3632,24 @@
           </w:tcPr>
           <w:p>
             <w:pPr>
-              <w:pStyle w:val="Normal"/>
-              <w:jc w:val="left"/>
-              <w:pBdr>
-                <w:bottom w:val="none" w:sz="0" w:space="0" w:color="000000"/>
-                <w:top w:val="none" w:sz="0" w:space="0" w:color="000000"/>
-                <w:left w:val="none" w:sz="0" w:space="0" w:color="000000"/>
-                <w:right w:val="none" w:sz="0" w:space="0" w:color="000000"/>
-              </w:pBdr>
-              <w:spacing w:after="20" w:before="20" w:line="240"/>
-              <w:ind w:left="100" w:right="100" w:firstLine="0" w:firstLineChars="0"/>
+              <w:jc w:val="left"/>
+              <w:pBdr>
+                <w:bottom w:val="none" w:sz="0" w:space="0" w:color="000000"/>
+                <w:top w:val="none" w:sz="0" w:space="0" w:color="000000"/>
+                <w:left w:val="none" w:sz="0" w:space="0" w:color="000000"/>
+                <w:right w:val="none" w:sz="0" w:space="0" w:color="000000"/>
+              </w:pBdr>
+              <w:spacing w:after="20" w:before="20" w:line="240"/>
+              <w:ind w:left="100" w:right="100" w:firstLine="0" w:firstLineChars="0"/>
+              <w:rPr>
+                <w:rFonts w:ascii="Times" w:hAnsi="Helvetica" w:eastAsia="Helvetica" w:cs="Helvetica"/>
+                <w:i w:val="false"/>
+                <w:b w:val="false"/>
+                <w:u w:val="none"/>
+                <w:sz w:val="24"/>
+                <w:szCs w:val="24"/>
+                <w:color w:val="000000"/>
+              </w:rPr>
             </w:pPr>
             <w:r xmlns:w="http://schemas.openxmlformats.org/wordprocessingml/2006/main" xmlns:wp="http://schemas.openxmlformats.org/drawingml/2006/wordprocessingDrawing" xmlns:r="http://schemas.openxmlformats.org/officeDocument/2006/relationships" xmlns:w14="http://schemas.microsoft.com/office/word/2010/wordml">
               <w:rPr>
@@ -3180,16 +3684,24 @@
           </w:tcPr>
           <w:p>
             <w:pPr>
-              <w:pStyle w:val="Normal"/>
-              <w:jc w:val="left"/>
-              <w:pBdr>
-                <w:bottom w:val="none" w:sz="0" w:space="0" w:color="000000"/>
-                <w:top w:val="none" w:sz="0" w:space="0" w:color="000000"/>
-                <w:left w:val="none" w:sz="0" w:space="0" w:color="000000"/>
-                <w:right w:val="none" w:sz="0" w:space="0" w:color="000000"/>
-              </w:pBdr>
-              <w:spacing w:after="20" w:before="20" w:line="240"/>
-              <w:ind w:left="100" w:right="100" w:firstLine="0" w:firstLineChars="0"/>
+              <w:jc w:val="left"/>
+              <w:pBdr>
+                <w:bottom w:val="none" w:sz="0" w:space="0" w:color="000000"/>
+                <w:top w:val="none" w:sz="0" w:space="0" w:color="000000"/>
+                <w:left w:val="none" w:sz="0" w:space="0" w:color="000000"/>
+                <w:right w:val="none" w:sz="0" w:space="0" w:color="000000"/>
+              </w:pBdr>
+              <w:spacing w:after="20" w:before="20" w:line="240"/>
+              <w:ind w:left="100" w:right="100" w:firstLine="0" w:firstLineChars="0"/>
+              <w:rPr>
+                <w:rFonts w:ascii="Times" w:hAnsi="Helvetica" w:eastAsia="Helvetica" w:cs="Helvetica"/>
+                <w:i w:val="false"/>
+                <w:b w:val="false"/>
+                <w:u w:val="none"/>
+                <w:sz w:val="24"/>
+                <w:szCs w:val="24"/>
+                <w:color w:val="000000"/>
+              </w:rPr>
             </w:pPr>
             <w:r xmlns:w="http://schemas.openxmlformats.org/wordprocessingml/2006/main" xmlns:wp="http://schemas.openxmlformats.org/drawingml/2006/wordprocessingDrawing" xmlns:r="http://schemas.openxmlformats.org/officeDocument/2006/relationships" xmlns:w14="http://schemas.microsoft.com/office/word/2010/wordml">
               <w:rPr>
@@ -3230,16 +3742,24 @@
           </w:tcPr>
           <w:p>
             <w:pPr>
-              <w:pStyle w:val="Normal"/>
-              <w:jc w:val="left"/>
-              <w:pBdr>
-                <w:bottom w:val="none" w:sz="0" w:space="0" w:color="000000"/>
-                <w:top w:val="none" w:sz="0" w:space="0" w:color="000000"/>
-                <w:left w:val="none" w:sz="0" w:space="0" w:color="000000"/>
-                <w:right w:val="none" w:sz="0" w:space="0" w:color="000000"/>
-              </w:pBdr>
-              <w:spacing w:after="20" w:before="20" w:line="240"/>
-              <w:ind w:left="100" w:right="100" w:firstLine="0" w:firstLineChars="0"/>
+              <w:jc w:val="left"/>
+              <w:pBdr>
+                <w:bottom w:val="none" w:sz="0" w:space="0" w:color="000000"/>
+                <w:top w:val="none" w:sz="0" w:space="0" w:color="000000"/>
+                <w:left w:val="none" w:sz="0" w:space="0" w:color="000000"/>
+                <w:right w:val="none" w:sz="0" w:space="0" w:color="000000"/>
+              </w:pBdr>
+              <w:spacing w:after="20" w:before="20" w:line="240"/>
+              <w:ind w:left="100" w:right="100" w:firstLine="0" w:firstLineChars="0"/>
+              <w:rPr>
+                <w:rFonts w:ascii="Times" w:hAnsi="Helvetica" w:eastAsia="Helvetica" w:cs="Helvetica"/>
+                <w:i w:val="false"/>
+                <w:b w:val="false"/>
+                <w:u w:val="none"/>
+                <w:sz w:val="24"/>
+                <w:szCs w:val="24"/>
+                <w:color w:val="000000"/>
+              </w:rPr>
             </w:pPr>
             <w:r xmlns:w="http://schemas.openxmlformats.org/wordprocessingml/2006/main" xmlns:wp="http://schemas.openxmlformats.org/drawingml/2006/wordprocessingDrawing" xmlns:r="http://schemas.openxmlformats.org/officeDocument/2006/relationships" xmlns:w14="http://schemas.microsoft.com/office/word/2010/wordml">
               <w:rPr>
@@ -3274,16 +3794,24 @@
           </w:tcPr>
           <w:p>
             <w:pPr>
-              <w:pStyle w:val="Normal"/>
-              <w:jc w:val="left"/>
-              <w:pBdr>
-                <w:bottom w:val="none" w:sz="0" w:space="0" w:color="000000"/>
-                <w:top w:val="none" w:sz="0" w:space="0" w:color="000000"/>
-                <w:left w:val="none" w:sz="0" w:space="0" w:color="000000"/>
-                <w:right w:val="none" w:sz="0" w:space="0" w:color="000000"/>
-              </w:pBdr>
-              <w:spacing w:after="20" w:before="20" w:line="240"/>
-              <w:ind w:left="100" w:right="100" w:firstLine="0" w:firstLineChars="0"/>
+              <w:jc w:val="left"/>
+              <w:pBdr>
+                <w:bottom w:val="none" w:sz="0" w:space="0" w:color="000000"/>
+                <w:top w:val="none" w:sz="0" w:space="0" w:color="000000"/>
+                <w:left w:val="none" w:sz="0" w:space="0" w:color="000000"/>
+                <w:right w:val="none" w:sz="0" w:space="0" w:color="000000"/>
+              </w:pBdr>
+              <w:spacing w:after="20" w:before="20" w:line="240"/>
+              <w:ind w:left="100" w:right="100" w:firstLine="0" w:firstLineChars="0"/>
+              <w:rPr>
+                <w:rFonts w:ascii="Times" w:hAnsi="Helvetica" w:eastAsia="Helvetica" w:cs="Helvetica"/>
+                <w:i w:val="false"/>
+                <w:b w:val="false"/>
+                <w:u w:val="none"/>
+                <w:sz w:val="24"/>
+                <w:szCs w:val="24"/>
+                <w:color w:val="000000"/>
+              </w:rPr>
             </w:pPr>
             <w:r xmlns:w="http://schemas.openxmlformats.org/wordprocessingml/2006/main" xmlns:wp="http://schemas.openxmlformats.org/drawingml/2006/wordprocessingDrawing" xmlns:r="http://schemas.openxmlformats.org/officeDocument/2006/relationships" xmlns:w14="http://schemas.microsoft.com/office/word/2010/wordml">
               <w:rPr>
@@ -3324,16 +3852,24 @@
           </w:tcPr>
           <w:p>
             <w:pPr>
-              <w:pStyle w:val="Normal"/>
-              <w:jc w:val="left"/>
-              <w:pBdr>
-                <w:bottom w:val="none" w:sz="0" w:space="0" w:color="000000"/>
-                <w:top w:val="none" w:sz="0" w:space="0" w:color="000000"/>
-                <w:left w:val="none" w:sz="0" w:space="0" w:color="000000"/>
-                <w:right w:val="none" w:sz="0" w:space="0" w:color="000000"/>
-              </w:pBdr>
-              <w:spacing w:after="20" w:before="20" w:line="240"/>
-              <w:ind w:left="100" w:right="100" w:firstLine="0" w:firstLineChars="0"/>
+              <w:jc w:val="left"/>
+              <w:pBdr>
+                <w:bottom w:val="none" w:sz="0" w:space="0" w:color="000000"/>
+                <w:top w:val="none" w:sz="0" w:space="0" w:color="000000"/>
+                <w:left w:val="none" w:sz="0" w:space="0" w:color="000000"/>
+                <w:right w:val="none" w:sz="0" w:space="0" w:color="000000"/>
+              </w:pBdr>
+              <w:spacing w:after="20" w:before="20" w:line="240"/>
+              <w:ind w:left="100" w:right="100" w:firstLine="0" w:firstLineChars="0"/>
+              <w:rPr>
+                <w:rFonts w:ascii="Times" w:hAnsi="Helvetica" w:eastAsia="Helvetica" w:cs="Helvetica"/>
+                <w:i w:val="false"/>
+                <w:b w:val="false"/>
+                <w:u w:val="none"/>
+                <w:sz w:val="24"/>
+                <w:szCs w:val="24"/>
+                <w:color w:val="000000"/>
+              </w:rPr>
             </w:pPr>
             <w:r xmlns:w="http://schemas.openxmlformats.org/wordprocessingml/2006/main" xmlns:wp="http://schemas.openxmlformats.org/drawingml/2006/wordprocessingDrawing" xmlns:r="http://schemas.openxmlformats.org/officeDocument/2006/relationships" xmlns:w14="http://schemas.microsoft.com/office/word/2010/wordml">
               <w:rPr>
@@ -3368,16 +3904,24 @@
           </w:tcPr>
           <w:p>
             <w:pPr>
-              <w:pStyle w:val="Normal"/>
-              <w:jc w:val="left"/>
-              <w:pBdr>
-                <w:bottom w:val="none" w:sz="0" w:space="0" w:color="000000"/>
-                <w:top w:val="none" w:sz="0" w:space="0" w:color="000000"/>
-                <w:left w:val="none" w:sz="0" w:space="0" w:color="000000"/>
-                <w:right w:val="none" w:sz="0" w:space="0" w:color="000000"/>
-              </w:pBdr>
-              <w:spacing w:after="20" w:before="20" w:line="240"/>
-              <w:ind w:left="100" w:right="100" w:firstLine="0" w:firstLineChars="0"/>
+              <w:jc w:val="left"/>
+              <w:pBdr>
+                <w:bottom w:val="none" w:sz="0" w:space="0" w:color="000000"/>
+                <w:top w:val="none" w:sz="0" w:space="0" w:color="000000"/>
+                <w:left w:val="none" w:sz="0" w:space="0" w:color="000000"/>
+                <w:right w:val="none" w:sz="0" w:space="0" w:color="000000"/>
+              </w:pBdr>
+              <w:spacing w:after="20" w:before="20" w:line="240"/>
+              <w:ind w:left="100" w:right="100" w:firstLine="0" w:firstLineChars="0"/>
+              <w:rPr>
+                <w:rFonts w:ascii="Times" w:hAnsi="Helvetica" w:eastAsia="Helvetica" w:cs="Helvetica"/>
+                <w:i w:val="false"/>
+                <w:b w:val="false"/>
+                <w:u w:val="none"/>
+                <w:sz w:val="24"/>
+                <w:szCs w:val="24"/>
+                <w:color w:val="000000"/>
+              </w:rPr>
             </w:pPr>
             <w:r xmlns:w="http://schemas.openxmlformats.org/wordprocessingml/2006/main" xmlns:wp="http://schemas.openxmlformats.org/drawingml/2006/wordprocessingDrawing" xmlns:r="http://schemas.openxmlformats.org/officeDocument/2006/relationships" xmlns:w14="http://schemas.microsoft.com/office/word/2010/wordml">
               <w:rPr>
@@ -3418,16 +3962,24 @@
           </w:tcPr>
           <w:p>
             <w:pPr>
-              <w:pStyle w:val="Normal"/>
-              <w:jc w:val="left"/>
-              <w:pBdr>
-                <w:bottom w:val="none" w:sz="0" w:space="0" w:color="000000"/>
-                <w:top w:val="none" w:sz="0" w:space="0" w:color="000000"/>
-                <w:left w:val="none" w:sz="0" w:space="0" w:color="000000"/>
-                <w:right w:val="none" w:sz="0" w:space="0" w:color="000000"/>
-              </w:pBdr>
-              <w:spacing w:after="20" w:before="20" w:line="240"/>
-              <w:ind w:left="100" w:right="100" w:firstLine="0" w:firstLineChars="0"/>
+              <w:jc w:val="left"/>
+              <w:pBdr>
+                <w:bottom w:val="none" w:sz="0" w:space="0" w:color="000000"/>
+                <w:top w:val="none" w:sz="0" w:space="0" w:color="000000"/>
+                <w:left w:val="none" w:sz="0" w:space="0" w:color="000000"/>
+                <w:right w:val="none" w:sz="0" w:space="0" w:color="000000"/>
+              </w:pBdr>
+              <w:spacing w:after="20" w:before="20" w:line="240"/>
+              <w:ind w:left="100" w:right="100" w:firstLine="0" w:firstLineChars="0"/>
+              <w:rPr>
+                <w:rFonts w:ascii="Times" w:hAnsi="Helvetica" w:eastAsia="Helvetica" w:cs="Helvetica"/>
+                <w:i w:val="false"/>
+                <w:b w:val="false"/>
+                <w:u w:val="none"/>
+                <w:sz w:val="24"/>
+                <w:szCs w:val="24"/>
+                <w:color w:val="000000"/>
+              </w:rPr>
             </w:pPr>
             <w:r xmlns:w="http://schemas.openxmlformats.org/wordprocessingml/2006/main" xmlns:wp="http://schemas.openxmlformats.org/drawingml/2006/wordprocessingDrawing" xmlns:r="http://schemas.openxmlformats.org/officeDocument/2006/relationships" xmlns:w14="http://schemas.microsoft.com/office/word/2010/wordml">
               <w:rPr>
@@ -3462,16 +4014,24 @@
           </w:tcPr>
           <w:p>
             <w:pPr>
-              <w:pStyle w:val="Normal"/>
-              <w:jc w:val="left"/>
-              <w:pBdr>
-                <w:bottom w:val="none" w:sz="0" w:space="0" w:color="000000"/>
-                <w:top w:val="none" w:sz="0" w:space="0" w:color="000000"/>
-                <w:left w:val="none" w:sz="0" w:space="0" w:color="000000"/>
-                <w:right w:val="none" w:sz="0" w:space="0" w:color="000000"/>
-              </w:pBdr>
-              <w:spacing w:after="20" w:before="20" w:line="240"/>
-              <w:ind w:left="100" w:right="100" w:firstLine="0" w:firstLineChars="0"/>
+              <w:jc w:val="left"/>
+              <w:pBdr>
+                <w:bottom w:val="none" w:sz="0" w:space="0" w:color="000000"/>
+                <w:top w:val="none" w:sz="0" w:space="0" w:color="000000"/>
+                <w:left w:val="none" w:sz="0" w:space="0" w:color="000000"/>
+                <w:right w:val="none" w:sz="0" w:space="0" w:color="000000"/>
+              </w:pBdr>
+              <w:spacing w:after="20" w:before="20" w:line="240"/>
+              <w:ind w:left="100" w:right="100" w:firstLine="0" w:firstLineChars="0"/>
+              <w:rPr>
+                <w:rFonts w:ascii="Times" w:hAnsi="Helvetica" w:eastAsia="Helvetica" w:cs="Helvetica"/>
+                <w:i w:val="false"/>
+                <w:b w:val="false"/>
+                <w:u w:val="none"/>
+                <w:sz w:val="24"/>
+                <w:szCs w:val="24"/>
+                <w:color w:val="000000"/>
+              </w:rPr>
             </w:pPr>
             <w:r xmlns:w="http://schemas.openxmlformats.org/wordprocessingml/2006/main" xmlns:wp="http://schemas.openxmlformats.org/drawingml/2006/wordprocessingDrawing" xmlns:r="http://schemas.openxmlformats.org/officeDocument/2006/relationships" xmlns:w14="http://schemas.microsoft.com/office/word/2010/wordml">
               <w:rPr>
@@ -3512,16 +4072,24 @@
           </w:tcPr>
           <w:p>
             <w:pPr>
-              <w:pStyle w:val="Normal"/>
-              <w:jc w:val="left"/>
-              <w:pBdr>
-                <w:bottom w:val="none" w:sz="0" w:space="0" w:color="000000"/>
-                <w:top w:val="none" w:sz="0" w:space="0" w:color="000000"/>
-                <w:left w:val="none" w:sz="0" w:space="0" w:color="000000"/>
-                <w:right w:val="none" w:sz="0" w:space="0" w:color="000000"/>
-              </w:pBdr>
-              <w:spacing w:after="20" w:before="20" w:line="240"/>
-              <w:ind w:left="100" w:right="100" w:firstLine="0" w:firstLineChars="0"/>
+              <w:jc w:val="left"/>
+              <w:pBdr>
+                <w:bottom w:val="none" w:sz="0" w:space="0" w:color="000000"/>
+                <w:top w:val="none" w:sz="0" w:space="0" w:color="000000"/>
+                <w:left w:val="none" w:sz="0" w:space="0" w:color="000000"/>
+                <w:right w:val="none" w:sz="0" w:space="0" w:color="000000"/>
+              </w:pBdr>
+              <w:spacing w:after="20" w:before="20" w:line="240"/>
+              <w:ind w:left="100" w:right="100" w:firstLine="0" w:firstLineChars="0"/>
+              <w:rPr>
+                <w:rFonts w:ascii="Times" w:hAnsi="Helvetica" w:eastAsia="Helvetica" w:cs="Helvetica"/>
+                <w:i w:val="false"/>
+                <w:b w:val="false"/>
+                <w:u w:val="none"/>
+                <w:sz w:val="24"/>
+                <w:szCs w:val="24"/>
+                <w:color w:val="000000"/>
+              </w:rPr>
             </w:pPr>
             <w:r xmlns:w="http://schemas.openxmlformats.org/wordprocessingml/2006/main" xmlns:wp="http://schemas.openxmlformats.org/drawingml/2006/wordprocessingDrawing" xmlns:r="http://schemas.openxmlformats.org/officeDocument/2006/relationships" xmlns:w14="http://schemas.microsoft.com/office/word/2010/wordml">
               <w:rPr>
@@ -3556,16 +4124,24 @@
           </w:tcPr>
           <w:p>
             <w:pPr>
-              <w:pStyle w:val="Normal"/>
-              <w:jc w:val="left"/>
-              <w:pBdr>
-                <w:bottom w:val="none" w:sz="0" w:space="0" w:color="000000"/>
-                <w:top w:val="none" w:sz="0" w:space="0" w:color="000000"/>
-                <w:left w:val="none" w:sz="0" w:space="0" w:color="000000"/>
-                <w:right w:val="none" w:sz="0" w:space="0" w:color="000000"/>
-              </w:pBdr>
-              <w:spacing w:after="20" w:before="20" w:line="240"/>
-              <w:ind w:left="100" w:right="100" w:firstLine="0" w:firstLineChars="0"/>
+              <w:jc w:val="left"/>
+              <w:pBdr>
+                <w:bottom w:val="none" w:sz="0" w:space="0" w:color="000000"/>
+                <w:top w:val="none" w:sz="0" w:space="0" w:color="000000"/>
+                <w:left w:val="none" w:sz="0" w:space="0" w:color="000000"/>
+                <w:right w:val="none" w:sz="0" w:space="0" w:color="000000"/>
+              </w:pBdr>
+              <w:spacing w:after="20" w:before="20" w:line="240"/>
+              <w:ind w:left="100" w:right="100" w:firstLine="0" w:firstLineChars="0"/>
+              <w:rPr>
+                <w:rFonts w:ascii="Times" w:hAnsi="Helvetica" w:eastAsia="Helvetica" w:cs="Helvetica"/>
+                <w:i w:val="false"/>
+                <w:b w:val="false"/>
+                <w:u w:val="none"/>
+                <w:sz w:val="24"/>
+                <w:szCs w:val="24"/>
+                <w:color w:val="000000"/>
+              </w:rPr>
             </w:pPr>
             <w:r xmlns:w="http://schemas.openxmlformats.org/wordprocessingml/2006/main" xmlns:wp="http://schemas.openxmlformats.org/drawingml/2006/wordprocessingDrawing" xmlns:r="http://schemas.openxmlformats.org/officeDocument/2006/relationships" xmlns:w14="http://schemas.microsoft.com/office/word/2010/wordml">
               <w:rPr>
@@ -3606,16 +4182,24 @@
           </w:tcPr>
           <w:p>
             <w:pPr>
-              <w:pStyle w:val="Normal"/>
-              <w:jc w:val="left"/>
-              <w:pBdr>
-                <w:bottom w:val="none" w:sz="0" w:space="0" w:color="000000"/>
-                <w:top w:val="none" w:sz="0" w:space="0" w:color="000000"/>
-                <w:left w:val="none" w:sz="0" w:space="0" w:color="000000"/>
-                <w:right w:val="none" w:sz="0" w:space="0" w:color="000000"/>
-              </w:pBdr>
-              <w:spacing w:after="20" w:before="20" w:line="240"/>
-              <w:ind w:left="100" w:right="100" w:firstLine="0" w:firstLineChars="0"/>
+              <w:jc w:val="left"/>
+              <w:pBdr>
+                <w:bottom w:val="none" w:sz="0" w:space="0" w:color="000000"/>
+                <w:top w:val="none" w:sz="0" w:space="0" w:color="000000"/>
+                <w:left w:val="none" w:sz="0" w:space="0" w:color="000000"/>
+                <w:right w:val="none" w:sz="0" w:space="0" w:color="000000"/>
+              </w:pBdr>
+              <w:spacing w:after="20" w:before="20" w:line="240"/>
+              <w:ind w:left="100" w:right="100" w:firstLine="0" w:firstLineChars="0"/>
+              <w:rPr>
+                <w:rFonts w:ascii="Times" w:hAnsi="Helvetica" w:eastAsia="Helvetica" w:cs="Helvetica"/>
+                <w:i w:val="false"/>
+                <w:b w:val="false"/>
+                <w:u w:val="none"/>
+                <w:sz w:val="24"/>
+                <w:szCs w:val="24"/>
+                <w:color w:val="000000"/>
+              </w:rPr>
             </w:pPr>
             <w:r xmlns:w="http://schemas.openxmlformats.org/wordprocessingml/2006/main" xmlns:wp="http://schemas.openxmlformats.org/drawingml/2006/wordprocessingDrawing" xmlns:r="http://schemas.openxmlformats.org/officeDocument/2006/relationships" xmlns:w14="http://schemas.microsoft.com/office/word/2010/wordml">
               <w:rPr>
@@ -3650,16 +4234,24 @@
           </w:tcPr>
           <w:p>
             <w:pPr>
-              <w:pStyle w:val="Normal"/>
-              <w:jc w:val="left"/>
-              <w:pBdr>
-                <w:bottom w:val="none" w:sz="0" w:space="0" w:color="000000"/>
-                <w:top w:val="none" w:sz="0" w:space="0" w:color="000000"/>
-                <w:left w:val="none" w:sz="0" w:space="0" w:color="000000"/>
-                <w:right w:val="none" w:sz="0" w:space="0" w:color="000000"/>
-              </w:pBdr>
-              <w:spacing w:after="20" w:before="20" w:line="240"/>
-              <w:ind w:left="100" w:right="100" w:firstLine="0" w:firstLineChars="0"/>
+              <w:jc w:val="left"/>
+              <w:pBdr>
+                <w:bottom w:val="none" w:sz="0" w:space="0" w:color="000000"/>
+                <w:top w:val="none" w:sz="0" w:space="0" w:color="000000"/>
+                <w:left w:val="none" w:sz="0" w:space="0" w:color="000000"/>
+                <w:right w:val="none" w:sz="0" w:space="0" w:color="000000"/>
+              </w:pBdr>
+              <w:spacing w:after="20" w:before="20" w:line="240"/>
+              <w:ind w:left="100" w:right="100" w:firstLine="0" w:firstLineChars="0"/>
+              <w:rPr>
+                <w:rFonts w:ascii="Times" w:hAnsi="Helvetica" w:eastAsia="Helvetica" w:cs="Helvetica"/>
+                <w:i w:val="false"/>
+                <w:b w:val="false"/>
+                <w:u w:val="none"/>
+                <w:sz w:val="24"/>
+                <w:szCs w:val="24"/>
+                <w:color w:val="000000"/>
+              </w:rPr>
             </w:pPr>
             <w:r xmlns:w="http://schemas.openxmlformats.org/wordprocessingml/2006/main" xmlns:wp="http://schemas.openxmlformats.org/drawingml/2006/wordprocessingDrawing" xmlns:r="http://schemas.openxmlformats.org/officeDocument/2006/relationships" xmlns:w14="http://schemas.microsoft.com/office/word/2010/wordml">
               <w:rPr>
@@ -3700,16 +4292,24 @@
           </w:tcPr>
           <w:p>
             <w:pPr>
-              <w:pStyle w:val="Normal"/>
-              <w:jc w:val="left"/>
-              <w:pBdr>
-                <w:bottom w:val="none" w:sz="0" w:space="0" w:color="000000"/>
-                <w:top w:val="none" w:sz="0" w:space="0" w:color="000000"/>
-                <w:left w:val="none" w:sz="0" w:space="0" w:color="000000"/>
-                <w:right w:val="none" w:sz="0" w:space="0" w:color="000000"/>
-              </w:pBdr>
-              <w:spacing w:after="20" w:before="20" w:line="240"/>
-              <w:ind w:left="100" w:right="100" w:firstLine="0" w:firstLineChars="0"/>
+              <w:jc w:val="left"/>
+              <w:pBdr>
+                <w:bottom w:val="none" w:sz="0" w:space="0" w:color="000000"/>
+                <w:top w:val="none" w:sz="0" w:space="0" w:color="000000"/>
+                <w:left w:val="none" w:sz="0" w:space="0" w:color="000000"/>
+                <w:right w:val="none" w:sz="0" w:space="0" w:color="000000"/>
+              </w:pBdr>
+              <w:spacing w:after="20" w:before="20" w:line="240"/>
+              <w:ind w:left="100" w:right="100" w:firstLine="0" w:firstLineChars="0"/>
+              <w:rPr>
+                <w:rFonts w:ascii="Times" w:hAnsi="Helvetica" w:eastAsia="Helvetica" w:cs="Helvetica"/>
+                <w:i w:val="false"/>
+                <w:b w:val="false"/>
+                <w:u w:val="none"/>
+                <w:sz w:val="24"/>
+                <w:szCs w:val="24"/>
+                <w:color w:val="000000"/>
+              </w:rPr>
             </w:pPr>
             <w:r xmlns:w="http://schemas.openxmlformats.org/wordprocessingml/2006/main" xmlns:wp="http://schemas.openxmlformats.org/drawingml/2006/wordprocessingDrawing" xmlns:r="http://schemas.openxmlformats.org/officeDocument/2006/relationships" xmlns:w14="http://schemas.microsoft.com/office/word/2010/wordml">
               <w:rPr>
@@ -3744,16 +4344,24 @@
           </w:tcPr>
           <w:p>
             <w:pPr>
-              <w:pStyle w:val="Normal"/>
-              <w:jc w:val="left"/>
-              <w:pBdr>
-                <w:bottom w:val="none" w:sz="0" w:space="0" w:color="000000"/>
-                <w:top w:val="none" w:sz="0" w:space="0" w:color="000000"/>
-                <w:left w:val="none" w:sz="0" w:space="0" w:color="000000"/>
-                <w:right w:val="none" w:sz="0" w:space="0" w:color="000000"/>
-              </w:pBdr>
-              <w:spacing w:after="20" w:before="20" w:line="240"/>
-              <w:ind w:left="100" w:right="100" w:firstLine="0" w:firstLineChars="0"/>
+              <w:jc w:val="left"/>
+              <w:pBdr>
+                <w:bottom w:val="none" w:sz="0" w:space="0" w:color="000000"/>
+                <w:top w:val="none" w:sz="0" w:space="0" w:color="000000"/>
+                <w:left w:val="none" w:sz="0" w:space="0" w:color="000000"/>
+                <w:right w:val="none" w:sz="0" w:space="0" w:color="000000"/>
+              </w:pBdr>
+              <w:spacing w:after="20" w:before="20" w:line="240"/>
+              <w:ind w:left="100" w:right="100" w:firstLine="0" w:firstLineChars="0"/>
+              <w:rPr>
+                <w:rFonts w:ascii="Times" w:hAnsi="Helvetica" w:eastAsia="Helvetica" w:cs="Helvetica"/>
+                <w:i w:val="false"/>
+                <w:b w:val="false"/>
+                <w:u w:val="none"/>
+                <w:sz w:val="24"/>
+                <w:szCs w:val="24"/>
+                <w:color w:val="000000"/>
+              </w:rPr>
             </w:pPr>
             <w:r xmlns:w="http://schemas.openxmlformats.org/wordprocessingml/2006/main" xmlns:wp="http://schemas.openxmlformats.org/drawingml/2006/wordprocessingDrawing" xmlns:r="http://schemas.openxmlformats.org/officeDocument/2006/relationships" xmlns:w14="http://schemas.microsoft.com/office/word/2010/wordml">
               <w:rPr>
@@ -3794,16 +4402,24 @@
           </w:tcPr>
           <w:p>
             <w:pPr>
-              <w:pStyle w:val="Normal"/>
-              <w:jc w:val="left"/>
-              <w:pBdr>
-                <w:bottom w:val="none" w:sz="0" w:space="0" w:color="000000"/>
-                <w:top w:val="none" w:sz="0" w:space="0" w:color="000000"/>
-                <w:left w:val="none" w:sz="0" w:space="0" w:color="000000"/>
-                <w:right w:val="none" w:sz="0" w:space="0" w:color="000000"/>
-              </w:pBdr>
-              <w:spacing w:after="20" w:before="20" w:line="240"/>
-              <w:ind w:left="100" w:right="100" w:firstLine="0" w:firstLineChars="0"/>
+              <w:jc w:val="left"/>
+              <w:pBdr>
+                <w:bottom w:val="none" w:sz="0" w:space="0" w:color="000000"/>
+                <w:top w:val="none" w:sz="0" w:space="0" w:color="000000"/>
+                <w:left w:val="none" w:sz="0" w:space="0" w:color="000000"/>
+                <w:right w:val="none" w:sz="0" w:space="0" w:color="000000"/>
+              </w:pBdr>
+              <w:spacing w:after="20" w:before="20" w:line="240"/>
+              <w:ind w:left="100" w:right="100" w:firstLine="0" w:firstLineChars="0"/>
+              <w:rPr>
+                <w:rFonts w:ascii="Times" w:hAnsi="Helvetica" w:eastAsia="Helvetica" w:cs="Helvetica"/>
+                <w:i w:val="false"/>
+                <w:b w:val="false"/>
+                <w:u w:val="none"/>
+                <w:sz w:val="24"/>
+                <w:szCs w:val="24"/>
+                <w:color w:val="000000"/>
+              </w:rPr>
             </w:pPr>
             <w:r xmlns:w="http://schemas.openxmlformats.org/wordprocessingml/2006/main" xmlns:wp="http://schemas.openxmlformats.org/drawingml/2006/wordprocessingDrawing" xmlns:r="http://schemas.openxmlformats.org/officeDocument/2006/relationships" xmlns:w14="http://schemas.microsoft.com/office/word/2010/wordml">
               <w:rPr>
@@ -3838,16 +4454,24 @@
           </w:tcPr>
           <w:p>
             <w:pPr>
-              <w:pStyle w:val="Normal"/>
-              <w:jc w:val="left"/>
-              <w:pBdr>
-                <w:bottom w:val="none" w:sz="0" w:space="0" w:color="000000"/>
-                <w:top w:val="none" w:sz="0" w:space="0" w:color="000000"/>
-                <w:left w:val="none" w:sz="0" w:space="0" w:color="000000"/>
-                <w:right w:val="none" w:sz="0" w:space="0" w:color="000000"/>
-              </w:pBdr>
-              <w:spacing w:after="20" w:before="20" w:line="240"/>
-              <w:ind w:left="100" w:right="100" w:firstLine="0" w:firstLineChars="0"/>
+              <w:jc w:val="left"/>
+              <w:pBdr>
+                <w:bottom w:val="none" w:sz="0" w:space="0" w:color="000000"/>
+                <w:top w:val="none" w:sz="0" w:space="0" w:color="000000"/>
+                <w:left w:val="none" w:sz="0" w:space="0" w:color="000000"/>
+                <w:right w:val="none" w:sz="0" w:space="0" w:color="000000"/>
+              </w:pBdr>
+              <w:spacing w:after="20" w:before="20" w:line="240"/>
+              <w:ind w:left="100" w:right="100" w:firstLine="0" w:firstLineChars="0"/>
+              <w:rPr>
+                <w:rFonts w:ascii="Times" w:hAnsi="Helvetica" w:eastAsia="Helvetica" w:cs="Helvetica"/>
+                <w:i w:val="false"/>
+                <w:b w:val="false"/>
+                <w:u w:val="none"/>
+                <w:sz w:val="24"/>
+                <w:szCs w:val="24"/>
+                <w:color w:val="000000"/>
+              </w:rPr>
             </w:pPr>
             <w:r xmlns:w="http://schemas.openxmlformats.org/wordprocessingml/2006/main" xmlns:wp="http://schemas.openxmlformats.org/drawingml/2006/wordprocessingDrawing" xmlns:r="http://schemas.openxmlformats.org/officeDocument/2006/relationships" xmlns:w14="http://schemas.microsoft.com/office/word/2010/wordml">
               <w:rPr>
@@ -3860,7 +4484,7 @@
                 <w:color w:val="000000"/>
               </w:rPr>
               <w:t xml:space="preserve">Predictor variables: 
-</w:t>
+    </w:t>
             </w:r>
             <w:r xmlns:w="http://schemas.openxmlformats.org/wordprocessingml/2006/main" xmlns:wp="http://schemas.openxmlformats.org/drawingml/2006/wordprocessingDrawing" xmlns:r="http://schemas.openxmlformats.org/officeDocument/2006/relationships" xmlns:w14="http://schemas.microsoft.com/office/word/2010/wordml">
               <w:rPr>
@@ -3885,7 +4509,7 @@
                 <w:color w:val="000000"/>
               </w:rPr>
               <w:t xml:space="preserve">(1) Topography: topographic position index, heat load index (HLI)
-</w:t>
+    </w:t>
             </w:r>
             <w:r xmlns:w="http://schemas.openxmlformats.org/wordprocessingml/2006/main" xmlns:wp="http://schemas.openxmlformats.org/drawingml/2006/wordprocessingDrawing" xmlns:r="http://schemas.openxmlformats.org/officeDocument/2006/relationships" xmlns:w14="http://schemas.microsoft.com/office/word/2010/wordml">
               <w:rPr>
@@ -3910,7 +4534,7 @@
                 <w:color w:val="000000"/>
               </w:rPr>
               <w:t xml:space="preserve">(2) Climate: We examined 34 biologically-relevancy climate variables, but ultimately limited our analyses to five climate variables (see Table 1)
-</w:t>
+    </w:t>
             </w:r>
             <w:r xmlns:w="http://schemas.openxmlformats.org/wordprocessingml/2006/main" xmlns:wp="http://schemas.openxmlformats.org/drawingml/2006/wordprocessingDrawing" xmlns:r="http://schemas.openxmlformats.org/officeDocument/2006/relationships" xmlns:w14="http://schemas.microsoft.com/office/word/2010/wordml">
               <w:rPr>
@@ -3963,16 +4587,24 @@
           </w:tcPr>
           <w:p>
             <w:pPr>
-              <w:pStyle w:val="Normal"/>
-              <w:jc w:val="left"/>
-              <w:pBdr>
-                <w:bottom w:val="none" w:sz="0" w:space="0" w:color="000000"/>
-                <w:top w:val="none" w:sz="0" w:space="0" w:color="000000"/>
-                <w:left w:val="none" w:sz="0" w:space="0" w:color="000000"/>
-                <w:right w:val="none" w:sz="0" w:space="0" w:color="000000"/>
-              </w:pBdr>
-              <w:spacing w:after="20" w:before="20" w:line="240"/>
-              <w:ind w:left="100" w:right="100" w:firstLine="0" w:firstLineChars="0"/>
+              <w:jc w:val="left"/>
+              <w:pBdr>
+                <w:bottom w:val="none" w:sz="0" w:space="0" w:color="000000"/>
+                <w:top w:val="none" w:sz="0" w:space="0" w:color="000000"/>
+                <w:left w:val="none" w:sz="0" w:space="0" w:color="000000"/>
+                <w:right w:val="none" w:sz="0" w:space="0" w:color="000000"/>
+              </w:pBdr>
+              <w:spacing w:after="20" w:before="20" w:line="240"/>
+              <w:ind w:left="100" w:right="100" w:firstLine="0" w:firstLineChars="0"/>
+              <w:rPr>
+                <w:rFonts w:ascii="Times" w:hAnsi="Helvetica" w:eastAsia="Helvetica" w:cs="Helvetica"/>
+                <w:i w:val="false"/>
+                <w:b w:val="false"/>
+                <w:u w:val="none"/>
+                <w:sz w:val="24"/>
+                <w:szCs w:val="24"/>
+                <w:color w:val="000000"/>
+              </w:rPr>
             </w:pPr>
             <w:r xmlns:w="http://schemas.openxmlformats.org/wordprocessingml/2006/main" xmlns:wp="http://schemas.openxmlformats.org/drawingml/2006/wordprocessingDrawing" xmlns:r="http://schemas.openxmlformats.org/officeDocument/2006/relationships" xmlns:w14="http://schemas.microsoft.com/office/word/2010/wordml">
               <w:rPr>
@@ -4007,16 +4639,24 @@
           </w:tcPr>
           <w:p>
             <w:pPr>
-              <w:pStyle w:val="Normal"/>
-              <w:jc w:val="left"/>
-              <w:pBdr>
-                <w:bottom w:val="none" w:sz="0" w:space="0" w:color="000000"/>
-                <w:top w:val="none" w:sz="0" w:space="0" w:color="000000"/>
-                <w:left w:val="none" w:sz="0" w:space="0" w:color="000000"/>
-                <w:right w:val="none" w:sz="0" w:space="0" w:color="000000"/>
-              </w:pBdr>
-              <w:spacing w:after="20" w:before="20" w:line="240"/>
-              <w:ind w:left="100" w:right="100" w:firstLine="0" w:firstLineChars="0"/>
+              <w:jc w:val="left"/>
+              <w:pBdr>
+                <w:bottom w:val="none" w:sz="0" w:space="0" w:color="000000"/>
+                <w:top w:val="none" w:sz="0" w:space="0" w:color="000000"/>
+                <w:left w:val="none" w:sz="0" w:space="0" w:color="000000"/>
+                <w:right w:val="none" w:sz="0" w:space="0" w:color="000000"/>
+              </w:pBdr>
+              <w:spacing w:after="20" w:before="20" w:line="240"/>
+              <w:ind w:left="100" w:right="100" w:firstLine="0" w:firstLineChars="0"/>
+              <w:rPr>
+                <w:rFonts w:ascii="Times" w:hAnsi="Helvetica" w:eastAsia="Helvetica" w:cs="Helvetica"/>
+                <w:i w:val="false"/>
+                <w:b w:val="false"/>
+                <w:u w:val="none"/>
+                <w:sz w:val="24"/>
+                <w:szCs w:val="24"/>
+                <w:color w:val="000000"/>
+              </w:rPr>
             </w:pPr>
             <w:r xmlns:w="http://schemas.openxmlformats.org/wordprocessingml/2006/main" xmlns:wp="http://schemas.openxmlformats.org/drawingml/2006/wordprocessingDrawing" xmlns:r="http://schemas.openxmlformats.org/officeDocument/2006/relationships" xmlns:w14="http://schemas.microsoft.com/office/word/2010/wordml">
               <w:rPr>
@@ -4029,7 +4669,7 @@
                 <w:color w:val="000000"/>
               </w:rPr>
               <w:t xml:space="preserve">Data sources: 
-</w:t>
+    </w:t>
             </w:r>
             <w:r xmlns:w="http://schemas.openxmlformats.org/wordprocessingml/2006/main" xmlns:wp="http://schemas.openxmlformats.org/drawingml/2006/wordprocessingDrawing" xmlns:r="http://schemas.openxmlformats.org/officeDocument/2006/relationships" xmlns:w14="http://schemas.microsoft.com/office/word/2010/wordml">
               <w:rPr>
@@ -4054,7 +4694,7 @@
                 <w:color w:val="000000"/>
               </w:rPr>
               <w:t xml:space="preserve">(1) Topography: 3DEP DEM (USGS 2023).
-</w:t>
+    </w:t>
             </w:r>
             <w:r xmlns:w="http://schemas.openxmlformats.org/wordprocessingml/2006/main" xmlns:wp="http://schemas.openxmlformats.org/drawingml/2006/wordprocessingDrawing" xmlns:r="http://schemas.openxmlformats.org/officeDocument/2006/relationships" xmlns:w14="http://schemas.microsoft.com/office/word/2010/wordml">
               <w:rPr>
@@ -4079,7 +4719,7 @@
                 <w:color w:val="000000"/>
               </w:rPr>
               <w:t xml:space="preserve">(2) Climate: AdaptWest Project (2022)
-</w:t>
+    </w:t>
             </w:r>
             <w:r xmlns:w="http://schemas.openxmlformats.org/wordprocessingml/2006/main" xmlns:wp="http://schemas.openxmlformats.org/drawingml/2006/wordprocessingDrawing" xmlns:r="http://schemas.openxmlformats.org/officeDocument/2006/relationships" xmlns:w14="http://schemas.microsoft.com/office/word/2010/wordml">
               <w:rPr>
@@ -4132,16 +4772,24 @@
           </w:tcPr>
           <w:p>
             <w:pPr>
-              <w:pStyle w:val="Normal"/>
-              <w:jc w:val="left"/>
-              <w:pBdr>
-                <w:bottom w:val="none" w:sz="0" w:space="0" w:color="000000"/>
-                <w:top w:val="none" w:sz="0" w:space="0" w:color="000000"/>
-                <w:left w:val="none" w:sz="0" w:space="0" w:color="000000"/>
-                <w:right w:val="none" w:sz="0" w:space="0" w:color="000000"/>
-              </w:pBdr>
-              <w:spacing w:after="20" w:before="20" w:line="240"/>
-              <w:ind w:left="100" w:right="100" w:firstLine="0" w:firstLineChars="0"/>
+              <w:jc w:val="left"/>
+              <w:pBdr>
+                <w:bottom w:val="none" w:sz="0" w:space="0" w:color="000000"/>
+                <w:top w:val="none" w:sz="0" w:space="0" w:color="000000"/>
+                <w:left w:val="none" w:sz="0" w:space="0" w:color="000000"/>
+                <w:right w:val="none" w:sz="0" w:space="0" w:color="000000"/>
+              </w:pBdr>
+              <w:spacing w:after="20" w:before="20" w:line="240"/>
+              <w:ind w:left="100" w:right="100" w:firstLine="0" w:firstLineChars="0"/>
+              <w:rPr>
+                <w:rFonts w:ascii="Times" w:hAnsi="Helvetica" w:eastAsia="Helvetica" w:cs="Helvetica"/>
+                <w:i w:val="false"/>
+                <w:b w:val="false"/>
+                <w:u w:val="none"/>
+                <w:sz w:val="24"/>
+                <w:szCs w:val="24"/>
+                <w:color w:val="000000"/>
+              </w:rPr>
             </w:pPr>
             <w:r xmlns:w="http://schemas.openxmlformats.org/wordprocessingml/2006/main" xmlns:wp="http://schemas.openxmlformats.org/drawingml/2006/wordprocessingDrawing" xmlns:r="http://schemas.openxmlformats.org/officeDocument/2006/relationships" xmlns:w14="http://schemas.microsoft.com/office/word/2010/wordml">
               <w:rPr>
@@ -4176,16 +4824,24 @@
           </w:tcPr>
           <w:p>
             <w:pPr>
-              <w:pStyle w:val="Normal"/>
-              <w:jc w:val="left"/>
-              <w:pBdr>
-                <w:bottom w:val="none" w:sz="0" w:space="0" w:color="000000"/>
-                <w:top w:val="none" w:sz="0" w:space="0" w:color="000000"/>
-                <w:left w:val="none" w:sz="0" w:space="0" w:color="000000"/>
-                <w:right w:val="none" w:sz="0" w:space="0" w:color="000000"/>
-              </w:pBdr>
-              <w:spacing w:after="20" w:before="20" w:line="240"/>
-              <w:ind w:left="100" w:right="100" w:firstLine="0" w:firstLineChars="0"/>
+              <w:jc w:val="left"/>
+              <w:pBdr>
+                <w:bottom w:val="none" w:sz="0" w:space="0" w:color="000000"/>
+                <w:top w:val="none" w:sz="0" w:space="0" w:color="000000"/>
+                <w:left w:val="none" w:sz="0" w:space="0" w:color="000000"/>
+                <w:right w:val="none" w:sz="0" w:space="0" w:color="000000"/>
+              </w:pBdr>
+              <w:spacing w:after="20" w:before="20" w:line="240"/>
+              <w:ind w:left="100" w:right="100" w:firstLine="0" w:firstLineChars="0"/>
+              <w:rPr>
+                <w:rFonts w:ascii="Times" w:hAnsi="Helvetica" w:eastAsia="Helvetica" w:cs="Helvetica"/>
+                <w:i w:val="false"/>
+                <w:b w:val="false"/>
+                <w:u w:val="none"/>
+                <w:sz w:val="24"/>
+                <w:szCs w:val="24"/>
+                <w:color w:val="000000"/>
+              </w:rPr>
             </w:pPr>
             <w:r xmlns:w="http://schemas.openxmlformats.org/wordprocessingml/2006/main" xmlns:wp="http://schemas.openxmlformats.org/drawingml/2006/wordprocessingDrawing" xmlns:r="http://schemas.openxmlformats.org/officeDocument/2006/relationships" xmlns:w14="http://schemas.microsoft.com/office/word/2010/wordml">
               <w:rPr>
@@ -4198,7 +4854,7 @@
                 <w:color w:val="000000"/>
               </w:rPr>
               <w:t xml:space="preserve">Spatial resolution and extent of raw data: All data were available for the entire study area.
-</w:t>
+    </w:t>
             </w:r>
             <w:r xmlns:w="http://schemas.openxmlformats.org/wordprocessingml/2006/main" xmlns:wp="http://schemas.openxmlformats.org/drawingml/2006/wordprocessingDrawing" xmlns:r="http://schemas.openxmlformats.org/officeDocument/2006/relationships" xmlns:w14="http://schemas.microsoft.com/office/word/2010/wordml">
               <w:rPr>
@@ -4223,7 +4879,7 @@
                 <w:color w:val="000000"/>
               </w:rPr>
               <w:t xml:space="preserve">(1) Topography: 30 m
-</w:t>
+    </w:t>
             </w:r>
             <w:r xmlns:w="http://schemas.openxmlformats.org/wordprocessingml/2006/main" xmlns:wp="http://schemas.openxmlformats.org/drawingml/2006/wordprocessingDrawing" xmlns:r="http://schemas.openxmlformats.org/officeDocument/2006/relationships" xmlns:w14="http://schemas.microsoft.com/office/word/2010/wordml">
               <w:rPr>
@@ -4248,7 +4904,7 @@
                 <w:color w:val="000000"/>
               </w:rPr>
               <w:t xml:space="preserve">(2) Climate: 1 km
-</w:t>
+    </w:t>
             </w:r>
             <w:r xmlns:w="http://schemas.openxmlformats.org/wordprocessingml/2006/main" xmlns:wp="http://schemas.openxmlformats.org/drawingml/2006/wordprocessingDrawing" xmlns:r="http://schemas.openxmlformats.org/officeDocument/2006/relationships" xmlns:w14="http://schemas.microsoft.com/office/word/2010/wordml">
               <w:rPr>
@@ -4301,16 +4957,24 @@
           </w:tcPr>
           <w:p>
             <w:pPr>
-              <w:pStyle w:val="Normal"/>
-              <w:jc w:val="left"/>
-              <w:pBdr>
-                <w:bottom w:val="none" w:sz="0" w:space="0" w:color="000000"/>
-                <w:top w:val="none" w:sz="0" w:space="0" w:color="000000"/>
-                <w:left w:val="none" w:sz="0" w:space="0" w:color="000000"/>
-                <w:right w:val="none" w:sz="0" w:space="0" w:color="000000"/>
-              </w:pBdr>
-              <w:spacing w:after="20" w:before="20" w:line="240"/>
-              <w:ind w:left="100" w:right="100" w:firstLine="0" w:firstLineChars="0"/>
+              <w:jc w:val="left"/>
+              <w:pBdr>
+                <w:bottom w:val="none" w:sz="0" w:space="0" w:color="000000"/>
+                <w:top w:val="none" w:sz="0" w:space="0" w:color="000000"/>
+                <w:left w:val="none" w:sz="0" w:space="0" w:color="000000"/>
+                <w:right w:val="none" w:sz="0" w:space="0" w:color="000000"/>
+              </w:pBdr>
+              <w:spacing w:after="20" w:before="20" w:line="240"/>
+              <w:ind w:left="100" w:right="100" w:firstLine="0" w:firstLineChars="0"/>
+              <w:rPr>
+                <w:rFonts w:ascii="Times" w:hAnsi="Helvetica" w:eastAsia="Helvetica" w:cs="Helvetica"/>
+                <w:i w:val="false"/>
+                <w:b w:val="false"/>
+                <w:u w:val="none"/>
+                <w:sz w:val="24"/>
+                <w:szCs w:val="24"/>
+                <w:color w:val="000000"/>
+              </w:rPr>
             </w:pPr>
             <w:r xmlns:w="http://schemas.openxmlformats.org/wordprocessingml/2006/main" xmlns:wp="http://schemas.openxmlformats.org/drawingml/2006/wordprocessingDrawing" xmlns:r="http://schemas.openxmlformats.org/officeDocument/2006/relationships" xmlns:w14="http://schemas.microsoft.com/office/word/2010/wordml">
               <w:rPr>
@@ -4345,16 +5009,24 @@
           </w:tcPr>
           <w:p>
             <w:pPr>
-              <w:pStyle w:val="Normal"/>
-              <w:jc w:val="left"/>
-              <w:pBdr>
-                <w:bottom w:val="none" w:sz="0" w:space="0" w:color="000000"/>
-                <w:top w:val="none" w:sz="0" w:space="0" w:color="000000"/>
-                <w:left w:val="none" w:sz="0" w:space="0" w:color="000000"/>
-                <w:right w:val="none" w:sz="0" w:space="0" w:color="000000"/>
-              </w:pBdr>
-              <w:spacing w:after="20" w:before="20" w:line="240"/>
-              <w:ind w:left="100" w:right="100" w:firstLine="0" w:firstLineChars="0"/>
+              <w:jc w:val="left"/>
+              <w:pBdr>
+                <w:bottom w:val="none" w:sz="0" w:space="0" w:color="000000"/>
+                <w:top w:val="none" w:sz="0" w:space="0" w:color="000000"/>
+                <w:left w:val="none" w:sz="0" w:space="0" w:color="000000"/>
+                <w:right w:val="none" w:sz="0" w:space="0" w:color="000000"/>
+              </w:pBdr>
+              <w:spacing w:after="20" w:before="20" w:line="240"/>
+              <w:ind w:left="100" w:right="100" w:firstLine="0" w:firstLineChars="0"/>
+              <w:rPr>
+                <w:rFonts w:ascii="Times" w:hAnsi="Helvetica" w:eastAsia="Helvetica" w:cs="Helvetica"/>
+                <w:i w:val="false"/>
+                <w:b w:val="false"/>
+                <w:u w:val="none"/>
+                <w:sz w:val="24"/>
+                <w:szCs w:val="24"/>
+                <w:color w:val="000000"/>
+              </w:rPr>
             </w:pPr>
             <w:r xmlns:w="http://schemas.openxmlformats.org/wordprocessingml/2006/main" xmlns:wp="http://schemas.openxmlformats.org/drawingml/2006/wordprocessingDrawing" xmlns:r="http://schemas.openxmlformats.org/officeDocument/2006/relationships" xmlns:w14="http://schemas.microsoft.com/office/word/2010/wordml">
               <w:rPr>
@@ -4367,7 +5039,7 @@
                 <w:color w:val="000000"/>
               </w:rPr>
               <w:t xml:space="preserve">Temporal resolution and extent of raw data: 
-</w:t>
+    </w:t>
             </w:r>
             <w:r xmlns:w="http://schemas.openxmlformats.org/wordprocessingml/2006/main" xmlns:wp="http://schemas.openxmlformats.org/drawingml/2006/wordprocessingDrawing" xmlns:r="http://schemas.openxmlformats.org/officeDocument/2006/relationships" xmlns:w14="http://schemas.microsoft.com/office/word/2010/wordml">
               <w:rPr>
@@ -4392,7 +5064,7 @@
                 <w:color w:val="000000"/>
               </w:rPr>
               <w:t xml:space="preserve">(1) Topography: raw topographic data were collected over the period 2009-2023
-</w:t>
+    </w:t>
             </w:r>
             <w:r xmlns:w="http://schemas.openxmlformats.org/wordprocessingml/2006/main" xmlns:wp="http://schemas.openxmlformats.org/drawingml/2006/wordprocessingDrawing" xmlns:r="http://schemas.openxmlformats.org/officeDocument/2006/relationships" xmlns:w14="http://schemas.microsoft.com/office/word/2010/wordml">
               <w:rPr>
@@ -4417,7 +5089,7 @@
                 <w:color w:val="000000"/>
               </w:rPr>
               <w:t xml:space="preserve">(2) Climate: monthly and annual means for the periods 1981-2010, 2011-2040, 2041-2070, and 2071-2100 
-</w:t>
+    </w:t>
             </w:r>
             <w:r xmlns:w="http://schemas.openxmlformats.org/wordprocessingml/2006/main" xmlns:wp="http://schemas.openxmlformats.org/drawingml/2006/wordprocessingDrawing" xmlns:r="http://schemas.openxmlformats.org/officeDocument/2006/relationships" xmlns:w14="http://schemas.microsoft.com/office/word/2010/wordml">
               <w:rPr>
@@ -4470,16 +5142,24 @@
           </w:tcPr>
           <w:p>
             <w:pPr>
-              <w:pStyle w:val="Normal"/>
-              <w:jc w:val="left"/>
-              <w:pBdr>
-                <w:bottom w:val="none" w:sz="0" w:space="0" w:color="000000"/>
-                <w:top w:val="none" w:sz="0" w:space="0" w:color="000000"/>
-                <w:left w:val="none" w:sz="0" w:space="0" w:color="000000"/>
-                <w:right w:val="none" w:sz="0" w:space="0" w:color="000000"/>
-              </w:pBdr>
-              <w:spacing w:after="20" w:before="20" w:line="240"/>
-              <w:ind w:left="100" w:right="100" w:firstLine="0" w:firstLineChars="0"/>
+              <w:jc w:val="left"/>
+              <w:pBdr>
+                <w:bottom w:val="none" w:sz="0" w:space="0" w:color="000000"/>
+                <w:top w:val="none" w:sz="0" w:space="0" w:color="000000"/>
+                <w:left w:val="none" w:sz="0" w:space="0" w:color="000000"/>
+                <w:right w:val="none" w:sz="0" w:space="0" w:color="000000"/>
+              </w:pBdr>
+              <w:spacing w:after="20" w:before="20" w:line="240"/>
+              <w:ind w:left="100" w:right="100" w:firstLine="0" w:firstLineChars="0"/>
+              <w:rPr>
+                <w:rFonts w:ascii="Times" w:hAnsi="Helvetica" w:eastAsia="Helvetica" w:cs="Helvetica"/>
+                <w:i w:val="false"/>
+                <w:b w:val="false"/>
+                <w:u w:val="none"/>
+                <w:sz w:val="24"/>
+                <w:szCs w:val="24"/>
+                <w:color w:val="000000"/>
+              </w:rPr>
             </w:pPr>
             <w:r xmlns:w="http://schemas.openxmlformats.org/wordprocessingml/2006/main" xmlns:wp="http://schemas.openxmlformats.org/drawingml/2006/wordprocessingDrawing" xmlns:r="http://schemas.openxmlformats.org/officeDocument/2006/relationships" xmlns:w14="http://schemas.microsoft.com/office/word/2010/wordml">
               <w:rPr>
@@ -4514,16 +5194,24 @@
           </w:tcPr>
           <w:p>
             <w:pPr>
-              <w:pStyle w:val="Normal"/>
-              <w:jc w:val="left"/>
-              <w:pBdr>
-                <w:bottom w:val="none" w:sz="0" w:space="0" w:color="000000"/>
-                <w:top w:val="none" w:sz="0" w:space="0" w:color="000000"/>
-                <w:left w:val="none" w:sz="0" w:space="0" w:color="000000"/>
-                <w:right w:val="none" w:sz="0" w:space="0" w:color="000000"/>
-              </w:pBdr>
-              <w:spacing w:after="20" w:before="20" w:line="240"/>
-              <w:ind w:left="100" w:right="100" w:firstLine="0" w:firstLineChars="0"/>
+              <w:jc w:val="left"/>
+              <w:pBdr>
+                <w:bottom w:val="none" w:sz="0" w:space="0" w:color="000000"/>
+                <w:top w:val="none" w:sz="0" w:space="0" w:color="000000"/>
+                <w:left w:val="none" w:sz="0" w:space="0" w:color="000000"/>
+                <w:right w:val="none" w:sz="0" w:space="0" w:color="000000"/>
+              </w:pBdr>
+              <w:spacing w:after="20" w:before="20" w:line="240"/>
+              <w:ind w:left="100" w:right="100" w:firstLine="0" w:firstLineChars="0"/>
+              <w:rPr>
+                <w:rFonts w:ascii="Times" w:hAnsi="Helvetica" w:eastAsia="Helvetica" w:cs="Helvetica"/>
+                <w:i w:val="false"/>
+                <w:b w:val="false"/>
+                <w:u w:val="none"/>
+                <w:sz w:val="24"/>
+                <w:szCs w:val="24"/>
+                <w:color w:val="000000"/>
+              </w:rPr>
             </w:pPr>
             <w:r xmlns:w="http://schemas.openxmlformats.org/wordprocessingml/2006/main" xmlns:wp="http://schemas.openxmlformats.org/drawingml/2006/wordprocessingDrawing" xmlns:r="http://schemas.openxmlformats.org/officeDocument/2006/relationships" xmlns:w14="http://schemas.microsoft.com/office/word/2010/wordml">
               <w:rPr>
@@ -4536,7 +5224,7 @@
                 <w:color w:val="000000"/>
               </w:rPr>
               <w:t xml:space="preserve">Geographic projection of raw data: 
-</w:t>
+    </w:t>
             </w:r>
             <w:r xmlns:w="http://schemas.openxmlformats.org/wordprocessingml/2006/main" xmlns:wp="http://schemas.openxmlformats.org/drawingml/2006/wordprocessingDrawing" xmlns:r="http://schemas.openxmlformats.org/officeDocument/2006/relationships" xmlns:w14="http://schemas.microsoft.com/office/word/2010/wordml">
               <w:rPr>
@@ -4561,7 +5249,7 @@
                 <w:color w:val="000000"/>
               </w:rPr>
               <w:t xml:space="preserve">(1) Topography: NAD83(HARN) / Conus Albers (EPSG:5071) 
-</w:t>
+    </w:t>
             </w:r>
             <w:r xmlns:w="http://schemas.openxmlformats.org/wordprocessingml/2006/main" xmlns:wp="http://schemas.openxmlformats.org/drawingml/2006/wordprocessingDrawing" xmlns:r="http://schemas.openxmlformats.org/officeDocument/2006/relationships" xmlns:w14="http://schemas.microsoft.com/office/word/2010/wordml">
               <w:rPr>
@@ -4586,7 +5274,7 @@
                 <w:color w:val="000000"/>
               </w:rPr>
               <w:t xml:space="preserve">(2) Climate: Lambert Azimuthal Equal Area (EPSG:9820)
-</w:t>
+    </w:t>
             </w:r>
             <w:r xmlns:w="http://schemas.openxmlformats.org/wordprocessingml/2006/main" xmlns:wp="http://schemas.openxmlformats.org/drawingml/2006/wordprocessingDrawing" xmlns:r="http://schemas.openxmlformats.org/officeDocument/2006/relationships" xmlns:w14="http://schemas.microsoft.com/office/word/2010/wordml">
               <w:rPr>
@@ -4639,16 +5327,24 @@
           </w:tcPr>
           <w:p>
             <w:pPr>
-              <w:pStyle w:val="Normal"/>
-              <w:jc w:val="left"/>
-              <w:pBdr>
-                <w:bottom w:val="none" w:sz="0" w:space="0" w:color="000000"/>
-                <w:top w:val="none" w:sz="0" w:space="0" w:color="000000"/>
-                <w:left w:val="none" w:sz="0" w:space="0" w:color="000000"/>
-                <w:right w:val="none" w:sz="0" w:space="0" w:color="000000"/>
-              </w:pBdr>
-              <w:spacing w:after="20" w:before="20" w:line="240"/>
-              <w:ind w:left="100" w:right="100" w:firstLine="0" w:firstLineChars="0"/>
+              <w:jc w:val="left"/>
+              <w:pBdr>
+                <w:bottom w:val="none" w:sz="0" w:space="0" w:color="000000"/>
+                <w:top w:val="none" w:sz="0" w:space="0" w:color="000000"/>
+                <w:left w:val="none" w:sz="0" w:space="0" w:color="000000"/>
+                <w:right w:val="none" w:sz="0" w:space="0" w:color="000000"/>
+              </w:pBdr>
+              <w:spacing w:after="20" w:before="20" w:line="240"/>
+              <w:ind w:left="100" w:right="100" w:firstLine="0" w:firstLineChars="0"/>
+              <w:rPr>
+                <w:rFonts w:ascii="Times" w:hAnsi="Helvetica" w:eastAsia="Helvetica" w:cs="Helvetica"/>
+                <w:i w:val="false"/>
+                <w:b w:val="false"/>
+                <w:u w:val="none"/>
+                <w:sz w:val="24"/>
+                <w:szCs w:val="24"/>
+                <w:color w:val="000000"/>
+              </w:rPr>
             </w:pPr>
             <w:r xmlns:w="http://schemas.openxmlformats.org/wordprocessingml/2006/main" xmlns:wp="http://schemas.openxmlformats.org/drawingml/2006/wordprocessingDrawing" xmlns:r="http://schemas.openxmlformats.org/officeDocument/2006/relationships" xmlns:w14="http://schemas.microsoft.com/office/word/2010/wordml">
               <w:rPr>
@@ -4683,16 +5379,24 @@
           </w:tcPr>
           <w:p>
             <w:pPr>
-              <w:pStyle w:val="Normal"/>
-              <w:jc w:val="left"/>
-              <w:pBdr>
-                <w:bottom w:val="none" w:sz="0" w:space="0" w:color="000000"/>
-                <w:top w:val="none" w:sz="0" w:space="0" w:color="000000"/>
-                <w:left w:val="none" w:sz="0" w:space="0" w:color="000000"/>
-                <w:right w:val="none" w:sz="0" w:space="0" w:color="000000"/>
-              </w:pBdr>
-              <w:spacing w:after="20" w:before="20" w:line="240"/>
-              <w:ind w:left="100" w:right="100" w:firstLine="0" w:firstLineChars="0"/>
+              <w:jc w:val="left"/>
+              <w:pBdr>
+                <w:bottom w:val="none" w:sz="0" w:space="0" w:color="000000"/>
+                <w:top w:val="none" w:sz="0" w:space="0" w:color="000000"/>
+                <w:left w:val="none" w:sz="0" w:space="0" w:color="000000"/>
+                <w:right w:val="none" w:sz="0" w:space="0" w:color="000000"/>
+              </w:pBdr>
+              <w:spacing w:after="20" w:before="20" w:line="240"/>
+              <w:ind w:left="100" w:right="100" w:firstLine="0" w:firstLineChars="0"/>
+              <w:rPr>
+                <w:rFonts w:ascii="Times" w:hAnsi="Helvetica" w:eastAsia="Helvetica" w:cs="Helvetica"/>
+                <w:i w:val="false"/>
+                <w:b w:val="false"/>
+                <w:u w:val="none"/>
+                <w:sz w:val="24"/>
+                <w:szCs w:val="24"/>
+                <w:color w:val="000000"/>
+              </w:rPr>
             </w:pPr>
             <w:r xmlns:w="http://schemas.openxmlformats.org/wordprocessingml/2006/main" xmlns:wp="http://schemas.openxmlformats.org/drawingml/2006/wordprocessingDrawing" xmlns:r="http://schemas.openxmlformats.org/officeDocument/2006/relationships" xmlns:w14="http://schemas.microsoft.com/office/word/2010/wordml">
               <w:rPr>
@@ -4705,7 +5409,7 @@
                 <w:color w:val="000000"/>
               </w:rPr>
               <w:t xml:space="preserve">Data processing: (1) Topography: We calculated the Heat Load Index (HLI) and topographic position index (TPI) using the spatialeco package (Evans and Murphy 2021). TPI was calculated using a 3 cell neighborhood  (i.e., 90 x 90 m) and a 15 cell neighborhood (i.e., 450 x 450 m). TPI and HLI datasets were then aggregated to 90 m using the mean value and reprojected to UTM Zone 13N. 
-</w:t>
+    </w:t>
             </w:r>
             <w:r xmlns:w="http://schemas.openxmlformats.org/wordprocessingml/2006/main" xmlns:wp="http://schemas.openxmlformats.org/drawingml/2006/wordprocessingDrawing" xmlns:r="http://schemas.openxmlformats.org/officeDocument/2006/relationships" xmlns:w14="http://schemas.microsoft.com/office/word/2010/wordml">
               <w:rPr>
@@ -4730,7 +5434,7 @@
                 <w:color w:val="000000"/>
               </w:rPr>
               <w:t xml:space="preserve">(2) Climate: We calculated ADI, GSP, PRATIO, and GSPDD5 following Rehfeldt et al. (2009). All climate variables were then downscaled to 250 m resolution  using gradient and inverse distance squared (GIDS) interpolation and reprojected to UTM Zone 13N. 
-</w:t>
+    </w:t>
             </w:r>
             <w:r xmlns:w="http://schemas.openxmlformats.org/wordprocessingml/2006/main" xmlns:wp="http://schemas.openxmlformats.org/drawingml/2006/wordprocessingDrawing" xmlns:r="http://schemas.openxmlformats.org/officeDocument/2006/relationships" xmlns:w14="http://schemas.microsoft.com/office/word/2010/wordml">
               <w:rPr>
@@ -4783,16 +5487,24 @@
           </w:tcPr>
           <w:p>
             <w:pPr>
-              <w:pStyle w:val="Normal"/>
-              <w:jc w:val="left"/>
-              <w:pBdr>
-                <w:bottom w:val="none" w:sz="0" w:space="0" w:color="000000"/>
-                <w:top w:val="none" w:sz="0" w:space="0" w:color="000000"/>
-                <w:left w:val="none" w:sz="0" w:space="0" w:color="000000"/>
-                <w:right w:val="none" w:sz="0" w:space="0" w:color="000000"/>
-              </w:pBdr>
-              <w:spacing w:after="20" w:before="20" w:line="240"/>
-              <w:ind w:left="100" w:right="100" w:firstLine="0" w:firstLineChars="0"/>
+              <w:jc w:val="left"/>
+              <w:pBdr>
+                <w:bottom w:val="none" w:sz="0" w:space="0" w:color="000000"/>
+                <w:top w:val="none" w:sz="0" w:space="0" w:color="000000"/>
+                <w:left w:val="none" w:sz="0" w:space="0" w:color="000000"/>
+                <w:right w:val="none" w:sz="0" w:space="0" w:color="000000"/>
+              </w:pBdr>
+              <w:spacing w:after="20" w:before="20" w:line="240"/>
+              <w:ind w:left="100" w:right="100" w:firstLine="0" w:firstLineChars="0"/>
+              <w:rPr>
+                <w:rFonts w:ascii="Times" w:hAnsi="Helvetica" w:eastAsia="Helvetica" w:cs="Helvetica"/>
+                <w:i w:val="false"/>
+                <w:b w:val="false"/>
+                <w:u w:val="none"/>
+                <w:sz w:val="24"/>
+                <w:szCs w:val="24"/>
+                <w:color w:val="000000"/>
+              </w:rPr>
             </w:pPr>
             <w:r xmlns:w="http://schemas.openxmlformats.org/wordprocessingml/2006/main" xmlns:wp="http://schemas.openxmlformats.org/drawingml/2006/wordprocessingDrawing" xmlns:r="http://schemas.openxmlformats.org/officeDocument/2006/relationships" xmlns:w14="http://schemas.microsoft.com/office/word/2010/wordml">
               <w:rPr>
@@ -4827,16 +5539,24 @@
           </w:tcPr>
           <w:p>
             <w:pPr>
-              <w:pStyle w:val="Normal"/>
-              <w:jc w:val="left"/>
-              <w:pBdr>
-                <w:bottom w:val="none" w:sz="0" w:space="0" w:color="000000"/>
-                <w:top w:val="none" w:sz="0" w:space="0" w:color="000000"/>
-                <w:left w:val="none" w:sz="0" w:space="0" w:color="000000"/>
-                <w:right w:val="none" w:sz="0" w:space="0" w:color="000000"/>
-              </w:pBdr>
-              <w:spacing w:after="20" w:before="20" w:line="240"/>
-              <w:ind w:left="100" w:right="100" w:firstLine="0" w:firstLineChars="0"/>
+              <w:jc w:val="left"/>
+              <w:pBdr>
+                <w:bottom w:val="none" w:sz="0" w:space="0" w:color="000000"/>
+                <w:top w:val="none" w:sz="0" w:space="0" w:color="000000"/>
+                <w:left w:val="none" w:sz="0" w:space="0" w:color="000000"/>
+                <w:right w:val="none" w:sz="0" w:space="0" w:color="000000"/>
+              </w:pBdr>
+              <w:spacing w:after="20" w:before="20" w:line="240"/>
+              <w:ind w:left="100" w:right="100" w:firstLine="0" w:firstLineChars="0"/>
+              <w:rPr>
+                <w:rFonts w:ascii="Times" w:hAnsi="Helvetica" w:eastAsia="Helvetica" w:cs="Helvetica"/>
+                <w:i w:val="false"/>
+                <w:b w:val="false"/>
+                <w:u w:val="none"/>
+                <w:sz w:val="24"/>
+                <w:szCs w:val="24"/>
+                <w:color w:val="000000"/>
+              </w:rPr>
             </w:pPr>
             <w:r xmlns:w="http://schemas.openxmlformats.org/wordprocessingml/2006/main" xmlns:wp="http://schemas.openxmlformats.org/drawingml/2006/wordprocessingDrawing" xmlns:r="http://schemas.openxmlformats.org/officeDocument/2006/relationships" xmlns:w14="http://schemas.microsoft.com/office/word/2010/wordml">
               <w:rPr>
@@ -4877,16 +5597,24 @@
           </w:tcPr>
           <w:p>
             <w:pPr>
-              <w:pStyle w:val="Normal"/>
-              <w:jc w:val="left"/>
-              <w:pBdr>
-                <w:bottom w:val="none" w:sz="0" w:space="0" w:color="000000"/>
-                <w:top w:val="none" w:sz="0" w:space="0" w:color="000000"/>
-                <w:left w:val="none" w:sz="0" w:space="0" w:color="000000"/>
-                <w:right w:val="none" w:sz="0" w:space="0" w:color="000000"/>
-              </w:pBdr>
-              <w:spacing w:after="20" w:before="20" w:line="240"/>
-              <w:ind w:left="100" w:right="100" w:firstLine="0" w:firstLineChars="0"/>
+              <w:jc w:val="left"/>
+              <w:pBdr>
+                <w:bottom w:val="none" w:sz="0" w:space="0" w:color="000000"/>
+                <w:top w:val="none" w:sz="0" w:space="0" w:color="000000"/>
+                <w:left w:val="none" w:sz="0" w:space="0" w:color="000000"/>
+                <w:right w:val="none" w:sz="0" w:space="0" w:color="000000"/>
+              </w:pBdr>
+              <w:spacing w:after="20" w:before="20" w:line="240"/>
+              <w:ind w:left="100" w:right="100" w:firstLine="0" w:firstLineChars="0"/>
+              <w:rPr>
+                <w:rFonts w:ascii="Times" w:hAnsi="Helvetica" w:eastAsia="Helvetica" w:cs="Helvetica"/>
+                <w:i w:val="false"/>
+                <w:b w:val="false"/>
+                <w:u w:val="none"/>
+                <w:sz w:val="24"/>
+                <w:szCs w:val="24"/>
+                <w:color w:val="000000"/>
+              </w:rPr>
             </w:pPr>
             <w:r xmlns:w="http://schemas.openxmlformats.org/wordprocessingml/2006/main" xmlns:wp="http://schemas.openxmlformats.org/drawingml/2006/wordprocessingDrawing" xmlns:r="http://schemas.openxmlformats.org/officeDocument/2006/relationships" xmlns:w14="http://schemas.microsoft.com/office/word/2010/wordml">
               <w:rPr>
@@ -4921,16 +5649,24 @@
           </w:tcPr>
           <w:p>
             <w:pPr>
-              <w:pStyle w:val="Normal"/>
-              <w:jc w:val="left"/>
-              <w:pBdr>
-                <w:bottom w:val="none" w:sz="0" w:space="0" w:color="000000"/>
-                <w:top w:val="none" w:sz="0" w:space="0" w:color="000000"/>
-                <w:left w:val="none" w:sz="0" w:space="0" w:color="000000"/>
-                <w:right w:val="none" w:sz="0" w:space="0" w:color="000000"/>
-              </w:pBdr>
-              <w:spacing w:after="20" w:before="20" w:line="240"/>
-              <w:ind w:left="100" w:right="100" w:firstLine="0" w:firstLineChars="0"/>
+              <w:jc w:val="left"/>
+              <w:pBdr>
+                <w:bottom w:val="none" w:sz="0" w:space="0" w:color="000000"/>
+                <w:top w:val="none" w:sz="0" w:space="0" w:color="000000"/>
+                <w:left w:val="none" w:sz="0" w:space="0" w:color="000000"/>
+                <w:right w:val="none" w:sz="0" w:space="0" w:color="000000"/>
+              </w:pBdr>
+              <w:spacing w:after="20" w:before="20" w:line="240"/>
+              <w:ind w:left="100" w:right="100" w:firstLine="0" w:firstLineChars="0"/>
+              <w:rPr>
+                <w:rFonts w:ascii="Times" w:hAnsi="Helvetica" w:eastAsia="Helvetica" w:cs="Helvetica"/>
+                <w:i w:val="false"/>
+                <w:b w:val="false"/>
+                <w:u w:val="none"/>
+                <w:sz w:val="24"/>
+                <w:szCs w:val="24"/>
+                <w:color w:val="000000"/>
+              </w:rPr>
             </w:pPr>
             <w:r xmlns:w="http://schemas.openxmlformats.org/wordprocessingml/2006/main" xmlns:wp="http://schemas.openxmlformats.org/drawingml/2006/wordprocessingDrawing" xmlns:r="http://schemas.openxmlformats.org/officeDocument/2006/relationships" xmlns:w14="http://schemas.microsoft.com/office/word/2010/wordml">
               <w:rPr>
@@ -4971,16 +5707,24 @@
           </w:tcPr>
           <w:p>
             <w:pPr>
-              <w:pStyle w:val="Normal"/>
-              <w:jc w:val="left"/>
-              <w:pBdr>
-                <w:bottom w:val="none" w:sz="0" w:space="0" w:color="000000"/>
-                <w:top w:val="none" w:sz="0" w:space="0" w:color="000000"/>
-                <w:left w:val="none" w:sz="0" w:space="0" w:color="000000"/>
-                <w:right w:val="none" w:sz="0" w:space="0" w:color="000000"/>
-              </w:pBdr>
-              <w:spacing w:after="20" w:before="20" w:line="240"/>
-              <w:ind w:left="100" w:right="100" w:firstLine="0" w:firstLineChars="0"/>
+              <w:jc w:val="left"/>
+              <w:pBdr>
+                <w:bottom w:val="none" w:sz="0" w:space="0" w:color="000000"/>
+                <w:top w:val="none" w:sz="0" w:space="0" w:color="000000"/>
+                <w:left w:val="none" w:sz="0" w:space="0" w:color="000000"/>
+                <w:right w:val="none" w:sz="0" w:space="0" w:color="000000"/>
+              </w:pBdr>
+              <w:spacing w:after="20" w:before="20" w:line="240"/>
+              <w:ind w:left="100" w:right="100" w:firstLine="0" w:firstLineChars="0"/>
+              <w:rPr>
+                <w:rFonts w:ascii="Times" w:hAnsi="Helvetica" w:eastAsia="Helvetica" w:cs="Helvetica"/>
+                <w:i w:val="false"/>
+                <w:b w:val="false"/>
+                <w:u w:val="none"/>
+                <w:sz w:val="24"/>
+                <w:szCs w:val="24"/>
+                <w:color w:val="000000"/>
+              </w:rPr>
             </w:pPr>
             <w:r xmlns:w="http://schemas.openxmlformats.org/wordprocessingml/2006/main" xmlns:wp="http://schemas.openxmlformats.org/drawingml/2006/wordprocessingDrawing" xmlns:r="http://schemas.openxmlformats.org/officeDocument/2006/relationships" xmlns:w14="http://schemas.microsoft.com/office/word/2010/wordml">
               <w:rPr>
@@ -5015,16 +5759,24 @@
           </w:tcPr>
           <w:p>
             <w:pPr>
-              <w:pStyle w:val="Normal"/>
-              <w:jc w:val="left"/>
-              <w:pBdr>
-                <w:bottom w:val="none" w:sz="0" w:space="0" w:color="000000"/>
-                <w:top w:val="none" w:sz="0" w:space="0" w:color="000000"/>
-                <w:left w:val="none" w:sz="0" w:space="0" w:color="000000"/>
-                <w:right w:val="none" w:sz="0" w:space="0" w:color="000000"/>
-              </w:pBdr>
-              <w:spacing w:after="20" w:before="20" w:line="240"/>
-              <w:ind w:left="100" w:right="100" w:firstLine="0" w:firstLineChars="0"/>
+              <w:jc w:val="left"/>
+              <w:pBdr>
+                <w:bottom w:val="none" w:sz="0" w:space="0" w:color="000000"/>
+                <w:top w:val="none" w:sz="0" w:space="0" w:color="000000"/>
+                <w:left w:val="none" w:sz="0" w:space="0" w:color="000000"/>
+                <w:right w:val="none" w:sz="0" w:space="0" w:color="000000"/>
+              </w:pBdr>
+              <w:spacing w:after="20" w:before="20" w:line="240"/>
+              <w:ind w:left="100" w:right="100" w:firstLine="0" w:firstLineChars="0"/>
+              <w:rPr>
+                <w:rFonts w:ascii="Times" w:hAnsi="Helvetica" w:eastAsia="Helvetica" w:cs="Helvetica"/>
+                <w:i w:val="false"/>
+                <w:b w:val="false"/>
+                <w:u w:val="none"/>
+                <w:sz w:val="24"/>
+                <w:szCs w:val="24"/>
+                <w:color w:val="000000"/>
+              </w:rPr>
             </w:pPr>
             <w:r xmlns:w="http://schemas.openxmlformats.org/wordprocessingml/2006/main" xmlns:wp="http://schemas.openxmlformats.org/drawingml/2006/wordprocessingDrawing" xmlns:r="http://schemas.openxmlformats.org/officeDocument/2006/relationships" xmlns:w14="http://schemas.microsoft.com/office/word/2010/wordml">
               <w:rPr>
@@ -5065,16 +5817,24 @@
           </w:tcPr>
           <w:p>
             <w:pPr>
-              <w:pStyle w:val="Normal"/>
-              <w:jc w:val="left"/>
-              <w:pBdr>
-                <w:bottom w:val="none" w:sz="0" w:space="0" w:color="000000"/>
-                <w:top w:val="none" w:sz="0" w:space="0" w:color="000000"/>
-                <w:left w:val="none" w:sz="0" w:space="0" w:color="000000"/>
-                <w:right w:val="none" w:sz="0" w:space="0" w:color="000000"/>
-              </w:pBdr>
-              <w:spacing w:after="20" w:before="20" w:line="240"/>
-              <w:ind w:left="100" w:right="100" w:firstLine="0" w:firstLineChars="0"/>
+              <w:jc w:val="left"/>
+              <w:pBdr>
+                <w:bottom w:val="none" w:sz="0" w:space="0" w:color="000000"/>
+                <w:top w:val="none" w:sz="0" w:space="0" w:color="000000"/>
+                <w:left w:val="none" w:sz="0" w:space="0" w:color="000000"/>
+                <w:right w:val="none" w:sz="0" w:space="0" w:color="000000"/>
+              </w:pBdr>
+              <w:spacing w:after="20" w:before="20" w:line="240"/>
+              <w:ind w:left="100" w:right="100" w:firstLine="0" w:firstLineChars="0"/>
+              <w:rPr>
+                <w:rFonts w:ascii="Times" w:hAnsi="Helvetica" w:eastAsia="Helvetica" w:cs="Helvetica"/>
+                <w:i w:val="false"/>
+                <w:b w:val="false"/>
+                <w:u w:val="none"/>
+                <w:sz w:val="24"/>
+                <w:szCs w:val="24"/>
+                <w:color w:val="000000"/>
+              </w:rPr>
             </w:pPr>
             <w:r xmlns:w="http://schemas.openxmlformats.org/wordprocessingml/2006/main" xmlns:wp="http://schemas.openxmlformats.org/drawingml/2006/wordprocessingDrawing" xmlns:r="http://schemas.openxmlformats.org/officeDocument/2006/relationships" xmlns:w14="http://schemas.microsoft.com/office/word/2010/wordml">
               <w:rPr>
@@ -5109,16 +5869,24 @@
           </w:tcPr>
           <w:p>
             <w:pPr>
-              <w:pStyle w:val="Normal"/>
-              <w:jc w:val="left"/>
-              <w:pBdr>
-                <w:bottom w:val="none" w:sz="0" w:space="0" w:color="000000"/>
-                <w:top w:val="none" w:sz="0" w:space="0" w:color="000000"/>
-                <w:left w:val="none" w:sz="0" w:space="0" w:color="000000"/>
-                <w:right w:val="none" w:sz="0" w:space="0" w:color="000000"/>
-              </w:pBdr>
-              <w:spacing w:after="20" w:before="20" w:line="240"/>
-              <w:ind w:left="100" w:right="100" w:firstLine="0" w:firstLineChars="0"/>
+              <w:jc w:val="left"/>
+              <w:pBdr>
+                <w:bottom w:val="none" w:sz="0" w:space="0" w:color="000000"/>
+                <w:top w:val="none" w:sz="0" w:space="0" w:color="000000"/>
+                <w:left w:val="none" w:sz="0" w:space="0" w:color="000000"/>
+                <w:right w:val="none" w:sz="0" w:space="0" w:color="000000"/>
+              </w:pBdr>
+              <w:spacing w:after="20" w:before="20" w:line="240"/>
+              <w:ind w:left="100" w:right="100" w:firstLine="0" w:firstLineChars="0"/>
+              <w:rPr>
+                <w:rFonts w:ascii="Times" w:hAnsi="Helvetica" w:eastAsia="Helvetica" w:cs="Helvetica"/>
+                <w:i w:val="false"/>
+                <w:b w:val="false"/>
+                <w:u w:val="none"/>
+                <w:sz w:val="24"/>
+                <w:szCs w:val="24"/>
+                <w:color w:val="000000"/>
+              </w:rPr>
             </w:pPr>
             <w:r xmlns:w="http://schemas.openxmlformats.org/wordprocessingml/2006/main" xmlns:wp="http://schemas.openxmlformats.org/drawingml/2006/wordprocessingDrawing" xmlns:r="http://schemas.openxmlformats.org/officeDocument/2006/relationships" xmlns:w14="http://schemas.microsoft.com/office/word/2010/wordml">
               <w:rPr>
@@ -5131,7 +5899,7 @@
                 <w:color w:val="000000"/>
               </w:rPr>
               <w:t xml:space="preserve">We fit generalized linear models (GLMs), generalized additive models (GAMS), and random forests (RFs), and regularized gradient boosted tree (RGBTs). 
-</w:t>
+    </w:t>
             </w:r>
             <w:r xmlns:w="http://schemas.openxmlformats.org/wordprocessingml/2006/main" xmlns:wp="http://schemas.openxmlformats.org/drawingml/2006/wordprocessingDrawing" xmlns:r="http://schemas.openxmlformats.org/officeDocument/2006/relationships" xmlns:w14="http://schemas.microsoft.com/office/word/2010/wordml">
               <w:rPr>
@@ -5156,7 +5924,7 @@
                 <w:color w:val="000000"/>
               </w:rPr>
               <w:t xml:space="preserve">(1) GLMs were constructed using a logit link function and a binomial error distribution. For all variables, we included both linear and quadratic effects. Models were fit using a Lasso regularization approach. The only hyperparameter we tuned was the lasso penalty factor. We did not explore any interaction terms. GLMs were fit using the glmnet package (Friedman et al., 2010).
-</w:t>
+    </w:t>
             </w:r>
             <w:r xmlns:w="http://schemas.openxmlformats.org/wordprocessingml/2006/main" xmlns:wp="http://schemas.openxmlformats.org/drawingml/2006/wordprocessingDrawing" xmlns:r="http://schemas.openxmlformats.org/officeDocument/2006/relationships" xmlns:w14="http://schemas.microsoft.com/office/word/2010/wordml">
               <w:rPr>
@@ -5181,7 +5949,7 @@
                 <w:color w:val="000000"/>
               </w:rPr>
               <w:t xml:space="preserve">(2) GAMs were constructed using a logit link function and a binomial error distribution and fit restricted maximum likelihood. For all variables, we used thin plate regression splines that included a penalty term that allowed the model coefficient to be shrunk to zero. We set the bias dimensions term (k) to the default value of 10 and confirmed an adequate degree of complexity using diagnostic functions from the R package mgcv (Wood 2011). The only hyperparameter we tuned was the penalty factor. We did not explore any interaction terms. GAMs were fit using the mgcv package (Wood 2011). 
-</w:t>
+    </w:t>
             </w:r>
             <w:r xmlns:w="http://schemas.openxmlformats.org/wordprocessingml/2006/main" xmlns:wp="http://schemas.openxmlformats.org/drawingml/2006/wordprocessingDrawing" xmlns:r="http://schemas.openxmlformats.org/officeDocument/2006/relationships" xmlns:w14="http://schemas.microsoft.com/office/word/2010/wordml">
               <w:rPr>
@@ -5206,7 +5974,7 @@
                 <w:color w:val="000000"/>
               </w:rPr>
               <w:t xml:space="preserve">(3) For the RF model, we tuned the minimum number of data points in a node that is required for the node to be split further and the number of variables to try at each split. RF models were fit using the R package ranger (Wright and Ziegler 2017).
-</w:t>
+    </w:t>
             </w:r>
             <w:r xmlns:w="http://schemas.openxmlformats.org/wordprocessingml/2006/main" xmlns:wp="http://schemas.openxmlformats.org/drawingml/2006/wordprocessingDrawing" xmlns:r="http://schemas.openxmlformats.org/officeDocument/2006/relationships" xmlns:w14="http://schemas.microsoft.com/office/word/2010/wordml">
               <w:rPr>
@@ -5259,16 +6027,24 @@
           </w:tcPr>
           <w:p>
             <w:pPr>
-              <w:pStyle w:val="Normal"/>
-              <w:jc w:val="left"/>
-              <w:pBdr>
-                <w:bottom w:val="none" w:sz="0" w:space="0" w:color="000000"/>
-                <w:top w:val="none" w:sz="0" w:space="0" w:color="000000"/>
-                <w:left w:val="none" w:sz="0" w:space="0" w:color="000000"/>
-                <w:right w:val="none" w:sz="0" w:space="0" w:color="000000"/>
-              </w:pBdr>
-              <w:spacing w:after="20" w:before="20" w:line="240"/>
-              <w:ind w:left="100" w:right="100" w:firstLine="0" w:firstLineChars="0"/>
+              <w:jc w:val="left"/>
+              <w:pBdr>
+                <w:bottom w:val="none" w:sz="0" w:space="0" w:color="000000"/>
+                <w:top w:val="none" w:sz="0" w:space="0" w:color="000000"/>
+                <w:left w:val="none" w:sz="0" w:space="0" w:color="000000"/>
+                <w:right w:val="none" w:sz="0" w:space="0" w:color="000000"/>
+              </w:pBdr>
+              <w:spacing w:after="20" w:before="20" w:line="240"/>
+              <w:ind w:left="100" w:right="100" w:firstLine="0" w:firstLineChars="0"/>
+              <w:rPr>
+                <w:rFonts w:ascii="Times" w:hAnsi="Helvetica" w:eastAsia="Helvetica" w:cs="Helvetica"/>
+                <w:i w:val="false"/>
+                <w:b w:val="false"/>
+                <w:u w:val="none"/>
+                <w:sz w:val="24"/>
+                <w:szCs w:val="24"/>
+                <w:color w:val="000000"/>
+              </w:rPr>
             </w:pPr>
             <w:r xmlns:w="http://schemas.openxmlformats.org/wordprocessingml/2006/main" xmlns:wp="http://schemas.openxmlformats.org/drawingml/2006/wordprocessingDrawing" xmlns:r="http://schemas.openxmlformats.org/officeDocument/2006/relationships" xmlns:w14="http://schemas.microsoft.com/office/word/2010/wordml">
               <w:rPr>
@@ -5303,16 +6079,24 @@
           </w:tcPr>
           <w:p>
             <w:pPr>
-              <w:pStyle w:val="Normal"/>
-              <w:jc w:val="left"/>
-              <w:pBdr>
-                <w:bottom w:val="none" w:sz="0" w:space="0" w:color="000000"/>
-                <w:top w:val="none" w:sz="0" w:space="0" w:color="000000"/>
-                <w:left w:val="none" w:sz="0" w:space="0" w:color="000000"/>
-                <w:right w:val="none" w:sz="0" w:space="0" w:color="000000"/>
-              </w:pBdr>
-              <w:spacing w:after="20" w:before="20" w:line="240"/>
-              <w:ind w:left="100" w:right="100" w:firstLine="0" w:firstLineChars="0"/>
+              <w:jc w:val="left"/>
+              <w:pBdr>
+                <w:bottom w:val="none" w:sz="0" w:space="0" w:color="000000"/>
+                <w:top w:val="none" w:sz="0" w:space="0" w:color="000000"/>
+                <w:left w:val="none" w:sz="0" w:space="0" w:color="000000"/>
+                <w:right w:val="none" w:sz="0" w:space="0" w:color="000000"/>
+              </w:pBdr>
+              <w:spacing w:after="20" w:before="20" w:line="240"/>
+              <w:ind w:left="100" w:right="100" w:firstLine="0" w:firstLineChars="0"/>
+              <w:rPr>
+                <w:rFonts w:ascii="Times" w:hAnsi="Helvetica" w:eastAsia="Helvetica" w:cs="Helvetica"/>
+                <w:i w:val="false"/>
+                <w:b w:val="false"/>
+                <w:u w:val="none"/>
+                <w:sz w:val="24"/>
+                <w:szCs w:val="24"/>
+                <w:color w:val="000000"/>
+              </w:rPr>
             </w:pPr>
             <w:r xmlns:w="http://schemas.openxmlformats.org/wordprocessingml/2006/main" xmlns:wp="http://schemas.openxmlformats.org/drawingml/2006/wordprocessingDrawing" xmlns:r="http://schemas.openxmlformats.org/officeDocument/2006/relationships" xmlns:w14="http://schemas.microsoft.com/office/word/2010/wordml">
               <w:rPr>
@@ -5353,16 +6137,24 @@
           </w:tcPr>
           <w:p>
             <w:pPr>
-              <w:pStyle w:val="Normal"/>
-              <w:jc w:val="left"/>
-              <w:pBdr>
-                <w:bottom w:val="none" w:sz="0" w:space="0" w:color="000000"/>
-                <w:top w:val="none" w:sz="0" w:space="0" w:color="000000"/>
-                <w:left w:val="none" w:sz="0" w:space="0" w:color="000000"/>
-                <w:right w:val="none" w:sz="0" w:space="0" w:color="000000"/>
-              </w:pBdr>
-              <w:spacing w:after="20" w:before="20" w:line="240"/>
-              <w:ind w:left="100" w:right="100" w:firstLine="0" w:firstLineChars="0"/>
+              <w:jc w:val="left"/>
+              <w:pBdr>
+                <w:bottom w:val="none" w:sz="0" w:space="0" w:color="000000"/>
+                <w:top w:val="none" w:sz="0" w:space="0" w:color="000000"/>
+                <w:left w:val="none" w:sz="0" w:space="0" w:color="000000"/>
+                <w:right w:val="none" w:sz="0" w:space="0" w:color="000000"/>
+              </w:pBdr>
+              <w:spacing w:after="20" w:before="20" w:line="240"/>
+              <w:ind w:left="100" w:right="100" w:firstLine="0" w:firstLineChars="0"/>
+              <w:rPr>
+                <w:rFonts w:ascii="Times" w:hAnsi="Helvetica" w:eastAsia="Helvetica" w:cs="Helvetica"/>
+                <w:i w:val="false"/>
+                <w:b w:val="false"/>
+                <w:u w:val="none"/>
+                <w:sz w:val="24"/>
+                <w:szCs w:val="24"/>
+                <w:color w:val="000000"/>
+              </w:rPr>
             </w:pPr>
             <w:r xmlns:w="http://schemas.openxmlformats.org/wordprocessingml/2006/main" xmlns:wp="http://schemas.openxmlformats.org/drawingml/2006/wordprocessingDrawing" xmlns:r="http://schemas.openxmlformats.org/officeDocument/2006/relationships" xmlns:w14="http://schemas.microsoft.com/office/word/2010/wordml">
               <w:rPr>
@@ -5397,16 +6189,24 @@
           </w:tcPr>
           <w:p>
             <w:pPr>
-              <w:pStyle w:val="Normal"/>
-              <w:jc w:val="left"/>
-              <w:pBdr>
-                <w:bottom w:val="none" w:sz="0" w:space="0" w:color="000000"/>
-                <w:top w:val="none" w:sz="0" w:space="0" w:color="000000"/>
-                <w:left w:val="none" w:sz="0" w:space="0" w:color="000000"/>
-                <w:right w:val="none" w:sz="0" w:space="0" w:color="000000"/>
-              </w:pBdr>
-              <w:spacing w:after="20" w:before="20" w:line="240"/>
-              <w:ind w:left="100" w:right="100" w:firstLine="0" w:firstLineChars="0"/>
+              <w:jc w:val="left"/>
+              <w:pBdr>
+                <w:bottom w:val="none" w:sz="0" w:space="0" w:color="000000"/>
+                <w:top w:val="none" w:sz="0" w:space="0" w:color="000000"/>
+                <w:left w:val="none" w:sz="0" w:space="0" w:color="000000"/>
+                <w:right w:val="none" w:sz="0" w:space="0" w:color="000000"/>
+              </w:pBdr>
+              <w:spacing w:after="20" w:before="20" w:line="240"/>
+              <w:ind w:left="100" w:right="100" w:firstLine="0" w:firstLineChars="0"/>
+              <w:rPr>
+                <w:rFonts w:ascii="Times" w:hAnsi="Helvetica" w:eastAsia="Helvetica" w:cs="Helvetica"/>
+                <w:i w:val="false"/>
+                <w:b w:val="false"/>
+                <w:u w:val="none"/>
+                <w:sz w:val="24"/>
+                <w:szCs w:val="24"/>
+                <w:color w:val="000000"/>
+              </w:rPr>
             </w:pPr>
             <w:r xmlns:w="http://schemas.openxmlformats.org/wordprocessingml/2006/main" xmlns:wp="http://schemas.openxmlformats.org/drawingml/2006/wordprocessingDrawing" xmlns:r="http://schemas.openxmlformats.org/officeDocument/2006/relationships" xmlns:w14="http://schemas.microsoft.com/office/word/2010/wordml">
               <w:rPr>
@@ -5447,16 +6247,24 @@
           </w:tcPr>
           <w:p>
             <w:pPr>
-              <w:pStyle w:val="Normal"/>
-              <w:jc w:val="left"/>
-              <w:pBdr>
-                <w:bottom w:val="none" w:sz="0" w:space="0" w:color="000000"/>
-                <w:top w:val="none" w:sz="0" w:space="0" w:color="000000"/>
-                <w:left w:val="none" w:sz="0" w:space="0" w:color="000000"/>
-                <w:right w:val="none" w:sz="0" w:space="0" w:color="000000"/>
-              </w:pBdr>
-              <w:spacing w:after="20" w:before="20" w:line="240"/>
-              <w:ind w:left="100" w:right="100" w:firstLine="0" w:firstLineChars="0"/>
+              <w:jc w:val="left"/>
+              <w:pBdr>
+                <w:bottom w:val="none" w:sz="0" w:space="0" w:color="000000"/>
+                <w:top w:val="none" w:sz="0" w:space="0" w:color="000000"/>
+                <w:left w:val="none" w:sz="0" w:space="0" w:color="000000"/>
+                <w:right w:val="none" w:sz="0" w:space="0" w:color="000000"/>
+              </w:pBdr>
+              <w:spacing w:after="20" w:before="20" w:line="240"/>
+              <w:ind w:left="100" w:right="100" w:firstLine="0" w:firstLineChars="0"/>
+              <w:rPr>
+                <w:rFonts w:ascii="Times" w:hAnsi="Helvetica" w:eastAsia="Helvetica" w:cs="Helvetica"/>
+                <w:i w:val="false"/>
+                <w:b w:val="false"/>
+                <w:u w:val="none"/>
+                <w:sz w:val="24"/>
+                <w:szCs w:val="24"/>
+                <w:color w:val="000000"/>
+              </w:rPr>
             </w:pPr>
             <w:r xmlns:w="http://schemas.openxmlformats.org/wordprocessingml/2006/main" xmlns:wp="http://schemas.openxmlformats.org/drawingml/2006/wordprocessingDrawing" xmlns:r="http://schemas.openxmlformats.org/officeDocument/2006/relationships" xmlns:w14="http://schemas.microsoft.com/office/word/2010/wordml">
               <w:rPr>
@@ -5491,16 +6299,24 @@
           </w:tcPr>
           <w:p>
             <w:pPr>
-              <w:pStyle w:val="Normal"/>
-              <w:jc w:val="left"/>
-              <w:pBdr>
-                <w:bottom w:val="none" w:sz="0" w:space="0" w:color="000000"/>
-                <w:top w:val="none" w:sz="0" w:space="0" w:color="000000"/>
-                <w:left w:val="none" w:sz="0" w:space="0" w:color="000000"/>
-                <w:right w:val="none" w:sz="0" w:space="0" w:color="000000"/>
-              </w:pBdr>
-              <w:spacing w:after="20" w:before="20" w:line="240"/>
-              <w:ind w:left="100" w:right="100" w:firstLine="0" w:firstLineChars="0"/>
+              <w:jc w:val="left"/>
+              <w:pBdr>
+                <w:bottom w:val="none" w:sz="0" w:space="0" w:color="000000"/>
+                <w:top w:val="none" w:sz="0" w:space="0" w:color="000000"/>
+                <w:left w:val="none" w:sz="0" w:space="0" w:color="000000"/>
+                <w:right w:val="none" w:sz="0" w:space="0" w:color="000000"/>
+              </w:pBdr>
+              <w:spacing w:after="20" w:before="20" w:line="240"/>
+              <w:ind w:left="100" w:right="100" w:firstLine="0" w:firstLineChars="0"/>
+              <w:rPr>
+                <w:rFonts w:ascii="Times" w:hAnsi="Helvetica" w:eastAsia="Helvetica" w:cs="Helvetica"/>
+                <w:i w:val="false"/>
+                <w:b w:val="false"/>
+                <w:u w:val="none"/>
+                <w:sz w:val="24"/>
+                <w:szCs w:val="24"/>
+                <w:color w:val="000000"/>
+              </w:rPr>
             </w:pPr>
             <w:r xmlns:w="http://schemas.openxmlformats.org/wordprocessingml/2006/main" xmlns:wp="http://schemas.openxmlformats.org/drawingml/2006/wordprocessingDrawing" xmlns:r="http://schemas.openxmlformats.org/officeDocument/2006/relationships" xmlns:w14="http://schemas.microsoft.com/office/word/2010/wordml">
               <w:rPr>
@@ -5541,16 +6357,24 @@
           </w:tcPr>
           <w:p>
             <w:pPr>
-              <w:pStyle w:val="Normal"/>
-              <w:jc w:val="left"/>
-              <w:pBdr>
-                <w:bottom w:val="none" w:sz="0" w:space="0" w:color="000000"/>
-                <w:top w:val="none" w:sz="0" w:space="0" w:color="000000"/>
-                <w:left w:val="none" w:sz="0" w:space="0" w:color="000000"/>
-                <w:right w:val="none" w:sz="0" w:space="0" w:color="000000"/>
-              </w:pBdr>
-              <w:spacing w:after="20" w:before="20" w:line="240"/>
-              <w:ind w:left="100" w:right="100" w:firstLine="0" w:firstLineChars="0"/>
+              <w:jc w:val="left"/>
+              <w:pBdr>
+                <w:bottom w:val="none" w:sz="0" w:space="0" w:color="000000"/>
+                <w:top w:val="none" w:sz="0" w:space="0" w:color="000000"/>
+                <w:left w:val="none" w:sz="0" w:space="0" w:color="000000"/>
+                <w:right w:val="none" w:sz="0" w:space="0" w:color="000000"/>
+              </w:pBdr>
+              <w:spacing w:after="20" w:before="20" w:line="240"/>
+              <w:ind w:left="100" w:right="100" w:firstLine="0" w:firstLineChars="0"/>
+              <w:rPr>
+                <w:rFonts w:ascii="Times" w:hAnsi="Helvetica" w:eastAsia="Helvetica" w:cs="Helvetica"/>
+                <w:i w:val="false"/>
+                <w:b w:val="false"/>
+                <w:u w:val="none"/>
+                <w:sz w:val="24"/>
+                <w:szCs w:val="24"/>
+                <w:color w:val="000000"/>
+              </w:rPr>
             </w:pPr>
             <w:r xmlns:w="http://schemas.openxmlformats.org/wordprocessingml/2006/main" xmlns:wp="http://schemas.openxmlformats.org/drawingml/2006/wordprocessingDrawing" xmlns:r="http://schemas.openxmlformats.org/officeDocument/2006/relationships" xmlns:w14="http://schemas.microsoft.com/office/word/2010/wordml">
               <w:rPr>
@@ -5585,16 +6409,24 @@
           </w:tcPr>
           <w:p>
             <w:pPr>
-              <w:pStyle w:val="Normal"/>
-              <w:jc w:val="left"/>
-              <w:pBdr>
-                <w:bottom w:val="none" w:sz="0" w:space="0" w:color="000000"/>
-                <w:top w:val="none" w:sz="0" w:space="0" w:color="000000"/>
-                <w:left w:val="none" w:sz="0" w:space="0" w:color="000000"/>
-                <w:right w:val="none" w:sz="0" w:space="0" w:color="000000"/>
-              </w:pBdr>
-              <w:spacing w:after="20" w:before="20" w:line="240"/>
-              <w:ind w:left="100" w:right="100" w:firstLine="0" w:firstLineChars="0"/>
+              <w:jc w:val="left"/>
+              <w:pBdr>
+                <w:bottom w:val="none" w:sz="0" w:space="0" w:color="000000"/>
+                <w:top w:val="none" w:sz="0" w:space="0" w:color="000000"/>
+                <w:left w:val="none" w:sz="0" w:space="0" w:color="000000"/>
+                <w:right w:val="none" w:sz="0" w:space="0" w:color="000000"/>
+              </w:pBdr>
+              <w:spacing w:after="20" w:before="20" w:line="240"/>
+              <w:ind w:left="100" w:right="100" w:firstLine="0" w:firstLineChars="0"/>
+              <w:rPr>
+                <w:rFonts w:ascii="Times" w:hAnsi="Helvetica" w:eastAsia="Helvetica" w:cs="Helvetica"/>
+                <w:i w:val="false"/>
+                <w:b w:val="false"/>
+                <w:u w:val="none"/>
+                <w:sz w:val="24"/>
+                <w:szCs w:val="24"/>
+                <w:color w:val="000000"/>
+              </w:rPr>
             </w:pPr>
             <w:r xmlns:w="http://schemas.openxmlformats.org/wordprocessingml/2006/main" xmlns:wp="http://schemas.openxmlformats.org/drawingml/2006/wordprocessingDrawing" xmlns:r="http://schemas.openxmlformats.org/officeDocument/2006/relationships" xmlns:w14="http://schemas.microsoft.com/office/word/2010/wordml">
               <w:rPr>
@@ -5635,16 +6467,24 @@
           </w:tcPr>
           <w:p>
             <w:pPr>
-              <w:pStyle w:val="Normal"/>
-              <w:jc w:val="left"/>
-              <w:pBdr>
-                <w:bottom w:val="none" w:sz="0" w:space="0" w:color="000000"/>
-                <w:top w:val="none" w:sz="0" w:space="0" w:color="000000"/>
-                <w:left w:val="none" w:sz="0" w:space="0" w:color="000000"/>
-                <w:right w:val="none" w:sz="0" w:space="0" w:color="000000"/>
-              </w:pBdr>
-              <w:spacing w:after="20" w:before="20" w:line="240"/>
-              <w:ind w:left="100" w:right="100" w:firstLine="0" w:firstLineChars="0"/>
+              <w:jc w:val="left"/>
+              <w:pBdr>
+                <w:bottom w:val="none" w:sz="0" w:space="0" w:color="000000"/>
+                <w:top w:val="none" w:sz="0" w:space="0" w:color="000000"/>
+                <w:left w:val="none" w:sz="0" w:space="0" w:color="000000"/>
+                <w:right w:val="none" w:sz="0" w:space="0" w:color="000000"/>
+              </w:pBdr>
+              <w:spacing w:after="20" w:before="20" w:line="240"/>
+              <w:ind w:left="100" w:right="100" w:firstLine="0" w:firstLineChars="0"/>
+              <w:rPr>
+                <w:rFonts w:ascii="Times" w:hAnsi="Helvetica" w:eastAsia="Helvetica" w:cs="Helvetica"/>
+                <w:i w:val="false"/>
+                <w:b w:val="false"/>
+                <w:u w:val="none"/>
+                <w:sz w:val="24"/>
+                <w:szCs w:val="24"/>
+                <w:color w:val="000000"/>
+              </w:rPr>
             </w:pPr>
             <w:r xmlns:w="http://schemas.openxmlformats.org/wordprocessingml/2006/main" xmlns:wp="http://schemas.openxmlformats.org/drawingml/2006/wordprocessingDrawing" xmlns:r="http://schemas.openxmlformats.org/officeDocument/2006/relationships" xmlns:w14="http://schemas.microsoft.com/office/word/2010/wordml">
               <w:rPr>
@@ -5679,16 +6519,24 @@
           </w:tcPr>
           <w:p>
             <w:pPr>
-              <w:pStyle w:val="Normal"/>
-              <w:jc w:val="left"/>
-              <w:pBdr>
-                <w:bottom w:val="none" w:sz="0" w:space="0" w:color="000000"/>
-                <w:top w:val="none" w:sz="0" w:space="0" w:color="000000"/>
-                <w:left w:val="none" w:sz="0" w:space="0" w:color="000000"/>
-                <w:right w:val="none" w:sz="0" w:space="0" w:color="000000"/>
-              </w:pBdr>
-              <w:spacing w:after="20" w:before="20" w:line="240"/>
-              <w:ind w:left="100" w:right="100" w:firstLine="0" w:firstLineChars="0"/>
+              <w:jc w:val="left"/>
+              <w:pBdr>
+                <w:bottom w:val="none" w:sz="0" w:space="0" w:color="000000"/>
+                <w:top w:val="none" w:sz="0" w:space="0" w:color="000000"/>
+                <w:left w:val="none" w:sz="0" w:space="0" w:color="000000"/>
+                <w:right w:val="none" w:sz="0" w:space="0" w:color="000000"/>
+              </w:pBdr>
+              <w:spacing w:after="20" w:before="20" w:line="240"/>
+              <w:ind w:left="100" w:right="100" w:firstLine="0" w:firstLineChars="0"/>
+              <w:rPr>
+                <w:rFonts w:ascii="Times" w:hAnsi="Helvetica" w:eastAsia="Helvetica" w:cs="Helvetica"/>
+                <w:i w:val="false"/>
+                <w:b w:val="false"/>
+                <w:u w:val="none"/>
+                <w:sz w:val="24"/>
+                <w:szCs w:val="24"/>
+                <w:color w:val="000000"/>
+              </w:rPr>
             </w:pPr>
             <w:r xmlns:w="http://schemas.openxmlformats.org/wordprocessingml/2006/main" xmlns:wp="http://schemas.openxmlformats.org/drawingml/2006/wordprocessingDrawing" xmlns:r="http://schemas.openxmlformats.org/officeDocument/2006/relationships" xmlns:w14="http://schemas.microsoft.com/office/word/2010/wordml">
               <w:rPr>
@@ -5729,16 +6577,24 @@
           </w:tcPr>
           <w:p>
             <w:pPr>
-              <w:pStyle w:val="Normal"/>
-              <w:jc w:val="left"/>
-              <w:pBdr>
-                <w:bottom w:val="none" w:sz="0" w:space="0" w:color="000000"/>
-                <w:top w:val="none" w:sz="0" w:space="0" w:color="000000"/>
-                <w:left w:val="none" w:sz="0" w:space="0" w:color="000000"/>
-                <w:right w:val="none" w:sz="0" w:space="0" w:color="000000"/>
-              </w:pBdr>
-              <w:spacing w:after="20" w:before="20" w:line="240"/>
-              <w:ind w:left="100" w:right="100" w:firstLine="0" w:firstLineChars="0"/>
+              <w:jc w:val="left"/>
+              <w:pBdr>
+                <w:bottom w:val="none" w:sz="0" w:space="0" w:color="000000"/>
+                <w:top w:val="none" w:sz="0" w:space="0" w:color="000000"/>
+                <w:left w:val="none" w:sz="0" w:space="0" w:color="000000"/>
+                <w:right w:val="none" w:sz="0" w:space="0" w:color="000000"/>
+              </w:pBdr>
+              <w:spacing w:after="20" w:before="20" w:line="240"/>
+              <w:ind w:left="100" w:right="100" w:firstLine="0" w:firstLineChars="0"/>
+              <w:rPr>
+                <w:rFonts w:ascii="Times" w:hAnsi="Helvetica" w:eastAsia="Helvetica" w:cs="Helvetica"/>
+                <w:i w:val="false"/>
+                <w:b w:val="false"/>
+                <w:u w:val="none"/>
+                <w:sz w:val="24"/>
+                <w:szCs w:val="24"/>
+                <w:color w:val="000000"/>
+              </w:rPr>
             </w:pPr>
             <w:r xmlns:w="http://schemas.openxmlformats.org/wordprocessingml/2006/main" xmlns:wp="http://schemas.openxmlformats.org/drawingml/2006/wordprocessingDrawing" xmlns:r="http://schemas.openxmlformats.org/officeDocument/2006/relationships" xmlns:w14="http://schemas.microsoft.com/office/word/2010/wordml">
               <w:rPr>
@@ -5773,16 +6629,24 @@
           </w:tcPr>
           <w:p>
             <w:pPr>
-              <w:pStyle w:val="Normal"/>
-              <w:jc w:val="left"/>
-              <w:pBdr>
-                <w:bottom w:val="none" w:sz="0" w:space="0" w:color="000000"/>
-                <w:top w:val="none" w:sz="0" w:space="0" w:color="000000"/>
-                <w:left w:val="none" w:sz="0" w:space="0" w:color="000000"/>
-                <w:right w:val="none" w:sz="0" w:space="0" w:color="000000"/>
-              </w:pBdr>
-              <w:spacing w:after="20" w:before="20" w:line="240"/>
-              <w:ind w:left="100" w:right="100" w:firstLine="0" w:firstLineChars="0"/>
+              <w:jc w:val="left"/>
+              <w:pBdr>
+                <w:bottom w:val="none" w:sz="0" w:space="0" w:color="000000"/>
+                <w:top w:val="none" w:sz="0" w:space="0" w:color="000000"/>
+                <w:left w:val="none" w:sz="0" w:space="0" w:color="000000"/>
+                <w:right w:val="none" w:sz="0" w:space="0" w:color="000000"/>
+              </w:pBdr>
+              <w:spacing w:after="20" w:before="20" w:line="240"/>
+              <w:ind w:left="100" w:right="100" w:firstLine="0" w:firstLineChars="0"/>
+              <w:rPr>
+                <w:rFonts w:ascii="Times" w:hAnsi="Helvetica" w:eastAsia="Helvetica" w:cs="Helvetica"/>
+                <w:i w:val="false"/>
+                <w:b w:val="false"/>
+                <w:u w:val="none"/>
+                <w:sz w:val="24"/>
+                <w:szCs w:val="24"/>
+                <w:color w:val="000000"/>
+              </w:rPr>
             </w:pPr>
             <w:r xmlns:w="http://schemas.openxmlformats.org/wordprocessingml/2006/main" xmlns:wp="http://schemas.openxmlformats.org/drawingml/2006/wordprocessingDrawing" xmlns:r="http://schemas.openxmlformats.org/officeDocument/2006/relationships" xmlns:w14="http://schemas.microsoft.com/office/word/2010/wordml">
               <w:rPr>
@@ -5823,16 +6687,24 @@
           </w:tcPr>
           <w:p>
             <w:pPr>
-              <w:pStyle w:val="Normal"/>
-              <w:jc w:val="left"/>
-              <w:pBdr>
-                <w:bottom w:val="none" w:sz="0" w:space="0" w:color="000000"/>
-                <w:top w:val="none" w:sz="0" w:space="0" w:color="000000"/>
-                <w:left w:val="none" w:sz="0" w:space="0" w:color="000000"/>
-                <w:right w:val="none" w:sz="0" w:space="0" w:color="000000"/>
-              </w:pBdr>
-              <w:spacing w:after="20" w:before="20" w:line="240"/>
-              <w:ind w:left="100" w:right="100" w:firstLine="0" w:firstLineChars="0"/>
+              <w:jc w:val="left"/>
+              <w:pBdr>
+                <w:bottom w:val="none" w:sz="0" w:space="0" w:color="000000"/>
+                <w:top w:val="none" w:sz="0" w:space="0" w:color="000000"/>
+                <w:left w:val="none" w:sz="0" w:space="0" w:color="000000"/>
+                <w:right w:val="none" w:sz="0" w:space="0" w:color="000000"/>
+              </w:pBdr>
+              <w:spacing w:after="20" w:before="20" w:line="240"/>
+              <w:ind w:left="100" w:right="100" w:firstLine="0" w:firstLineChars="0"/>
+              <w:rPr>
+                <w:rFonts w:ascii="Times" w:hAnsi="Helvetica" w:eastAsia="Helvetica" w:cs="Helvetica"/>
+                <w:i w:val="false"/>
+                <w:b w:val="false"/>
+                <w:u w:val="none"/>
+                <w:sz w:val="24"/>
+                <w:szCs w:val="24"/>
+                <w:color w:val="000000"/>
+              </w:rPr>
             </w:pPr>
             <w:r xmlns:w="http://schemas.openxmlformats.org/wordprocessingml/2006/main" xmlns:wp="http://schemas.openxmlformats.org/drawingml/2006/wordprocessingDrawing" xmlns:r="http://schemas.openxmlformats.org/officeDocument/2006/relationships" xmlns:w14="http://schemas.microsoft.com/office/word/2010/wordml">
               <w:rPr>
@@ -5867,16 +6739,24 @@
           </w:tcPr>
           <w:p>
             <w:pPr>
-              <w:pStyle w:val="Normal"/>
-              <w:jc w:val="left"/>
-              <w:pBdr>
-                <w:bottom w:val="none" w:sz="0" w:space="0" w:color="000000"/>
-                <w:top w:val="none" w:sz="0" w:space="0" w:color="000000"/>
-                <w:left w:val="none" w:sz="0" w:space="0" w:color="000000"/>
-                <w:right w:val="none" w:sz="0" w:space="0" w:color="000000"/>
-              </w:pBdr>
-              <w:spacing w:after="20" w:before="20" w:line="240"/>
-              <w:ind w:left="100" w:right="100" w:firstLine="0" w:firstLineChars="0"/>
+              <w:jc w:val="left"/>
+              <w:pBdr>
+                <w:bottom w:val="none" w:sz="0" w:space="0" w:color="000000"/>
+                <w:top w:val="none" w:sz="0" w:space="0" w:color="000000"/>
+                <w:left w:val="none" w:sz="0" w:space="0" w:color="000000"/>
+                <w:right w:val="none" w:sz="0" w:space="0" w:color="000000"/>
+              </w:pBdr>
+              <w:spacing w:after="20" w:before="20" w:line="240"/>
+              <w:ind w:left="100" w:right="100" w:firstLine="0" w:firstLineChars="0"/>
+              <w:rPr>
+                <w:rFonts w:ascii="Times" w:hAnsi="Helvetica" w:eastAsia="Helvetica" w:cs="Helvetica"/>
+                <w:i w:val="false"/>
+                <w:b w:val="false"/>
+                <w:u w:val="none"/>
+                <w:sz w:val="24"/>
+                <w:szCs w:val="24"/>
+                <w:color w:val="000000"/>
+              </w:rPr>
             </w:pPr>
             <w:r xmlns:w="http://schemas.openxmlformats.org/wordprocessingml/2006/main" xmlns:wp="http://schemas.openxmlformats.org/drawingml/2006/wordprocessingDrawing" xmlns:r="http://schemas.openxmlformats.org/officeDocument/2006/relationships" xmlns:w14="http://schemas.microsoft.com/office/word/2010/wordml">
               <w:rPr>
@@ -5917,16 +6797,24 @@
           </w:tcPr>
           <w:p>
             <w:pPr>
-              <w:pStyle w:val="Normal"/>
-              <w:jc w:val="left"/>
-              <w:pBdr>
-                <w:bottom w:val="none" w:sz="0" w:space="0" w:color="000000"/>
-                <w:top w:val="none" w:sz="0" w:space="0" w:color="000000"/>
-                <w:left w:val="none" w:sz="0" w:space="0" w:color="000000"/>
-                <w:right w:val="none" w:sz="0" w:space="0" w:color="000000"/>
-              </w:pBdr>
-              <w:spacing w:after="20" w:before="20" w:line="240"/>
-              <w:ind w:left="100" w:right="100" w:firstLine="0" w:firstLineChars="0"/>
+              <w:jc w:val="left"/>
+              <w:pBdr>
+                <w:bottom w:val="none" w:sz="0" w:space="0" w:color="000000"/>
+                <w:top w:val="none" w:sz="0" w:space="0" w:color="000000"/>
+                <w:left w:val="none" w:sz="0" w:space="0" w:color="000000"/>
+                <w:right w:val="none" w:sz="0" w:space="0" w:color="000000"/>
+              </w:pBdr>
+              <w:spacing w:after="20" w:before="20" w:line="240"/>
+              <w:ind w:left="100" w:right="100" w:firstLine="0" w:firstLineChars="0"/>
+              <w:rPr>
+                <w:rFonts w:ascii="Times" w:hAnsi="Helvetica" w:eastAsia="Helvetica" w:cs="Helvetica"/>
+                <w:i w:val="false"/>
+                <w:b w:val="false"/>
+                <w:u w:val="none"/>
+                <w:sz w:val="24"/>
+                <w:szCs w:val="24"/>
+                <w:color w:val="000000"/>
+              </w:rPr>
             </w:pPr>
             <w:r xmlns:w="http://schemas.openxmlformats.org/wordprocessingml/2006/main" xmlns:wp="http://schemas.openxmlformats.org/drawingml/2006/wordprocessingDrawing" xmlns:r="http://schemas.openxmlformats.org/officeDocument/2006/relationships" xmlns:w14="http://schemas.microsoft.com/office/word/2010/wordml">
               <w:rPr>
@@ -5961,16 +6849,24 @@
           </w:tcPr>
           <w:p>
             <w:pPr>
-              <w:pStyle w:val="Normal"/>
-              <w:jc w:val="left"/>
-              <w:pBdr>
-                <w:bottom w:val="none" w:sz="0" w:space="0" w:color="000000"/>
-                <w:top w:val="none" w:sz="0" w:space="0" w:color="000000"/>
-                <w:left w:val="none" w:sz="0" w:space="0" w:color="000000"/>
-                <w:right w:val="none" w:sz="0" w:space="0" w:color="000000"/>
-              </w:pBdr>
-              <w:spacing w:after="20" w:before="20" w:line="240"/>
-              <w:ind w:left="100" w:right="100" w:firstLine="0" w:firstLineChars="0"/>
+              <w:jc w:val="left"/>
+              <w:pBdr>
+                <w:bottom w:val="none" w:sz="0" w:space="0" w:color="000000"/>
+                <w:top w:val="none" w:sz="0" w:space="0" w:color="000000"/>
+                <w:left w:val="none" w:sz="0" w:space="0" w:color="000000"/>
+                <w:right w:val="none" w:sz="0" w:space="0" w:color="000000"/>
+              </w:pBdr>
+              <w:spacing w:after="20" w:before="20" w:line="240"/>
+              <w:ind w:left="100" w:right="100" w:firstLine="0" w:firstLineChars="0"/>
+              <w:rPr>
+                <w:rFonts w:ascii="Times" w:hAnsi="Helvetica" w:eastAsia="Helvetica" w:cs="Helvetica"/>
+                <w:i w:val="false"/>
+                <w:b w:val="false"/>
+                <w:u w:val="none"/>
+                <w:sz w:val="24"/>
+                <w:szCs w:val="24"/>
+                <w:color w:val="000000"/>
+              </w:rPr>
             </w:pPr>
             <w:r xmlns:w="http://schemas.openxmlformats.org/wordprocessingml/2006/main" xmlns:wp="http://schemas.openxmlformats.org/drawingml/2006/wordprocessingDrawing" xmlns:r="http://schemas.openxmlformats.org/officeDocument/2006/relationships" xmlns:w14="http://schemas.microsoft.com/office/word/2010/wordml">
               <w:rPr>
@@ -6011,16 +6907,24 @@
           </w:tcPr>
           <w:p>
             <w:pPr>
-              <w:pStyle w:val="Normal"/>
-              <w:jc w:val="left"/>
-              <w:pBdr>
-                <w:bottom w:val="none" w:sz="0" w:space="0" w:color="000000"/>
-                <w:top w:val="none" w:sz="0" w:space="0" w:color="000000"/>
-                <w:left w:val="none" w:sz="0" w:space="0" w:color="000000"/>
-                <w:right w:val="none" w:sz="0" w:space="0" w:color="000000"/>
-              </w:pBdr>
-              <w:spacing w:after="20" w:before="20" w:line="240"/>
-              <w:ind w:left="100" w:right="100" w:firstLine="0" w:firstLineChars="0"/>
+              <w:jc w:val="left"/>
+              <w:pBdr>
+                <w:bottom w:val="none" w:sz="0" w:space="0" w:color="000000"/>
+                <w:top w:val="none" w:sz="0" w:space="0" w:color="000000"/>
+                <w:left w:val="none" w:sz="0" w:space="0" w:color="000000"/>
+                <w:right w:val="none" w:sz="0" w:space="0" w:color="000000"/>
+              </w:pBdr>
+              <w:spacing w:after="20" w:before="20" w:line="240"/>
+              <w:ind w:left="100" w:right="100" w:firstLine="0" w:firstLineChars="0"/>
+              <w:rPr>
+                <w:rFonts w:ascii="Times" w:hAnsi="Helvetica" w:eastAsia="Helvetica" w:cs="Helvetica"/>
+                <w:i w:val="false"/>
+                <w:b w:val="false"/>
+                <w:u w:val="none"/>
+                <w:sz w:val="24"/>
+                <w:szCs w:val="24"/>
+                <w:color w:val="000000"/>
+              </w:rPr>
             </w:pPr>
             <w:r xmlns:w="http://schemas.openxmlformats.org/wordprocessingml/2006/main" xmlns:wp="http://schemas.openxmlformats.org/drawingml/2006/wordprocessingDrawing" xmlns:r="http://schemas.openxmlformats.org/officeDocument/2006/relationships" xmlns:w14="http://schemas.microsoft.com/office/word/2010/wordml">
               <w:rPr>
@@ -6055,16 +6959,24 @@
           </w:tcPr>
           <w:p>
             <w:pPr>
-              <w:pStyle w:val="Normal"/>
-              <w:jc w:val="left"/>
-              <w:pBdr>
-                <w:bottom w:val="none" w:sz="0" w:space="0" w:color="000000"/>
-                <w:top w:val="none" w:sz="0" w:space="0" w:color="000000"/>
-                <w:left w:val="none" w:sz="0" w:space="0" w:color="000000"/>
-                <w:right w:val="none" w:sz="0" w:space="0" w:color="000000"/>
-              </w:pBdr>
-              <w:spacing w:after="20" w:before="20" w:line="240"/>
-              <w:ind w:left="100" w:right="100" w:firstLine="0" w:firstLineChars="0"/>
+              <w:jc w:val="left"/>
+              <w:pBdr>
+                <w:bottom w:val="none" w:sz="0" w:space="0" w:color="000000"/>
+                <w:top w:val="none" w:sz="0" w:space="0" w:color="000000"/>
+                <w:left w:val="none" w:sz="0" w:space="0" w:color="000000"/>
+                <w:right w:val="none" w:sz="0" w:space="0" w:color="000000"/>
+              </w:pBdr>
+              <w:spacing w:after="20" w:before="20" w:line="240"/>
+              <w:ind w:left="100" w:right="100" w:firstLine="0" w:firstLineChars="0"/>
+              <w:rPr>
+                <w:rFonts w:ascii="Times" w:hAnsi="Helvetica" w:eastAsia="Helvetica" w:cs="Helvetica"/>
+                <w:i w:val="false"/>
+                <w:b w:val="false"/>
+                <w:u w:val="none"/>
+                <w:sz w:val="24"/>
+                <w:szCs w:val="24"/>
+                <w:color w:val="000000"/>
+              </w:rPr>
             </w:pPr>
             <w:r xmlns:w="http://schemas.openxmlformats.org/wordprocessingml/2006/main" xmlns:wp="http://schemas.openxmlformats.org/drawingml/2006/wordprocessingDrawing" xmlns:r="http://schemas.openxmlformats.org/officeDocument/2006/relationships" xmlns:w14="http://schemas.microsoft.com/office/word/2010/wordml">
               <w:rPr>
@@ -6105,16 +7017,24 @@
           </w:tcPr>
           <w:p>
             <w:pPr>
-              <w:pStyle w:val="Normal"/>
-              <w:jc w:val="left"/>
-              <w:pBdr>
-                <w:bottom w:val="none" w:sz="0" w:space="0" w:color="000000"/>
-                <w:top w:val="none" w:sz="0" w:space="0" w:color="000000"/>
-                <w:left w:val="none" w:sz="0" w:space="0" w:color="000000"/>
-                <w:right w:val="none" w:sz="0" w:space="0" w:color="000000"/>
-              </w:pBdr>
-              <w:spacing w:after="20" w:before="20" w:line="240"/>
-              <w:ind w:left="100" w:right="100" w:firstLine="0" w:firstLineChars="0"/>
+              <w:jc w:val="left"/>
+              <w:pBdr>
+                <w:bottom w:val="none" w:sz="0" w:space="0" w:color="000000"/>
+                <w:top w:val="none" w:sz="0" w:space="0" w:color="000000"/>
+                <w:left w:val="none" w:sz="0" w:space="0" w:color="000000"/>
+                <w:right w:val="none" w:sz="0" w:space="0" w:color="000000"/>
+              </w:pBdr>
+              <w:spacing w:after="20" w:before="20" w:line="240"/>
+              <w:ind w:left="100" w:right="100" w:firstLine="0" w:firstLineChars="0"/>
+              <w:rPr>
+                <w:rFonts w:ascii="Times" w:hAnsi="Helvetica" w:eastAsia="Helvetica" w:cs="Helvetica"/>
+                <w:i w:val="false"/>
+                <w:b w:val="false"/>
+                <w:u w:val="none"/>
+                <w:sz w:val="24"/>
+                <w:szCs w:val="24"/>
+                <w:color w:val="000000"/>
+              </w:rPr>
             </w:pPr>
             <w:r xmlns:w="http://schemas.openxmlformats.org/wordprocessingml/2006/main" xmlns:wp="http://schemas.openxmlformats.org/drawingml/2006/wordprocessingDrawing" xmlns:r="http://schemas.openxmlformats.org/officeDocument/2006/relationships" xmlns:w14="http://schemas.microsoft.com/office/word/2010/wordml">
               <w:rPr>
@@ -6149,16 +7069,24 @@
           </w:tcPr>
           <w:p>
             <w:pPr>
-              <w:pStyle w:val="Normal"/>
-              <w:jc w:val="left"/>
-              <w:pBdr>
-                <w:bottom w:val="none" w:sz="0" w:space="0" w:color="000000"/>
-                <w:top w:val="none" w:sz="0" w:space="0" w:color="000000"/>
-                <w:left w:val="none" w:sz="0" w:space="0" w:color="000000"/>
-                <w:right w:val="none" w:sz="0" w:space="0" w:color="000000"/>
-              </w:pBdr>
-              <w:spacing w:after="20" w:before="20" w:line="240"/>
-              <w:ind w:left="100" w:right="100" w:firstLine="0" w:firstLineChars="0"/>
+              <w:jc w:val="left"/>
+              <w:pBdr>
+                <w:bottom w:val="none" w:sz="0" w:space="0" w:color="000000"/>
+                <w:top w:val="none" w:sz="0" w:space="0" w:color="000000"/>
+                <w:left w:val="none" w:sz="0" w:space="0" w:color="000000"/>
+                <w:right w:val="none" w:sz="0" w:space="0" w:color="000000"/>
+              </w:pBdr>
+              <w:spacing w:after="20" w:before="20" w:line="240"/>
+              <w:ind w:left="100" w:right="100" w:firstLine="0" w:firstLineChars="0"/>
+              <w:rPr>
+                <w:rFonts w:ascii="Times" w:hAnsi="Helvetica" w:eastAsia="Helvetica" w:cs="Helvetica"/>
+                <w:i w:val="false"/>
+                <w:b w:val="false"/>
+                <w:u w:val="none"/>
+                <w:sz w:val="24"/>
+                <w:szCs w:val="24"/>
+                <w:color w:val="000000"/>
+              </w:rPr>
             </w:pPr>
             <w:r xmlns:w="http://schemas.openxmlformats.org/wordprocessingml/2006/main" xmlns:wp="http://schemas.openxmlformats.org/drawingml/2006/wordprocessingDrawing" xmlns:r="http://schemas.openxmlformats.org/officeDocument/2006/relationships" xmlns:w14="http://schemas.microsoft.com/office/word/2010/wordml">
               <w:rPr>
@@ -6265,16 +7193,24 @@
           </w:tcPr>
           <w:p>
             <w:pPr>
-              <w:pStyle w:val="Normal"/>
-              <w:jc w:val="left"/>
-              <w:pBdr>
-                <w:bottom w:val="none" w:sz="0" w:space="0" w:color="000000"/>
-                <w:top w:val="none" w:sz="0" w:space="0" w:color="000000"/>
-                <w:left w:val="none" w:sz="0" w:space="0" w:color="000000"/>
-                <w:right w:val="none" w:sz="0" w:space="0" w:color="000000"/>
-              </w:pBdr>
-              <w:spacing w:after="20" w:before="20" w:line="240"/>
-              <w:ind w:left="100" w:right="100" w:firstLine="0" w:firstLineChars="0"/>
+              <w:jc w:val="left"/>
+              <w:pBdr>
+                <w:bottom w:val="none" w:sz="0" w:space="0" w:color="000000"/>
+                <w:top w:val="none" w:sz="0" w:space="0" w:color="000000"/>
+                <w:left w:val="none" w:sz="0" w:space="0" w:color="000000"/>
+                <w:right w:val="none" w:sz="0" w:space="0" w:color="000000"/>
+              </w:pBdr>
+              <w:spacing w:after="20" w:before="20" w:line="240"/>
+              <w:ind w:left="100" w:right="100" w:firstLine="0" w:firstLineChars="0"/>
+              <w:rPr>
+                <w:rFonts w:ascii="Times" w:hAnsi="Helvetica" w:eastAsia="Helvetica" w:cs="Helvetica"/>
+                <w:i w:val="false"/>
+                <w:b w:val="false"/>
+                <w:u w:val="none"/>
+                <w:sz w:val="24"/>
+                <w:szCs w:val="24"/>
+                <w:color w:val="000000"/>
+              </w:rPr>
             </w:pPr>
             <w:r xmlns:w="http://schemas.openxmlformats.org/wordprocessingml/2006/main" xmlns:wp="http://schemas.openxmlformats.org/drawingml/2006/wordprocessingDrawing" xmlns:r="http://schemas.openxmlformats.org/officeDocument/2006/relationships" xmlns:w14="http://schemas.microsoft.com/office/word/2010/wordml">
               <w:rPr>
@@ -6309,16 +7245,24 @@
           </w:tcPr>
           <w:p>
             <w:pPr>
-              <w:pStyle w:val="Normal"/>
-              <w:jc w:val="left"/>
-              <w:pBdr>
-                <w:bottom w:val="none" w:sz="0" w:space="0" w:color="000000"/>
-                <w:top w:val="none" w:sz="0" w:space="0" w:color="000000"/>
-                <w:left w:val="none" w:sz="0" w:space="0" w:color="000000"/>
-                <w:right w:val="none" w:sz="0" w:space="0" w:color="000000"/>
-              </w:pBdr>
-              <w:spacing w:after="20" w:before="20" w:line="240"/>
-              <w:ind w:left="100" w:right="100" w:firstLine="0" w:firstLineChars="0"/>
+              <w:jc w:val="left"/>
+              <w:pBdr>
+                <w:bottom w:val="none" w:sz="0" w:space="0" w:color="000000"/>
+                <w:top w:val="none" w:sz="0" w:space="0" w:color="000000"/>
+                <w:left w:val="none" w:sz="0" w:space="0" w:color="000000"/>
+                <w:right w:val="none" w:sz="0" w:space="0" w:color="000000"/>
+              </w:pBdr>
+              <w:spacing w:after="20" w:before="20" w:line="240"/>
+              <w:ind w:left="100" w:right="100" w:firstLine="0" w:firstLineChars="0"/>
+              <w:rPr>
+                <w:rFonts w:ascii="Times" w:hAnsi="Helvetica" w:eastAsia="Helvetica" w:cs="Helvetica"/>
+                <w:i w:val="false"/>
+                <w:b w:val="false"/>
+                <w:u w:val="none"/>
+                <w:sz w:val="24"/>
+                <w:szCs w:val="24"/>
+                <w:color w:val="000000"/>
+              </w:rPr>
             </w:pPr>
             <w:r xmlns:w="http://schemas.openxmlformats.org/wordprocessingml/2006/main" xmlns:wp="http://schemas.openxmlformats.org/drawingml/2006/wordprocessingDrawing" xmlns:r="http://schemas.openxmlformats.org/officeDocument/2006/relationships" xmlns:w14="http://schemas.microsoft.com/office/word/2010/wordml">
               <w:rPr>
@@ -6353,7 +7297,6 @@
           </w:tcPr>
           <w:p>
             <w:pPr>
-              <w:pStyle w:val="Normal"/>
               <w:jc w:val="right"/>
               <w:pBdr>
                 <w:bottom w:val="none" w:sz="0" w:space="0" w:color="000000"/>
@@ -6363,6 +7306,15 @@
               </w:pBdr>
               <w:spacing w:after="20" w:before="20" w:line="240"/>
               <w:ind w:left="100" w:right="100" w:firstLine="0" w:firstLineChars="0"/>
+              <w:rPr>
+                <w:rFonts w:ascii="Times" w:hAnsi="Helvetica" w:eastAsia="Helvetica" w:cs="Helvetica"/>
+                <w:i w:val="false"/>
+                <w:b w:val="false"/>
+                <w:u w:val="none"/>
+                <w:sz w:val="24"/>
+                <w:szCs w:val="24"/>
+                <w:color w:val="000000"/>
+              </w:rPr>
             </w:pPr>
             <w:r xmlns:w="http://schemas.openxmlformats.org/wordprocessingml/2006/main" xmlns:wp="http://schemas.openxmlformats.org/drawingml/2006/wordprocessingDrawing" xmlns:r="http://schemas.openxmlformats.org/officeDocument/2006/relationships" xmlns:w14="http://schemas.microsoft.com/office/word/2010/wordml">
               <w:rPr>
@@ -6397,7 +7349,6 @@
           </w:tcPr>
           <w:p>
             <w:pPr>
-              <w:pStyle w:val="Normal"/>
               <w:jc w:val="right"/>
               <w:pBdr>
                 <w:bottom w:val="none" w:sz="0" w:space="0" w:color="000000"/>
@@ -6407,6 +7358,15 @@
               </w:pBdr>
               <w:spacing w:after="20" w:before="20" w:line="240"/>
               <w:ind w:left="100" w:right="100" w:firstLine="0" w:firstLineChars="0"/>
+              <w:rPr>
+                <w:rFonts w:ascii="Times" w:hAnsi="Helvetica" w:eastAsia="Helvetica" w:cs="Helvetica"/>
+                <w:i w:val="false"/>
+                <w:b w:val="false"/>
+                <w:u w:val="none"/>
+                <w:sz w:val="24"/>
+                <w:szCs w:val="24"/>
+                <w:color w:val="000000"/>
+              </w:rPr>
             </w:pPr>
             <w:r xmlns:w="http://schemas.openxmlformats.org/wordprocessingml/2006/main" xmlns:wp="http://schemas.openxmlformats.org/drawingml/2006/wordprocessingDrawing" xmlns:r="http://schemas.openxmlformats.org/officeDocument/2006/relationships" xmlns:w14="http://schemas.microsoft.com/office/word/2010/wordml">
               <w:rPr>
@@ -6441,16 +7401,24 @@
           </w:tcPr>
           <w:p>
             <w:pPr>
-              <w:pStyle w:val="Normal"/>
-              <w:jc w:val="left"/>
-              <w:pBdr>
-                <w:bottom w:val="none" w:sz="0" w:space="0" w:color="000000"/>
-                <w:top w:val="none" w:sz="0" w:space="0" w:color="000000"/>
-                <w:left w:val="none" w:sz="0" w:space="0" w:color="000000"/>
-                <w:right w:val="none" w:sz="0" w:space="0" w:color="000000"/>
-              </w:pBdr>
-              <w:spacing w:after="20" w:before="20" w:line="240"/>
-              <w:ind w:left="100" w:right="100" w:firstLine="0" w:firstLineChars="0"/>
+              <w:jc w:val="left"/>
+              <w:pBdr>
+                <w:bottom w:val="none" w:sz="0" w:space="0" w:color="000000"/>
+                <w:top w:val="none" w:sz="0" w:space="0" w:color="000000"/>
+                <w:left w:val="none" w:sz="0" w:space="0" w:color="000000"/>
+                <w:right w:val="none" w:sz="0" w:space="0" w:color="000000"/>
+              </w:pBdr>
+              <w:spacing w:after="20" w:before="20" w:line="240"/>
+              <w:ind w:left="100" w:right="100" w:firstLine="0" w:firstLineChars="0"/>
+              <w:rPr>
+                <w:rFonts w:ascii="Times" w:hAnsi="Helvetica" w:eastAsia="Helvetica" w:cs="Helvetica"/>
+                <w:i w:val="false"/>
+                <w:b w:val="false"/>
+                <w:u w:val="none"/>
+                <w:sz w:val="24"/>
+                <w:szCs w:val="24"/>
+                <w:color w:val="000000"/>
+              </w:rPr>
             </w:pPr>
             <w:r xmlns:w="http://schemas.openxmlformats.org/wordprocessingml/2006/main" xmlns:wp="http://schemas.openxmlformats.org/drawingml/2006/wordprocessingDrawing" xmlns:r="http://schemas.openxmlformats.org/officeDocument/2006/relationships" xmlns:w14="http://schemas.microsoft.com/office/word/2010/wordml">
               <w:rPr>
@@ -6491,16 +7459,24 @@
           </w:tcPr>
           <w:p>
             <w:pPr>
-              <w:pStyle w:val="Normal"/>
-              <w:jc w:val="left"/>
-              <w:pBdr>
-                <w:bottom w:val="none" w:sz="0" w:space="0" w:color="000000"/>
-                <w:top w:val="none" w:sz="0" w:space="0" w:color="000000"/>
-                <w:left w:val="none" w:sz="0" w:space="0" w:color="000000"/>
-                <w:right w:val="none" w:sz="0" w:space="0" w:color="000000"/>
-              </w:pBdr>
-              <w:spacing w:after="20" w:before="20" w:line="240"/>
-              <w:ind w:left="100" w:right="100" w:firstLine="0" w:firstLineChars="0"/>
+              <w:jc w:val="left"/>
+              <w:pBdr>
+                <w:bottom w:val="none" w:sz="0" w:space="0" w:color="000000"/>
+                <w:top w:val="none" w:sz="0" w:space="0" w:color="000000"/>
+                <w:left w:val="none" w:sz="0" w:space="0" w:color="000000"/>
+                <w:right w:val="none" w:sz="0" w:space="0" w:color="000000"/>
+              </w:pBdr>
+              <w:spacing w:after="20" w:before="20" w:line="240"/>
+              <w:ind w:left="100" w:right="100" w:firstLine="0" w:firstLineChars="0"/>
+              <w:rPr>
+                <w:rFonts w:ascii="Times" w:hAnsi="Helvetica" w:eastAsia="Helvetica" w:cs="Helvetica"/>
+                <w:i w:val="false"/>
+                <w:b w:val="false"/>
+                <w:u w:val="none"/>
+                <w:sz w:val="24"/>
+                <w:szCs w:val="24"/>
+                <w:color w:val="000000"/>
+              </w:rPr>
             </w:pPr>
             <w:r xmlns:w="http://schemas.openxmlformats.org/wordprocessingml/2006/main" xmlns:wp="http://schemas.openxmlformats.org/drawingml/2006/wordprocessingDrawing" xmlns:r="http://schemas.openxmlformats.org/officeDocument/2006/relationships" xmlns:w14="http://schemas.microsoft.com/office/word/2010/wordml">
               <w:rPr>
@@ -6535,16 +7511,24 @@
           </w:tcPr>
           <w:p>
             <w:pPr>
-              <w:pStyle w:val="Normal"/>
-              <w:jc w:val="left"/>
-              <w:pBdr>
-                <w:bottom w:val="none" w:sz="0" w:space="0" w:color="000000"/>
-                <w:top w:val="none" w:sz="0" w:space="0" w:color="000000"/>
-                <w:left w:val="none" w:sz="0" w:space="0" w:color="000000"/>
-                <w:right w:val="none" w:sz="0" w:space="0" w:color="000000"/>
-              </w:pBdr>
-              <w:spacing w:after="20" w:before="20" w:line="240"/>
-              <w:ind w:left="100" w:right="100" w:firstLine="0" w:firstLineChars="0"/>
+              <w:jc w:val="left"/>
+              <w:pBdr>
+                <w:bottom w:val="none" w:sz="0" w:space="0" w:color="000000"/>
+                <w:top w:val="none" w:sz="0" w:space="0" w:color="000000"/>
+                <w:left w:val="none" w:sz="0" w:space="0" w:color="000000"/>
+                <w:right w:val="none" w:sz="0" w:space="0" w:color="000000"/>
+              </w:pBdr>
+              <w:spacing w:after="20" w:before="20" w:line="240"/>
+              <w:ind w:left="100" w:right="100" w:firstLine="0" w:firstLineChars="0"/>
+              <w:rPr>
+                <w:rFonts w:ascii="Times" w:hAnsi="Helvetica" w:eastAsia="Helvetica" w:cs="Helvetica"/>
+                <w:i w:val="false"/>
+                <w:b w:val="false"/>
+                <w:u w:val="none"/>
+                <w:sz w:val="24"/>
+                <w:szCs w:val="24"/>
+                <w:color w:val="000000"/>
+              </w:rPr>
             </w:pPr>
             <w:r xmlns:w="http://schemas.openxmlformats.org/wordprocessingml/2006/main" xmlns:wp="http://schemas.openxmlformats.org/drawingml/2006/wordprocessingDrawing" xmlns:r="http://schemas.openxmlformats.org/officeDocument/2006/relationships" xmlns:w14="http://schemas.microsoft.com/office/word/2010/wordml">
               <w:rPr>
@@ -6579,7 +7563,6 @@
           </w:tcPr>
           <w:p>
             <w:pPr>
-              <w:pStyle w:val="Normal"/>
               <w:jc w:val="right"/>
               <w:pBdr>
                 <w:bottom w:val="none" w:sz="0" w:space="0" w:color="000000"/>
@@ -6589,6 +7572,15 @@
               </w:pBdr>
               <w:spacing w:after="20" w:before="20" w:line="240"/>
               <w:ind w:left="100" w:right="100" w:firstLine="0" w:firstLineChars="0"/>
+              <w:rPr>
+                <w:rFonts w:ascii="Times" w:hAnsi="Helvetica" w:eastAsia="Helvetica" w:cs="Helvetica"/>
+                <w:i w:val="false"/>
+                <w:b w:val="false"/>
+                <w:u w:val="none"/>
+                <w:sz w:val="24"/>
+                <w:szCs w:val="24"/>
+                <w:color w:val="000000"/>
+              </w:rPr>
             </w:pPr>
             <w:r xmlns:w="http://schemas.openxmlformats.org/wordprocessingml/2006/main" xmlns:wp="http://schemas.openxmlformats.org/drawingml/2006/wordprocessingDrawing" xmlns:r="http://schemas.openxmlformats.org/officeDocument/2006/relationships" xmlns:w14="http://schemas.microsoft.com/office/word/2010/wordml">
               <w:rPr>
@@ -6623,7 +7615,6 @@
           </w:tcPr>
           <w:p>
             <w:pPr>
-              <w:pStyle w:val="Normal"/>
               <w:jc w:val="right"/>
               <w:pBdr>
                 <w:bottom w:val="none" w:sz="0" w:space="0" w:color="000000"/>
@@ -6633,6 +7624,15 @@
               </w:pBdr>
               <w:spacing w:after="20" w:before="20" w:line="240"/>
               <w:ind w:left="100" w:right="100" w:firstLine="0" w:firstLineChars="0"/>
+              <w:rPr>
+                <w:rFonts w:ascii="Times" w:hAnsi="Helvetica" w:eastAsia="Helvetica" w:cs="Helvetica"/>
+                <w:i w:val="false"/>
+                <w:b w:val="false"/>
+                <w:u w:val="none"/>
+                <w:sz w:val="24"/>
+                <w:szCs w:val="24"/>
+                <w:color w:val="000000"/>
+              </w:rPr>
             </w:pPr>
             <w:r xmlns:w="http://schemas.openxmlformats.org/wordprocessingml/2006/main" xmlns:wp="http://schemas.openxmlformats.org/drawingml/2006/wordprocessingDrawing" xmlns:r="http://schemas.openxmlformats.org/officeDocument/2006/relationships" xmlns:w14="http://schemas.microsoft.com/office/word/2010/wordml">
               <w:rPr>
@@ -6667,16 +7667,24 @@
           </w:tcPr>
           <w:p>
             <w:pPr>
-              <w:pStyle w:val="Normal"/>
-              <w:jc w:val="left"/>
-              <w:pBdr>
-                <w:bottom w:val="none" w:sz="0" w:space="0" w:color="000000"/>
-                <w:top w:val="none" w:sz="0" w:space="0" w:color="000000"/>
-                <w:left w:val="none" w:sz="0" w:space="0" w:color="000000"/>
-                <w:right w:val="none" w:sz="0" w:space="0" w:color="000000"/>
-              </w:pBdr>
-              <w:spacing w:after="20" w:before="20" w:line="240"/>
-              <w:ind w:left="100" w:right="100" w:firstLine="0" w:firstLineChars="0"/>
+              <w:jc w:val="left"/>
+              <w:pBdr>
+                <w:bottom w:val="none" w:sz="0" w:space="0" w:color="000000"/>
+                <w:top w:val="none" w:sz="0" w:space="0" w:color="000000"/>
+                <w:left w:val="none" w:sz="0" w:space="0" w:color="000000"/>
+                <w:right w:val="none" w:sz="0" w:space="0" w:color="000000"/>
+              </w:pBdr>
+              <w:spacing w:after="20" w:before="20" w:line="240"/>
+              <w:ind w:left="100" w:right="100" w:firstLine="0" w:firstLineChars="0"/>
+              <w:rPr>
+                <w:rFonts w:ascii="Times" w:hAnsi="Helvetica" w:eastAsia="Helvetica" w:cs="Helvetica"/>
+                <w:i w:val="false"/>
+                <w:b w:val="false"/>
+                <w:u w:val="none"/>
+                <w:sz w:val="24"/>
+                <w:szCs w:val="24"/>
+                <w:color w:val="000000"/>
+              </w:rPr>
             </w:pPr>
             <w:r xmlns:w="http://schemas.openxmlformats.org/wordprocessingml/2006/main" xmlns:wp="http://schemas.openxmlformats.org/drawingml/2006/wordprocessingDrawing" xmlns:r="http://schemas.openxmlformats.org/officeDocument/2006/relationships" xmlns:w14="http://schemas.microsoft.com/office/word/2010/wordml">
               <w:rPr>
@@ -6717,16 +7725,24 @@
           </w:tcPr>
           <w:p>
             <w:pPr>
-              <w:pStyle w:val="Normal"/>
-              <w:jc w:val="left"/>
-              <w:pBdr>
-                <w:bottom w:val="none" w:sz="0" w:space="0" w:color="000000"/>
-                <w:top w:val="none" w:sz="0" w:space="0" w:color="000000"/>
-                <w:left w:val="none" w:sz="0" w:space="0" w:color="000000"/>
-                <w:right w:val="none" w:sz="0" w:space="0" w:color="000000"/>
-              </w:pBdr>
-              <w:spacing w:after="20" w:before="20" w:line="240"/>
-              <w:ind w:left="100" w:right="100" w:firstLine="0" w:firstLineChars="0"/>
+              <w:jc w:val="left"/>
+              <w:pBdr>
+                <w:bottom w:val="none" w:sz="0" w:space="0" w:color="000000"/>
+                <w:top w:val="none" w:sz="0" w:space="0" w:color="000000"/>
+                <w:left w:val="none" w:sz="0" w:space="0" w:color="000000"/>
+                <w:right w:val="none" w:sz="0" w:space="0" w:color="000000"/>
+              </w:pBdr>
+              <w:spacing w:after="20" w:before="20" w:line="240"/>
+              <w:ind w:left="100" w:right="100" w:firstLine="0" w:firstLineChars="0"/>
+              <w:rPr>
+                <w:rFonts w:ascii="Times" w:hAnsi="Helvetica" w:eastAsia="Helvetica" w:cs="Helvetica"/>
+                <w:i w:val="false"/>
+                <w:b w:val="false"/>
+                <w:u w:val="none"/>
+                <w:sz w:val="24"/>
+                <w:szCs w:val="24"/>
+                <w:color w:val="000000"/>
+              </w:rPr>
             </w:pPr>
             <w:r xmlns:w="http://schemas.openxmlformats.org/wordprocessingml/2006/main" xmlns:wp="http://schemas.openxmlformats.org/drawingml/2006/wordprocessingDrawing" xmlns:r="http://schemas.openxmlformats.org/officeDocument/2006/relationships" xmlns:w14="http://schemas.microsoft.com/office/word/2010/wordml">
               <w:rPr>
@@ -6761,16 +7777,24 @@
           </w:tcPr>
           <w:p>
             <w:pPr>
-              <w:pStyle w:val="Normal"/>
-              <w:jc w:val="left"/>
-              <w:pBdr>
-                <w:bottom w:val="none" w:sz="0" w:space="0" w:color="000000"/>
-                <w:top w:val="none" w:sz="0" w:space="0" w:color="000000"/>
-                <w:left w:val="none" w:sz="0" w:space="0" w:color="000000"/>
-                <w:right w:val="none" w:sz="0" w:space="0" w:color="000000"/>
-              </w:pBdr>
-              <w:spacing w:after="20" w:before="20" w:line="240"/>
-              <w:ind w:left="100" w:right="100" w:firstLine="0" w:firstLineChars="0"/>
+              <w:jc w:val="left"/>
+              <w:pBdr>
+                <w:bottom w:val="none" w:sz="0" w:space="0" w:color="000000"/>
+                <w:top w:val="none" w:sz="0" w:space="0" w:color="000000"/>
+                <w:left w:val="none" w:sz="0" w:space="0" w:color="000000"/>
+                <w:right w:val="none" w:sz="0" w:space="0" w:color="000000"/>
+              </w:pBdr>
+              <w:spacing w:after="20" w:before="20" w:line="240"/>
+              <w:ind w:left="100" w:right="100" w:firstLine="0" w:firstLineChars="0"/>
+              <w:rPr>
+                <w:rFonts w:ascii="Times" w:hAnsi="Helvetica" w:eastAsia="Helvetica" w:cs="Helvetica"/>
+                <w:i w:val="false"/>
+                <w:b w:val="false"/>
+                <w:u w:val="none"/>
+                <w:sz w:val="24"/>
+                <w:szCs w:val="24"/>
+                <w:color w:val="000000"/>
+              </w:rPr>
             </w:pPr>
             <w:r xmlns:w="http://schemas.openxmlformats.org/wordprocessingml/2006/main" xmlns:wp="http://schemas.openxmlformats.org/drawingml/2006/wordprocessingDrawing" xmlns:r="http://schemas.openxmlformats.org/officeDocument/2006/relationships" xmlns:w14="http://schemas.microsoft.com/office/word/2010/wordml">
               <w:rPr>
@@ -6783,7 +7807,7 @@
                 <w:color w:val="000000"/>
               </w:rPr>
               <w:t xml:space="preserve">mean precipitation ratio: 
-</w:t>
+    </w:t>
             </w:r>
             <w:r xmlns:w="http://schemas.openxmlformats.org/wordprocessingml/2006/main" xmlns:wp="http://schemas.openxmlformats.org/drawingml/2006/wordprocessingDrawing" xmlns:r="http://schemas.openxmlformats.org/officeDocument/2006/relationships" xmlns:w14="http://schemas.microsoft.com/office/word/2010/wordml">
               <w:rPr>
@@ -6830,7 +7854,6 @@
           </w:tcPr>
           <w:p>
             <w:pPr>
-              <w:pStyle w:val="Normal"/>
               <w:jc w:val="right"/>
               <w:pBdr>
                 <w:bottom w:val="none" w:sz="0" w:space="0" w:color="000000"/>
@@ -6840,6 +7863,15 @@
               </w:pBdr>
               <w:spacing w:after="20" w:before="20" w:line="240"/>
               <w:ind w:left="100" w:right="100" w:firstLine="0" w:firstLineChars="0"/>
+              <w:rPr>
+                <w:rFonts w:ascii="Times" w:hAnsi="Helvetica" w:eastAsia="Helvetica" w:cs="Helvetica"/>
+                <w:i w:val="false"/>
+                <w:b w:val="false"/>
+                <w:u w:val="none"/>
+                <w:sz w:val="24"/>
+                <w:szCs w:val="24"/>
+                <w:color w:val="000000"/>
+              </w:rPr>
             </w:pPr>
             <w:r xmlns:w="http://schemas.openxmlformats.org/wordprocessingml/2006/main" xmlns:wp="http://schemas.openxmlformats.org/drawingml/2006/wordprocessingDrawing" xmlns:r="http://schemas.openxmlformats.org/officeDocument/2006/relationships" xmlns:w14="http://schemas.microsoft.com/office/word/2010/wordml">
               <w:rPr>
@@ -6874,7 +7906,6 @@
           </w:tcPr>
           <w:p>
             <w:pPr>
-              <w:pStyle w:val="Normal"/>
               <w:jc w:val="right"/>
               <w:pBdr>
                 <w:bottom w:val="none" w:sz="0" w:space="0" w:color="000000"/>
@@ -6884,6 +7915,15 @@
               </w:pBdr>
               <w:spacing w:after="20" w:before="20" w:line="240"/>
               <w:ind w:left="100" w:right="100" w:firstLine="0" w:firstLineChars="0"/>
+              <w:rPr>
+                <w:rFonts w:ascii="Times" w:hAnsi="Helvetica" w:eastAsia="Helvetica" w:cs="Helvetica"/>
+                <w:i w:val="false"/>
+                <w:b w:val="false"/>
+                <w:u w:val="none"/>
+                <w:sz w:val="24"/>
+                <w:szCs w:val="24"/>
+                <w:color w:val="000000"/>
+              </w:rPr>
             </w:pPr>
             <w:r xmlns:w="http://schemas.openxmlformats.org/wordprocessingml/2006/main" xmlns:wp="http://schemas.openxmlformats.org/drawingml/2006/wordprocessingDrawing" xmlns:r="http://schemas.openxmlformats.org/officeDocument/2006/relationships" xmlns:w14="http://schemas.microsoft.com/office/word/2010/wordml">
               <w:rPr>
@@ -6918,16 +7958,24 @@
           </w:tcPr>
           <w:p>
             <w:pPr>
-              <w:pStyle w:val="Normal"/>
-              <w:jc w:val="left"/>
-              <w:pBdr>
-                <w:bottom w:val="none" w:sz="0" w:space="0" w:color="000000"/>
-                <w:top w:val="none" w:sz="0" w:space="0" w:color="000000"/>
-                <w:left w:val="none" w:sz="0" w:space="0" w:color="000000"/>
-                <w:right w:val="none" w:sz="0" w:space="0" w:color="000000"/>
-              </w:pBdr>
-              <w:spacing w:after="20" w:before="20" w:line="240"/>
-              <w:ind w:left="100" w:right="100" w:firstLine="0" w:firstLineChars="0"/>
+              <w:jc w:val="left"/>
+              <w:pBdr>
+                <w:bottom w:val="none" w:sz="0" w:space="0" w:color="000000"/>
+                <w:top w:val="none" w:sz="0" w:space="0" w:color="000000"/>
+                <w:left w:val="none" w:sz="0" w:space="0" w:color="000000"/>
+                <w:right w:val="none" w:sz="0" w:space="0" w:color="000000"/>
+              </w:pBdr>
+              <w:spacing w:after="20" w:before="20" w:line="240"/>
+              <w:ind w:left="100" w:right="100" w:firstLine="0" w:firstLineChars="0"/>
+              <w:rPr>
+                <w:rFonts w:ascii="Times" w:hAnsi="Helvetica" w:eastAsia="Helvetica" w:cs="Helvetica"/>
+                <w:i w:val="false"/>
+                <w:b w:val="false"/>
+                <w:u w:val="none"/>
+                <w:sz w:val="24"/>
+                <w:szCs w:val="24"/>
+                <w:color w:val="000000"/>
+              </w:rPr>
             </w:pPr>
             <w:r xmlns:w="http://schemas.openxmlformats.org/wordprocessingml/2006/main" xmlns:wp="http://schemas.openxmlformats.org/drawingml/2006/wordprocessingDrawing" xmlns:r="http://schemas.openxmlformats.org/officeDocument/2006/relationships" xmlns:w14="http://schemas.microsoft.com/office/word/2010/wordml">
               <w:rPr>
@@ -6968,16 +8016,24 @@
           </w:tcPr>
           <w:p>
             <w:pPr>
-              <w:pStyle w:val="Normal"/>
-              <w:jc w:val="left"/>
-              <w:pBdr>
-                <w:bottom w:val="none" w:sz="0" w:space="0" w:color="000000"/>
-                <w:top w:val="none" w:sz="0" w:space="0" w:color="000000"/>
-                <w:left w:val="none" w:sz="0" w:space="0" w:color="000000"/>
-                <w:right w:val="none" w:sz="0" w:space="0" w:color="000000"/>
-              </w:pBdr>
-              <w:spacing w:after="20" w:before="20" w:line="240"/>
-              <w:ind w:left="100" w:right="100" w:firstLine="0" w:firstLineChars="0"/>
+              <w:jc w:val="left"/>
+              <w:pBdr>
+                <w:bottom w:val="none" w:sz="0" w:space="0" w:color="000000"/>
+                <w:top w:val="none" w:sz="0" w:space="0" w:color="000000"/>
+                <w:left w:val="none" w:sz="0" w:space="0" w:color="000000"/>
+                <w:right w:val="none" w:sz="0" w:space="0" w:color="000000"/>
+              </w:pBdr>
+              <w:spacing w:after="20" w:before="20" w:line="240"/>
+              <w:ind w:left="100" w:right="100" w:firstLine="0" w:firstLineChars="0"/>
+              <w:rPr>
+                <w:rFonts w:ascii="Times" w:hAnsi="Helvetica" w:eastAsia="Helvetica" w:cs="Helvetica"/>
+                <w:i w:val="false"/>
+                <w:b w:val="false"/>
+                <w:u w:val="none"/>
+                <w:sz w:val="24"/>
+                <w:szCs w:val="24"/>
+                <w:color w:val="000000"/>
+              </w:rPr>
             </w:pPr>
             <w:r xmlns:w="http://schemas.openxmlformats.org/wordprocessingml/2006/main" xmlns:wp="http://schemas.openxmlformats.org/drawingml/2006/wordprocessingDrawing" xmlns:r="http://schemas.openxmlformats.org/officeDocument/2006/relationships" xmlns:w14="http://schemas.microsoft.com/office/word/2010/wordml">
               <w:rPr>
@@ -7012,16 +8068,24 @@
           </w:tcPr>
           <w:p>
             <w:pPr>
-              <w:pStyle w:val="Normal"/>
-              <w:jc w:val="left"/>
-              <w:pBdr>
-                <w:bottom w:val="none" w:sz="0" w:space="0" w:color="000000"/>
-                <w:top w:val="none" w:sz="0" w:space="0" w:color="000000"/>
-                <w:left w:val="none" w:sz="0" w:space="0" w:color="000000"/>
-                <w:right w:val="none" w:sz="0" w:space="0" w:color="000000"/>
-              </w:pBdr>
-              <w:spacing w:after="20" w:before="20" w:line="240"/>
-              <w:ind w:left="100" w:right="100" w:firstLine="0" w:firstLineChars="0"/>
+              <w:jc w:val="left"/>
+              <w:pBdr>
+                <w:bottom w:val="none" w:sz="0" w:space="0" w:color="000000"/>
+                <w:top w:val="none" w:sz="0" w:space="0" w:color="000000"/>
+                <w:left w:val="none" w:sz="0" w:space="0" w:color="000000"/>
+                <w:right w:val="none" w:sz="0" w:space="0" w:color="000000"/>
+              </w:pBdr>
+              <w:spacing w:after="20" w:before="20" w:line="240"/>
+              <w:ind w:left="100" w:right="100" w:firstLine="0" w:firstLineChars="0"/>
+              <w:rPr>
+                <w:rFonts w:ascii="Times" w:hAnsi="Helvetica" w:eastAsia="Helvetica" w:cs="Helvetica"/>
+                <w:i w:val="false"/>
+                <w:b w:val="false"/>
+                <w:u w:val="none"/>
+                <w:sz w:val="24"/>
+                <w:szCs w:val="24"/>
+                <w:color w:val="000000"/>
+              </w:rPr>
             </w:pPr>
             <w:r xmlns:w="http://schemas.openxmlformats.org/wordprocessingml/2006/main" xmlns:wp="http://schemas.openxmlformats.org/drawingml/2006/wordprocessingDrawing" xmlns:r="http://schemas.openxmlformats.org/officeDocument/2006/relationships" xmlns:w14="http://schemas.microsoft.com/office/word/2010/wordml">
               <w:rPr>
@@ -7056,7 +8120,6 @@
           </w:tcPr>
           <w:p>
             <w:pPr>
-              <w:pStyle w:val="Normal"/>
               <w:jc w:val="right"/>
               <w:pBdr>
                 <w:bottom w:val="none" w:sz="0" w:space="0" w:color="000000"/>
@@ -7066,6 +8129,15 @@
               </w:pBdr>
               <w:spacing w:after="20" w:before="20" w:line="240"/>
               <w:ind w:left="100" w:right="100" w:firstLine="0" w:firstLineChars="0"/>
+              <w:rPr>
+                <w:rFonts w:ascii="Times" w:hAnsi="Helvetica" w:eastAsia="Helvetica" w:cs="Helvetica"/>
+                <w:i w:val="false"/>
+                <w:b w:val="false"/>
+                <w:u w:val="none"/>
+                <w:sz w:val="24"/>
+                <w:szCs w:val="24"/>
+                <w:color w:val="000000"/>
+              </w:rPr>
             </w:pPr>
             <w:r xmlns:w="http://schemas.openxmlformats.org/wordprocessingml/2006/main" xmlns:wp="http://schemas.openxmlformats.org/drawingml/2006/wordprocessingDrawing" xmlns:r="http://schemas.openxmlformats.org/officeDocument/2006/relationships" xmlns:w14="http://schemas.microsoft.com/office/word/2010/wordml">
               <w:rPr>
@@ -7100,7 +8172,6 @@
           </w:tcPr>
           <w:p>
             <w:pPr>
-              <w:pStyle w:val="Normal"/>
               <w:jc w:val="right"/>
               <w:pBdr>
                 <w:bottom w:val="none" w:sz="0" w:space="0" w:color="000000"/>
@@ -7110,6 +8181,15 @@
               </w:pBdr>
               <w:spacing w:after="20" w:before="20" w:line="240"/>
               <w:ind w:left="100" w:right="100" w:firstLine="0" w:firstLineChars="0"/>
+              <w:rPr>
+                <w:rFonts w:ascii="Times" w:hAnsi="Helvetica" w:eastAsia="Helvetica" w:cs="Helvetica"/>
+                <w:i w:val="false"/>
+                <w:b w:val="false"/>
+                <w:u w:val="none"/>
+                <w:sz w:val="24"/>
+                <w:szCs w:val="24"/>
+                <w:color w:val="000000"/>
+              </w:rPr>
             </w:pPr>
             <w:r xmlns:w="http://schemas.openxmlformats.org/wordprocessingml/2006/main" xmlns:wp="http://schemas.openxmlformats.org/drawingml/2006/wordprocessingDrawing" xmlns:r="http://schemas.openxmlformats.org/officeDocument/2006/relationships" xmlns:w14="http://schemas.microsoft.com/office/word/2010/wordml">
               <w:rPr>
@@ -7144,16 +8224,24 @@
           </w:tcPr>
           <w:p>
             <w:pPr>
-              <w:pStyle w:val="Normal"/>
-              <w:jc w:val="left"/>
-              <w:pBdr>
-                <w:bottom w:val="none" w:sz="0" w:space="0" w:color="000000"/>
-                <w:top w:val="none" w:sz="0" w:space="0" w:color="000000"/>
-                <w:left w:val="none" w:sz="0" w:space="0" w:color="000000"/>
-                <w:right w:val="none" w:sz="0" w:space="0" w:color="000000"/>
-              </w:pBdr>
-              <w:spacing w:after="20" w:before="20" w:line="240"/>
-              <w:ind w:left="100" w:right="100" w:firstLine="0" w:firstLineChars="0"/>
+              <w:jc w:val="left"/>
+              <w:pBdr>
+                <w:bottom w:val="none" w:sz="0" w:space="0" w:color="000000"/>
+                <w:top w:val="none" w:sz="0" w:space="0" w:color="000000"/>
+                <w:left w:val="none" w:sz="0" w:space="0" w:color="000000"/>
+                <w:right w:val="none" w:sz="0" w:space="0" w:color="000000"/>
+              </w:pBdr>
+              <w:spacing w:after="20" w:before="20" w:line="240"/>
+              <w:ind w:left="100" w:right="100" w:firstLine="0" w:firstLineChars="0"/>
+              <w:rPr>
+                <w:rFonts w:ascii="Times" w:hAnsi="Helvetica" w:eastAsia="Helvetica" w:cs="Helvetica"/>
+                <w:i w:val="false"/>
+                <w:b w:val="false"/>
+                <w:u w:val="none"/>
+                <w:sz w:val="24"/>
+                <w:szCs w:val="24"/>
+                <w:color w:val="000000"/>
+              </w:rPr>
             </w:pPr>
             <w:r xmlns:w="http://schemas.openxmlformats.org/wordprocessingml/2006/main" xmlns:wp="http://schemas.openxmlformats.org/drawingml/2006/wordprocessingDrawing" xmlns:r="http://schemas.openxmlformats.org/officeDocument/2006/relationships" xmlns:w14="http://schemas.microsoft.com/office/word/2010/wordml">
               <w:rPr>
@@ -7194,16 +8282,24 @@
           </w:tcPr>
           <w:p>
             <w:pPr>
-              <w:pStyle w:val="Normal"/>
-              <w:jc w:val="left"/>
-              <w:pBdr>
-                <w:bottom w:val="none" w:sz="0" w:space="0" w:color="000000"/>
-                <w:top w:val="none" w:sz="0" w:space="0" w:color="000000"/>
-                <w:left w:val="none" w:sz="0" w:space="0" w:color="000000"/>
-                <w:right w:val="none" w:sz="0" w:space="0" w:color="000000"/>
-              </w:pBdr>
-              <w:spacing w:after="20" w:before="20" w:line="240"/>
-              <w:ind w:left="100" w:right="100" w:firstLine="0" w:firstLineChars="0"/>
+              <w:jc w:val="left"/>
+              <w:pBdr>
+                <w:bottom w:val="none" w:sz="0" w:space="0" w:color="000000"/>
+                <w:top w:val="none" w:sz="0" w:space="0" w:color="000000"/>
+                <w:left w:val="none" w:sz="0" w:space="0" w:color="000000"/>
+                <w:right w:val="none" w:sz="0" w:space="0" w:color="000000"/>
+              </w:pBdr>
+              <w:spacing w:after="20" w:before="20" w:line="240"/>
+              <w:ind w:left="100" w:right="100" w:firstLine="0" w:firstLineChars="0"/>
+              <w:rPr>
+                <w:rFonts w:ascii="Times" w:hAnsi="Helvetica" w:eastAsia="Helvetica" w:cs="Helvetica"/>
+                <w:i w:val="false"/>
+                <w:b w:val="false"/>
+                <w:u w:val="none"/>
+                <w:sz w:val="24"/>
+                <w:szCs w:val="24"/>
+                <w:color w:val="000000"/>
+              </w:rPr>
             </w:pPr>
             <w:r xmlns:w="http://schemas.openxmlformats.org/wordprocessingml/2006/main" xmlns:wp="http://schemas.openxmlformats.org/drawingml/2006/wordprocessingDrawing" xmlns:r="http://schemas.openxmlformats.org/officeDocument/2006/relationships" xmlns:w14="http://schemas.microsoft.com/office/word/2010/wordml">
               <w:rPr>
@@ -7238,16 +8334,24 @@
           </w:tcPr>
           <w:p>
             <w:pPr>
-              <w:pStyle w:val="Normal"/>
-              <w:jc w:val="left"/>
-              <w:pBdr>
-                <w:bottom w:val="none" w:sz="0" w:space="0" w:color="000000"/>
-                <w:top w:val="none" w:sz="0" w:space="0" w:color="000000"/>
-                <w:left w:val="none" w:sz="0" w:space="0" w:color="000000"/>
-                <w:right w:val="none" w:sz="0" w:space="0" w:color="000000"/>
-              </w:pBdr>
-              <w:spacing w:after="20" w:before="20" w:line="240"/>
-              <w:ind w:left="100" w:right="100" w:firstLine="0" w:firstLineChars="0"/>
+              <w:jc w:val="left"/>
+              <w:pBdr>
+                <w:bottom w:val="none" w:sz="0" w:space="0" w:color="000000"/>
+                <w:top w:val="none" w:sz="0" w:space="0" w:color="000000"/>
+                <w:left w:val="none" w:sz="0" w:space="0" w:color="000000"/>
+                <w:right w:val="none" w:sz="0" w:space="0" w:color="000000"/>
+              </w:pBdr>
+              <w:spacing w:after="20" w:before="20" w:line="240"/>
+              <w:ind w:left="100" w:right="100" w:firstLine="0" w:firstLineChars="0"/>
+              <w:rPr>
+                <w:rFonts w:ascii="Times" w:hAnsi="Helvetica" w:eastAsia="Helvetica" w:cs="Helvetica"/>
+                <w:i w:val="false"/>
+                <w:b w:val="false"/>
+                <w:u w:val="none"/>
+                <w:sz w:val="24"/>
+                <w:szCs w:val="24"/>
+                <w:color w:val="000000"/>
+              </w:rPr>
             </w:pPr>
             <w:r xmlns:w="http://schemas.openxmlformats.org/wordprocessingml/2006/main" xmlns:wp="http://schemas.openxmlformats.org/drawingml/2006/wordprocessingDrawing" xmlns:r="http://schemas.openxmlformats.org/officeDocument/2006/relationships" xmlns:w14="http://schemas.microsoft.com/office/word/2010/wordml">
               <w:rPr>
@@ -7282,7 +8386,6 @@
           </w:tcPr>
           <w:p>
             <w:pPr>
-              <w:pStyle w:val="Normal"/>
               <w:jc w:val="right"/>
               <w:pBdr>
                 <w:bottom w:val="none" w:sz="0" w:space="0" w:color="000000"/>
@@ -7292,6 +8395,15 @@
               </w:pBdr>
               <w:spacing w:after="20" w:before="20" w:line="240"/>
               <w:ind w:left="100" w:right="100" w:firstLine="0" w:firstLineChars="0"/>
+              <w:rPr>
+                <w:rFonts w:ascii="Times" w:hAnsi="Helvetica" w:eastAsia="Helvetica" w:cs="Helvetica"/>
+                <w:i w:val="false"/>
+                <w:b w:val="false"/>
+                <w:u w:val="none"/>
+                <w:sz w:val="24"/>
+                <w:szCs w:val="24"/>
+                <w:color w:val="000000"/>
+              </w:rPr>
             </w:pPr>
             <w:r xmlns:w="http://schemas.openxmlformats.org/wordprocessingml/2006/main" xmlns:wp="http://schemas.openxmlformats.org/drawingml/2006/wordprocessingDrawing" xmlns:r="http://schemas.openxmlformats.org/officeDocument/2006/relationships" xmlns:w14="http://schemas.microsoft.com/office/word/2010/wordml">
               <w:rPr>
@@ -7326,7 +8438,6 @@
           </w:tcPr>
           <w:p>
             <w:pPr>
-              <w:pStyle w:val="Normal"/>
               <w:jc w:val="right"/>
               <w:pBdr>
                 <w:bottom w:val="none" w:sz="0" w:space="0" w:color="000000"/>
@@ -7336,6 +8447,15 @@
               </w:pBdr>
               <w:spacing w:after="20" w:before="20" w:line="240"/>
               <w:ind w:left="100" w:right="100" w:firstLine="0" w:firstLineChars="0"/>
+              <w:rPr>
+                <w:rFonts w:ascii="Times" w:hAnsi="Helvetica" w:eastAsia="Helvetica" w:cs="Helvetica"/>
+                <w:i w:val="false"/>
+                <w:b w:val="false"/>
+                <w:u w:val="none"/>
+                <w:sz w:val="24"/>
+                <w:szCs w:val="24"/>
+                <w:color w:val="000000"/>
+              </w:rPr>
             </w:pPr>
             <w:r xmlns:w="http://schemas.openxmlformats.org/wordprocessingml/2006/main" xmlns:wp="http://schemas.openxmlformats.org/drawingml/2006/wordprocessingDrawing" xmlns:r="http://schemas.openxmlformats.org/officeDocument/2006/relationships" xmlns:w14="http://schemas.microsoft.com/office/word/2010/wordml">
               <w:rPr>
@@ -7370,16 +8490,24 @@
           </w:tcPr>
           <w:p>
             <w:pPr>
-              <w:pStyle w:val="Normal"/>
-              <w:jc w:val="left"/>
-              <w:pBdr>
-                <w:bottom w:val="none" w:sz="0" w:space="0" w:color="000000"/>
-                <w:top w:val="none" w:sz="0" w:space="0" w:color="000000"/>
-                <w:left w:val="none" w:sz="0" w:space="0" w:color="000000"/>
-                <w:right w:val="none" w:sz="0" w:space="0" w:color="000000"/>
-              </w:pBdr>
-              <w:spacing w:after="20" w:before="20" w:line="240"/>
-              <w:ind w:left="100" w:right="100" w:firstLine="0" w:firstLineChars="0"/>
+              <w:jc w:val="left"/>
+              <w:pBdr>
+                <w:bottom w:val="none" w:sz="0" w:space="0" w:color="000000"/>
+                <w:top w:val="none" w:sz="0" w:space="0" w:color="000000"/>
+                <w:left w:val="none" w:sz="0" w:space="0" w:color="000000"/>
+                <w:right w:val="none" w:sz="0" w:space="0" w:color="000000"/>
+              </w:pBdr>
+              <w:spacing w:after="20" w:before="20" w:line="240"/>
+              <w:ind w:left="100" w:right="100" w:firstLine="0" w:firstLineChars="0"/>
+              <w:rPr>
+                <w:rFonts w:ascii="Times" w:hAnsi="Helvetica" w:eastAsia="Helvetica" w:cs="Helvetica"/>
+                <w:i w:val="false"/>
+                <w:b w:val="false"/>
+                <w:u w:val="none"/>
+                <w:sz w:val="24"/>
+                <w:szCs w:val="24"/>
+                <w:color w:val="000000"/>
+              </w:rPr>
             </w:pPr>
             <w:r xmlns:w="http://schemas.openxmlformats.org/wordprocessingml/2006/main" xmlns:wp="http://schemas.openxmlformats.org/drawingml/2006/wordprocessingDrawing" xmlns:r="http://schemas.openxmlformats.org/officeDocument/2006/relationships" xmlns:w14="http://schemas.microsoft.com/office/word/2010/wordml">
               <w:rPr>
@@ -7420,16 +8548,24 @@
           </w:tcPr>
           <w:p>
             <w:pPr>
-              <w:pStyle w:val="Normal"/>
-              <w:jc w:val="left"/>
-              <w:pBdr>
-                <w:bottom w:val="none" w:sz="0" w:space="0" w:color="000000"/>
-                <w:top w:val="none" w:sz="0" w:space="0" w:color="000000"/>
-                <w:left w:val="none" w:sz="0" w:space="0" w:color="000000"/>
-                <w:right w:val="none" w:sz="0" w:space="0" w:color="000000"/>
-              </w:pBdr>
-              <w:spacing w:after="20" w:before="20" w:line="240"/>
-              <w:ind w:left="100" w:right="100" w:firstLine="0" w:firstLineChars="0"/>
+              <w:jc w:val="left"/>
+              <w:pBdr>
+                <w:bottom w:val="none" w:sz="0" w:space="0" w:color="000000"/>
+                <w:top w:val="none" w:sz="0" w:space="0" w:color="000000"/>
+                <w:left w:val="none" w:sz="0" w:space="0" w:color="000000"/>
+                <w:right w:val="none" w:sz="0" w:space="0" w:color="000000"/>
+              </w:pBdr>
+              <w:spacing w:after="20" w:before="20" w:line="240"/>
+              <w:ind w:left="100" w:right="100" w:firstLine="0" w:firstLineChars="0"/>
+              <w:rPr>
+                <w:rFonts w:ascii="Times" w:hAnsi="Helvetica" w:eastAsia="Helvetica" w:cs="Helvetica"/>
+                <w:i w:val="false"/>
+                <w:b w:val="false"/>
+                <w:u w:val="none"/>
+                <w:sz w:val="24"/>
+                <w:szCs w:val="24"/>
+                <w:color w:val="000000"/>
+              </w:rPr>
             </w:pPr>
             <w:r xmlns:w="http://schemas.openxmlformats.org/wordprocessingml/2006/main" xmlns:wp="http://schemas.openxmlformats.org/drawingml/2006/wordprocessingDrawing" xmlns:r="http://schemas.openxmlformats.org/officeDocument/2006/relationships" xmlns:w14="http://schemas.microsoft.com/office/word/2010/wordml">
               <w:rPr>
@@ -7464,16 +8600,24 @@
           </w:tcPr>
           <w:p>
             <w:pPr>
-              <w:pStyle w:val="Normal"/>
-              <w:jc w:val="left"/>
-              <w:pBdr>
-                <w:bottom w:val="none" w:sz="0" w:space="0" w:color="000000"/>
-                <w:top w:val="none" w:sz="0" w:space="0" w:color="000000"/>
-                <w:left w:val="none" w:sz="0" w:space="0" w:color="000000"/>
-                <w:right w:val="none" w:sz="0" w:space="0" w:color="000000"/>
-              </w:pBdr>
-              <w:spacing w:after="20" w:before="20" w:line="240"/>
-              <w:ind w:left="100" w:right="100" w:firstLine="0" w:firstLineChars="0"/>
+              <w:jc w:val="left"/>
+              <w:pBdr>
+                <w:bottom w:val="none" w:sz="0" w:space="0" w:color="000000"/>
+                <w:top w:val="none" w:sz="0" w:space="0" w:color="000000"/>
+                <w:left w:val="none" w:sz="0" w:space="0" w:color="000000"/>
+                <w:right w:val="none" w:sz="0" w:space="0" w:color="000000"/>
+              </w:pBdr>
+              <w:spacing w:after="20" w:before="20" w:line="240"/>
+              <w:ind w:left="100" w:right="100" w:firstLine="0" w:firstLineChars="0"/>
+              <w:rPr>
+                <w:rFonts w:ascii="Times" w:hAnsi="Helvetica" w:eastAsia="Helvetica" w:cs="Helvetica"/>
+                <w:i w:val="false"/>
+                <w:b w:val="false"/>
+                <w:u w:val="none"/>
+                <w:sz w:val="24"/>
+                <w:szCs w:val="24"/>
+                <w:color w:val="000000"/>
+              </w:rPr>
             </w:pPr>
             <w:r xmlns:w="http://schemas.openxmlformats.org/wordprocessingml/2006/main" xmlns:wp="http://schemas.openxmlformats.org/drawingml/2006/wordprocessingDrawing" xmlns:r="http://schemas.openxmlformats.org/officeDocument/2006/relationships" xmlns:w14="http://schemas.microsoft.com/office/word/2010/wordml">
               <w:rPr>
@@ -7508,7 +8652,6 @@
           </w:tcPr>
           <w:p>
             <w:pPr>
-              <w:pStyle w:val="Normal"/>
               <w:jc w:val="right"/>
               <w:pBdr>
                 <w:bottom w:val="none" w:sz="0" w:space="0" w:color="000000"/>
@@ -7518,6 +8661,15 @@
               </w:pBdr>
               <w:spacing w:after="20" w:before="20" w:line="240"/>
               <w:ind w:left="100" w:right="100" w:firstLine="0" w:firstLineChars="0"/>
+              <w:rPr>
+                <w:rFonts w:ascii="Times" w:hAnsi="Helvetica" w:eastAsia="Helvetica" w:cs="Helvetica"/>
+                <w:i w:val="false"/>
+                <w:b w:val="false"/>
+                <w:u w:val="none"/>
+                <w:sz w:val="24"/>
+                <w:szCs w:val="24"/>
+                <w:color w:val="000000"/>
+              </w:rPr>
             </w:pPr>
             <w:r xmlns:w="http://schemas.openxmlformats.org/wordprocessingml/2006/main" xmlns:wp="http://schemas.openxmlformats.org/drawingml/2006/wordprocessingDrawing" xmlns:r="http://schemas.openxmlformats.org/officeDocument/2006/relationships" xmlns:w14="http://schemas.microsoft.com/office/word/2010/wordml">
               <w:rPr>
@@ -7552,7 +8704,6 @@
           </w:tcPr>
           <w:p>
             <w:pPr>
-              <w:pStyle w:val="Normal"/>
               <w:jc w:val="right"/>
               <w:pBdr>
                 <w:bottom w:val="none" w:sz="0" w:space="0" w:color="000000"/>
@@ -7562,6 +8713,15 @@
               </w:pBdr>
               <w:spacing w:after="20" w:before="20" w:line="240"/>
               <w:ind w:left="100" w:right="100" w:firstLine="0" w:firstLineChars="0"/>
+              <w:rPr>
+                <w:rFonts w:ascii="Times" w:hAnsi="Helvetica" w:eastAsia="Helvetica" w:cs="Helvetica"/>
+                <w:i w:val="false"/>
+                <w:b w:val="false"/>
+                <w:u w:val="none"/>
+                <w:sz w:val="24"/>
+                <w:szCs w:val="24"/>
+                <w:color w:val="000000"/>
+              </w:rPr>
             </w:pPr>
             <w:r xmlns:w="http://schemas.openxmlformats.org/wordprocessingml/2006/main" xmlns:wp="http://schemas.openxmlformats.org/drawingml/2006/wordprocessingDrawing" xmlns:r="http://schemas.openxmlformats.org/officeDocument/2006/relationships" xmlns:w14="http://schemas.microsoft.com/office/word/2010/wordml">
               <w:rPr>
@@ -7596,16 +8756,24 @@
           </w:tcPr>
           <w:p>
             <w:pPr>
-              <w:pStyle w:val="Normal"/>
-              <w:jc w:val="left"/>
-              <w:pBdr>
-                <w:bottom w:val="none" w:sz="0" w:space="0" w:color="000000"/>
-                <w:top w:val="none" w:sz="0" w:space="0" w:color="000000"/>
-                <w:left w:val="none" w:sz="0" w:space="0" w:color="000000"/>
-                <w:right w:val="none" w:sz="0" w:space="0" w:color="000000"/>
-              </w:pBdr>
-              <w:spacing w:after="20" w:before="20" w:line="240"/>
-              <w:ind w:left="100" w:right="100" w:firstLine="0" w:firstLineChars="0"/>
+              <w:jc w:val="left"/>
+              <w:pBdr>
+                <w:bottom w:val="none" w:sz="0" w:space="0" w:color="000000"/>
+                <w:top w:val="none" w:sz="0" w:space="0" w:color="000000"/>
+                <w:left w:val="none" w:sz="0" w:space="0" w:color="000000"/>
+                <w:right w:val="none" w:sz="0" w:space="0" w:color="000000"/>
+              </w:pBdr>
+              <w:spacing w:after="20" w:before="20" w:line="240"/>
+              <w:ind w:left="100" w:right="100" w:firstLine="0" w:firstLineChars="0"/>
+              <w:rPr>
+                <w:rFonts w:ascii="Times" w:hAnsi="Helvetica" w:eastAsia="Helvetica" w:cs="Helvetica"/>
+                <w:i w:val="false"/>
+                <w:b w:val="false"/>
+                <w:u w:val="none"/>
+                <w:sz w:val="24"/>
+                <w:szCs w:val="24"/>
+                <w:color w:val="000000"/>
+              </w:rPr>
             </w:pPr>
             <w:r xmlns:w="http://schemas.openxmlformats.org/wordprocessingml/2006/main" xmlns:wp="http://schemas.openxmlformats.org/drawingml/2006/wordprocessingDrawing" xmlns:r="http://schemas.openxmlformats.org/officeDocument/2006/relationships" xmlns:w14="http://schemas.microsoft.com/office/word/2010/wordml">
               <w:rPr>
@@ -7646,16 +8814,24 @@
           </w:tcPr>
           <w:p>
             <w:pPr>
-              <w:pStyle w:val="Normal"/>
-              <w:jc w:val="left"/>
-              <w:pBdr>
-                <w:bottom w:val="none" w:sz="0" w:space="0" w:color="000000"/>
-                <w:top w:val="none" w:sz="0" w:space="0" w:color="000000"/>
-                <w:left w:val="none" w:sz="0" w:space="0" w:color="000000"/>
-                <w:right w:val="none" w:sz="0" w:space="0" w:color="000000"/>
-              </w:pBdr>
-              <w:spacing w:after="20" w:before="20" w:line="240"/>
-              <w:ind w:left="100" w:right="100" w:firstLine="0" w:firstLineChars="0"/>
+              <w:jc w:val="left"/>
+              <w:pBdr>
+                <w:bottom w:val="none" w:sz="0" w:space="0" w:color="000000"/>
+                <w:top w:val="none" w:sz="0" w:space="0" w:color="000000"/>
+                <w:left w:val="none" w:sz="0" w:space="0" w:color="000000"/>
+                <w:right w:val="none" w:sz="0" w:space="0" w:color="000000"/>
+              </w:pBdr>
+              <w:spacing w:after="20" w:before="20" w:line="240"/>
+              <w:ind w:left="100" w:right="100" w:firstLine="0" w:firstLineChars="0"/>
+              <w:rPr>
+                <w:rFonts w:ascii="Times" w:hAnsi="Helvetica" w:eastAsia="Helvetica" w:cs="Helvetica"/>
+                <w:i w:val="false"/>
+                <w:b w:val="false"/>
+                <w:u w:val="none"/>
+                <w:sz w:val="24"/>
+                <w:szCs w:val="24"/>
+                <w:color w:val="000000"/>
+              </w:rPr>
             </w:pPr>
             <w:r xmlns:w="http://schemas.openxmlformats.org/wordprocessingml/2006/main" xmlns:wp="http://schemas.openxmlformats.org/drawingml/2006/wordprocessingDrawing" xmlns:r="http://schemas.openxmlformats.org/officeDocument/2006/relationships" xmlns:w14="http://schemas.microsoft.com/office/word/2010/wordml">
               <w:rPr>
@@ -7690,16 +8866,24 @@
           </w:tcPr>
           <w:p>
             <w:pPr>
-              <w:pStyle w:val="Normal"/>
-              <w:jc w:val="left"/>
-              <w:pBdr>
-                <w:bottom w:val="none" w:sz="0" w:space="0" w:color="000000"/>
-                <w:top w:val="none" w:sz="0" w:space="0" w:color="000000"/>
-                <w:left w:val="none" w:sz="0" w:space="0" w:color="000000"/>
-                <w:right w:val="none" w:sz="0" w:space="0" w:color="000000"/>
-              </w:pBdr>
-              <w:spacing w:after="20" w:before="20" w:line="240"/>
-              <w:ind w:left="100" w:right="100" w:firstLine="0" w:firstLineChars="0"/>
+              <w:jc w:val="left"/>
+              <w:pBdr>
+                <w:bottom w:val="none" w:sz="0" w:space="0" w:color="000000"/>
+                <w:top w:val="none" w:sz="0" w:space="0" w:color="000000"/>
+                <w:left w:val="none" w:sz="0" w:space="0" w:color="000000"/>
+                <w:right w:val="none" w:sz="0" w:space="0" w:color="000000"/>
+              </w:pBdr>
+              <w:spacing w:after="20" w:before="20" w:line="240"/>
+              <w:ind w:left="100" w:right="100" w:firstLine="0" w:firstLineChars="0"/>
+              <w:rPr>
+                <w:rFonts w:ascii="Times" w:hAnsi="Helvetica" w:eastAsia="Helvetica" w:cs="Helvetica"/>
+                <w:i w:val="false"/>
+                <w:b w:val="false"/>
+                <w:u w:val="none"/>
+                <w:sz w:val="24"/>
+                <w:szCs w:val="24"/>
+                <w:color w:val="000000"/>
+              </w:rPr>
             </w:pPr>
             <w:r xmlns:w="http://schemas.openxmlformats.org/wordprocessingml/2006/main" xmlns:wp="http://schemas.openxmlformats.org/drawingml/2006/wordprocessingDrawing" xmlns:r="http://schemas.openxmlformats.org/officeDocument/2006/relationships" xmlns:w14="http://schemas.microsoft.com/office/word/2010/wordml">
               <w:rPr>
@@ -7734,7 +8918,6 @@
           </w:tcPr>
           <w:p>
             <w:pPr>
-              <w:pStyle w:val="Normal"/>
               <w:jc w:val="right"/>
               <w:pBdr>
                 <w:bottom w:val="none" w:sz="0" w:space="0" w:color="000000"/>
@@ -7744,6 +8927,15 @@
               </w:pBdr>
               <w:spacing w:after="20" w:before="20" w:line="240"/>
               <w:ind w:left="100" w:right="100" w:firstLine="0" w:firstLineChars="0"/>
+              <w:rPr>
+                <w:rFonts w:ascii="Times" w:hAnsi="Helvetica" w:eastAsia="Helvetica" w:cs="Helvetica"/>
+                <w:i w:val="false"/>
+                <w:b w:val="false"/>
+                <w:u w:val="none"/>
+                <w:sz w:val="24"/>
+                <w:szCs w:val="24"/>
+                <w:color w:val="000000"/>
+              </w:rPr>
             </w:pPr>
             <w:r xmlns:w="http://schemas.openxmlformats.org/wordprocessingml/2006/main" xmlns:wp="http://schemas.openxmlformats.org/drawingml/2006/wordprocessingDrawing" xmlns:r="http://schemas.openxmlformats.org/officeDocument/2006/relationships" xmlns:w14="http://schemas.microsoft.com/office/word/2010/wordml">
               <w:rPr>
@@ -7778,7 +8970,6 @@
           </w:tcPr>
           <w:p>
             <w:pPr>
-              <w:pStyle w:val="Normal"/>
               <w:jc w:val="right"/>
               <w:pBdr>
                 <w:bottom w:val="none" w:sz="0" w:space="0" w:color="000000"/>
@@ -7788,6 +8979,15 @@
               </w:pBdr>
               <w:spacing w:after="20" w:before="20" w:line="240"/>
               <w:ind w:left="100" w:right="100" w:firstLine="0" w:firstLineChars="0"/>
+              <w:rPr>
+                <w:rFonts w:ascii="Times" w:hAnsi="Helvetica" w:eastAsia="Helvetica" w:cs="Helvetica"/>
+                <w:i w:val="false"/>
+                <w:b w:val="false"/>
+                <w:u w:val="none"/>
+                <w:sz w:val="24"/>
+                <w:szCs w:val="24"/>
+                <w:color w:val="000000"/>
+              </w:rPr>
             </w:pPr>
             <w:r xmlns:w="http://schemas.openxmlformats.org/wordprocessingml/2006/main" xmlns:wp="http://schemas.openxmlformats.org/drawingml/2006/wordprocessingDrawing" xmlns:r="http://schemas.openxmlformats.org/officeDocument/2006/relationships" xmlns:w14="http://schemas.microsoft.com/office/word/2010/wordml">
               <w:rPr>
@@ -7822,16 +9022,24 @@
           </w:tcPr>
           <w:p>
             <w:pPr>
-              <w:pStyle w:val="Normal"/>
-              <w:jc w:val="left"/>
-              <w:pBdr>
-                <w:bottom w:val="none" w:sz="0" w:space="0" w:color="000000"/>
-                <w:top w:val="none" w:sz="0" w:space="0" w:color="000000"/>
-                <w:left w:val="none" w:sz="0" w:space="0" w:color="000000"/>
-                <w:right w:val="none" w:sz="0" w:space="0" w:color="000000"/>
-              </w:pBdr>
-              <w:spacing w:after="20" w:before="20" w:line="240"/>
-              <w:ind w:left="100" w:right="100" w:firstLine="0" w:firstLineChars="0"/>
+              <w:jc w:val="left"/>
+              <w:pBdr>
+                <w:bottom w:val="none" w:sz="0" w:space="0" w:color="000000"/>
+                <w:top w:val="none" w:sz="0" w:space="0" w:color="000000"/>
+                <w:left w:val="none" w:sz="0" w:space="0" w:color="000000"/>
+                <w:right w:val="none" w:sz="0" w:space="0" w:color="000000"/>
+              </w:pBdr>
+              <w:spacing w:after="20" w:before="20" w:line="240"/>
+              <w:ind w:left="100" w:right="100" w:firstLine="0" w:firstLineChars="0"/>
+              <w:rPr>
+                <w:rFonts w:ascii="Times" w:hAnsi="Helvetica" w:eastAsia="Helvetica" w:cs="Helvetica"/>
+                <w:i w:val="false"/>
+                <w:b w:val="false"/>
+                <w:u w:val="none"/>
+                <w:sz w:val="24"/>
+                <w:szCs w:val="24"/>
+                <w:color w:val="000000"/>
+              </w:rPr>
             </w:pPr>
             <w:r xmlns:w="http://schemas.openxmlformats.org/wordprocessingml/2006/main" xmlns:wp="http://schemas.openxmlformats.org/drawingml/2006/wordprocessingDrawing" xmlns:r="http://schemas.openxmlformats.org/officeDocument/2006/relationships" xmlns:w14="http://schemas.microsoft.com/office/word/2010/wordml">
               <w:rPr>
@@ -7872,16 +9080,24 @@
           </w:tcPr>
           <w:p>
             <w:pPr>
-              <w:pStyle w:val="Normal"/>
-              <w:jc w:val="left"/>
-              <w:pBdr>
-                <w:bottom w:val="none" w:sz="0" w:space="0" w:color="000000"/>
-                <w:top w:val="none" w:sz="0" w:space="0" w:color="000000"/>
-                <w:left w:val="none" w:sz="0" w:space="0" w:color="000000"/>
-                <w:right w:val="none" w:sz="0" w:space="0" w:color="000000"/>
-              </w:pBdr>
-              <w:spacing w:after="20" w:before="20" w:line="240"/>
-              <w:ind w:left="100" w:right="100" w:firstLine="0" w:firstLineChars="0"/>
+              <w:jc w:val="left"/>
+              <w:pBdr>
+                <w:bottom w:val="none" w:sz="0" w:space="0" w:color="000000"/>
+                <w:top w:val="none" w:sz="0" w:space="0" w:color="000000"/>
+                <w:left w:val="none" w:sz="0" w:space="0" w:color="000000"/>
+                <w:right w:val="none" w:sz="0" w:space="0" w:color="000000"/>
+              </w:pBdr>
+              <w:spacing w:after="20" w:before="20" w:line="240"/>
+              <w:ind w:left="100" w:right="100" w:firstLine="0" w:firstLineChars="0"/>
+              <w:rPr>
+                <w:rFonts w:ascii="Times" w:hAnsi="Helvetica" w:eastAsia="Helvetica" w:cs="Helvetica"/>
+                <w:i w:val="false"/>
+                <w:b w:val="false"/>
+                <w:u w:val="none"/>
+                <w:sz w:val="24"/>
+                <w:szCs w:val="24"/>
+                <w:color w:val="000000"/>
+              </w:rPr>
             </w:pPr>
             <w:r xmlns:w="http://schemas.openxmlformats.org/wordprocessingml/2006/main" xmlns:wp="http://schemas.openxmlformats.org/drawingml/2006/wordprocessingDrawing" xmlns:r="http://schemas.openxmlformats.org/officeDocument/2006/relationships" xmlns:w14="http://schemas.microsoft.com/office/word/2010/wordml">
               <w:rPr>
@@ -7916,16 +9132,24 @@
           </w:tcPr>
           <w:p>
             <w:pPr>
-              <w:pStyle w:val="Normal"/>
-              <w:jc w:val="left"/>
-              <w:pBdr>
-                <w:bottom w:val="none" w:sz="0" w:space="0" w:color="000000"/>
-                <w:top w:val="none" w:sz="0" w:space="0" w:color="000000"/>
-                <w:left w:val="none" w:sz="0" w:space="0" w:color="000000"/>
-                <w:right w:val="none" w:sz="0" w:space="0" w:color="000000"/>
-              </w:pBdr>
-              <w:spacing w:after="20" w:before="20" w:line="240"/>
-              <w:ind w:left="100" w:right="100" w:firstLine="0" w:firstLineChars="0"/>
+              <w:jc w:val="left"/>
+              <w:pBdr>
+                <w:bottom w:val="none" w:sz="0" w:space="0" w:color="000000"/>
+                <w:top w:val="none" w:sz="0" w:space="0" w:color="000000"/>
+                <w:left w:val="none" w:sz="0" w:space="0" w:color="000000"/>
+                <w:right w:val="none" w:sz="0" w:space="0" w:color="000000"/>
+              </w:pBdr>
+              <w:spacing w:after="20" w:before="20" w:line="240"/>
+              <w:ind w:left="100" w:right="100" w:firstLine="0" w:firstLineChars="0"/>
+              <w:rPr>
+                <w:rFonts w:ascii="Times" w:hAnsi="Helvetica" w:eastAsia="Helvetica" w:cs="Helvetica"/>
+                <w:i w:val="false"/>
+                <w:b w:val="false"/>
+                <w:u w:val="none"/>
+                <w:sz w:val="24"/>
+                <w:szCs w:val="24"/>
+                <w:color w:val="000000"/>
+              </w:rPr>
             </w:pPr>
             <w:r xmlns:w="http://schemas.openxmlformats.org/wordprocessingml/2006/main" xmlns:wp="http://schemas.openxmlformats.org/drawingml/2006/wordprocessingDrawing" xmlns:r="http://schemas.openxmlformats.org/officeDocument/2006/relationships" xmlns:w14="http://schemas.microsoft.com/office/word/2010/wordml">
               <w:rPr>
@@ -7960,7 +9184,6 @@
           </w:tcPr>
           <w:p>
             <w:pPr>
-              <w:pStyle w:val="Normal"/>
               <w:jc w:val="right"/>
               <w:pBdr>
                 <w:bottom w:val="none" w:sz="0" w:space="0" w:color="000000"/>
@@ -7970,6 +9193,15 @@
               </w:pBdr>
               <w:spacing w:after="20" w:before="20" w:line="240"/>
               <w:ind w:left="100" w:right="100" w:firstLine="0" w:firstLineChars="0"/>
+              <w:rPr>
+                <w:rFonts w:ascii="Times" w:hAnsi="Helvetica" w:eastAsia="Helvetica" w:cs="Helvetica"/>
+                <w:i w:val="false"/>
+                <w:b w:val="false"/>
+                <w:u w:val="none"/>
+                <w:sz w:val="24"/>
+                <w:szCs w:val="24"/>
+                <w:color w:val="000000"/>
+              </w:rPr>
             </w:pPr>
             <w:r xmlns:w="http://schemas.openxmlformats.org/wordprocessingml/2006/main" xmlns:wp="http://schemas.openxmlformats.org/drawingml/2006/wordprocessingDrawing" xmlns:r="http://schemas.openxmlformats.org/officeDocument/2006/relationships" xmlns:w14="http://schemas.microsoft.com/office/word/2010/wordml">
               <w:rPr>
@@ -8004,7 +9236,6 @@
           </w:tcPr>
           <w:p>
             <w:pPr>
-              <w:pStyle w:val="Normal"/>
               <w:jc w:val="right"/>
               <w:pBdr>
                 <w:bottom w:val="none" w:sz="0" w:space="0" w:color="000000"/>
@@ -8014,6 +9245,15 @@
               </w:pBdr>
               <w:spacing w:after="20" w:before="20" w:line="240"/>
               <w:ind w:left="100" w:right="100" w:firstLine="0" w:firstLineChars="0"/>
+              <w:rPr>
+                <w:rFonts w:ascii="Times" w:hAnsi="Helvetica" w:eastAsia="Helvetica" w:cs="Helvetica"/>
+                <w:i w:val="false"/>
+                <w:b w:val="false"/>
+                <w:u w:val="none"/>
+                <w:sz w:val="24"/>
+                <w:szCs w:val="24"/>
+                <w:color w:val="000000"/>
+              </w:rPr>
             </w:pPr>
             <w:r xmlns:w="http://schemas.openxmlformats.org/wordprocessingml/2006/main" xmlns:wp="http://schemas.openxmlformats.org/drawingml/2006/wordprocessingDrawing" xmlns:r="http://schemas.openxmlformats.org/officeDocument/2006/relationships" xmlns:w14="http://schemas.microsoft.com/office/word/2010/wordml">
               <w:rPr>
@@ -8048,16 +9288,24 @@
           </w:tcPr>
           <w:p>
             <w:pPr>
-              <w:pStyle w:val="Normal"/>
-              <w:jc w:val="left"/>
-              <w:pBdr>
-                <w:bottom w:val="none" w:sz="0" w:space="0" w:color="000000"/>
-                <w:top w:val="none" w:sz="0" w:space="0" w:color="000000"/>
-                <w:left w:val="none" w:sz="0" w:space="0" w:color="000000"/>
-                <w:right w:val="none" w:sz="0" w:space="0" w:color="000000"/>
-              </w:pBdr>
-              <w:spacing w:after="20" w:before="20" w:line="240"/>
-              <w:ind w:left="100" w:right="100" w:firstLine="0" w:firstLineChars="0"/>
+              <w:jc w:val="left"/>
+              <w:pBdr>
+                <w:bottom w:val="none" w:sz="0" w:space="0" w:color="000000"/>
+                <w:top w:val="none" w:sz="0" w:space="0" w:color="000000"/>
+                <w:left w:val="none" w:sz="0" w:space="0" w:color="000000"/>
+                <w:right w:val="none" w:sz="0" w:space="0" w:color="000000"/>
+              </w:pBdr>
+              <w:spacing w:after="20" w:before="20" w:line="240"/>
+              <w:ind w:left="100" w:right="100" w:firstLine="0" w:firstLineChars="0"/>
+              <w:rPr>
+                <w:rFonts w:ascii="Times" w:hAnsi="Helvetica" w:eastAsia="Helvetica" w:cs="Helvetica"/>
+                <w:i w:val="false"/>
+                <w:b w:val="false"/>
+                <w:u w:val="none"/>
+                <w:sz w:val="24"/>
+                <w:szCs w:val="24"/>
+                <w:color w:val="000000"/>
+              </w:rPr>
             </w:pPr>
             <w:r xmlns:w="http://schemas.openxmlformats.org/wordprocessingml/2006/main" xmlns:wp="http://schemas.openxmlformats.org/drawingml/2006/wordprocessingDrawing" xmlns:r="http://schemas.openxmlformats.org/officeDocument/2006/relationships" xmlns:w14="http://schemas.microsoft.com/office/word/2010/wordml">
               <w:rPr>
@@ -8098,16 +9346,24 @@
           </w:tcPr>
           <w:p>
             <w:pPr>
-              <w:pStyle w:val="Normal"/>
-              <w:jc w:val="left"/>
-              <w:pBdr>
-                <w:bottom w:val="none" w:sz="0" w:space="0" w:color="000000"/>
-                <w:top w:val="none" w:sz="0" w:space="0" w:color="000000"/>
-                <w:left w:val="none" w:sz="0" w:space="0" w:color="000000"/>
-                <w:right w:val="none" w:sz="0" w:space="0" w:color="000000"/>
-              </w:pBdr>
-              <w:spacing w:after="20" w:before="20" w:line="240"/>
-              <w:ind w:left="100" w:right="100" w:firstLine="0" w:firstLineChars="0"/>
+              <w:jc w:val="left"/>
+              <w:pBdr>
+                <w:bottom w:val="none" w:sz="0" w:space="0" w:color="000000"/>
+                <w:top w:val="none" w:sz="0" w:space="0" w:color="000000"/>
+                <w:left w:val="none" w:sz="0" w:space="0" w:color="000000"/>
+                <w:right w:val="none" w:sz="0" w:space="0" w:color="000000"/>
+              </w:pBdr>
+              <w:spacing w:after="20" w:before="20" w:line="240"/>
+              <w:ind w:left="100" w:right="100" w:firstLine="0" w:firstLineChars="0"/>
+              <w:rPr>
+                <w:rFonts w:ascii="Times" w:hAnsi="Helvetica" w:eastAsia="Helvetica" w:cs="Helvetica"/>
+                <w:i w:val="false"/>
+                <w:b w:val="false"/>
+                <w:u w:val="none"/>
+                <w:sz w:val="24"/>
+                <w:szCs w:val="24"/>
+                <w:color w:val="000000"/>
+              </w:rPr>
             </w:pPr>
             <w:r xmlns:w="http://schemas.openxmlformats.org/wordprocessingml/2006/main" xmlns:wp="http://schemas.openxmlformats.org/drawingml/2006/wordprocessingDrawing" xmlns:r="http://schemas.openxmlformats.org/officeDocument/2006/relationships" xmlns:w14="http://schemas.microsoft.com/office/word/2010/wordml">
               <w:rPr>
@@ -8142,16 +9398,24 @@
           </w:tcPr>
           <w:p>
             <w:pPr>
-              <w:pStyle w:val="Normal"/>
-              <w:jc w:val="left"/>
-              <w:pBdr>
-                <w:bottom w:val="none" w:sz="0" w:space="0" w:color="000000"/>
-                <w:top w:val="none" w:sz="0" w:space="0" w:color="000000"/>
-                <w:left w:val="none" w:sz="0" w:space="0" w:color="000000"/>
-                <w:right w:val="none" w:sz="0" w:space="0" w:color="000000"/>
-              </w:pBdr>
-              <w:spacing w:after="20" w:before="20" w:line="240"/>
-              <w:ind w:left="100" w:right="100" w:firstLine="0" w:firstLineChars="0"/>
+              <w:jc w:val="left"/>
+              <w:pBdr>
+                <w:bottom w:val="none" w:sz="0" w:space="0" w:color="000000"/>
+                <w:top w:val="none" w:sz="0" w:space="0" w:color="000000"/>
+                <w:left w:val="none" w:sz="0" w:space="0" w:color="000000"/>
+                <w:right w:val="none" w:sz="0" w:space="0" w:color="000000"/>
+              </w:pBdr>
+              <w:spacing w:after="20" w:before="20" w:line="240"/>
+              <w:ind w:left="100" w:right="100" w:firstLine="0" w:firstLineChars="0"/>
+              <w:rPr>
+                <w:rFonts w:ascii="Times" w:hAnsi="Helvetica" w:eastAsia="Helvetica" w:cs="Helvetica"/>
+                <w:i w:val="false"/>
+                <w:b w:val="false"/>
+                <w:u w:val="none"/>
+                <w:sz w:val="24"/>
+                <w:szCs w:val="24"/>
+                <w:color w:val="000000"/>
+              </w:rPr>
             </w:pPr>
             <w:r xmlns:w="http://schemas.openxmlformats.org/wordprocessingml/2006/main" xmlns:wp="http://schemas.openxmlformats.org/drawingml/2006/wordprocessingDrawing" xmlns:r="http://schemas.openxmlformats.org/officeDocument/2006/relationships" xmlns:w14="http://schemas.microsoft.com/office/word/2010/wordml">
               <w:rPr>
@@ -8186,7 +9450,6 @@
           </w:tcPr>
           <w:p>
             <w:pPr>
-              <w:pStyle w:val="Normal"/>
               <w:jc w:val="right"/>
               <w:pBdr>
                 <w:bottom w:val="none" w:sz="0" w:space="0" w:color="000000"/>
@@ -8196,6 +9459,15 @@
               </w:pBdr>
               <w:spacing w:after="20" w:before="20" w:line="240"/>
               <w:ind w:left="100" w:right="100" w:firstLine="0" w:firstLineChars="0"/>
+              <w:rPr>
+                <w:rFonts w:ascii="Times" w:hAnsi="Helvetica" w:eastAsia="Helvetica" w:cs="Helvetica"/>
+                <w:i w:val="false"/>
+                <w:b w:val="false"/>
+                <w:u w:val="none"/>
+                <w:sz w:val="24"/>
+                <w:szCs w:val="24"/>
+                <w:color w:val="000000"/>
+              </w:rPr>
             </w:pPr>
             <w:r xmlns:w="http://schemas.openxmlformats.org/wordprocessingml/2006/main" xmlns:wp="http://schemas.openxmlformats.org/drawingml/2006/wordprocessingDrawing" xmlns:r="http://schemas.openxmlformats.org/officeDocument/2006/relationships" xmlns:w14="http://schemas.microsoft.com/office/word/2010/wordml">
               <w:rPr>
@@ -8230,7 +9502,6 @@
           </w:tcPr>
           <w:p>
             <w:pPr>
-              <w:pStyle w:val="Normal"/>
               <w:jc w:val="right"/>
               <w:pBdr>
                 <w:bottom w:val="none" w:sz="0" w:space="0" w:color="000000"/>
@@ -8240,6 +9511,15 @@
               </w:pBdr>
               <w:spacing w:after="20" w:before="20" w:line="240"/>
               <w:ind w:left="100" w:right="100" w:firstLine="0" w:firstLineChars="0"/>
+              <w:rPr>
+                <w:rFonts w:ascii="Times" w:hAnsi="Helvetica" w:eastAsia="Helvetica" w:cs="Helvetica"/>
+                <w:i w:val="false"/>
+                <w:b w:val="false"/>
+                <w:u w:val="none"/>
+                <w:sz w:val="24"/>
+                <w:szCs w:val="24"/>
+                <w:color w:val="000000"/>
+              </w:rPr>
             </w:pPr>
             <w:r xmlns:w="http://schemas.openxmlformats.org/wordprocessingml/2006/main" xmlns:wp="http://schemas.openxmlformats.org/drawingml/2006/wordprocessingDrawing" xmlns:r="http://schemas.openxmlformats.org/officeDocument/2006/relationships" xmlns:w14="http://schemas.microsoft.com/office/word/2010/wordml">
               <w:rPr>
@@ -8274,16 +9554,24 @@
           </w:tcPr>
           <w:p>
             <w:pPr>
-              <w:pStyle w:val="Normal"/>
-              <w:jc w:val="left"/>
-              <w:pBdr>
-                <w:bottom w:val="none" w:sz="0" w:space="0" w:color="000000"/>
-                <w:top w:val="none" w:sz="0" w:space="0" w:color="000000"/>
-                <w:left w:val="none" w:sz="0" w:space="0" w:color="000000"/>
-                <w:right w:val="none" w:sz="0" w:space="0" w:color="000000"/>
-              </w:pBdr>
-              <w:spacing w:after="20" w:before="20" w:line="240"/>
-              <w:ind w:left="100" w:right="100" w:firstLine="0" w:firstLineChars="0"/>
+              <w:jc w:val="left"/>
+              <w:pBdr>
+                <w:bottom w:val="none" w:sz="0" w:space="0" w:color="000000"/>
+                <w:top w:val="none" w:sz="0" w:space="0" w:color="000000"/>
+                <w:left w:val="none" w:sz="0" w:space="0" w:color="000000"/>
+                <w:right w:val="none" w:sz="0" w:space="0" w:color="000000"/>
+              </w:pBdr>
+              <w:spacing w:after="20" w:before="20" w:line="240"/>
+              <w:ind w:left="100" w:right="100" w:firstLine="0" w:firstLineChars="0"/>
+              <w:rPr>
+                <w:rFonts w:ascii="Times" w:hAnsi="Helvetica" w:eastAsia="Helvetica" w:cs="Helvetica"/>
+                <w:i w:val="false"/>
+                <w:b w:val="false"/>
+                <w:u w:val="none"/>
+                <w:sz w:val="24"/>
+                <w:szCs w:val="24"/>
+                <w:color w:val="000000"/>
+              </w:rPr>
             </w:pPr>
             <w:r xmlns:w="http://schemas.openxmlformats.org/wordprocessingml/2006/main" xmlns:wp="http://schemas.openxmlformats.org/drawingml/2006/wordprocessingDrawing" xmlns:r="http://schemas.openxmlformats.org/officeDocument/2006/relationships" xmlns:w14="http://schemas.microsoft.com/office/word/2010/wordml">
               <w:rPr>
@@ -8324,16 +9612,24 @@
           </w:tcPr>
           <w:p>
             <w:pPr>
-              <w:pStyle w:val="Normal"/>
-              <w:jc w:val="left"/>
-              <w:pBdr>
-                <w:bottom w:val="none" w:sz="0" w:space="0" w:color="000000"/>
-                <w:top w:val="none" w:sz="0" w:space="0" w:color="000000"/>
-                <w:left w:val="none" w:sz="0" w:space="0" w:color="000000"/>
-                <w:right w:val="none" w:sz="0" w:space="0" w:color="000000"/>
-              </w:pBdr>
-              <w:spacing w:after="20" w:before="20" w:line="240"/>
-              <w:ind w:left="100" w:right="100" w:firstLine="0" w:firstLineChars="0"/>
+              <w:jc w:val="left"/>
+              <w:pBdr>
+                <w:bottom w:val="none" w:sz="0" w:space="0" w:color="000000"/>
+                <w:top w:val="none" w:sz="0" w:space="0" w:color="000000"/>
+                <w:left w:val="none" w:sz="0" w:space="0" w:color="000000"/>
+                <w:right w:val="none" w:sz="0" w:space="0" w:color="000000"/>
+              </w:pBdr>
+              <w:spacing w:after="20" w:before="20" w:line="240"/>
+              <w:ind w:left="100" w:right="100" w:firstLine="0" w:firstLineChars="0"/>
+              <w:rPr>
+                <w:rFonts w:ascii="Times" w:hAnsi="Helvetica" w:eastAsia="Helvetica" w:cs="Helvetica"/>
+                <w:i w:val="false"/>
+                <w:b w:val="false"/>
+                <w:u w:val="none"/>
+                <w:sz w:val="24"/>
+                <w:szCs w:val="24"/>
+                <w:color w:val="000000"/>
+              </w:rPr>
             </w:pPr>
             <w:r xmlns:w="http://schemas.openxmlformats.org/wordprocessingml/2006/main" xmlns:wp="http://schemas.openxmlformats.org/drawingml/2006/wordprocessingDrawing" xmlns:r="http://schemas.openxmlformats.org/officeDocument/2006/relationships" xmlns:w14="http://schemas.microsoft.com/office/word/2010/wordml">
               <w:rPr>
@@ -8368,16 +9664,24 @@
           </w:tcPr>
           <w:p>
             <w:pPr>
-              <w:pStyle w:val="Normal"/>
-              <w:jc w:val="left"/>
-              <w:pBdr>
-                <w:bottom w:val="none" w:sz="0" w:space="0" w:color="000000"/>
-                <w:top w:val="none" w:sz="0" w:space="0" w:color="000000"/>
-                <w:left w:val="none" w:sz="0" w:space="0" w:color="000000"/>
-                <w:right w:val="none" w:sz="0" w:space="0" w:color="000000"/>
-              </w:pBdr>
-              <w:spacing w:after="20" w:before="20" w:line="240"/>
-              <w:ind w:left="100" w:right="100" w:firstLine="0" w:firstLineChars="0"/>
+              <w:jc w:val="left"/>
+              <w:pBdr>
+                <w:bottom w:val="none" w:sz="0" w:space="0" w:color="000000"/>
+                <w:top w:val="none" w:sz="0" w:space="0" w:color="000000"/>
+                <w:left w:val="none" w:sz="0" w:space="0" w:color="000000"/>
+                <w:right w:val="none" w:sz="0" w:space="0" w:color="000000"/>
+              </w:pBdr>
+              <w:spacing w:after="20" w:before="20" w:line="240"/>
+              <w:ind w:left="100" w:right="100" w:firstLine="0" w:firstLineChars="0"/>
+              <w:rPr>
+                <w:rFonts w:ascii="Times" w:hAnsi="Helvetica" w:eastAsia="Helvetica" w:cs="Helvetica"/>
+                <w:i w:val="false"/>
+                <w:b w:val="false"/>
+                <w:u w:val="none"/>
+                <w:sz w:val="24"/>
+                <w:szCs w:val="24"/>
+                <w:color w:val="000000"/>
+              </w:rPr>
             </w:pPr>
             <w:r xmlns:w="http://schemas.openxmlformats.org/wordprocessingml/2006/main" xmlns:wp="http://schemas.openxmlformats.org/drawingml/2006/wordprocessingDrawing" xmlns:r="http://schemas.openxmlformats.org/officeDocument/2006/relationships" xmlns:w14="http://schemas.microsoft.com/office/word/2010/wordml">
               <w:rPr>
@@ -8412,7 +9716,6 @@
           </w:tcPr>
           <w:p>
             <w:pPr>
-              <w:pStyle w:val="Normal"/>
               <w:jc w:val="right"/>
               <w:pBdr>
                 <w:bottom w:val="none" w:sz="0" w:space="0" w:color="000000"/>
@@ -8422,6 +9725,15 @@
               </w:pBdr>
               <w:spacing w:after="20" w:before="20" w:line="240"/>
               <w:ind w:left="100" w:right="100" w:firstLine="0" w:firstLineChars="0"/>
+              <w:rPr>
+                <w:rFonts w:ascii="Times" w:hAnsi="Helvetica" w:eastAsia="Helvetica" w:cs="Helvetica"/>
+                <w:i w:val="false"/>
+                <w:b w:val="false"/>
+                <w:u w:val="none"/>
+                <w:sz w:val="24"/>
+                <w:szCs w:val="24"/>
+                <w:color w:val="000000"/>
+              </w:rPr>
             </w:pPr>
             <w:r xmlns:w="http://schemas.openxmlformats.org/wordprocessingml/2006/main" xmlns:wp="http://schemas.openxmlformats.org/drawingml/2006/wordprocessingDrawing" xmlns:r="http://schemas.openxmlformats.org/officeDocument/2006/relationships" xmlns:w14="http://schemas.microsoft.com/office/word/2010/wordml">
               <w:rPr>
@@ -8456,7 +9768,6 @@
           </w:tcPr>
           <w:p>
             <w:pPr>
-              <w:pStyle w:val="Normal"/>
               <w:jc w:val="right"/>
               <w:pBdr>
                 <w:bottom w:val="none" w:sz="0" w:space="0" w:color="000000"/>
@@ -8466,6 +9777,15 @@
               </w:pBdr>
               <w:spacing w:after="20" w:before="20" w:line="240"/>
               <w:ind w:left="100" w:right="100" w:firstLine="0" w:firstLineChars="0"/>
+              <w:rPr>
+                <w:rFonts w:ascii="Times" w:hAnsi="Helvetica" w:eastAsia="Helvetica" w:cs="Helvetica"/>
+                <w:i w:val="false"/>
+                <w:b w:val="false"/>
+                <w:u w:val="none"/>
+                <w:sz w:val="24"/>
+                <w:szCs w:val="24"/>
+                <w:color w:val="000000"/>
+              </w:rPr>
             </w:pPr>
             <w:r xmlns:w="http://schemas.openxmlformats.org/wordprocessingml/2006/main" xmlns:wp="http://schemas.openxmlformats.org/drawingml/2006/wordprocessingDrawing" xmlns:r="http://schemas.openxmlformats.org/officeDocument/2006/relationships" xmlns:w14="http://schemas.microsoft.com/office/word/2010/wordml">
               <w:rPr>
@@ -8500,16 +9820,24 @@
           </w:tcPr>
           <w:p>
             <w:pPr>
-              <w:pStyle w:val="Normal"/>
-              <w:jc w:val="left"/>
-              <w:pBdr>
-                <w:bottom w:val="none" w:sz="0" w:space="0" w:color="000000"/>
-                <w:top w:val="none" w:sz="0" w:space="0" w:color="000000"/>
-                <w:left w:val="none" w:sz="0" w:space="0" w:color="000000"/>
-                <w:right w:val="none" w:sz="0" w:space="0" w:color="000000"/>
-              </w:pBdr>
-              <w:spacing w:after="20" w:before="20" w:line="240"/>
-              <w:ind w:left="100" w:right="100" w:firstLine="0" w:firstLineChars="0"/>
+              <w:jc w:val="left"/>
+              <w:pBdr>
+                <w:bottom w:val="none" w:sz="0" w:space="0" w:color="000000"/>
+                <w:top w:val="none" w:sz="0" w:space="0" w:color="000000"/>
+                <w:left w:val="none" w:sz="0" w:space="0" w:color="000000"/>
+                <w:right w:val="none" w:sz="0" w:space="0" w:color="000000"/>
+              </w:pBdr>
+              <w:spacing w:after="20" w:before="20" w:line="240"/>
+              <w:ind w:left="100" w:right="100" w:firstLine="0" w:firstLineChars="0"/>
+              <w:rPr>
+                <w:rFonts w:ascii="Times" w:hAnsi="Helvetica" w:eastAsia="Helvetica" w:cs="Helvetica"/>
+                <w:i w:val="false"/>
+                <w:b w:val="false"/>
+                <w:u w:val="none"/>
+                <w:sz w:val="24"/>
+                <w:szCs w:val="24"/>
+                <w:color w:val="000000"/>
+              </w:rPr>
             </w:pPr>
             <w:r xmlns:w="http://schemas.openxmlformats.org/wordprocessingml/2006/main" xmlns:wp="http://schemas.openxmlformats.org/drawingml/2006/wordprocessingDrawing" xmlns:r="http://schemas.openxmlformats.org/officeDocument/2006/relationships" xmlns:w14="http://schemas.microsoft.com/office/word/2010/wordml">
               <w:rPr>
@@ -8550,16 +9878,24 @@
           </w:tcPr>
           <w:p>
             <w:pPr>
-              <w:pStyle w:val="Normal"/>
-              <w:jc w:val="left"/>
-              <w:pBdr>
-                <w:bottom w:val="none" w:sz="0" w:space="0" w:color="000000"/>
-                <w:top w:val="none" w:sz="0" w:space="0" w:color="000000"/>
-                <w:left w:val="none" w:sz="0" w:space="0" w:color="000000"/>
-                <w:right w:val="none" w:sz="0" w:space="0" w:color="000000"/>
-              </w:pBdr>
-              <w:spacing w:after="20" w:before="20" w:line="240"/>
-              <w:ind w:left="100" w:right="100" w:firstLine="0" w:firstLineChars="0"/>
+              <w:jc w:val="left"/>
+              <w:pBdr>
+                <w:bottom w:val="none" w:sz="0" w:space="0" w:color="000000"/>
+                <w:top w:val="none" w:sz="0" w:space="0" w:color="000000"/>
+                <w:left w:val="none" w:sz="0" w:space="0" w:color="000000"/>
+                <w:right w:val="none" w:sz="0" w:space="0" w:color="000000"/>
+              </w:pBdr>
+              <w:spacing w:after="20" w:before="20" w:line="240"/>
+              <w:ind w:left="100" w:right="100" w:firstLine="0" w:firstLineChars="0"/>
+              <w:rPr>
+                <w:rFonts w:ascii="Times" w:hAnsi="Helvetica" w:eastAsia="Helvetica" w:cs="Helvetica"/>
+                <w:i w:val="false"/>
+                <w:b w:val="false"/>
+                <w:u w:val="none"/>
+                <w:sz w:val="24"/>
+                <w:szCs w:val="24"/>
+                <w:color w:val="000000"/>
+              </w:rPr>
             </w:pPr>
             <w:r xmlns:w="http://schemas.openxmlformats.org/wordprocessingml/2006/main" xmlns:wp="http://schemas.openxmlformats.org/drawingml/2006/wordprocessingDrawing" xmlns:r="http://schemas.openxmlformats.org/officeDocument/2006/relationships" xmlns:w14="http://schemas.microsoft.com/office/word/2010/wordml">
               <w:rPr>
@@ -8594,16 +9930,24 @@
           </w:tcPr>
           <w:p>
             <w:pPr>
-              <w:pStyle w:val="Normal"/>
-              <w:jc w:val="left"/>
-              <w:pBdr>
-                <w:bottom w:val="none" w:sz="0" w:space="0" w:color="000000"/>
-                <w:top w:val="none" w:sz="0" w:space="0" w:color="000000"/>
-                <w:left w:val="none" w:sz="0" w:space="0" w:color="000000"/>
-                <w:right w:val="none" w:sz="0" w:space="0" w:color="000000"/>
-              </w:pBdr>
-              <w:spacing w:after="20" w:before="20" w:line="240"/>
-              <w:ind w:left="100" w:right="100" w:firstLine="0" w:firstLineChars="0"/>
+              <w:jc w:val="left"/>
+              <w:pBdr>
+                <w:bottom w:val="none" w:sz="0" w:space="0" w:color="000000"/>
+                <w:top w:val="none" w:sz="0" w:space="0" w:color="000000"/>
+                <w:left w:val="none" w:sz="0" w:space="0" w:color="000000"/>
+                <w:right w:val="none" w:sz="0" w:space="0" w:color="000000"/>
+              </w:pBdr>
+              <w:spacing w:after="20" w:before="20" w:line="240"/>
+              <w:ind w:left="100" w:right="100" w:firstLine="0" w:firstLineChars="0"/>
+              <w:rPr>
+                <w:rFonts w:ascii="Times" w:hAnsi="Helvetica" w:eastAsia="Helvetica" w:cs="Helvetica"/>
+                <w:i w:val="false"/>
+                <w:b w:val="false"/>
+                <w:u w:val="none"/>
+                <w:sz w:val="24"/>
+                <w:szCs w:val="24"/>
+                <w:color w:val="000000"/>
+              </w:rPr>
             </w:pPr>
             <w:r xmlns:w="http://schemas.openxmlformats.org/wordprocessingml/2006/main" xmlns:wp="http://schemas.openxmlformats.org/drawingml/2006/wordprocessingDrawing" xmlns:r="http://schemas.openxmlformats.org/officeDocument/2006/relationships" xmlns:w14="http://schemas.microsoft.com/office/word/2010/wordml">
               <w:rPr>
@@ -8638,7 +9982,6 @@
           </w:tcPr>
           <w:p>
             <w:pPr>
-              <w:pStyle w:val="Normal"/>
               <w:jc w:val="right"/>
               <w:pBdr>
                 <w:bottom w:val="none" w:sz="0" w:space="0" w:color="000000"/>
@@ -8648,6 +9991,15 @@
               </w:pBdr>
               <w:spacing w:after="20" w:before="20" w:line="240"/>
               <w:ind w:left="100" w:right="100" w:firstLine="0" w:firstLineChars="0"/>
+              <w:rPr>
+                <w:rFonts w:ascii="Times" w:hAnsi="Helvetica" w:eastAsia="Helvetica" w:cs="Helvetica"/>
+                <w:i w:val="false"/>
+                <w:b w:val="false"/>
+                <w:u w:val="none"/>
+                <w:sz w:val="24"/>
+                <w:szCs w:val="24"/>
+                <w:color w:val="000000"/>
+              </w:rPr>
             </w:pPr>
             <w:r xmlns:w="http://schemas.openxmlformats.org/wordprocessingml/2006/main" xmlns:wp="http://schemas.openxmlformats.org/drawingml/2006/wordprocessingDrawing" xmlns:r="http://schemas.openxmlformats.org/officeDocument/2006/relationships" xmlns:w14="http://schemas.microsoft.com/office/word/2010/wordml">
               <w:rPr>
@@ -8682,7 +10034,6 @@
           </w:tcPr>
           <w:p>
             <w:pPr>
-              <w:pStyle w:val="Normal"/>
               <w:jc w:val="right"/>
               <w:pBdr>
                 <w:bottom w:val="none" w:sz="0" w:space="0" w:color="000000"/>
@@ -8692,6 +10043,15 @@
               </w:pBdr>
               <w:spacing w:after="20" w:before="20" w:line="240"/>
               <w:ind w:left="100" w:right="100" w:firstLine="0" w:firstLineChars="0"/>
+              <w:rPr>
+                <w:rFonts w:ascii="Times" w:hAnsi="Helvetica" w:eastAsia="Helvetica" w:cs="Helvetica"/>
+                <w:i w:val="false"/>
+                <w:b w:val="false"/>
+                <w:u w:val="none"/>
+                <w:sz w:val="24"/>
+                <w:szCs w:val="24"/>
+                <w:color w:val="000000"/>
+              </w:rPr>
             </w:pPr>
             <w:r xmlns:w="http://schemas.openxmlformats.org/wordprocessingml/2006/main" xmlns:wp="http://schemas.openxmlformats.org/drawingml/2006/wordprocessingDrawing" xmlns:r="http://schemas.openxmlformats.org/officeDocument/2006/relationships" xmlns:w14="http://schemas.microsoft.com/office/word/2010/wordml">
               <w:rPr>
@@ -8726,16 +10086,24 @@
           </w:tcPr>
           <w:p>
             <w:pPr>
-              <w:pStyle w:val="Normal"/>
-              <w:jc w:val="left"/>
-              <w:pBdr>
-                <w:bottom w:val="none" w:sz="0" w:space="0" w:color="000000"/>
-                <w:top w:val="none" w:sz="0" w:space="0" w:color="000000"/>
-                <w:left w:val="none" w:sz="0" w:space="0" w:color="000000"/>
-                <w:right w:val="none" w:sz="0" w:space="0" w:color="000000"/>
-              </w:pBdr>
-              <w:spacing w:after="20" w:before="20" w:line="240"/>
-              <w:ind w:left="100" w:right="100" w:firstLine="0" w:firstLineChars="0"/>
+              <w:jc w:val="left"/>
+              <w:pBdr>
+                <w:bottom w:val="none" w:sz="0" w:space="0" w:color="000000"/>
+                <w:top w:val="none" w:sz="0" w:space="0" w:color="000000"/>
+                <w:left w:val="none" w:sz="0" w:space="0" w:color="000000"/>
+                <w:right w:val="none" w:sz="0" w:space="0" w:color="000000"/>
+              </w:pBdr>
+              <w:spacing w:after="20" w:before="20" w:line="240"/>
+              <w:ind w:left="100" w:right="100" w:firstLine="0" w:firstLineChars="0"/>
+              <w:rPr>
+                <w:rFonts w:ascii="Times" w:hAnsi="Helvetica" w:eastAsia="Helvetica" w:cs="Helvetica"/>
+                <w:i w:val="false"/>
+                <w:b w:val="false"/>
+                <w:u w:val="none"/>
+                <w:sz w:val="24"/>
+                <w:szCs w:val="24"/>
+                <w:color w:val="000000"/>
+              </w:rPr>
             </w:pPr>
             <w:r xmlns:w="http://schemas.openxmlformats.org/wordprocessingml/2006/main" xmlns:wp="http://schemas.openxmlformats.org/drawingml/2006/wordprocessingDrawing" xmlns:r="http://schemas.openxmlformats.org/officeDocument/2006/relationships" xmlns:w14="http://schemas.microsoft.com/office/word/2010/wordml">
               <w:rPr>
@@ -8776,16 +10144,24 @@
           </w:tcPr>
           <w:p>
             <w:pPr>
-              <w:pStyle w:val="Normal"/>
-              <w:jc w:val="left"/>
-              <w:pBdr>
-                <w:bottom w:val="none" w:sz="0" w:space="0" w:color="000000"/>
-                <w:top w:val="none" w:sz="0" w:space="0" w:color="000000"/>
-                <w:left w:val="none" w:sz="0" w:space="0" w:color="000000"/>
-                <w:right w:val="none" w:sz="0" w:space="0" w:color="000000"/>
-              </w:pBdr>
-              <w:spacing w:after="20" w:before="20" w:line="240"/>
-              <w:ind w:left="100" w:right="100" w:firstLine="0" w:firstLineChars="0"/>
+              <w:jc w:val="left"/>
+              <w:pBdr>
+                <w:bottom w:val="none" w:sz="0" w:space="0" w:color="000000"/>
+                <w:top w:val="none" w:sz="0" w:space="0" w:color="000000"/>
+                <w:left w:val="none" w:sz="0" w:space="0" w:color="000000"/>
+                <w:right w:val="none" w:sz="0" w:space="0" w:color="000000"/>
+              </w:pBdr>
+              <w:spacing w:after="20" w:before="20" w:line="240"/>
+              <w:ind w:left="100" w:right="100" w:firstLine="0" w:firstLineChars="0"/>
+              <w:rPr>
+                <w:rFonts w:ascii="Times" w:hAnsi="Helvetica" w:eastAsia="Helvetica" w:cs="Helvetica"/>
+                <w:i w:val="false"/>
+                <w:b w:val="false"/>
+                <w:u w:val="none"/>
+                <w:sz w:val="24"/>
+                <w:szCs w:val="24"/>
+                <w:color w:val="000000"/>
+              </w:rPr>
             </w:pPr>
             <w:r xmlns:w="http://schemas.openxmlformats.org/wordprocessingml/2006/main" xmlns:wp="http://schemas.openxmlformats.org/drawingml/2006/wordprocessingDrawing" xmlns:r="http://schemas.openxmlformats.org/officeDocument/2006/relationships" xmlns:w14="http://schemas.microsoft.com/office/word/2010/wordml">
               <w:rPr>
@@ -8820,16 +10196,24 @@
           </w:tcPr>
           <w:p>
             <w:pPr>
-              <w:pStyle w:val="Normal"/>
-              <w:jc w:val="left"/>
-              <w:pBdr>
-                <w:bottom w:val="none" w:sz="0" w:space="0" w:color="000000"/>
-                <w:top w:val="none" w:sz="0" w:space="0" w:color="000000"/>
-                <w:left w:val="none" w:sz="0" w:space="0" w:color="000000"/>
-                <w:right w:val="none" w:sz="0" w:space="0" w:color="000000"/>
-              </w:pBdr>
-              <w:spacing w:after="20" w:before="20" w:line="240"/>
-              <w:ind w:left="100" w:right="100" w:firstLine="0" w:firstLineChars="0"/>
+              <w:jc w:val="left"/>
+              <w:pBdr>
+                <w:bottom w:val="none" w:sz="0" w:space="0" w:color="000000"/>
+                <w:top w:val="none" w:sz="0" w:space="0" w:color="000000"/>
+                <w:left w:val="none" w:sz="0" w:space="0" w:color="000000"/>
+                <w:right w:val="none" w:sz="0" w:space="0" w:color="000000"/>
+              </w:pBdr>
+              <w:spacing w:after="20" w:before="20" w:line="240"/>
+              <w:ind w:left="100" w:right="100" w:firstLine="0" w:firstLineChars="0"/>
+              <w:rPr>
+                <w:rFonts w:ascii="Times" w:hAnsi="Helvetica" w:eastAsia="Helvetica" w:cs="Helvetica"/>
+                <w:i w:val="false"/>
+                <w:b w:val="false"/>
+                <w:u w:val="none"/>
+                <w:sz w:val="24"/>
+                <w:szCs w:val="24"/>
+                <w:color w:val="000000"/>
+              </w:rPr>
             </w:pPr>
             <w:r xmlns:w="http://schemas.openxmlformats.org/wordprocessingml/2006/main" xmlns:wp="http://schemas.openxmlformats.org/drawingml/2006/wordprocessingDrawing" xmlns:r="http://schemas.openxmlformats.org/officeDocument/2006/relationships" xmlns:w14="http://schemas.microsoft.com/office/word/2010/wordml">
               <w:rPr>
@@ -8864,7 +10248,6 @@
           </w:tcPr>
           <w:p>
             <w:pPr>
-              <w:pStyle w:val="Normal"/>
               <w:jc w:val="right"/>
               <w:pBdr>
                 <w:bottom w:val="none" w:sz="0" w:space="0" w:color="000000"/>
@@ -8874,6 +10257,15 @@
               </w:pBdr>
               <w:spacing w:after="20" w:before="20" w:line="240"/>
               <w:ind w:left="100" w:right="100" w:firstLine="0" w:firstLineChars="0"/>
+              <w:rPr>
+                <w:rFonts w:ascii="Times" w:hAnsi="Helvetica" w:eastAsia="Helvetica" w:cs="Helvetica"/>
+                <w:i w:val="false"/>
+                <w:b w:val="false"/>
+                <w:u w:val="none"/>
+                <w:sz w:val="24"/>
+                <w:szCs w:val="24"/>
+                <w:color w:val="000000"/>
+              </w:rPr>
             </w:pPr>
             <w:r xmlns:w="http://schemas.openxmlformats.org/wordprocessingml/2006/main" xmlns:wp="http://schemas.openxmlformats.org/drawingml/2006/wordprocessingDrawing" xmlns:r="http://schemas.openxmlformats.org/officeDocument/2006/relationships" xmlns:w14="http://schemas.microsoft.com/office/word/2010/wordml">
               <w:rPr>
@@ -8908,7 +10300,6 @@
           </w:tcPr>
           <w:p>
             <w:pPr>
-              <w:pStyle w:val="Normal"/>
               <w:jc w:val="right"/>
               <w:pBdr>
                 <w:bottom w:val="none" w:sz="0" w:space="0" w:color="000000"/>
@@ -8918,6 +10309,15 @@
               </w:pBdr>
               <w:spacing w:after="20" w:before="20" w:line="240"/>
               <w:ind w:left="100" w:right="100" w:firstLine="0" w:firstLineChars="0"/>
+              <w:rPr>
+                <w:rFonts w:ascii="Times" w:hAnsi="Helvetica" w:eastAsia="Helvetica" w:cs="Helvetica"/>
+                <w:i w:val="false"/>
+                <w:b w:val="false"/>
+                <w:u w:val="none"/>
+                <w:sz w:val="24"/>
+                <w:szCs w:val="24"/>
+                <w:color w:val="000000"/>
+              </w:rPr>
             </w:pPr>
             <w:r xmlns:w="http://schemas.openxmlformats.org/wordprocessingml/2006/main" xmlns:wp="http://schemas.openxmlformats.org/drawingml/2006/wordprocessingDrawing" xmlns:r="http://schemas.openxmlformats.org/officeDocument/2006/relationships" xmlns:w14="http://schemas.microsoft.com/office/word/2010/wordml">
               <w:rPr>
@@ -8952,16 +10352,24 @@
           </w:tcPr>
           <w:p>
             <w:pPr>
-              <w:pStyle w:val="Normal"/>
-              <w:jc w:val="left"/>
-              <w:pBdr>
-                <w:bottom w:val="none" w:sz="0" w:space="0" w:color="000000"/>
-                <w:top w:val="none" w:sz="0" w:space="0" w:color="000000"/>
-                <w:left w:val="none" w:sz="0" w:space="0" w:color="000000"/>
-                <w:right w:val="none" w:sz="0" w:space="0" w:color="000000"/>
-              </w:pBdr>
-              <w:spacing w:after="20" w:before="20" w:line="240"/>
-              <w:ind w:left="100" w:right="100" w:firstLine="0" w:firstLineChars="0"/>
+              <w:jc w:val="left"/>
+              <w:pBdr>
+                <w:bottom w:val="none" w:sz="0" w:space="0" w:color="000000"/>
+                <w:top w:val="none" w:sz="0" w:space="0" w:color="000000"/>
+                <w:left w:val="none" w:sz="0" w:space="0" w:color="000000"/>
+                <w:right w:val="none" w:sz="0" w:space="0" w:color="000000"/>
+              </w:pBdr>
+              <w:spacing w:after="20" w:before="20" w:line="240"/>
+              <w:ind w:left="100" w:right="100" w:firstLine="0" w:firstLineChars="0"/>
+              <w:rPr>
+                <w:rFonts w:ascii="Times" w:hAnsi="Helvetica" w:eastAsia="Helvetica" w:cs="Helvetica"/>
+                <w:i w:val="false"/>
+                <w:b w:val="false"/>
+                <w:u w:val="none"/>
+                <w:sz w:val="24"/>
+                <w:szCs w:val="24"/>
+                <w:color w:val="000000"/>
+              </w:rPr>
             </w:pPr>
             <w:r xmlns:w="http://schemas.openxmlformats.org/wordprocessingml/2006/main" xmlns:wp="http://schemas.openxmlformats.org/drawingml/2006/wordprocessingDrawing" xmlns:r="http://schemas.openxmlformats.org/officeDocument/2006/relationships" xmlns:w14="http://schemas.microsoft.com/office/word/2010/wordml">
               <w:rPr>
@@ -9002,16 +10410,24 @@
           </w:tcPr>
           <w:p>
             <w:pPr>
-              <w:pStyle w:val="Normal"/>
-              <w:jc w:val="left"/>
-              <w:pBdr>
-                <w:bottom w:val="none" w:sz="0" w:space="0" w:color="000000"/>
-                <w:top w:val="none" w:sz="0" w:space="0" w:color="000000"/>
-                <w:left w:val="none" w:sz="0" w:space="0" w:color="000000"/>
-                <w:right w:val="none" w:sz="0" w:space="0" w:color="000000"/>
-              </w:pBdr>
-              <w:spacing w:after="20" w:before="20" w:line="240"/>
-              <w:ind w:left="100" w:right="100" w:firstLine="0" w:firstLineChars="0"/>
+              <w:jc w:val="left"/>
+              <w:pBdr>
+                <w:bottom w:val="none" w:sz="0" w:space="0" w:color="000000"/>
+                <w:top w:val="none" w:sz="0" w:space="0" w:color="000000"/>
+                <w:left w:val="none" w:sz="0" w:space="0" w:color="000000"/>
+                <w:right w:val="none" w:sz="0" w:space="0" w:color="000000"/>
+              </w:pBdr>
+              <w:spacing w:after="20" w:before="20" w:line="240"/>
+              <w:ind w:left="100" w:right="100" w:firstLine="0" w:firstLineChars="0"/>
+              <w:rPr>
+                <w:rFonts w:ascii="Times" w:hAnsi="Helvetica" w:eastAsia="Helvetica" w:cs="Helvetica"/>
+                <w:i w:val="false"/>
+                <w:b w:val="false"/>
+                <w:u w:val="none"/>
+                <w:sz w:val="24"/>
+                <w:szCs w:val="24"/>
+                <w:color w:val="000000"/>
+              </w:rPr>
             </w:pPr>
             <w:r xmlns:w="http://schemas.openxmlformats.org/wordprocessingml/2006/main" xmlns:wp="http://schemas.openxmlformats.org/drawingml/2006/wordprocessingDrawing" xmlns:r="http://schemas.openxmlformats.org/officeDocument/2006/relationships" xmlns:w14="http://schemas.microsoft.com/office/word/2010/wordml">
               <w:rPr>
@@ -9046,16 +10462,24 @@
           </w:tcPr>
           <w:p>
             <w:pPr>
-              <w:pStyle w:val="Normal"/>
-              <w:jc w:val="left"/>
-              <w:pBdr>
-                <w:bottom w:val="none" w:sz="0" w:space="0" w:color="000000"/>
-                <w:top w:val="none" w:sz="0" w:space="0" w:color="000000"/>
-                <w:left w:val="none" w:sz="0" w:space="0" w:color="000000"/>
-                <w:right w:val="none" w:sz="0" w:space="0" w:color="000000"/>
-              </w:pBdr>
-              <w:spacing w:after="20" w:before="20" w:line="240"/>
-              <w:ind w:left="100" w:right="100" w:firstLine="0" w:firstLineChars="0"/>
+              <w:jc w:val="left"/>
+              <w:pBdr>
+                <w:bottom w:val="none" w:sz="0" w:space="0" w:color="000000"/>
+                <w:top w:val="none" w:sz="0" w:space="0" w:color="000000"/>
+                <w:left w:val="none" w:sz="0" w:space="0" w:color="000000"/>
+                <w:right w:val="none" w:sz="0" w:space="0" w:color="000000"/>
+              </w:pBdr>
+              <w:spacing w:after="20" w:before="20" w:line="240"/>
+              <w:ind w:left="100" w:right="100" w:firstLine="0" w:firstLineChars="0"/>
+              <w:rPr>
+                <w:rFonts w:ascii="Times" w:hAnsi="Helvetica" w:eastAsia="Helvetica" w:cs="Helvetica"/>
+                <w:i w:val="false"/>
+                <w:b w:val="false"/>
+                <w:u w:val="none"/>
+                <w:sz w:val="24"/>
+                <w:szCs w:val="24"/>
+                <w:color w:val="000000"/>
+              </w:rPr>
             </w:pPr>
             <w:r xmlns:w="http://schemas.openxmlformats.org/wordprocessingml/2006/main" xmlns:wp="http://schemas.openxmlformats.org/drawingml/2006/wordprocessingDrawing" xmlns:r="http://schemas.openxmlformats.org/officeDocument/2006/relationships" xmlns:w14="http://schemas.microsoft.com/office/word/2010/wordml">
               <w:rPr>
@@ -9090,7 +10514,6 @@
           </w:tcPr>
           <w:p>
             <w:pPr>
-              <w:pStyle w:val="Normal"/>
               <w:jc w:val="right"/>
               <w:pBdr>
                 <w:bottom w:val="none" w:sz="0" w:space="0" w:color="000000"/>
@@ -9100,6 +10523,15 @@
               </w:pBdr>
               <w:spacing w:after="20" w:before="20" w:line="240"/>
               <w:ind w:left="100" w:right="100" w:firstLine="0" w:firstLineChars="0"/>
+              <w:rPr>
+                <w:rFonts w:ascii="Times" w:hAnsi="Helvetica" w:eastAsia="Helvetica" w:cs="Helvetica"/>
+                <w:i w:val="false"/>
+                <w:b w:val="false"/>
+                <w:u w:val="none"/>
+                <w:sz w:val="24"/>
+                <w:szCs w:val="24"/>
+                <w:color w:val="000000"/>
+              </w:rPr>
             </w:pPr>
             <w:r xmlns:w="http://schemas.openxmlformats.org/wordprocessingml/2006/main" xmlns:wp="http://schemas.openxmlformats.org/drawingml/2006/wordprocessingDrawing" xmlns:r="http://schemas.openxmlformats.org/officeDocument/2006/relationships" xmlns:w14="http://schemas.microsoft.com/office/word/2010/wordml">
               <w:rPr>
@@ -9134,7 +10566,6 @@
           </w:tcPr>
           <w:p>
             <w:pPr>
-              <w:pStyle w:val="Normal"/>
               <w:jc w:val="right"/>
               <w:pBdr>
                 <w:bottom w:val="none" w:sz="0" w:space="0" w:color="000000"/>
@@ -9144,6 +10575,15 @@
               </w:pBdr>
               <w:spacing w:after="20" w:before="20" w:line="240"/>
               <w:ind w:left="100" w:right="100" w:firstLine="0" w:firstLineChars="0"/>
+              <w:rPr>
+                <w:rFonts w:ascii="Times" w:hAnsi="Helvetica" w:eastAsia="Helvetica" w:cs="Helvetica"/>
+                <w:i w:val="false"/>
+                <w:b w:val="false"/>
+                <w:u w:val="none"/>
+                <w:sz w:val="24"/>
+                <w:szCs w:val="24"/>
+                <w:color w:val="000000"/>
+              </w:rPr>
             </w:pPr>
             <w:r xmlns:w="http://schemas.openxmlformats.org/wordprocessingml/2006/main" xmlns:wp="http://schemas.openxmlformats.org/drawingml/2006/wordprocessingDrawing" xmlns:r="http://schemas.openxmlformats.org/officeDocument/2006/relationships" xmlns:w14="http://schemas.microsoft.com/office/word/2010/wordml">
               <w:rPr>
@@ -9178,16 +10618,24 @@
           </w:tcPr>
           <w:p>
             <w:pPr>
-              <w:pStyle w:val="Normal"/>
-              <w:jc w:val="left"/>
-              <w:pBdr>
-                <w:bottom w:val="none" w:sz="0" w:space="0" w:color="000000"/>
-                <w:top w:val="none" w:sz="0" w:space="0" w:color="000000"/>
-                <w:left w:val="none" w:sz="0" w:space="0" w:color="000000"/>
-                <w:right w:val="none" w:sz="0" w:space="0" w:color="000000"/>
-              </w:pBdr>
-              <w:spacing w:after="20" w:before="20" w:line="240"/>
-              <w:ind w:left="100" w:right="100" w:firstLine="0" w:firstLineChars="0"/>
+              <w:jc w:val="left"/>
+              <w:pBdr>
+                <w:bottom w:val="none" w:sz="0" w:space="0" w:color="000000"/>
+                <w:top w:val="none" w:sz="0" w:space="0" w:color="000000"/>
+                <w:left w:val="none" w:sz="0" w:space="0" w:color="000000"/>
+                <w:right w:val="none" w:sz="0" w:space="0" w:color="000000"/>
+              </w:pBdr>
+              <w:spacing w:after="20" w:before="20" w:line="240"/>
+              <w:ind w:left="100" w:right="100" w:firstLine="0" w:firstLineChars="0"/>
+              <w:rPr>
+                <w:rFonts w:ascii="Times" w:hAnsi="Helvetica" w:eastAsia="Helvetica" w:cs="Helvetica"/>
+                <w:i w:val="false"/>
+                <w:b w:val="false"/>
+                <w:u w:val="none"/>
+                <w:sz w:val="24"/>
+                <w:szCs w:val="24"/>
+                <w:color w:val="000000"/>
+              </w:rPr>
             </w:pPr>
             <w:r xmlns:w="http://schemas.openxmlformats.org/wordprocessingml/2006/main" xmlns:wp="http://schemas.openxmlformats.org/drawingml/2006/wordprocessingDrawing" xmlns:r="http://schemas.openxmlformats.org/officeDocument/2006/relationships" xmlns:w14="http://schemas.microsoft.com/office/word/2010/wordml">
               <w:rPr>
@@ -9228,16 +10676,24 @@
           </w:tcPr>
           <w:p>
             <w:pPr>
-              <w:pStyle w:val="Normal"/>
-              <w:jc w:val="left"/>
-              <w:pBdr>
-                <w:bottom w:val="none" w:sz="0" w:space="0" w:color="000000"/>
-                <w:top w:val="none" w:sz="0" w:space="0" w:color="000000"/>
-                <w:left w:val="none" w:sz="0" w:space="0" w:color="000000"/>
-                <w:right w:val="none" w:sz="0" w:space="0" w:color="000000"/>
-              </w:pBdr>
-              <w:spacing w:after="20" w:before="20" w:line="240"/>
-              <w:ind w:left="100" w:right="100" w:firstLine="0" w:firstLineChars="0"/>
+              <w:jc w:val="left"/>
+              <w:pBdr>
+                <w:bottom w:val="none" w:sz="0" w:space="0" w:color="000000"/>
+                <w:top w:val="none" w:sz="0" w:space="0" w:color="000000"/>
+                <w:left w:val="none" w:sz="0" w:space="0" w:color="000000"/>
+                <w:right w:val="none" w:sz="0" w:space="0" w:color="000000"/>
+              </w:pBdr>
+              <w:spacing w:after="20" w:before="20" w:line="240"/>
+              <w:ind w:left="100" w:right="100" w:firstLine="0" w:firstLineChars="0"/>
+              <w:rPr>
+                <w:rFonts w:ascii="Times" w:hAnsi="Helvetica" w:eastAsia="Helvetica" w:cs="Helvetica"/>
+                <w:i w:val="false"/>
+                <w:b w:val="false"/>
+                <w:u w:val="none"/>
+                <w:sz w:val="24"/>
+                <w:szCs w:val="24"/>
+                <w:color w:val="000000"/>
+              </w:rPr>
             </w:pPr>
             <w:r xmlns:w="http://schemas.openxmlformats.org/wordprocessingml/2006/main" xmlns:wp="http://schemas.openxmlformats.org/drawingml/2006/wordprocessingDrawing" xmlns:r="http://schemas.openxmlformats.org/officeDocument/2006/relationships" xmlns:w14="http://schemas.microsoft.com/office/word/2010/wordml">
               <w:rPr>
@@ -9272,16 +10728,24 @@
           </w:tcPr>
           <w:p>
             <w:pPr>
-              <w:pStyle w:val="Normal"/>
-              <w:jc w:val="left"/>
-              <w:pBdr>
-                <w:bottom w:val="none" w:sz="0" w:space="0" w:color="000000"/>
-                <w:top w:val="none" w:sz="0" w:space="0" w:color="000000"/>
-                <w:left w:val="none" w:sz="0" w:space="0" w:color="000000"/>
-                <w:right w:val="none" w:sz="0" w:space="0" w:color="000000"/>
-              </w:pBdr>
-              <w:spacing w:after="20" w:before="20" w:line="240"/>
-              <w:ind w:left="100" w:right="100" w:firstLine="0" w:firstLineChars="0"/>
+              <w:jc w:val="left"/>
+              <w:pBdr>
+                <w:bottom w:val="none" w:sz="0" w:space="0" w:color="000000"/>
+                <w:top w:val="none" w:sz="0" w:space="0" w:color="000000"/>
+                <w:left w:val="none" w:sz="0" w:space="0" w:color="000000"/>
+                <w:right w:val="none" w:sz="0" w:space="0" w:color="000000"/>
+              </w:pBdr>
+              <w:spacing w:after="20" w:before="20" w:line="240"/>
+              <w:ind w:left="100" w:right="100" w:firstLine="0" w:firstLineChars="0"/>
+              <w:rPr>
+                <w:rFonts w:ascii="Times" w:hAnsi="Helvetica" w:eastAsia="Helvetica" w:cs="Helvetica"/>
+                <w:i w:val="false"/>
+                <w:b w:val="false"/>
+                <w:u w:val="none"/>
+                <w:sz w:val="24"/>
+                <w:szCs w:val="24"/>
+                <w:color w:val="000000"/>
+              </w:rPr>
             </w:pPr>
             <w:r xmlns:w="http://schemas.openxmlformats.org/wordprocessingml/2006/main" xmlns:wp="http://schemas.openxmlformats.org/drawingml/2006/wordprocessingDrawing" xmlns:r="http://schemas.openxmlformats.org/officeDocument/2006/relationships" xmlns:w14="http://schemas.microsoft.com/office/word/2010/wordml">
               <w:rPr>
@@ -9316,7 +10780,6 @@
           </w:tcPr>
           <w:p>
             <w:pPr>
-              <w:pStyle w:val="Normal"/>
               <w:jc w:val="right"/>
               <w:pBdr>
                 <w:bottom w:val="none" w:sz="0" w:space="0" w:color="000000"/>
@@ -9326,6 +10789,15 @@
               </w:pBdr>
               <w:spacing w:after="20" w:before="20" w:line="240"/>
               <w:ind w:left="100" w:right="100" w:firstLine="0" w:firstLineChars="0"/>
+              <w:rPr>
+                <w:rFonts w:ascii="Times" w:hAnsi="Helvetica" w:eastAsia="Helvetica" w:cs="Helvetica"/>
+                <w:i w:val="false"/>
+                <w:b w:val="false"/>
+                <w:u w:val="none"/>
+                <w:sz w:val="24"/>
+                <w:szCs w:val="24"/>
+                <w:color w:val="000000"/>
+              </w:rPr>
             </w:pPr>
             <w:r xmlns:w="http://schemas.openxmlformats.org/wordprocessingml/2006/main" xmlns:wp="http://schemas.openxmlformats.org/drawingml/2006/wordprocessingDrawing" xmlns:r="http://schemas.openxmlformats.org/officeDocument/2006/relationships" xmlns:w14="http://schemas.microsoft.com/office/word/2010/wordml">
               <w:rPr>
@@ -9360,7 +10832,6 @@
           </w:tcPr>
           <w:p>
             <w:pPr>
-              <w:pStyle w:val="Normal"/>
               <w:jc w:val="right"/>
               <w:pBdr>
                 <w:bottom w:val="none" w:sz="0" w:space="0" w:color="000000"/>
@@ -9370,6 +10841,15 @@
               </w:pBdr>
               <w:spacing w:after="20" w:before="20" w:line="240"/>
               <w:ind w:left="100" w:right="100" w:firstLine="0" w:firstLineChars="0"/>
+              <w:rPr>
+                <w:rFonts w:ascii="Times" w:hAnsi="Helvetica" w:eastAsia="Helvetica" w:cs="Helvetica"/>
+                <w:i w:val="false"/>
+                <w:b w:val="false"/>
+                <w:u w:val="none"/>
+                <w:sz w:val="24"/>
+                <w:szCs w:val="24"/>
+                <w:color w:val="000000"/>
+              </w:rPr>
             </w:pPr>
             <w:r xmlns:w="http://schemas.openxmlformats.org/wordprocessingml/2006/main" xmlns:wp="http://schemas.openxmlformats.org/drawingml/2006/wordprocessingDrawing" xmlns:r="http://schemas.openxmlformats.org/officeDocument/2006/relationships" xmlns:w14="http://schemas.microsoft.com/office/word/2010/wordml">
               <w:rPr>
@@ -9404,16 +10884,24 @@
           </w:tcPr>
           <w:p>
             <w:pPr>
-              <w:pStyle w:val="Normal"/>
-              <w:jc w:val="left"/>
-              <w:pBdr>
-                <w:bottom w:val="none" w:sz="0" w:space="0" w:color="000000"/>
-                <w:top w:val="none" w:sz="0" w:space="0" w:color="000000"/>
-                <w:left w:val="none" w:sz="0" w:space="0" w:color="000000"/>
-                <w:right w:val="none" w:sz="0" w:space="0" w:color="000000"/>
-              </w:pBdr>
-              <w:spacing w:after="20" w:before="20" w:line="240"/>
-              <w:ind w:left="100" w:right="100" w:firstLine="0" w:firstLineChars="0"/>
+              <w:jc w:val="left"/>
+              <w:pBdr>
+                <w:bottom w:val="none" w:sz="0" w:space="0" w:color="000000"/>
+                <w:top w:val="none" w:sz="0" w:space="0" w:color="000000"/>
+                <w:left w:val="none" w:sz="0" w:space="0" w:color="000000"/>
+                <w:right w:val="none" w:sz="0" w:space="0" w:color="000000"/>
+              </w:pBdr>
+              <w:spacing w:after="20" w:before="20" w:line="240"/>
+              <w:ind w:left="100" w:right="100" w:firstLine="0" w:firstLineChars="0"/>
+              <w:rPr>
+                <w:rFonts w:ascii="Times" w:hAnsi="Helvetica" w:eastAsia="Helvetica" w:cs="Helvetica"/>
+                <w:i w:val="false"/>
+                <w:b w:val="false"/>
+                <w:u w:val="none"/>
+                <w:sz w:val="24"/>
+                <w:szCs w:val="24"/>
+                <w:color w:val="000000"/>
+              </w:rPr>
             </w:pPr>
             <w:r xmlns:w="http://schemas.openxmlformats.org/wordprocessingml/2006/main" xmlns:wp="http://schemas.openxmlformats.org/drawingml/2006/wordprocessingDrawing" xmlns:r="http://schemas.openxmlformats.org/officeDocument/2006/relationships" xmlns:w14="http://schemas.microsoft.com/office/word/2010/wordml">
               <w:rPr>
@@ -9454,16 +10942,24 @@
           </w:tcPr>
           <w:p>
             <w:pPr>
-              <w:pStyle w:val="Normal"/>
-              <w:jc w:val="left"/>
-              <w:pBdr>
-                <w:bottom w:val="none" w:sz="0" w:space="0" w:color="000000"/>
-                <w:top w:val="none" w:sz="0" w:space="0" w:color="000000"/>
-                <w:left w:val="none" w:sz="0" w:space="0" w:color="000000"/>
-                <w:right w:val="none" w:sz="0" w:space="0" w:color="000000"/>
-              </w:pBdr>
-              <w:spacing w:after="20" w:before="20" w:line="240"/>
-              <w:ind w:left="100" w:right="100" w:firstLine="0" w:firstLineChars="0"/>
+              <w:jc w:val="left"/>
+              <w:pBdr>
+                <w:bottom w:val="none" w:sz="0" w:space="0" w:color="000000"/>
+                <w:top w:val="none" w:sz="0" w:space="0" w:color="000000"/>
+                <w:left w:val="none" w:sz="0" w:space="0" w:color="000000"/>
+                <w:right w:val="none" w:sz="0" w:space="0" w:color="000000"/>
+              </w:pBdr>
+              <w:spacing w:after="20" w:before="20" w:line="240"/>
+              <w:ind w:left="100" w:right="100" w:firstLine="0" w:firstLineChars="0"/>
+              <w:rPr>
+                <w:rFonts w:ascii="Times" w:hAnsi="Helvetica" w:eastAsia="Helvetica" w:cs="Helvetica"/>
+                <w:i w:val="false"/>
+                <w:b w:val="false"/>
+                <w:u w:val="none"/>
+                <w:sz w:val="24"/>
+                <w:szCs w:val="24"/>
+                <w:color w:val="000000"/>
+              </w:rPr>
             </w:pPr>
             <w:r xmlns:w="http://schemas.openxmlformats.org/wordprocessingml/2006/main" xmlns:wp="http://schemas.openxmlformats.org/drawingml/2006/wordprocessingDrawing" xmlns:r="http://schemas.openxmlformats.org/officeDocument/2006/relationships" xmlns:w14="http://schemas.microsoft.com/office/word/2010/wordml">
               <w:rPr>
@@ -9498,16 +10994,24 @@
           </w:tcPr>
           <w:p>
             <w:pPr>
-              <w:pStyle w:val="Normal"/>
-              <w:jc w:val="left"/>
-              <w:pBdr>
-                <w:bottom w:val="none" w:sz="0" w:space="0" w:color="000000"/>
-                <w:top w:val="none" w:sz="0" w:space="0" w:color="000000"/>
-                <w:left w:val="none" w:sz="0" w:space="0" w:color="000000"/>
-                <w:right w:val="none" w:sz="0" w:space="0" w:color="000000"/>
-              </w:pBdr>
-              <w:spacing w:after="20" w:before="20" w:line="240"/>
-              <w:ind w:left="100" w:right="100" w:firstLine="0" w:firstLineChars="0"/>
+              <w:jc w:val="left"/>
+              <w:pBdr>
+                <w:bottom w:val="none" w:sz="0" w:space="0" w:color="000000"/>
+                <w:top w:val="none" w:sz="0" w:space="0" w:color="000000"/>
+                <w:left w:val="none" w:sz="0" w:space="0" w:color="000000"/>
+                <w:right w:val="none" w:sz="0" w:space="0" w:color="000000"/>
+              </w:pBdr>
+              <w:spacing w:after="20" w:before="20" w:line="240"/>
+              <w:ind w:left="100" w:right="100" w:firstLine="0" w:firstLineChars="0"/>
+              <w:rPr>
+                <w:rFonts w:ascii="Times" w:hAnsi="Helvetica" w:eastAsia="Helvetica" w:cs="Helvetica"/>
+                <w:i w:val="false"/>
+                <w:b w:val="false"/>
+                <w:u w:val="none"/>
+                <w:sz w:val="24"/>
+                <w:szCs w:val="24"/>
+                <w:color w:val="000000"/>
+              </w:rPr>
             </w:pPr>
             <w:r xmlns:w="http://schemas.openxmlformats.org/wordprocessingml/2006/main" xmlns:wp="http://schemas.openxmlformats.org/drawingml/2006/wordprocessingDrawing" xmlns:r="http://schemas.openxmlformats.org/officeDocument/2006/relationships" xmlns:w14="http://schemas.microsoft.com/office/word/2010/wordml">
               <w:rPr>
@@ -9542,7 +11046,6 @@
           </w:tcPr>
           <w:p>
             <w:pPr>
-              <w:pStyle w:val="Normal"/>
               <w:jc w:val="right"/>
               <w:pBdr>
                 <w:bottom w:val="none" w:sz="0" w:space="0" w:color="000000"/>
@@ -9552,6 +11055,15 @@
               </w:pBdr>
               <w:spacing w:after="20" w:before="20" w:line="240"/>
               <w:ind w:left="100" w:right="100" w:firstLine="0" w:firstLineChars="0"/>
+              <w:rPr>
+                <w:rFonts w:ascii="Times" w:hAnsi="Helvetica" w:eastAsia="Helvetica" w:cs="Helvetica"/>
+                <w:i w:val="false"/>
+                <w:b w:val="false"/>
+                <w:u w:val="none"/>
+                <w:sz w:val="24"/>
+                <w:szCs w:val="24"/>
+                <w:color w:val="000000"/>
+              </w:rPr>
             </w:pPr>
             <w:r xmlns:w="http://schemas.openxmlformats.org/wordprocessingml/2006/main" xmlns:wp="http://schemas.openxmlformats.org/drawingml/2006/wordprocessingDrawing" xmlns:r="http://schemas.openxmlformats.org/officeDocument/2006/relationships" xmlns:w14="http://schemas.microsoft.com/office/word/2010/wordml">
               <w:rPr>
@@ -9586,7 +11098,6 @@
           </w:tcPr>
           <w:p>
             <w:pPr>
-              <w:pStyle w:val="Normal"/>
               <w:jc w:val="right"/>
               <w:pBdr>
                 <w:bottom w:val="none" w:sz="0" w:space="0" w:color="000000"/>
@@ -9596,6 +11107,15 @@
               </w:pBdr>
               <w:spacing w:after="20" w:before="20" w:line="240"/>
               <w:ind w:left="100" w:right="100" w:firstLine="0" w:firstLineChars="0"/>
+              <w:rPr>
+                <w:rFonts w:ascii="Times" w:hAnsi="Helvetica" w:eastAsia="Helvetica" w:cs="Helvetica"/>
+                <w:i w:val="false"/>
+                <w:b w:val="false"/>
+                <w:u w:val="none"/>
+                <w:sz w:val="24"/>
+                <w:szCs w:val="24"/>
+                <w:color w:val="000000"/>
+              </w:rPr>
             </w:pPr>
             <w:r xmlns:w="http://schemas.openxmlformats.org/wordprocessingml/2006/main" xmlns:wp="http://schemas.openxmlformats.org/drawingml/2006/wordprocessingDrawing" xmlns:r="http://schemas.openxmlformats.org/officeDocument/2006/relationships" xmlns:w14="http://schemas.microsoft.com/office/word/2010/wordml">
               <w:rPr>
@@ -9630,16 +11150,24 @@
           </w:tcPr>
           <w:p>
             <w:pPr>
-              <w:pStyle w:val="Normal"/>
-              <w:jc w:val="left"/>
-              <w:pBdr>
-                <w:bottom w:val="none" w:sz="0" w:space="0" w:color="000000"/>
-                <w:top w:val="none" w:sz="0" w:space="0" w:color="000000"/>
-                <w:left w:val="none" w:sz="0" w:space="0" w:color="000000"/>
-                <w:right w:val="none" w:sz="0" w:space="0" w:color="000000"/>
-              </w:pBdr>
-              <w:spacing w:after="20" w:before="20" w:line="240"/>
-              <w:ind w:left="100" w:right="100" w:firstLine="0" w:firstLineChars="0"/>
+              <w:jc w:val="left"/>
+              <w:pBdr>
+                <w:bottom w:val="none" w:sz="0" w:space="0" w:color="000000"/>
+                <w:top w:val="none" w:sz="0" w:space="0" w:color="000000"/>
+                <w:left w:val="none" w:sz="0" w:space="0" w:color="000000"/>
+                <w:right w:val="none" w:sz="0" w:space="0" w:color="000000"/>
+              </w:pBdr>
+              <w:spacing w:after="20" w:before="20" w:line="240"/>
+              <w:ind w:left="100" w:right="100" w:firstLine="0" w:firstLineChars="0"/>
+              <w:rPr>
+                <w:rFonts w:ascii="Times" w:hAnsi="Helvetica" w:eastAsia="Helvetica" w:cs="Helvetica"/>
+                <w:i w:val="false"/>
+                <w:b w:val="false"/>
+                <w:u w:val="none"/>
+                <w:sz w:val="24"/>
+                <w:szCs w:val="24"/>
+                <w:color w:val="000000"/>
+              </w:rPr>
             </w:pPr>
             <w:r xmlns:w="http://schemas.openxmlformats.org/wordprocessingml/2006/main" xmlns:wp="http://schemas.openxmlformats.org/drawingml/2006/wordprocessingDrawing" xmlns:r="http://schemas.openxmlformats.org/officeDocument/2006/relationships" xmlns:w14="http://schemas.microsoft.com/office/word/2010/wordml">
               <w:rPr>
@@ -9680,16 +11208,24 @@
           </w:tcPr>
           <w:p>
             <w:pPr>
-              <w:pStyle w:val="Normal"/>
-              <w:jc w:val="left"/>
-              <w:pBdr>
-                <w:bottom w:val="none" w:sz="0" w:space="0" w:color="000000"/>
-                <w:top w:val="none" w:sz="0" w:space="0" w:color="000000"/>
-                <w:left w:val="none" w:sz="0" w:space="0" w:color="000000"/>
-                <w:right w:val="none" w:sz="0" w:space="0" w:color="000000"/>
-              </w:pBdr>
-              <w:spacing w:after="20" w:before="20" w:line="240"/>
-              <w:ind w:left="100" w:right="100" w:firstLine="0" w:firstLineChars="0"/>
+              <w:jc w:val="left"/>
+              <w:pBdr>
+                <w:bottom w:val="none" w:sz="0" w:space="0" w:color="000000"/>
+                <w:top w:val="none" w:sz="0" w:space="0" w:color="000000"/>
+                <w:left w:val="none" w:sz="0" w:space="0" w:color="000000"/>
+                <w:right w:val="none" w:sz="0" w:space="0" w:color="000000"/>
+              </w:pBdr>
+              <w:spacing w:after="20" w:before="20" w:line="240"/>
+              <w:ind w:left="100" w:right="100" w:firstLine="0" w:firstLineChars="0"/>
+              <w:rPr>
+                <w:rFonts w:ascii="Times" w:hAnsi="Helvetica" w:eastAsia="Helvetica" w:cs="Helvetica"/>
+                <w:i w:val="false"/>
+                <w:b w:val="false"/>
+                <w:u w:val="none"/>
+                <w:sz w:val="24"/>
+                <w:szCs w:val="24"/>
+                <w:color w:val="000000"/>
+              </w:rPr>
             </w:pPr>
             <w:r xmlns:w="http://schemas.openxmlformats.org/wordprocessingml/2006/main" xmlns:wp="http://schemas.openxmlformats.org/drawingml/2006/wordprocessingDrawing" xmlns:r="http://schemas.openxmlformats.org/officeDocument/2006/relationships" xmlns:w14="http://schemas.microsoft.com/office/word/2010/wordml">
               <w:rPr>
@@ -9724,16 +11260,24 @@
           </w:tcPr>
           <w:p>
             <w:pPr>
-              <w:pStyle w:val="Normal"/>
-              <w:jc w:val="left"/>
-              <w:pBdr>
-                <w:bottom w:val="none" w:sz="0" w:space="0" w:color="000000"/>
-                <w:top w:val="none" w:sz="0" w:space="0" w:color="000000"/>
-                <w:left w:val="none" w:sz="0" w:space="0" w:color="000000"/>
-                <w:right w:val="none" w:sz="0" w:space="0" w:color="000000"/>
-              </w:pBdr>
-              <w:spacing w:after="20" w:before="20" w:line="240"/>
-              <w:ind w:left="100" w:right="100" w:firstLine="0" w:firstLineChars="0"/>
+              <w:jc w:val="left"/>
+              <w:pBdr>
+                <w:bottom w:val="none" w:sz="0" w:space="0" w:color="000000"/>
+                <w:top w:val="none" w:sz="0" w:space="0" w:color="000000"/>
+                <w:left w:val="none" w:sz="0" w:space="0" w:color="000000"/>
+                <w:right w:val="none" w:sz="0" w:space="0" w:color="000000"/>
+              </w:pBdr>
+              <w:spacing w:after="20" w:before="20" w:line="240"/>
+              <w:ind w:left="100" w:right="100" w:firstLine="0" w:firstLineChars="0"/>
+              <w:rPr>
+                <w:rFonts w:ascii="Times" w:hAnsi="Helvetica" w:eastAsia="Helvetica" w:cs="Helvetica"/>
+                <w:i w:val="false"/>
+                <w:b w:val="false"/>
+                <w:u w:val="none"/>
+                <w:sz w:val="24"/>
+                <w:szCs w:val="24"/>
+                <w:color w:val="000000"/>
+              </w:rPr>
             </w:pPr>
             <w:r xmlns:w="http://schemas.openxmlformats.org/wordprocessingml/2006/main" xmlns:wp="http://schemas.openxmlformats.org/drawingml/2006/wordprocessingDrawing" xmlns:r="http://schemas.openxmlformats.org/officeDocument/2006/relationships" xmlns:w14="http://schemas.microsoft.com/office/word/2010/wordml">
               <w:rPr>
@@ -9768,7 +11312,6 @@
           </w:tcPr>
           <w:p>
             <w:pPr>
-              <w:pStyle w:val="Normal"/>
               <w:jc w:val="right"/>
               <w:pBdr>
                 <w:bottom w:val="none" w:sz="0" w:space="0" w:color="000000"/>
@@ -9778,6 +11321,15 @@
               </w:pBdr>
               <w:spacing w:after="20" w:before="20" w:line="240"/>
               <w:ind w:left="100" w:right="100" w:firstLine="0" w:firstLineChars="0"/>
+              <w:rPr>
+                <w:rFonts w:ascii="Times" w:hAnsi="Helvetica" w:eastAsia="Helvetica" w:cs="Helvetica"/>
+                <w:i w:val="false"/>
+                <w:b w:val="false"/>
+                <w:u w:val="none"/>
+                <w:sz w:val="24"/>
+                <w:szCs w:val="24"/>
+                <w:color w:val="000000"/>
+              </w:rPr>
             </w:pPr>
             <w:r xmlns:w="http://schemas.openxmlformats.org/wordprocessingml/2006/main" xmlns:wp="http://schemas.openxmlformats.org/drawingml/2006/wordprocessingDrawing" xmlns:r="http://schemas.openxmlformats.org/officeDocument/2006/relationships" xmlns:w14="http://schemas.microsoft.com/office/word/2010/wordml">
               <w:rPr>
@@ -9812,7 +11364,6 @@
           </w:tcPr>
           <w:p>
             <w:pPr>
-              <w:pStyle w:val="Normal"/>
               <w:jc w:val="right"/>
               <w:pBdr>
                 <w:bottom w:val="none" w:sz="0" w:space="0" w:color="000000"/>
@@ -9822,6 +11373,15 @@
               </w:pBdr>
               <w:spacing w:after="20" w:before="20" w:line="240"/>
               <w:ind w:left="100" w:right="100" w:firstLine="0" w:firstLineChars="0"/>
+              <w:rPr>
+                <w:rFonts w:ascii="Times" w:hAnsi="Helvetica" w:eastAsia="Helvetica" w:cs="Helvetica"/>
+                <w:i w:val="false"/>
+                <w:b w:val="false"/>
+                <w:u w:val="none"/>
+                <w:sz w:val="24"/>
+                <w:szCs w:val="24"/>
+                <w:color w:val="000000"/>
+              </w:rPr>
             </w:pPr>
             <w:r xmlns:w="http://schemas.openxmlformats.org/wordprocessingml/2006/main" xmlns:wp="http://schemas.openxmlformats.org/drawingml/2006/wordprocessingDrawing" xmlns:r="http://schemas.openxmlformats.org/officeDocument/2006/relationships" xmlns:w14="http://schemas.microsoft.com/office/word/2010/wordml">
               <w:rPr>
@@ -9856,16 +11416,24 @@
           </w:tcPr>
           <w:p>
             <w:pPr>
-              <w:pStyle w:val="Normal"/>
-              <w:jc w:val="left"/>
-              <w:pBdr>
-                <w:bottom w:val="none" w:sz="0" w:space="0" w:color="000000"/>
-                <w:top w:val="none" w:sz="0" w:space="0" w:color="000000"/>
-                <w:left w:val="none" w:sz="0" w:space="0" w:color="000000"/>
-                <w:right w:val="none" w:sz="0" w:space="0" w:color="000000"/>
-              </w:pBdr>
-              <w:spacing w:after="20" w:before="20" w:line="240"/>
-              <w:ind w:left="100" w:right="100" w:firstLine="0" w:firstLineChars="0"/>
+              <w:jc w:val="left"/>
+              <w:pBdr>
+                <w:bottom w:val="none" w:sz="0" w:space="0" w:color="000000"/>
+                <w:top w:val="none" w:sz="0" w:space="0" w:color="000000"/>
+                <w:left w:val="none" w:sz="0" w:space="0" w:color="000000"/>
+                <w:right w:val="none" w:sz="0" w:space="0" w:color="000000"/>
+              </w:pBdr>
+              <w:spacing w:after="20" w:before="20" w:line="240"/>
+              <w:ind w:left="100" w:right="100" w:firstLine="0" w:firstLineChars="0"/>
+              <w:rPr>
+                <w:rFonts w:ascii="Times" w:hAnsi="Helvetica" w:eastAsia="Helvetica" w:cs="Helvetica"/>
+                <w:i w:val="false"/>
+                <w:b w:val="false"/>
+                <w:u w:val="none"/>
+                <w:sz w:val="24"/>
+                <w:szCs w:val="24"/>
+                <w:color w:val="000000"/>
+              </w:rPr>
             </w:pPr>
             <w:r xmlns:w="http://schemas.openxmlformats.org/wordprocessingml/2006/main" xmlns:wp="http://schemas.openxmlformats.org/drawingml/2006/wordprocessingDrawing" xmlns:r="http://schemas.openxmlformats.org/officeDocument/2006/relationships" xmlns:w14="http://schemas.microsoft.com/office/word/2010/wordml">
               <w:rPr>
@@ -9906,16 +11474,24 @@
           </w:tcPr>
           <w:p>
             <w:pPr>
-              <w:pStyle w:val="Normal"/>
-              <w:jc w:val="left"/>
-              <w:pBdr>
-                <w:bottom w:val="none" w:sz="0" w:space="0" w:color="000000"/>
-                <w:top w:val="none" w:sz="0" w:space="0" w:color="000000"/>
-                <w:left w:val="none" w:sz="0" w:space="0" w:color="000000"/>
-                <w:right w:val="none" w:sz="0" w:space="0" w:color="000000"/>
-              </w:pBdr>
-              <w:spacing w:after="20" w:before="20" w:line="240"/>
-              <w:ind w:left="100" w:right="100" w:firstLine="0" w:firstLineChars="0"/>
+              <w:jc w:val="left"/>
+              <w:pBdr>
+                <w:bottom w:val="none" w:sz="0" w:space="0" w:color="000000"/>
+                <w:top w:val="none" w:sz="0" w:space="0" w:color="000000"/>
+                <w:left w:val="none" w:sz="0" w:space="0" w:color="000000"/>
+                <w:right w:val="none" w:sz="0" w:space="0" w:color="000000"/>
+              </w:pBdr>
+              <w:spacing w:after="20" w:before="20" w:line="240"/>
+              <w:ind w:left="100" w:right="100" w:firstLine="0" w:firstLineChars="0"/>
+              <w:rPr>
+                <w:rFonts w:ascii="Times" w:hAnsi="Helvetica" w:eastAsia="Helvetica" w:cs="Helvetica"/>
+                <w:i w:val="false"/>
+                <w:b w:val="false"/>
+                <w:u w:val="none"/>
+                <w:sz w:val="24"/>
+                <w:szCs w:val="24"/>
+                <w:color w:val="000000"/>
+              </w:rPr>
             </w:pPr>
             <w:r xmlns:w="http://schemas.openxmlformats.org/wordprocessingml/2006/main" xmlns:wp="http://schemas.openxmlformats.org/drawingml/2006/wordprocessingDrawing" xmlns:r="http://schemas.openxmlformats.org/officeDocument/2006/relationships" xmlns:w14="http://schemas.microsoft.com/office/word/2010/wordml">
               <w:rPr>
@@ -9950,16 +11526,24 @@
           </w:tcPr>
           <w:p>
             <w:pPr>
-              <w:pStyle w:val="Normal"/>
-              <w:jc w:val="left"/>
-              <w:pBdr>
-                <w:bottom w:val="none" w:sz="0" w:space="0" w:color="000000"/>
-                <w:top w:val="none" w:sz="0" w:space="0" w:color="000000"/>
-                <w:left w:val="none" w:sz="0" w:space="0" w:color="000000"/>
-                <w:right w:val="none" w:sz="0" w:space="0" w:color="000000"/>
-              </w:pBdr>
-              <w:spacing w:after="20" w:before="20" w:line="240"/>
-              <w:ind w:left="100" w:right="100" w:firstLine="0" w:firstLineChars="0"/>
+              <w:jc w:val="left"/>
+              <w:pBdr>
+                <w:bottom w:val="none" w:sz="0" w:space="0" w:color="000000"/>
+                <w:top w:val="none" w:sz="0" w:space="0" w:color="000000"/>
+                <w:left w:val="none" w:sz="0" w:space="0" w:color="000000"/>
+                <w:right w:val="none" w:sz="0" w:space="0" w:color="000000"/>
+              </w:pBdr>
+              <w:spacing w:after="20" w:before="20" w:line="240"/>
+              <w:ind w:left="100" w:right="100" w:firstLine="0" w:firstLineChars="0"/>
+              <w:rPr>
+                <w:rFonts w:ascii="Times" w:hAnsi="Helvetica" w:eastAsia="Helvetica" w:cs="Helvetica"/>
+                <w:i w:val="false"/>
+                <w:b w:val="false"/>
+                <w:u w:val="none"/>
+                <w:sz w:val="24"/>
+                <w:szCs w:val="24"/>
+                <w:color w:val="000000"/>
+              </w:rPr>
             </w:pPr>
             <w:r xmlns:w="http://schemas.openxmlformats.org/wordprocessingml/2006/main" xmlns:wp="http://schemas.openxmlformats.org/drawingml/2006/wordprocessingDrawing" xmlns:r="http://schemas.openxmlformats.org/officeDocument/2006/relationships" xmlns:w14="http://schemas.microsoft.com/office/word/2010/wordml">
               <w:rPr>
@@ -9994,7 +11578,6 @@
           </w:tcPr>
           <w:p>
             <w:pPr>
-              <w:pStyle w:val="Normal"/>
               <w:jc w:val="right"/>
               <w:pBdr>
                 <w:bottom w:val="none" w:sz="0" w:space="0" w:color="000000"/>
@@ -10004,6 +11587,15 @@
               </w:pBdr>
               <w:spacing w:after="20" w:before="20" w:line="240"/>
               <w:ind w:left="100" w:right="100" w:firstLine="0" w:firstLineChars="0"/>
+              <w:rPr>
+                <w:rFonts w:ascii="Times" w:hAnsi="Helvetica" w:eastAsia="Helvetica" w:cs="Helvetica"/>
+                <w:i w:val="false"/>
+                <w:b w:val="false"/>
+                <w:u w:val="none"/>
+                <w:sz w:val="24"/>
+                <w:szCs w:val="24"/>
+                <w:color w:val="000000"/>
+              </w:rPr>
             </w:pPr>
             <w:r xmlns:w="http://schemas.openxmlformats.org/wordprocessingml/2006/main" xmlns:wp="http://schemas.openxmlformats.org/drawingml/2006/wordprocessingDrawing" xmlns:r="http://schemas.openxmlformats.org/officeDocument/2006/relationships" xmlns:w14="http://schemas.microsoft.com/office/word/2010/wordml">
               <w:rPr>
@@ -10038,7 +11630,6 @@
           </w:tcPr>
           <w:p>
             <w:pPr>
-              <w:pStyle w:val="Normal"/>
               <w:jc w:val="right"/>
               <w:pBdr>
                 <w:bottom w:val="none" w:sz="0" w:space="0" w:color="000000"/>
@@ -10048,6 +11639,15 @@
               </w:pBdr>
               <w:spacing w:after="20" w:before="20" w:line="240"/>
               <w:ind w:left="100" w:right="100" w:firstLine="0" w:firstLineChars="0"/>
+              <w:rPr>
+                <w:rFonts w:ascii="Times" w:hAnsi="Helvetica" w:eastAsia="Helvetica" w:cs="Helvetica"/>
+                <w:i w:val="false"/>
+                <w:b w:val="false"/>
+                <w:u w:val="none"/>
+                <w:sz w:val="24"/>
+                <w:szCs w:val="24"/>
+                <w:color w:val="000000"/>
+              </w:rPr>
             </w:pPr>
             <w:r xmlns:w="http://schemas.openxmlformats.org/wordprocessingml/2006/main" xmlns:wp="http://schemas.openxmlformats.org/drawingml/2006/wordprocessingDrawing" xmlns:r="http://schemas.openxmlformats.org/officeDocument/2006/relationships" xmlns:w14="http://schemas.microsoft.com/office/word/2010/wordml">
               <w:rPr>
@@ -10082,16 +11682,24 @@
           </w:tcPr>
           <w:p>
             <w:pPr>
-              <w:pStyle w:val="Normal"/>
-              <w:jc w:val="left"/>
-              <w:pBdr>
-                <w:bottom w:val="none" w:sz="0" w:space="0" w:color="000000"/>
-                <w:top w:val="none" w:sz="0" w:space="0" w:color="000000"/>
-                <w:left w:val="none" w:sz="0" w:space="0" w:color="000000"/>
-                <w:right w:val="none" w:sz="0" w:space="0" w:color="000000"/>
-              </w:pBdr>
-              <w:spacing w:after="20" w:before="20" w:line="240"/>
-              <w:ind w:left="100" w:right="100" w:firstLine="0" w:firstLineChars="0"/>
+              <w:jc w:val="left"/>
+              <w:pBdr>
+                <w:bottom w:val="none" w:sz="0" w:space="0" w:color="000000"/>
+                <w:top w:val="none" w:sz="0" w:space="0" w:color="000000"/>
+                <w:left w:val="none" w:sz="0" w:space="0" w:color="000000"/>
+                <w:right w:val="none" w:sz="0" w:space="0" w:color="000000"/>
+              </w:pBdr>
+              <w:spacing w:after="20" w:before="20" w:line="240"/>
+              <w:ind w:left="100" w:right="100" w:firstLine="0" w:firstLineChars="0"/>
+              <w:rPr>
+                <w:rFonts w:ascii="Times" w:hAnsi="Helvetica" w:eastAsia="Helvetica" w:cs="Helvetica"/>
+                <w:i w:val="false"/>
+                <w:b w:val="false"/>
+                <w:u w:val="none"/>
+                <w:sz w:val="24"/>
+                <w:szCs w:val="24"/>
+                <w:color w:val="000000"/>
+              </w:rPr>
             </w:pPr>
             <w:r xmlns:w="http://schemas.openxmlformats.org/wordprocessingml/2006/main" xmlns:wp="http://schemas.openxmlformats.org/drawingml/2006/wordprocessingDrawing" xmlns:r="http://schemas.openxmlformats.org/officeDocument/2006/relationships" xmlns:w14="http://schemas.microsoft.com/office/word/2010/wordml">
               <w:rPr>
@@ -10132,16 +11740,24 @@
           </w:tcPr>
           <w:p>
             <w:pPr>
-              <w:pStyle w:val="Normal"/>
-              <w:jc w:val="left"/>
-              <w:pBdr>
-                <w:bottom w:val="none" w:sz="0" w:space="0" w:color="000000"/>
-                <w:top w:val="none" w:sz="0" w:space="0" w:color="000000"/>
-                <w:left w:val="none" w:sz="0" w:space="0" w:color="000000"/>
-                <w:right w:val="none" w:sz="0" w:space="0" w:color="000000"/>
-              </w:pBdr>
-              <w:spacing w:after="20" w:before="20" w:line="240"/>
-              <w:ind w:left="100" w:right="100" w:firstLine="0" w:firstLineChars="0"/>
+              <w:jc w:val="left"/>
+              <w:pBdr>
+                <w:bottom w:val="none" w:sz="0" w:space="0" w:color="000000"/>
+                <w:top w:val="none" w:sz="0" w:space="0" w:color="000000"/>
+                <w:left w:val="none" w:sz="0" w:space="0" w:color="000000"/>
+                <w:right w:val="none" w:sz="0" w:space="0" w:color="000000"/>
+              </w:pBdr>
+              <w:spacing w:after="20" w:before="20" w:line="240"/>
+              <w:ind w:left="100" w:right="100" w:firstLine="0" w:firstLineChars="0"/>
+              <w:rPr>
+                <w:rFonts w:ascii="Times" w:hAnsi="Helvetica" w:eastAsia="Helvetica" w:cs="Helvetica"/>
+                <w:i w:val="false"/>
+                <w:b w:val="false"/>
+                <w:u w:val="none"/>
+                <w:sz w:val="24"/>
+                <w:szCs w:val="24"/>
+                <w:color w:val="000000"/>
+              </w:rPr>
             </w:pPr>
             <w:r xmlns:w="http://schemas.openxmlformats.org/wordprocessingml/2006/main" xmlns:wp="http://schemas.openxmlformats.org/drawingml/2006/wordprocessingDrawing" xmlns:r="http://schemas.openxmlformats.org/officeDocument/2006/relationships" xmlns:w14="http://schemas.microsoft.com/office/word/2010/wordml">
               <w:rPr>
@@ -10176,16 +11792,24 @@
           </w:tcPr>
           <w:p>
             <w:pPr>
-              <w:pStyle w:val="Normal"/>
-              <w:jc w:val="left"/>
-              <w:pBdr>
-                <w:bottom w:val="none" w:sz="0" w:space="0" w:color="000000"/>
-                <w:top w:val="none" w:sz="0" w:space="0" w:color="000000"/>
-                <w:left w:val="none" w:sz="0" w:space="0" w:color="000000"/>
-                <w:right w:val="none" w:sz="0" w:space="0" w:color="000000"/>
-              </w:pBdr>
-              <w:spacing w:after="20" w:before="20" w:line="240"/>
-              <w:ind w:left="100" w:right="100" w:firstLine="0" w:firstLineChars="0"/>
+              <w:jc w:val="left"/>
+              <w:pBdr>
+                <w:bottom w:val="none" w:sz="0" w:space="0" w:color="000000"/>
+                <w:top w:val="none" w:sz="0" w:space="0" w:color="000000"/>
+                <w:left w:val="none" w:sz="0" w:space="0" w:color="000000"/>
+                <w:right w:val="none" w:sz="0" w:space="0" w:color="000000"/>
+              </w:pBdr>
+              <w:spacing w:after="20" w:before="20" w:line="240"/>
+              <w:ind w:left="100" w:right="100" w:firstLine="0" w:firstLineChars="0"/>
+              <w:rPr>
+                <w:rFonts w:ascii="Times" w:hAnsi="Helvetica" w:eastAsia="Helvetica" w:cs="Helvetica"/>
+                <w:i w:val="false"/>
+                <w:b w:val="false"/>
+                <w:u w:val="none"/>
+                <w:sz w:val="24"/>
+                <w:szCs w:val="24"/>
+                <w:color w:val="000000"/>
+              </w:rPr>
             </w:pPr>
             <w:r xmlns:w="http://schemas.openxmlformats.org/wordprocessingml/2006/main" xmlns:wp="http://schemas.openxmlformats.org/drawingml/2006/wordprocessingDrawing" xmlns:r="http://schemas.openxmlformats.org/officeDocument/2006/relationships" xmlns:w14="http://schemas.microsoft.com/office/word/2010/wordml">
               <w:rPr>
@@ -10220,7 +11844,6 @@
           </w:tcPr>
           <w:p>
             <w:pPr>
-              <w:pStyle w:val="Normal"/>
               <w:jc w:val="right"/>
               <w:pBdr>
                 <w:bottom w:val="none" w:sz="0" w:space="0" w:color="000000"/>
@@ -10230,6 +11853,15 @@
               </w:pBdr>
               <w:spacing w:after="20" w:before="20" w:line="240"/>
               <w:ind w:left="100" w:right="100" w:firstLine="0" w:firstLineChars="0"/>
+              <w:rPr>
+                <w:rFonts w:ascii="Times" w:hAnsi="Helvetica" w:eastAsia="Helvetica" w:cs="Helvetica"/>
+                <w:i w:val="false"/>
+                <w:b w:val="false"/>
+                <w:u w:val="none"/>
+                <w:sz w:val="24"/>
+                <w:szCs w:val="24"/>
+                <w:color w:val="000000"/>
+              </w:rPr>
             </w:pPr>
             <w:r xmlns:w="http://schemas.openxmlformats.org/wordprocessingml/2006/main" xmlns:wp="http://schemas.openxmlformats.org/drawingml/2006/wordprocessingDrawing" xmlns:r="http://schemas.openxmlformats.org/officeDocument/2006/relationships" xmlns:w14="http://schemas.microsoft.com/office/word/2010/wordml">
               <w:rPr>
@@ -10264,7 +11896,6 @@
           </w:tcPr>
           <w:p>
             <w:pPr>
-              <w:pStyle w:val="Normal"/>
               <w:jc w:val="right"/>
               <w:pBdr>
                 <w:bottom w:val="none" w:sz="0" w:space="0" w:color="000000"/>
@@ -10274,6 +11905,15 @@
               </w:pBdr>
               <w:spacing w:after="20" w:before="20" w:line="240"/>
               <w:ind w:left="100" w:right="100" w:firstLine="0" w:firstLineChars="0"/>
+              <w:rPr>
+                <w:rFonts w:ascii="Times" w:hAnsi="Helvetica" w:eastAsia="Helvetica" w:cs="Helvetica"/>
+                <w:i w:val="false"/>
+                <w:b w:val="false"/>
+                <w:u w:val="none"/>
+                <w:sz w:val="24"/>
+                <w:szCs w:val="24"/>
+                <w:color w:val="000000"/>
+              </w:rPr>
             </w:pPr>
             <w:r xmlns:w="http://schemas.openxmlformats.org/wordprocessingml/2006/main" xmlns:wp="http://schemas.openxmlformats.org/drawingml/2006/wordprocessingDrawing" xmlns:r="http://schemas.openxmlformats.org/officeDocument/2006/relationships" xmlns:w14="http://schemas.microsoft.com/office/word/2010/wordml">
               <w:rPr>
@@ -10308,16 +11948,24 @@
           </w:tcPr>
           <w:p>
             <w:pPr>
-              <w:pStyle w:val="Normal"/>
-              <w:jc w:val="left"/>
-              <w:pBdr>
-                <w:bottom w:val="none" w:sz="0" w:space="0" w:color="000000"/>
-                <w:top w:val="none" w:sz="0" w:space="0" w:color="000000"/>
-                <w:left w:val="none" w:sz="0" w:space="0" w:color="000000"/>
-                <w:right w:val="none" w:sz="0" w:space="0" w:color="000000"/>
-              </w:pBdr>
-              <w:spacing w:after="20" w:before="20" w:line="240"/>
-              <w:ind w:left="100" w:right="100" w:firstLine="0" w:firstLineChars="0"/>
+              <w:jc w:val="left"/>
+              <w:pBdr>
+                <w:bottom w:val="none" w:sz="0" w:space="0" w:color="000000"/>
+                <w:top w:val="none" w:sz="0" w:space="0" w:color="000000"/>
+                <w:left w:val="none" w:sz="0" w:space="0" w:color="000000"/>
+                <w:right w:val="none" w:sz="0" w:space="0" w:color="000000"/>
+              </w:pBdr>
+              <w:spacing w:after="20" w:before="20" w:line="240"/>
+              <w:ind w:left="100" w:right="100" w:firstLine="0" w:firstLineChars="0"/>
+              <w:rPr>
+                <w:rFonts w:ascii="Times" w:hAnsi="Helvetica" w:eastAsia="Helvetica" w:cs="Helvetica"/>
+                <w:i w:val="false"/>
+                <w:b w:val="false"/>
+                <w:u w:val="none"/>
+                <w:sz w:val="24"/>
+                <w:szCs w:val="24"/>
+                <w:color w:val="000000"/>
+              </w:rPr>
             </w:pPr>
             <w:r xmlns:w="http://schemas.openxmlformats.org/wordprocessingml/2006/main" xmlns:wp="http://schemas.openxmlformats.org/drawingml/2006/wordprocessingDrawing" xmlns:r="http://schemas.openxmlformats.org/officeDocument/2006/relationships" xmlns:w14="http://schemas.microsoft.com/office/word/2010/wordml">
               <w:rPr>
@@ -10358,16 +12006,24 @@
           </w:tcPr>
           <w:p>
             <w:pPr>
-              <w:pStyle w:val="Normal"/>
-              <w:jc w:val="left"/>
-              <w:pBdr>
-                <w:bottom w:val="none" w:sz="0" w:space="0" w:color="000000"/>
-                <w:top w:val="none" w:sz="0" w:space="0" w:color="000000"/>
-                <w:left w:val="none" w:sz="0" w:space="0" w:color="000000"/>
-                <w:right w:val="none" w:sz="0" w:space="0" w:color="000000"/>
-              </w:pBdr>
-              <w:spacing w:after="20" w:before="20" w:line="240"/>
-              <w:ind w:left="100" w:right="100" w:firstLine="0" w:firstLineChars="0"/>
+              <w:jc w:val="left"/>
+              <w:pBdr>
+                <w:bottom w:val="none" w:sz="0" w:space="0" w:color="000000"/>
+                <w:top w:val="none" w:sz="0" w:space="0" w:color="000000"/>
+                <w:left w:val="none" w:sz="0" w:space="0" w:color="000000"/>
+                <w:right w:val="none" w:sz="0" w:space="0" w:color="000000"/>
+              </w:pBdr>
+              <w:spacing w:after="20" w:before="20" w:line="240"/>
+              <w:ind w:left="100" w:right="100" w:firstLine="0" w:firstLineChars="0"/>
+              <w:rPr>
+                <w:rFonts w:ascii="Times" w:hAnsi="Helvetica" w:eastAsia="Helvetica" w:cs="Helvetica"/>
+                <w:i w:val="false"/>
+                <w:b w:val="false"/>
+                <w:u w:val="none"/>
+                <w:sz w:val="24"/>
+                <w:szCs w:val="24"/>
+                <w:color w:val="000000"/>
+              </w:rPr>
             </w:pPr>
             <w:r xmlns:w="http://schemas.openxmlformats.org/wordprocessingml/2006/main" xmlns:wp="http://schemas.openxmlformats.org/drawingml/2006/wordprocessingDrawing" xmlns:r="http://schemas.openxmlformats.org/officeDocument/2006/relationships" xmlns:w14="http://schemas.microsoft.com/office/word/2010/wordml">
               <w:rPr>
@@ -10402,16 +12058,24 @@
           </w:tcPr>
           <w:p>
             <w:pPr>
-              <w:pStyle w:val="Normal"/>
-              <w:jc w:val="left"/>
-              <w:pBdr>
-                <w:bottom w:val="none" w:sz="0" w:space="0" w:color="000000"/>
-                <w:top w:val="none" w:sz="0" w:space="0" w:color="000000"/>
-                <w:left w:val="none" w:sz="0" w:space="0" w:color="000000"/>
-                <w:right w:val="none" w:sz="0" w:space="0" w:color="000000"/>
-              </w:pBdr>
-              <w:spacing w:after="20" w:before="20" w:line="240"/>
-              <w:ind w:left="100" w:right="100" w:firstLine="0" w:firstLineChars="0"/>
+              <w:jc w:val="left"/>
+              <w:pBdr>
+                <w:bottom w:val="none" w:sz="0" w:space="0" w:color="000000"/>
+                <w:top w:val="none" w:sz="0" w:space="0" w:color="000000"/>
+                <w:left w:val="none" w:sz="0" w:space="0" w:color="000000"/>
+                <w:right w:val="none" w:sz="0" w:space="0" w:color="000000"/>
+              </w:pBdr>
+              <w:spacing w:after="20" w:before="20" w:line="240"/>
+              <w:ind w:left="100" w:right="100" w:firstLine="0" w:firstLineChars="0"/>
+              <w:rPr>
+                <w:rFonts w:ascii="Times" w:hAnsi="Helvetica" w:eastAsia="Helvetica" w:cs="Helvetica"/>
+                <w:i w:val="false"/>
+                <w:b w:val="false"/>
+                <w:u w:val="none"/>
+                <w:sz w:val="24"/>
+                <w:szCs w:val="24"/>
+                <w:color w:val="000000"/>
+              </w:rPr>
             </w:pPr>
             <w:r xmlns:w="http://schemas.openxmlformats.org/wordprocessingml/2006/main" xmlns:wp="http://schemas.openxmlformats.org/drawingml/2006/wordprocessingDrawing" xmlns:r="http://schemas.openxmlformats.org/officeDocument/2006/relationships" xmlns:w14="http://schemas.microsoft.com/office/word/2010/wordml">
               <w:rPr>
@@ -10446,7 +12110,6 @@
           </w:tcPr>
           <w:p>
             <w:pPr>
-              <w:pStyle w:val="Normal"/>
               <w:jc w:val="right"/>
               <w:pBdr>
                 <w:bottom w:val="none" w:sz="0" w:space="0" w:color="000000"/>
@@ -10456,6 +12119,15 @@
               </w:pBdr>
               <w:spacing w:after="20" w:before="20" w:line="240"/>
               <w:ind w:left="100" w:right="100" w:firstLine="0" w:firstLineChars="0"/>
+              <w:rPr>
+                <w:rFonts w:ascii="Times" w:hAnsi="Helvetica" w:eastAsia="Helvetica" w:cs="Helvetica"/>
+                <w:i w:val="false"/>
+                <w:b w:val="false"/>
+                <w:u w:val="none"/>
+                <w:sz w:val="24"/>
+                <w:szCs w:val="24"/>
+                <w:color w:val="000000"/>
+              </w:rPr>
             </w:pPr>
             <w:r xmlns:w="http://schemas.openxmlformats.org/wordprocessingml/2006/main" xmlns:wp="http://schemas.openxmlformats.org/drawingml/2006/wordprocessingDrawing" xmlns:r="http://schemas.openxmlformats.org/officeDocument/2006/relationships" xmlns:w14="http://schemas.microsoft.com/office/word/2010/wordml">
               <w:rPr>
@@ -10490,7 +12162,6 @@
           </w:tcPr>
           <w:p>
             <w:pPr>
-              <w:pStyle w:val="Normal"/>
               <w:jc w:val="right"/>
               <w:pBdr>
                 <w:bottom w:val="none" w:sz="0" w:space="0" w:color="000000"/>
@@ -10500,6 +12171,15 @@
               </w:pBdr>
               <w:spacing w:after="20" w:before="20" w:line="240"/>
               <w:ind w:left="100" w:right="100" w:firstLine="0" w:firstLineChars="0"/>
+              <w:rPr>
+                <w:rFonts w:ascii="Times" w:hAnsi="Helvetica" w:eastAsia="Helvetica" w:cs="Helvetica"/>
+                <w:i w:val="false"/>
+                <w:b w:val="false"/>
+                <w:u w:val="none"/>
+                <w:sz w:val="24"/>
+                <w:szCs w:val="24"/>
+                <w:color w:val="000000"/>
+              </w:rPr>
             </w:pPr>
             <w:r xmlns:w="http://schemas.openxmlformats.org/wordprocessingml/2006/main" xmlns:wp="http://schemas.openxmlformats.org/drawingml/2006/wordprocessingDrawing" xmlns:r="http://schemas.openxmlformats.org/officeDocument/2006/relationships" xmlns:w14="http://schemas.microsoft.com/office/word/2010/wordml">
               <w:rPr>
@@ -10534,16 +12214,24 @@
           </w:tcPr>
           <w:p>
             <w:pPr>
-              <w:pStyle w:val="Normal"/>
-              <w:jc w:val="left"/>
-              <w:pBdr>
-                <w:bottom w:val="none" w:sz="0" w:space="0" w:color="000000"/>
-                <w:top w:val="none" w:sz="0" w:space="0" w:color="000000"/>
-                <w:left w:val="none" w:sz="0" w:space="0" w:color="000000"/>
-                <w:right w:val="none" w:sz="0" w:space="0" w:color="000000"/>
-              </w:pBdr>
-              <w:spacing w:after="20" w:before="20" w:line="240"/>
-              <w:ind w:left="100" w:right="100" w:firstLine="0" w:firstLineChars="0"/>
+              <w:jc w:val="left"/>
+              <w:pBdr>
+                <w:bottom w:val="none" w:sz="0" w:space="0" w:color="000000"/>
+                <w:top w:val="none" w:sz="0" w:space="0" w:color="000000"/>
+                <w:left w:val="none" w:sz="0" w:space="0" w:color="000000"/>
+                <w:right w:val="none" w:sz="0" w:space="0" w:color="000000"/>
+              </w:pBdr>
+              <w:spacing w:after="20" w:before="20" w:line="240"/>
+              <w:ind w:left="100" w:right="100" w:firstLine="0" w:firstLineChars="0"/>
+              <w:rPr>
+                <w:rFonts w:ascii="Times" w:hAnsi="Helvetica" w:eastAsia="Helvetica" w:cs="Helvetica"/>
+                <w:i w:val="false"/>
+                <w:b w:val="false"/>
+                <w:u w:val="none"/>
+                <w:sz w:val="24"/>
+                <w:szCs w:val="24"/>
+                <w:color w:val="000000"/>
+              </w:rPr>
             </w:pPr>
             <w:r xmlns:w="http://schemas.openxmlformats.org/wordprocessingml/2006/main" xmlns:wp="http://schemas.openxmlformats.org/drawingml/2006/wordprocessingDrawing" xmlns:r="http://schemas.openxmlformats.org/officeDocument/2006/relationships" xmlns:w14="http://schemas.microsoft.com/office/word/2010/wordml">
               <w:rPr>
@@ -10584,16 +12272,24 @@
           </w:tcPr>
           <w:p>
             <w:pPr>
-              <w:pStyle w:val="Normal"/>
-              <w:jc w:val="left"/>
-              <w:pBdr>
-                <w:bottom w:val="none" w:sz="0" w:space="0" w:color="000000"/>
-                <w:top w:val="none" w:sz="0" w:space="0" w:color="000000"/>
-                <w:left w:val="none" w:sz="0" w:space="0" w:color="000000"/>
-                <w:right w:val="none" w:sz="0" w:space="0" w:color="000000"/>
-              </w:pBdr>
-              <w:spacing w:after="20" w:before="20" w:line="240"/>
-              <w:ind w:left="100" w:right="100" w:firstLine="0" w:firstLineChars="0"/>
+              <w:jc w:val="left"/>
+              <w:pBdr>
+                <w:bottom w:val="none" w:sz="0" w:space="0" w:color="000000"/>
+                <w:top w:val="none" w:sz="0" w:space="0" w:color="000000"/>
+                <w:left w:val="none" w:sz="0" w:space="0" w:color="000000"/>
+                <w:right w:val="none" w:sz="0" w:space="0" w:color="000000"/>
+              </w:pBdr>
+              <w:spacing w:after="20" w:before="20" w:line="240"/>
+              <w:ind w:left="100" w:right="100" w:firstLine="0" w:firstLineChars="0"/>
+              <w:rPr>
+                <w:rFonts w:ascii="Times" w:hAnsi="Helvetica" w:eastAsia="Helvetica" w:cs="Helvetica"/>
+                <w:i w:val="false"/>
+                <w:b w:val="false"/>
+                <w:u w:val="none"/>
+                <w:sz w:val="24"/>
+                <w:szCs w:val="24"/>
+                <w:color w:val="000000"/>
+              </w:rPr>
             </w:pPr>
             <w:r xmlns:w="http://schemas.openxmlformats.org/wordprocessingml/2006/main" xmlns:wp="http://schemas.openxmlformats.org/drawingml/2006/wordprocessingDrawing" xmlns:r="http://schemas.openxmlformats.org/officeDocument/2006/relationships" xmlns:w14="http://schemas.microsoft.com/office/word/2010/wordml">
               <w:rPr>
@@ -10628,16 +12324,24 @@
           </w:tcPr>
           <w:p>
             <w:pPr>
-              <w:pStyle w:val="Normal"/>
-              <w:jc w:val="left"/>
-              <w:pBdr>
-                <w:bottom w:val="none" w:sz="0" w:space="0" w:color="000000"/>
-                <w:top w:val="none" w:sz="0" w:space="0" w:color="000000"/>
-                <w:left w:val="none" w:sz="0" w:space="0" w:color="000000"/>
-                <w:right w:val="none" w:sz="0" w:space="0" w:color="000000"/>
-              </w:pBdr>
-              <w:spacing w:after="20" w:before="20" w:line="240"/>
-              <w:ind w:left="100" w:right="100" w:firstLine="0" w:firstLineChars="0"/>
+              <w:jc w:val="left"/>
+              <w:pBdr>
+                <w:bottom w:val="none" w:sz="0" w:space="0" w:color="000000"/>
+                <w:top w:val="none" w:sz="0" w:space="0" w:color="000000"/>
+                <w:left w:val="none" w:sz="0" w:space="0" w:color="000000"/>
+                <w:right w:val="none" w:sz="0" w:space="0" w:color="000000"/>
+              </w:pBdr>
+              <w:spacing w:after="20" w:before="20" w:line="240"/>
+              <w:ind w:left="100" w:right="100" w:firstLine="0" w:firstLineChars="0"/>
+              <w:rPr>
+                <w:rFonts w:ascii="Times" w:hAnsi="Helvetica" w:eastAsia="Helvetica" w:cs="Helvetica"/>
+                <w:i w:val="false"/>
+                <w:b w:val="false"/>
+                <w:u w:val="none"/>
+                <w:sz w:val="24"/>
+                <w:szCs w:val="24"/>
+                <w:color w:val="000000"/>
+              </w:rPr>
             </w:pPr>
             <w:r xmlns:w="http://schemas.openxmlformats.org/wordprocessingml/2006/main" xmlns:wp="http://schemas.openxmlformats.org/drawingml/2006/wordprocessingDrawing" xmlns:r="http://schemas.openxmlformats.org/officeDocument/2006/relationships" xmlns:w14="http://schemas.microsoft.com/office/word/2010/wordml">
               <w:rPr>
@@ -10672,7 +12376,6 @@
           </w:tcPr>
           <w:p>
             <w:pPr>
-              <w:pStyle w:val="Normal"/>
               <w:jc w:val="right"/>
               <w:pBdr>
                 <w:bottom w:val="none" w:sz="0" w:space="0" w:color="000000"/>
@@ -10682,6 +12385,15 @@
               </w:pBdr>
               <w:spacing w:after="20" w:before="20" w:line="240"/>
               <w:ind w:left="100" w:right="100" w:firstLine="0" w:firstLineChars="0"/>
+              <w:rPr>
+                <w:rFonts w:ascii="Times" w:hAnsi="Helvetica" w:eastAsia="Helvetica" w:cs="Helvetica"/>
+                <w:i w:val="false"/>
+                <w:b w:val="false"/>
+                <w:u w:val="none"/>
+                <w:sz w:val="24"/>
+                <w:szCs w:val="24"/>
+                <w:color w:val="000000"/>
+              </w:rPr>
             </w:pPr>
             <w:r xmlns:w="http://schemas.openxmlformats.org/wordprocessingml/2006/main" xmlns:wp="http://schemas.openxmlformats.org/drawingml/2006/wordprocessingDrawing" xmlns:r="http://schemas.openxmlformats.org/officeDocument/2006/relationships" xmlns:w14="http://schemas.microsoft.com/office/word/2010/wordml">
               <w:rPr>
@@ -10716,7 +12428,6 @@
           </w:tcPr>
           <w:p>
             <w:pPr>
-              <w:pStyle w:val="Normal"/>
               <w:jc w:val="right"/>
               <w:pBdr>
                 <w:bottom w:val="none" w:sz="0" w:space="0" w:color="000000"/>
@@ -10726,6 +12437,15 @@
               </w:pBdr>
               <w:spacing w:after="20" w:before="20" w:line="240"/>
               <w:ind w:left="100" w:right="100" w:firstLine="0" w:firstLineChars="0"/>
+              <w:rPr>
+                <w:rFonts w:ascii="Times" w:hAnsi="Helvetica" w:eastAsia="Helvetica" w:cs="Helvetica"/>
+                <w:i w:val="false"/>
+                <w:b w:val="false"/>
+                <w:u w:val="none"/>
+                <w:sz w:val="24"/>
+                <w:szCs w:val="24"/>
+                <w:color w:val="000000"/>
+              </w:rPr>
             </w:pPr>
             <w:r xmlns:w="http://schemas.openxmlformats.org/wordprocessingml/2006/main" xmlns:wp="http://schemas.openxmlformats.org/drawingml/2006/wordprocessingDrawing" xmlns:r="http://schemas.openxmlformats.org/officeDocument/2006/relationships" xmlns:w14="http://schemas.microsoft.com/office/word/2010/wordml">
               <w:rPr>
@@ -10760,16 +12480,24 @@
           </w:tcPr>
           <w:p>
             <w:pPr>
-              <w:pStyle w:val="Normal"/>
-              <w:jc w:val="left"/>
-              <w:pBdr>
-                <w:bottom w:val="none" w:sz="0" w:space="0" w:color="000000"/>
-                <w:top w:val="none" w:sz="0" w:space="0" w:color="000000"/>
-                <w:left w:val="none" w:sz="0" w:space="0" w:color="000000"/>
-                <w:right w:val="none" w:sz="0" w:space="0" w:color="000000"/>
-              </w:pBdr>
-              <w:spacing w:after="20" w:before="20" w:line="240"/>
-              <w:ind w:left="100" w:right="100" w:firstLine="0" w:firstLineChars="0"/>
+              <w:jc w:val="left"/>
+              <w:pBdr>
+                <w:bottom w:val="none" w:sz="0" w:space="0" w:color="000000"/>
+                <w:top w:val="none" w:sz="0" w:space="0" w:color="000000"/>
+                <w:left w:val="none" w:sz="0" w:space="0" w:color="000000"/>
+                <w:right w:val="none" w:sz="0" w:space="0" w:color="000000"/>
+              </w:pBdr>
+              <w:spacing w:after="20" w:before="20" w:line="240"/>
+              <w:ind w:left="100" w:right="100" w:firstLine="0" w:firstLineChars="0"/>
+              <w:rPr>
+                <w:rFonts w:ascii="Times" w:hAnsi="Helvetica" w:eastAsia="Helvetica" w:cs="Helvetica"/>
+                <w:i w:val="false"/>
+                <w:b w:val="false"/>
+                <w:u w:val="none"/>
+                <w:sz w:val="24"/>
+                <w:szCs w:val="24"/>
+                <w:color w:val="000000"/>
+              </w:rPr>
             </w:pPr>
             <w:r xmlns:w="http://schemas.openxmlformats.org/wordprocessingml/2006/main" xmlns:wp="http://schemas.openxmlformats.org/drawingml/2006/wordprocessingDrawing" xmlns:r="http://schemas.openxmlformats.org/officeDocument/2006/relationships" xmlns:w14="http://schemas.microsoft.com/office/word/2010/wordml">
               <w:rPr>
@@ -10810,16 +12538,24 @@
           </w:tcPr>
           <w:p>
             <w:pPr>
-              <w:pStyle w:val="Normal"/>
-              <w:jc w:val="left"/>
-              <w:pBdr>
-                <w:bottom w:val="none" w:sz="0" w:space="0" w:color="000000"/>
-                <w:top w:val="none" w:sz="0" w:space="0" w:color="000000"/>
-                <w:left w:val="none" w:sz="0" w:space="0" w:color="000000"/>
-                <w:right w:val="none" w:sz="0" w:space="0" w:color="000000"/>
-              </w:pBdr>
-              <w:spacing w:after="20" w:before="20" w:line="240"/>
-              <w:ind w:left="100" w:right="100" w:firstLine="0" w:firstLineChars="0"/>
+              <w:jc w:val="left"/>
+              <w:pBdr>
+                <w:bottom w:val="none" w:sz="0" w:space="0" w:color="000000"/>
+                <w:top w:val="none" w:sz="0" w:space="0" w:color="000000"/>
+                <w:left w:val="none" w:sz="0" w:space="0" w:color="000000"/>
+                <w:right w:val="none" w:sz="0" w:space="0" w:color="000000"/>
+              </w:pBdr>
+              <w:spacing w:after="20" w:before="20" w:line="240"/>
+              <w:ind w:left="100" w:right="100" w:firstLine="0" w:firstLineChars="0"/>
+              <w:rPr>
+                <w:rFonts w:ascii="Times" w:hAnsi="Helvetica" w:eastAsia="Helvetica" w:cs="Helvetica"/>
+                <w:i w:val="false"/>
+                <w:b w:val="false"/>
+                <w:u w:val="none"/>
+                <w:sz w:val="24"/>
+                <w:szCs w:val="24"/>
+                <w:color w:val="000000"/>
+              </w:rPr>
             </w:pPr>
             <w:r xmlns:w="http://schemas.openxmlformats.org/wordprocessingml/2006/main" xmlns:wp="http://schemas.openxmlformats.org/drawingml/2006/wordprocessingDrawing" xmlns:r="http://schemas.openxmlformats.org/officeDocument/2006/relationships" xmlns:w14="http://schemas.microsoft.com/office/word/2010/wordml">
               <w:rPr>
@@ -10854,16 +12590,24 @@
           </w:tcPr>
           <w:p>
             <w:pPr>
-              <w:pStyle w:val="Normal"/>
-              <w:jc w:val="left"/>
-              <w:pBdr>
-                <w:bottom w:val="none" w:sz="0" w:space="0" w:color="000000"/>
-                <w:top w:val="none" w:sz="0" w:space="0" w:color="000000"/>
-                <w:left w:val="none" w:sz="0" w:space="0" w:color="000000"/>
-                <w:right w:val="none" w:sz="0" w:space="0" w:color="000000"/>
-              </w:pBdr>
-              <w:spacing w:after="20" w:before="20" w:line="240"/>
-              <w:ind w:left="100" w:right="100" w:firstLine="0" w:firstLineChars="0"/>
+              <w:jc w:val="left"/>
+              <w:pBdr>
+                <w:bottom w:val="none" w:sz="0" w:space="0" w:color="000000"/>
+                <w:top w:val="none" w:sz="0" w:space="0" w:color="000000"/>
+                <w:left w:val="none" w:sz="0" w:space="0" w:color="000000"/>
+                <w:right w:val="none" w:sz="0" w:space="0" w:color="000000"/>
+              </w:pBdr>
+              <w:spacing w:after="20" w:before="20" w:line="240"/>
+              <w:ind w:left="100" w:right="100" w:firstLine="0" w:firstLineChars="0"/>
+              <w:rPr>
+                <w:rFonts w:ascii="Times" w:hAnsi="Helvetica" w:eastAsia="Helvetica" w:cs="Helvetica"/>
+                <w:i w:val="false"/>
+                <w:b w:val="false"/>
+                <w:u w:val="none"/>
+                <w:sz w:val="24"/>
+                <w:szCs w:val="24"/>
+                <w:color w:val="000000"/>
+              </w:rPr>
             </w:pPr>
             <w:r xmlns:w="http://schemas.openxmlformats.org/wordprocessingml/2006/main" xmlns:wp="http://schemas.openxmlformats.org/drawingml/2006/wordprocessingDrawing" xmlns:r="http://schemas.openxmlformats.org/officeDocument/2006/relationships" xmlns:w14="http://schemas.microsoft.com/office/word/2010/wordml">
               <w:rPr>
@@ -10898,7 +12642,6 @@
           </w:tcPr>
           <w:p>
             <w:pPr>
-              <w:pStyle w:val="Normal"/>
               <w:jc w:val="right"/>
               <w:pBdr>
                 <w:bottom w:val="none" w:sz="0" w:space="0" w:color="000000"/>
@@ -10908,6 +12651,15 @@
               </w:pBdr>
               <w:spacing w:after="20" w:before="20" w:line="240"/>
               <w:ind w:left="100" w:right="100" w:firstLine="0" w:firstLineChars="0"/>
+              <w:rPr>
+                <w:rFonts w:ascii="Times" w:hAnsi="Helvetica" w:eastAsia="Helvetica" w:cs="Helvetica"/>
+                <w:i w:val="false"/>
+                <w:b w:val="false"/>
+                <w:u w:val="none"/>
+                <w:sz w:val="24"/>
+                <w:szCs w:val="24"/>
+                <w:color w:val="000000"/>
+              </w:rPr>
             </w:pPr>
             <w:r xmlns:w="http://schemas.openxmlformats.org/wordprocessingml/2006/main" xmlns:wp="http://schemas.openxmlformats.org/drawingml/2006/wordprocessingDrawing" xmlns:r="http://schemas.openxmlformats.org/officeDocument/2006/relationships" xmlns:w14="http://schemas.microsoft.com/office/word/2010/wordml">
               <w:rPr>
@@ -10942,7 +12694,6 @@
           </w:tcPr>
           <w:p>
             <w:pPr>
-              <w:pStyle w:val="Normal"/>
               <w:jc w:val="right"/>
               <w:pBdr>
                 <w:bottom w:val="none" w:sz="0" w:space="0" w:color="000000"/>
@@ -10952,6 +12703,15 @@
               </w:pBdr>
               <w:spacing w:after="20" w:before="20" w:line="240"/>
               <w:ind w:left="100" w:right="100" w:firstLine="0" w:firstLineChars="0"/>
+              <w:rPr>
+                <w:rFonts w:ascii="Times" w:hAnsi="Helvetica" w:eastAsia="Helvetica" w:cs="Helvetica"/>
+                <w:i w:val="false"/>
+                <w:b w:val="false"/>
+                <w:u w:val="none"/>
+                <w:sz w:val="24"/>
+                <w:szCs w:val="24"/>
+                <w:color w:val="000000"/>
+              </w:rPr>
             </w:pPr>
             <w:r xmlns:w="http://schemas.openxmlformats.org/wordprocessingml/2006/main" xmlns:wp="http://schemas.openxmlformats.org/drawingml/2006/wordprocessingDrawing" xmlns:r="http://schemas.openxmlformats.org/officeDocument/2006/relationships" xmlns:w14="http://schemas.microsoft.com/office/word/2010/wordml">
               <w:rPr>
@@ -10986,16 +12746,24 @@
           </w:tcPr>
           <w:p>
             <w:pPr>
-              <w:pStyle w:val="Normal"/>
-              <w:jc w:val="left"/>
-              <w:pBdr>
-                <w:bottom w:val="none" w:sz="0" w:space="0" w:color="000000"/>
-                <w:top w:val="none" w:sz="0" w:space="0" w:color="000000"/>
-                <w:left w:val="none" w:sz="0" w:space="0" w:color="000000"/>
-                <w:right w:val="none" w:sz="0" w:space="0" w:color="000000"/>
-              </w:pBdr>
-              <w:spacing w:after="20" w:before="20" w:line="240"/>
-              <w:ind w:left="100" w:right="100" w:firstLine="0" w:firstLineChars="0"/>
+              <w:jc w:val="left"/>
+              <w:pBdr>
+                <w:bottom w:val="none" w:sz="0" w:space="0" w:color="000000"/>
+                <w:top w:val="none" w:sz="0" w:space="0" w:color="000000"/>
+                <w:left w:val="none" w:sz="0" w:space="0" w:color="000000"/>
+                <w:right w:val="none" w:sz="0" w:space="0" w:color="000000"/>
+              </w:pBdr>
+              <w:spacing w:after="20" w:before="20" w:line="240"/>
+              <w:ind w:left="100" w:right="100" w:firstLine="0" w:firstLineChars="0"/>
+              <w:rPr>
+                <w:rFonts w:ascii="Times" w:hAnsi="Helvetica" w:eastAsia="Helvetica" w:cs="Helvetica"/>
+                <w:i w:val="false"/>
+                <w:b w:val="false"/>
+                <w:u w:val="none"/>
+                <w:sz w:val="24"/>
+                <w:szCs w:val="24"/>
+                <w:color w:val="000000"/>
+              </w:rPr>
             </w:pPr>
             <w:r xmlns:w="http://schemas.openxmlformats.org/wordprocessingml/2006/main" xmlns:wp="http://schemas.openxmlformats.org/drawingml/2006/wordprocessingDrawing" xmlns:r="http://schemas.openxmlformats.org/officeDocument/2006/relationships" xmlns:w14="http://schemas.microsoft.com/office/word/2010/wordml">
               <w:rPr>
@@ -11036,16 +12804,24 @@
           </w:tcPr>
           <w:p>
             <w:pPr>
-              <w:pStyle w:val="Normal"/>
-              <w:jc w:val="left"/>
-              <w:pBdr>
-                <w:bottom w:val="none" w:sz="0" w:space="0" w:color="000000"/>
-                <w:top w:val="none" w:sz="0" w:space="0" w:color="000000"/>
-                <w:left w:val="none" w:sz="0" w:space="0" w:color="000000"/>
-                <w:right w:val="none" w:sz="0" w:space="0" w:color="000000"/>
-              </w:pBdr>
-              <w:spacing w:after="20" w:before="20" w:line="240"/>
-              <w:ind w:left="100" w:right="100" w:firstLine="0" w:firstLineChars="0"/>
+              <w:jc w:val="left"/>
+              <w:pBdr>
+                <w:bottom w:val="none" w:sz="0" w:space="0" w:color="000000"/>
+                <w:top w:val="none" w:sz="0" w:space="0" w:color="000000"/>
+                <w:left w:val="none" w:sz="0" w:space="0" w:color="000000"/>
+                <w:right w:val="none" w:sz="0" w:space="0" w:color="000000"/>
+              </w:pBdr>
+              <w:spacing w:after="20" w:before="20" w:line="240"/>
+              <w:ind w:left="100" w:right="100" w:firstLine="0" w:firstLineChars="0"/>
+              <w:rPr>
+                <w:rFonts w:ascii="Times" w:hAnsi="Helvetica" w:eastAsia="Helvetica" w:cs="Helvetica"/>
+                <w:i w:val="false"/>
+                <w:b w:val="false"/>
+                <w:u w:val="none"/>
+                <w:sz w:val="24"/>
+                <w:szCs w:val="24"/>
+                <w:color w:val="000000"/>
+              </w:rPr>
             </w:pPr>
             <w:r xmlns:w="http://schemas.openxmlformats.org/wordprocessingml/2006/main" xmlns:wp="http://schemas.openxmlformats.org/drawingml/2006/wordprocessingDrawing" xmlns:r="http://schemas.openxmlformats.org/officeDocument/2006/relationships" xmlns:w14="http://schemas.microsoft.com/office/word/2010/wordml">
               <w:rPr>
@@ -11080,16 +12856,24 @@
           </w:tcPr>
           <w:p>
             <w:pPr>
-              <w:pStyle w:val="Normal"/>
-              <w:jc w:val="left"/>
-              <w:pBdr>
-                <w:bottom w:val="none" w:sz="0" w:space="0" w:color="000000"/>
-                <w:top w:val="none" w:sz="0" w:space="0" w:color="000000"/>
-                <w:left w:val="none" w:sz="0" w:space="0" w:color="000000"/>
-                <w:right w:val="none" w:sz="0" w:space="0" w:color="000000"/>
-              </w:pBdr>
-              <w:spacing w:after="20" w:before="20" w:line="240"/>
-              <w:ind w:left="100" w:right="100" w:firstLine="0" w:firstLineChars="0"/>
+              <w:jc w:val="left"/>
+              <w:pBdr>
+                <w:bottom w:val="none" w:sz="0" w:space="0" w:color="000000"/>
+                <w:top w:val="none" w:sz="0" w:space="0" w:color="000000"/>
+                <w:left w:val="none" w:sz="0" w:space="0" w:color="000000"/>
+                <w:right w:val="none" w:sz="0" w:space="0" w:color="000000"/>
+              </w:pBdr>
+              <w:spacing w:after="20" w:before="20" w:line="240"/>
+              <w:ind w:left="100" w:right="100" w:firstLine="0" w:firstLineChars="0"/>
+              <w:rPr>
+                <w:rFonts w:ascii="Times" w:hAnsi="Helvetica" w:eastAsia="Helvetica" w:cs="Helvetica"/>
+                <w:i w:val="false"/>
+                <w:b w:val="false"/>
+                <w:u w:val="none"/>
+                <w:sz w:val="24"/>
+                <w:szCs w:val="24"/>
+                <w:color w:val="000000"/>
+              </w:rPr>
             </w:pPr>
             <w:r xmlns:w="http://schemas.openxmlformats.org/wordprocessingml/2006/main" xmlns:wp="http://schemas.openxmlformats.org/drawingml/2006/wordprocessingDrawing" xmlns:r="http://schemas.openxmlformats.org/officeDocument/2006/relationships" xmlns:w14="http://schemas.microsoft.com/office/word/2010/wordml">
               <w:rPr>
@@ -11124,7 +12908,6 @@
           </w:tcPr>
           <w:p>
             <w:pPr>
-              <w:pStyle w:val="Normal"/>
               <w:jc w:val="right"/>
               <w:pBdr>
                 <w:bottom w:val="none" w:sz="0" w:space="0" w:color="000000"/>
@@ -11134,6 +12917,15 @@
               </w:pBdr>
               <w:spacing w:after="20" w:before="20" w:line="240"/>
               <w:ind w:left="100" w:right="100" w:firstLine="0" w:firstLineChars="0"/>
+              <w:rPr>
+                <w:rFonts w:ascii="Times" w:hAnsi="Helvetica" w:eastAsia="Helvetica" w:cs="Helvetica"/>
+                <w:i w:val="false"/>
+                <w:b w:val="false"/>
+                <w:u w:val="none"/>
+                <w:sz w:val="24"/>
+                <w:szCs w:val="24"/>
+                <w:color w:val="000000"/>
+              </w:rPr>
             </w:pPr>
             <w:r xmlns:w="http://schemas.openxmlformats.org/wordprocessingml/2006/main" xmlns:wp="http://schemas.openxmlformats.org/drawingml/2006/wordprocessingDrawing" xmlns:r="http://schemas.openxmlformats.org/officeDocument/2006/relationships" xmlns:w14="http://schemas.microsoft.com/office/word/2010/wordml">
               <w:rPr>
@@ -11168,7 +12960,6 @@
           </w:tcPr>
           <w:p>
             <w:pPr>
-              <w:pStyle w:val="Normal"/>
               <w:jc w:val="right"/>
               <w:pBdr>
                 <w:bottom w:val="none" w:sz="0" w:space="0" w:color="000000"/>
@@ -11178,6 +12969,15 @@
               </w:pBdr>
               <w:spacing w:after="20" w:before="20" w:line="240"/>
               <w:ind w:left="100" w:right="100" w:firstLine="0" w:firstLineChars="0"/>
+              <w:rPr>
+                <w:rFonts w:ascii="Times" w:hAnsi="Helvetica" w:eastAsia="Helvetica" w:cs="Helvetica"/>
+                <w:i w:val="false"/>
+                <w:b w:val="false"/>
+                <w:u w:val="none"/>
+                <w:sz w:val="24"/>
+                <w:szCs w:val="24"/>
+                <w:color w:val="000000"/>
+              </w:rPr>
             </w:pPr>
             <w:r xmlns:w="http://schemas.openxmlformats.org/wordprocessingml/2006/main" xmlns:wp="http://schemas.openxmlformats.org/drawingml/2006/wordprocessingDrawing" xmlns:r="http://schemas.openxmlformats.org/officeDocument/2006/relationships" xmlns:w14="http://schemas.microsoft.com/office/word/2010/wordml">
               <w:rPr>
@@ -11212,16 +13012,24 @@
           </w:tcPr>
           <w:p>
             <w:pPr>
-              <w:pStyle w:val="Normal"/>
-              <w:jc w:val="left"/>
-              <w:pBdr>
-                <w:bottom w:val="none" w:sz="0" w:space="0" w:color="000000"/>
-                <w:top w:val="none" w:sz="0" w:space="0" w:color="000000"/>
-                <w:left w:val="none" w:sz="0" w:space="0" w:color="000000"/>
-                <w:right w:val="none" w:sz="0" w:space="0" w:color="000000"/>
-              </w:pBdr>
-              <w:spacing w:after="20" w:before="20" w:line="240"/>
-              <w:ind w:left="100" w:right="100" w:firstLine="0" w:firstLineChars="0"/>
+              <w:jc w:val="left"/>
+              <w:pBdr>
+                <w:bottom w:val="none" w:sz="0" w:space="0" w:color="000000"/>
+                <w:top w:val="none" w:sz="0" w:space="0" w:color="000000"/>
+                <w:left w:val="none" w:sz="0" w:space="0" w:color="000000"/>
+                <w:right w:val="none" w:sz="0" w:space="0" w:color="000000"/>
+              </w:pBdr>
+              <w:spacing w:after="20" w:before="20" w:line="240"/>
+              <w:ind w:left="100" w:right="100" w:firstLine="0" w:firstLineChars="0"/>
+              <w:rPr>
+                <w:rFonts w:ascii="Times" w:hAnsi="Helvetica" w:eastAsia="Helvetica" w:cs="Helvetica"/>
+                <w:i w:val="false"/>
+                <w:b w:val="false"/>
+                <w:u w:val="none"/>
+                <w:sz w:val="24"/>
+                <w:szCs w:val="24"/>
+                <w:color w:val="000000"/>
+              </w:rPr>
             </w:pPr>
             <w:r xmlns:w="http://schemas.openxmlformats.org/wordprocessingml/2006/main" xmlns:wp="http://schemas.openxmlformats.org/drawingml/2006/wordprocessingDrawing" xmlns:r="http://schemas.openxmlformats.org/officeDocument/2006/relationships" xmlns:w14="http://schemas.microsoft.com/office/word/2010/wordml">
               <w:rPr>
@@ -11262,16 +13070,24 @@
           </w:tcPr>
           <w:p>
             <w:pPr>
-              <w:pStyle w:val="Normal"/>
-              <w:jc w:val="left"/>
-              <w:pBdr>
-                <w:bottom w:val="none" w:sz="0" w:space="0" w:color="000000"/>
-                <w:top w:val="none" w:sz="0" w:space="0" w:color="000000"/>
-                <w:left w:val="none" w:sz="0" w:space="0" w:color="000000"/>
-                <w:right w:val="none" w:sz="0" w:space="0" w:color="000000"/>
-              </w:pBdr>
-              <w:spacing w:after="20" w:before="20" w:line="240"/>
-              <w:ind w:left="100" w:right="100" w:firstLine="0" w:firstLineChars="0"/>
+              <w:jc w:val="left"/>
+              <w:pBdr>
+                <w:bottom w:val="none" w:sz="0" w:space="0" w:color="000000"/>
+                <w:top w:val="none" w:sz="0" w:space="0" w:color="000000"/>
+                <w:left w:val="none" w:sz="0" w:space="0" w:color="000000"/>
+                <w:right w:val="none" w:sz="0" w:space="0" w:color="000000"/>
+              </w:pBdr>
+              <w:spacing w:after="20" w:before="20" w:line="240"/>
+              <w:ind w:left="100" w:right="100" w:firstLine="0" w:firstLineChars="0"/>
+              <w:rPr>
+                <w:rFonts w:ascii="Times" w:hAnsi="Helvetica" w:eastAsia="Helvetica" w:cs="Helvetica"/>
+                <w:i w:val="false"/>
+                <w:b w:val="false"/>
+                <w:u w:val="none"/>
+                <w:sz w:val="24"/>
+                <w:szCs w:val="24"/>
+                <w:color w:val="000000"/>
+              </w:rPr>
             </w:pPr>
             <w:r xmlns:w="http://schemas.openxmlformats.org/wordprocessingml/2006/main" xmlns:wp="http://schemas.openxmlformats.org/drawingml/2006/wordprocessingDrawing" xmlns:r="http://schemas.openxmlformats.org/officeDocument/2006/relationships" xmlns:w14="http://schemas.microsoft.com/office/word/2010/wordml">
               <w:rPr>
@@ -11306,16 +13122,24 @@
           </w:tcPr>
           <w:p>
             <w:pPr>
-              <w:pStyle w:val="Normal"/>
-              <w:jc w:val="left"/>
-              <w:pBdr>
-                <w:bottom w:val="none" w:sz="0" w:space="0" w:color="000000"/>
-                <w:top w:val="none" w:sz="0" w:space="0" w:color="000000"/>
-                <w:left w:val="none" w:sz="0" w:space="0" w:color="000000"/>
-                <w:right w:val="none" w:sz="0" w:space="0" w:color="000000"/>
-              </w:pBdr>
-              <w:spacing w:after="20" w:before="20" w:line="240"/>
-              <w:ind w:left="100" w:right="100" w:firstLine="0" w:firstLineChars="0"/>
+              <w:jc w:val="left"/>
+              <w:pBdr>
+                <w:bottom w:val="none" w:sz="0" w:space="0" w:color="000000"/>
+                <w:top w:val="none" w:sz="0" w:space="0" w:color="000000"/>
+                <w:left w:val="none" w:sz="0" w:space="0" w:color="000000"/>
+                <w:right w:val="none" w:sz="0" w:space="0" w:color="000000"/>
+              </w:pBdr>
+              <w:spacing w:after="20" w:before="20" w:line="240"/>
+              <w:ind w:left="100" w:right="100" w:firstLine="0" w:firstLineChars="0"/>
+              <w:rPr>
+                <w:rFonts w:ascii="Times" w:hAnsi="Helvetica" w:eastAsia="Helvetica" w:cs="Helvetica"/>
+                <w:i w:val="false"/>
+                <w:b w:val="false"/>
+                <w:u w:val="none"/>
+                <w:sz w:val="24"/>
+                <w:szCs w:val="24"/>
+                <w:color w:val="000000"/>
+              </w:rPr>
             </w:pPr>
             <w:r xmlns:w="http://schemas.openxmlformats.org/wordprocessingml/2006/main" xmlns:wp="http://schemas.openxmlformats.org/drawingml/2006/wordprocessingDrawing" xmlns:r="http://schemas.openxmlformats.org/officeDocument/2006/relationships" xmlns:w14="http://schemas.microsoft.com/office/word/2010/wordml">
               <w:rPr>
@@ -11350,7 +13174,6 @@
           </w:tcPr>
           <w:p>
             <w:pPr>
-              <w:pStyle w:val="Normal"/>
               <w:jc w:val="right"/>
               <w:pBdr>
                 <w:bottom w:val="none" w:sz="0" w:space="0" w:color="000000"/>
@@ -11360,6 +13183,15 @@
               </w:pBdr>
               <w:spacing w:after="20" w:before="20" w:line="240"/>
               <w:ind w:left="100" w:right="100" w:firstLine="0" w:firstLineChars="0"/>
+              <w:rPr>
+                <w:rFonts w:ascii="Times" w:hAnsi="Helvetica" w:eastAsia="Helvetica" w:cs="Helvetica"/>
+                <w:i w:val="false"/>
+                <w:b w:val="false"/>
+                <w:u w:val="none"/>
+                <w:sz w:val="24"/>
+                <w:szCs w:val="24"/>
+                <w:color w:val="000000"/>
+              </w:rPr>
             </w:pPr>
             <w:r xmlns:w="http://schemas.openxmlformats.org/wordprocessingml/2006/main" xmlns:wp="http://schemas.openxmlformats.org/drawingml/2006/wordprocessingDrawing" xmlns:r="http://schemas.openxmlformats.org/officeDocument/2006/relationships" xmlns:w14="http://schemas.microsoft.com/office/word/2010/wordml">
               <w:rPr>
@@ -11394,7 +13226,6 @@
           </w:tcPr>
           <w:p>
             <w:pPr>
-              <w:pStyle w:val="Normal"/>
               <w:jc w:val="right"/>
               <w:pBdr>
                 <w:bottom w:val="none" w:sz="0" w:space="0" w:color="000000"/>
@@ -11404,6 +13235,15 @@
               </w:pBdr>
               <w:spacing w:after="20" w:before="20" w:line="240"/>
               <w:ind w:left="100" w:right="100" w:firstLine="0" w:firstLineChars="0"/>
+              <w:rPr>
+                <w:rFonts w:ascii="Times" w:hAnsi="Helvetica" w:eastAsia="Helvetica" w:cs="Helvetica"/>
+                <w:i w:val="false"/>
+                <w:b w:val="false"/>
+                <w:u w:val="none"/>
+                <w:sz w:val="24"/>
+                <w:szCs w:val="24"/>
+                <w:color w:val="000000"/>
+              </w:rPr>
             </w:pPr>
             <w:r xmlns:w="http://schemas.openxmlformats.org/wordprocessingml/2006/main" xmlns:wp="http://schemas.openxmlformats.org/drawingml/2006/wordprocessingDrawing" xmlns:r="http://schemas.openxmlformats.org/officeDocument/2006/relationships" xmlns:w14="http://schemas.microsoft.com/office/word/2010/wordml">
               <w:rPr>
@@ -11438,16 +13278,24 @@
           </w:tcPr>
           <w:p>
             <w:pPr>
-              <w:pStyle w:val="Normal"/>
-              <w:jc w:val="left"/>
-              <w:pBdr>
-                <w:bottom w:val="none" w:sz="0" w:space="0" w:color="000000"/>
-                <w:top w:val="none" w:sz="0" w:space="0" w:color="000000"/>
-                <w:left w:val="none" w:sz="0" w:space="0" w:color="000000"/>
-                <w:right w:val="none" w:sz="0" w:space="0" w:color="000000"/>
-              </w:pBdr>
-              <w:spacing w:after="20" w:before="20" w:line="240"/>
-              <w:ind w:left="100" w:right="100" w:firstLine="0" w:firstLineChars="0"/>
+              <w:jc w:val="left"/>
+              <w:pBdr>
+                <w:bottom w:val="none" w:sz="0" w:space="0" w:color="000000"/>
+                <w:top w:val="none" w:sz="0" w:space="0" w:color="000000"/>
+                <w:left w:val="none" w:sz="0" w:space="0" w:color="000000"/>
+                <w:right w:val="none" w:sz="0" w:space="0" w:color="000000"/>
+              </w:pBdr>
+              <w:spacing w:after="20" w:before="20" w:line="240"/>
+              <w:ind w:left="100" w:right="100" w:firstLine="0" w:firstLineChars="0"/>
+              <w:rPr>
+                <w:rFonts w:ascii="Times" w:hAnsi="Helvetica" w:eastAsia="Helvetica" w:cs="Helvetica"/>
+                <w:i w:val="false"/>
+                <w:b w:val="false"/>
+                <w:u w:val="none"/>
+                <w:sz w:val="24"/>
+                <w:szCs w:val="24"/>
+                <w:color w:val="000000"/>
+              </w:rPr>
             </w:pPr>
             <w:r xmlns:w="http://schemas.openxmlformats.org/wordprocessingml/2006/main" xmlns:wp="http://schemas.openxmlformats.org/drawingml/2006/wordprocessingDrawing" xmlns:r="http://schemas.openxmlformats.org/officeDocument/2006/relationships" xmlns:w14="http://schemas.microsoft.com/office/word/2010/wordml">
               <w:rPr>
@@ -11488,16 +13336,24 @@
           </w:tcPr>
           <w:p>
             <w:pPr>
-              <w:pStyle w:val="Normal"/>
-              <w:jc w:val="left"/>
-              <w:pBdr>
-                <w:bottom w:val="none" w:sz="0" w:space="0" w:color="000000"/>
-                <w:top w:val="none" w:sz="0" w:space="0" w:color="000000"/>
-                <w:left w:val="none" w:sz="0" w:space="0" w:color="000000"/>
-                <w:right w:val="none" w:sz="0" w:space="0" w:color="000000"/>
-              </w:pBdr>
-              <w:spacing w:after="20" w:before="20" w:line="240"/>
-              <w:ind w:left="100" w:right="100" w:firstLine="0" w:firstLineChars="0"/>
+              <w:jc w:val="left"/>
+              <w:pBdr>
+                <w:bottom w:val="none" w:sz="0" w:space="0" w:color="000000"/>
+                <w:top w:val="none" w:sz="0" w:space="0" w:color="000000"/>
+                <w:left w:val="none" w:sz="0" w:space="0" w:color="000000"/>
+                <w:right w:val="none" w:sz="0" w:space="0" w:color="000000"/>
+              </w:pBdr>
+              <w:spacing w:after="20" w:before="20" w:line="240"/>
+              <w:ind w:left="100" w:right="100" w:firstLine="0" w:firstLineChars="0"/>
+              <w:rPr>
+                <w:rFonts w:ascii="Times" w:hAnsi="Helvetica" w:eastAsia="Helvetica" w:cs="Helvetica"/>
+                <w:i w:val="false"/>
+                <w:b w:val="false"/>
+                <w:u w:val="none"/>
+                <w:sz w:val="24"/>
+                <w:szCs w:val="24"/>
+                <w:color w:val="000000"/>
+              </w:rPr>
             </w:pPr>
             <w:r xmlns:w="http://schemas.openxmlformats.org/wordprocessingml/2006/main" xmlns:wp="http://schemas.openxmlformats.org/drawingml/2006/wordprocessingDrawing" xmlns:r="http://schemas.openxmlformats.org/officeDocument/2006/relationships" xmlns:w14="http://schemas.microsoft.com/office/word/2010/wordml">
               <w:rPr>
@@ -11532,16 +13388,24 @@
           </w:tcPr>
           <w:p>
             <w:pPr>
-              <w:pStyle w:val="Normal"/>
-              <w:jc w:val="left"/>
-              <w:pBdr>
-                <w:bottom w:val="none" w:sz="0" w:space="0" w:color="000000"/>
-                <w:top w:val="none" w:sz="0" w:space="0" w:color="000000"/>
-                <w:left w:val="none" w:sz="0" w:space="0" w:color="000000"/>
-                <w:right w:val="none" w:sz="0" w:space="0" w:color="000000"/>
-              </w:pBdr>
-              <w:spacing w:after="20" w:before="20" w:line="240"/>
-              <w:ind w:left="100" w:right="100" w:firstLine="0" w:firstLineChars="0"/>
+              <w:jc w:val="left"/>
+              <w:pBdr>
+                <w:bottom w:val="none" w:sz="0" w:space="0" w:color="000000"/>
+                <w:top w:val="none" w:sz="0" w:space="0" w:color="000000"/>
+                <w:left w:val="none" w:sz="0" w:space="0" w:color="000000"/>
+                <w:right w:val="none" w:sz="0" w:space="0" w:color="000000"/>
+              </w:pBdr>
+              <w:spacing w:after="20" w:before="20" w:line="240"/>
+              <w:ind w:left="100" w:right="100" w:firstLine="0" w:firstLineChars="0"/>
+              <w:rPr>
+                <w:rFonts w:ascii="Times" w:hAnsi="Helvetica" w:eastAsia="Helvetica" w:cs="Helvetica"/>
+                <w:i w:val="false"/>
+                <w:b w:val="false"/>
+                <w:u w:val="none"/>
+                <w:sz w:val="24"/>
+                <w:szCs w:val="24"/>
+                <w:color w:val="000000"/>
+              </w:rPr>
             </w:pPr>
             <w:r xmlns:w="http://schemas.openxmlformats.org/wordprocessingml/2006/main" xmlns:wp="http://schemas.openxmlformats.org/drawingml/2006/wordprocessingDrawing" xmlns:r="http://schemas.openxmlformats.org/officeDocument/2006/relationships" xmlns:w14="http://schemas.microsoft.com/office/word/2010/wordml">
               <w:rPr>
@@ -11576,7 +13440,6 @@
           </w:tcPr>
           <w:p>
             <w:pPr>
-              <w:pStyle w:val="Normal"/>
               <w:jc w:val="right"/>
               <w:pBdr>
                 <w:bottom w:val="none" w:sz="0" w:space="0" w:color="000000"/>
@@ -11586,6 +13449,15 @@
               </w:pBdr>
               <w:spacing w:after="20" w:before="20" w:line="240"/>
               <w:ind w:left="100" w:right="100" w:firstLine="0" w:firstLineChars="0"/>
+              <w:rPr>
+                <w:rFonts w:ascii="Times" w:hAnsi="Helvetica" w:eastAsia="Helvetica" w:cs="Helvetica"/>
+                <w:i w:val="false"/>
+                <w:b w:val="false"/>
+                <w:u w:val="none"/>
+                <w:sz w:val="24"/>
+                <w:szCs w:val="24"/>
+                <w:color w:val="000000"/>
+              </w:rPr>
             </w:pPr>
             <w:r xmlns:w="http://schemas.openxmlformats.org/wordprocessingml/2006/main" xmlns:wp="http://schemas.openxmlformats.org/drawingml/2006/wordprocessingDrawing" xmlns:r="http://schemas.openxmlformats.org/officeDocument/2006/relationships" xmlns:w14="http://schemas.microsoft.com/office/word/2010/wordml">
               <w:rPr>
@@ -11620,7 +13492,6 @@
           </w:tcPr>
           <w:p>
             <w:pPr>
-              <w:pStyle w:val="Normal"/>
               <w:jc w:val="right"/>
               <w:pBdr>
                 <w:bottom w:val="none" w:sz="0" w:space="0" w:color="000000"/>
@@ -11630,6 +13501,15 @@
               </w:pBdr>
               <w:spacing w:after="20" w:before="20" w:line="240"/>
               <w:ind w:left="100" w:right="100" w:firstLine="0" w:firstLineChars="0"/>
+              <w:rPr>
+                <w:rFonts w:ascii="Times" w:hAnsi="Helvetica" w:eastAsia="Helvetica" w:cs="Helvetica"/>
+                <w:i w:val="false"/>
+                <w:b w:val="false"/>
+                <w:u w:val="none"/>
+                <w:sz w:val="24"/>
+                <w:szCs w:val="24"/>
+                <w:color w:val="000000"/>
+              </w:rPr>
             </w:pPr>
             <w:r xmlns:w="http://schemas.openxmlformats.org/wordprocessingml/2006/main" xmlns:wp="http://schemas.openxmlformats.org/drawingml/2006/wordprocessingDrawing" xmlns:r="http://schemas.openxmlformats.org/officeDocument/2006/relationships" xmlns:w14="http://schemas.microsoft.com/office/word/2010/wordml">
               <w:rPr>
@@ -11664,16 +13544,24 @@
           </w:tcPr>
           <w:p>
             <w:pPr>
-              <w:pStyle w:val="Normal"/>
-              <w:jc w:val="left"/>
-              <w:pBdr>
-                <w:bottom w:val="none" w:sz="0" w:space="0" w:color="000000"/>
-                <w:top w:val="none" w:sz="0" w:space="0" w:color="000000"/>
-                <w:left w:val="none" w:sz="0" w:space="0" w:color="000000"/>
-                <w:right w:val="none" w:sz="0" w:space="0" w:color="000000"/>
-              </w:pBdr>
-              <w:spacing w:after="20" w:before="20" w:line="240"/>
-              <w:ind w:left="100" w:right="100" w:firstLine="0" w:firstLineChars="0"/>
+              <w:jc w:val="left"/>
+              <w:pBdr>
+                <w:bottom w:val="none" w:sz="0" w:space="0" w:color="000000"/>
+                <w:top w:val="none" w:sz="0" w:space="0" w:color="000000"/>
+                <w:left w:val="none" w:sz="0" w:space="0" w:color="000000"/>
+                <w:right w:val="none" w:sz="0" w:space="0" w:color="000000"/>
+              </w:pBdr>
+              <w:spacing w:after="20" w:before="20" w:line="240"/>
+              <w:ind w:left="100" w:right="100" w:firstLine="0" w:firstLineChars="0"/>
+              <w:rPr>
+                <w:rFonts w:ascii="Times" w:hAnsi="Helvetica" w:eastAsia="Helvetica" w:cs="Helvetica"/>
+                <w:i w:val="false"/>
+                <w:b w:val="false"/>
+                <w:u w:val="none"/>
+                <w:sz w:val="24"/>
+                <w:szCs w:val="24"/>
+                <w:color w:val="000000"/>
+              </w:rPr>
             </w:pPr>
             <w:r xmlns:w="http://schemas.openxmlformats.org/wordprocessingml/2006/main" xmlns:wp="http://schemas.openxmlformats.org/drawingml/2006/wordprocessingDrawing" xmlns:r="http://schemas.openxmlformats.org/officeDocument/2006/relationships" xmlns:w14="http://schemas.microsoft.com/office/word/2010/wordml">
               <w:rPr>
@@ -11714,16 +13602,24 @@
           </w:tcPr>
           <w:p>
             <w:pPr>
-              <w:pStyle w:val="Normal"/>
-              <w:jc w:val="left"/>
-              <w:pBdr>
-                <w:bottom w:val="none" w:sz="0" w:space="0" w:color="000000"/>
-                <w:top w:val="none" w:sz="0" w:space="0" w:color="000000"/>
-                <w:left w:val="none" w:sz="0" w:space="0" w:color="000000"/>
-                <w:right w:val="none" w:sz="0" w:space="0" w:color="000000"/>
-              </w:pBdr>
-              <w:spacing w:after="20" w:before="20" w:line="240"/>
-              <w:ind w:left="100" w:right="100" w:firstLine="0" w:firstLineChars="0"/>
+              <w:jc w:val="left"/>
+              <w:pBdr>
+                <w:bottom w:val="none" w:sz="0" w:space="0" w:color="000000"/>
+                <w:top w:val="none" w:sz="0" w:space="0" w:color="000000"/>
+                <w:left w:val="none" w:sz="0" w:space="0" w:color="000000"/>
+                <w:right w:val="none" w:sz="0" w:space="0" w:color="000000"/>
+              </w:pBdr>
+              <w:spacing w:after="20" w:before="20" w:line="240"/>
+              <w:ind w:left="100" w:right="100" w:firstLine="0" w:firstLineChars="0"/>
+              <w:rPr>
+                <w:rFonts w:ascii="Times" w:hAnsi="Helvetica" w:eastAsia="Helvetica" w:cs="Helvetica"/>
+                <w:i w:val="false"/>
+                <w:b w:val="false"/>
+                <w:u w:val="none"/>
+                <w:sz w:val="24"/>
+                <w:szCs w:val="24"/>
+                <w:color w:val="000000"/>
+              </w:rPr>
             </w:pPr>
             <w:r xmlns:w="http://schemas.openxmlformats.org/wordprocessingml/2006/main" xmlns:wp="http://schemas.openxmlformats.org/drawingml/2006/wordprocessingDrawing" xmlns:r="http://schemas.openxmlformats.org/officeDocument/2006/relationships" xmlns:w14="http://schemas.microsoft.com/office/word/2010/wordml">
               <w:rPr>
@@ -11758,16 +13654,24 @@
           </w:tcPr>
           <w:p>
             <w:pPr>
-              <w:pStyle w:val="Normal"/>
-              <w:jc w:val="left"/>
-              <w:pBdr>
-                <w:bottom w:val="none" w:sz="0" w:space="0" w:color="000000"/>
-                <w:top w:val="none" w:sz="0" w:space="0" w:color="000000"/>
-                <w:left w:val="none" w:sz="0" w:space="0" w:color="000000"/>
-                <w:right w:val="none" w:sz="0" w:space="0" w:color="000000"/>
-              </w:pBdr>
-              <w:spacing w:after="20" w:before="20" w:line="240"/>
-              <w:ind w:left="100" w:right="100" w:firstLine="0" w:firstLineChars="0"/>
+              <w:jc w:val="left"/>
+              <w:pBdr>
+                <w:bottom w:val="none" w:sz="0" w:space="0" w:color="000000"/>
+                <w:top w:val="none" w:sz="0" w:space="0" w:color="000000"/>
+                <w:left w:val="none" w:sz="0" w:space="0" w:color="000000"/>
+                <w:right w:val="none" w:sz="0" w:space="0" w:color="000000"/>
+              </w:pBdr>
+              <w:spacing w:after="20" w:before="20" w:line="240"/>
+              <w:ind w:left="100" w:right="100" w:firstLine="0" w:firstLineChars="0"/>
+              <w:rPr>
+                <w:rFonts w:ascii="Times" w:hAnsi="Helvetica" w:eastAsia="Helvetica" w:cs="Helvetica"/>
+                <w:i w:val="false"/>
+                <w:b w:val="false"/>
+                <w:u w:val="none"/>
+                <w:sz w:val="24"/>
+                <w:szCs w:val="24"/>
+                <w:color w:val="000000"/>
+              </w:rPr>
             </w:pPr>
             <w:r xmlns:w="http://schemas.openxmlformats.org/wordprocessingml/2006/main" xmlns:wp="http://schemas.openxmlformats.org/drawingml/2006/wordprocessingDrawing" xmlns:r="http://schemas.openxmlformats.org/officeDocument/2006/relationships" xmlns:w14="http://schemas.microsoft.com/office/word/2010/wordml">
               <w:rPr>
@@ -11802,7 +13706,6 @@
           </w:tcPr>
           <w:p>
             <w:pPr>
-              <w:pStyle w:val="Normal"/>
               <w:jc w:val="right"/>
               <w:pBdr>
                 <w:bottom w:val="none" w:sz="0" w:space="0" w:color="000000"/>
@@ -11812,6 +13715,15 @@
               </w:pBdr>
               <w:spacing w:after="20" w:before="20" w:line="240"/>
               <w:ind w:left="100" w:right="100" w:firstLine="0" w:firstLineChars="0"/>
+              <w:rPr>
+                <w:rFonts w:ascii="Times" w:hAnsi="Helvetica" w:eastAsia="Helvetica" w:cs="Helvetica"/>
+                <w:i w:val="false"/>
+                <w:b w:val="false"/>
+                <w:u w:val="none"/>
+                <w:sz w:val="24"/>
+                <w:szCs w:val="24"/>
+                <w:color w:val="000000"/>
+              </w:rPr>
             </w:pPr>
             <w:r xmlns:w="http://schemas.openxmlformats.org/wordprocessingml/2006/main" xmlns:wp="http://schemas.openxmlformats.org/drawingml/2006/wordprocessingDrawing" xmlns:r="http://schemas.openxmlformats.org/officeDocument/2006/relationships" xmlns:w14="http://schemas.microsoft.com/office/word/2010/wordml">
               <w:rPr>
@@ -11846,7 +13758,6 @@
           </w:tcPr>
           <w:p>
             <w:pPr>
-              <w:pStyle w:val="Normal"/>
               <w:jc w:val="right"/>
               <w:pBdr>
                 <w:bottom w:val="none" w:sz="0" w:space="0" w:color="000000"/>
@@ -11856,6 +13767,15 @@
               </w:pBdr>
               <w:spacing w:after="20" w:before="20" w:line="240"/>
               <w:ind w:left="100" w:right="100" w:firstLine="0" w:firstLineChars="0"/>
+              <w:rPr>
+                <w:rFonts w:ascii="Times" w:hAnsi="Helvetica" w:eastAsia="Helvetica" w:cs="Helvetica"/>
+                <w:i w:val="false"/>
+                <w:b w:val="false"/>
+                <w:u w:val="none"/>
+                <w:sz w:val="24"/>
+                <w:szCs w:val="24"/>
+                <w:color w:val="000000"/>
+              </w:rPr>
             </w:pPr>
             <w:r xmlns:w="http://schemas.openxmlformats.org/wordprocessingml/2006/main" xmlns:wp="http://schemas.openxmlformats.org/drawingml/2006/wordprocessingDrawing" xmlns:r="http://schemas.openxmlformats.org/officeDocument/2006/relationships" xmlns:w14="http://schemas.microsoft.com/office/word/2010/wordml">
               <w:rPr>
@@ -11890,16 +13810,24 @@
           </w:tcPr>
           <w:p>
             <w:pPr>
-              <w:pStyle w:val="Normal"/>
-              <w:jc w:val="left"/>
-              <w:pBdr>
-                <w:bottom w:val="none" w:sz="0" w:space="0" w:color="000000"/>
-                <w:top w:val="none" w:sz="0" w:space="0" w:color="000000"/>
-                <w:left w:val="none" w:sz="0" w:space="0" w:color="000000"/>
-                <w:right w:val="none" w:sz="0" w:space="0" w:color="000000"/>
-              </w:pBdr>
-              <w:spacing w:after="20" w:before="20" w:line="240"/>
-              <w:ind w:left="100" w:right="100" w:firstLine="0" w:firstLineChars="0"/>
+              <w:jc w:val="left"/>
+              <w:pBdr>
+                <w:bottom w:val="none" w:sz="0" w:space="0" w:color="000000"/>
+                <w:top w:val="none" w:sz="0" w:space="0" w:color="000000"/>
+                <w:left w:val="none" w:sz="0" w:space="0" w:color="000000"/>
+                <w:right w:val="none" w:sz="0" w:space="0" w:color="000000"/>
+              </w:pBdr>
+              <w:spacing w:after="20" w:before="20" w:line="240"/>
+              <w:ind w:left="100" w:right="100" w:firstLine="0" w:firstLineChars="0"/>
+              <w:rPr>
+                <w:rFonts w:ascii="Times" w:hAnsi="Helvetica" w:eastAsia="Helvetica" w:cs="Helvetica"/>
+                <w:i w:val="false"/>
+                <w:b w:val="false"/>
+                <w:u w:val="none"/>
+                <w:sz w:val="24"/>
+                <w:szCs w:val="24"/>
+                <w:color w:val="000000"/>
+              </w:rPr>
             </w:pPr>
             <w:r xmlns:w="http://schemas.openxmlformats.org/wordprocessingml/2006/main" xmlns:wp="http://schemas.openxmlformats.org/drawingml/2006/wordprocessingDrawing" xmlns:r="http://schemas.openxmlformats.org/officeDocument/2006/relationships" xmlns:w14="http://schemas.microsoft.com/office/word/2010/wordml">
               <w:rPr>
@@ -11940,16 +13868,24 @@
           </w:tcPr>
           <w:p>
             <w:pPr>
-              <w:pStyle w:val="Normal"/>
-              <w:jc w:val="left"/>
-              <w:pBdr>
-                <w:bottom w:val="none" w:sz="0" w:space="0" w:color="000000"/>
-                <w:top w:val="none" w:sz="0" w:space="0" w:color="000000"/>
-                <w:left w:val="none" w:sz="0" w:space="0" w:color="000000"/>
-                <w:right w:val="none" w:sz="0" w:space="0" w:color="000000"/>
-              </w:pBdr>
-              <w:spacing w:after="20" w:before="20" w:line="240"/>
-              <w:ind w:left="100" w:right="100" w:firstLine="0" w:firstLineChars="0"/>
+              <w:jc w:val="left"/>
+              <w:pBdr>
+                <w:bottom w:val="none" w:sz="0" w:space="0" w:color="000000"/>
+                <w:top w:val="none" w:sz="0" w:space="0" w:color="000000"/>
+                <w:left w:val="none" w:sz="0" w:space="0" w:color="000000"/>
+                <w:right w:val="none" w:sz="0" w:space="0" w:color="000000"/>
+              </w:pBdr>
+              <w:spacing w:after="20" w:before="20" w:line="240"/>
+              <w:ind w:left="100" w:right="100" w:firstLine="0" w:firstLineChars="0"/>
+              <w:rPr>
+                <w:rFonts w:ascii="Times" w:hAnsi="Helvetica" w:eastAsia="Helvetica" w:cs="Helvetica"/>
+                <w:i w:val="false"/>
+                <w:b w:val="false"/>
+                <w:u w:val="none"/>
+                <w:sz w:val="24"/>
+                <w:szCs w:val="24"/>
+                <w:color w:val="000000"/>
+              </w:rPr>
             </w:pPr>
             <w:r xmlns:w="http://schemas.openxmlformats.org/wordprocessingml/2006/main" xmlns:wp="http://schemas.openxmlformats.org/drawingml/2006/wordprocessingDrawing" xmlns:r="http://schemas.openxmlformats.org/officeDocument/2006/relationships" xmlns:w14="http://schemas.microsoft.com/office/word/2010/wordml">
               <w:rPr>
@@ -11984,16 +13920,24 @@
           </w:tcPr>
           <w:p>
             <w:pPr>
-              <w:pStyle w:val="Normal"/>
-              <w:jc w:val="left"/>
-              <w:pBdr>
-                <w:bottom w:val="none" w:sz="0" w:space="0" w:color="000000"/>
-                <w:top w:val="none" w:sz="0" w:space="0" w:color="000000"/>
-                <w:left w:val="none" w:sz="0" w:space="0" w:color="000000"/>
-                <w:right w:val="none" w:sz="0" w:space="0" w:color="000000"/>
-              </w:pBdr>
-              <w:spacing w:after="20" w:before="20" w:line="240"/>
-              <w:ind w:left="100" w:right="100" w:firstLine="0" w:firstLineChars="0"/>
+              <w:jc w:val="left"/>
+              <w:pBdr>
+                <w:bottom w:val="none" w:sz="0" w:space="0" w:color="000000"/>
+                <w:top w:val="none" w:sz="0" w:space="0" w:color="000000"/>
+                <w:left w:val="none" w:sz="0" w:space="0" w:color="000000"/>
+                <w:right w:val="none" w:sz="0" w:space="0" w:color="000000"/>
+              </w:pBdr>
+              <w:spacing w:after="20" w:before="20" w:line="240"/>
+              <w:ind w:left="100" w:right="100" w:firstLine="0" w:firstLineChars="0"/>
+              <w:rPr>
+                <w:rFonts w:ascii="Times" w:hAnsi="Helvetica" w:eastAsia="Helvetica" w:cs="Helvetica"/>
+                <w:i w:val="false"/>
+                <w:b w:val="false"/>
+                <w:u w:val="none"/>
+                <w:sz w:val="24"/>
+                <w:szCs w:val="24"/>
+                <w:color w:val="000000"/>
+              </w:rPr>
             </w:pPr>
             <w:r xmlns:w="http://schemas.openxmlformats.org/wordprocessingml/2006/main" xmlns:wp="http://schemas.openxmlformats.org/drawingml/2006/wordprocessingDrawing" xmlns:r="http://schemas.openxmlformats.org/officeDocument/2006/relationships" xmlns:w14="http://schemas.microsoft.com/office/word/2010/wordml">
               <w:rPr>
@@ -12028,7 +13972,6 @@
           </w:tcPr>
           <w:p>
             <w:pPr>
-              <w:pStyle w:val="Normal"/>
               <w:jc w:val="right"/>
               <w:pBdr>
                 <w:bottom w:val="none" w:sz="0" w:space="0" w:color="000000"/>
@@ -12038,6 +13981,15 @@
               </w:pBdr>
               <w:spacing w:after="20" w:before="20" w:line="240"/>
               <w:ind w:left="100" w:right="100" w:firstLine="0" w:firstLineChars="0"/>
+              <w:rPr>
+                <w:rFonts w:ascii="Times" w:hAnsi="Helvetica" w:eastAsia="Helvetica" w:cs="Helvetica"/>
+                <w:i w:val="false"/>
+                <w:b w:val="false"/>
+                <w:u w:val="none"/>
+                <w:sz w:val="24"/>
+                <w:szCs w:val="24"/>
+                <w:color w:val="000000"/>
+              </w:rPr>
             </w:pPr>
             <w:r xmlns:w="http://schemas.openxmlformats.org/wordprocessingml/2006/main" xmlns:wp="http://schemas.openxmlformats.org/drawingml/2006/wordprocessingDrawing" xmlns:r="http://schemas.openxmlformats.org/officeDocument/2006/relationships" xmlns:w14="http://schemas.microsoft.com/office/word/2010/wordml">
               <w:rPr>
@@ -12072,7 +14024,6 @@
           </w:tcPr>
           <w:p>
             <w:pPr>
-              <w:pStyle w:val="Normal"/>
               <w:jc w:val="right"/>
               <w:pBdr>
                 <w:bottom w:val="none" w:sz="0" w:space="0" w:color="000000"/>
@@ -12082,6 +14033,15 @@
               </w:pBdr>
               <w:spacing w:after="20" w:before="20" w:line="240"/>
               <w:ind w:left="100" w:right="100" w:firstLine="0" w:firstLineChars="0"/>
+              <w:rPr>
+                <w:rFonts w:ascii="Times" w:hAnsi="Helvetica" w:eastAsia="Helvetica" w:cs="Helvetica"/>
+                <w:i w:val="false"/>
+                <w:b w:val="false"/>
+                <w:u w:val="none"/>
+                <w:sz w:val="24"/>
+                <w:szCs w:val="24"/>
+                <w:color w:val="000000"/>
+              </w:rPr>
             </w:pPr>
             <w:r xmlns:w="http://schemas.openxmlformats.org/wordprocessingml/2006/main" xmlns:wp="http://schemas.openxmlformats.org/drawingml/2006/wordprocessingDrawing" xmlns:r="http://schemas.openxmlformats.org/officeDocument/2006/relationships" xmlns:w14="http://schemas.microsoft.com/office/word/2010/wordml">
               <w:rPr>
@@ -12116,16 +14076,24 @@
           </w:tcPr>
           <w:p>
             <w:pPr>
-              <w:pStyle w:val="Normal"/>
-              <w:jc w:val="left"/>
-              <w:pBdr>
-                <w:bottom w:val="none" w:sz="0" w:space="0" w:color="000000"/>
-                <w:top w:val="none" w:sz="0" w:space="0" w:color="000000"/>
-                <w:left w:val="none" w:sz="0" w:space="0" w:color="000000"/>
-                <w:right w:val="none" w:sz="0" w:space="0" w:color="000000"/>
-              </w:pBdr>
-              <w:spacing w:after="20" w:before="20" w:line="240"/>
-              <w:ind w:left="100" w:right="100" w:firstLine="0" w:firstLineChars="0"/>
+              <w:jc w:val="left"/>
+              <w:pBdr>
+                <w:bottom w:val="none" w:sz="0" w:space="0" w:color="000000"/>
+                <w:top w:val="none" w:sz="0" w:space="0" w:color="000000"/>
+                <w:left w:val="none" w:sz="0" w:space="0" w:color="000000"/>
+                <w:right w:val="none" w:sz="0" w:space="0" w:color="000000"/>
+              </w:pBdr>
+              <w:spacing w:after="20" w:before="20" w:line="240"/>
+              <w:ind w:left="100" w:right="100" w:firstLine="0" w:firstLineChars="0"/>
+              <w:rPr>
+                <w:rFonts w:ascii="Times" w:hAnsi="Helvetica" w:eastAsia="Helvetica" w:cs="Helvetica"/>
+                <w:i w:val="false"/>
+                <w:b w:val="false"/>
+                <w:u w:val="none"/>
+                <w:sz w:val="24"/>
+                <w:szCs w:val="24"/>
+                <w:color w:val="000000"/>
+              </w:rPr>
             </w:pPr>
             <w:r xmlns:w="http://schemas.openxmlformats.org/wordprocessingml/2006/main" xmlns:wp="http://schemas.openxmlformats.org/drawingml/2006/wordprocessingDrawing" xmlns:r="http://schemas.openxmlformats.org/officeDocument/2006/relationships" xmlns:w14="http://schemas.microsoft.com/office/word/2010/wordml">
               <w:rPr>
@@ -12166,16 +14134,24 @@
           </w:tcPr>
           <w:p>
             <w:pPr>
-              <w:pStyle w:val="Normal"/>
-              <w:jc w:val="left"/>
-              <w:pBdr>
-                <w:bottom w:val="none" w:sz="0" w:space="0" w:color="000000"/>
-                <w:top w:val="none" w:sz="0" w:space="0" w:color="000000"/>
-                <w:left w:val="none" w:sz="0" w:space="0" w:color="000000"/>
-                <w:right w:val="none" w:sz="0" w:space="0" w:color="000000"/>
-              </w:pBdr>
-              <w:spacing w:after="20" w:before="20" w:line="240"/>
-              <w:ind w:left="100" w:right="100" w:firstLine="0" w:firstLineChars="0"/>
+              <w:jc w:val="left"/>
+              <w:pBdr>
+                <w:bottom w:val="none" w:sz="0" w:space="0" w:color="000000"/>
+                <w:top w:val="none" w:sz="0" w:space="0" w:color="000000"/>
+                <w:left w:val="none" w:sz="0" w:space="0" w:color="000000"/>
+                <w:right w:val="none" w:sz="0" w:space="0" w:color="000000"/>
+              </w:pBdr>
+              <w:spacing w:after="20" w:before="20" w:line="240"/>
+              <w:ind w:left="100" w:right="100" w:firstLine="0" w:firstLineChars="0"/>
+              <w:rPr>
+                <w:rFonts w:ascii="Times" w:hAnsi="Helvetica" w:eastAsia="Helvetica" w:cs="Helvetica"/>
+                <w:i w:val="false"/>
+                <w:b w:val="false"/>
+                <w:u w:val="none"/>
+                <w:sz w:val="24"/>
+                <w:szCs w:val="24"/>
+                <w:color w:val="000000"/>
+              </w:rPr>
             </w:pPr>
             <w:r xmlns:w="http://schemas.openxmlformats.org/wordprocessingml/2006/main" xmlns:wp="http://schemas.openxmlformats.org/drawingml/2006/wordprocessingDrawing" xmlns:r="http://schemas.openxmlformats.org/officeDocument/2006/relationships" xmlns:w14="http://schemas.microsoft.com/office/word/2010/wordml">
               <w:rPr>
@@ -12210,16 +14186,24 @@
           </w:tcPr>
           <w:p>
             <w:pPr>
-              <w:pStyle w:val="Normal"/>
-              <w:jc w:val="left"/>
-              <w:pBdr>
-                <w:bottom w:val="none" w:sz="0" w:space="0" w:color="000000"/>
-                <w:top w:val="none" w:sz="0" w:space="0" w:color="000000"/>
-                <w:left w:val="none" w:sz="0" w:space="0" w:color="000000"/>
-                <w:right w:val="none" w:sz="0" w:space="0" w:color="000000"/>
-              </w:pBdr>
-              <w:spacing w:after="20" w:before="20" w:line="240"/>
-              <w:ind w:left="100" w:right="100" w:firstLine="0" w:firstLineChars="0"/>
+              <w:jc w:val="left"/>
+              <w:pBdr>
+                <w:bottom w:val="none" w:sz="0" w:space="0" w:color="000000"/>
+                <w:top w:val="none" w:sz="0" w:space="0" w:color="000000"/>
+                <w:left w:val="none" w:sz="0" w:space="0" w:color="000000"/>
+                <w:right w:val="none" w:sz="0" w:space="0" w:color="000000"/>
+              </w:pBdr>
+              <w:spacing w:after="20" w:before="20" w:line="240"/>
+              <w:ind w:left="100" w:right="100" w:firstLine="0" w:firstLineChars="0"/>
+              <w:rPr>
+                <w:rFonts w:ascii="Times" w:hAnsi="Helvetica" w:eastAsia="Helvetica" w:cs="Helvetica"/>
+                <w:i w:val="false"/>
+                <w:b w:val="false"/>
+                <w:u w:val="none"/>
+                <w:sz w:val="24"/>
+                <w:szCs w:val="24"/>
+                <w:color w:val="000000"/>
+              </w:rPr>
             </w:pPr>
             <w:r xmlns:w="http://schemas.openxmlformats.org/wordprocessingml/2006/main" xmlns:wp="http://schemas.openxmlformats.org/drawingml/2006/wordprocessingDrawing" xmlns:r="http://schemas.openxmlformats.org/officeDocument/2006/relationships" xmlns:w14="http://schemas.microsoft.com/office/word/2010/wordml">
               <w:rPr>
@@ -12254,7 +14238,6 @@
           </w:tcPr>
           <w:p>
             <w:pPr>
-              <w:pStyle w:val="Normal"/>
               <w:jc w:val="right"/>
               <w:pBdr>
                 <w:bottom w:val="none" w:sz="0" w:space="0" w:color="000000"/>
@@ -12264,6 +14247,15 @@
               </w:pBdr>
               <w:spacing w:after="20" w:before="20" w:line="240"/>
               <w:ind w:left="100" w:right="100" w:firstLine="0" w:firstLineChars="0"/>
+              <w:rPr>
+                <w:rFonts w:ascii="Times" w:hAnsi="Helvetica" w:eastAsia="Helvetica" w:cs="Helvetica"/>
+                <w:i w:val="false"/>
+                <w:b w:val="false"/>
+                <w:u w:val="none"/>
+                <w:sz w:val="24"/>
+                <w:szCs w:val="24"/>
+                <w:color w:val="000000"/>
+              </w:rPr>
             </w:pPr>
             <w:r xmlns:w="http://schemas.openxmlformats.org/wordprocessingml/2006/main" xmlns:wp="http://schemas.openxmlformats.org/drawingml/2006/wordprocessingDrawing" xmlns:r="http://schemas.openxmlformats.org/officeDocument/2006/relationships" xmlns:w14="http://schemas.microsoft.com/office/word/2010/wordml">
               <w:rPr>
@@ -12298,7 +14290,6 @@
           </w:tcPr>
           <w:p>
             <w:pPr>
-              <w:pStyle w:val="Normal"/>
               <w:jc w:val="right"/>
               <w:pBdr>
                 <w:bottom w:val="none" w:sz="0" w:space="0" w:color="000000"/>
@@ -12308,6 +14299,15 @@
               </w:pBdr>
               <w:spacing w:after="20" w:before="20" w:line="240"/>
               <w:ind w:left="100" w:right="100" w:firstLine="0" w:firstLineChars="0"/>
+              <w:rPr>
+                <w:rFonts w:ascii="Times" w:hAnsi="Helvetica" w:eastAsia="Helvetica" w:cs="Helvetica"/>
+                <w:i w:val="false"/>
+                <w:b w:val="false"/>
+                <w:u w:val="none"/>
+                <w:sz w:val="24"/>
+                <w:szCs w:val="24"/>
+                <w:color w:val="000000"/>
+              </w:rPr>
             </w:pPr>
             <w:r xmlns:w="http://schemas.openxmlformats.org/wordprocessingml/2006/main" xmlns:wp="http://schemas.openxmlformats.org/drawingml/2006/wordprocessingDrawing" xmlns:r="http://schemas.openxmlformats.org/officeDocument/2006/relationships" xmlns:w14="http://schemas.microsoft.com/office/word/2010/wordml">
               <w:rPr>
@@ -12342,16 +14342,24 @@
           </w:tcPr>
           <w:p>
             <w:pPr>
-              <w:pStyle w:val="Normal"/>
-              <w:jc w:val="left"/>
-              <w:pBdr>
-                <w:bottom w:val="none" w:sz="0" w:space="0" w:color="000000"/>
-                <w:top w:val="none" w:sz="0" w:space="0" w:color="000000"/>
-                <w:left w:val="none" w:sz="0" w:space="0" w:color="000000"/>
-                <w:right w:val="none" w:sz="0" w:space="0" w:color="000000"/>
-              </w:pBdr>
-              <w:spacing w:after="20" w:before="20" w:line="240"/>
-              <w:ind w:left="100" w:right="100" w:firstLine="0" w:firstLineChars="0"/>
+              <w:jc w:val="left"/>
+              <w:pBdr>
+                <w:bottom w:val="none" w:sz="0" w:space="0" w:color="000000"/>
+                <w:top w:val="none" w:sz="0" w:space="0" w:color="000000"/>
+                <w:left w:val="none" w:sz="0" w:space="0" w:color="000000"/>
+                <w:right w:val="none" w:sz="0" w:space="0" w:color="000000"/>
+              </w:pBdr>
+              <w:spacing w:after="20" w:before="20" w:line="240"/>
+              <w:ind w:left="100" w:right="100" w:firstLine="0" w:firstLineChars="0"/>
+              <w:rPr>
+                <w:rFonts w:ascii="Times" w:hAnsi="Helvetica" w:eastAsia="Helvetica" w:cs="Helvetica"/>
+                <w:i w:val="false"/>
+                <w:b w:val="false"/>
+                <w:u w:val="none"/>
+                <w:sz w:val="24"/>
+                <w:szCs w:val="24"/>
+                <w:color w:val="000000"/>
+              </w:rPr>
             </w:pPr>
             <w:r xmlns:w="http://schemas.openxmlformats.org/wordprocessingml/2006/main" xmlns:wp="http://schemas.openxmlformats.org/drawingml/2006/wordprocessingDrawing" xmlns:r="http://schemas.openxmlformats.org/officeDocument/2006/relationships" xmlns:w14="http://schemas.microsoft.com/office/word/2010/wordml">
               <w:rPr>
@@ -12392,16 +14400,24 @@
           </w:tcPr>
           <w:p>
             <w:pPr>
-              <w:pStyle w:val="Normal"/>
-              <w:jc w:val="left"/>
-              <w:pBdr>
-                <w:bottom w:val="none" w:sz="0" w:space="0" w:color="000000"/>
-                <w:top w:val="none" w:sz="0" w:space="0" w:color="000000"/>
-                <w:left w:val="none" w:sz="0" w:space="0" w:color="000000"/>
-                <w:right w:val="none" w:sz="0" w:space="0" w:color="000000"/>
-              </w:pBdr>
-              <w:spacing w:after="20" w:before="20" w:line="240"/>
-              <w:ind w:left="100" w:right="100" w:firstLine="0" w:firstLineChars="0"/>
+              <w:jc w:val="left"/>
+              <w:pBdr>
+                <w:bottom w:val="none" w:sz="0" w:space="0" w:color="000000"/>
+                <w:top w:val="none" w:sz="0" w:space="0" w:color="000000"/>
+                <w:left w:val="none" w:sz="0" w:space="0" w:color="000000"/>
+                <w:right w:val="none" w:sz="0" w:space="0" w:color="000000"/>
+              </w:pBdr>
+              <w:spacing w:after="20" w:before="20" w:line="240"/>
+              <w:ind w:left="100" w:right="100" w:firstLine="0" w:firstLineChars="0"/>
+              <w:rPr>
+                <w:rFonts w:ascii="Times" w:hAnsi="Helvetica" w:eastAsia="Helvetica" w:cs="Helvetica"/>
+                <w:i w:val="false"/>
+                <w:b w:val="false"/>
+                <w:u w:val="none"/>
+                <w:sz w:val="24"/>
+                <w:szCs w:val="24"/>
+                <w:color w:val="000000"/>
+              </w:rPr>
             </w:pPr>
             <w:r xmlns:w="http://schemas.openxmlformats.org/wordprocessingml/2006/main" xmlns:wp="http://schemas.openxmlformats.org/drawingml/2006/wordprocessingDrawing" xmlns:r="http://schemas.openxmlformats.org/officeDocument/2006/relationships" xmlns:w14="http://schemas.microsoft.com/office/word/2010/wordml">
               <w:rPr>
@@ -12436,16 +14452,24 @@
           </w:tcPr>
           <w:p>
             <w:pPr>
-              <w:pStyle w:val="Normal"/>
-              <w:jc w:val="left"/>
-              <w:pBdr>
-                <w:bottom w:val="none" w:sz="0" w:space="0" w:color="000000"/>
-                <w:top w:val="none" w:sz="0" w:space="0" w:color="000000"/>
-                <w:left w:val="none" w:sz="0" w:space="0" w:color="000000"/>
-                <w:right w:val="none" w:sz="0" w:space="0" w:color="000000"/>
-              </w:pBdr>
-              <w:spacing w:after="20" w:before="20" w:line="240"/>
-              <w:ind w:left="100" w:right="100" w:firstLine="0" w:firstLineChars="0"/>
+              <w:jc w:val="left"/>
+              <w:pBdr>
+                <w:bottom w:val="none" w:sz="0" w:space="0" w:color="000000"/>
+                <w:top w:val="none" w:sz="0" w:space="0" w:color="000000"/>
+                <w:left w:val="none" w:sz="0" w:space="0" w:color="000000"/>
+                <w:right w:val="none" w:sz="0" w:space="0" w:color="000000"/>
+              </w:pBdr>
+              <w:spacing w:after="20" w:before="20" w:line="240"/>
+              <w:ind w:left="100" w:right="100" w:firstLine="0" w:firstLineChars="0"/>
+              <w:rPr>
+                <w:rFonts w:ascii="Times" w:hAnsi="Helvetica" w:eastAsia="Helvetica" w:cs="Helvetica"/>
+                <w:i w:val="false"/>
+                <w:b w:val="false"/>
+                <w:u w:val="none"/>
+                <w:sz w:val="24"/>
+                <w:szCs w:val="24"/>
+                <w:color w:val="000000"/>
+              </w:rPr>
             </w:pPr>
             <w:r xmlns:w="http://schemas.openxmlformats.org/wordprocessingml/2006/main" xmlns:wp="http://schemas.openxmlformats.org/drawingml/2006/wordprocessingDrawing" xmlns:r="http://schemas.openxmlformats.org/officeDocument/2006/relationships" xmlns:w14="http://schemas.microsoft.com/office/word/2010/wordml">
               <w:rPr>
@@ -12480,7 +14504,6 @@
           </w:tcPr>
           <w:p>
             <w:pPr>
-              <w:pStyle w:val="Normal"/>
               <w:jc w:val="right"/>
               <w:pBdr>
                 <w:bottom w:val="none" w:sz="0" w:space="0" w:color="000000"/>
@@ -12490,6 +14513,15 @@
               </w:pBdr>
               <w:spacing w:after="20" w:before="20" w:line="240"/>
               <w:ind w:left="100" w:right="100" w:firstLine="0" w:firstLineChars="0"/>
+              <w:rPr>
+                <w:rFonts w:ascii="Times" w:hAnsi="Helvetica" w:eastAsia="Helvetica" w:cs="Helvetica"/>
+                <w:i w:val="false"/>
+                <w:b w:val="false"/>
+                <w:u w:val="none"/>
+                <w:sz w:val="24"/>
+                <w:szCs w:val="24"/>
+                <w:color w:val="000000"/>
+              </w:rPr>
             </w:pPr>
             <w:r xmlns:w="http://schemas.openxmlformats.org/wordprocessingml/2006/main" xmlns:wp="http://schemas.openxmlformats.org/drawingml/2006/wordprocessingDrawing" xmlns:r="http://schemas.openxmlformats.org/officeDocument/2006/relationships" xmlns:w14="http://schemas.microsoft.com/office/word/2010/wordml">
               <w:rPr>
@@ -12524,7 +14556,6 @@
           </w:tcPr>
           <w:p>
             <w:pPr>
-              <w:pStyle w:val="Normal"/>
               <w:jc w:val="right"/>
               <w:pBdr>
                 <w:bottom w:val="none" w:sz="0" w:space="0" w:color="000000"/>
@@ -12534,6 +14565,15 @@
               </w:pBdr>
               <w:spacing w:after="20" w:before="20" w:line="240"/>
               <w:ind w:left="100" w:right="100" w:firstLine="0" w:firstLineChars="0"/>
+              <w:rPr>
+                <w:rFonts w:ascii="Times" w:hAnsi="Helvetica" w:eastAsia="Helvetica" w:cs="Helvetica"/>
+                <w:i w:val="false"/>
+                <w:b w:val="false"/>
+                <w:u w:val="none"/>
+                <w:sz w:val="24"/>
+                <w:szCs w:val="24"/>
+                <w:color w:val="000000"/>
+              </w:rPr>
             </w:pPr>
             <w:r xmlns:w="http://schemas.openxmlformats.org/wordprocessingml/2006/main" xmlns:wp="http://schemas.openxmlformats.org/drawingml/2006/wordprocessingDrawing" xmlns:r="http://schemas.openxmlformats.org/officeDocument/2006/relationships" xmlns:w14="http://schemas.microsoft.com/office/word/2010/wordml">
               <w:rPr>
@@ -12568,16 +14608,24 @@
           </w:tcPr>
           <w:p>
             <w:pPr>
-              <w:pStyle w:val="Normal"/>
-              <w:jc w:val="left"/>
-              <w:pBdr>
-                <w:bottom w:val="none" w:sz="0" w:space="0" w:color="000000"/>
-                <w:top w:val="none" w:sz="0" w:space="0" w:color="000000"/>
-                <w:left w:val="none" w:sz="0" w:space="0" w:color="000000"/>
-                <w:right w:val="none" w:sz="0" w:space="0" w:color="000000"/>
-              </w:pBdr>
-              <w:spacing w:after="20" w:before="20" w:line="240"/>
-              <w:ind w:left="100" w:right="100" w:firstLine="0" w:firstLineChars="0"/>
+              <w:jc w:val="left"/>
+              <w:pBdr>
+                <w:bottom w:val="none" w:sz="0" w:space="0" w:color="000000"/>
+                <w:top w:val="none" w:sz="0" w:space="0" w:color="000000"/>
+                <w:left w:val="none" w:sz="0" w:space="0" w:color="000000"/>
+                <w:right w:val="none" w:sz="0" w:space="0" w:color="000000"/>
+              </w:pBdr>
+              <w:spacing w:after="20" w:before="20" w:line="240"/>
+              <w:ind w:left="100" w:right="100" w:firstLine="0" w:firstLineChars="0"/>
+              <w:rPr>
+                <w:rFonts w:ascii="Times" w:hAnsi="Helvetica" w:eastAsia="Helvetica" w:cs="Helvetica"/>
+                <w:i w:val="false"/>
+                <w:b w:val="false"/>
+                <w:u w:val="none"/>
+                <w:sz w:val="24"/>
+                <w:szCs w:val="24"/>
+                <w:color w:val="000000"/>
+              </w:rPr>
             </w:pPr>
             <w:r xmlns:w="http://schemas.openxmlformats.org/wordprocessingml/2006/main" xmlns:wp="http://schemas.openxmlformats.org/drawingml/2006/wordprocessingDrawing" xmlns:r="http://schemas.openxmlformats.org/officeDocument/2006/relationships" xmlns:w14="http://schemas.microsoft.com/office/word/2010/wordml">
               <w:rPr>
@@ -12618,16 +14666,24 @@
           </w:tcPr>
           <w:p>
             <w:pPr>
-              <w:pStyle w:val="Normal"/>
-              <w:jc w:val="left"/>
-              <w:pBdr>
-                <w:bottom w:val="none" w:sz="0" w:space="0" w:color="000000"/>
-                <w:top w:val="none" w:sz="0" w:space="0" w:color="000000"/>
-                <w:left w:val="none" w:sz="0" w:space="0" w:color="000000"/>
-                <w:right w:val="none" w:sz="0" w:space="0" w:color="000000"/>
-              </w:pBdr>
-              <w:spacing w:after="20" w:before="20" w:line="240"/>
-              <w:ind w:left="100" w:right="100" w:firstLine="0" w:firstLineChars="0"/>
+              <w:jc w:val="left"/>
+              <w:pBdr>
+                <w:bottom w:val="none" w:sz="0" w:space="0" w:color="000000"/>
+                <w:top w:val="none" w:sz="0" w:space="0" w:color="000000"/>
+                <w:left w:val="none" w:sz="0" w:space="0" w:color="000000"/>
+                <w:right w:val="none" w:sz="0" w:space="0" w:color="000000"/>
+              </w:pBdr>
+              <w:spacing w:after="20" w:before="20" w:line="240"/>
+              <w:ind w:left="100" w:right="100" w:firstLine="0" w:firstLineChars="0"/>
+              <w:rPr>
+                <w:rFonts w:ascii="Times" w:hAnsi="Helvetica" w:eastAsia="Helvetica" w:cs="Helvetica"/>
+                <w:i w:val="false"/>
+                <w:b w:val="false"/>
+                <w:u w:val="none"/>
+                <w:sz w:val="24"/>
+                <w:szCs w:val="24"/>
+                <w:color w:val="000000"/>
+              </w:rPr>
             </w:pPr>
             <w:r xmlns:w="http://schemas.openxmlformats.org/wordprocessingml/2006/main" xmlns:wp="http://schemas.openxmlformats.org/drawingml/2006/wordprocessingDrawing" xmlns:r="http://schemas.openxmlformats.org/officeDocument/2006/relationships" xmlns:w14="http://schemas.microsoft.com/office/word/2010/wordml">
               <w:rPr>
@@ -12662,16 +14718,24 @@
           </w:tcPr>
           <w:p>
             <w:pPr>
-              <w:pStyle w:val="Normal"/>
-              <w:jc w:val="left"/>
-              <w:pBdr>
-                <w:bottom w:val="none" w:sz="0" w:space="0" w:color="000000"/>
-                <w:top w:val="none" w:sz="0" w:space="0" w:color="000000"/>
-                <w:left w:val="none" w:sz="0" w:space="0" w:color="000000"/>
-                <w:right w:val="none" w:sz="0" w:space="0" w:color="000000"/>
-              </w:pBdr>
-              <w:spacing w:after="20" w:before="20" w:line="240"/>
-              <w:ind w:left="100" w:right="100" w:firstLine="0" w:firstLineChars="0"/>
+              <w:jc w:val="left"/>
+              <w:pBdr>
+                <w:bottom w:val="none" w:sz="0" w:space="0" w:color="000000"/>
+                <w:top w:val="none" w:sz="0" w:space="0" w:color="000000"/>
+                <w:left w:val="none" w:sz="0" w:space="0" w:color="000000"/>
+                <w:right w:val="none" w:sz="0" w:space="0" w:color="000000"/>
+              </w:pBdr>
+              <w:spacing w:after="20" w:before="20" w:line="240"/>
+              <w:ind w:left="100" w:right="100" w:firstLine="0" w:firstLineChars="0"/>
+              <w:rPr>
+                <w:rFonts w:ascii="Times" w:hAnsi="Helvetica" w:eastAsia="Helvetica" w:cs="Helvetica"/>
+                <w:i w:val="false"/>
+                <w:b w:val="false"/>
+                <w:u w:val="none"/>
+                <w:sz w:val="24"/>
+                <w:szCs w:val="24"/>
+                <w:color w:val="000000"/>
+              </w:rPr>
             </w:pPr>
             <w:r xmlns:w="http://schemas.openxmlformats.org/wordprocessingml/2006/main" xmlns:wp="http://schemas.openxmlformats.org/drawingml/2006/wordprocessingDrawing" xmlns:r="http://schemas.openxmlformats.org/officeDocument/2006/relationships" xmlns:w14="http://schemas.microsoft.com/office/word/2010/wordml">
               <w:rPr>
@@ -12706,7 +14770,6 @@
           </w:tcPr>
           <w:p>
             <w:pPr>
-              <w:pStyle w:val="Normal"/>
               <w:jc w:val="right"/>
               <w:pBdr>
                 <w:bottom w:val="none" w:sz="0" w:space="0" w:color="000000"/>
@@ -12716,6 +14779,15 @@
               </w:pBdr>
               <w:spacing w:after="20" w:before="20" w:line="240"/>
               <w:ind w:left="100" w:right="100" w:firstLine="0" w:firstLineChars="0"/>
+              <w:rPr>
+                <w:rFonts w:ascii="Times" w:hAnsi="Helvetica" w:eastAsia="Helvetica" w:cs="Helvetica"/>
+                <w:i w:val="false"/>
+                <w:b w:val="false"/>
+                <w:u w:val="none"/>
+                <w:sz w:val="24"/>
+                <w:szCs w:val="24"/>
+                <w:color w:val="000000"/>
+              </w:rPr>
             </w:pPr>
             <w:r xmlns:w="http://schemas.openxmlformats.org/wordprocessingml/2006/main" xmlns:wp="http://schemas.openxmlformats.org/drawingml/2006/wordprocessingDrawing" xmlns:r="http://schemas.openxmlformats.org/officeDocument/2006/relationships" xmlns:w14="http://schemas.microsoft.com/office/word/2010/wordml">
               <w:rPr>
@@ -12750,7 +14822,6 @@
           </w:tcPr>
           <w:p>
             <w:pPr>
-              <w:pStyle w:val="Normal"/>
               <w:jc w:val="right"/>
               <w:pBdr>
                 <w:bottom w:val="none" w:sz="0" w:space="0" w:color="000000"/>
@@ -12760,6 +14831,15 @@
               </w:pBdr>
               <w:spacing w:after="20" w:before="20" w:line="240"/>
               <w:ind w:left="100" w:right="100" w:firstLine="0" w:firstLineChars="0"/>
+              <w:rPr>
+                <w:rFonts w:ascii="Times" w:hAnsi="Helvetica" w:eastAsia="Helvetica" w:cs="Helvetica"/>
+                <w:i w:val="false"/>
+                <w:b w:val="false"/>
+                <w:u w:val="none"/>
+                <w:sz w:val="24"/>
+                <w:szCs w:val="24"/>
+                <w:color w:val="000000"/>
+              </w:rPr>
             </w:pPr>
             <w:r xmlns:w="http://schemas.openxmlformats.org/wordprocessingml/2006/main" xmlns:wp="http://schemas.openxmlformats.org/drawingml/2006/wordprocessingDrawing" xmlns:r="http://schemas.openxmlformats.org/officeDocument/2006/relationships" xmlns:w14="http://schemas.microsoft.com/office/word/2010/wordml">
               <w:rPr>
@@ -12794,16 +14874,24 @@
           </w:tcPr>
           <w:p>
             <w:pPr>
-              <w:pStyle w:val="Normal"/>
-              <w:jc w:val="left"/>
-              <w:pBdr>
-                <w:bottom w:val="none" w:sz="0" w:space="0" w:color="000000"/>
-                <w:top w:val="none" w:sz="0" w:space="0" w:color="000000"/>
-                <w:left w:val="none" w:sz="0" w:space="0" w:color="000000"/>
-                <w:right w:val="none" w:sz="0" w:space="0" w:color="000000"/>
-              </w:pBdr>
-              <w:spacing w:after="20" w:before="20" w:line="240"/>
-              <w:ind w:left="100" w:right="100" w:firstLine="0" w:firstLineChars="0"/>
+              <w:jc w:val="left"/>
+              <w:pBdr>
+                <w:bottom w:val="none" w:sz="0" w:space="0" w:color="000000"/>
+                <w:top w:val="none" w:sz="0" w:space="0" w:color="000000"/>
+                <w:left w:val="none" w:sz="0" w:space="0" w:color="000000"/>
+                <w:right w:val="none" w:sz="0" w:space="0" w:color="000000"/>
+              </w:pBdr>
+              <w:spacing w:after="20" w:before="20" w:line="240"/>
+              <w:ind w:left="100" w:right="100" w:firstLine="0" w:firstLineChars="0"/>
+              <w:rPr>
+                <w:rFonts w:ascii="Times" w:hAnsi="Helvetica" w:eastAsia="Helvetica" w:cs="Helvetica"/>
+                <w:i w:val="false"/>
+                <w:b w:val="false"/>
+                <w:u w:val="none"/>
+                <w:sz w:val="24"/>
+                <w:szCs w:val="24"/>
+                <w:color w:val="000000"/>
+              </w:rPr>
             </w:pPr>
             <w:r xmlns:w="http://schemas.openxmlformats.org/wordprocessingml/2006/main" xmlns:wp="http://schemas.openxmlformats.org/drawingml/2006/wordprocessingDrawing" xmlns:r="http://schemas.openxmlformats.org/officeDocument/2006/relationships" xmlns:w14="http://schemas.microsoft.com/office/word/2010/wordml">
               <w:rPr>
@@ -12844,16 +14932,24 @@
           </w:tcPr>
           <w:p>
             <w:pPr>
-              <w:pStyle w:val="Normal"/>
-              <w:jc w:val="left"/>
-              <w:pBdr>
-                <w:bottom w:val="none" w:sz="0" w:space="0" w:color="000000"/>
-                <w:top w:val="none" w:sz="0" w:space="0" w:color="000000"/>
-                <w:left w:val="none" w:sz="0" w:space="0" w:color="000000"/>
-                <w:right w:val="none" w:sz="0" w:space="0" w:color="000000"/>
-              </w:pBdr>
-              <w:spacing w:after="20" w:before="20" w:line="240"/>
-              <w:ind w:left="100" w:right="100" w:firstLine="0" w:firstLineChars="0"/>
+              <w:jc w:val="left"/>
+              <w:pBdr>
+                <w:bottom w:val="none" w:sz="0" w:space="0" w:color="000000"/>
+                <w:top w:val="none" w:sz="0" w:space="0" w:color="000000"/>
+                <w:left w:val="none" w:sz="0" w:space="0" w:color="000000"/>
+                <w:right w:val="none" w:sz="0" w:space="0" w:color="000000"/>
+              </w:pBdr>
+              <w:spacing w:after="20" w:before="20" w:line="240"/>
+              <w:ind w:left="100" w:right="100" w:firstLine="0" w:firstLineChars="0"/>
+              <w:rPr>
+                <w:rFonts w:ascii="Times" w:hAnsi="Helvetica" w:eastAsia="Helvetica" w:cs="Helvetica"/>
+                <w:i w:val="false"/>
+                <w:b w:val="false"/>
+                <w:u w:val="none"/>
+                <w:sz w:val="24"/>
+                <w:szCs w:val="24"/>
+                <w:color w:val="000000"/>
+              </w:rPr>
             </w:pPr>
             <w:r xmlns:w="http://schemas.openxmlformats.org/wordprocessingml/2006/main" xmlns:wp="http://schemas.openxmlformats.org/drawingml/2006/wordprocessingDrawing" xmlns:r="http://schemas.openxmlformats.org/officeDocument/2006/relationships" xmlns:w14="http://schemas.microsoft.com/office/word/2010/wordml">
               <w:rPr>
@@ -12888,16 +14984,24 @@
           </w:tcPr>
           <w:p>
             <w:pPr>
-              <w:pStyle w:val="Normal"/>
-              <w:jc w:val="left"/>
-              <w:pBdr>
-                <w:bottom w:val="none" w:sz="0" w:space="0" w:color="000000"/>
-                <w:top w:val="none" w:sz="0" w:space="0" w:color="000000"/>
-                <w:left w:val="none" w:sz="0" w:space="0" w:color="000000"/>
-                <w:right w:val="none" w:sz="0" w:space="0" w:color="000000"/>
-              </w:pBdr>
-              <w:spacing w:after="20" w:before="20" w:line="240"/>
-              <w:ind w:left="100" w:right="100" w:firstLine="0" w:firstLineChars="0"/>
+              <w:jc w:val="left"/>
+              <w:pBdr>
+                <w:bottom w:val="none" w:sz="0" w:space="0" w:color="000000"/>
+                <w:top w:val="none" w:sz="0" w:space="0" w:color="000000"/>
+                <w:left w:val="none" w:sz="0" w:space="0" w:color="000000"/>
+                <w:right w:val="none" w:sz="0" w:space="0" w:color="000000"/>
+              </w:pBdr>
+              <w:spacing w:after="20" w:before="20" w:line="240"/>
+              <w:ind w:left="100" w:right="100" w:firstLine="0" w:firstLineChars="0"/>
+              <w:rPr>
+                <w:rFonts w:ascii="Times" w:hAnsi="Helvetica" w:eastAsia="Helvetica" w:cs="Helvetica"/>
+                <w:i w:val="false"/>
+                <w:b w:val="false"/>
+                <w:u w:val="none"/>
+                <w:sz w:val="24"/>
+                <w:szCs w:val="24"/>
+                <w:color w:val="000000"/>
+              </w:rPr>
             </w:pPr>
             <w:r xmlns:w="http://schemas.openxmlformats.org/wordprocessingml/2006/main" xmlns:wp="http://schemas.openxmlformats.org/drawingml/2006/wordprocessingDrawing" xmlns:r="http://schemas.openxmlformats.org/officeDocument/2006/relationships" xmlns:w14="http://schemas.microsoft.com/office/word/2010/wordml">
               <w:rPr>
@@ -12932,7 +15036,6 @@
           </w:tcPr>
           <w:p>
             <w:pPr>
-              <w:pStyle w:val="Normal"/>
               <w:jc w:val="right"/>
               <w:pBdr>
                 <w:bottom w:val="none" w:sz="0" w:space="0" w:color="000000"/>
@@ -12942,6 +15045,15 @@
               </w:pBdr>
               <w:spacing w:after="20" w:before="20" w:line="240"/>
               <w:ind w:left="100" w:right="100" w:firstLine="0" w:firstLineChars="0"/>
+              <w:rPr>
+                <w:rFonts w:ascii="Times" w:hAnsi="Helvetica" w:eastAsia="Helvetica" w:cs="Helvetica"/>
+                <w:i w:val="false"/>
+                <w:b w:val="false"/>
+                <w:u w:val="none"/>
+                <w:sz w:val="24"/>
+                <w:szCs w:val="24"/>
+                <w:color w:val="000000"/>
+              </w:rPr>
             </w:pPr>
             <w:r xmlns:w="http://schemas.openxmlformats.org/wordprocessingml/2006/main" xmlns:wp="http://schemas.openxmlformats.org/drawingml/2006/wordprocessingDrawing" xmlns:r="http://schemas.openxmlformats.org/officeDocument/2006/relationships" xmlns:w14="http://schemas.microsoft.com/office/word/2010/wordml">
               <w:rPr>
@@ -12976,7 +15088,6 @@
           </w:tcPr>
           <w:p>
             <w:pPr>
-              <w:pStyle w:val="Normal"/>
               <w:jc w:val="right"/>
               <w:pBdr>
                 <w:bottom w:val="none" w:sz="0" w:space="0" w:color="000000"/>
@@ -12986,6 +15097,15 @@
               </w:pBdr>
               <w:spacing w:after="20" w:before="20" w:line="240"/>
               <w:ind w:left="100" w:right="100" w:firstLine="0" w:firstLineChars="0"/>
+              <w:rPr>
+                <w:rFonts w:ascii="Times" w:hAnsi="Helvetica" w:eastAsia="Helvetica" w:cs="Helvetica"/>
+                <w:i w:val="false"/>
+                <w:b w:val="false"/>
+                <w:u w:val="none"/>
+                <w:sz w:val="24"/>
+                <w:szCs w:val="24"/>
+                <w:color w:val="000000"/>
+              </w:rPr>
             </w:pPr>
             <w:r xmlns:w="http://schemas.openxmlformats.org/wordprocessingml/2006/main" xmlns:wp="http://schemas.openxmlformats.org/drawingml/2006/wordprocessingDrawing" xmlns:r="http://schemas.openxmlformats.org/officeDocument/2006/relationships" xmlns:w14="http://schemas.microsoft.com/office/word/2010/wordml">
               <w:rPr>
@@ -13020,16 +15140,24 @@
           </w:tcPr>
           <w:p>
             <w:pPr>
-              <w:pStyle w:val="Normal"/>
-              <w:jc w:val="left"/>
-              <w:pBdr>
-                <w:bottom w:val="none" w:sz="0" w:space="0" w:color="000000"/>
-                <w:top w:val="none" w:sz="0" w:space="0" w:color="000000"/>
-                <w:left w:val="none" w:sz="0" w:space="0" w:color="000000"/>
-                <w:right w:val="none" w:sz="0" w:space="0" w:color="000000"/>
-              </w:pBdr>
-              <w:spacing w:after="20" w:before="20" w:line="240"/>
-              <w:ind w:left="100" w:right="100" w:firstLine="0" w:firstLineChars="0"/>
+              <w:jc w:val="left"/>
+              <w:pBdr>
+                <w:bottom w:val="none" w:sz="0" w:space="0" w:color="000000"/>
+                <w:top w:val="none" w:sz="0" w:space="0" w:color="000000"/>
+                <w:left w:val="none" w:sz="0" w:space="0" w:color="000000"/>
+                <w:right w:val="none" w:sz="0" w:space="0" w:color="000000"/>
+              </w:pBdr>
+              <w:spacing w:after="20" w:before="20" w:line="240"/>
+              <w:ind w:left="100" w:right="100" w:firstLine="0" w:firstLineChars="0"/>
+              <w:rPr>
+                <w:rFonts w:ascii="Times" w:hAnsi="Helvetica" w:eastAsia="Helvetica" w:cs="Helvetica"/>
+                <w:i w:val="false"/>
+                <w:b w:val="false"/>
+                <w:u w:val="none"/>
+                <w:sz w:val="24"/>
+                <w:szCs w:val="24"/>
+                <w:color w:val="000000"/>
+              </w:rPr>
             </w:pPr>
             <w:r xmlns:w="http://schemas.openxmlformats.org/wordprocessingml/2006/main" xmlns:wp="http://schemas.openxmlformats.org/drawingml/2006/wordprocessingDrawing" xmlns:r="http://schemas.openxmlformats.org/officeDocument/2006/relationships" xmlns:w14="http://schemas.microsoft.com/office/word/2010/wordml">
               <w:rPr>
@@ -13070,16 +15198,24 @@
           </w:tcPr>
           <w:p>
             <w:pPr>
-              <w:pStyle w:val="Normal"/>
-              <w:jc w:val="left"/>
-              <w:pBdr>
-                <w:bottom w:val="none" w:sz="0" w:space="0" w:color="000000"/>
-                <w:top w:val="none" w:sz="0" w:space="0" w:color="000000"/>
-                <w:left w:val="none" w:sz="0" w:space="0" w:color="000000"/>
-                <w:right w:val="none" w:sz="0" w:space="0" w:color="000000"/>
-              </w:pBdr>
-              <w:spacing w:after="20" w:before="20" w:line="240"/>
-              <w:ind w:left="100" w:right="100" w:firstLine="0" w:firstLineChars="0"/>
+              <w:jc w:val="left"/>
+              <w:pBdr>
+                <w:bottom w:val="none" w:sz="0" w:space="0" w:color="000000"/>
+                <w:top w:val="none" w:sz="0" w:space="0" w:color="000000"/>
+                <w:left w:val="none" w:sz="0" w:space="0" w:color="000000"/>
+                <w:right w:val="none" w:sz="0" w:space="0" w:color="000000"/>
+              </w:pBdr>
+              <w:spacing w:after="20" w:before="20" w:line="240"/>
+              <w:ind w:left="100" w:right="100" w:firstLine="0" w:firstLineChars="0"/>
+              <w:rPr>
+                <w:rFonts w:ascii="Times" w:hAnsi="Helvetica" w:eastAsia="Helvetica" w:cs="Helvetica"/>
+                <w:i w:val="false"/>
+                <w:b w:val="false"/>
+                <w:u w:val="none"/>
+                <w:sz w:val="24"/>
+                <w:szCs w:val="24"/>
+                <w:color w:val="000000"/>
+              </w:rPr>
             </w:pPr>
             <w:r xmlns:w="http://schemas.openxmlformats.org/wordprocessingml/2006/main" xmlns:wp="http://schemas.openxmlformats.org/drawingml/2006/wordprocessingDrawing" xmlns:r="http://schemas.openxmlformats.org/officeDocument/2006/relationships" xmlns:w14="http://schemas.microsoft.com/office/word/2010/wordml">
               <w:rPr>
@@ -13114,16 +15250,24 @@
           </w:tcPr>
           <w:p>
             <w:pPr>
-              <w:pStyle w:val="Normal"/>
-              <w:jc w:val="left"/>
-              <w:pBdr>
-                <w:bottom w:val="none" w:sz="0" w:space="0" w:color="000000"/>
-                <w:top w:val="none" w:sz="0" w:space="0" w:color="000000"/>
-                <w:left w:val="none" w:sz="0" w:space="0" w:color="000000"/>
-                <w:right w:val="none" w:sz="0" w:space="0" w:color="000000"/>
-              </w:pBdr>
-              <w:spacing w:after="20" w:before="20" w:line="240"/>
-              <w:ind w:left="100" w:right="100" w:firstLine="0" w:firstLineChars="0"/>
+              <w:jc w:val="left"/>
+              <w:pBdr>
+                <w:bottom w:val="none" w:sz="0" w:space="0" w:color="000000"/>
+                <w:top w:val="none" w:sz="0" w:space="0" w:color="000000"/>
+                <w:left w:val="none" w:sz="0" w:space="0" w:color="000000"/>
+                <w:right w:val="none" w:sz="0" w:space="0" w:color="000000"/>
+              </w:pBdr>
+              <w:spacing w:after="20" w:before="20" w:line="240"/>
+              <w:ind w:left="100" w:right="100" w:firstLine="0" w:firstLineChars="0"/>
+              <w:rPr>
+                <w:rFonts w:ascii="Times" w:hAnsi="Helvetica" w:eastAsia="Helvetica" w:cs="Helvetica"/>
+                <w:i w:val="false"/>
+                <w:b w:val="false"/>
+                <w:u w:val="none"/>
+                <w:sz w:val="24"/>
+                <w:szCs w:val="24"/>
+                <w:color w:val="000000"/>
+              </w:rPr>
             </w:pPr>
             <w:r xmlns:w="http://schemas.openxmlformats.org/wordprocessingml/2006/main" xmlns:wp="http://schemas.openxmlformats.org/drawingml/2006/wordprocessingDrawing" xmlns:r="http://schemas.openxmlformats.org/officeDocument/2006/relationships" xmlns:w14="http://schemas.microsoft.com/office/word/2010/wordml">
               <w:rPr>
@@ -13158,7 +15302,6 @@
           </w:tcPr>
           <w:p>
             <w:pPr>
-              <w:pStyle w:val="Normal"/>
               <w:jc w:val="right"/>
               <w:pBdr>
                 <w:bottom w:val="none" w:sz="0" w:space="0" w:color="000000"/>
@@ -13168,6 +15311,15 @@
               </w:pBdr>
               <w:spacing w:after="20" w:before="20" w:line="240"/>
               <w:ind w:left="100" w:right="100" w:firstLine="0" w:firstLineChars="0"/>
+              <w:rPr>
+                <w:rFonts w:ascii="Times" w:hAnsi="Helvetica" w:eastAsia="Helvetica" w:cs="Helvetica"/>
+                <w:i w:val="false"/>
+                <w:b w:val="false"/>
+                <w:u w:val="none"/>
+                <w:sz w:val="24"/>
+                <w:szCs w:val="24"/>
+                <w:color w:val="000000"/>
+              </w:rPr>
             </w:pPr>
             <w:r xmlns:w="http://schemas.openxmlformats.org/wordprocessingml/2006/main" xmlns:wp="http://schemas.openxmlformats.org/drawingml/2006/wordprocessingDrawing" xmlns:r="http://schemas.openxmlformats.org/officeDocument/2006/relationships" xmlns:w14="http://schemas.microsoft.com/office/word/2010/wordml">
               <w:rPr>
@@ -13202,7 +15354,6 @@
           </w:tcPr>
           <w:p>
             <w:pPr>
-              <w:pStyle w:val="Normal"/>
               <w:jc w:val="right"/>
               <w:pBdr>
                 <w:bottom w:val="none" w:sz="0" w:space="0" w:color="000000"/>
@@ -13212,6 +15363,15 @@
               </w:pBdr>
               <w:spacing w:after="20" w:before="20" w:line="240"/>
               <w:ind w:left="100" w:right="100" w:firstLine="0" w:firstLineChars="0"/>
+              <w:rPr>
+                <w:rFonts w:ascii="Times" w:hAnsi="Helvetica" w:eastAsia="Helvetica" w:cs="Helvetica"/>
+                <w:i w:val="false"/>
+                <w:b w:val="false"/>
+                <w:u w:val="none"/>
+                <w:sz w:val="24"/>
+                <w:szCs w:val="24"/>
+                <w:color w:val="000000"/>
+              </w:rPr>
             </w:pPr>
             <w:r xmlns:w="http://schemas.openxmlformats.org/wordprocessingml/2006/main" xmlns:wp="http://schemas.openxmlformats.org/drawingml/2006/wordprocessingDrawing" xmlns:r="http://schemas.openxmlformats.org/officeDocument/2006/relationships" xmlns:w14="http://schemas.microsoft.com/office/word/2010/wordml">
               <w:rPr>
@@ -13246,16 +15406,24 @@
           </w:tcPr>
           <w:p>
             <w:pPr>
-              <w:pStyle w:val="Normal"/>
-              <w:jc w:val="left"/>
-              <w:pBdr>
-                <w:bottom w:val="none" w:sz="0" w:space="0" w:color="000000"/>
-                <w:top w:val="none" w:sz="0" w:space="0" w:color="000000"/>
-                <w:left w:val="none" w:sz="0" w:space="0" w:color="000000"/>
-                <w:right w:val="none" w:sz="0" w:space="0" w:color="000000"/>
-              </w:pBdr>
-              <w:spacing w:after="20" w:before="20" w:line="240"/>
-              <w:ind w:left="100" w:right="100" w:firstLine="0" w:firstLineChars="0"/>
+              <w:jc w:val="left"/>
+              <w:pBdr>
+                <w:bottom w:val="none" w:sz="0" w:space="0" w:color="000000"/>
+                <w:top w:val="none" w:sz="0" w:space="0" w:color="000000"/>
+                <w:left w:val="none" w:sz="0" w:space="0" w:color="000000"/>
+                <w:right w:val="none" w:sz="0" w:space="0" w:color="000000"/>
+              </w:pBdr>
+              <w:spacing w:after="20" w:before="20" w:line="240"/>
+              <w:ind w:left="100" w:right="100" w:firstLine="0" w:firstLineChars="0"/>
+              <w:rPr>
+                <w:rFonts w:ascii="Times" w:hAnsi="Helvetica" w:eastAsia="Helvetica" w:cs="Helvetica"/>
+                <w:i w:val="false"/>
+                <w:b w:val="false"/>
+                <w:u w:val="none"/>
+                <w:sz w:val="24"/>
+                <w:szCs w:val="24"/>
+                <w:color w:val="000000"/>
+              </w:rPr>
             </w:pPr>
             <w:r xmlns:w="http://schemas.openxmlformats.org/wordprocessingml/2006/main" xmlns:wp="http://schemas.openxmlformats.org/drawingml/2006/wordprocessingDrawing" xmlns:r="http://schemas.openxmlformats.org/officeDocument/2006/relationships" xmlns:w14="http://schemas.microsoft.com/office/word/2010/wordml">
               <w:rPr>
@@ -13296,16 +15464,24 @@
           </w:tcPr>
           <w:p>
             <w:pPr>
-              <w:pStyle w:val="Normal"/>
-              <w:jc w:val="left"/>
-              <w:pBdr>
-                <w:bottom w:val="none" w:sz="0" w:space="0" w:color="000000"/>
-                <w:top w:val="none" w:sz="0" w:space="0" w:color="000000"/>
-                <w:left w:val="none" w:sz="0" w:space="0" w:color="000000"/>
-                <w:right w:val="none" w:sz="0" w:space="0" w:color="000000"/>
-              </w:pBdr>
-              <w:spacing w:after="20" w:before="20" w:line="240"/>
-              <w:ind w:left="100" w:right="100" w:firstLine="0" w:firstLineChars="0"/>
+              <w:jc w:val="left"/>
+              <w:pBdr>
+                <w:bottom w:val="none" w:sz="0" w:space="0" w:color="000000"/>
+                <w:top w:val="none" w:sz="0" w:space="0" w:color="000000"/>
+                <w:left w:val="none" w:sz="0" w:space="0" w:color="000000"/>
+                <w:right w:val="none" w:sz="0" w:space="0" w:color="000000"/>
+              </w:pBdr>
+              <w:spacing w:after="20" w:before="20" w:line="240"/>
+              <w:ind w:left="100" w:right="100" w:firstLine="0" w:firstLineChars="0"/>
+              <w:rPr>
+                <w:rFonts w:ascii="Times" w:hAnsi="Helvetica" w:eastAsia="Helvetica" w:cs="Helvetica"/>
+                <w:i w:val="false"/>
+                <w:b w:val="false"/>
+                <w:u w:val="none"/>
+                <w:sz w:val="24"/>
+                <w:szCs w:val="24"/>
+                <w:color w:val="000000"/>
+              </w:rPr>
             </w:pPr>
             <w:r xmlns:w="http://schemas.openxmlformats.org/wordprocessingml/2006/main" xmlns:wp="http://schemas.openxmlformats.org/drawingml/2006/wordprocessingDrawing" xmlns:r="http://schemas.openxmlformats.org/officeDocument/2006/relationships" xmlns:w14="http://schemas.microsoft.com/office/word/2010/wordml">
               <w:rPr>
@@ -13340,16 +15516,24 @@
           </w:tcPr>
           <w:p>
             <w:pPr>
-              <w:pStyle w:val="Normal"/>
-              <w:jc w:val="left"/>
-              <w:pBdr>
-                <w:bottom w:val="none" w:sz="0" w:space="0" w:color="000000"/>
-                <w:top w:val="none" w:sz="0" w:space="0" w:color="000000"/>
-                <w:left w:val="none" w:sz="0" w:space="0" w:color="000000"/>
-                <w:right w:val="none" w:sz="0" w:space="0" w:color="000000"/>
-              </w:pBdr>
-              <w:spacing w:after="20" w:before="20" w:line="240"/>
-              <w:ind w:left="100" w:right="100" w:firstLine="0" w:firstLineChars="0"/>
+              <w:jc w:val="left"/>
+              <w:pBdr>
+                <w:bottom w:val="none" w:sz="0" w:space="0" w:color="000000"/>
+                <w:top w:val="none" w:sz="0" w:space="0" w:color="000000"/>
+                <w:left w:val="none" w:sz="0" w:space="0" w:color="000000"/>
+                <w:right w:val="none" w:sz="0" w:space="0" w:color="000000"/>
+              </w:pBdr>
+              <w:spacing w:after="20" w:before="20" w:line="240"/>
+              <w:ind w:left="100" w:right="100" w:firstLine="0" w:firstLineChars="0"/>
+              <w:rPr>
+                <w:rFonts w:ascii="Times" w:hAnsi="Helvetica" w:eastAsia="Helvetica" w:cs="Helvetica"/>
+                <w:i w:val="false"/>
+                <w:b w:val="false"/>
+                <w:u w:val="none"/>
+                <w:sz w:val="24"/>
+                <w:szCs w:val="24"/>
+                <w:color w:val="000000"/>
+              </w:rPr>
             </w:pPr>
             <w:r xmlns:w="http://schemas.openxmlformats.org/wordprocessingml/2006/main" xmlns:wp="http://schemas.openxmlformats.org/drawingml/2006/wordprocessingDrawing" xmlns:r="http://schemas.openxmlformats.org/officeDocument/2006/relationships" xmlns:w14="http://schemas.microsoft.com/office/word/2010/wordml">
               <w:rPr>
@@ -13384,7 +15568,6 @@
           </w:tcPr>
           <w:p>
             <w:pPr>
-              <w:pStyle w:val="Normal"/>
               <w:jc w:val="right"/>
               <w:pBdr>
                 <w:bottom w:val="none" w:sz="0" w:space="0" w:color="000000"/>
@@ -13394,6 +15577,15 @@
               </w:pBdr>
               <w:spacing w:after="20" w:before="20" w:line="240"/>
               <w:ind w:left="100" w:right="100" w:firstLine="0" w:firstLineChars="0"/>
+              <w:rPr>
+                <w:rFonts w:ascii="Times" w:hAnsi="Helvetica" w:eastAsia="Helvetica" w:cs="Helvetica"/>
+                <w:i w:val="false"/>
+                <w:b w:val="false"/>
+                <w:u w:val="none"/>
+                <w:sz w:val="24"/>
+                <w:szCs w:val="24"/>
+                <w:color w:val="000000"/>
+              </w:rPr>
             </w:pPr>
             <w:r xmlns:w="http://schemas.openxmlformats.org/wordprocessingml/2006/main" xmlns:wp="http://schemas.openxmlformats.org/drawingml/2006/wordprocessingDrawing" xmlns:r="http://schemas.openxmlformats.org/officeDocument/2006/relationships" xmlns:w14="http://schemas.microsoft.com/office/word/2010/wordml">
               <w:rPr>
@@ -13428,7 +15620,6 @@
           </w:tcPr>
           <w:p>
             <w:pPr>
-              <w:pStyle w:val="Normal"/>
               <w:jc w:val="right"/>
               <w:pBdr>
                 <w:bottom w:val="none" w:sz="0" w:space="0" w:color="000000"/>
@@ -13438,6 +15629,15 @@
               </w:pBdr>
               <w:spacing w:after="20" w:before="20" w:line="240"/>
               <w:ind w:left="100" w:right="100" w:firstLine="0" w:firstLineChars="0"/>
+              <w:rPr>
+                <w:rFonts w:ascii="Times" w:hAnsi="Helvetica" w:eastAsia="Helvetica" w:cs="Helvetica"/>
+                <w:i w:val="false"/>
+                <w:b w:val="false"/>
+                <w:u w:val="none"/>
+                <w:sz w:val="24"/>
+                <w:szCs w:val="24"/>
+                <w:color w:val="000000"/>
+              </w:rPr>
             </w:pPr>
             <w:r xmlns:w="http://schemas.openxmlformats.org/wordprocessingml/2006/main" xmlns:wp="http://schemas.openxmlformats.org/drawingml/2006/wordprocessingDrawing" xmlns:r="http://schemas.openxmlformats.org/officeDocument/2006/relationships" xmlns:w14="http://schemas.microsoft.com/office/word/2010/wordml">
               <w:rPr>
@@ -13472,16 +15672,24 @@
           </w:tcPr>
           <w:p>
             <w:pPr>
-              <w:pStyle w:val="Normal"/>
-              <w:jc w:val="left"/>
-              <w:pBdr>
-                <w:bottom w:val="none" w:sz="0" w:space="0" w:color="000000"/>
-                <w:top w:val="none" w:sz="0" w:space="0" w:color="000000"/>
-                <w:left w:val="none" w:sz="0" w:space="0" w:color="000000"/>
-                <w:right w:val="none" w:sz="0" w:space="0" w:color="000000"/>
-              </w:pBdr>
-              <w:spacing w:after="20" w:before="20" w:line="240"/>
-              <w:ind w:left="100" w:right="100" w:firstLine="0" w:firstLineChars="0"/>
+              <w:jc w:val="left"/>
+              <w:pBdr>
+                <w:bottom w:val="none" w:sz="0" w:space="0" w:color="000000"/>
+                <w:top w:val="none" w:sz="0" w:space="0" w:color="000000"/>
+                <w:left w:val="none" w:sz="0" w:space="0" w:color="000000"/>
+                <w:right w:val="none" w:sz="0" w:space="0" w:color="000000"/>
+              </w:pBdr>
+              <w:spacing w:after="20" w:before="20" w:line="240"/>
+              <w:ind w:left="100" w:right="100" w:firstLine="0" w:firstLineChars="0"/>
+              <w:rPr>
+                <w:rFonts w:ascii="Times" w:hAnsi="Helvetica" w:eastAsia="Helvetica" w:cs="Helvetica"/>
+                <w:i w:val="false"/>
+                <w:b w:val="false"/>
+                <w:u w:val="none"/>
+                <w:sz w:val="24"/>
+                <w:szCs w:val="24"/>
+                <w:color w:val="000000"/>
+              </w:rPr>
             </w:pPr>
             <w:r xmlns:w="http://schemas.openxmlformats.org/wordprocessingml/2006/main" xmlns:wp="http://schemas.openxmlformats.org/drawingml/2006/wordprocessingDrawing" xmlns:r="http://schemas.openxmlformats.org/officeDocument/2006/relationships" xmlns:w14="http://schemas.microsoft.com/office/word/2010/wordml">
               <w:rPr>
@@ -13522,16 +15730,24 @@
           </w:tcPr>
           <w:p>
             <w:pPr>
-              <w:pStyle w:val="Normal"/>
-              <w:jc w:val="left"/>
-              <w:pBdr>
-                <w:bottom w:val="none" w:sz="0" w:space="0" w:color="000000"/>
-                <w:top w:val="none" w:sz="0" w:space="0" w:color="000000"/>
-                <w:left w:val="none" w:sz="0" w:space="0" w:color="000000"/>
-                <w:right w:val="none" w:sz="0" w:space="0" w:color="000000"/>
-              </w:pBdr>
-              <w:spacing w:after="20" w:before="20" w:line="240"/>
-              <w:ind w:left="100" w:right="100" w:firstLine="0" w:firstLineChars="0"/>
+              <w:jc w:val="left"/>
+              <w:pBdr>
+                <w:bottom w:val="none" w:sz="0" w:space="0" w:color="000000"/>
+                <w:top w:val="none" w:sz="0" w:space="0" w:color="000000"/>
+                <w:left w:val="none" w:sz="0" w:space="0" w:color="000000"/>
+                <w:right w:val="none" w:sz="0" w:space="0" w:color="000000"/>
+              </w:pBdr>
+              <w:spacing w:after="20" w:before="20" w:line="240"/>
+              <w:ind w:left="100" w:right="100" w:firstLine="0" w:firstLineChars="0"/>
+              <w:rPr>
+                <w:rFonts w:ascii="Times" w:hAnsi="Helvetica" w:eastAsia="Helvetica" w:cs="Helvetica"/>
+                <w:i w:val="false"/>
+                <w:b w:val="false"/>
+                <w:u w:val="none"/>
+                <w:sz w:val="24"/>
+                <w:szCs w:val="24"/>
+                <w:color w:val="000000"/>
+              </w:rPr>
             </w:pPr>
             <w:r xmlns:w="http://schemas.openxmlformats.org/wordprocessingml/2006/main" xmlns:wp="http://schemas.openxmlformats.org/drawingml/2006/wordprocessingDrawing" xmlns:r="http://schemas.openxmlformats.org/officeDocument/2006/relationships" xmlns:w14="http://schemas.microsoft.com/office/word/2010/wordml">
               <w:rPr>
@@ -13566,16 +15782,24 @@
           </w:tcPr>
           <w:p>
             <w:pPr>
-              <w:pStyle w:val="Normal"/>
-              <w:jc w:val="left"/>
-              <w:pBdr>
-                <w:bottom w:val="none" w:sz="0" w:space="0" w:color="000000"/>
-                <w:top w:val="none" w:sz="0" w:space="0" w:color="000000"/>
-                <w:left w:val="none" w:sz="0" w:space="0" w:color="000000"/>
-                <w:right w:val="none" w:sz="0" w:space="0" w:color="000000"/>
-              </w:pBdr>
-              <w:spacing w:after="20" w:before="20" w:line="240"/>
-              <w:ind w:left="100" w:right="100" w:firstLine="0" w:firstLineChars="0"/>
+              <w:jc w:val="left"/>
+              <w:pBdr>
+                <w:bottom w:val="none" w:sz="0" w:space="0" w:color="000000"/>
+                <w:top w:val="none" w:sz="0" w:space="0" w:color="000000"/>
+                <w:left w:val="none" w:sz="0" w:space="0" w:color="000000"/>
+                <w:right w:val="none" w:sz="0" w:space="0" w:color="000000"/>
+              </w:pBdr>
+              <w:spacing w:after="20" w:before="20" w:line="240"/>
+              <w:ind w:left="100" w:right="100" w:firstLine="0" w:firstLineChars="0"/>
+              <w:rPr>
+                <w:rFonts w:ascii="Times" w:hAnsi="Helvetica" w:eastAsia="Helvetica" w:cs="Helvetica"/>
+                <w:i w:val="false"/>
+                <w:b w:val="false"/>
+                <w:u w:val="none"/>
+                <w:sz w:val="24"/>
+                <w:szCs w:val="24"/>
+                <w:color w:val="000000"/>
+              </w:rPr>
             </w:pPr>
             <w:r xmlns:w="http://schemas.openxmlformats.org/wordprocessingml/2006/main" xmlns:wp="http://schemas.openxmlformats.org/drawingml/2006/wordprocessingDrawing" xmlns:r="http://schemas.openxmlformats.org/officeDocument/2006/relationships" xmlns:w14="http://schemas.microsoft.com/office/word/2010/wordml">
               <w:rPr>
@@ -13610,7 +15834,6 @@
           </w:tcPr>
           <w:p>
             <w:pPr>
-              <w:pStyle w:val="Normal"/>
               <w:jc w:val="right"/>
               <w:pBdr>
                 <w:bottom w:val="none" w:sz="0" w:space="0" w:color="000000"/>
@@ -13620,6 +15843,15 @@
               </w:pBdr>
               <w:spacing w:after="20" w:before="20" w:line="240"/>
               <w:ind w:left="100" w:right="100" w:firstLine="0" w:firstLineChars="0"/>
+              <w:rPr>
+                <w:rFonts w:ascii="Times" w:hAnsi="Helvetica" w:eastAsia="Helvetica" w:cs="Helvetica"/>
+                <w:i w:val="false"/>
+                <w:b w:val="false"/>
+                <w:u w:val="none"/>
+                <w:sz w:val="24"/>
+                <w:szCs w:val="24"/>
+                <w:color w:val="000000"/>
+              </w:rPr>
             </w:pPr>
             <w:r xmlns:w="http://schemas.openxmlformats.org/wordprocessingml/2006/main" xmlns:wp="http://schemas.openxmlformats.org/drawingml/2006/wordprocessingDrawing" xmlns:r="http://schemas.openxmlformats.org/officeDocument/2006/relationships" xmlns:w14="http://schemas.microsoft.com/office/word/2010/wordml">
               <w:rPr>
@@ -13654,7 +15886,6 @@
           </w:tcPr>
           <w:p>
             <w:pPr>
-              <w:pStyle w:val="Normal"/>
               <w:jc w:val="right"/>
               <w:pBdr>
                 <w:bottom w:val="none" w:sz="0" w:space="0" w:color="000000"/>
@@ -13664,6 +15895,15 @@
               </w:pBdr>
               <w:spacing w:after="20" w:before="20" w:line="240"/>
               <w:ind w:left="100" w:right="100" w:firstLine="0" w:firstLineChars="0"/>
+              <w:rPr>
+                <w:rFonts w:ascii="Times" w:hAnsi="Helvetica" w:eastAsia="Helvetica" w:cs="Helvetica"/>
+                <w:i w:val="false"/>
+                <w:b w:val="false"/>
+                <w:u w:val="none"/>
+                <w:sz w:val="24"/>
+                <w:szCs w:val="24"/>
+                <w:color w:val="000000"/>
+              </w:rPr>
             </w:pPr>
             <w:r xmlns:w="http://schemas.openxmlformats.org/wordprocessingml/2006/main" xmlns:wp="http://schemas.openxmlformats.org/drawingml/2006/wordprocessingDrawing" xmlns:r="http://schemas.openxmlformats.org/officeDocument/2006/relationships" xmlns:w14="http://schemas.microsoft.com/office/word/2010/wordml">
               <w:rPr>
@@ -13698,16 +15938,24 @@
           </w:tcPr>
           <w:p>
             <w:pPr>
-              <w:pStyle w:val="Normal"/>
-              <w:jc w:val="left"/>
-              <w:pBdr>
-                <w:bottom w:val="none" w:sz="0" w:space="0" w:color="000000"/>
-                <w:top w:val="none" w:sz="0" w:space="0" w:color="000000"/>
-                <w:left w:val="none" w:sz="0" w:space="0" w:color="000000"/>
-                <w:right w:val="none" w:sz="0" w:space="0" w:color="000000"/>
-              </w:pBdr>
-              <w:spacing w:after="20" w:before="20" w:line="240"/>
-              <w:ind w:left="100" w:right="100" w:firstLine="0" w:firstLineChars="0"/>
+              <w:jc w:val="left"/>
+              <w:pBdr>
+                <w:bottom w:val="none" w:sz="0" w:space="0" w:color="000000"/>
+                <w:top w:val="none" w:sz="0" w:space="0" w:color="000000"/>
+                <w:left w:val="none" w:sz="0" w:space="0" w:color="000000"/>
+                <w:right w:val="none" w:sz="0" w:space="0" w:color="000000"/>
+              </w:pBdr>
+              <w:spacing w:after="20" w:before="20" w:line="240"/>
+              <w:ind w:left="100" w:right="100" w:firstLine="0" w:firstLineChars="0"/>
+              <w:rPr>
+                <w:rFonts w:ascii="Times" w:hAnsi="Helvetica" w:eastAsia="Helvetica" w:cs="Helvetica"/>
+                <w:i w:val="false"/>
+                <w:b w:val="false"/>
+                <w:u w:val="none"/>
+                <w:sz w:val="24"/>
+                <w:szCs w:val="24"/>
+                <w:color w:val="000000"/>
+              </w:rPr>
             </w:pPr>
             <w:r xmlns:w="http://schemas.openxmlformats.org/wordprocessingml/2006/main" xmlns:wp="http://schemas.openxmlformats.org/drawingml/2006/wordprocessingDrawing" xmlns:r="http://schemas.openxmlformats.org/officeDocument/2006/relationships" xmlns:w14="http://schemas.microsoft.com/office/word/2010/wordml">
               <w:rPr>
@@ -13748,16 +15996,24 @@
           </w:tcPr>
           <w:p>
             <w:pPr>
-              <w:pStyle w:val="Normal"/>
-              <w:jc w:val="left"/>
-              <w:pBdr>
-                <w:bottom w:val="none" w:sz="0" w:space="0" w:color="000000"/>
-                <w:top w:val="none" w:sz="0" w:space="0" w:color="000000"/>
-                <w:left w:val="none" w:sz="0" w:space="0" w:color="000000"/>
-                <w:right w:val="none" w:sz="0" w:space="0" w:color="000000"/>
-              </w:pBdr>
-              <w:spacing w:after="20" w:before="20" w:line="240"/>
-              <w:ind w:left="100" w:right="100" w:firstLine="0" w:firstLineChars="0"/>
+              <w:jc w:val="left"/>
+              <w:pBdr>
+                <w:bottom w:val="none" w:sz="0" w:space="0" w:color="000000"/>
+                <w:top w:val="none" w:sz="0" w:space="0" w:color="000000"/>
+                <w:left w:val="none" w:sz="0" w:space="0" w:color="000000"/>
+                <w:right w:val="none" w:sz="0" w:space="0" w:color="000000"/>
+              </w:pBdr>
+              <w:spacing w:after="20" w:before="20" w:line="240"/>
+              <w:ind w:left="100" w:right="100" w:firstLine="0" w:firstLineChars="0"/>
+              <w:rPr>
+                <w:rFonts w:ascii="Times" w:hAnsi="Helvetica" w:eastAsia="Helvetica" w:cs="Helvetica"/>
+                <w:i w:val="false"/>
+                <w:b w:val="false"/>
+                <w:u w:val="none"/>
+                <w:sz w:val="24"/>
+                <w:szCs w:val="24"/>
+                <w:color w:val="000000"/>
+              </w:rPr>
             </w:pPr>
             <w:r xmlns:w="http://schemas.openxmlformats.org/wordprocessingml/2006/main" xmlns:wp="http://schemas.openxmlformats.org/drawingml/2006/wordprocessingDrawing" xmlns:r="http://schemas.openxmlformats.org/officeDocument/2006/relationships" xmlns:w14="http://schemas.microsoft.com/office/word/2010/wordml">
               <w:rPr>
@@ -13792,16 +16048,24 @@
           </w:tcPr>
           <w:p>
             <w:pPr>
-              <w:pStyle w:val="Normal"/>
-              <w:jc w:val="left"/>
-              <w:pBdr>
-                <w:bottom w:val="none" w:sz="0" w:space="0" w:color="000000"/>
-                <w:top w:val="none" w:sz="0" w:space="0" w:color="000000"/>
-                <w:left w:val="none" w:sz="0" w:space="0" w:color="000000"/>
-                <w:right w:val="none" w:sz="0" w:space="0" w:color="000000"/>
-              </w:pBdr>
-              <w:spacing w:after="20" w:before="20" w:line="240"/>
-              <w:ind w:left="100" w:right="100" w:firstLine="0" w:firstLineChars="0"/>
+              <w:jc w:val="left"/>
+              <w:pBdr>
+                <w:bottom w:val="none" w:sz="0" w:space="0" w:color="000000"/>
+                <w:top w:val="none" w:sz="0" w:space="0" w:color="000000"/>
+                <w:left w:val="none" w:sz="0" w:space="0" w:color="000000"/>
+                <w:right w:val="none" w:sz="0" w:space="0" w:color="000000"/>
+              </w:pBdr>
+              <w:spacing w:after="20" w:before="20" w:line="240"/>
+              <w:ind w:left="100" w:right="100" w:firstLine="0" w:firstLineChars="0"/>
+              <w:rPr>
+                <w:rFonts w:ascii="Times" w:hAnsi="Helvetica" w:eastAsia="Helvetica" w:cs="Helvetica"/>
+                <w:i w:val="false"/>
+                <w:b w:val="false"/>
+                <w:u w:val="none"/>
+                <w:sz w:val="24"/>
+                <w:szCs w:val="24"/>
+                <w:color w:val="000000"/>
+              </w:rPr>
             </w:pPr>
             <w:r xmlns:w="http://schemas.openxmlformats.org/wordprocessingml/2006/main" xmlns:wp="http://schemas.openxmlformats.org/drawingml/2006/wordprocessingDrawing" xmlns:r="http://schemas.openxmlformats.org/officeDocument/2006/relationships" xmlns:w14="http://schemas.microsoft.com/office/word/2010/wordml">
               <w:rPr>
@@ -13836,7 +16100,6 @@
           </w:tcPr>
           <w:p>
             <w:pPr>
-              <w:pStyle w:val="Normal"/>
               <w:jc w:val="right"/>
               <w:pBdr>
                 <w:bottom w:val="none" w:sz="0" w:space="0" w:color="000000"/>
@@ -13846,6 +16109,15 @@
               </w:pBdr>
               <w:spacing w:after="20" w:before="20" w:line="240"/>
               <w:ind w:left="100" w:right="100" w:firstLine="0" w:firstLineChars="0"/>
+              <w:rPr>
+                <w:rFonts w:ascii="Times" w:hAnsi="Helvetica" w:eastAsia="Helvetica" w:cs="Helvetica"/>
+                <w:i w:val="false"/>
+                <w:b w:val="false"/>
+                <w:u w:val="none"/>
+                <w:sz w:val="24"/>
+                <w:szCs w:val="24"/>
+                <w:color w:val="000000"/>
+              </w:rPr>
             </w:pPr>
             <w:r xmlns:w="http://schemas.openxmlformats.org/wordprocessingml/2006/main" xmlns:wp="http://schemas.openxmlformats.org/drawingml/2006/wordprocessingDrawing" xmlns:r="http://schemas.openxmlformats.org/officeDocument/2006/relationships" xmlns:w14="http://schemas.microsoft.com/office/word/2010/wordml">
               <w:rPr>
@@ -13880,7 +16152,6 @@
           </w:tcPr>
           <w:p>
             <w:pPr>
-              <w:pStyle w:val="Normal"/>
               <w:jc w:val="right"/>
               <w:pBdr>
                 <w:bottom w:val="none" w:sz="0" w:space="0" w:color="000000"/>
@@ -13890,6 +16161,15 @@
               </w:pBdr>
               <w:spacing w:after="20" w:before="20" w:line="240"/>
               <w:ind w:left="100" w:right="100" w:firstLine="0" w:firstLineChars="0"/>
+              <w:rPr>
+                <w:rFonts w:ascii="Times" w:hAnsi="Helvetica" w:eastAsia="Helvetica" w:cs="Helvetica"/>
+                <w:i w:val="false"/>
+                <w:b w:val="false"/>
+                <w:u w:val="none"/>
+                <w:sz w:val="24"/>
+                <w:szCs w:val="24"/>
+                <w:color w:val="000000"/>
+              </w:rPr>
             </w:pPr>
             <w:r xmlns:w="http://schemas.openxmlformats.org/wordprocessingml/2006/main" xmlns:wp="http://schemas.openxmlformats.org/drawingml/2006/wordprocessingDrawing" xmlns:r="http://schemas.openxmlformats.org/officeDocument/2006/relationships" xmlns:w14="http://schemas.microsoft.com/office/word/2010/wordml">
               <w:rPr>
@@ -13924,16 +16204,24 @@
           </w:tcPr>
           <w:p>
             <w:pPr>
-              <w:pStyle w:val="Normal"/>
-              <w:jc w:val="left"/>
-              <w:pBdr>
-                <w:bottom w:val="none" w:sz="0" w:space="0" w:color="000000"/>
-                <w:top w:val="none" w:sz="0" w:space="0" w:color="000000"/>
-                <w:left w:val="none" w:sz="0" w:space="0" w:color="000000"/>
-                <w:right w:val="none" w:sz="0" w:space="0" w:color="000000"/>
-              </w:pBdr>
-              <w:spacing w:after="20" w:before="20" w:line="240"/>
-              <w:ind w:left="100" w:right="100" w:firstLine="0" w:firstLineChars="0"/>
+              <w:jc w:val="left"/>
+              <w:pBdr>
+                <w:bottom w:val="none" w:sz="0" w:space="0" w:color="000000"/>
+                <w:top w:val="none" w:sz="0" w:space="0" w:color="000000"/>
+                <w:left w:val="none" w:sz="0" w:space="0" w:color="000000"/>
+                <w:right w:val="none" w:sz="0" w:space="0" w:color="000000"/>
+              </w:pBdr>
+              <w:spacing w:after="20" w:before="20" w:line="240"/>
+              <w:ind w:left="100" w:right="100" w:firstLine="0" w:firstLineChars="0"/>
+              <w:rPr>
+                <w:rFonts w:ascii="Times" w:hAnsi="Helvetica" w:eastAsia="Helvetica" w:cs="Helvetica"/>
+                <w:i w:val="false"/>
+                <w:b w:val="false"/>
+                <w:u w:val="none"/>
+                <w:sz w:val="24"/>
+                <w:szCs w:val="24"/>
+                <w:color w:val="000000"/>
+              </w:rPr>
             </w:pPr>
             <w:r xmlns:w="http://schemas.openxmlformats.org/wordprocessingml/2006/main" xmlns:wp="http://schemas.openxmlformats.org/drawingml/2006/wordprocessingDrawing" xmlns:r="http://schemas.openxmlformats.org/officeDocument/2006/relationships" xmlns:w14="http://schemas.microsoft.com/office/word/2010/wordml">
               <w:rPr>
@@ -13974,16 +16262,24 @@
           </w:tcPr>
           <w:p>
             <w:pPr>
-              <w:pStyle w:val="Normal"/>
-              <w:jc w:val="left"/>
-              <w:pBdr>
-                <w:bottom w:val="none" w:sz="0" w:space="0" w:color="000000"/>
-                <w:top w:val="none" w:sz="0" w:space="0" w:color="000000"/>
-                <w:left w:val="none" w:sz="0" w:space="0" w:color="000000"/>
-                <w:right w:val="none" w:sz="0" w:space="0" w:color="000000"/>
-              </w:pBdr>
-              <w:spacing w:after="20" w:before="20" w:line="240"/>
-              <w:ind w:left="100" w:right="100" w:firstLine="0" w:firstLineChars="0"/>
+              <w:jc w:val="left"/>
+              <w:pBdr>
+                <w:bottom w:val="none" w:sz="0" w:space="0" w:color="000000"/>
+                <w:top w:val="none" w:sz="0" w:space="0" w:color="000000"/>
+                <w:left w:val="none" w:sz="0" w:space="0" w:color="000000"/>
+                <w:right w:val="none" w:sz="0" w:space="0" w:color="000000"/>
+              </w:pBdr>
+              <w:spacing w:after="20" w:before="20" w:line="240"/>
+              <w:ind w:left="100" w:right="100" w:firstLine="0" w:firstLineChars="0"/>
+              <w:rPr>
+                <w:rFonts w:ascii="Times" w:hAnsi="Helvetica" w:eastAsia="Helvetica" w:cs="Helvetica"/>
+                <w:i w:val="false"/>
+                <w:b w:val="false"/>
+                <w:u w:val="none"/>
+                <w:sz w:val="24"/>
+                <w:szCs w:val="24"/>
+                <w:color w:val="000000"/>
+              </w:rPr>
             </w:pPr>
             <w:r xmlns:w="http://schemas.openxmlformats.org/wordprocessingml/2006/main" xmlns:wp="http://schemas.openxmlformats.org/drawingml/2006/wordprocessingDrawing" xmlns:r="http://schemas.openxmlformats.org/officeDocument/2006/relationships" xmlns:w14="http://schemas.microsoft.com/office/word/2010/wordml">
               <w:rPr>
@@ -14018,16 +16314,24 @@
           </w:tcPr>
           <w:p>
             <w:pPr>
-              <w:pStyle w:val="Normal"/>
-              <w:jc w:val="left"/>
-              <w:pBdr>
-                <w:bottom w:val="none" w:sz="0" w:space="0" w:color="000000"/>
-                <w:top w:val="none" w:sz="0" w:space="0" w:color="000000"/>
-                <w:left w:val="none" w:sz="0" w:space="0" w:color="000000"/>
-                <w:right w:val="none" w:sz="0" w:space="0" w:color="000000"/>
-              </w:pBdr>
-              <w:spacing w:after="20" w:before="20" w:line="240"/>
-              <w:ind w:left="100" w:right="100" w:firstLine="0" w:firstLineChars="0"/>
+              <w:jc w:val="left"/>
+              <w:pBdr>
+                <w:bottom w:val="none" w:sz="0" w:space="0" w:color="000000"/>
+                <w:top w:val="none" w:sz="0" w:space="0" w:color="000000"/>
+                <w:left w:val="none" w:sz="0" w:space="0" w:color="000000"/>
+                <w:right w:val="none" w:sz="0" w:space="0" w:color="000000"/>
+              </w:pBdr>
+              <w:spacing w:after="20" w:before="20" w:line="240"/>
+              <w:ind w:left="100" w:right="100" w:firstLine="0" w:firstLineChars="0"/>
+              <w:rPr>
+                <w:rFonts w:ascii="Times" w:hAnsi="Helvetica" w:eastAsia="Helvetica" w:cs="Helvetica"/>
+                <w:i w:val="false"/>
+                <w:b w:val="false"/>
+                <w:u w:val="none"/>
+                <w:sz w:val="24"/>
+                <w:szCs w:val="24"/>
+                <w:color w:val="000000"/>
+              </w:rPr>
             </w:pPr>
             <w:r xmlns:w="http://schemas.openxmlformats.org/wordprocessingml/2006/main" xmlns:wp="http://schemas.openxmlformats.org/drawingml/2006/wordprocessingDrawing" xmlns:r="http://schemas.openxmlformats.org/officeDocument/2006/relationships" xmlns:w14="http://schemas.microsoft.com/office/word/2010/wordml">
               <w:rPr>
@@ -14062,7 +16366,6 @@
           </w:tcPr>
           <w:p>
             <w:pPr>
-              <w:pStyle w:val="Normal"/>
               <w:jc w:val="right"/>
               <w:pBdr>
                 <w:bottom w:val="none" w:sz="0" w:space="0" w:color="000000"/>
@@ -14072,6 +16375,15 @@
               </w:pBdr>
               <w:spacing w:after="20" w:before="20" w:line="240"/>
               <w:ind w:left="100" w:right="100" w:firstLine="0" w:firstLineChars="0"/>
+              <w:rPr>
+                <w:rFonts w:ascii="Times" w:hAnsi="Helvetica" w:eastAsia="Helvetica" w:cs="Helvetica"/>
+                <w:i w:val="false"/>
+                <w:b w:val="false"/>
+                <w:u w:val="none"/>
+                <w:sz w:val="24"/>
+                <w:szCs w:val="24"/>
+                <w:color w:val="000000"/>
+              </w:rPr>
             </w:pPr>
             <w:r xmlns:w="http://schemas.openxmlformats.org/wordprocessingml/2006/main" xmlns:wp="http://schemas.openxmlformats.org/drawingml/2006/wordprocessingDrawing" xmlns:r="http://schemas.openxmlformats.org/officeDocument/2006/relationships" xmlns:w14="http://schemas.microsoft.com/office/word/2010/wordml">
               <w:rPr>
@@ -14106,7 +16418,6 @@
           </w:tcPr>
           <w:p>
             <w:pPr>
-              <w:pStyle w:val="Normal"/>
               <w:jc w:val="right"/>
               <w:pBdr>
                 <w:bottom w:val="none" w:sz="0" w:space="0" w:color="000000"/>
@@ -14116,6 +16427,15 @@
               </w:pBdr>
               <w:spacing w:after="20" w:before="20" w:line="240"/>
               <w:ind w:left="100" w:right="100" w:firstLine="0" w:firstLineChars="0"/>
+              <w:rPr>
+                <w:rFonts w:ascii="Times" w:hAnsi="Helvetica" w:eastAsia="Helvetica" w:cs="Helvetica"/>
+                <w:i w:val="false"/>
+                <w:b w:val="false"/>
+                <w:u w:val="none"/>
+                <w:sz w:val="24"/>
+                <w:szCs w:val="24"/>
+                <w:color w:val="000000"/>
+              </w:rPr>
             </w:pPr>
             <w:r xmlns:w="http://schemas.openxmlformats.org/wordprocessingml/2006/main" xmlns:wp="http://schemas.openxmlformats.org/drawingml/2006/wordprocessingDrawing" xmlns:r="http://schemas.openxmlformats.org/officeDocument/2006/relationships" xmlns:w14="http://schemas.microsoft.com/office/word/2010/wordml">
               <w:rPr>
@@ -14150,16 +16470,24 @@
           </w:tcPr>
           <w:p>
             <w:pPr>
-              <w:pStyle w:val="Normal"/>
-              <w:jc w:val="left"/>
-              <w:pBdr>
-                <w:bottom w:val="none" w:sz="0" w:space="0" w:color="000000"/>
-                <w:top w:val="none" w:sz="0" w:space="0" w:color="000000"/>
-                <w:left w:val="none" w:sz="0" w:space="0" w:color="000000"/>
-                <w:right w:val="none" w:sz="0" w:space="0" w:color="000000"/>
-              </w:pBdr>
-              <w:spacing w:after="20" w:before="20" w:line="240"/>
-              <w:ind w:left="100" w:right="100" w:firstLine="0" w:firstLineChars="0"/>
+              <w:jc w:val="left"/>
+              <w:pBdr>
+                <w:bottom w:val="none" w:sz="0" w:space="0" w:color="000000"/>
+                <w:top w:val="none" w:sz="0" w:space="0" w:color="000000"/>
+                <w:left w:val="none" w:sz="0" w:space="0" w:color="000000"/>
+                <w:right w:val="none" w:sz="0" w:space="0" w:color="000000"/>
+              </w:pBdr>
+              <w:spacing w:after="20" w:before="20" w:line="240"/>
+              <w:ind w:left="100" w:right="100" w:firstLine="0" w:firstLineChars="0"/>
+              <w:rPr>
+                <w:rFonts w:ascii="Times" w:hAnsi="Helvetica" w:eastAsia="Helvetica" w:cs="Helvetica"/>
+                <w:i w:val="false"/>
+                <w:b w:val="false"/>
+                <w:u w:val="none"/>
+                <w:sz w:val="24"/>
+                <w:szCs w:val="24"/>
+                <w:color w:val="000000"/>
+              </w:rPr>
             </w:pPr>
             <w:r xmlns:w="http://schemas.openxmlformats.org/wordprocessingml/2006/main" xmlns:wp="http://schemas.openxmlformats.org/drawingml/2006/wordprocessingDrawing" xmlns:r="http://schemas.openxmlformats.org/officeDocument/2006/relationships" xmlns:w14="http://schemas.microsoft.com/office/word/2010/wordml">
               <w:rPr>
@@ -14200,16 +16528,24 @@
           </w:tcPr>
           <w:p>
             <w:pPr>
-              <w:pStyle w:val="Normal"/>
-              <w:jc w:val="left"/>
-              <w:pBdr>
-                <w:bottom w:val="none" w:sz="0" w:space="0" w:color="000000"/>
-                <w:top w:val="none" w:sz="0" w:space="0" w:color="000000"/>
-                <w:left w:val="none" w:sz="0" w:space="0" w:color="000000"/>
-                <w:right w:val="none" w:sz="0" w:space="0" w:color="000000"/>
-              </w:pBdr>
-              <w:spacing w:after="20" w:before="20" w:line="240"/>
-              <w:ind w:left="100" w:right="100" w:firstLine="0" w:firstLineChars="0"/>
+              <w:jc w:val="left"/>
+              <w:pBdr>
+                <w:bottom w:val="none" w:sz="0" w:space="0" w:color="000000"/>
+                <w:top w:val="none" w:sz="0" w:space="0" w:color="000000"/>
+                <w:left w:val="none" w:sz="0" w:space="0" w:color="000000"/>
+                <w:right w:val="none" w:sz="0" w:space="0" w:color="000000"/>
+              </w:pBdr>
+              <w:spacing w:after="20" w:before="20" w:line="240"/>
+              <w:ind w:left="100" w:right="100" w:firstLine="0" w:firstLineChars="0"/>
+              <w:rPr>
+                <w:rFonts w:ascii="Times" w:hAnsi="Helvetica" w:eastAsia="Helvetica" w:cs="Helvetica"/>
+                <w:i w:val="false"/>
+                <w:b w:val="false"/>
+                <w:u w:val="none"/>
+                <w:sz w:val="24"/>
+                <w:szCs w:val="24"/>
+                <w:color w:val="000000"/>
+              </w:rPr>
             </w:pPr>
             <w:r xmlns:w="http://schemas.openxmlformats.org/wordprocessingml/2006/main" xmlns:wp="http://schemas.openxmlformats.org/drawingml/2006/wordprocessingDrawing" xmlns:r="http://schemas.openxmlformats.org/officeDocument/2006/relationships" xmlns:w14="http://schemas.microsoft.com/office/word/2010/wordml">
               <w:rPr>
@@ -14244,16 +16580,24 @@
           </w:tcPr>
           <w:p>
             <w:pPr>
-              <w:pStyle w:val="Normal"/>
-              <w:jc w:val="left"/>
-              <w:pBdr>
-                <w:bottom w:val="none" w:sz="0" w:space="0" w:color="000000"/>
-                <w:top w:val="none" w:sz="0" w:space="0" w:color="000000"/>
-                <w:left w:val="none" w:sz="0" w:space="0" w:color="000000"/>
-                <w:right w:val="none" w:sz="0" w:space="0" w:color="000000"/>
-              </w:pBdr>
-              <w:spacing w:after="20" w:before="20" w:line="240"/>
-              <w:ind w:left="100" w:right="100" w:firstLine="0" w:firstLineChars="0"/>
+              <w:jc w:val="left"/>
+              <w:pBdr>
+                <w:bottom w:val="none" w:sz="0" w:space="0" w:color="000000"/>
+                <w:top w:val="none" w:sz="0" w:space="0" w:color="000000"/>
+                <w:left w:val="none" w:sz="0" w:space="0" w:color="000000"/>
+                <w:right w:val="none" w:sz="0" w:space="0" w:color="000000"/>
+              </w:pBdr>
+              <w:spacing w:after="20" w:before="20" w:line="240"/>
+              <w:ind w:left="100" w:right="100" w:firstLine="0" w:firstLineChars="0"/>
+              <w:rPr>
+                <w:rFonts w:ascii="Times" w:hAnsi="Helvetica" w:eastAsia="Helvetica" w:cs="Helvetica"/>
+                <w:i w:val="false"/>
+                <w:b w:val="false"/>
+                <w:u w:val="none"/>
+                <w:sz w:val="24"/>
+                <w:szCs w:val="24"/>
+                <w:color w:val="000000"/>
+              </w:rPr>
             </w:pPr>
             <w:r xmlns:w="http://schemas.openxmlformats.org/wordprocessingml/2006/main" xmlns:wp="http://schemas.openxmlformats.org/drawingml/2006/wordprocessingDrawing" xmlns:r="http://schemas.openxmlformats.org/officeDocument/2006/relationships" xmlns:w14="http://schemas.microsoft.com/office/word/2010/wordml">
               <w:rPr>
@@ -14288,7 +16632,6 @@
           </w:tcPr>
           <w:p>
             <w:pPr>
-              <w:pStyle w:val="Normal"/>
               <w:jc w:val="right"/>
               <w:pBdr>
                 <w:bottom w:val="none" w:sz="0" w:space="0" w:color="000000"/>
@@ -14298,6 +16641,15 @@
               </w:pBdr>
               <w:spacing w:after="20" w:before="20" w:line="240"/>
               <w:ind w:left="100" w:right="100" w:firstLine="0" w:firstLineChars="0"/>
+              <w:rPr>
+                <w:rFonts w:ascii="Times" w:hAnsi="Helvetica" w:eastAsia="Helvetica" w:cs="Helvetica"/>
+                <w:i w:val="false"/>
+                <w:b w:val="false"/>
+                <w:u w:val="none"/>
+                <w:sz w:val="24"/>
+                <w:szCs w:val="24"/>
+                <w:color w:val="000000"/>
+              </w:rPr>
             </w:pPr>
             <w:r xmlns:w="http://schemas.openxmlformats.org/wordprocessingml/2006/main" xmlns:wp="http://schemas.openxmlformats.org/drawingml/2006/wordprocessingDrawing" xmlns:r="http://schemas.openxmlformats.org/officeDocument/2006/relationships" xmlns:w14="http://schemas.microsoft.com/office/word/2010/wordml">
               <w:rPr>
@@ -14332,7 +16684,6 @@
           </w:tcPr>
           <w:p>
             <w:pPr>
-              <w:pStyle w:val="Normal"/>
               <w:jc w:val="right"/>
               <w:pBdr>
                 <w:bottom w:val="none" w:sz="0" w:space="0" w:color="000000"/>
@@ -14342,6 +16693,15 @@
               </w:pBdr>
               <w:spacing w:after="20" w:before="20" w:line="240"/>
               <w:ind w:left="100" w:right="100" w:firstLine="0" w:firstLineChars="0"/>
+              <w:rPr>
+                <w:rFonts w:ascii="Times" w:hAnsi="Helvetica" w:eastAsia="Helvetica" w:cs="Helvetica"/>
+                <w:i w:val="false"/>
+                <w:b w:val="false"/>
+                <w:u w:val="none"/>
+                <w:sz w:val="24"/>
+                <w:szCs w:val="24"/>
+                <w:color w:val="000000"/>
+              </w:rPr>
             </w:pPr>
             <w:r xmlns:w="http://schemas.openxmlformats.org/wordprocessingml/2006/main" xmlns:wp="http://schemas.openxmlformats.org/drawingml/2006/wordprocessingDrawing" xmlns:r="http://schemas.openxmlformats.org/officeDocument/2006/relationships" xmlns:w14="http://schemas.microsoft.com/office/word/2010/wordml">
               <w:rPr>
@@ -14376,16 +16736,24 @@
           </w:tcPr>
           <w:p>
             <w:pPr>
-              <w:pStyle w:val="Normal"/>
-              <w:jc w:val="left"/>
-              <w:pBdr>
-                <w:bottom w:val="none" w:sz="0" w:space="0" w:color="000000"/>
-                <w:top w:val="none" w:sz="0" w:space="0" w:color="000000"/>
-                <w:left w:val="none" w:sz="0" w:space="0" w:color="000000"/>
-                <w:right w:val="none" w:sz="0" w:space="0" w:color="000000"/>
-              </w:pBdr>
-              <w:spacing w:after="20" w:before="20" w:line="240"/>
-              <w:ind w:left="100" w:right="100" w:firstLine="0" w:firstLineChars="0"/>
+              <w:jc w:val="left"/>
+              <w:pBdr>
+                <w:bottom w:val="none" w:sz="0" w:space="0" w:color="000000"/>
+                <w:top w:val="none" w:sz="0" w:space="0" w:color="000000"/>
+                <w:left w:val="none" w:sz="0" w:space="0" w:color="000000"/>
+                <w:right w:val="none" w:sz="0" w:space="0" w:color="000000"/>
+              </w:pBdr>
+              <w:spacing w:after="20" w:before="20" w:line="240"/>
+              <w:ind w:left="100" w:right="100" w:firstLine="0" w:firstLineChars="0"/>
+              <w:rPr>
+                <w:rFonts w:ascii="Times" w:hAnsi="Helvetica" w:eastAsia="Helvetica" w:cs="Helvetica"/>
+                <w:i w:val="false"/>
+                <w:b w:val="false"/>
+                <w:u w:val="none"/>
+                <w:sz w:val="24"/>
+                <w:szCs w:val="24"/>
+                <w:color w:val="000000"/>
+              </w:rPr>
             </w:pPr>
             <w:r xmlns:w="http://schemas.openxmlformats.org/wordprocessingml/2006/main" xmlns:wp="http://schemas.openxmlformats.org/drawingml/2006/wordprocessingDrawing" xmlns:r="http://schemas.openxmlformats.org/officeDocument/2006/relationships" xmlns:w14="http://schemas.microsoft.com/office/word/2010/wordml">
               <w:rPr>

--- a/Code/AspenHabitat-Supplement.docx
+++ b/Code/AspenHabitat-Supplement.docx
@@ -2,7 +2,7 @@
 <file path=word/document.xml><?xml version="1.0" encoding="utf-8"?>
 <w:document xmlns:w="http://schemas.openxmlformats.org/wordprocessingml/2006/main" xmlns:m="http://schemas.openxmlformats.org/officeDocument/2006/math" xmlns:r="http://schemas.openxmlformats.org/officeDocument/2006/relationships" xmlns:o="urn:schemas-microsoft-com:office:office" xmlns:v="urn:schemas-microsoft-com:vml" xmlns:w10="urn:schemas-microsoft-com:office:word" xmlns:a="http://schemas.openxmlformats.org/drawingml/2006/main" xmlns:pic="http://schemas.openxmlformats.org/drawingml/2006/picture" xmlns:wp="http://schemas.openxmlformats.org/drawingml/2006/wordprocessingDrawing">
   <w:body>
-    <w:bookmarkStart w:id="45" w:name="supporting-information"/>
+    <w:bookmarkStart w:id="23" w:name="supporting-information"/>
     <w:p>
       <w:pPr>
         <w:pStyle w:val="Heading1"/>
@@ -11,7 +11,7 @@
         <w:t xml:space="preserve">Supporting information</w:t>
       </w:r>
     </w:p>
-    <w:bookmarkStart w:id="21" w:name="Xc92d97995e1451fad7b1ffcbdd3fadd01c4e574"/>
+    <w:bookmarkStart w:id="20" w:name="Xc92d97995e1451fad7b1ffcbdd3fadd01c4e574"/>
     <w:p>
       <w:pPr>
         <w:pStyle w:val="Heading2"/>
@@ -67,30 +67,43 @@
       <w:r>
         <w:t xml:space="preserve">. Here, we first provide the Overview for our modeling, while the remaining ODMAP sections are detailed in Table S</w:t>
       </w:r>
-      <w:r>
-        <w:t xml:space="preserve">1</w:t>
-      </w:r>
+      <w:hyperlink w:anchor="ODMAP">
+        <w:r xmlns:w14="http://schemas.microsoft.com/office/word/2010/wordml">
+          <w:rPr/>
+          <w:fldChar w:fldCharType="begin" w:dirty="true"/>
+        </w:r>
+        <w:r xmlns:w14="http://schemas.microsoft.com/office/word/2010/wordml">
+          <w:rPr/>
+          <w:instrText xml:space="preserve" w:dirty="true"> REF ODMAP \h</w:instrText>
+        </w:r>
+        <w:r xmlns:w14="http://schemas.microsoft.com/office/word/2010/wordml">
+          <w:rPr/>
+          <w:fldChar w:fldCharType="end" w:dirty="true"/>
+        </w:r>
+      </w:hyperlink>
       <w:r>
         <w:t xml:space="preserve">. The objectives of this modelling exercise are to (1) better explain the drivers of aspen’s distribution across the Southern Rocky Mountains, (2) map the area suitable for aspen, and (3) forecast the area suitable for aspen presence in the future under two different climate scenarios.</w:t>
       </w:r>
     </w:p>
-    <w:p>
+    <w:p xmlns:w14="http://schemas.microsoft.com/office/word/2010/wordml">
       <w:pPr>
         <w:pStyle w:val="TableCaption"/>
+        <w:jc w:val="center"/>
+        <w:keepNext/>
+        <w:pBdr>
+          <w:bottom w:val="none" w:sz="0" w:space="0" w:color="000000"/>
+          <w:top w:val="none" w:sz="0" w:space="0" w:color="000000"/>
+          <w:left w:val="none" w:sz="0" w:space="0" w:color="000000"/>
+          <w:right w:val="none" w:sz="0" w:space="0" w:color="000000"/>
+        </w:pBdr>
+        <w:spacing w:after="60" w:before="60" w:line="240"/>
+        <w:ind w:left="60" w:right="60" w:firstLine="0" w:firstLineChars="0"/>
       </w:pPr>
-      <w:bookmarkStart w:id="20" w:name="tab:ODMAP"/>
-      <w:bookmarkEnd w:id="20"/>
-      <w:r>
-        <w:t xml:space="preserve">Table 1:</w:t>
-      </w:r>
-      <w:r>
-        <w:t xml:space="preserve"> </w:t>
-      </w:r>
       <w:r>
         <w:t xml:space="preserve">ODMAP protocol information. Details on Data, Model, Assessment, Prediction. For Overview section, please refer to main text.</w:t>
       </w:r>
     </w:p>
-    <w:tbl xmlns:w="http://schemas.openxmlformats.org/wordprocessingml/2006/main" xmlns:r="http://schemas.openxmlformats.org/officeDocument/2006/relationships" xmlns:w14="http://schemas.microsoft.com/office/word/2010/wordml" xmlns:wp="http://schemas.openxmlformats.org/drawingml/2006/wordprocessingDrawing" xmlns:a="http://schemas.openxmlformats.org/drawingml/2006/main" xmlns:pic="http://schemas.openxmlformats.org/drawingml/2006/picture">
+    <w:tbl xmlns:w14="http://schemas.microsoft.com/office/word/2010/wordml">
       <w:tblPr>
         <w:tblLayout w:type="autofit"/>
         <w:jc w:val="center"/>
@@ -141,7 +154,7 @@
                 <w:color w:val="000000"/>
               </w:rPr>
             </w:pPr>
-            <w:r xmlns:w="http://schemas.openxmlformats.org/wordprocessingml/2006/main" xmlns:wp="http://schemas.openxmlformats.org/drawingml/2006/wordprocessingDrawing" xmlns:r="http://schemas.openxmlformats.org/officeDocument/2006/relationships" xmlns:w14="http://schemas.microsoft.com/office/word/2010/wordml">
+            <w:r>
               <w:rPr>
                 <w:rFonts w:ascii="Times" w:hAnsi="Helvetica" w:eastAsia="Helvetica" w:cs="Helvetica"/>
                 <w:i w:val="false"/>
@@ -193,7 +206,7 @@
                 <w:color w:val="000000"/>
               </w:rPr>
             </w:pPr>
-            <w:r xmlns:w="http://schemas.openxmlformats.org/wordprocessingml/2006/main" xmlns:wp="http://schemas.openxmlformats.org/drawingml/2006/wordprocessingDrawing" xmlns:r="http://schemas.openxmlformats.org/officeDocument/2006/relationships" xmlns:w14="http://schemas.microsoft.com/office/word/2010/wordml">
+            <w:r>
               <w:rPr>
                 <w:rFonts w:ascii="Times" w:hAnsi="Helvetica" w:eastAsia="Helvetica" w:cs="Helvetica"/>
                 <w:i w:val="false"/>
@@ -251,7 +264,7 @@
                 <w:color w:val="000000"/>
               </w:rPr>
             </w:pPr>
-            <w:r xmlns:w="http://schemas.openxmlformats.org/wordprocessingml/2006/main" xmlns:wp="http://schemas.openxmlformats.org/drawingml/2006/wordprocessingDrawing" xmlns:r="http://schemas.openxmlformats.org/officeDocument/2006/relationships" xmlns:w14="http://schemas.microsoft.com/office/word/2010/wordml">
+            <w:r>
               <w:rPr>
                 <w:rFonts w:ascii="Times" w:hAnsi="Helvetica" w:eastAsia="Helvetica" w:cs="Helvetica"/>
                 <w:i w:val="false"/>
@@ -303,7 +316,7 @@
                 <w:color w:val="000000"/>
               </w:rPr>
             </w:pPr>
-            <w:r xmlns:w="http://schemas.openxmlformats.org/wordprocessingml/2006/main" xmlns:wp="http://schemas.openxmlformats.org/drawingml/2006/wordprocessingDrawing" xmlns:r="http://schemas.openxmlformats.org/officeDocument/2006/relationships" xmlns:w14="http://schemas.microsoft.com/office/word/2010/wordml">
+            <w:r>
               <w:rPr>
                 <w:rFonts w:ascii="Times" w:hAnsi="Helvetica" w:eastAsia="Helvetica" w:cs="Helvetica"/>
                 <w:i w:val="false"/>
@@ -361,7 +374,7 @@
                 <w:color w:val="000000"/>
               </w:rPr>
             </w:pPr>
-            <w:r xmlns:w="http://schemas.openxmlformats.org/wordprocessingml/2006/main" xmlns:wp="http://schemas.openxmlformats.org/drawingml/2006/wordprocessingDrawing" xmlns:r="http://schemas.openxmlformats.org/officeDocument/2006/relationships" xmlns:w14="http://schemas.microsoft.com/office/word/2010/wordml">
+            <w:r>
               <w:rPr>
                 <w:rFonts w:ascii="Times" w:hAnsi="Helvetica" w:eastAsia="Helvetica" w:cs="Helvetica"/>
                 <w:i w:val="false"/>
@@ -413,7 +426,7 @@
                 <w:color w:val="000000"/>
               </w:rPr>
             </w:pPr>
-            <w:r xmlns:w="http://schemas.openxmlformats.org/wordprocessingml/2006/main" xmlns:wp="http://schemas.openxmlformats.org/drawingml/2006/wordprocessingDrawing" xmlns:r="http://schemas.openxmlformats.org/officeDocument/2006/relationships" xmlns:w14="http://schemas.microsoft.com/office/word/2010/wordml">
+            <w:r>
               <w:rPr>
                 <w:rFonts w:ascii="Times" w:hAnsi="Helvetica" w:eastAsia="Helvetica" w:cs="Helvetica"/>
                 <w:i w:val="false"/>
@@ -471,7 +484,7 @@
                 <w:color w:val="000000"/>
               </w:rPr>
             </w:pPr>
-            <w:r xmlns:w="http://schemas.openxmlformats.org/wordprocessingml/2006/main" xmlns:wp="http://schemas.openxmlformats.org/drawingml/2006/wordprocessingDrawing" xmlns:r="http://schemas.openxmlformats.org/officeDocument/2006/relationships" xmlns:w14="http://schemas.microsoft.com/office/word/2010/wordml">
+            <w:r>
               <w:rPr>
                 <w:rFonts w:ascii="Times" w:hAnsi="Helvetica" w:eastAsia="Helvetica" w:cs="Helvetica"/>
                 <w:i w:val="false"/>
@@ -523,7 +536,7 @@
                 <w:color w:val="000000"/>
               </w:rPr>
             </w:pPr>
-            <w:r xmlns:w="http://schemas.openxmlformats.org/wordprocessingml/2006/main" xmlns:wp="http://schemas.openxmlformats.org/drawingml/2006/wordprocessingDrawing" xmlns:r="http://schemas.openxmlformats.org/officeDocument/2006/relationships" xmlns:w14="http://schemas.microsoft.com/office/word/2010/wordml">
+            <w:r>
               <w:rPr>
                 <w:rFonts w:ascii="Times" w:hAnsi="Helvetica" w:eastAsia="Helvetica" w:cs="Helvetica"/>
                 <w:i w:val="false"/>
@@ -581,7 +594,7 @@
                 <w:color w:val="000000"/>
               </w:rPr>
             </w:pPr>
-            <w:r xmlns:w="http://schemas.openxmlformats.org/wordprocessingml/2006/main" xmlns:wp="http://schemas.openxmlformats.org/drawingml/2006/wordprocessingDrawing" xmlns:r="http://schemas.openxmlformats.org/officeDocument/2006/relationships" xmlns:w14="http://schemas.microsoft.com/office/word/2010/wordml">
+            <w:r>
               <w:rPr>
                 <w:rFonts w:ascii="Times" w:hAnsi="Helvetica" w:eastAsia="Helvetica" w:cs="Helvetica"/>
                 <w:i w:val="false"/>
@@ -633,7 +646,7 @@
                 <w:color w:val="000000"/>
               </w:rPr>
             </w:pPr>
-            <w:r xmlns:w="http://schemas.openxmlformats.org/wordprocessingml/2006/main" xmlns:wp="http://schemas.openxmlformats.org/drawingml/2006/wordprocessingDrawing" xmlns:r="http://schemas.openxmlformats.org/officeDocument/2006/relationships" xmlns:w14="http://schemas.microsoft.com/office/word/2010/wordml">
+            <w:r>
               <w:rPr>
                 <w:rFonts w:ascii="Times" w:hAnsi="Helvetica" w:eastAsia="Helvetica" w:cs="Helvetica"/>
                 <w:i w:val="false"/>
@@ -691,7 +704,7 @@
                 <w:color w:val="000000"/>
               </w:rPr>
             </w:pPr>
-            <w:r xmlns:w="http://schemas.openxmlformats.org/wordprocessingml/2006/main" xmlns:wp="http://schemas.openxmlformats.org/drawingml/2006/wordprocessingDrawing" xmlns:r="http://schemas.openxmlformats.org/officeDocument/2006/relationships" xmlns:w14="http://schemas.microsoft.com/office/word/2010/wordml">
+            <w:r>
               <w:rPr>
                 <w:rFonts w:ascii="Times" w:hAnsi="Helvetica" w:eastAsia="Helvetica" w:cs="Helvetica"/>
                 <w:i w:val="false"/>
@@ -743,7 +756,7 @@
                 <w:color w:val="000000"/>
               </w:rPr>
             </w:pPr>
-            <w:r xmlns:w="http://schemas.openxmlformats.org/wordprocessingml/2006/main" xmlns:wp="http://schemas.openxmlformats.org/drawingml/2006/wordprocessingDrawing" xmlns:r="http://schemas.openxmlformats.org/officeDocument/2006/relationships" xmlns:w14="http://schemas.microsoft.com/office/word/2010/wordml">
+            <w:r>
               <w:rPr>
                 <w:rFonts w:ascii="Times" w:hAnsi="Helvetica" w:eastAsia="Helvetica" w:cs="Helvetica"/>
                 <w:i w:val="false"/>
@@ -801,7 +814,7 @@
                 <w:color w:val="000000"/>
               </w:rPr>
             </w:pPr>
-            <w:r xmlns:w="http://schemas.openxmlformats.org/wordprocessingml/2006/main" xmlns:wp="http://schemas.openxmlformats.org/drawingml/2006/wordprocessingDrawing" xmlns:r="http://schemas.openxmlformats.org/officeDocument/2006/relationships" xmlns:w14="http://schemas.microsoft.com/office/word/2010/wordml">
+            <w:r>
               <w:rPr>
                 <w:rFonts w:ascii="Times" w:hAnsi="Helvetica" w:eastAsia="Helvetica" w:cs="Helvetica"/>
                 <w:i w:val="false"/>
@@ -853,7 +866,7 @@
                 <w:color w:val="000000"/>
               </w:rPr>
             </w:pPr>
-            <w:r xmlns:w="http://schemas.openxmlformats.org/wordprocessingml/2006/main" xmlns:wp="http://schemas.openxmlformats.org/drawingml/2006/wordprocessingDrawing" xmlns:r="http://schemas.openxmlformats.org/officeDocument/2006/relationships" xmlns:w14="http://schemas.microsoft.com/office/word/2010/wordml">
+            <w:r>
               <w:rPr>
                 <w:rFonts w:ascii="Times" w:hAnsi="Helvetica" w:eastAsia="Helvetica" w:cs="Helvetica"/>
                 <w:i w:val="false"/>
@@ -911,7 +924,7 @@
                 <w:color w:val="000000"/>
               </w:rPr>
             </w:pPr>
-            <w:r xmlns:w="http://schemas.openxmlformats.org/wordprocessingml/2006/main" xmlns:wp="http://schemas.openxmlformats.org/drawingml/2006/wordprocessingDrawing" xmlns:r="http://schemas.openxmlformats.org/officeDocument/2006/relationships" xmlns:w14="http://schemas.microsoft.com/office/word/2010/wordml">
+            <w:r>
               <w:rPr>
                 <w:rFonts w:ascii="Times" w:hAnsi="Helvetica" w:eastAsia="Helvetica" w:cs="Helvetica"/>
                 <w:i w:val="false"/>
@@ -963,7 +976,7 @@
                 <w:color w:val="000000"/>
               </w:rPr>
             </w:pPr>
-            <w:r xmlns:w="http://schemas.openxmlformats.org/wordprocessingml/2006/main" xmlns:wp="http://schemas.openxmlformats.org/drawingml/2006/wordprocessingDrawing" xmlns:r="http://schemas.openxmlformats.org/officeDocument/2006/relationships" xmlns:w14="http://schemas.microsoft.com/office/word/2010/wordml">
+            <w:r>
               <w:rPr>
                 <w:rFonts w:ascii="Times" w:hAnsi="Helvetica" w:eastAsia="Helvetica" w:cs="Helvetica"/>
                 <w:i w:val="false"/>
@@ -1021,7 +1034,7 @@
                 <w:color w:val="000000"/>
               </w:rPr>
             </w:pPr>
-            <w:r xmlns:w="http://schemas.openxmlformats.org/wordprocessingml/2006/main" xmlns:wp="http://schemas.openxmlformats.org/drawingml/2006/wordprocessingDrawing" xmlns:r="http://schemas.openxmlformats.org/officeDocument/2006/relationships" xmlns:w14="http://schemas.microsoft.com/office/word/2010/wordml">
+            <w:r>
               <w:rPr>
                 <w:rFonts w:ascii="Times" w:hAnsi="Helvetica" w:eastAsia="Helvetica" w:cs="Helvetica"/>
                 <w:i w:val="false"/>
@@ -1073,7 +1086,7 @@
                 <w:color w:val="000000"/>
               </w:rPr>
             </w:pPr>
-            <w:r xmlns:w="http://schemas.openxmlformats.org/wordprocessingml/2006/main" xmlns:wp="http://schemas.openxmlformats.org/drawingml/2006/wordprocessingDrawing" xmlns:r="http://schemas.openxmlformats.org/officeDocument/2006/relationships" xmlns:w14="http://schemas.microsoft.com/office/word/2010/wordml">
+            <w:r>
               <w:rPr>
                 <w:rFonts w:ascii="Times" w:hAnsi="Helvetica" w:eastAsia="Helvetica" w:cs="Helvetica"/>
                 <w:i w:val="false"/>
@@ -1131,7 +1144,7 @@
                 <w:color w:val="000000"/>
               </w:rPr>
             </w:pPr>
-            <w:r xmlns:w="http://schemas.openxmlformats.org/wordprocessingml/2006/main" xmlns:wp="http://schemas.openxmlformats.org/drawingml/2006/wordprocessingDrawing" xmlns:r="http://schemas.openxmlformats.org/officeDocument/2006/relationships" xmlns:w14="http://schemas.microsoft.com/office/word/2010/wordml">
+            <w:r>
               <w:rPr>
                 <w:rFonts w:ascii="Times" w:hAnsi="Helvetica" w:eastAsia="Helvetica" w:cs="Helvetica"/>
                 <w:i w:val="false"/>
@@ -1183,7 +1196,7 @@
                 <w:color w:val="000000"/>
               </w:rPr>
             </w:pPr>
-            <w:r xmlns:w="http://schemas.openxmlformats.org/wordprocessingml/2006/main" xmlns:wp="http://schemas.openxmlformats.org/drawingml/2006/wordprocessingDrawing" xmlns:r="http://schemas.openxmlformats.org/officeDocument/2006/relationships" xmlns:w14="http://schemas.microsoft.com/office/word/2010/wordml">
+            <w:r>
               <w:rPr>
                 <w:rFonts w:ascii="Times" w:hAnsi="Helvetica" w:eastAsia="Helvetica" w:cs="Helvetica"/>
                 <w:i w:val="false"/>
@@ -1241,7 +1254,7 @@
                 <w:color w:val="000000"/>
               </w:rPr>
             </w:pPr>
-            <w:r xmlns:w="http://schemas.openxmlformats.org/wordprocessingml/2006/main" xmlns:wp="http://schemas.openxmlformats.org/drawingml/2006/wordprocessingDrawing" xmlns:r="http://schemas.openxmlformats.org/officeDocument/2006/relationships" xmlns:w14="http://schemas.microsoft.com/office/word/2010/wordml">
+            <w:r>
               <w:rPr>
                 <w:rFonts w:ascii="Times" w:hAnsi="Helvetica" w:eastAsia="Helvetica" w:cs="Helvetica"/>
                 <w:i w:val="false"/>
@@ -1293,7 +1306,7 @@
                 <w:color w:val="000000"/>
               </w:rPr>
             </w:pPr>
-            <w:r xmlns:w="http://schemas.openxmlformats.org/wordprocessingml/2006/main" xmlns:wp="http://schemas.openxmlformats.org/drawingml/2006/wordprocessingDrawing" xmlns:r="http://schemas.openxmlformats.org/officeDocument/2006/relationships" xmlns:w14="http://schemas.microsoft.com/office/word/2010/wordml">
+            <w:r>
               <w:rPr>
                 <w:rFonts w:ascii="Times" w:hAnsi="Helvetica" w:eastAsia="Helvetica" w:cs="Helvetica"/>
                 <w:i w:val="false"/>
@@ -1351,7 +1364,7 @@
                 <w:color w:val="000000"/>
               </w:rPr>
             </w:pPr>
-            <w:r xmlns:w="http://schemas.openxmlformats.org/wordprocessingml/2006/main" xmlns:wp="http://schemas.openxmlformats.org/drawingml/2006/wordprocessingDrawing" xmlns:r="http://schemas.openxmlformats.org/officeDocument/2006/relationships" xmlns:w14="http://schemas.microsoft.com/office/word/2010/wordml">
+            <w:r>
               <w:rPr>
                 <w:rFonts w:ascii="Times" w:hAnsi="Helvetica" w:eastAsia="Helvetica" w:cs="Helvetica"/>
                 <w:i w:val="false"/>
@@ -1403,7 +1416,7 @@
                 <w:color w:val="000000"/>
               </w:rPr>
             </w:pPr>
-            <w:r xmlns:w="http://schemas.openxmlformats.org/wordprocessingml/2006/main" xmlns:wp="http://schemas.openxmlformats.org/drawingml/2006/wordprocessingDrawing" xmlns:r="http://schemas.openxmlformats.org/officeDocument/2006/relationships" xmlns:w14="http://schemas.microsoft.com/office/word/2010/wordml">
+            <w:r>
               <w:rPr>
                 <w:rFonts w:ascii="Times" w:hAnsi="Helvetica" w:eastAsia="Helvetica" w:cs="Helvetica"/>
                 <w:i w:val="false"/>
@@ -1461,7 +1474,7 @@
                 <w:color w:val="000000"/>
               </w:rPr>
             </w:pPr>
-            <w:r xmlns:w="http://schemas.openxmlformats.org/wordprocessingml/2006/main" xmlns:wp="http://schemas.openxmlformats.org/drawingml/2006/wordprocessingDrawing" xmlns:r="http://schemas.openxmlformats.org/officeDocument/2006/relationships" xmlns:w14="http://schemas.microsoft.com/office/word/2010/wordml">
+            <w:r>
               <w:rPr>
                 <w:rFonts w:ascii="Times" w:hAnsi="Helvetica" w:eastAsia="Helvetica" w:cs="Helvetica"/>
                 <w:i w:val="false"/>
@@ -1513,7 +1526,7 @@
                 <w:color w:val="000000"/>
               </w:rPr>
             </w:pPr>
-            <w:r xmlns:w="http://schemas.openxmlformats.org/wordprocessingml/2006/main" xmlns:wp="http://schemas.openxmlformats.org/drawingml/2006/wordprocessingDrawing" xmlns:r="http://schemas.openxmlformats.org/officeDocument/2006/relationships" xmlns:w14="http://schemas.microsoft.com/office/word/2010/wordml">
+            <w:r>
               <w:rPr>
                 <w:rFonts w:ascii="Times" w:hAnsi="Helvetica" w:eastAsia="Helvetica" w:cs="Helvetica"/>
                 <w:i w:val="false"/>
@@ -1571,7 +1584,7 @@
                 <w:color w:val="000000"/>
               </w:rPr>
             </w:pPr>
-            <w:r xmlns:w="http://schemas.openxmlformats.org/wordprocessingml/2006/main" xmlns:wp="http://schemas.openxmlformats.org/drawingml/2006/wordprocessingDrawing" xmlns:r="http://schemas.openxmlformats.org/officeDocument/2006/relationships" xmlns:w14="http://schemas.microsoft.com/office/word/2010/wordml">
+            <w:r>
               <w:rPr>
                 <w:rFonts w:ascii="Times" w:hAnsi="Helvetica" w:eastAsia="Helvetica" w:cs="Helvetica"/>
                 <w:i w:val="false"/>
@@ -1623,7 +1636,7 @@
                 <w:color w:val="000000"/>
               </w:rPr>
             </w:pPr>
-            <w:r xmlns:w="http://schemas.openxmlformats.org/wordprocessingml/2006/main" xmlns:wp="http://schemas.openxmlformats.org/drawingml/2006/wordprocessingDrawing" xmlns:r="http://schemas.openxmlformats.org/officeDocument/2006/relationships" xmlns:w14="http://schemas.microsoft.com/office/word/2010/wordml">
+            <w:r>
               <w:rPr>
                 <w:rFonts w:ascii="Times" w:hAnsi="Helvetica" w:eastAsia="Helvetica" w:cs="Helvetica"/>
                 <w:i w:val="false"/>
@@ -1681,7 +1694,7 @@
                 <w:color w:val="000000"/>
               </w:rPr>
             </w:pPr>
-            <w:r xmlns:w="http://schemas.openxmlformats.org/wordprocessingml/2006/main" xmlns:wp="http://schemas.openxmlformats.org/drawingml/2006/wordprocessingDrawing" xmlns:r="http://schemas.openxmlformats.org/officeDocument/2006/relationships" xmlns:w14="http://schemas.microsoft.com/office/word/2010/wordml">
+            <w:r>
               <w:rPr>
                 <w:rFonts w:ascii="Times" w:hAnsi="Helvetica" w:eastAsia="Helvetica" w:cs="Helvetica"/>
                 <w:i w:val="false"/>
@@ -1733,7 +1746,7 @@
                 <w:color w:val="000000"/>
               </w:rPr>
             </w:pPr>
-            <w:r xmlns:w="http://schemas.openxmlformats.org/wordprocessingml/2006/main" xmlns:wp="http://schemas.openxmlformats.org/drawingml/2006/wordprocessingDrawing" xmlns:r="http://schemas.openxmlformats.org/officeDocument/2006/relationships" xmlns:w14="http://schemas.microsoft.com/office/word/2010/wordml">
+            <w:r>
               <w:rPr>
                 <w:rFonts w:ascii="Times" w:hAnsi="Helvetica" w:eastAsia="Helvetica" w:cs="Helvetica"/>
                 <w:i w:val="false"/>
@@ -1791,7 +1804,7 @@
                 <w:color w:val="000000"/>
               </w:rPr>
             </w:pPr>
-            <w:r xmlns:w="http://schemas.openxmlformats.org/wordprocessingml/2006/main" xmlns:wp="http://schemas.openxmlformats.org/drawingml/2006/wordprocessingDrawing" xmlns:r="http://schemas.openxmlformats.org/officeDocument/2006/relationships" xmlns:w14="http://schemas.microsoft.com/office/word/2010/wordml">
+            <w:r>
               <w:rPr>
                 <w:rFonts w:ascii="Times" w:hAnsi="Helvetica" w:eastAsia="Helvetica" w:cs="Helvetica"/>
                 <w:i w:val="false"/>
@@ -1843,7 +1856,7 @@
                 <w:color w:val="000000"/>
               </w:rPr>
             </w:pPr>
-            <w:r xmlns:w="http://schemas.openxmlformats.org/wordprocessingml/2006/main" xmlns:wp="http://schemas.openxmlformats.org/drawingml/2006/wordprocessingDrawing" xmlns:r="http://schemas.openxmlformats.org/officeDocument/2006/relationships" xmlns:w14="http://schemas.microsoft.com/office/word/2010/wordml">
+            <w:r>
               <w:rPr>
                 <w:rFonts w:ascii="Times" w:hAnsi="Helvetica" w:eastAsia="Helvetica" w:cs="Helvetica"/>
                 <w:i w:val="false"/>
@@ -1901,7 +1914,7 @@
                 <w:color w:val="000000"/>
               </w:rPr>
             </w:pPr>
-            <w:r xmlns:w="http://schemas.openxmlformats.org/wordprocessingml/2006/main" xmlns:wp="http://schemas.openxmlformats.org/drawingml/2006/wordprocessingDrawing" xmlns:r="http://schemas.openxmlformats.org/officeDocument/2006/relationships" xmlns:w14="http://schemas.microsoft.com/office/word/2010/wordml">
+            <w:r>
               <w:rPr>
                 <w:rFonts w:ascii="Times" w:hAnsi="Helvetica" w:eastAsia="Helvetica" w:cs="Helvetica"/>
                 <w:i w:val="false"/>
@@ -1953,7 +1966,7 @@
                 <w:color w:val="000000"/>
               </w:rPr>
             </w:pPr>
-            <w:r xmlns:w="http://schemas.openxmlformats.org/wordprocessingml/2006/main" xmlns:wp="http://schemas.openxmlformats.org/drawingml/2006/wordprocessingDrawing" xmlns:r="http://schemas.openxmlformats.org/officeDocument/2006/relationships" xmlns:w14="http://schemas.microsoft.com/office/word/2010/wordml">
+            <w:r>
               <w:rPr>
                 <w:rFonts w:ascii="Times" w:hAnsi="Helvetica" w:eastAsia="Helvetica" w:cs="Helvetica"/>
                 <w:i w:val="false"/>
@@ -2011,7 +2024,7 @@
                 <w:color w:val="000000"/>
               </w:rPr>
             </w:pPr>
-            <w:r xmlns:w="http://schemas.openxmlformats.org/wordprocessingml/2006/main" xmlns:wp="http://schemas.openxmlformats.org/drawingml/2006/wordprocessingDrawing" xmlns:r="http://schemas.openxmlformats.org/officeDocument/2006/relationships" xmlns:w14="http://schemas.microsoft.com/office/word/2010/wordml">
+            <w:r>
               <w:rPr>
                 <w:rFonts w:ascii="Times" w:hAnsi="Helvetica" w:eastAsia="Helvetica" w:cs="Helvetica"/>
                 <w:i w:val="false"/>
@@ -2063,7 +2076,7 @@
                 <w:color w:val="000000"/>
               </w:rPr>
             </w:pPr>
-            <w:r xmlns:w="http://schemas.openxmlformats.org/wordprocessingml/2006/main" xmlns:wp="http://schemas.openxmlformats.org/drawingml/2006/wordprocessingDrawing" xmlns:r="http://schemas.openxmlformats.org/officeDocument/2006/relationships" xmlns:w14="http://schemas.microsoft.com/office/word/2010/wordml">
+            <w:r>
               <w:rPr>
                 <w:rFonts w:ascii="Times" w:hAnsi="Helvetica" w:eastAsia="Helvetica" w:cs="Helvetica"/>
                 <w:i w:val="false"/>
@@ -2121,7 +2134,7 @@
                 <w:color w:val="000000"/>
               </w:rPr>
             </w:pPr>
-            <w:r xmlns:w="http://schemas.openxmlformats.org/wordprocessingml/2006/main" xmlns:wp="http://schemas.openxmlformats.org/drawingml/2006/wordprocessingDrawing" xmlns:r="http://schemas.openxmlformats.org/officeDocument/2006/relationships" xmlns:w14="http://schemas.microsoft.com/office/word/2010/wordml">
+            <w:r>
               <w:rPr>
                 <w:rFonts w:ascii="Times" w:hAnsi="Helvetica" w:eastAsia="Helvetica" w:cs="Helvetica"/>
                 <w:i w:val="false"/>
@@ -2173,7 +2186,7 @@
                 <w:color w:val="000000"/>
               </w:rPr>
             </w:pPr>
-            <w:r xmlns:w="http://schemas.openxmlformats.org/wordprocessingml/2006/main" xmlns:wp="http://schemas.openxmlformats.org/drawingml/2006/wordprocessingDrawing" xmlns:r="http://schemas.openxmlformats.org/officeDocument/2006/relationships" xmlns:w14="http://schemas.microsoft.com/office/word/2010/wordml">
+            <w:r>
               <w:rPr>
                 <w:rFonts w:ascii="Times" w:hAnsi="Helvetica" w:eastAsia="Helvetica" w:cs="Helvetica"/>
                 <w:i w:val="false"/>
@@ -2184,9 +2197,9 @@
                 <w:color w:val="000000"/>
               </w:rPr>
               <w:t xml:space="preserve">We make the following key assumptions:
-    </w:t>
-            </w:r>
-            <w:r xmlns:w="http://schemas.openxmlformats.org/wordprocessingml/2006/main" xmlns:wp="http://schemas.openxmlformats.org/drawingml/2006/wordprocessingDrawing" xmlns:r="http://schemas.openxmlformats.org/officeDocument/2006/relationships" xmlns:w14="http://schemas.microsoft.com/office/word/2010/wordml">
+</w:t>
+            </w:r>
+            <w:r>
               <w:rPr>
                 <w:rFonts w:ascii="Times" w:hAnsi="Helvetica" w:eastAsia="Helvetica" w:cs="Helvetica"/>
                 <w:i w:val="false"/>
@@ -2198,7 +2211,7 @@
               </w:rPr>
               <w:br/>
             </w:r>
-            <w:r xmlns:w="http://schemas.openxmlformats.org/wordprocessingml/2006/main" xmlns:wp="http://schemas.openxmlformats.org/drawingml/2006/wordprocessingDrawing" xmlns:r="http://schemas.openxmlformats.org/officeDocument/2006/relationships" xmlns:w14="http://schemas.microsoft.com/office/word/2010/wordml">
+            <w:r>
               <w:rPr>
                 <w:rFonts w:ascii="Times" w:hAnsi="Helvetica" w:eastAsia="Helvetica" w:cs="Helvetica"/>
                 <w:i w:val="false"/>
@@ -2209,9 +2222,9 @@
                 <w:color w:val="000000"/>
               </w:rPr>
               <w:t xml:space="preserve">(1) aspen is at pseudo-equilibrium with the environment
-    </w:t>
-            </w:r>
-            <w:r xmlns:w="http://schemas.openxmlformats.org/wordprocessingml/2006/main" xmlns:wp="http://schemas.openxmlformats.org/drawingml/2006/wordprocessingDrawing" xmlns:r="http://schemas.openxmlformats.org/officeDocument/2006/relationships" xmlns:w14="http://schemas.microsoft.com/office/word/2010/wordml">
+</w:t>
+            </w:r>
+            <w:r>
               <w:rPr>
                 <w:rFonts w:ascii="Times" w:hAnsi="Helvetica" w:eastAsia="Helvetica" w:cs="Helvetica"/>
                 <w:i w:val="false"/>
@@ -2223,7 +2236,7 @@
               </w:rPr>
               <w:br/>
             </w:r>
-            <w:r xmlns:w="http://schemas.openxmlformats.org/wordprocessingml/2006/main" xmlns:wp="http://schemas.openxmlformats.org/drawingml/2006/wordprocessingDrawing" xmlns:r="http://schemas.openxmlformats.org/officeDocument/2006/relationships" xmlns:w14="http://schemas.microsoft.com/office/word/2010/wordml">
+            <w:r>
               <w:rPr>
                 <w:rFonts w:ascii="Times" w:hAnsi="Helvetica" w:eastAsia="Helvetica" w:cs="Helvetica"/>
                 <w:i w:val="false"/>
@@ -2234,9 +2247,9 @@
                 <w:color w:val="000000"/>
               </w:rPr>
               <w:t xml:space="preserve">(2) topography, climate, and soil conditions are the key drivers of aspen's distribution
-    </w:t>
-            </w:r>
-            <w:r xmlns:w="http://schemas.openxmlformats.org/wordprocessingml/2006/main" xmlns:wp="http://schemas.openxmlformats.org/drawingml/2006/wordprocessingDrawing" xmlns:r="http://schemas.openxmlformats.org/officeDocument/2006/relationships" xmlns:w14="http://schemas.microsoft.com/office/word/2010/wordml">
+</w:t>
+            </w:r>
+            <w:r>
               <w:rPr>
                 <w:rFonts w:ascii="Times" w:hAnsi="Helvetica" w:eastAsia="Helvetica" w:cs="Helvetica"/>
                 <w:i w:val="false"/>
@@ -2248,7 +2261,7 @@
               </w:rPr>
               <w:br/>
             </w:r>
-            <w:r xmlns:w="http://schemas.openxmlformats.org/wordprocessingml/2006/main" xmlns:wp="http://schemas.openxmlformats.org/drawingml/2006/wordprocessingDrawing" xmlns:r="http://schemas.openxmlformats.org/officeDocument/2006/relationships" xmlns:w14="http://schemas.microsoft.com/office/word/2010/wordml">
+            <w:r>
               <w:rPr>
                 <w:rFonts w:ascii="Times" w:hAnsi="Helvetica" w:eastAsia="Helvetica" w:cs="Helvetica"/>
                 <w:i w:val="false"/>
@@ -2259,9 +2272,9 @@
                 <w:color w:val="000000"/>
               </w:rPr>
               <w:t xml:space="preserve">(3) classification error (average F1-score of 0.91) in maps of aspen occurrence were negligible
-    </w:t>
-            </w:r>
-            <w:r xmlns:w="http://schemas.openxmlformats.org/wordprocessingml/2006/main" xmlns:wp="http://schemas.openxmlformats.org/drawingml/2006/wordprocessingDrawing" xmlns:r="http://schemas.openxmlformats.org/officeDocument/2006/relationships" xmlns:w14="http://schemas.microsoft.com/office/word/2010/wordml">
+</w:t>
+            </w:r>
+            <w:r>
               <w:rPr>
                 <w:rFonts w:ascii="Times" w:hAnsi="Helvetica" w:eastAsia="Helvetica" w:cs="Helvetica"/>
                 <w:i w:val="false"/>
@@ -2273,7 +2286,7 @@
               </w:rPr>
               <w:br/>
             </w:r>
-            <w:r xmlns:w="http://schemas.openxmlformats.org/wordprocessingml/2006/main" xmlns:wp="http://schemas.openxmlformats.org/drawingml/2006/wordprocessingDrawing" xmlns:r="http://schemas.openxmlformats.org/officeDocument/2006/relationships" xmlns:w14="http://schemas.microsoft.com/office/word/2010/wordml">
+            <w:r>
               <w:rPr>
                 <w:rFonts w:ascii="Times" w:hAnsi="Helvetica" w:eastAsia="Helvetica" w:cs="Helvetica"/>
                 <w:i w:val="false"/>
@@ -2331,7 +2344,7 @@
                 <w:color w:val="000000"/>
               </w:rPr>
             </w:pPr>
-            <w:r xmlns:w="http://schemas.openxmlformats.org/wordprocessingml/2006/main" xmlns:wp="http://schemas.openxmlformats.org/drawingml/2006/wordprocessingDrawing" xmlns:r="http://schemas.openxmlformats.org/officeDocument/2006/relationships" xmlns:w14="http://schemas.microsoft.com/office/word/2010/wordml">
+            <w:r>
               <w:rPr>
                 <w:rFonts w:ascii="Times" w:hAnsi="Helvetica" w:eastAsia="Helvetica" w:cs="Helvetica"/>
                 <w:i w:val="false"/>
@@ -2383,7 +2396,7 @@
                 <w:color w:val="000000"/>
               </w:rPr>
             </w:pPr>
-            <w:r xmlns:w="http://schemas.openxmlformats.org/wordprocessingml/2006/main" xmlns:wp="http://schemas.openxmlformats.org/drawingml/2006/wordprocessingDrawing" xmlns:r="http://schemas.openxmlformats.org/officeDocument/2006/relationships" xmlns:w14="http://schemas.microsoft.com/office/word/2010/wordml">
+            <w:r>
               <w:rPr>
                 <w:rFonts w:ascii="Times" w:hAnsi="Helvetica" w:eastAsia="Helvetica" w:cs="Helvetica"/>
                 <w:i w:val="false"/>
@@ -2441,7 +2454,7 @@
                 <w:color w:val="000000"/>
               </w:rPr>
             </w:pPr>
-            <w:r xmlns:w="http://schemas.openxmlformats.org/wordprocessingml/2006/main" xmlns:wp="http://schemas.openxmlformats.org/drawingml/2006/wordprocessingDrawing" xmlns:r="http://schemas.openxmlformats.org/officeDocument/2006/relationships" xmlns:w14="http://schemas.microsoft.com/office/word/2010/wordml">
+            <w:r>
               <w:rPr>
                 <w:rFonts w:ascii="Times" w:hAnsi="Helvetica" w:eastAsia="Helvetica" w:cs="Helvetica"/>
                 <w:i w:val="false"/>
@@ -2493,7 +2506,7 @@
                 <w:color w:val="000000"/>
               </w:rPr>
             </w:pPr>
-            <w:r xmlns:w="http://schemas.openxmlformats.org/wordprocessingml/2006/main" xmlns:wp="http://schemas.openxmlformats.org/drawingml/2006/wordprocessingDrawing" xmlns:r="http://schemas.openxmlformats.org/officeDocument/2006/relationships" xmlns:w14="http://schemas.microsoft.com/office/word/2010/wordml">
+            <w:r>
               <w:rPr>
                 <w:rFonts w:ascii="Times" w:hAnsi="Helvetica" w:eastAsia="Helvetica" w:cs="Helvetica"/>
                 <w:i w:val="false"/>
@@ -2551,7 +2564,7 @@
                 <w:color w:val="000000"/>
               </w:rPr>
             </w:pPr>
-            <w:r xmlns:w="http://schemas.openxmlformats.org/wordprocessingml/2006/main" xmlns:wp="http://schemas.openxmlformats.org/drawingml/2006/wordprocessingDrawing" xmlns:r="http://schemas.openxmlformats.org/officeDocument/2006/relationships" xmlns:w14="http://schemas.microsoft.com/office/word/2010/wordml">
+            <w:r>
               <w:rPr>
                 <w:rFonts w:ascii="Times" w:hAnsi="Helvetica" w:eastAsia="Helvetica" w:cs="Helvetica"/>
                 <w:i w:val="false"/>
@@ -2603,7 +2616,7 @@
                 <w:color w:val="000000"/>
               </w:rPr>
             </w:pPr>
-            <w:r xmlns:w="http://schemas.openxmlformats.org/wordprocessingml/2006/main" xmlns:wp="http://schemas.openxmlformats.org/drawingml/2006/wordprocessingDrawing" xmlns:r="http://schemas.openxmlformats.org/officeDocument/2006/relationships" xmlns:w14="http://schemas.microsoft.com/office/word/2010/wordml">
+            <w:r>
               <w:rPr>
                 <w:rFonts w:ascii="Times" w:hAnsi="Helvetica" w:eastAsia="Helvetica" w:cs="Helvetica"/>
                 <w:i w:val="false"/>
@@ -2661,7 +2674,7 @@
                 <w:color w:val="000000"/>
               </w:rPr>
             </w:pPr>
-            <w:r xmlns:w="http://schemas.openxmlformats.org/wordprocessingml/2006/main" xmlns:wp="http://schemas.openxmlformats.org/drawingml/2006/wordprocessingDrawing" xmlns:r="http://schemas.openxmlformats.org/officeDocument/2006/relationships" xmlns:w14="http://schemas.microsoft.com/office/word/2010/wordml">
+            <w:r>
               <w:rPr>
                 <w:rFonts w:ascii="Times" w:hAnsi="Helvetica" w:eastAsia="Helvetica" w:cs="Helvetica"/>
                 <w:i w:val="false"/>
@@ -2713,7 +2726,7 @@
                 <w:color w:val="000000"/>
               </w:rPr>
             </w:pPr>
-            <w:r xmlns:w="http://schemas.openxmlformats.org/wordprocessingml/2006/main" xmlns:wp="http://schemas.openxmlformats.org/drawingml/2006/wordprocessingDrawing" xmlns:r="http://schemas.openxmlformats.org/officeDocument/2006/relationships" xmlns:w14="http://schemas.microsoft.com/office/word/2010/wordml">
+            <w:r>
               <w:rPr>
                 <w:rFonts w:ascii="Times" w:hAnsi="Helvetica" w:eastAsia="Helvetica" w:cs="Helvetica"/>
                 <w:i w:val="false"/>
@@ -2771,7 +2784,7 @@
                 <w:color w:val="000000"/>
               </w:rPr>
             </w:pPr>
-            <w:r xmlns:w="http://schemas.openxmlformats.org/wordprocessingml/2006/main" xmlns:wp="http://schemas.openxmlformats.org/drawingml/2006/wordprocessingDrawing" xmlns:r="http://schemas.openxmlformats.org/officeDocument/2006/relationships" xmlns:w14="http://schemas.microsoft.com/office/word/2010/wordml">
+            <w:r>
               <w:rPr>
                 <w:rFonts w:ascii="Times" w:hAnsi="Helvetica" w:eastAsia="Helvetica" w:cs="Helvetica"/>
                 <w:i w:val="false"/>
@@ -2823,7 +2836,7 @@
                 <w:color w:val="000000"/>
               </w:rPr>
             </w:pPr>
-            <w:r xmlns:w="http://schemas.openxmlformats.org/wordprocessingml/2006/main" xmlns:wp="http://schemas.openxmlformats.org/drawingml/2006/wordprocessingDrawing" xmlns:r="http://schemas.openxmlformats.org/officeDocument/2006/relationships" xmlns:w14="http://schemas.microsoft.com/office/word/2010/wordml">
+            <w:r>
               <w:rPr>
                 <w:rFonts w:ascii="Times" w:hAnsi="Helvetica" w:eastAsia="Helvetica" w:cs="Helvetica"/>
                 <w:i w:val="false"/>
@@ -2881,7 +2894,7 @@
                 <w:color w:val="000000"/>
               </w:rPr>
             </w:pPr>
-            <w:r xmlns:w="http://schemas.openxmlformats.org/wordprocessingml/2006/main" xmlns:wp="http://schemas.openxmlformats.org/drawingml/2006/wordprocessingDrawing" xmlns:r="http://schemas.openxmlformats.org/officeDocument/2006/relationships" xmlns:w14="http://schemas.microsoft.com/office/word/2010/wordml">
+            <w:r>
               <w:rPr>
                 <w:rFonts w:ascii="Times" w:hAnsi="Helvetica" w:eastAsia="Helvetica" w:cs="Helvetica"/>
                 <w:i w:val="false"/>
@@ -2933,7 +2946,7 @@
                 <w:color w:val="000000"/>
               </w:rPr>
             </w:pPr>
-            <w:r xmlns:w="http://schemas.openxmlformats.org/wordprocessingml/2006/main" xmlns:wp="http://schemas.openxmlformats.org/drawingml/2006/wordprocessingDrawing" xmlns:r="http://schemas.openxmlformats.org/officeDocument/2006/relationships" xmlns:w14="http://schemas.microsoft.com/office/word/2010/wordml">
+            <w:r>
               <w:rPr>
                 <w:rFonts w:ascii="Times" w:hAnsi="Helvetica" w:eastAsia="Helvetica" w:cs="Helvetica"/>
                 <w:i w:val="false"/>
@@ -2991,7 +3004,7 @@
                 <w:color w:val="000000"/>
               </w:rPr>
             </w:pPr>
-            <w:r xmlns:w="http://schemas.openxmlformats.org/wordprocessingml/2006/main" xmlns:wp="http://schemas.openxmlformats.org/drawingml/2006/wordprocessingDrawing" xmlns:r="http://schemas.openxmlformats.org/officeDocument/2006/relationships" xmlns:w14="http://schemas.microsoft.com/office/word/2010/wordml">
+            <w:r>
               <w:rPr>
                 <w:rFonts w:ascii="Times" w:hAnsi="Helvetica" w:eastAsia="Helvetica" w:cs="Helvetica"/>
                 <w:i w:val="false"/>
@@ -3043,7 +3056,7 @@
                 <w:color w:val="000000"/>
               </w:rPr>
             </w:pPr>
-            <w:r xmlns:w="http://schemas.openxmlformats.org/wordprocessingml/2006/main" xmlns:wp="http://schemas.openxmlformats.org/drawingml/2006/wordprocessingDrawing" xmlns:r="http://schemas.openxmlformats.org/officeDocument/2006/relationships" xmlns:w14="http://schemas.microsoft.com/office/word/2010/wordml">
+            <w:r>
               <w:rPr>
                 <w:rFonts w:ascii="Times" w:hAnsi="Helvetica" w:eastAsia="Helvetica" w:cs="Helvetica"/>
                 <w:i w:val="false"/>
@@ -3101,7 +3114,7 @@
                 <w:color w:val="000000"/>
               </w:rPr>
             </w:pPr>
-            <w:r xmlns:w="http://schemas.openxmlformats.org/wordprocessingml/2006/main" xmlns:wp="http://schemas.openxmlformats.org/drawingml/2006/wordprocessingDrawing" xmlns:r="http://schemas.openxmlformats.org/officeDocument/2006/relationships" xmlns:w14="http://schemas.microsoft.com/office/word/2010/wordml">
+            <w:r>
               <w:rPr>
                 <w:rFonts w:ascii="Times" w:hAnsi="Helvetica" w:eastAsia="Helvetica" w:cs="Helvetica"/>
                 <w:i w:val="false"/>
@@ -3153,7 +3166,7 @@
                 <w:color w:val="000000"/>
               </w:rPr>
             </w:pPr>
-            <w:r xmlns:w="http://schemas.openxmlformats.org/wordprocessingml/2006/main" xmlns:wp="http://schemas.openxmlformats.org/drawingml/2006/wordprocessingDrawing" xmlns:r="http://schemas.openxmlformats.org/officeDocument/2006/relationships" xmlns:w14="http://schemas.microsoft.com/office/word/2010/wordml">
+            <w:r>
               <w:rPr>
                 <w:rFonts w:ascii="Times" w:hAnsi="Helvetica" w:eastAsia="Helvetica" w:cs="Helvetica"/>
                 <w:i w:val="false"/>
@@ -3211,7 +3224,7 @@
                 <w:color w:val="000000"/>
               </w:rPr>
             </w:pPr>
-            <w:r xmlns:w="http://schemas.openxmlformats.org/wordprocessingml/2006/main" xmlns:wp="http://schemas.openxmlformats.org/drawingml/2006/wordprocessingDrawing" xmlns:r="http://schemas.openxmlformats.org/officeDocument/2006/relationships" xmlns:w14="http://schemas.microsoft.com/office/word/2010/wordml">
+            <w:r>
               <w:rPr>
                 <w:rFonts w:ascii="Times" w:hAnsi="Helvetica" w:eastAsia="Helvetica" w:cs="Helvetica"/>
                 <w:i w:val="false"/>
@@ -3263,7 +3276,7 @@
                 <w:color w:val="000000"/>
               </w:rPr>
             </w:pPr>
-            <w:r xmlns:w="http://schemas.openxmlformats.org/wordprocessingml/2006/main" xmlns:wp="http://schemas.openxmlformats.org/drawingml/2006/wordprocessingDrawing" xmlns:r="http://schemas.openxmlformats.org/officeDocument/2006/relationships" xmlns:w14="http://schemas.microsoft.com/office/word/2010/wordml">
+            <w:r>
               <w:rPr>
                 <w:rFonts w:ascii="Times" w:hAnsi="Helvetica" w:eastAsia="Helvetica" w:cs="Helvetica"/>
                 <w:i w:val="false"/>
@@ -3321,7 +3334,7 @@
                 <w:color w:val="000000"/>
               </w:rPr>
             </w:pPr>
-            <w:r xmlns:w="http://schemas.openxmlformats.org/wordprocessingml/2006/main" xmlns:wp="http://schemas.openxmlformats.org/drawingml/2006/wordprocessingDrawing" xmlns:r="http://schemas.openxmlformats.org/officeDocument/2006/relationships" xmlns:w14="http://schemas.microsoft.com/office/word/2010/wordml">
+            <w:r>
               <w:rPr>
                 <w:rFonts w:ascii="Times" w:hAnsi="Helvetica" w:eastAsia="Helvetica" w:cs="Helvetica"/>
                 <w:i w:val="false"/>
@@ -3373,7 +3386,7 @@
                 <w:color w:val="000000"/>
               </w:rPr>
             </w:pPr>
-            <w:r xmlns:w="http://schemas.openxmlformats.org/wordprocessingml/2006/main" xmlns:wp="http://schemas.openxmlformats.org/drawingml/2006/wordprocessingDrawing" xmlns:r="http://schemas.openxmlformats.org/officeDocument/2006/relationships" xmlns:w14="http://schemas.microsoft.com/office/word/2010/wordml">
+            <w:r>
               <w:rPr>
                 <w:rFonts w:ascii="Times" w:hAnsi="Helvetica" w:eastAsia="Helvetica" w:cs="Helvetica"/>
                 <w:i w:val="false"/>
@@ -3431,7 +3444,7 @@
                 <w:color w:val="000000"/>
               </w:rPr>
             </w:pPr>
-            <w:r xmlns:w="http://schemas.openxmlformats.org/wordprocessingml/2006/main" xmlns:wp="http://schemas.openxmlformats.org/drawingml/2006/wordprocessingDrawing" xmlns:r="http://schemas.openxmlformats.org/officeDocument/2006/relationships" xmlns:w14="http://schemas.microsoft.com/office/word/2010/wordml">
+            <w:r>
               <w:rPr>
                 <w:rFonts w:ascii="Times" w:hAnsi="Helvetica" w:eastAsia="Helvetica" w:cs="Helvetica"/>
                 <w:i w:val="false"/>
@@ -3483,7 +3496,7 @@
                 <w:color w:val="000000"/>
               </w:rPr>
             </w:pPr>
-            <w:r xmlns:w="http://schemas.openxmlformats.org/wordprocessingml/2006/main" xmlns:wp="http://schemas.openxmlformats.org/drawingml/2006/wordprocessingDrawing" xmlns:r="http://schemas.openxmlformats.org/officeDocument/2006/relationships" xmlns:w14="http://schemas.microsoft.com/office/word/2010/wordml">
+            <w:r>
               <w:rPr>
                 <w:rFonts w:ascii="Times" w:hAnsi="Helvetica" w:eastAsia="Helvetica" w:cs="Helvetica"/>
                 <w:i w:val="false"/>
@@ -3541,7 +3554,7 @@
                 <w:color w:val="000000"/>
               </w:rPr>
             </w:pPr>
-            <w:r xmlns:w="http://schemas.openxmlformats.org/wordprocessingml/2006/main" xmlns:wp="http://schemas.openxmlformats.org/drawingml/2006/wordprocessingDrawing" xmlns:r="http://schemas.openxmlformats.org/officeDocument/2006/relationships" xmlns:w14="http://schemas.microsoft.com/office/word/2010/wordml">
+            <w:r>
               <w:rPr>
                 <w:rFonts w:ascii="Times" w:hAnsi="Helvetica" w:eastAsia="Helvetica" w:cs="Helvetica"/>
                 <w:i w:val="false"/>
@@ -3593,7 +3606,7 @@
                 <w:color w:val="000000"/>
               </w:rPr>
             </w:pPr>
-            <w:r xmlns:w="http://schemas.openxmlformats.org/wordprocessingml/2006/main" xmlns:wp="http://schemas.openxmlformats.org/drawingml/2006/wordprocessingDrawing" xmlns:r="http://schemas.openxmlformats.org/officeDocument/2006/relationships" xmlns:w14="http://schemas.microsoft.com/office/word/2010/wordml">
+            <w:r>
               <w:rPr>
                 <w:rFonts w:ascii="Times" w:hAnsi="Helvetica" w:eastAsia="Helvetica" w:cs="Helvetica"/>
                 <w:i w:val="false"/>
@@ -3651,7 +3664,7 @@
                 <w:color w:val="000000"/>
               </w:rPr>
             </w:pPr>
-            <w:r xmlns:w="http://schemas.openxmlformats.org/wordprocessingml/2006/main" xmlns:wp="http://schemas.openxmlformats.org/drawingml/2006/wordprocessingDrawing" xmlns:r="http://schemas.openxmlformats.org/officeDocument/2006/relationships" xmlns:w14="http://schemas.microsoft.com/office/word/2010/wordml">
+            <w:r>
               <w:rPr>
                 <w:rFonts w:ascii="Times" w:hAnsi="Helvetica" w:eastAsia="Helvetica" w:cs="Helvetica"/>
                 <w:i w:val="false"/>
@@ -3703,7 +3716,7 @@
                 <w:color w:val="000000"/>
               </w:rPr>
             </w:pPr>
-            <w:r xmlns:w="http://schemas.openxmlformats.org/wordprocessingml/2006/main" xmlns:wp="http://schemas.openxmlformats.org/drawingml/2006/wordprocessingDrawing" xmlns:r="http://schemas.openxmlformats.org/officeDocument/2006/relationships" xmlns:w14="http://schemas.microsoft.com/office/word/2010/wordml">
+            <w:r>
               <w:rPr>
                 <w:rFonts w:ascii="Times" w:hAnsi="Helvetica" w:eastAsia="Helvetica" w:cs="Helvetica"/>
                 <w:i w:val="false"/>
@@ -3761,7 +3774,7 @@
                 <w:color w:val="000000"/>
               </w:rPr>
             </w:pPr>
-            <w:r xmlns:w="http://schemas.openxmlformats.org/wordprocessingml/2006/main" xmlns:wp="http://schemas.openxmlformats.org/drawingml/2006/wordprocessingDrawing" xmlns:r="http://schemas.openxmlformats.org/officeDocument/2006/relationships" xmlns:w14="http://schemas.microsoft.com/office/word/2010/wordml">
+            <w:r>
               <w:rPr>
                 <w:rFonts w:ascii="Times" w:hAnsi="Helvetica" w:eastAsia="Helvetica" w:cs="Helvetica"/>
                 <w:i w:val="false"/>
@@ -3813,7 +3826,7 @@
                 <w:color w:val="000000"/>
               </w:rPr>
             </w:pPr>
-            <w:r xmlns:w="http://schemas.openxmlformats.org/wordprocessingml/2006/main" xmlns:wp="http://schemas.openxmlformats.org/drawingml/2006/wordprocessingDrawing" xmlns:r="http://schemas.openxmlformats.org/officeDocument/2006/relationships" xmlns:w14="http://schemas.microsoft.com/office/word/2010/wordml">
+            <w:r>
               <w:rPr>
                 <w:rFonts w:ascii="Times" w:hAnsi="Helvetica" w:eastAsia="Helvetica" w:cs="Helvetica"/>
                 <w:i w:val="false"/>
@@ -3871,7 +3884,7 @@
                 <w:color w:val="000000"/>
               </w:rPr>
             </w:pPr>
-            <w:r xmlns:w="http://schemas.openxmlformats.org/wordprocessingml/2006/main" xmlns:wp="http://schemas.openxmlformats.org/drawingml/2006/wordprocessingDrawing" xmlns:r="http://schemas.openxmlformats.org/officeDocument/2006/relationships" xmlns:w14="http://schemas.microsoft.com/office/word/2010/wordml">
+            <w:r>
               <w:rPr>
                 <w:rFonts w:ascii="Times" w:hAnsi="Helvetica" w:eastAsia="Helvetica" w:cs="Helvetica"/>
                 <w:i w:val="false"/>
@@ -3923,7 +3936,7 @@
                 <w:color w:val="000000"/>
               </w:rPr>
             </w:pPr>
-            <w:r xmlns:w="http://schemas.openxmlformats.org/wordprocessingml/2006/main" xmlns:wp="http://schemas.openxmlformats.org/drawingml/2006/wordprocessingDrawing" xmlns:r="http://schemas.openxmlformats.org/officeDocument/2006/relationships" xmlns:w14="http://schemas.microsoft.com/office/word/2010/wordml">
+            <w:r>
               <w:rPr>
                 <w:rFonts w:ascii="Times" w:hAnsi="Helvetica" w:eastAsia="Helvetica" w:cs="Helvetica"/>
                 <w:i w:val="false"/>
@@ -3981,7 +3994,7 @@
                 <w:color w:val="000000"/>
               </w:rPr>
             </w:pPr>
-            <w:r xmlns:w="http://schemas.openxmlformats.org/wordprocessingml/2006/main" xmlns:wp="http://schemas.openxmlformats.org/drawingml/2006/wordprocessingDrawing" xmlns:r="http://schemas.openxmlformats.org/officeDocument/2006/relationships" xmlns:w14="http://schemas.microsoft.com/office/word/2010/wordml">
+            <w:r>
               <w:rPr>
                 <w:rFonts w:ascii="Times" w:hAnsi="Helvetica" w:eastAsia="Helvetica" w:cs="Helvetica"/>
                 <w:i w:val="false"/>
@@ -4033,7 +4046,7 @@
                 <w:color w:val="000000"/>
               </w:rPr>
             </w:pPr>
-            <w:r xmlns:w="http://schemas.openxmlformats.org/wordprocessingml/2006/main" xmlns:wp="http://schemas.openxmlformats.org/drawingml/2006/wordprocessingDrawing" xmlns:r="http://schemas.openxmlformats.org/officeDocument/2006/relationships" xmlns:w14="http://schemas.microsoft.com/office/word/2010/wordml">
+            <w:r>
               <w:rPr>
                 <w:rFonts w:ascii="Times" w:hAnsi="Helvetica" w:eastAsia="Helvetica" w:cs="Helvetica"/>
                 <w:i w:val="false"/>
@@ -4091,7 +4104,7 @@
                 <w:color w:val="000000"/>
               </w:rPr>
             </w:pPr>
-            <w:r xmlns:w="http://schemas.openxmlformats.org/wordprocessingml/2006/main" xmlns:wp="http://schemas.openxmlformats.org/drawingml/2006/wordprocessingDrawing" xmlns:r="http://schemas.openxmlformats.org/officeDocument/2006/relationships" xmlns:w14="http://schemas.microsoft.com/office/word/2010/wordml">
+            <w:r>
               <w:rPr>
                 <w:rFonts w:ascii="Times" w:hAnsi="Helvetica" w:eastAsia="Helvetica" w:cs="Helvetica"/>
                 <w:i w:val="false"/>
@@ -4143,7 +4156,7 @@
                 <w:color w:val="000000"/>
               </w:rPr>
             </w:pPr>
-            <w:r xmlns:w="http://schemas.openxmlformats.org/wordprocessingml/2006/main" xmlns:wp="http://schemas.openxmlformats.org/drawingml/2006/wordprocessingDrawing" xmlns:r="http://schemas.openxmlformats.org/officeDocument/2006/relationships" xmlns:w14="http://schemas.microsoft.com/office/word/2010/wordml">
+            <w:r>
               <w:rPr>
                 <w:rFonts w:ascii="Times" w:hAnsi="Helvetica" w:eastAsia="Helvetica" w:cs="Helvetica"/>
                 <w:i w:val="false"/>
@@ -4201,7 +4214,7 @@
                 <w:color w:val="000000"/>
               </w:rPr>
             </w:pPr>
-            <w:r xmlns:w="http://schemas.openxmlformats.org/wordprocessingml/2006/main" xmlns:wp="http://schemas.openxmlformats.org/drawingml/2006/wordprocessingDrawing" xmlns:r="http://schemas.openxmlformats.org/officeDocument/2006/relationships" xmlns:w14="http://schemas.microsoft.com/office/word/2010/wordml">
+            <w:r>
               <w:rPr>
                 <w:rFonts w:ascii="Times" w:hAnsi="Helvetica" w:eastAsia="Helvetica" w:cs="Helvetica"/>
                 <w:i w:val="false"/>
@@ -4253,7 +4266,7 @@
                 <w:color w:val="000000"/>
               </w:rPr>
             </w:pPr>
-            <w:r xmlns:w="http://schemas.openxmlformats.org/wordprocessingml/2006/main" xmlns:wp="http://schemas.openxmlformats.org/drawingml/2006/wordprocessingDrawing" xmlns:r="http://schemas.openxmlformats.org/officeDocument/2006/relationships" xmlns:w14="http://schemas.microsoft.com/office/word/2010/wordml">
+            <w:r>
               <w:rPr>
                 <w:rFonts w:ascii="Times" w:hAnsi="Helvetica" w:eastAsia="Helvetica" w:cs="Helvetica"/>
                 <w:i w:val="false"/>
@@ -4311,7 +4324,7 @@
                 <w:color w:val="000000"/>
               </w:rPr>
             </w:pPr>
-            <w:r xmlns:w="http://schemas.openxmlformats.org/wordprocessingml/2006/main" xmlns:wp="http://schemas.openxmlformats.org/drawingml/2006/wordprocessingDrawing" xmlns:r="http://schemas.openxmlformats.org/officeDocument/2006/relationships" xmlns:w14="http://schemas.microsoft.com/office/word/2010/wordml">
+            <w:r>
               <w:rPr>
                 <w:rFonts w:ascii="Times" w:hAnsi="Helvetica" w:eastAsia="Helvetica" w:cs="Helvetica"/>
                 <w:i w:val="false"/>
@@ -4363,7 +4376,7 @@
                 <w:color w:val="000000"/>
               </w:rPr>
             </w:pPr>
-            <w:r xmlns:w="http://schemas.openxmlformats.org/wordprocessingml/2006/main" xmlns:wp="http://schemas.openxmlformats.org/drawingml/2006/wordprocessingDrawing" xmlns:r="http://schemas.openxmlformats.org/officeDocument/2006/relationships" xmlns:w14="http://schemas.microsoft.com/office/word/2010/wordml">
+            <w:r>
               <w:rPr>
                 <w:rFonts w:ascii="Times" w:hAnsi="Helvetica" w:eastAsia="Helvetica" w:cs="Helvetica"/>
                 <w:i w:val="false"/>
@@ -4421,7 +4434,7 @@
                 <w:color w:val="000000"/>
               </w:rPr>
             </w:pPr>
-            <w:r xmlns:w="http://schemas.openxmlformats.org/wordprocessingml/2006/main" xmlns:wp="http://schemas.openxmlformats.org/drawingml/2006/wordprocessingDrawing" xmlns:r="http://schemas.openxmlformats.org/officeDocument/2006/relationships" xmlns:w14="http://schemas.microsoft.com/office/word/2010/wordml">
+            <w:r>
               <w:rPr>
                 <w:rFonts w:ascii="Times" w:hAnsi="Helvetica" w:eastAsia="Helvetica" w:cs="Helvetica"/>
                 <w:i w:val="false"/>
@@ -4473,7 +4486,7 @@
                 <w:color w:val="000000"/>
               </w:rPr>
             </w:pPr>
-            <w:r xmlns:w="http://schemas.openxmlformats.org/wordprocessingml/2006/main" xmlns:wp="http://schemas.openxmlformats.org/drawingml/2006/wordprocessingDrawing" xmlns:r="http://schemas.openxmlformats.org/officeDocument/2006/relationships" xmlns:w14="http://schemas.microsoft.com/office/word/2010/wordml">
+            <w:r>
               <w:rPr>
                 <w:rFonts w:ascii="Times" w:hAnsi="Helvetica" w:eastAsia="Helvetica" w:cs="Helvetica"/>
                 <w:i w:val="false"/>
@@ -4484,9 +4497,9 @@
                 <w:color w:val="000000"/>
               </w:rPr>
               <w:t xml:space="preserve">Predictor variables: 
-    </w:t>
-            </w:r>
-            <w:r xmlns:w="http://schemas.openxmlformats.org/wordprocessingml/2006/main" xmlns:wp="http://schemas.openxmlformats.org/drawingml/2006/wordprocessingDrawing" xmlns:r="http://schemas.openxmlformats.org/officeDocument/2006/relationships" xmlns:w14="http://schemas.microsoft.com/office/word/2010/wordml">
+</w:t>
+            </w:r>
+            <w:r>
               <w:rPr>
                 <w:rFonts w:ascii="Times" w:hAnsi="Helvetica" w:eastAsia="Helvetica" w:cs="Helvetica"/>
                 <w:i w:val="false"/>
@@ -4498,7 +4511,7 @@
               </w:rPr>
               <w:br/>
             </w:r>
-            <w:r xmlns:w="http://schemas.openxmlformats.org/wordprocessingml/2006/main" xmlns:wp="http://schemas.openxmlformats.org/drawingml/2006/wordprocessingDrawing" xmlns:r="http://schemas.openxmlformats.org/officeDocument/2006/relationships" xmlns:w14="http://schemas.microsoft.com/office/word/2010/wordml">
+            <w:r>
               <w:rPr>
                 <w:rFonts w:ascii="Times" w:hAnsi="Helvetica" w:eastAsia="Helvetica" w:cs="Helvetica"/>
                 <w:i w:val="false"/>
@@ -4509,9 +4522,9 @@
                 <w:color w:val="000000"/>
               </w:rPr>
               <w:t xml:space="preserve">(1) Topography: topographic position index, heat load index (HLI)
-    </w:t>
-            </w:r>
-            <w:r xmlns:w="http://schemas.openxmlformats.org/wordprocessingml/2006/main" xmlns:wp="http://schemas.openxmlformats.org/drawingml/2006/wordprocessingDrawing" xmlns:r="http://schemas.openxmlformats.org/officeDocument/2006/relationships" xmlns:w14="http://schemas.microsoft.com/office/word/2010/wordml">
+</w:t>
+            </w:r>
+            <w:r>
               <w:rPr>
                 <w:rFonts w:ascii="Times" w:hAnsi="Helvetica" w:eastAsia="Helvetica" w:cs="Helvetica"/>
                 <w:i w:val="false"/>
@@ -4523,7 +4536,7 @@
               </w:rPr>
               <w:br/>
             </w:r>
-            <w:r xmlns:w="http://schemas.openxmlformats.org/wordprocessingml/2006/main" xmlns:wp="http://schemas.openxmlformats.org/drawingml/2006/wordprocessingDrawing" xmlns:r="http://schemas.openxmlformats.org/officeDocument/2006/relationships" xmlns:w14="http://schemas.microsoft.com/office/word/2010/wordml">
+            <w:r>
               <w:rPr>
                 <w:rFonts w:ascii="Times" w:hAnsi="Helvetica" w:eastAsia="Helvetica" w:cs="Helvetica"/>
                 <w:i w:val="false"/>
@@ -4534,9 +4547,9 @@
                 <w:color w:val="000000"/>
               </w:rPr>
               <w:t xml:space="preserve">(2) Climate: We examined 34 biologically-relevancy climate variables, but ultimately limited our analyses to five climate variables (see Table 1)
-    </w:t>
-            </w:r>
-            <w:r xmlns:w="http://schemas.openxmlformats.org/wordprocessingml/2006/main" xmlns:wp="http://schemas.openxmlformats.org/drawingml/2006/wordprocessingDrawing" xmlns:r="http://schemas.openxmlformats.org/officeDocument/2006/relationships" xmlns:w14="http://schemas.microsoft.com/office/word/2010/wordml">
+</w:t>
+            </w:r>
+            <w:r>
               <w:rPr>
                 <w:rFonts w:ascii="Times" w:hAnsi="Helvetica" w:eastAsia="Helvetica" w:cs="Helvetica"/>
                 <w:i w:val="false"/>
@@ -4548,7 +4561,7 @@
               </w:rPr>
               <w:br/>
             </w:r>
-            <w:r xmlns:w="http://schemas.openxmlformats.org/wordprocessingml/2006/main" xmlns:wp="http://schemas.openxmlformats.org/drawingml/2006/wordprocessingDrawing" xmlns:r="http://schemas.openxmlformats.org/officeDocument/2006/relationships" xmlns:w14="http://schemas.microsoft.com/office/word/2010/wordml">
+            <w:r>
               <w:rPr>
                 <w:rFonts w:ascii="Times" w:hAnsi="Helvetica" w:eastAsia="Helvetica" w:cs="Helvetica"/>
                 <w:i w:val="false"/>
@@ -4606,7 +4619,7 @@
                 <w:color w:val="000000"/>
               </w:rPr>
             </w:pPr>
-            <w:r xmlns:w="http://schemas.openxmlformats.org/wordprocessingml/2006/main" xmlns:wp="http://schemas.openxmlformats.org/drawingml/2006/wordprocessingDrawing" xmlns:r="http://schemas.openxmlformats.org/officeDocument/2006/relationships" xmlns:w14="http://schemas.microsoft.com/office/word/2010/wordml">
+            <w:r>
               <w:rPr>
                 <w:rFonts w:ascii="Times" w:hAnsi="Helvetica" w:eastAsia="Helvetica" w:cs="Helvetica"/>
                 <w:i w:val="false"/>
@@ -4658,7 +4671,7 @@
                 <w:color w:val="000000"/>
               </w:rPr>
             </w:pPr>
-            <w:r xmlns:w="http://schemas.openxmlformats.org/wordprocessingml/2006/main" xmlns:wp="http://schemas.openxmlformats.org/drawingml/2006/wordprocessingDrawing" xmlns:r="http://schemas.openxmlformats.org/officeDocument/2006/relationships" xmlns:w14="http://schemas.microsoft.com/office/word/2010/wordml">
+            <w:r>
               <w:rPr>
                 <w:rFonts w:ascii="Times" w:hAnsi="Helvetica" w:eastAsia="Helvetica" w:cs="Helvetica"/>
                 <w:i w:val="false"/>
@@ -4669,9 +4682,9 @@
                 <w:color w:val="000000"/>
               </w:rPr>
               <w:t xml:space="preserve">Data sources: 
-    </w:t>
-            </w:r>
-            <w:r xmlns:w="http://schemas.openxmlformats.org/wordprocessingml/2006/main" xmlns:wp="http://schemas.openxmlformats.org/drawingml/2006/wordprocessingDrawing" xmlns:r="http://schemas.openxmlformats.org/officeDocument/2006/relationships" xmlns:w14="http://schemas.microsoft.com/office/word/2010/wordml">
+</w:t>
+            </w:r>
+            <w:r>
               <w:rPr>
                 <w:rFonts w:ascii="Times" w:hAnsi="Helvetica" w:eastAsia="Helvetica" w:cs="Helvetica"/>
                 <w:i w:val="false"/>
@@ -4683,7 +4696,7 @@
               </w:rPr>
               <w:br/>
             </w:r>
-            <w:r xmlns:w="http://schemas.openxmlformats.org/wordprocessingml/2006/main" xmlns:wp="http://schemas.openxmlformats.org/drawingml/2006/wordprocessingDrawing" xmlns:r="http://schemas.openxmlformats.org/officeDocument/2006/relationships" xmlns:w14="http://schemas.microsoft.com/office/word/2010/wordml">
+            <w:r>
               <w:rPr>
                 <w:rFonts w:ascii="Times" w:hAnsi="Helvetica" w:eastAsia="Helvetica" w:cs="Helvetica"/>
                 <w:i w:val="false"/>
@@ -4694,9 +4707,9 @@
                 <w:color w:val="000000"/>
               </w:rPr>
               <w:t xml:space="preserve">(1) Topography: 3DEP DEM (USGS 2023).
-    </w:t>
-            </w:r>
-            <w:r xmlns:w="http://schemas.openxmlformats.org/wordprocessingml/2006/main" xmlns:wp="http://schemas.openxmlformats.org/drawingml/2006/wordprocessingDrawing" xmlns:r="http://schemas.openxmlformats.org/officeDocument/2006/relationships" xmlns:w14="http://schemas.microsoft.com/office/word/2010/wordml">
+</w:t>
+            </w:r>
+            <w:r>
               <w:rPr>
                 <w:rFonts w:ascii="Times" w:hAnsi="Helvetica" w:eastAsia="Helvetica" w:cs="Helvetica"/>
                 <w:i w:val="false"/>
@@ -4708,7 +4721,7 @@
               </w:rPr>
               <w:br/>
             </w:r>
-            <w:r xmlns:w="http://schemas.openxmlformats.org/wordprocessingml/2006/main" xmlns:wp="http://schemas.openxmlformats.org/drawingml/2006/wordprocessingDrawing" xmlns:r="http://schemas.openxmlformats.org/officeDocument/2006/relationships" xmlns:w14="http://schemas.microsoft.com/office/word/2010/wordml">
+            <w:r>
               <w:rPr>
                 <w:rFonts w:ascii="Times" w:hAnsi="Helvetica" w:eastAsia="Helvetica" w:cs="Helvetica"/>
                 <w:i w:val="false"/>
@@ -4719,9 +4732,9 @@
                 <w:color w:val="000000"/>
               </w:rPr>
               <w:t xml:space="preserve">(2) Climate: AdaptWest Project (2022)
-    </w:t>
-            </w:r>
-            <w:r xmlns:w="http://schemas.openxmlformats.org/wordprocessingml/2006/main" xmlns:wp="http://schemas.openxmlformats.org/drawingml/2006/wordprocessingDrawing" xmlns:r="http://schemas.openxmlformats.org/officeDocument/2006/relationships" xmlns:w14="http://schemas.microsoft.com/office/word/2010/wordml">
+</w:t>
+            </w:r>
+            <w:r>
               <w:rPr>
                 <w:rFonts w:ascii="Times" w:hAnsi="Helvetica" w:eastAsia="Helvetica" w:cs="Helvetica"/>
                 <w:i w:val="false"/>
@@ -4733,7 +4746,7 @@
               </w:rPr>
               <w:br/>
             </w:r>
-            <w:r xmlns:w="http://schemas.openxmlformats.org/wordprocessingml/2006/main" xmlns:wp="http://schemas.openxmlformats.org/drawingml/2006/wordprocessingDrawing" xmlns:r="http://schemas.openxmlformats.org/officeDocument/2006/relationships" xmlns:w14="http://schemas.microsoft.com/office/word/2010/wordml">
+            <w:r>
               <w:rPr>
                 <w:rFonts w:ascii="Times" w:hAnsi="Helvetica" w:eastAsia="Helvetica" w:cs="Helvetica"/>
                 <w:i w:val="false"/>
@@ -4791,7 +4804,7 @@
                 <w:color w:val="000000"/>
               </w:rPr>
             </w:pPr>
-            <w:r xmlns:w="http://schemas.openxmlformats.org/wordprocessingml/2006/main" xmlns:wp="http://schemas.openxmlformats.org/drawingml/2006/wordprocessingDrawing" xmlns:r="http://schemas.openxmlformats.org/officeDocument/2006/relationships" xmlns:w14="http://schemas.microsoft.com/office/word/2010/wordml">
+            <w:r>
               <w:rPr>
                 <w:rFonts w:ascii="Times" w:hAnsi="Helvetica" w:eastAsia="Helvetica" w:cs="Helvetica"/>
                 <w:i w:val="false"/>
@@ -4843,7 +4856,7 @@
                 <w:color w:val="000000"/>
               </w:rPr>
             </w:pPr>
-            <w:r xmlns:w="http://schemas.openxmlformats.org/wordprocessingml/2006/main" xmlns:wp="http://schemas.openxmlformats.org/drawingml/2006/wordprocessingDrawing" xmlns:r="http://schemas.openxmlformats.org/officeDocument/2006/relationships" xmlns:w14="http://schemas.microsoft.com/office/word/2010/wordml">
+            <w:r>
               <w:rPr>
                 <w:rFonts w:ascii="Times" w:hAnsi="Helvetica" w:eastAsia="Helvetica" w:cs="Helvetica"/>
                 <w:i w:val="false"/>
@@ -4854,9 +4867,9 @@
                 <w:color w:val="000000"/>
               </w:rPr>
               <w:t xml:space="preserve">Spatial resolution and extent of raw data: All data were available for the entire study area.
-    </w:t>
-            </w:r>
-            <w:r xmlns:w="http://schemas.openxmlformats.org/wordprocessingml/2006/main" xmlns:wp="http://schemas.openxmlformats.org/drawingml/2006/wordprocessingDrawing" xmlns:r="http://schemas.openxmlformats.org/officeDocument/2006/relationships" xmlns:w14="http://schemas.microsoft.com/office/word/2010/wordml">
+</w:t>
+            </w:r>
+            <w:r>
               <w:rPr>
                 <w:rFonts w:ascii="Times" w:hAnsi="Helvetica" w:eastAsia="Helvetica" w:cs="Helvetica"/>
                 <w:i w:val="false"/>
@@ -4868,7 +4881,7 @@
               </w:rPr>
               <w:br/>
             </w:r>
-            <w:r xmlns:w="http://schemas.openxmlformats.org/wordprocessingml/2006/main" xmlns:wp="http://schemas.openxmlformats.org/drawingml/2006/wordprocessingDrawing" xmlns:r="http://schemas.openxmlformats.org/officeDocument/2006/relationships" xmlns:w14="http://schemas.microsoft.com/office/word/2010/wordml">
+            <w:r>
               <w:rPr>
                 <w:rFonts w:ascii="Times" w:hAnsi="Helvetica" w:eastAsia="Helvetica" w:cs="Helvetica"/>
                 <w:i w:val="false"/>
@@ -4879,9 +4892,9 @@
                 <w:color w:val="000000"/>
               </w:rPr>
               <w:t xml:space="preserve">(1) Topography: 30 m
-    </w:t>
-            </w:r>
-            <w:r xmlns:w="http://schemas.openxmlformats.org/wordprocessingml/2006/main" xmlns:wp="http://schemas.openxmlformats.org/drawingml/2006/wordprocessingDrawing" xmlns:r="http://schemas.openxmlformats.org/officeDocument/2006/relationships" xmlns:w14="http://schemas.microsoft.com/office/word/2010/wordml">
+</w:t>
+            </w:r>
+            <w:r>
               <w:rPr>
                 <w:rFonts w:ascii="Times" w:hAnsi="Helvetica" w:eastAsia="Helvetica" w:cs="Helvetica"/>
                 <w:i w:val="false"/>
@@ -4893,7 +4906,7 @@
               </w:rPr>
               <w:br/>
             </w:r>
-            <w:r xmlns:w="http://schemas.openxmlformats.org/wordprocessingml/2006/main" xmlns:wp="http://schemas.openxmlformats.org/drawingml/2006/wordprocessingDrawing" xmlns:r="http://schemas.openxmlformats.org/officeDocument/2006/relationships" xmlns:w14="http://schemas.microsoft.com/office/word/2010/wordml">
+            <w:r>
               <w:rPr>
                 <w:rFonts w:ascii="Times" w:hAnsi="Helvetica" w:eastAsia="Helvetica" w:cs="Helvetica"/>
                 <w:i w:val="false"/>
@@ -4904,9 +4917,9 @@
                 <w:color w:val="000000"/>
               </w:rPr>
               <w:t xml:space="preserve">(2) Climate: 1 km
-    </w:t>
-            </w:r>
-            <w:r xmlns:w="http://schemas.openxmlformats.org/wordprocessingml/2006/main" xmlns:wp="http://schemas.openxmlformats.org/drawingml/2006/wordprocessingDrawing" xmlns:r="http://schemas.openxmlformats.org/officeDocument/2006/relationships" xmlns:w14="http://schemas.microsoft.com/office/word/2010/wordml">
+</w:t>
+            </w:r>
+            <w:r>
               <w:rPr>
                 <w:rFonts w:ascii="Times" w:hAnsi="Helvetica" w:eastAsia="Helvetica" w:cs="Helvetica"/>
                 <w:i w:val="false"/>
@@ -4918,7 +4931,7 @@
               </w:rPr>
               <w:br/>
             </w:r>
-            <w:r xmlns:w="http://schemas.openxmlformats.org/wordprocessingml/2006/main" xmlns:wp="http://schemas.openxmlformats.org/drawingml/2006/wordprocessingDrawing" xmlns:r="http://schemas.openxmlformats.org/officeDocument/2006/relationships" xmlns:w14="http://schemas.microsoft.com/office/word/2010/wordml">
+            <w:r>
               <w:rPr>
                 <w:rFonts w:ascii="Times" w:hAnsi="Helvetica" w:eastAsia="Helvetica" w:cs="Helvetica"/>
                 <w:i w:val="false"/>
@@ -4976,7 +4989,7 @@
                 <w:color w:val="000000"/>
               </w:rPr>
             </w:pPr>
-            <w:r xmlns:w="http://schemas.openxmlformats.org/wordprocessingml/2006/main" xmlns:wp="http://schemas.openxmlformats.org/drawingml/2006/wordprocessingDrawing" xmlns:r="http://schemas.openxmlformats.org/officeDocument/2006/relationships" xmlns:w14="http://schemas.microsoft.com/office/word/2010/wordml">
+            <w:r>
               <w:rPr>
                 <w:rFonts w:ascii="Times" w:hAnsi="Helvetica" w:eastAsia="Helvetica" w:cs="Helvetica"/>
                 <w:i w:val="false"/>
@@ -5028,7 +5041,7 @@
                 <w:color w:val="000000"/>
               </w:rPr>
             </w:pPr>
-            <w:r xmlns:w="http://schemas.openxmlformats.org/wordprocessingml/2006/main" xmlns:wp="http://schemas.openxmlformats.org/drawingml/2006/wordprocessingDrawing" xmlns:r="http://schemas.openxmlformats.org/officeDocument/2006/relationships" xmlns:w14="http://schemas.microsoft.com/office/word/2010/wordml">
+            <w:r>
               <w:rPr>
                 <w:rFonts w:ascii="Times" w:hAnsi="Helvetica" w:eastAsia="Helvetica" w:cs="Helvetica"/>
                 <w:i w:val="false"/>
@@ -5039,9 +5052,9 @@
                 <w:color w:val="000000"/>
               </w:rPr>
               <w:t xml:space="preserve">Temporal resolution and extent of raw data: 
-    </w:t>
-            </w:r>
-            <w:r xmlns:w="http://schemas.openxmlformats.org/wordprocessingml/2006/main" xmlns:wp="http://schemas.openxmlformats.org/drawingml/2006/wordprocessingDrawing" xmlns:r="http://schemas.openxmlformats.org/officeDocument/2006/relationships" xmlns:w14="http://schemas.microsoft.com/office/word/2010/wordml">
+</w:t>
+            </w:r>
+            <w:r>
               <w:rPr>
                 <w:rFonts w:ascii="Times" w:hAnsi="Helvetica" w:eastAsia="Helvetica" w:cs="Helvetica"/>
                 <w:i w:val="false"/>
@@ -5053,7 +5066,7 @@
               </w:rPr>
               <w:br/>
             </w:r>
-            <w:r xmlns:w="http://schemas.openxmlformats.org/wordprocessingml/2006/main" xmlns:wp="http://schemas.openxmlformats.org/drawingml/2006/wordprocessingDrawing" xmlns:r="http://schemas.openxmlformats.org/officeDocument/2006/relationships" xmlns:w14="http://schemas.microsoft.com/office/word/2010/wordml">
+            <w:r>
               <w:rPr>
                 <w:rFonts w:ascii="Times" w:hAnsi="Helvetica" w:eastAsia="Helvetica" w:cs="Helvetica"/>
                 <w:i w:val="false"/>
@@ -5064,9 +5077,9 @@
                 <w:color w:val="000000"/>
               </w:rPr>
               <w:t xml:space="preserve">(1) Topography: raw topographic data were collected over the period 2009-2023
-    </w:t>
-            </w:r>
-            <w:r xmlns:w="http://schemas.openxmlformats.org/wordprocessingml/2006/main" xmlns:wp="http://schemas.openxmlformats.org/drawingml/2006/wordprocessingDrawing" xmlns:r="http://schemas.openxmlformats.org/officeDocument/2006/relationships" xmlns:w14="http://schemas.microsoft.com/office/word/2010/wordml">
+</w:t>
+            </w:r>
+            <w:r>
               <w:rPr>
                 <w:rFonts w:ascii="Times" w:hAnsi="Helvetica" w:eastAsia="Helvetica" w:cs="Helvetica"/>
                 <w:i w:val="false"/>
@@ -5078,7 +5091,7 @@
               </w:rPr>
               <w:br/>
             </w:r>
-            <w:r xmlns:w="http://schemas.openxmlformats.org/wordprocessingml/2006/main" xmlns:wp="http://schemas.openxmlformats.org/drawingml/2006/wordprocessingDrawing" xmlns:r="http://schemas.openxmlformats.org/officeDocument/2006/relationships" xmlns:w14="http://schemas.microsoft.com/office/word/2010/wordml">
+            <w:r>
               <w:rPr>
                 <w:rFonts w:ascii="Times" w:hAnsi="Helvetica" w:eastAsia="Helvetica" w:cs="Helvetica"/>
                 <w:i w:val="false"/>
@@ -5089,9 +5102,9 @@
                 <w:color w:val="000000"/>
               </w:rPr>
               <w:t xml:space="preserve">(2) Climate: monthly and annual means for the periods 1981-2010, 2011-2040, 2041-2070, and 2071-2100 
-    </w:t>
-            </w:r>
-            <w:r xmlns:w="http://schemas.openxmlformats.org/wordprocessingml/2006/main" xmlns:wp="http://schemas.openxmlformats.org/drawingml/2006/wordprocessingDrawing" xmlns:r="http://schemas.openxmlformats.org/officeDocument/2006/relationships" xmlns:w14="http://schemas.microsoft.com/office/word/2010/wordml">
+</w:t>
+            </w:r>
+            <w:r>
               <w:rPr>
                 <w:rFonts w:ascii="Times" w:hAnsi="Helvetica" w:eastAsia="Helvetica" w:cs="Helvetica"/>
                 <w:i w:val="false"/>
@@ -5103,7 +5116,7 @@
               </w:rPr>
               <w:br/>
             </w:r>
-            <w:r xmlns:w="http://schemas.openxmlformats.org/wordprocessingml/2006/main" xmlns:wp="http://schemas.openxmlformats.org/drawingml/2006/wordprocessingDrawing" xmlns:r="http://schemas.openxmlformats.org/officeDocument/2006/relationships" xmlns:w14="http://schemas.microsoft.com/office/word/2010/wordml">
+            <w:r>
               <w:rPr>
                 <w:rFonts w:ascii="Times" w:hAnsi="Helvetica" w:eastAsia="Helvetica" w:cs="Helvetica"/>
                 <w:i w:val="false"/>
@@ -5161,7 +5174,7 @@
                 <w:color w:val="000000"/>
               </w:rPr>
             </w:pPr>
-            <w:r xmlns:w="http://schemas.openxmlformats.org/wordprocessingml/2006/main" xmlns:wp="http://schemas.openxmlformats.org/drawingml/2006/wordprocessingDrawing" xmlns:r="http://schemas.openxmlformats.org/officeDocument/2006/relationships" xmlns:w14="http://schemas.microsoft.com/office/word/2010/wordml">
+            <w:r>
               <w:rPr>
                 <w:rFonts w:ascii="Times" w:hAnsi="Helvetica" w:eastAsia="Helvetica" w:cs="Helvetica"/>
                 <w:i w:val="false"/>
@@ -5213,7 +5226,7 @@
                 <w:color w:val="000000"/>
               </w:rPr>
             </w:pPr>
-            <w:r xmlns:w="http://schemas.openxmlformats.org/wordprocessingml/2006/main" xmlns:wp="http://schemas.openxmlformats.org/drawingml/2006/wordprocessingDrawing" xmlns:r="http://schemas.openxmlformats.org/officeDocument/2006/relationships" xmlns:w14="http://schemas.microsoft.com/office/word/2010/wordml">
+            <w:r>
               <w:rPr>
                 <w:rFonts w:ascii="Times" w:hAnsi="Helvetica" w:eastAsia="Helvetica" w:cs="Helvetica"/>
                 <w:i w:val="false"/>
@@ -5224,9 +5237,9 @@
                 <w:color w:val="000000"/>
               </w:rPr>
               <w:t xml:space="preserve">Geographic projection of raw data: 
-    </w:t>
-            </w:r>
-            <w:r xmlns:w="http://schemas.openxmlformats.org/wordprocessingml/2006/main" xmlns:wp="http://schemas.openxmlformats.org/drawingml/2006/wordprocessingDrawing" xmlns:r="http://schemas.openxmlformats.org/officeDocument/2006/relationships" xmlns:w14="http://schemas.microsoft.com/office/word/2010/wordml">
+</w:t>
+            </w:r>
+            <w:r>
               <w:rPr>
                 <w:rFonts w:ascii="Times" w:hAnsi="Helvetica" w:eastAsia="Helvetica" w:cs="Helvetica"/>
                 <w:i w:val="false"/>
@@ -5238,7 +5251,7 @@
               </w:rPr>
               <w:br/>
             </w:r>
-            <w:r xmlns:w="http://schemas.openxmlformats.org/wordprocessingml/2006/main" xmlns:wp="http://schemas.openxmlformats.org/drawingml/2006/wordprocessingDrawing" xmlns:r="http://schemas.openxmlformats.org/officeDocument/2006/relationships" xmlns:w14="http://schemas.microsoft.com/office/word/2010/wordml">
+            <w:r>
               <w:rPr>
                 <w:rFonts w:ascii="Times" w:hAnsi="Helvetica" w:eastAsia="Helvetica" w:cs="Helvetica"/>
                 <w:i w:val="false"/>
@@ -5249,9 +5262,9 @@
                 <w:color w:val="000000"/>
               </w:rPr>
               <w:t xml:space="preserve">(1) Topography: NAD83(HARN) / Conus Albers (EPSG:5071) 
-    </w:t>
-            </w:r>
-            <w:r xmlns:w="http://schemas.openxmlformats.org/wordprocessingml/2006/main" xmlns:wp="http://schemas.openxmlformats.org/drawingml/2006/wordprocessingDrawing" xmlns:r="http://schemas.openxmlformats.org/officeDocument/2006/relationships" xmlns:w14="http://schemas.microsoft.com/office/word/2010/wordml">
+</w:t>
+            </w:r>
+            <w:r>
               <w:rPr>
                 <w:rFonts w:ascii="Times" w:hAnsi="Helvetica" w:eastAsia="Helvetica" w:cs="Helvetica"/>
                 <w:i w:val="false"/>
@@ -5263,7 +5276,7 @@
               </w:rPr>
               <w:br/>
             </w:r>
-            <w:r xmlns:w="http://schemas.openxmlformats.org/wordprocessingml/2006/main" xmlns:wp="http://schemas.openxmlformats.org/drawingml/2006/wordprocessingDrawing" xmlns:r="http://schemas.openxmlformats.org/officeDocument/2006/relationships" xmlns:w14="http://schemas.microsoft.com/office/word/2010/wordml">
+            <w:r>
               <w:rPr>
                 <w:rFonts w:ascii="Times" w:hAnsi="Helvetica" w:eastAsia="Helvetica" w:cs="Helvetica"/>
                 <w:i w:val="false"/>
@@ -5274,9 +5287,9 @@
                 <w:color w:val="000000"/>
               </w:rPr>
               <w:t xml:space="preserve">(2) Climate: Lambert Azimuthal Equal Area (EPSG:9820)
-    </w:t>
-            </w:r>
-            <w:r xmlns:w="http://schemas.openxmlformats.org/wordprocessingml/2006/main" xmlns:wp="http://schemas.openxmlformats.org/drawingml/2006/wordprocessingDrawing" xmlns:r="http://schemas.openxmlformats.org/officeDocument/2006/relationships" xmlns:w14="http://schemas.microsoft.com/office/word/2010/wordml">
+</w:t>
+            </w:r>
+            <w:r>
               <w:rPr>
                 <w:rFonts w:ascii="Times" w:hAnsi="Helvetica" w:eastAsia="Helvetica" w:cs="Helvetica"/>
                 <w:i w:val="false"/>
@@ -5288,7 +5301,7 @@
               </w:rPr>
               <w:br/>
             </w:r>
-            <w:r xmlns:w="http://schemas.openxmlformats.org/wordprocessingml/2006/main" xmlns:wp="http://schemas.openxmlformats.org/drawingml/2006/wordprocessingDrawing" xmlns:r="http://schemas.openxmlformats.org/officeDocument/2006/relationships" xmlns:w14="http://schemas.microsoft.com/office/word/2010/wordml">
+            <w:r>
               <w:rPr>
                 <w:rFonts w:ascii="Times" w:hAnsi="Helvetica" w:eastAsia="Helvetica" w:cs="Helvetica"/>
                 <w:i w:val="false"/>
@@ -5346,7 +5359,7 @@
                 <w:color w:val="000000"/>
               </w:rPr>
             </w:pPr>
-            <w:r xmlns:w="http://schemas.openxmlformats.org/wordprocessingml/2006/main" xmlns:wp="http://schemas.openxmlformats.org/drawingml/2006/wordprocessingDrawing" xmlns:r="http://schemas.openxmlformats.org/officeDocument/2006/relationships" xmlns:w14="http://schemas.microsoft.com/office/word/2010/wordml">
+            <w:r>
               <w:rPr>
                 <w:rFonts w:ascii="Times" w:hAnsi="Helvetica" w:eastAsia="Helvetica" w:cs="Helvetica"/>
                 <w:i w:val="false"/>
@@ -5398,7 +5411,7 @@
                 <w:color w:val="000000"/>
               </w:rPr>
             </w:pPr>
-            <w:r xmlns:w="http://schemas.openxmlformats.org/wordprocessingml/2006/main" xmlns:wp="http://schemas.openxmlformats.org/drawingml/2006/wordprocessingDrawing" xmlns:r="http://schemas.openxmlformats.org/officeDocument/2006/relationships" xmlns:w14="http://schemas.microsoft.com/office/word/2010/wordml">
+            <w:r>
               <w:rPr>
                 <w:rFonts w:ascii="Times" w:hAnsi="Helvetica" w:eastAsia="Helvetica" w:cs="Helvetica"/>
                 <w:i w:val="false"/>
@@ -5409,9 +5422,9 @@
                 <w:color w:val="000000"/>
               </w:rPr>
               <w:t xml:space="preserve">Data processing: (1) Topography: We calculated the Heat Load Index (HLI) and topographic position index (TPI) using the spatialeco package (Evans and Murphy 2021). TPI was calculated using a 3 cell neighborhood  (i.e., 90 x 90 m) and a 15 cell neighborhood (i.e., 450 x 450 m). TPI and HLI datasets were then aggregated to 90 m using the mean value and reprojected to UTM Zone 13N. 
-    </w:t>
-            </w:r>
-            <w:r xmlns:w="http://schemas.openxmlformats.org/wordprocessingml/2006/main" xmlns:wp="http://schemas.openxmlformats.org/drawingml/2006/wordprocessingDrawing" xmlns:r="http://schemas.openxmlformats.org/officeDocument/2006/relationships" xmlns:w14="http://schemas.microsoft.com/office/word/2010/wordml">
+</w:t>
+            </w:r>
+            <w:r>
               <w:rPr>
                 <w:rFonts w:ascii="Times" w:hAnsi="Helvetica" w:eastAsia="Helvetica" w:cs="Helvetica"/>
                 <w:i w:val="false"/>
@@ -5423,7 +5436,7 @@
               </w:rPr>
               <w:br/>
             </w:r>
-            <w:r xmlns:w="http://schemas.openxmlformats.org/wordprocessingml/2006/main" xmlns:wp="http://schemas.openxmlformats.org/drawingml/2006/wordprocessingDrawing" xmlns:r="http://schemas.openxmlformats.org/officeDocument/2006/relationships" xmlns:w14="http://schemas.microsoft.com/office/word/2010/wordml">
+            <w:r>
               <w:rPr>
                 <w:rFonts w:ascii="Times" w:hAnsi="Helvetica" w:eastAsia="Helvetica" w:cs="Helvetica"/>
                 <w:i w:val="false"/>
@@ -5434,9 +5447,9 @@
                 <w:color w:val="000000"/>
               </w:rPr>
               <w:t xml:space="preserve">(2) Climate: We calculated ADI, GSP, PRATIO, and GSPDD5 following Rehfeldt et al. (2009). All climate variables were then downscaled to 250 m resolution  using gradient and inverse distance squared (GIDS) interpolation and reprojected to UTM Zone 13N. 
-    </w:t>
-            </w:r>
-            <w:r xmlns:w="http://schemas.openxmlformats.org/wordprocessingml/2006/main" xmlns:wp="http://schemas.openxmlformats.org/drawingml/2006/wordprocessingDrawing" xmlns:r="http://schemas.openxmlformats.org/officeDocument/2006/relationships" xmlns:w14="http://schemas.microsoft.com/office/word/2010/wordml">
+</w:t>
+            </w:r>
+            <w:r>
               <w:rPr>
                 <w:rFonts w:ascii="Times" w:hAnsi="Helvetica" w:eastAsia="Helvetica" w:cs="Helvetica"/>
                 <w:i w:val="false"/>
@@ -5448,7 +5461,7 @@
               </w:rPr>
               <w:br/>
             </w:r>
-            <w:r xmlns:w="http://schemas.openxmlformats.org/wordprocessingml/2006/main" xmlns:wp="http://schemas.openxmlformats.org/drawingml/2006/wordprocessingDrawing" xmlns:r="http://schemas.openxmlformats.org/officeDocument/2006/relationships" xmlns:w14="http://schemas.microsoft.com/office/word/2010/wordml">
+            <w:r>
               <w:rPr>
                 <w:rFonts w:ascii="Times" w:hAnsi="Helvetica" w:eastAsia="Helvetica" w:cs="Helvetica"/>
                 <w:i w:val="false"/>
@@ -5506,7 +5519,7 @@
                 <w:color w:val="000000"/>
               </w:rPr>
             </w:pPr>
-            <w:r xmlns:w="http://schemas.openxmlformats.org/wordprocessingml/2006/main" xmlns:wp="http://schemas.openxmlformats.org/drawingml/2006/wordprocessingDrawing" xmlns:r="http://schemas.openxmlformats.org/officeDocument/2006/relationships" xmlns:w14="http://schemas.microsoft.com/office/word/2010/wordml">
+            <w:r>
               <w:rPr>
                 <w:rFonts w:ascii="Times" w:hAnsi="Helvetica" w:eastAsia="Helvetica" w:cs="Helvetica"/>
                 <w:i w:val="false"/>
@@ -5558,7 +5571,7 @@
                 <w:color w:val="000000"/>
               </w:rPr>
             </w:pPr>
-            <w:r xmlns:w="http://schemas.openxmlformats.org/wordprocessingml/2006/main" xmlns:wp="http://schemas.openxmlformats.org/drawingml/2006/wordprocessingDrawing" xmlns:r="http://schemas.openxmlformats.org/officeDocument/2006/relationships" xmlns:w14="http://schemas.microsoft.com/office/word/2010/wordml">
+            <w:r>
               <w:rPr>
                 <w:rFonts w:ascii="Times" w:hAnsi="Helvetica" w:eastAsia="Helvetica" w:cs="Helvetica"/>
                 <w:i w:val="false"/>
@@ -5616,7 +5629,7 @@
                 <w:color w:val="000000"/>
               </w:rPr>
             </w:pPr>
-            <w:r xmlns:w="http://schemas.openxmlformats.org/wordprocessingml/2006/main" xmlns:wp="http://schemas.openxmlformats.org/drawingml/2006/wordprocessingDrawing" xmlns:r="http://schemas.openxmlformats.org/officeDocument/2006/relationships" xmlns:w14="http://schemas.microsoft.com/office/word/2010/wordml">
+            <w:r>
               <w:rPr>
                 <w:rFonts w:ascii="Times" w:hAnsi="Helvetica" w:eastAsia="Helvetica" w:cs="Helvetica"/>
                 <w:i w:val="false"/>
@@ -5668,7 +5681,7 @@
                 <w:color w:val="000000"/>
               </w:rPr>
             </w:pPr>
-            <w:r xmlns:w="http://schemas.openxmlformats.org/wordprocessingml/2006/main" xmlns:wp="http://schemas.openxmlformats.org/drawingml/2006/wordprocessingDrawing" xmlns:r="http://schemas.openxmlformats.org/officeDocument/2006/relationships" xmlns:w14="http://schemas.microsoft.com/office/word/2010/wordml">
+            <w:r>
               <w:rPr>
                 <w:rFonts w:ascii="Times" w:hAnsi="Helvetica" w:eastAsia="Helvetica" w:cs="Helvetica"/>
                 <w:i w:val="false"/>
@@ -5726,7 +5739,7 @@
                 <w:color w:val="000000"/>
               </w:rPr>
             </w:pPr>
-            <w:r xmlns:w="http://schemas.openxmlformats.org/wordprocessingml/2006/main" xmlns:wp="http://schemas.openxmlformats.org/drawingml/2006/wordprocessingDrawing" xmlns:r="http://schemas.openxmlformats.org/officeDocument/2006/relationships" xmlns:w14="http://schemas.microsoft.com/office/word/2010/wordml">
+            <w:r>
               <w:rPr>
                 <w:rFonts w:ascii="Times" w:hAnsi="Helvetica" w:eastAsia="Helvetica" w:cs="Helvetica"/>
                 <w:i w:val="false"/>
@@ -5778,7 +5791,7 @@
                 <w:color w:val="000000"/>
               </w:rPr>
             </w:pPr>
-            <w:r xmlns:w="http://schemas.openxmlformats.org/wordprocessingml/2006/main" xmlns:wp="http://schemas.openxmlformats.org/drawingml/2006/wordprocessingDrawing" xmlns:r="http://schemas.openxmlformats.org/officeDocument/2006/relationships" xmlns:w14="http://schemas.microsoft.com/office/word/2010/wordml">
+            <w:r>
               <w:rPr>
                 <w:rFonts w:ascii="Times" w:hAnsi="Helvetica" w:eastAsia="Helvetica" w:cs="Helvetica"/>
                 <w:i w:val="false"/>
@@ -5836,7 +5849,7 @@
                 <w:color w:val="000000"/>
               </w:rPr>
             </w:pPr>
-            <w:r xmlns:w="http://schemas.openxmlformats.org/wordprocessingml/2006/main" xmlns:wp="http://schemas.openxmlformats.org/drawingml/2006/wordprocessingDrawing" xmlns:r="http://schemas.openxmlformats.org/officeDocument/2006/relationships" xmlns:w14="http://schemas.microsoft.com/office/word/2010/wordml">
+            <w:r>
               <w:rPr>
                 <w:rFonts w:ascii="Times" w:hAnsi="Helvetica" w:eastAsia="Helvetica" w:cs="Helvetica"/>
                 <w:i w:val="false"/>
@@ -5888,7 +5901,7 @@
                 <w:color w:val="000000"/>
               </w:rPr>
             </w:pPr>
-            <w:r xmlns:w="http://schemas.openxmlformats.org/wordprocessingml/2006/main" xmlns:wp="http://schemas.openxmlformats.org/drawingml/2006/wordprocessingDrawing" xmlns:r="http://schemas.openxmlformats.org/officeDocument/2006/relationships" xmlns:w14="http://schemas.microsoft.com/office/word/2010/wordml">
+            <w:r>
               <w:rPr>
                 <w:rFonts w:ascii="Times" w:hAnsi="Helvetica" w:eastAsia="Helvetica" w:cs="Helvetica"/>
                 <w:i w:val="false"/>
@@ -5899,9 +5912,9 @@
                 <w:color w:val="000000"/>
               </w:rPr>
               <w:t xml:space="preserve">We fit generalized linear models (GLMs), generalized additive models (GAMS), and random forests (RFs), and regularized gradient boosted tree (RGBTs). 
-    </w:t>
-            </w:r>
-            <w:r xmlns:w="http://schemas.openxmlformats.org/wordprocessingml/2006/main" xmlns:wp="http://schemas.openxmlformats.org/drawingml/2006/wordprocessingDrawing" xmlns:r="http://schemas.openxmlformats.org/officeDocument/2006/relationships" xmlns:w14="http://schemas.microsoft.com/office/word/2010/wordml">
+</w:t>
+            </w:r>
+            <w:r>
               <w:rPr>
                 <w:rFonts w:ascii="Times" w:hAnsi="Helvetica" w:eastAsia="Helvetica" w:cs="Helvetica"/>
                 <w:i w:val="false"/>
@@ -5913,7 +5926,7 @@
               </w:rPr>
               <w:br/>
             </w:r>
-            <w:r xmlns:w="http://schemas.openxmlformats.org/wordprocessingml/2006/main" xmlns:wp="http://schemas.openxmlformats.org/drawingml/2006/wordprocessingDrawing" xmlns:r="http://schemas.openxmlformats.org/officeDocument/2006/relationships" xmlns:w14="http://schemas.microsoft.com/office/word/2010/wordml">
+            <w:r>
               <w:rPr>
                 <w:rFonts w:ascii="Times" w:hAnsi="Helvetica" w:eastAsia="Helvetica" w:cs="Helvetica"/>
                 <w:i w:val="false"/>
@@ -5924,9 +5937,9 @@
                 <w:color w:val="000000"/>
               </w:rPr>
               <w:t xml:space="preserve">(1) GLMs were constructed using a logit link function and a binomial error distribution. For all variables, we included both linear and quadratic effects. Models were fit using a Lasso regularization approach. The only hyperparameter we tuned was the lasso penalty factor. We did not explore any interaction terms. GLMs were fit using the glmnet package (Friedman et al., 2010).
-    </w:t>
-            </w:r>
-            <w:r xmlns:w="http://schemas.openxmlformats.org/wordprocessingml/2006/main" xmlns:wp="http://schemas.openxmlformats.org/drawingml/2006/wordprocessingDrawing" xmlns:r="http://schemas.openxmlformats.org/officeDocument/2006/relationships" xmlns:w14="http://schemas.microsoft.com/office/word/2010/wordml">
+</w:t>
+            </w:r>
+            <w:r>
               <w:rPr>
                 <w:rFonts w:ascii="Times" w:hAnsi="Helvetica" w:eastAsia="Helvetica" w:cs="Helvetica"/>
                 <w:i w:val="false"/>
@@ -5938,7 +5951,7 @@
               </w:rPr>
               <w:br/>
             </w:r>
-            <w:r xmlns:w="http://schemas.openxmlformats.org/wordprocessingml/2006/main" xmlns:wp="http://schemas.openxmlformats.org/drawingml/2006/wordprocessingDrawing" xmlns:r="http://schemas.openxmlformats.org/officeDocument/2006/relationships" xmlns:w14="http://schemas.microsoft.com/office/word/2010/wordml">
+            <w:r>
               <w:rPr>
                 <w:rFonts w:ascii="Times" w:hAnsi="Helvetica" w:eastAsia="Helvetica" w:cs="Helvetica"/>
                 <w:i w:val="false"/>
@@ -5949,9 +5962,9 @@
                 <w:color w:val="000000"/>
               </w:rPr>
               <w:t xml:space="preserve">(2) GAMs were constructed using a logit link function and a binomial error distribution and fit restricted maximum likelihood. For all variables, we used thin plate regression splines that included a penalty term that allowed the model coefficient to be shrunk to zero. We set the bias dimensions term (k) to the default value of 10 and confirmed an adequate degree of complexity using diagnostic functions from the R package mgcv (Wood 2011). The only hyperparameter we tuned was the penalty factor. We did not explore any interaction terms. GAMs were fit using the mgcv package (Wood 2011). 
-    </w:t>
-            </w:r>
-            <w:r xmlns:w="http://schemas.openxmlformats.org/wordprocessingml/2006/main" xmlns:wp="http://schemas.openxmlformats.org/drawingml/2006/wordprocessingDrawing" xmlns:r="http://schemas.openxmlformats.org/officeDocument/2006/relationships" xmlns:w14="http://schemas.microsoft.com/office/word/2010/wordml">
+</w:t>
+            </w:r>
+            <w:r>
               <w:rPr>
                 <w:rFonts w:ascii="Times" w:hAnsi="Helvetica" w:eastAsia="Helvetica" w:cs="Helvetica"/>
                 <w:i w:val="false"/>
@@ -5963,7 +5976,7 @@
               </w:rPr>
               <w:br/>
             </w:r>
-            <w:r xmlns:w="http://schemas.openxmlformats.org/wordprocessingml/2006/main" xmlns:wp="http://schemas.openxmlformats.org/drawingml/2006/wordprocessingDrawing" xmlns:r="http://schemas.openxmlformats.org/officeDocument/2006/relationships" xmlns:w14="http://schemas.microsoft.com/office/word/2010/wordml">
+            <w:r>
               <w:rPr>
                 <w:rFonts w:ascii="Times" w:hAnsi="Helvetica" w:eastAsia="Helvetica" w:cs="Helvetica"/>
                 <w:i w:val="false"/>
@@ -5974,9 +5987,9 @@
                 <w:color w:val="000000"/>
               </w:rPr>
               <w:t xml:space="preserve">(3) For the RF model, we tuned the minimum number of data points in a node that is required for the node to be split further and the number of variables to try at each split. RF models were fit using the R package ranger (Wright and Ziegler 2017).
-    </w:t>
-            </w:r>
-            <w:r xmlns:w="http://schemas.openxmlformats.org/wordprocessingml/2006/main" xmlns:wp="http://schemas.openxmlformats.org/drawingml/2006/wordprocessingDrawing" xmlns:r="http://schemas.openxmlformats.org/officeDocument/2006/relationships" xmlns:w14="http://schemas.microsoft.com/office/word/2010/wordml">
+</w:t>
+            </w:r>
+            <w:r>
               <w:rPr>
                 <w:rFonts w:ascii="Times" w:hAnsi="Helvetica" w:eastAsia="Helvetica" w:cs="Helvetica"/>
                 <w:i w:val="false"/>
@@ -5988,7 +6001,7 @@
               </w:rPr>
               <w:br/>
             </w:r>
-            <w:r xmlns:w="http://schemas.openxmlformats.org/wordprocessingml/2006/main" xmlns:wp="http://schemas.openxmlformats.org/drawingml/2006/wordprocessingDrawing" xmlns:r="http://schemas.openxmlformats.org/officeDocument/2006/relationships" xmlns:w14="http://schemas.microsoft.com/office/word/2010/wordml">
+            <w:r>
               <w:rPr>
                 <w:rFonts w:ascii="Times" w:hAnsi="Helvetica" w:eastAsia="Helvetica" w:cs="Helvetica"/>
                 <w:i w:val="false"/>
@@ -6046,7 +6059,7 @@
                 <w:color w:val="000000"/>
               </w:rPr>
             </w:pPr>
-            <w:r xmlns:w="http://schemas.openxmlformats.org/wordprocessingml/2006/main" xmlns:wp="http://schemas.openxmlformats.org/drawingml/2006/wordprocessingDrawing" xmlns:r="http://schemas.openxmlformats.org/officeDocument/2006/relationships" xmlns:w14="http://schemas.microsoft.com/office/word/2010/wordml">
+            <w:r>
               <w:rPr>
                 <w:rFonts w:ascii="Times" w:hAnsi="Helvetica" w:eastAsia="Helvetica" w:cs="Helvetica"/>
                 <w:i w:val="false"/>
@@ -6098,7 +6111,7 @@
                 <w:color w:val="000000"/>
               </w:rPr>
             </w:pPr>
-            <w:r xmlns:w="http://schemas.openxmlformats.org/wordprocessingml/2006/main" xmlns:wp="http://schemas.openxmlformats.org/drawingml/2006/wordprocessingDrawing" xmlns:r="http://schemas.openxmlformats.org/officeDocument/2006/relationships" xmlns:w14="http://schemas.microsoft.com/office/word/2010/wordml">
+            <w:r>
               <w:rPr>
                 <w:rFonts w:ascii="Times" w:hAnsi="Helvetica" w:eastAsia="Helvetica" w:cs="Helvetica"/>
                 <w:i w:val="false"/>
@@ -6156,7 +6169,7 @@
                 <w:color w:val="000000"/>
               </w:rPr>
             </w:pPr>
-            <w:r xmlns:w="http://schemas.openxmlformats.org/wordprocessingml/2006/main" xmlns:wp="http://schemas.openxmlformats.org/drawingml/2006/wordprocessingDrawing" xmlns:r="http://schemas.openxmlformats.org/officeDocument/2006/relationships" xmlns:w14="http://schemas.microsoft.com/office/word/2010/wordml">
+            <w:r>
               <w:rPr>
                 <w:rFonts w:ascii="Times" w:hAnsi="Helvetica" w:eastAsia="Helvetica" w:cs="Helvetica"/>
                 <w:i w:val="false"/>
@@ -6208,7 +6221,7 @@
                 <w:color w:val="000000"/>
               </w:rPr>
             </w:pPr>
-            <w:r xmlns:w="http://schemas.openxmlformats.org/wordprocessingml/2006/main" xmlns:wp="http://schemas.openxmlformats.org/drawingml/2006/wordprocessingDrawing" xmlns:r="http://schemas.openxmlformats.org/officeDocument/2006/relationships" xmlns:w14="http://schemas.microsoft.com/office/word/2010/wordml">
+            <w:r>
               <w:rPr>
                 <w:rFonts w:ascii="Times" w:hAnsi="Helvetica" w:eastAsia="Helvetica" w:cs="Helvetica"/>
                 <w:i w:val="false"/>
@@ -6266,7 +6279,7 @@
                 <w:color w:val="000000"/>
               </w:rPr>
             </w:pPr>
-            <w:r xmlns:w="http://schemas.openxmlformats.org/wordprocessingml/2006/main" xmlns:wp="http://schemas.openxmlformats.org/drawingml/2006/wordprocessingDrawing" xmlns:r="http://schemas.openxmlformats.org/officeDocument/2006/relationships" xmlns:w14="http://schemas.microsoft.com/office/word/2010/wordml">
+            <w:r>
               <w:rPr>
                 <w:rFonts w:ascii="Times" w:hAnsi="Helvetica" w:eastAsia="Helvetica" w:cs="Helvetica"/>
                 <w:i w:val="false"/>
@@ -6318,7 +6331,7 @@
                 <w:color w:val="000000"/>
               </w:rPr>
             </w:pPr>
-            <w:r xmlns:w="http://schemas.openxmlformats.org/wordprocessingml/2006/main" xmlns:wp="http://schemas.openxmlformats.org/drawingml/2006/wordprocessingDrawing" xmlns:r="http://schemas.openxmlformats.org/officeDocument/2006/relationships" xmlns:w14="http://schemas.microsoft.com/office/word/2010/wordml">
+            <w:r>
               <w:rPr>
                 <w:rFonts w:ascii="Times" w:hAnsi="Helvetica" w:eastAsia="Helvetica" w:cs="Helvetica"/>
                 <w:i w:val="false"/>
@@ -6376,7 +6389,7 @@
                 <w:color w:val="000000"/>
               </w:rPr>
             </w:pPr>
-            <w:r xmlns:w="http://schemas.openxmlformats.org/wordprocessingml/2006/main" xmlns:wp="http://schemas.openxmlformats.org/drawingml/2006/wordprocessingDrawing" xmlns:r="http://schemas.openxmlformats.org/officeDocument/2006/relationships" xmlns:w14="http://schemas.microsoft.com/office/word/2010/wordml">
+            <w:r>
               <w:rPr>
                 <w:rFonts w:ascii="Times" w:hAnsi="Helvetica" w:eastAsia="Helvetica" w:cs="Helvetica"/>
                 <w:i w:val="false"/>
@@ -6428,7 +6441,7 @@
                 <w:color w:val="000000"/>
               </w:rPr>
             </w:pPr>
-            <w:r xmlns:w="http://schemas.openxmlformats.org/wordprocessingml/2006/main" xmlns:wp="http://schemas.openxmlformats.org/drawingml/2006/wordprocessingDrawing" xmlns:r="http://schemas.openxmlformats.org/officeDocument/2006/relationships" xmlns:w14="http://schemas.microsoft.com/office/word/2010/wordml">
+            <w:r>
               <w:rPr>
                 <w:rFonts w:ascii="Times" w:hAnsi="Helvetica" w:eastAsia="Helvetica" w:cs="Helvetica"/>
                 <w:i w:val="false"/>
@@ -6486,7 +6499,7 @@
                 <w:color w:val="000000"/>
               </w:rPr>
             </w:pPr>
-            <w:r xmlns:w="http://schemas.openxmlformats.org/wordprocessingml/2006/main" xmlns:wp="http://schemas.openxmlformats.org/drawingml/2006/wordprocessingDrawing" xmlns:r="http://schemas.openxmlformats.org/officeDocument/2006/relationships" xmlns:w14="http://schemas.microsoft.com/office/word/2010/wordml">
+            <w:r>
               <w:rPr>
                 <w:rFonts w:ascii="Times" w:hAnsi="Helvetica" w:eastAsia="Helvetica" w:cs="Helvetica"/>
                 <w:i w:val="false"/>
@@ -6538,7 +6551,7 @@
                 <w:color w:val="000000"/>
               </w:rPr>
             </w:pPr>
-            <w:r xmlns:w="http://schemas.openxmlformats.org/wordprocessingml/2006/main" xmlns:wp="http://schemas.openxmlformats.org/drawingml/2006/wordprocessingDrawing" xmlns:r="http://schemas.openxmlformats.org/officeDocument/2006/relationships" xmlns:w14="http://schemas.microsoft.com/office/word/2010/wordml">
+            <w:r>
               <w:rPr>
                 <w:rFonts w:ascii="Times" w:hAnsi="Helvetica" w:eastAsia="Helvetica" w:cs="Helvetica"/>
                 <w:i w:val="false"/>
@@ -6596,7 +6609,7 @@
                 <w:color w:val="000000"/>
               </w:rPr>
             </w:pPr>
-            <w:r xmlns:w="http://schemas.openxmlformats.org/wordprocessingml/2006/main" xmlns:wp="http://schemas.openxmlformats.org/drawingml/2006/wordprocessingDrawing" xmlns:r="http://schemas.openxmlformats.org/officeDocument/2006/relationships" xmlns:w14="http://schemas.microsoft.com/office/word/2010/wordml">
+            <w:r>
               <w:rPr>
                 <w:rFonts w:ascii="Times" w:hAnsi="Helvetica" w:eastAsia="Helvetica" w:cs="Helvetica"/>
                 <w:i w:val="false"/>
@@ -6648,7 +6661,7 @@
                 <w:color w:val="000000"/>
               </w:rPr>
             </w:pPr>
-            <w:r xmlns:w="http://schemas.openxmlformats.org/wordprocessingml/2006/main" xmlns:wp="http://schemas.openxmlformats.org/drawingml/2006/wordprocessingDrawing" xmlns:r="http://schemas.openxmlformats.org/officeDocument/2006/relationships" xmlns:w14="http://schemas.microsoft.com/office/word/2010/wordml">
+            <w:r>
               <w:rPr>
                 <w:rFonts w:ascii="Times" w:hAnsi="Helvetica" w:eastAsia="Helvetica" w:cs="Helvetica"/>
                 <w:i w:val="false"/>
@@ -6706,7 +6719,7 @@
                 <w:color w:val="000000"/>
               </w:rPr>
             </w:pPr>
-            <w:r xmlns:w="http://schemas.openxmlformats.org/wordprocessingml/2006/main" xmlns:wp="http://schemas.openxmlformats.org/drawingml/2006/wordprocessingDrawing" xmlns:r="http://schemas.openxmlformats.org/officeDocument/2006/relationships" xmlns:w14="http://schemas.microsoft.com/office/word/2010/wordml">
+            <w:r>
               <w:rPr>
                 <w:rFonts w:ascii="Times" w:hAnsi="Helvetica" w:eastAsia="Helvetica" w:cs="Helvetica"/>
                 <w:i w:val="false"/>
@@ -6758,7 +6771,7 @@
                 <w:color w:val="000000"/>
               </w:rPr>
             </w:pPr>
-            <w:r xmlns:w="http://schemas.openxmlformats.org/wordprocessingml/2006/main" xmlns:wp="http://schemas.openxmlformats.org/drawingml/2006/wordprocessingDrawing" xmlns:r="http://schemas.openxmlformats.org/officeDocument/2006/relationships" xmlns:w14="http://schemas.microsoft.com/office/word/2010/wordml">
+            <w:r>
               <w:rPr>
                 <w:rFonts w:ascii="Times" w:hAnsi="Helvetica" w:eastAsia="Helvetica" w:cs="Helvetica"/>
                 <w:i w:val="false"/>
@@ -6816,7 +6829,7 @@
                 <w:color w:val="000000"/>
               </w:rPr>
             </w:pPr>
-            <w:r xmlns:w="http://schemas.openxmlformats.org/wordprocessingml/2006/main" xmlns:wp="http://schemas.openxmlformats.org/drawingml/2006/wordprocessingDrawing" xmlns:r="http://schemas.openxmlformats.org/officeDocument/2006/relationships" xmlns:w14="http://schemas.microsoft.com/office/word/2010/wordml">
+            <w:r>
               <w:rPr>
                 <w:rFonts w:ascii="Times" w:hAnsi="Helvetica" w:eastAsia="Helvetica" w:cs="Helvetica"/>
                 <w:i w:val="false"/>
@@ -6868,7 +6881,7 @@
                 <w:color w:val="000000"/>
               </w:rPr>
             </w:pPr>
-            <w:r xmlns:w="http://schemas.openxmlformats.org/wordprocessingml/2006/main" xmlns:wp="http://schemas.openxmlformats.org/drawingml/2006/wordprocessingDrawing" xmlns:r="http://schemas.openxmlformats.org/officeDocument/2006/relationships" xmlns:w14="http://schemas.microsoft.com/office/word/2010/wordml">
+            <w:r>
               <w:rPr>
                 <w:rFonts w:ascii="Times" w:hAnsi="Helvetica" w:eastAsia="Helvetica" w:cs="Helvetica"/>
                 <w:i w:val="false"/>
@@ -6926,7 +6939,7 @@
                 <w:color w:val="000000"/>
               </w:rPr>
             </w:pPr>
-            <w:r xmlns:w="http://schemas.openxmlformats.org/wordprocessingml/2006/main" xmlns:wp="http://schemas.openxmlformats.org/drawingml/2006/wordprocessingDrawing" xmlns:r="http://schemas.openxmlformats.org/officeDocument/2006/relationships" xmlns:w14="http://schemas.microsoft.com/office/word/2010/wordml">
+            <w:r>
               <w:rPr>
                 <w:rFonts w:ascii="Times" w:hAnsi="Helvetica" w:eastAsia="Helvetica" w:cs="Helvetica"/>
                 <w:i w:val="false"/>
@@ -6978,7 +6991,7 @@
                 <w:color w:val="000000"/>
               </w:rPr>
             </w:pPr>
-            <w:r xmlns:w="http://schemas.openxmlformats.org/wordprocessingml/2006/main" xmlns:wp="http://schemas.openxmlformats.org/drawingml/2006/wordprocessingDrawing" xmlns:r="http://schemas.openxmlformats.org/officeDocument/2006/relationships" xmlns:w14="http://schemas.microsoft.com/office/word/2010/wordml">
+            <w:r>
               <w:rPr>
                 <w:rFonts w:ascii="Times" w:hAnsi="Helvetica" w:eastAsia="Helvetica" w:cs="Helvetica"/>
                 <w:i w:val="false"/>
@@ -7036,7 +7049,7 @@
                 <w:color w:val="000000"/>
               </w:rPr>
             </w:pPr>
-            <w:r xmlns:w="http://schemas.openxmlformats.org/wordprocessingml/2006/main" xmlns:wp="http://schemas.openxmlformats.org/drawingml/2006/wordprocessingDrawing" xmlns:r="http://schemas.openxmlformats.org/officeDocument/2006/relationships" xmlns:w14="http://schemas.microsoft.com/office/word/2010/wordml">
+            <w:r>
               <w:rPr>
                 <w:rFonts w:ascii="Times" w:hAnsi="Helvetica" w:eastAsia="Helvetica" w:cs="Helvetica"/>
                 <w:i w:val="false"/>
@@ -7088,7 +7101,7 @@
                 <w:color w:val="000000"/>
               </w:rPr>
             </w:pPr>
-            <w:r xmlns:w="http://schemas.openxmlformats.org/wordprocessingml/2006/main" xmlns:wp="http://schemas.openxmlformats.org/drawingml/2006/wordprocessingDrawing" xmlns:r="http://schemas.openxmlformats.org/officeDocument/2006/relationships" xmlns:w14="http://schemas.microsoft.com/office/word/2010/wordml">
+            <w:r>
               <w:rPr>
                 <w:rFonts w:ascii="Times" w:hAnsi="Helvetica" w:eastAsia="Helvetica" w:cs="Helvetica"/>
                 <w:i w:val="false"/>
@@ -7109,8 +7122,8 @@
         <w:br w:type="page"/>
       </w:r>
     </w:p>
-    <w:bookmarkEnd w:id="21"/>
-    <w:bookmarkStart w:id="27" w:name="appendix-s2-variable-pre-selection"/>
+    <w:bookmarkEnd w:id="20"/>
+    <w:bookmarkStart w:id="21" w:name="appendix-s2-variable-pre-selection"/>
     <w:p>
       <w:pPr>
         <w:pStyle w:val="Heading2"/>
@@ -7126,42 +7139,77 @@
       <w:r>
         <w:t xml:space="preserve">Here we provide an overview of our variable pre-selection process. To avoid collinearity between climate predictors, we initially screened the 34 climatic variables (Table S</w:t>
       </w:r>
-      <w:r>
-        <w:t xml:space="preserve">2</w:t>
-      </w:r>
+      <w:hyperlink w:anchor="TabClimateScreen">
+        <w:r xmlns:w14="http://schemas.microsoft.com/office/word/2010/wordml">
+          <w:rPr/>
+          <w:fldChar w:fldCharType="begin" w:dirty="true"/>
+        </w:r>
+        <w:r xmlns:w14="http://schemas.microsoft.com/office/word/2010/wordml">
+          <w:rPr/>
+          <w:instrText xml:space="preserve" w:dirty="true"> REF TabClimateScreen \h</w:instrText>
+        </w:r>
+        <w:r xmlns:w14="http://schemas.microsoft.com/office/word/2010/wordml">
+          <w:rPr/>
+          <w:fldChar w:fldCharType="end" w:dirty="true"/>
+        </w:r>
+      </w:hyperlink>
       <w:r>
         <w:t xml:space="preserve">). Variables were screened at their original resolution (i.e. 1 x 1 km). To this end, we calculated pairwise correlation coefficients (Fig. S</w:t>
       </w:r>
-      <w:r>
-        <w:t xml:space="preserve">1</w:t>
-      </w:r>
+      <w:hyperlink w:anchor="FigS1">
+        <w:r xmlns:w14="http://schemas.microsoft.com/office/word/2010/wordml">
+          <w:rPr/>
+          <w:fldChar w:fldCharType="begin" w:dirty="true"/>
+        </w:r>
+        <w:r xmlns:w14="http://schemas.microsoft.com/office/word/2010/wordml">
+          <w:rPr/>
+          <w:instrText xml:space="preserve" w:dirty="true"> REF FigS1 \h</w:instrText>
+        </w:r>
+        <w:r xmlns:w14="http://schemas.microsoft.com/office/word/2010/wordml">
+          <w:rPr/>
+          <w:fldChar w:fldCharType="end" w:dirty="true"/>
+        </w:r>
+      </w:hyperlink>
       <w:r>
         <w:t xml:space="preserve">). When |r|&gt;0.75, we removed variables based on existing research (Table 5). Where evidence was similar, we used univariate random forest (RF) models to evaluate the potential explanatory power of each predictor (Table S</w:t>
       </w:r>
-      <w:r>
-        <w:t xml:space="preserve">2</w:t>
-      </w:r>
+      <w:hyperlink w:anchor="TabClimateScreen">
+        <w:r xmlns:w14="http://schemas.microsoft.com/office/word/2010/wordml">
+          <w:rPr/>
+          <w:fldChar w:fldCharType="begin" w:dirty="true"/>
+        </w:r>
+        <w:r xmlns:w14="http://schemas.microsoft.com/office/word/2010/wordml">
+          <w:rPr/>
+          <w:instrText xml:space="preserve" w:dirty="true"> REF TabClimateScreen \h</w:instrText>
+        </w:r>
+        <w:r xmlns:w14="http://schemas.microsoft.com/office/word/2010/wordml">
+          <w:rPr/>
+          <w:fldChar w:fldCharType="end" w:dirty="true"/>
+        </w:r>
+      </w:hyperlink>
       <w:r>
         <w:t xml:space="preserve">).</w:t>
       </w:r>
     </w:p>
-    <w:p>
+    <w:p xmlns:w14="http://schemas.microsoft.com/office/word/2010/wordml">
       <w:pPr>
         <w:pStyle w:val="TableCaption"/>
+        <w:jc w:val="center"/>
+        <w:keepNext/>
+        <w:pBdr>
+          <w:bottom w:val="none" w:sz="0" w:space="0" w:color="000000"/>
+          <w:top w:val="none" w:sz="0" w:space="0" w:color="000000"/>
+          <w:left w:val="none" w:sz="0" w:space="0" w:color="000000"/>
+          <w:right w:val="none" w:sz="0" w:space="0" w:color="000000"/>
+        </w:pBdr>
+        <w:spacing w:after="60" w:before="60" w:line="240"/>
+        <w:ind w:left="60" w:right="60" w:firstLine="0" w:firstLineChars="0"/>
       </w:pPr>
-      <w:bookmarkStart w:id="22" w:name="tab:TabClimateScreen"/>
-      <w:bookmarkEnd w:id="22"/>
-      <w:r>
-        <w:t xml:space="preserve">Table 2:</w:t>
-      </w:r>
-      <w:r>
-        <w:t xml:space="preserve"> </w:t>
-      </w:r>
       <w:r>
         <w:t xml:space="preserve">Climate variables considered for inclusion in SDMs and modeling notes.</w:t>
       </w:r>
     </w:p>
-    <w:tbl xmlns:w="http://schemas.openxmlformats.org/wordprocessingml/2006/main" xmlns:r="http://schemas.openxmlformats.org/officeDocument/2006/relationships" xmlns:w14="http://schemas.microsoft.com/office/word/2010/wordml" xmlns:wp="http://schemas.openxmlformats.org/drawingml/2006/wordprocessingDrawing" xmlns:a="http://schemas.openxmlformats.org/drawingml/2006/main" xmlns:pic="http://schemas.openxmlformats.org/drawingml/2006/picture">
+    <w:tbl xmlns:w14="http://schemas.microsoft.com/office/word/2010/wordml">
       <w:tblPr>
         <w:tblLayout w:type="autofit"/>
         <w:jc w:val="center"/>
@@ -7212,7 +7260,7 @@
                 <w:color w:val="000000"/>
               </w:rPr>
             </w:pPr>
-            <w:r xmlns:w="http://schemas.openxmlformats.org/wordprocessingml/2006/main" xmlns:wp="http://schemas.openxmlformats.org/drawingml/2006/wordprocessingDrawing" xmlns:r="http://schemas.openxmlformats.org/officeDocument/2006/relationships" xmlns:w14="http://schemas.microsoft.com/office/word/2010/wordml">
+            <w:r>
               <w:rPr>
                 <w:rFonts w:ascii="Times" w:hAnsi="Helvetica" w:eastAsia="Helvetica" w:cs="Helvetica"/>
                 <w:i w:val="false"/>
@@ -7264,7 +7312,7 @@
                 <w:color w:val="000000"/>
               </w:rPr>
             </w:pPr>
-            <w:r xmlns:w="http://schemas.openxmlformats.org/wordprocessingml/2006/main" xmlns:wp="http://schemas.openxmlformats.org/drawingml/2006/wordprocessingDrawing" xmlns:r="http://schemas.openxmlformats.org/officeDocument/2006/relationships" xmlns:w14="http://schemas.microsoft.com/office/word/2010/wordml">
+            <w:r>
               <w:rPr>
                 <w:rFonts w:ascii="Times" w:hAnsi="Helvetica" w:eastAsia="Helvetica" w:cs="Helvetica"/>
                 <w:i w:val="false"/>
@@ -7316,7 +7364,7 @@
                 <w:color w:val="000000"/>
               </w:rPr>
             </w:pPr>
-            <w:r xmlns:w="http://schemas.openxmlformats.org/wordprocessingml/2006/main" xmlns:wp="http://schemas.openxmlformats.org/drawingml/2006/wordprocessingDrawing" xmlns:r="http://schemas.openxmlformats.org/officeDocument/2006/relationships" xmlns:w14="http://schemas.microsoft.com/office/word/2010/wordml">
+            <w:r>
               <w:rPr>
                 <w:rFonts w:ascii="Times" w:hAnsi="Helvetica" w:eastAsia="Helvetica" w:cs="Helvetica"/>
                 <w:i w:val="false"/>
@@ -7368,7 +7416,7 @@
                 <w:color w:val="000000"/>
               </w:rPr>
             </w:pPr>
-            <w:r xmlns:w="http://schemas.openxmlformats.org/wordprocessingml/2006/main" xmlns:wp="http://schemas.openxmlformats.org/drawingml/2006/wordprocessingDrawing" xmlns:r="http://schemas.openxmlformats.org/officeDocument/2006/relationships" xmlns:w14="http://schemas.microsoft.com/office/word/2010/wordml">
+            <w:r>
               <w:rPr>
                 <w:rFonts w:ascii="Times" w:hAnsi="Helvetica" w:eastAsia="Helvetica" w:cs="Helvetica"/>
                 <w:i w:val="false"/>
@@ -7420,7 +7468,7 @@
                 <w:color w:val="000000"/>
               </w:rPr>
             </w:pPr>
-            <w:r xmlns:w="http://schemas.openxmlformats.org/wordprocessingml/2006/main" xmlns:wp="http://schemas.openxmlformats.org/drawingml/2006/wordprocessingDrawing" xmlns:r="http://schemas.openxmlformats.org/officeDocument/2006/relationships" xmlns:w14="http://schemas.microsoft.com/office/word/2010/wordml">
+            <w:r>
               <w:rPr>
                 <w:rFonts w:ascii="Times" w:hAnsi="Helvetica" w:eastAsia="Helvetica" w:cs="Helvetica"/>
                 <w:i w:val="false"/>
@@ -7478,7 +7526,7 @@
                 <w:color w:val="000000"/>
               </w:rPr>
             </w:pPr>
-            <w:r xmlns:w="http://schemas.openxmlformats.org/wordprocessingml/2006/main" xmlns:wp="http://schemas.openxmlformats.org/drawingml/2006/wordprocessingDrawing" xmlns:r="http://schemas.openxmlformats.org/officeDocument/2006/relationships" xmlns:w14="http://schemas.microsoft.com/office/word/2010/wordml">
+            <w:r>
               <w:rPr>
                 <w:rFonts w:ascii="Times" w:hAnsi="Helvetica" w:eastAsia="Helvetica" w:cs="Helvetica"/>
                 <w:i w:val="false"/>
@@ -7530,7 +7578,7 @@
                 <w:color w:val="000000"/>
               </w:rPr>
             </w:pPr>
-            <w:r xmlns:w="http://schemas.openxmlformats.org/wordprocessingml/2006/main" xmlns:wp="http://schemas.openxmlformats.org/drawingml/2006/wordprocessingDrawing" xmlns:r="http://schemas.openxmlformats.org/officeDocument/2006/relationships" xmlns:w14="http://schemas.microsoft.com/office/word/2010/wordml">
+            <w:r>
               <w:rPr>
                 <w:rFonts w:ascii="Times" w:hAnsi="Helvetica" w:eastAsia="Helvetica" w:cs="Helvetica"/>
                 <w:i w:val="false"/>
@@ -7582,7 +7630,7 @@
                 <w:color w:val="000000"/>
               </w:rPr>
             </w:pPr>
-            <w:r xmlns:w="http://schemas.openxmlformats.org/wordprocessingml/2006/main" xmlns:wp="http://schemas.openxmlformats.org/drawingml/2006/wordprocessingDrawing" xmlns:r="http://schemas.openxmlformats.org/officeDocument/2006/relationships" xmlns:w14="http://schemas.microsoft.com/office/word/2010/wordml">
+            <w:r>
               <w:rPr>
                 <w:rFonts w:ascii="Times" w:hAnsi="Helvetica" w:eastAsia="Helvetica" w:cs="Helvetica"/>
                 <w:i w:val="false"/>
@@ -7634,7 +7682,7 @@
                 <w:color w:val="000000"/>
               </w:rPr>
             </w:pPr>
-            <w:r xmlns:w="http://schemas.openxmlformats.org/wordprocessingml/2006/main" xmlns:wp="http://schemas.openxmlformats.org/drawingml/2006/wordprocessingDrawing" xmlns:r="http://schemas.openxmlformats.org/officeDocument/2006/relationships" xmlns:w14="http://schemas.microsoft.com/office/word/2010/wordml">
+            <w:r>
               <w:rPr>
                 <w:rFonts w:ascii="Times" w:hAnsi="Helvetica" w:eastAsia="Helvetica" w:cs="Helvetica"/>
                 <w:i w:val="false"/>
@@ -7686,7 +7734,7 @@
                 <w:color w:val="000000"/>
               </w:rPr>
             </w:pPr>
-            <w:r xmlns:w="http://schemas.openxmlformats.org/wordprocessingml/2006/main" xmlns:wp="http://schemas.openxmlformats.org/drawingml/2006/wordprocessingDrawing" xmlns:r="http://schemas.openxmlformats.org/officeDocument/2006/relationships" xmlns:w14="http://schemas.microsoft.com/office/word/2010/wordml">
+            <w:r>
               <w:rPr>
                 <w:rFonts w:ascii="Times" w:hAnsi="Helvetica" w:eastAsia="Helvetica" w:cs="Helvetica"/>
                 <w:i w:val="false"/>
@@ -7744,7 +7792,7 @@
                 <w:color w:val="000000"/>
               </w:rPr>
             </w:pPr>
-            <w:r xmlns:w="http://schemas.openxmlformats.org/wordprocessingml/2006/main" xmlns:wp="http://schemas.openxmlformats.org/drawingml/2006/wordprocessingDrawing" xmlns:r="http://schemas.openxmlformats.org/officeDocument/2006/relationships" xmlns:w14="http://schemas.microsoft.com/office/word/2010/wordml">
+            <w:r>
               <w:rPr>
                 <w:rFonts w:ascii="Times" w:hAnsi="Helvetica" w:eastAsia="Helvetica" w:cs="Helvetica"/>
                 <w:i w:val="false"/>
@@ -7796,7 +7844,7 @@
                 <w:color w:val="000000"/>
               </w:rPr>
             </w:pPr>
-            <w:r xmlns:w="http://schemas.openxmlformats.org/wordprocessingml/2006/main" xmlns:wp="http://schemas.openxmlformats.org/drawingml/2006/wordprocessingDrawing" xmlns:r="http://schemas.openxmlformats.org/officeDocument/2006/relationships" xmlns:w14="http://schemas.microsoft.com/office/word/2010/wordml">
+            <w:r>
               <w:rPr>
                 <w:rFonts w:ascii="Times" w:hAnsi="Helvetica" w:eastAsia="Helvetica" w:cs="Helvetica"/>
                 <w:i w:val="false"/>
@@ -7807,9 +7855,9 @@
                 <w:color w:val="000000"/>
               </w:rPr>
               <w:t xml:space="preserve">mean precipitation ratio: 
-    </w:t>
-            </w:r>
-            <w:r xmlns:w="http://schemas.openxmlformats.org/wordprocessingml/2006/main" xmlns:wp="http://schemas.openxmlformats.org/drawingml/2006/wordprocessingDrawing" xmlns:r="http://schemas.openxmlformats.org/officeDocument/2006/relationships" xmlns:w14="http://schemas.microsoft.com/office/word/2010/wordml">
+</w:t>
+            </w:r>
+            <w:r>
               <w:rPr>
                 <w:rFonts w:ascii="Times" w:hAnsi="Helvetica" w:eastAsia="Helvetica" w:cs="Helvetica"/>
                 <w:i w:val="false"/>
@@ -7821,7 +7869,7 @@
               </w:rPr>
               <w:br/>
             </w:r>
-            <w:r xmlns:w="http://schemas.openxmlformats.org/wordprocessingml/2006/main" xmlns:wp="http://schemas.openxmlformats.org/drawingml/2006/wordprocessingDrawing" xmlns:r="http://schemas.openxmlformats.org/officeDocument/2006/relationships" xmlns:w14="http://schemas.microsoft.com/office/word/2010/wordml">
+            <w:r>
               <w:rPr>
                 <w:rFonts w:ascii="Times" w:hAnsi="Helvetica" w:eastAsia="Helvetica" w:cs="Helvetica"/>
                 <w:i w:val="false"/>
@@ -7873,7 +7921,7 @@
                 <w:color w:val="000000"/>
               </w:rPr>
             </w:pPr>
-            <w:r xmlns:w="http://schemas.openxmlformats.org/wordprocessingml/2006/main" xmlns:wp="http://schemas.openxmlformats.org/drawingml/2006/wordprocessingDrawing" xmlns:r="http://schemas.openxmlformats.org/officeDocument/2006/relationships" xmlns:w14="http://schemas.microsoft.com/office/word/2010/wordml">
+            <w:r>
               <w:rPr>
                 <w:rFonts w:ascii="Times" w:hAnsi="Helvetica" w:eastAsia="Helvetica" w:cs="Helvetica"/>
                 <w:i w:val="false"/>
@@ -7925,7 +7973,7 @@
                 <w:color w:val="000000"/>
               </w:rPr>
             </w:pPr>
-            <w:r xmlns:w="http://schemas.openxmlformats.org/wordprocessingml/2006/main" xmlns:wp="http://schemas.openxmlformats.org/drawingml/2006/wordprocessingDrawing" xmlns:r="http://schemas.openxmlformats.org/officeDocument/2006/relationships" xmlns:w14="http://schemas.microsoft.com/office/word/2010/wordml">
+            <w:r>
               <w:rPr>
                 <w:rFonts w:ascii="Times" w:hAnsi="Helvetica" w:eastAsia="Helvetica" w:cs="Helvetica"/>
                 <w:i w:val="false"/>
@@ -7977,7 +8025,7 @@
                 <w:color w:val="000000"/>
               </w:rPr>
             </w:pPr>
-            <w:r xmlns:w="http://schemas.openxmlformats.org/wordprocessingml/2006/main" xmlns:wp="http://schemas.openxmlformats.org/drawingml/2006/wordprocessingDrawing" xmlns:r="http://schemas.openxmlformats.org/officeDocument/2006/relationships" xmlns:w14="http://schemas.microsoft.com/office/word/2010/wordml">
+            <w:r>
               <w:rPr>
                 <w:rFonts w:ascii="Times" w:hAnsi="Helvetica" w:eastAsia="Helvetica" w:cs="Helvetica"/>
                 <w:i w:val="false"/>
@@ -8035,7 +8083,7 @@
                 <w:color w:val="000000"/>
               </w:rPr>
             </w:pPr>
-            <w:r xmlns:w="http://schemas.openxmlformats.org/wordprocessingml/2006/main" xmlns:wp="http://schemas.openxmlformats.org/drawingml/2006/wordprocessingDrawing" xmlns:r="http://schemas.openxmlformats.org/officeDocument/2006/relationships" xmlns:w14="http://schemas.microsoft.com/office/word/2010/wordml">
+            <w:r>
               <w:rPr>
                 <w:rFonts w:ascii="Times" w:hAnsi="Helvetica" w:eastAsia="Helvetica" w:cs="Helvetica"/>
                 <w:i w:val="false"/>
@@ -8087,7 +8135,7 @@
                 <w:color w:val="000000"/>
               </w:rPr>
             </w:pPr>
-            <w:r xmlns:w="http://schemas.openxmlformats.org/wordprocessingml/2006/main" xmlns:wp="http://schemas.openxmlformats.org/drawingml/2006/wordprocessingDrawing" xmlns:r="http://schemas.openxmlformats.org/officeDocument/2006/relationships" xmlns:w14="http://schemas.microsoft.com/office/word/2010/wordml">
+            <w:r>
               <w:rPr>
                 <w:rFonts w:ascii="Times" w:hAnsi="Helvetica" w:eastAsia="Helvetica" w:cs="Helvetica"/>
                 <w:i w:val="false"/>
@@ -8139,7 +8187,7 @@
                 <w:color w:val="000000"/>
               </w:rPr>
             </w:pPr>
-            <w:r xmlns:w="http://schemas.openxmlformats.org/wordprocessingml/2006/main" xmlns:wp="http://schemas.openxmlformats.org/drawingml/2006/wordprocessingDrawing" xmlns:r="http://schemas.openxmlformats.org/officeDocument/2006/relationships" xmlns:w14="http://schemas.microsoft.com/office/word/2010/wordml">
+            <w:r>
               <w:rPr>
                 <w:rFonts w:ascii="Times" w:hAnsi="Helvetica" w:eastAsia="Helvetica" w:cs="Helvetica"/>
                 <w:i w:val="false"/>
@@ -8191,7 +8239,7 @@
                 <w:color w:val="000000"/>
               </w:rPr>
             </w:pPr>
-            <w:r xmlns:w="http://schemas.openxmlformats.org/wordprocessingml/2006/main" xmlns:wp="http://schemas.openxmlformats.org/drawingml/2006/wordprocessingDrawing" xmlns:r="http://schemas.openxmlformats.org/officeDocument/2006/relationships" xmlns:w14="http://schemas.microsoft.com/office/word/2010/wordml">
+            <w:r>
               <w:rPr>
                 <w:rFonts w:ascii="Times" w:hAnsi="Helvetica" w:eastAsia="Helvetica" w:cs="Helvetica"/>
                 <w:i w:val="false"/>
@@ -8243,7 +8291,7 @@
                 <w:color w:val="000000"/>
               </w:rPr>
             </w:pPr>
-            <w:r xmlns:w="http://schemas.openxmlformats.org/wordprocessingml/2006/main" xmlns:wp="http://schemas.openxmlformats.org/drawingml/2006/wordprocessingDrawing" xmlns:r="http://schemas.openxmlformats.org/officeDocument/2006/relationships" xmlns:w14="http://schemas.microsoft.com/office/word/2010/wordml">
+            <w:r>
               <w:rPr>
                 <w:rFonts w:ascii="Times" w:hAnsi="Helvetica" w:eastAsia="Helvetica" w:cs="Helvetica"/>
                 <w:i w:val="false"/>
@@ -8301,7 +8349,7 @@
                 <w:color w:val="000000"/>
               </w:rPr>
             </w:pPr>
-            <w:r xmlns:w="http://schemas.openxmlformats.org/wordprocessingml/2006/main" xmlns:wp="http://schemas.openxmlformats.org/drawingml/2006/wordprocessingDrawing" xmlns:r="http://schemas.openxmlformats.org/officeDocument/2006/relationships" xmlns:w14="http://schemas.microsoft.com/office/word/2010/wordml">
+            <w:r>
               <w:rPr>
                 <w:rFonts w:ascii="Times" w:hAnsi="Helvetica" w:eastAsia="Helvetica" w:cs="Helvetica"/>
                 <w:i w:val="false"/>
@@ -8353,7 +8401,7 @@
                 <w:color w:val="000000"/>
               </w:rPr>
             </w:pPr>
-            <w:r xmlns:w="http://schemas.openxmlformats.org/wordprocessingml/2006/main" xmlns:wp="http://schemas.openxmlformats.org/drawingml/2006/wordprocessingDrawing" xmlns:r="http://schemas.openxmlformats.org/officeDocument/2006/relationships" xmlns:w14="http://schemas.microsoft.com/office/word/2010/wordml">
+            <w:r>
               <w:rPr>
                 <w:rFonts w:ascii="Times" w:hAnsi="Helvetica" w:eastAsia="Helvetica" w:cs="Helvetica"/>
                 <w:i w:val="false"/>
@@ -8405,7 +8453,7 @@
                 <w:color w:val="000000"/>
               </w:rPr>
             </w:pPr>
-            <w:r xmlns:w="http://schemas.openxmlformats.org/wordprocessingml/2006/main" xmlns:wp="http://schemas.openxmlformats.org/drawingml/2006/wordprocessingDrawing" xmlns:r="http://schemas.openxmlformats.org/officeDocument/2006/relationships" xmlns:w14="http://schemas.microsoft.com/office/word/2010/wordml">
+            <w:r>
               <w:rPr>
                 <w:rFonts w:ascii="Times" w:hAnsi="Helvetica" w:eastAsia="Helvetica" w:cs="Helvetica"/>
                 <w:i w:val="false"/>
@@ -8457,7 +8505,7 @@
                 <w:color w:val="000000"/>
               </w:rPr>
             </w:pPr>
-            <w:r xmlns:w="http://schemas.openxmlformats.org/wordprocessingml/2006/main" xmlns:wp="http://schemas.openxmlformats.org/drawingml/2006/wordprocessingDrawing" xmlns:r="http://schemas.openxmlformats.org/officeDocument/2006/relationships" xmlns:w14="http://schemas.microsoft.com/office/word/2010/wordml">
+            <w:r>
               <w:rPr>
                 <w:rFonts w:ascii="Times" w:hAnsi="Helvetica" w:eastAsia="Helvetica" w:cs="Helvetica"/>
                 <w:i w:val="false"/>
@@ -8509,7 +8557,7 @@
                 <w:color w:val="000000"/>
               </w:rPr>
             </w:pPr>
-            <w:r xmlns:w="http://schemas.openxmlformats.org/wordprocessingml/2006/main" xmlns:wp="http://schemas.openxmlformats.org/drawingml/2006/wordprocessingDrawing" xmlns:r="http://schemas.openxmlformats.org/officeDocument/2006/relationships" xmlns:w14="http://schemas.microsoft.com/office/word/2010/wordml">
+            <w:r>
               <w:rPr>
                 <w:rFonts w:ascii="Times" w:hAnsi="Helvetica" w:eastAsia="Helvetica" w:cs="Helvetica"/>
                 <w:i w:val="false"/>
@@ -8567,7 +8615,7 @@
                 <w:color w:val="000000"/>
               </w:rPr>
             </w:pPr>
-            <w:r xmlns:w="http://schemas.openxmlformats.org/wordprocessingml/2006/main" xmlns:wp="http://schemas.openxmlformats.org/drawingml/2006/wordprocessingDrawing" xmlns:r="http://schemas.openxmlformats.org/officeDocument/2006/relationships" xmlns:w14="http://schemas.microsoft.com/office/word/2010/wordml">
+            <w:r>
               <w:rPr>
                 <w:rFonts w:ascii="Times" w:hAnsi="Helvetica" w:eastAsia="Helvetica" w:cs="Helvetica"/>
                 <w:i w:val="false"/>
@@ -8619,7 +8667,7 @@
                 <w:color w:val="000000"/>
               </w:rPr>
             </w:pPr>
-            <w:r xmlns:w="http://schemas.openxmlformats.org/wordprocessingml/2006/main" xmlns:wp="http://schemas.openxmlformats.org/drawingml/2006/wordprocessingDrawing" xmlns:r="http://schemas.openxmlformats.org/officeDocument/2006/relationships" xmlns:w14="http://schemas.microsoft.com/office/word/2010/wordml">
+            <w:r>
               <w:rPr>
                 <w:rFonts w:ascii="Times" w:hAnsi="Helvetica" w:eastAsia="Helvetica" w:cs="Helvetica"/>
                 <w:i w:val="false"/>
@@ -8671,7 +8719,7 @@
                 <w:color w:val="000000"/>
               </w:rPr>
             </w:pPr>
-            <w:r xmlns:w="http://schemas.openxmlformats.org/wordprocessingml/2006/main" xmlns:wp="http://schemas.openxmlformats.org/drawingml/2006/wordprocessingDrawing" xmlns:r="http://schemas.openxmlformats.org/officeDocument/2006/relationships" xmlns:w14="http://schemas.microsoft.com/office/word/2010/wordml">
+            <w:r>
               <w:rPr>
                 <w:rFonts w:ascii="Times" w:hAnsi="Helvetica" w:eastAsia="Helvetica" w:cs="Helvetica"/>
                 <w:i w:val="false"/>
@@ -8723,7 +8771,7 @@
                 <w:color w:val="000000"/>
               </w:rPr>
             </w:pPr>
-            <w:r xmlns:w="http://schemas.openxmlformats.org/wordprocessingml/2006/main" xmlns:wp="http://schemas.openxmlformats.org/drawingml/2006/wordprocessingDrawing" xmlns:r="http://schemas.openxmlformats.org/officeDocument/2006/relationships" xmlns:w14="http://schemas.microsoft.com/office/word/2010/wordml">
+            <w:r>
               <w:rPr>
                 <w:rFonts w:ascii="Times" w:hAnsi="Helvetica" w:eastAsia="Helvetica" w:cs="Helvetica"/>
                 <w:i w:val="false"/>
@@ -8775,7 +8823,7 @@
                 <w:color w:val="000000"/>
               </w:rPr>
             </w:pPr>
-            <w:r xmlns:w="http://schemas.openxmlformats.org/wordprocessingml/2006/main" xmlns:wp="http://schemas.openxmlformats.org/drawingml/2006/wordprocessingDrawing" xmlns:r="http://schemas.openxmlformats.org/officeDocument/2006/relationships" xmlns:w14="http://schemas.microsoft.com/office/word/2010/wordml">
+            <w:r>
               <w:rPr>
                 <w:rFonts w:ascii="Times" w:hAnsi="Helvetica" w:eastAsia="Helvetica" w:cs="Helvetica"/>
                 <w:i w:val="false"/>
@@ -8833,7 +8881,7 @@
                 <w:color w:val="000000"/>
               </w:rPr>
             </w:pPr>
-            <w:r xmlns:w="http://schemas.openxmlformats.org/wordprocessingml/2006/main" xmlns:wp="http://schemas.openxmlformats.org/drawingml/2006/wordprocessingDrawing" xmlns:r="http://schemas.openxmlformats.org/officeDocument/2006/relationships" xmlns:w14="http://schemas.microsoft.com/office/word/2010/wordml">
+            <w:r>
               <w:rPr>
                 <w:rFonts w:ascii="Times" w:hAnsi="Helvetica" w:eastAsia="Helvetica" w:cs="Helvetica"/>
                 <w:i w:val="false"/>
@@ -8885,7 +8933,7 @@
                 <w:color w:val="000000"/>
               </w:rPr>
             </w:pPr>
-            <w:r xmlns:w="http://schemas.openxmlformats.org/wordprocessingml/2006/main" xmlns:wp="http://schemas.openxmlformats.org/drawingml/2006/wordprocessingDrawing" xmlns:r="http://schemas.openxmlformats.org/officeDocument/2006/relationships" xmlns:w14="http://schemas.microsoft.com/office/word/2010/wordml">
+            <w:r>
               <w:rPr>
                 <w:rFonts w:ascii="Times" w:hAnsi="Helvetica" w:eastAsia="Helvetica" w:cs="Helvetica"/>
                 <w:i w:val="false"/>
@@ -8937,7 +8985,7 @@
                 <w:color w:val="000000"/>
               </w:rPr>
             </w:pPr>
-            <w:r xmlns:w="http://schemas.openxmlformats.org/wordprocessingml/2006/main" xmlns:wp="http://schemas.openxmlformats.org/drawingml/2006/wordprocessingDrawing" xmlns:r="http://schemas.openxmlformats.org/officeDocument/2006/relationships" xmlns:w14="http://schemas.microsoft.com/office/word/2010/wordml">
+            <w:r>
               <w:rPr>
                 <w:rFonts w:ascii="Times" w:hAnsi="Helvetica" w:eastAsia="Helvetica" w:cs="Helvetica"/>
                 <w:i w:val="false"/>
@@ -8989,7 +9037,7 @@
                 <w:color w:val="000000"/>
               </w:rPr>
             </w:pPr>
-            <w:r xmlns:w="http://schemas.openxmlformats.org/wordprocessingml/2006/main" xmlns:wp="http://schemas.openxmlformats.org/drawingml/2006/wordprocessingDrawing" xmlns:r="http://schemas.openxmlformats.org/officeDocument/2006/relationships" xmlns:w14="http://schemas.microsoft.com/office/word/2010/wordml">
+            <w:r>
               <w:rPr>
                 <w:rFonts w:ascii="Times" w:hAnsi="Helvetica" w:eastAsia="Helvetica" w:cs="Helvetica"/>
                 <w:i w:val="false"/>
@@ -9041,7 +9089,7 @@
                 <w:color w:val="000000"/>
               </w:rPr>
             </w:pPr>
-            <w:r xmlns:w="http://schemas.openxmlformats.org/wordprocessingml/2006/main" xmlns:wp="http://schemas.openxmlformats.org/drawingml/2006/wordprocessingDrawing" xmlns:r="http://schemas.openxmlformats.org/officeDocument/2006/relationships" xmlns:w14="http://schemas.microsoft.com/office/word/2010/wordml">
+            <w:r>
               <w:rPr>
                 <w:rFonts w:ascii="Times" w:hAnsi="Helvetica" w:eastAsia="Helvetica" w:cs="Helvetica"/>
                 <w:i w:val="false"/>
@@ -9099,7 +9147,7 @@
                 <w:color w:val="000000"/>
               </w:rPr>
             </w:pPr>
-            <w:r xmlns:w="http://schemas.openxmlformats.org/wordprocessingml/2006/main" xmlns:wp="http://schemas.openxmlformats.org/drawingml/2006/wordprocessingDrawing" xmlns:r="http://schemas.openxmlformats.org/officeDocument/2006/relationships" xmlns:w14="http://schemas.microsoft.com/office/word/2010/wordml">
+            <w:r>
               <w:rPr>
                 <w:rFonts w:ascii="Times" w:hAnsi="Helvetica" w:eastAsia="Helvetica" w:cs="Helvetica"/>
                 <w:i w:val="false"/>
@@ -9151,7 +9199,7 @@
                 <w:color w:val="000000"/>
               </w:rPr>
             </w:pPr>
-            <w:r xmlns:w="http://schemas.openxmlformats.org/wordprocessingml/2006/main" xmlns:wp="http://schemas.openxmlformats.org/drawingml/2006/wordprocessingDrawing" xmlns:r="http://schemas.openxmlformats.org/officeDocument/2006/relationships" xmlns:w14="http://schemas.microsoft.com/office/word/2010/wordml">
+            <w:r>
               <w:rPr>
                 <w:rFonts w:ascii="Times" w:hAnsi="Helvetica" w:eastAsia="Helvetica" w:cs="Helvetica"/>
                 <w:i w:val="false"/>
@@ -9203,7 +9251,7 @@
                 <w:color w:val="000000"/>
               </w:rPr>
             </w:pPr>
-            <w:r xmlns:w="http://schemas.openxmlformats.org/wordprocessingml/2006/main" xmlns:wp="http://schemas.openxmlformats.org/drawingml/2006/wordprocessingDrawing" xmlns:r="http://schemas.openxmlformats.org/officeDocument/2006/relationships" xmlns:w14="http://schemas.microsoft.com/office/word/2010/wordml">
+            <w:r>
               <w:rPr>
                 <w:rFonts w:ascii="Times" w:hAnsi="Helvetica" w:eastAsia="Helvetica" w:cs="Helvetica"/>
                 <w:i w:val="false"/>
@@ -9255,7 +9303,7 @@
                 <w:color w:val="000000"/>
               </w:rPr>
             </w:pPr>
-            <w:r xmlns:w="http://schemas.openxmlformats.org/wordprocessingml/2006/main" xmlns:wp="http://schemas.openxmlformats.org/drawingml/2006/wordprocessingDrawing" xmlns:r="http://schemas.openxmlformats.org/officeDocument/2006/relationships" xmlns:w14="http://schemas.microsoft.com/office/word/2010/wordml">
+            <w:r>
               <w:rPr>
                 <w:rFonts w:ascii="Times" w:hAnsi="Helvetica" w:eastAsia="Helvetica" w:cs="Helvetica"/>
                 <w:i w:val="false"/>
@@ -9307,7 +9355,7 @@
                 <w:color w:val="000000"/>
               </w:rPr>
             </w:pPr>
-            <w:r xmlns:w="http://schemas.openxmlformats.org/wordprocessingml/2006/main" xmlns:wp="http://schemas.openxmlformats.org/drawingml/2006/wordprocessingDrawing" xmlns:r="http://schemas.openxmlformats.org/officeDocument/2006/relationships" xmlns:w14="http://schemas.microsoft.com/office/word/2010/wordml">
+            <w:r>
               <w:rPr>
                 <w:rFonts w:ascii="Times" w:hAnsi="Helvetica" w:eastAsia="Helvetica" w:cs="Helvetica"/>
                 <w:i w:val="false"/>
@@ -9365,7 +9413,7 @@
                 <w:color w:val="000000"/>
               </w:rPr>
             </w:pPr>
-            <w:r xmlns:w="http://schemas.openxmlformats.org/wordprocessingml/2006/main" xmlns:wp="http://schemas.openxmlformats.org/drawingml/2006/wordprocessingDrawing" xmlns:r="http://schemas.openxmlformats.org/officeDocument/2006/relationships" xmlns:w14="http://schemas.microsoft.com/office/word/2010/wordml">
+            <w:r>
               <w:rPr>
                 <w:rFonts w:ascii="Times" w:hAnsi="Helvetica" w:eastAsia="Helvetica" w:cs="Helvetica"/>
                 <w:i w:val="false"/>
@@ -9417,7 +9465,7 @@
                 <w:color w:val="000000"/>
               </w:rPr>
             </w:pPr>
-            <w:r xmlns:w="http://schemas.openxmlformats.org/wordprocessingml/2006/main" xmlns:wp="http://schemas.openxmlformats.org/drawingml/2006/wordprocessingDrawing" xmlns:r="http://schemas.openxmlformats.org/officeDocument/2006/relationships" xmlns:w14="http://schemas.microsoft.com/office/word/2010/wordml">
+            <w:r>
               <w:rPr>
                 <w:rFonts w:ascii="Times" w:hAnsi="Helvetica" w:eastAsia="Helvetica" w:cs="Helvetica"/>
                 <w:i w:val="false"/>
@@ -9469,7 +9517,7 @@
                 <w:color w:val="000000"/>
               </w:rPr>
             </w:pPr>
-            <w:r xmlns:w="http://schemas.openxmlformats.org/wordprocessingml/2006/main" xmlns:wp="http://schemas.openxmlformats.org/drawingml/2006/wordprocessingDrawing" xmlns:r="http://schemas.openxmlformats.org/officeDocument/2006/relationships" xmlns:w14="http://schemas.microsoft.com/office/word/2010/wordml">
+            <w:r>
               <w:rPr>
                 <w:rFonts w:ascii="Times" w:hAnsi="Helvetica" w:eastAsia="Helvetica" w:cs="Helvetica"/>
                 <w:i w:val="false"/>
@@ -9521,7 +9569,7 @@
                 <w:color w:val="000000"/>
               </w:rPr>
             </w:pPr>
-            <w:r xmlns:w="http://schemas.openxmlformats.org/wordprocessingml/2006/main" xmlns:wp="http://schemas.openxmlformats.org/drawingml/2006/wordprocessingDrawing" xmlns:r="http://schemas.openxmlformats.org/officeDocument/2006/relationships" xmlns:w14="http://schemas.microsoft.com/office/word/2010/wordml">
+            <w:r>
               <w:rPr>
                 <w:rFonts w:ascii="Times" w:hAnsi="Helvetica" w:eastAsia="Helvetica" w:cs="Helvetica"/>
                 <w:i w:val="false"/>
@@ -9573,7 +9621,7 @@
                 <w:color w:val="000000"/>
               </w:rPr>
             </w:pPr>
-            <w:r xmlns:w="http://schemas.openxmlformats.org/wordprocessingml/2006/main" xmlns:wp="http://schemas.openxmlformats.org/drawingml/2006/wordprocessingDrawing" xmlns:r="http://schemas.openxmlformats.org/officeDocument/2006/relationships" xmlns:w14="http://schemas.microsoft.com/office/word/2010/wordml">
+            <w:r>
               <w:rPr>
                 <w:rFonts w:ascii="Times" w:hAnsi="Helvetica" w:eastAsia="Helvetica" w:cs="Helvetica"/>
                 <w:i w:val="false"/>
@@ -9631,7 +9679,7 @@
                 <w:color w:val="000000"/>
               </w:rPr>
             </w:pPr>
-            <w:r xmlns:w="http://schemas.openxmlformats.org/wordprocessingml/2006/main" xmlns:wp="http://schemas.openxmlformats.org/drawingml/2006/wordprocessingDrawing" xmlns:r="http://schemas.openxmlformats.org/officeDocument/2006/relationships" xmlns:w14="http://schemas.microsoft.com/office/word/2010/wordml">
+            <w:r>
               <w:rPr>
                 <w:rFonts w:ascii="Times" w:hAnsi="Helvetica" w:eastAsia="Helvetica" w:cs="Helvetica"/>
                 <w:i w:val="false"/>
@@ -9683,7 +9731,7 @@
                 <w:color w:val="000000"/>
               </w:rPr>
             </w:pPr>
-            <w:r xmlns:w="http://schemas.openxmlformats.org/wordprocessingml/2006/main" xmlns:wp="http://schemas.openxmlformats.org/drawingml/2006/wordprocessingDrawing" xmlns:r="http://schemas.openxmlformats.org/officeDocument/2006/relationships" xmlns:w14="http://schemas.microsoft.com/office/word/2010/wordml">
+            <w:r>
               <w:rPr>
                 <w:rFonts w:ascii="Times" w:hAnsi="Helvetica" w:eastAsia="Helvetica" w:cs="Helvetica"/>
                 <w:i w:val="false"/>
@@ -9735,7 +9783,7 @@
                 <w:color w:val="000000"/>
               </w:rPr>
             </w:pPr>
-            <w:r xmlns:w="http://schemas.openxmlformats.org/wordprocessingml/2006/main" xmlns:wp="http://schemas.openxmlformats.org/drawingml/2006/wordprocessingDrawing" xmlns:r="http://schemas.openxmlformats.org/officeDocument/2006/relationships" xmlns:w14="http://schemas.microsoft.com/office/word/2010/wordml">
+            <w:r>
               <w:rPr>
                 <w:rFonts w:ascii="Times" w:hAnsi="Helvetica" w:eastAsia="Helvetica" w:cs="Helvetica"/>
                 <w:i w:val="false"/>
@@ -9787,7 +9835,7 @@
                 <w:color w:val="000000"/>
               </w:rPr>
             </w:pPr>
-            <w:r xmlns:w="http://schemas.openxmlformats.org/wordprocessingml/2006/main" xmlns:wp="http://schemas.openxmlformats.org/drawingml/2006/wordprocessingDrawing" xmlns:r="http://schemas.openxmlformats.org/officeDocument/2006/relationships" xmlns:w14="http://schemas.microsoft.com/office/word/2010/wordml">
+            <w:r>
               <w:rPr>
                 <w:rFonts w:ascii="Times" w:hAnsi="Helvetica" w:eastAsia="Helvetica" w:cs="Helvetica"/>
                 <w:i w:val="false"/>
@@ -9839,7 +9887,7 @@
                 <w:color w:val="000000"/>
               </w:rPr>
             </w:pPr>
-            <w:r xmlns:w="http://schemas.openxmlformats.org/wordprocessingml/2006/main" xmlns:wp="http://schemas.openxmlformats.org/drawingml/2006/wordprocessingDrawing" xmlns:r="http://schemas.openxmlformats.org/officeDocument/2006/relationships" xmlns:w14="http://schemas.microsoft.com/office/word/2010/wordml">
+            <w:r>
               <w:rPr>
                 <w:rFonts w:ascii="Times" w:hAnsi="Helvetica" w:eastAsia="Helvetica" w:cs="Helvetica"/>
                 <w:i w:val="false"/>
@@ -9897,7 +9945,7 @@
                 <w:color w:val="000000"/>
               </w:rPr>
             </w:pPr>
-            <w:r xmlns:w="http://schemas.openxmlformats.org/wordprocessingml/2006/main" xmlns:wp="http://schemas.openxmlformats.org/drawingml/2006/wordprocessingDrawing" xmlns:r="http://schemas.openxmlformats.org/officeDocument/2006/relationships" xmlns:w14="http://schemas.microsoft.com/office/word/2010/wordml">
+            <w:r>
               <w:rPr>
                 <w:rFonts w:ascii="Times" w:hAnsi="Helvetica" w:eastAsia="Helvetica" w:cs="Helvetica"/>
                 <w:i w:val="false"/>
@@ -9949,7 +9997,7 @@
                 <w:color w:val="000000"/>
               </w:rPr>
             </w:pPr>
-            <w:r xmlns:w="http://schemas.openxmlformats.org/wordprocessingml/2006/main" xmlns:wp="http://schemas.openxmlformats.org/drawingml/2006/wordprocessingDrawing" xmlns:r="http://schemas.openxmlformats.org/officeDocument/2006/relationships" xmlns:w14="http://schemas.microsoft.com/office/word/2010/wordml">
+            <w:r>
               <w:rPr>
                 <w:rFonts w:ascii="Times" w:hAnsi="Helvetica" w:eastAsia="Helvetica" w:cs="Helvetica"/>
                 <w:i w:val="false"/>
@@ -10001,7 +10049,7 @@
                 <w:color w:val="000000"/>
               </w:rPr>
             </w:pPr>
-            <w:r xmlns:w="http://schemas.openxmlformats.org/wordprocessingml/2006/main" xmlns:wp="http://schemas.openxmlformats.org/drawingml/2006/wordprocessingDrawing" xmlns:r="http://schemas.openxmlformats.org/officeDocument/2006/relationships" xmlns:w14="http://schemas.microsoft.com/office/word/2010/wordml">
+            <w:r>
               <w:rPr>
                 <w:rFonts w:ascii="Times" w:hAnsi="Helvetica" w:eastAsia="Helvetica" w:cs="Helvetica"/>
                 <w:i w:val="false"/>
@@ -10053,7 +10101,7 @@
                 <w:color w:val="000000"/>
               </w:rPr>
             </w:pPr>
-            <w:r xmlns:w="http://schemas.openxmlformats.org/wordprocessingml/2006/main" xmlns:wp="http://schemas.openxmlformats.org/drawingml/2006/wordprocessingDrawing" xmlns:r="http://schemas.openxmlformats.org/officeDocument/2006/relationships" xmlns:w14="http://schemas.microsoft.com/office/word/2010/wordml">
+            <w:r>
               <w:rPr>
                 <w:rFonts w:ascii="Times" w:hAnsi="Helvetica" w:eastAsia="Helvetica" w:cs="Helvetica"/>
                 <w:i w:val="false"/>
@@ -10105,7 +10153,7 @@
                 <w:color w:val="000000"/>
               </w:rPr>
             </w:pPr>
-            <w:r xmlns:w="http://schemas.openxmlformats.org/wordprocessingml/2006/main" xmlns:wp="http://schemas.openxmlformats.org/drawingml/2006/wordprocessingDrawing" xmlns:r="http://schemas.openxmlformats.org/officeDocument/2006/relationships" xmlns:w14="http://schemas.microsoft.com/office/word/2010/wordml">
+            <w:r>
               <w:rPr>
                 <w:rFonts w:ascii="Times" w:hAnsi="Helvetica" w:eastAsia="Helvetica" w:cs="Helvetica"/>
                 <w:i w:val="false"/>
@@ -10163,7 +10211,7 @@
                 <w:color w:val="000000"/>
               </w:rPr>
             </w:pPr>
-            <w:r xmlns:w="http://schemas.openxmlformats.org/wordprocessingml/2006/main" xmlns:wp="http://schemas.openxmlformats.org/drawingml/2006/wordprocessingDrawing" xmlns:r="http://schemas.openxmlformats.org/officeDocument/2006/relationships" xmlns:w14="http://schemas.microsoft.com/office/word/2010/wordml">
+            <w:r>
               <w:rPr>
                 <w:rFonts w:ascii="Times" w:hAnsi="Helvetica" w:eastAsia="Helvetica" w:cs="Helvetica"/>
                 <w:i w:val="false"/>
@@ -10215,7 +10263,7 @@
                 <w:color w:val="000000"/>
               </w:rPr>
             </w:pPr>
-            <w:r xmlns:w="http://schemas.openxmlformats.org/wordprocessingml/2006/main" xmlns:wp="http://schemas.openxmlformats.org/drawingml/2006/wordprocessingDrawing" xmlns:r="http://schemas.openxmlformats.org/officeDocument/2006/relationships" xmlns:w14="http://schemas.microsoft.com/office/word/2010/wordml">
+            <w:r>
               <w:rPr>
                 <w:rFonts w:ascii="Times" w:hAnsi="Helvetica" w:eastAsia="Helvetica" w:cs="Helvetica"/>
                 <w:i w:val="false"/>
@@ -10267,7 +10315,7 @@
                 <w:color w:val="000000"/>
               </w:rPr>
             </w:pPr>
-            <w:r xmlns:w="http://schemas.openxmlformats.org/wordprocessingml/2006/main" xmlns:wp="http://schemas.openxmlformats.org/drawingml/2006/wordprocessingDrawing" xmlns:r="http://schemas.openxmlformats.org/officeDocument/2006/relationships" xmlns:w14="http://schemas.microsoft.com/office/word/2010/wordml">
+            <w:r>
               <w:rPr>
                 <w:rFonts w:ascii="Times" w:hAnsi="Helvetica" w:eastAsia="Helvetica" w:cs="Helvetica"/>
                 <w:i w:val="false"/>
@@ -10319,7 +10367,7 @@
                 <w:color w:val="000000"/>
               </w:rPr>
             </w:pPr>
-            <w:r xmlns:w="http://schemas.openxmlformats.org/wordprocessingml/2006/main" xmlns:wp="http://schemas.openxmlformats.org/drawingml/2006/wordprocessingDrawing" xmlns:r="http://schemas.openxmlformats.org/officeDocument/2006/relationships" xmlns:w14="http://schemas.microsoft.com/office/word/2010/wordml">
+            <w:r>
               <w:rPr>
                 <w:rFonts w:ascii="Times" w:hAnsi="Helvetica" w:eastAsia="Helvetica" w:cs="Helvetica"/>
                 <w:i w:val="false"/>
@@ -10371,7 +10419,7 @@
                 <w:color w:val="000000"/>
               </w:rPr>
             </w:pPr>
-            <w:r xmlns:w="http://schemas.openxmlformats.org/wordprocessingml/2006/main" xmlns:wp="http://schemas.openxmlformats.org/drawingml/2006/wordprocessingDrawing" xmlns:r="http://schemas.openxmlformats.org/officeDocument/2006/relationships" xmlns:w14="http://schemas.microsoft.com/office/word/2010/wordml">
+            <w:r>
               <w:rPr>
                 <w:rFonts w:ascii="Times" w:hAnsi="Helvetica" w:eastAsia="Helvetica" w:cs="Helvetica"/>
                 <w:i w:val="false"/>
@@ -10429,7 +10477,7 @@
                 <w:color w:val="000000"/>
               </w:rPr>
             </w:pPr>
-            <w:r xmlns:w="http://schemas.openxmlformats.org/wordprocessingml/2006/main" xmlns:wp="http://schemas.openxmlformats.org/drawingml/2006/wordprocessingDrawing" xmlns:r="http://schemas.openxmlformats.org/officeDocument/2006/relationships" xmlns:w14="http://schemas.microsoft.com/office/word/2010/wordml">
+            <w:r>
               <w:rPr>
                 <w:rFonts w:ascii="Times" w:hAnsi="Helvetica" w:eastAsia="Helvetica" w:cs="Helvetica"/>
                 <w:i w:val="false"/>
@@ -10481,7 +10529,7 @@
                 <w:color w:val="000000"/>
               </w:rPr>
             </w:pPr>
-            <w:r xmlns:w="http://schemas.openxmlformats.org/wordprocessingml/2006/main" xmlns:wp="http://schemas.openxmlformats.org/drawingml/2006/wordprocessingDrawing" xmlns:r="http://schemas.openxmlformats.org/officeDocument/2006/relationships" xmlns:w14="http://schemas.microsoft.com/office/word/2010/wordml">
+            <w:r>
               <w:rPr>
                 <w:rFonts w:ascii="Times" w:hAnsi="Helvetica" w:eastAsia="Helvetica" w:cs="Helvetica"/>
                 <w:i w:val="false"/>
@@ -10533,7 +10581,7 @@
                 <w:color w:val="000000"/>
               </w:rPr>
             </w:pPr>
-            <w:r xmlns:w="http://schemas.openxmlformats.org/wordprocessingml/2006/main" xmlns:wp="http://schemas.openxmlformats.org/drawingml/2006/wordprocessingDrawing" xmlns:r="http://schemas.openxmlformats.org/officeDocument/2006/relationships" xmlns:w14="http://schemas.microsoft.com/office/word/2010/wordml">
+            <w:r>
               <w:rPr>
                 <w:rFonts w:ascii="Times" w:hAnsi="Helvetica" w:eastAsia="Helvetica" w:cs="Helvetica"/>
                 <w:i w:val="false"/>
@@ -10585,7 +10633,7 @@
                 <w:color w:val="000000"/>
               </w:rPr>
             </w:pPr>
-            <w:r xmlns:w="http://schemas.openxmlformats.org/wordprocessingml/2006/main" xmlns:wp="http://schemas.openxmlformats.org/drawingml/2006/wordprocessingDrawing" xmlns:r="http://schemas.openxmlformats.org/officeDocument/2006/relationships" xmlns:w14="http://schemas.microsoft.com/office/word/2010/wordml">
+            <w:r>
               <w:rPr>
                 <w:rFonts w:ascii="Times" w:hAnsi="Helvetica" w:eastAsia="Helvetica" w:cs="Helvetica"/>
                 <w:i w:val="false"/>
@@ -10637,7 +10685,7 @@
                 <w:color w:val="000000"/>
               </w:rPr>
             </w:pPr>
-            <w:r xmlns:w="http://schemas.openxmlformats.org/wordprocessingml/2006/main" xmlns:wp="http://schemas.openxmlformats.org/drawingml/2006/wordprocessingDrawing" xmlns:r="http://schemas.openxmlformats.org/officeDocument/2006/relationships" xmlns:w14="http://schemas.microsoft.com/office/word/2010/wordml">
+            <w:r>
               <w:rPr>
                 <w:rFonts w:ascii="Times" w:hAnsi="Helvetica" w:eastAsia="Helvetica" w:cs="Helvetica"/>
                 <w:i w:val="false"/>
@@ -10695,7 +10743,7 @@
                 <w:color w:val="000000"/>
               </w:rPr>
             </w:pPr>
-            <w:r xmlns:w="http://schemas.openxmlformats.org/wordprocessingml/2006/main" xmlns:wp="http://schemas.openxmlformats.org/drawingml/2006/wordprocessingDrawing" xmlns:r="http://schemas.openxmlformats.org/officeDocument/2006/relationships" xmlns:w14="http://schemas.microsoft.com/office/word/2010/wordml">
+            <w:r>
               <w:rPr>
                 <w:rFonts w:ascii="Times" w:hAnsi="Helvetica" w:eastAsia="Helvetica" w:cs="Helvetica"/>
                 <w:i w:val="false"/>
@@ -10747,7 +10795,7 @@
                 <w:color w:val="000000"/>
               </w:rPr>
             </w:pPr>
-            <w:r xmlns:w="http://schemas.openxmlformats.org/wordprocessingml/2006/main" xmlns:wp="http://schemas.openxmlformats.org/drawingml/2006/wordprocessingDrawing" xmlns:r="http://schemas.openxmlformats.org/officeDocument/2006/relationships" xmlns:w14="http://schemas.microsoft.com/office/word/2010/wordml">
+            <w:r>
               <w:rPr>
                 <w:rFonts w:ascii="Times" w:hAnsi="Helvetica" w:eastAsia="Helvetica" w:cs="Helvetica"/>
                 <w:i w:val="false"/>
@@ -10799,7 +10847,7 @@
                 <w:color w:val="000000"/>
               </w:rPr>
             </w:pPr>
-            <w:r xmlns:w="http://schemas.openxmlformats.org/wordprocessingml/2006/main" xmlns:wp="http://schemas.openxmlformats.org/drawingml/2006/wordprocessingDrawing" xmlns:r="http://schemas.openxmlformats.org/officeDocument/2006/relationships" xmlns:w14="http://schemas.microsoft.com/office/word/2010/wordml">
+            <w:r>
               <w:rPr>
                 <w:rFonts w:ascii="Times" w:hAnsi="Helvetica" w:eastAsia="Helvetica" w:cs="Helvetica"/>
                 <w:i w:val="false"/>
@@ -10851,7 +10899,7 @@
                 <w:color w:val="000000"/>
               </w:rPr>
             </w:pPr>
-            <w:r xmlns:w="http://schemas.openxmlformats.org/wordprocessingml/2006/main" xmlns:wp="http://schemas.openxmlformats.org/drawingml/2006/wordprocessingDrawing" xmlns:r="http://schemas.openxmlformats.org/officeDocument/2006/relationships" xmlns:w14="http://schemas.microsoft.com/office/word/2010/wordml">
+            <w:r>
               <w:rPr>
                 <w:rFonts w:ascii="Times" w:hAnsi="Helvetica" w:eastAsia="Helvetica" w:cs="Helvetica"/>
                 <w:i w:val="false"/>
@@ -10903,7 +10951,7 @@
                 <w:color w:val="000000"/>
               </w:rPr>
             </w:pPr>
-            <w:r xmlns:w="http://schemas.openxmlformats.org/wordprocessingml/2006/main" xmlns:wp="http://schemas.openxmlformats.org/drawingml/2006/wordprocessingDrawing" xmlns:r="http://schemas.openxmlformats.org/officeDocument/2006/relationships" xmlns:w14="http://schemas.microsoft.com/office/word/2010/wordml">
+            <w:r>
               <w:rPr>
                 <w:rFonts w:ascii="Times" w:hAnsi="Helvetica" w:eastAsia="Helvetica" w:cs="Helvetica"/>
                 <w:i w:val="false"/>
@@ -10961,7 +11009,7 @@
                 <w:color w:val="000000"/>
               </w:rPr>
             </w:pPr>
-            <w:r xmlns:w="http://schemas.openxmlformats.org/wordprocessingml/2006/main" xmlns:wp="http://schemas.openxmlformats.org/drawingml/2006/wordprocessingDrawing" xmlns:r="http://schemas.openxmlformats.org/officeDocument/2006/relationships" xmlns:w14="http://schemas.microsoft.com/office/word/2010/wordml">
+            <w:r>
               <w:rPr>
                 <w:rFonts w:ascii="Times" w:hAnsi="Helvetica" w:eastAsia="Helvetica" w:cs="Helvetica"/>
                 <w:i w:val="false"/>
@@ -11013,7 +11061,7 @@
                 <w:color w:val="000000"/>
               </w:rPr>
             </w:pPr>
-            <w:r xmlns:w="http://schemas.openxmlformats.org/wordprocessingml/2006/main" xmlns:wp="http://schemas.openxmlformats.org/drawingml/2006/wordprocessingDrawing" xmlns:r="http://schemas.openxmlformats.org/officeDocument/2006/relationships" xmlns:w14="http://schemas.microsoft.com/office/word/2010/wordml">
+            <w:r>
               <w:rPr>
                 <w:rFonts w:ascii="Times" w:hAnsi="Helvetica" w:eastAsia="Helvetica" w:cs="Helvetica"/>
                 <w:i w:val="false"/>
@@ -11065,7 +11113,7 @@
                 <w:color w:val="000000"/>
               </w:rPr>
             </w:pPr>
-            <w:r xmlns:w="http://schemas.openxmlformats.org/wordprocessingml/2006/main" xmlns:wp="http://schemas.openxmlformats.org/drawingml/2006/wordprocessingDrawing" xmlns:r="http://schemas.openxmlformats.org/officeDocument/2006/relationships" xmlns:w14="http://schemas.microsoft.com/office/word/2010/wordml">
+            <w:r>
               <w:rPr>
                 <w:rFonts w:ascii="Times" w:hAnsi="Helvetica" w:eastAsia="Helvetica" w:cs="Helvetica"/>
                 <w:i w:val="false"/>
@@ -11117,7 +11165,7 @@
                 <w:color w:val="000000"/>
               </w:rPr>
             </w:pPr>
-            <w:r xmlns:w="http://schemas.openxmlformats.org/wordprocessingml/2006/main" xmlns:wp="http://schemas.openxmlformats.org/drawingml/2006/wordprocessingDrawing" xmlns:r="http://schemas.openxmlformats.org/officeDocument/2006/relationships" xmlns:w14="http://schemas.microsoft.com/office/word/2010/wordml">
+            <w:r>
               <w:rPr>
                 <w:rFonts w:ascii="Times" w:hAnsi="Helvetica" w:eastAsia="Helvetica" w:cs="Helvetica"/>
                 <w:i w:val="false"/>
@@ -11169,7 +11217,7 @@
                 <w:color w:val="000000"/>
               </w:rPr>
             </w:pPr>
-            <w:r xmlns:w="http://schemas.openxmlformats.org/wordprocessingml/2006/main" xmlns:wp="http://schemas.openxmlformats.org/drawingml/2006/wordprocessingDrawing" xmlns:r="http://schemas.openxmlformats.org/officeDocument/2006/relationships" xmlns:w14="http://schemas.microsoft.com/office/word/2010/wordml">
+            <w:r>
               <w:rPr>
                 <w:rFonts w:ascii="Times" w:hAnsi="Helvetica" w:eastAsia="Helvetica" w:cs="Helvetica"/>
                 <w:i w:val="false"/>
@@ -11227,7 +11275,7 @@
                 <w:color w:val="000000"/>
               </w:rPr>
             </w:pPr>
-            <w:r xmlns:w="http://schemas.openxmlformats.org/wordprocessingml/2006/main" xmlns:wp="http://schemas.openxmlformats.org/drawingml/2006/wordprocessingDrawing" xmlns:r="http://schemas.openxmlformats.org/officeDocument/2006/relationships" xmlns:w14="http://schemas.microsoft.com/office/word/2010/wordml">
+            <w:r>
               <w:rPr>
                 <w:rFonts w:ascii="Times" w:hAnsi="Helvetica" w:eastAsia="Helvetica" w:cs="Helvetica"/>
                 <w:i w:val="false"/>
@@ -11279,7 +11327,7 @@
                 <w:color w:val="000000"/>
               </w:rPr>
             </w:pPr>
-            <w:r xmlns:w="http://schemas.openxmlformats.org/wordprocessingml/2006/main" xmlns:wp="http://schemas.openxmlformats.org/drawingml/2006/wordprocessingDrawing" xmlns:r="http://schemas.openxmlformats.org/officeDocument/2006/relationships" xmlns:w14="http://schemas.microsoft.com/office/word/2010/wordml">
+            <w:r>
               <w:rPr>
                 <w:rFonts w:ascii="Times" w:hAnsi="Helvetica" w:eastAsia="Helvetica" w:cs="Helvetica"/>
                 <w:i w:val="false"/>
@@ -11331,7 +11379,7 @@
                 <w:color w:val="000000"/>
               </w:rPr>
             </w:pPr>
-            <w:r xmlns:w="http://schemas.openxmlformats.org/wordprocessingml/2006/main" xmlns:wp="http://schemas.openxmlformats.org/drawingml/2006/wordprocessingDrawing" xmlns:r="http://schemas.openxmlformats.org/officeDocument/2006/relationships" xmlns:w14="http://schemas.microsoft.com/office/word/2010/wordml">
+            <w:r>
               <w:rPr>
                 <w:rFonts w:ascii="Times" w:hAnsi="Helvetica" w:eastAsia="Helvetica" w:cs="Helvetica"/>
                 <w:i w:val="false"/>
@@ -11383,7 +11431,7 @@
                 <w:color w:val="000000"/>
               </w:rPr>
             </w:pPr>
-            <w:r xmlns:w="http://schemas.openxmlformats.org/wordprocessingml/2006/main" xmlns:wp="http://schemas.openxmlformats.org/drawingml/2006/wordprocessingDrawing" xmlns:r="http://schemas.openxmlformats.org/officeDocument/2006/relationships" xmlns:w14="http://schemas.microsoft.com/office/word/2010/wordml">
+            <w:r>
               <w:rPr>
                 <w:rFonts w:ascii="Times" w:hAnsi="Helvetica" w:eastAsia="Helvetica" w:cs="Helvetica"/>
                 <w:i w:val="false"/>
@@ -11435,7 +11483,7 @@
                 <w:color w:val="000000"/>
               </w:rPr>
             </w:pPr>
-            <w:r xmlns:w="http://schemas.openxmlformats.org/wordprocessingml/2006/main" xmlns:wp="http://schemas.openxmlformats.org/drawingml/2006/wordprocessingDrawing" xmlns:r="http://schemas.openxmlformats.org/officeDocument/2006/relationships" xmlns:w14="http://schemas.microsoft.com/office/word/2010/wordml">
+            <w:r>
               <w:rPr>
                 <w:rFonts w:ascii="Times" w:hAnsi="Helvetica" w:eastAsia="Helvetica" w:cs="Helvetica"/>
                 <w:i w:val="false"/>
@@ -11493,7 +11541,7 @@
                 <w:color w:val="000000"/>
               </w:rPr>
             </w:pPr>
-            <w:r xmlns:w="http://schemas.openxmlformats.org/wordprocessingml/2006/main" xmlns:wp="http://schemas.openxmlformats.org/drawingml/2006/wordprocessingDrawing" xmlns:r="http://schemas.openxmlformats.org/officeDocument/2006/relationships" xmlns:w14="http://schemas.microsoft.com/office/word/2010/wordml">
+            <w:r>
               <w:rPr>
                 <w:rFonts w:ascii="Times" w:hAnsi="Helvetica" w:eastAsia="Helvetica" w:cs="Helvetica"/>
                 <w:i w:val="false"/>
@@ -11545,7 +11593,7 @@
                 <w:color w:val="000000"/>
               </w:rPr>
             </w:pPr>
-            <w:r xmlns:w="http://schemas.openxmlformats.org/wordprocessingml/2006/main" xmlns:wp="http://schemas.openxmlformats.org/drawingml/2006/wordprocessingDrawing" xmlns:r="http://schemas.openxmlformats.org/officeDocument/2006/relationships" xmlns:w14="http://schemas.microsoft.com/office/word/2010/wordml">
+            <w:r>
               <w:rPr>
                 <w:rFonts w:ascii="Times" w:hAnsi="Helvetica" w:eastAsia="Helvetica" w:cs="Helvetica"/>
                 <w:i w:val="false"/>
@@ -11597,7 +11645,7 @@
                 <w:color w:val="000000"/>
               </w:rPr>
             </w:pPr>
-            <w:r xmlns:w="http://schemas.openxmlformats.org/wordprocessingml/2006/main" xmlns:wp="http://schemas.openxmlformats.org/drawingml/2006/wordprocessingDrawing" xmlns:r="http://schemas.openxmlformats.org/officeDocument/2006/relationships" xmlns:w14="http://schemas.microsoft.com/office/word/2010/wordml">
+            <w:r>
               <w:rPr>
                 <w:rFonts w:ascii="Times" w:hAnsi="Helvetica" w:eastAsia="Helvetica" w:cs="Helvetica"/>
                 <w:i w:val="false"/>
@@ -11649,7 +11697,7 @@
                 <w:color w:val="000000"/>
               </w:rPr>
             </w:pPr>
-            <w:r xmlns:w="http://schemas.openxmlformats.org/wordprocessingml/2006/main" xmlns:wp="http://schemas.openxmlformats.org/drawingml/2006/wordprocessingDrawing" xmlns:r="http://schemas.openxmlformats.org/officeDocument/2006/relationships" xmlns:w14="http://schemas.microsoft.com/office/word/2010/wordml">
+            <w:r>
               <w:rPr>
                 <w:rFonts w:ascii="Times" w:hAnsi="Helvetica" w:eastAsia="Helvetica" w:cs="Helvetica"/>
                 <w:i w:val="false"/>
@@ -11701,7 +11749,7 @@
                 <w:color w:val="000000"/>
               </w:rPr>
             </w:pPr>
-            <w:r xmlns:w="http://schemas.openxmlformats.org/wordprocessingml/2006/main" xmlns:wp="http://schemas.openxmlformats.org/drawingml/2006/wordprocessingDrawing" xmlns:r="http://schemas.openxmlformats.org/officeDocument/2006/relationships" xmlns:w14="http://schemas.microsoft.com/office/word/2010/wordml">
+            <w:r>
               <w:rPr>
                 <w:rFonts w:ascii="Times" w:hAnsi="Helvetica" w:eastAsia="Helvetica" w:cs="Helvetica"/>
                 <w:i w:val="false"/>
@@ -11759,7 +11807,7 @@
                 <w:color w:val="000000"/>
               </w:rPr>
             </w:pPr>
-            <w:r xmlns:w="http://schemas.openxmlformats.org/wordprocessingml/2006/main" xmlns:wp="http://schemas.openxmlformats.org/drawingml/2006/wordprocessingDrawing" xmlns:r="http://schemas.openxmlformats.org/officeDocument/2006/relationships" xmlns:w14="http://schemas.microsoft.com/office/word/2010/wordml">
+            <w:r>
               <w:rPr>
                 <w:rFonts w:ascii="Times" w:hAnsi="Helvetica" w:eastAsia="Helvetica" w:cs="Helvetica"/>
                 <w:i w:val="false"/>
@@ -11811,7 +11859,7 @@
                 <w:color w:val="000000"/>
               </w:rPr>
             </w:pPr>
-            <w:r xmlns:w="http://schemas.openxmlformats.org/wordprocessingml/2006/main" xmlns:wp="http://schemas.openxmlformats.org/drawingml/2006/wordprocessingDrawing" xmlns:r="http://schemas.openxmlformats.org/officeDocument/2006/relationships" xmlns:w14="http://schemas.microsoft.com/office/word/2010/wordml">
+            <w:r>
               <w:rPr>
                 <w:rFonts w:ascii="Times" w:hAnsi="Helvetica" w:eastAsia="Helvetica" w:cs="Helvetica"/>
                 <w:i w:val="false"/>
@@ -11863,7 +11911,7 @@
                 <w:color w:val="000000"/>
               </w:rPr>
             </w:pPr>
-            <w:r xmlns:w="http://schemas.openxmlformats.org/wordprocessingml/2006/main" xmlns:wp="http://schemas.openxmlformats.org/drawingml/2006/wordprocessingDrawing" xmlns:r="http://schemas.openxmlformats.org/officeDocument/2006/relationships" xmlns:w14="http://schemas.microsoft.com/office/word/2010/wordml">
+            <w:r>
               <w:rPr>
                 <w:rFonts w:ascii="Times" w:hAnsi="Helvetica" w:eastAsia="Helvetica" w:cs="Helvetica"/>
                 <w:i w:val="false"/>
@@ -11915,7 +11963,7 @@
                 <w:color w:val="000000"/>
               </w:rPr>
             </w:pPr>
-            <w:r xmlns:w="http://schemas.openxmlformats.org/wordprocessingml/2006/main" xmlns:wp="http://schemas.openxmlformats.org/drawingml/2006/wordprocessingDrawing" xmlns:r="http://schemas.openxmlformats.org/officeDocument/2006/relationships" xmlns:w14="http://schemas.microsoft.com/office/word/2010/wordml">
+            <w:r>
               <w:rPr>
                 <w:rFonts w:ascii="Times" w:hAnsi="Helvetica" w:eastAsia="Helvetica" w:cs="Helvetica"/>
                 <w:i w:val="false"/>
@@ -11967,7 +12015,7 @@
                 <w:color w:val="000000"/>
               </w:rPr>
             </w:pPr>
-            <w:r xmlns:w="http://schemas.openxmlformats.org/wordprocessingml/2006/main" xmlns:wp="http://schemas.openxmlformats.org/drawingml/2006/wordprocessingDrawing" xmlns:r="http://schemas.openxmlformats.org/officeDocument/2006/relationships" xmlns:w14="http://schemas.microsoft.com/office/word/2010/wordml">
+            <w:r>
               <w:rPr>
                 <w:rFonts w:ascii="Times" w:hAnsi="Helvetica" w:eastAsia="Helvetica" w:cs="Helvetica"/>
                 <w:i w:val="false"/>
@@ -12025,7 +12073,7 @@
                 <w:color w:val="000000"/>
               </w:rPr>
             </w:pPr>
-            <w:r xmlns:w="http://schemas.openxmlformats.org/wordprocessingml/2006/main" xmlns:wp="http://schemas.openxmlformats.org/drawingml/2006/wordprocessingDrawing" xmlns:r="http://schemas.openxmlformats.org/officeDocument/2006/relationships" xmlns:w14="http://schemas.microsoft.com/office/word/2010/wordml">
+            <w:r>
               <w:rPr>
                 <w:rFonts w:ascii="Times" w:hAnsi="Helvetica" w:eastAsia="Helvetica" w:cs="Helvetica"/>
                 <w:i w:val="false"/>
@@ -12077,7 +12125,7 @@
                 <w:color w:val="000000"/>
               </w:rPr>
             </w:pPr>
-            <w:r xmlns:w="http://schemas.openxmlformats.org/wordprocessingml/2006/main" xmlns:wp="http://schemas.openxmlformats.org/drawingml/2006/wordprocessingDrawing" xmlns:r="http://schemas.openxmlformats.org/officeDocument/2006/relationships" xmlns:w14="http://schemas.microsoft.com/office/word/2010/wordml">
+            <w:r>
               <w:rPr>
                 <w:rFonts w:ascii="Times" w:hAnsi="Helvetica" w:eastAsia="Helvetica" w:cs="Helvetica"/>
                 <w:i w:val="false"/>
@@ -12129,7 +12177,7 @@
                 <w:color w:val="000000"/>
               </w:rPr>
             </w:pPr>
-            <w:r xmlns:w="http://schemas.openxmlformats.org/wordprocessingml/2006/main" xmlns:wp="http://schemas.openxmlformats.org/drawingml/2006/wordprocessingDrawing" xmlns:r="http://schemas.openxmlformats.org/officeDocument/2006/relationships" xmlns:w14="http://schemas.microsoft.com/office/word/2010/wordml">
+            <w:r>
               <w:rPr>
                 <w:rFonts w:ascii="Times" w:hAnsi="Helvetica" w:eastAsia="Helvetica" w:cs="Helvetica"/>
                 <w:i w:val="false"/>
@@ -12181,7 +12229,7 @@
                 <w:color w:val="000000"/>
               </w:rPr>
             </w:pPr>
-            <w:r xmlns:w="http://schemas.openxmlformats.org/wordprocessingml/2006/main" xmlns:wp="http://schemas.openxmlformats.org/drawingml/2006/wordprocessingDrawing" xmlns:r="http://schemas.openxmlformats.org/officeDocument/2006/relationships" xmlns:w14="http://schemas.microsoft.com/office/word/2010/wordml">
+            <w:r>
               <w:rPr>
                 <w:rFonts w:ascii="Times" w:hAnsi="Helvetica" w:eastAsia="Helvetica" w:cs="Helvetica"/>
                 <w:i w:val="false"/>
@@ -12233,7 +12281,7 @@
                 <w:color w:val="000000"/>
               </w:rPr>
             </w:pPr>
-            <w:r xmlns:w="http://schemas.openxmlformats.org/wordprocessingml/2006/main" xmlns:wp="http://schemas.openxmlformats.org/drawingml/2006/wordprocessingDrawing" xmlns:r="http://schemas.openxmlformats.org/officeDocument/2006/relationships" xmlns:w14="http://schemas.microsoft.com/office/word/2010/wordml">
+            <w:r>
               <w:rPr>
                 <w:rFonts w:ascii="Times" w:hAnsi="Helvetica" w:eastAsia="Helvetica" w:cs="Helvetica"/>
                 <w:i w:val="false"/>
@@ -12291,7 +12339,7 @@
                 <w:color w:val="000000"/>
               </w:rPr>
             </w:pPr>
-            <w:r xmlns:w="http://schemas.openxmlformats.org/wordprocessingml/2006/main" xmlns:wp="http://schemas.openxmlformats.org/drawingml/2006/wordprocessingDrawing" xmlns:r="http://schemas.openxmlformats.org/officeDocument/2006/relationships" xmlns:w14="http://schemas.microsoft.com/office/word/2010/wordml">
+            <w:r>
               <w:rPr>
                 <w:rFonts w:ascii="Times" w:hAnsi="Helvetica" w:eastAsia="Helvetica" w:cs="Helvetica"/>
                 <w:i w:val="false"/>
@@ -12343,7 +12391,7 @@
                 <w:color w:val="000000"/>
               </w:rPr>
             </w:pPr>
-            <w:r xmlns:w="http://schemas.openxmlformats.org/wordprocessingml/2006/main" xmlns:wp="http://schemas.openxmlformats.org/drawingml/2006/wordprocessingDrawing" xmlns:r="http://schemas.openxmlformats.org/officeDocument/2006/relationships" xmlns:w14="http://schemas.microsoft.com/office/word/2010/wordml">
+            <w:r>
               <w:rPr>
                 <w:rFonts w:ascii="Times" w:hAnsi="Helvetica" w:eastAsia="Helvetica" w:cs="Helvetica"/>
                 <w:i w:val="false"/>
@@ -12395,7 +12443,7 @@
                 <w:color w:val="000000"/>
               </w:rPr>
             </w:pPr>
-            <w:r xmlns:w="http://schemas.openxmlformats.org/wordprocessingml/2006/main" xmlns:wp="http://schemas.openxmlformats.org/drawingml/2006/wordprocessingDrawing" xmlns:r="http://schemas.openxmlformats.org/officeDocument/2006/relationships" xmlns:w14="http://schemas.microsoft.com/office/word/2010/wordml">
+            <w:r>
               <w:rPr>
                 <w:rFonts w:ascii="Times" w:hAnsi="Helvetica" w:eastAsia="Helvetica" w:cs="Helvetica"/>
                 <w:i w:val="false"/>
@@ -12447,7 +12495,7 @@
                 <w:color w:val="000000"/>
               </w:rPr>
             </w:pPr>
-            <w:r xmlns:w="http://schemas.openxmlformats.org/wordprocessingml/2006/main" xmlns:wp="http://schemas.openxmlformats.org/drawingml/2006/wordprocessingDrawing" xmlns:r="http://schemas.openxmlformats.org/officeDocument/2006/relationships" xmlns:w14="http://schemas.microsoft.com/office/word/2010/wordml">
+            <w:r>
               <w:rPr>
                 <w:rFonts w:ascii="Times" w:hAnsi="Helvetica" w:eastAsia="Helvetica" w:cs="Helvetica"/>
                 <w:i w:val="false"/>
@@ -12499,7 +12547,7 @@
                 <w:color w:val="000000"/>
               </w:rPr>
             </w:pPr>
-            <w:r xmlns:w="http://schemas.openxmlformats.org/wordprocessingml/2006/main" xmlns:wp="http://schemas.openxmlformats.org/drawingml/2006/wordprocessingDrawing" xmlns:r="http://schemas.openxmlformats.org/officeDocument/2006/relationships" xmlns:w14="http://schemas.microsoft.com/office/word/2010/wordml">
+            <w:r>
               <w:rPr>
                 <w:rFonts w:ascii="Times" w:hAnsi="Helvetica" w:eastAsia="Helvetica" w:cs="Helvetica"/>
                 <w:i w:val="false"/>
@@ -12557,7 +12605,7 @@
                 <w:color w:val="000000"/>
               </w:rPr>
             </w:pPr>
-            <w:r xmlns:w="http://schemas.openxmlformats.org/wordprocessingml/2006/main" xmlns:wp="http://schemas.openxmlformats.org/drawingml/2006/wordprocessingDrawing" xmlns:r="http://schemas.openxmlformats.org/officeDocument/2006/relationships" xmlns:w14="http://schemas.microsoft.com/office/word/2010/wordml">
+            <w:r>
               <w:rPr>
                 <w:rFonts w:ascii="Times" w:hAnsi="Helvetica" w:eastAsia="Helvetica" w:cs="Helvetica"/>
                 <w:i w:val="false"/>
@@ -12609,7 +12657,7 @@
                 <w:color w:val="000000"/>
               </w:rPr>
             </w:pPr>
-            <w:r xmlns:w="http://schemas.openxmlformats.org/wordprocessingml/2006/main" xmlns:wp="http://schemas.openxmlformats.org/drawingml/2006/wordprocessingDrawing" xmlns:r="http://schemas.openxmlformats.org/officeDocument/2006/relationships" xmlns:w14="http://schemas.microsoft.com/office/word/2010/wordml">
+            <w:r>
               <w:rPr>
                 <w:rFonts w:ascii="Times" w:hAnsi="Helvetica" w:eastAsia="Helvetica" w:cs="Helvetica"/>
                 <w:i w:val="false"/>
@@ -12661,7 +12709,7 @@
                 <w:color w:val="000000"/>
               </w:rPr>
             </w:pPr>
-            <w:r xmlns:w="http://schemas.openxmlformats.org/wordprocessingml/2006/main" xmlns:wp="http://schemas.openxmlformats.org/drawingml/2006/wordprocessingDrawing" xmlns:r="http://schemas.openxmlformats.org/officeDocument/2006/relationships" xmlns:w14="http://schemas.microsoft.com/office/word/2010/wordml">
+            <w:r>
               <w:rPr>
                 <w:rFonts w:ascii="Times" w:hAnsi="Helvetica" w:eastAsia="Helvetica" w:cs="Helvetica"/>
                 <w:i w:val="false"/>
@@ -12713,7 +12761,7 @@
                 <w:color w:val="000000"/>
               </w:rPr>
             </w:pPr>
-            <w:r xmlns:w="http://schemas.openxmlformats.org/wordprocessingml/2006/main" xmlns:wp="http://schemas.openxmlformats.org/drawingml/2006/wordprocessingDrawing" xmlns:r="http://schemas.openxmlformats.org/officeDocument/2006/relationships" xmlns:w14="http://schemas.microsoft.com/office/word/2010/wordml">
+            <w:r>
               <w:rPr>
                 <w:rFonts w:ascii="Times" w:hAnsi="Helvetica" w:eastAsia="Helvetica" w:cs="Helvetica"/>
                 <w:i w:val="false"/>
@@ -12765,7 +12813,7 @@
                 <w:color w:val="000000"/>
               </w:rPr>
             </w:pPr>
-            <w:r xmlns:w="http://schemas.openxmlformats.org/wordprocessingml/2006/main" xmlns:wp="http://schemas.openxmlformats.org/drawingml/2006/wordprocessingDrawing" xmlns:r="http://schemas.openxmlformats.org/officeDocument/2006/relationships" xmlns:w14="http://schemas.microsoft.com/office/word/2010/wordml">
+            <w:r>
               <w:rPr>
                 <w:rFonts w:ascii="Times" w:hAnsi="Helvetica" w:eastAsia="Helvetica" w:cs="Helvetica"/>
                 <w:i w:val="false"/>
@@ -12823,7 +12871,7 @@
                 <w:color w:val="000000"/>
               </w:rPr>
             </w:pPr>
-            <w:r xmlns:w="http://schemas.openxmlformats.org/wordprocessingml/2006/main" xmlns:wp="http://schemas.openxmlformats.org/drawingml/2006/wordprocessingDrawing" xmlns:r="http://schemas.openxmlformats.org/officeDocument/2006/relationships" xmlns:w14="http://schemas.microsoft.com/office/word/2010/wordml">
+            <w:r>
               <w:rPr>
                 <w:rFonts w:ascii="Times" w:hAnsi="Helvetica" w:eastAsia="Helvetica" w:cs="Helvetica"/>
                 <w:i w:val="false"/>
@@ -12875,7 +12923,7 @@
                 <w:color w:val="000000"/>
               </w:rPr>
             </w:pPr>
-            <w:r xmlns:w="http://schemas.openxmlformats.org/wordprocessingml/2006/main" xmlns:wp="http://schemas.openxmlformats.org/drawingml/2006/wordprocessingDrawing" xmlns:r="http://schemas.openxmlformats.org/officeDocument/2006/relationships" xmlns:w14="http://schemas.microsoft.com/office/word/2010/wordml">
+            <w:r>
               <w:rPr>
                 <w:rFonts w:ascii="Times" w:hAnsi="Helvetica" w:eastAsia="Helvetica" w:cs="Helvetica"/>
                 <w:i w:val="false"/>
@@ -12927,7 +12975,7 @@
                 <w:color w:val="000000"/>
               </w:rPr>
             </w:pPr>
-            <w:r xmlns:w="http://schemas.openxmlformats.org/wordprocessingml/2006/main" xmlns:wp="http://schemas.openxmlformats.org/drawingml/2006/wordprocessingDrawing" xmlns:r="http://schemas.openxmlformats.org/officeDocument/2006/relationships" xmlns:w14="http://schemas.microsoft.com/office/word/2010/wordml">
+            <w:r>
               <w:rPr>
                 <w:rFonts w:ascii="Times" w:hAnsi="Helvetica" w:eastAsia="Helvetica" w:cs="Helvetica"/>
                 <w:i w:val="false"/>
@@ -12979,7 +13027,7 @@
                 <w:color w:val="000000"/>
               </w:rPr>
             </w:pPr>
-            <w:r xmlns:w="http://schemas.openxmlformats.org/wordprocessingml/2006/main" xmlns:wp="http://schemas.openxmlformats.org/drawingml/2006/wordprocessingDrawing" xmlns:r="http://schemas.openxmlformats.org/officeDocument/2006/relationships" xmlns:w14="http://schemas.microsoft.com/office/word/2010/wordml">
+            <w:r>
               <w:rPr>
                 <w:rFonts w:ascii="Times" w:hAnsi="Helvetica" w:eastAsia="Helvetica" w:cs="Helvetica"/>
                 <w:i w:val="false"/>
@@ -13031,7 +13079,7 @@
                 <w:color w:val="000000"/>
               </w:rPr>
             </w:pPr>
-            <w:r xmlns:w="http://schemas.openxmlformats.org/wordprocessingml/2006/main" xmlns:wp="http://schemas.openxmlformats.org/drawingml/2006/wordprocessingDrawing" xmlns:r="http://schemas.openxmlformats.org/officeDocument/2006/relationships" xmlns:w14="http://schemas.microsoft.com/office/word/2010/wordml">
+            <w:r>
               <w:rPr>
                 <w:rFonts w:ascii="Times" w:hAnsi="Helvetica" w:eastAsia="Helvetica" w:cs="Helvetica"/>
                 <w:i w:val="false"/>
@@ -13089,7 +13137,7 @@
                 <w:color w:val="000000"/>
               </w:rPr>
             </w:pPr>
-            <w:r xmlns:w="http://schemas.openxmlformats.org/wordprocessingml/2006/main" xmlns:wp="http://schemas.openxmlformats.org/drawingml/2006/wordprocessingDrawing" xmlns:r="http://schemas.openxmlformats.org/officeDocument/2006/relationships" xmlns:w14="http://schemas.microsoft.com/office/word/2010/wordml">
+            <w:r>
               <w:rPr>
                 <w:rFonts w:ascii="Times" w:hAnsi="Helvetica" w:eastAsia="Helvetica" w:cs="Helvetica"/>
                 <w:i w:val="false"/>
@@ -13141,7 +13189,7 @@
                 <w:color w:val="000000"/>
               </w:rPr>
             </w:pPr>
-            <w:r xmlns:w="http://schemas.openxmlformats.org/wordprocessingml/2006/main" xmlns:wp="http://schemas.openxmlformats.org/drawingml/2006/wordprocessingDrawing" xmlns:r="http://schemas.openxmlformats.org/officeDocument/2006/relationships" xmlns:w14="http://schemas.microsoft.com/office/word/2010/wordml">
+            <w:r>
               <w:rPr>
                 <w:rFonts w:ascii="Times" w:hAnsi="Helvetica" w:eastAsia="Helvetica" w:cs="Helvetica"/>
                 <w:i w:val="false"/>
@@ -13193,7 +13241,7 @@
                 <w:color w:val="000000"/>
               </w:rPr>
             </w:pPr>
-            <w:r xmlns:w="http://schemas.openxmlformats.org/wordprocessingml/2006/main" xmlns:wp="http://schemas.openxmlformats.org/drawingml/2006/wordprocessingDrawing" xmlns:r="http://schemas.openxmlformats.org/officeDocument/2006/relationships" xmlns:w14="http://schemas.microsoft.com/office/word/2010/wordml">
+            <w:r>
               <w:rPr>
                 <w:rFonts w:ascii="Times" w:hAnsi="Helvetica" w:eastAsia="Helvetica" w:cs="Helvetica"/>
                 <w:i w:val="false"/>
@@ -13245,7 +13293,7 @@
                 <w:color w:val="000000"/>
               </w:rPr>
             </w:pPr>
-            <w:r xmlns:w="http://schemas.openxmlformats.org/wordprocessingml/2006/main" xmlns:wp="http://schemas.openxmlformats.org/drawingml/2006/wordprocessingDrawing" xmlns:r="http://schemas.openxmlformats.org/officeDocument/2006/relationships" xmlns:w14="http://schemas.microsoft.com/office/word/2010/wordml">
+            <w:r>
               <w:rPr>
                 <w:rFonts w:ascii="Times" w:hAnsi="Helvetica" w:eastAsia="Helvetica" w:cs="Helvetica"/>
                 <w:i w:val="false"/>
@@ -13297,7 +13345,7 @@
                 <w:color w:val="000000"/>
               </w:rPr>
             </w:pPr>
-            <w:r xmlns:w="http://schemas.openxmlformats.org/wordprocessingml/2006/main" xmlns:wp="http://schemas.openxmlformats.org/drawingml/2006/wordprocessingDrawing" xmlns:r="http://schemas.openxmlformats.org/officeDocument/2006/relationships" xmlns:w14="http://schemas.microsoft.com/office/word/2010/wordml">
+            <w:r>
               <w:rPr>
                 <w:rFonts w:ascii="Times" w:hAnsi="Helvetica" w:eastAsia="Helvetica" w:cs="Helvetica"/>
                 <w:i w:val="false"/>
@@ -13355,7 +13403,7 @@
                 <w:color w:val="000000"/>
               </w:rPr>
             </w:pPr>
-            <w:r xmlns:w="http://schemas.openxmlformats.org/wordprocessingml/2006/main" xmlns:wp="http://schemas.openxmlformats.org/drawingml/2006/wordprocessingDrawing" xmlns:r="http://schemas.openxmlformats.org/officeDocument/2006/relationships" xmlns:w14="http://schemas.microsoft.com/office/word/2010/wordml">
+            <w:r>
               <w:rPr>
                 <w:rFonts w:ascii="Times" w:hAnsi="Helvetica" w:eastAsia="Helvetica" w:cs="Helvetica"/>
                 <w:i w:val="false"/>
@@ -13407,7 +13455,7 @@
                 <w:color w:val="000000"/>
               </w:rPr>
             </w:pPr>
-            <w:r xmlns:w="http://schemas.openxmlformats.org/wordprocessingml/2006/main" xmlns:wp="http://schemas.openxmlformats.org/drawingml/2006/wordprocessingDrawing" xmlns:r="http://schemas.openxmlformats.org/officeDocument/2006/relationships" xmlns:w14="http://schemas.microsoft.com/office/word/2010/wordml">
+            <w:r>
               <w:rPr>
                 <w:rFonts w:ascii="Times" w:hAnsi="Helvetica" w:eastAsia="Helvetica" w:cs="Helvetica"/>
                 <w:i w:val="false"/>
@@ -13459,7 +13507,7 @@
                 <w:color w:val="000000"/>
               </w:rPr>
             </w:pPr>
-            <w:r xmlns:w="http://schemas.openxmlformats.org/wordprocessingml/2006/main" xmlns:wp="http://schemas.openxmlformats.org/drawingml/2006/wordprocessingDrawing" xmlns:r="http://schemas.openxmlformats.org/officeDocument/2006/relationships" xmlns:w14="http://schemas.microsoft.com/office/word/2010/wordml">
+            <w:r>
               <w:rPr>
                 <w:rFonts w:ascii="Times" w:hAnsi="Helvetica" w:eastAsia="Helvetica" w:cs="Helvetica"/>
                 <w:i w:val="false"/>
@@ -13511,7 +13559,7 @@
                 <w:color w:val="000000"/>
               </w:rPr>
             </w:pPr>
-            <w:r xmlns:w="http://schemas.openxmlformats.org/wordprocessingml/2006/main" xmlns:wp="http://schemas.openxmlformats.org/drawingml/2006/wordprocessingDrawing" xmlns:r="http://schemas.openxmlformats.org/officeDocument/2006/relationships" xmlns:w14="http://schemas.microsoft.com/office/word/2010/wordml">
+            <w:r>
               <w:rPr>
                 <w:rFonts w:ascii="Times" w:hAnsi="Helvetica" w:eastAsia="Helvetica" w:cs="Helvetica"/>
                 <w:i w:val="false"/>
@@ -13563,7 +13611,7 @@
                 <w:color w:val="000000"/>
               </w:rPr>
             </w:pPr>
-            <w:r xmlns:w="http://schemas.openxmlformats.org/wordprocessingml/2006/main" xmlns:wp="http://schemas.openxmlformats.org/drawingml/2006/wordprocessingDrawing" xmlns:r="http://schemas.openxmlformats.org/officeDocument/2006/relationships" xmlns:w14="http://schemas.microsoft.com/office/word/2010/wordml">
+            <w:r>
               <w:rPr>
                 <w:rFonts w:ascii="Times" w:hAnsi="Helvetica" w:eastAsia="Helvetica" w:cs="Helvetica"/>
                 <w:i w:val="false"/>
@@ -13621,7 +13669,7 @@
                 <w:color w:val="000000"/>
               </w:rPr>
             </w:pPr>
-            <w:r xmlns:w="http://schemas.openxmlformats.org/wordprocessingml/2006/main" xmlns:wp="http://schemas.openxmlformats.org/drawingml/2006/wordprocessingDrawing" xmlns:r="http://schemas.openxmlformats.org/officeDocument/2006/relationships" xmlns:w14="http://schemas.microsoft.com/office/word/2010/wordml">
+            <w:r>
               <w:rPr>
                 <w:rFonts w:ascii="Times" w:hAnsi="Helvetica" w:eastAsia="Helvetica" w:cs="Helvetica"/>
                 <w:i w:val="false"/>
@@ -13673,7 +13721,7 @@
                 <w:color w:val="000000"/>
               </w:rPr>
             </w:pPr>
-            <w:r xmlns:w="http://schemas.openxmlformats.org/wordprocessingml/2006/main" xmlns:wp="http://schemas.openxmlformats.org/drawingml/2006/wordprocessingDrawing" xmlns:r="http://schemas.openxmlformats.org/officeDocument/2006/relationships" xmlns:w14="http://schemas.microsoft.com/office/word/2010/wordml">
+            <w:r>
               <w:rPr>
                 <w:rFonts w:ascii="Times" w:hAnsi="Helvetica" w:eastAsia="Helvetica" w:cs="Helvetica"/>
                 <w:i w:val="false"/>
@@ -13725,7 +13773,7 @@
                 <w:color w:val="000000"/>
               </w:rPr>
             </w:pPr>
-            <w:r xmlns:w="http://schemas.openxmlformats.org/wordprocessingml/2006/main" xmlns:wp="http://schemas.openxmlformats.org/drawingml/2006/wordprocessingDrawing" xmlns:r="http://schemas.openxmlformats.org/officeDocument/2006/relationships" xmlns:w14="http://schemas.microsoft.com/office/word/2010/wordml">
+            <w:r>
               <w:rPr>
                 <w:rFonts w:ascii="Times" w:hAnsi="Helvetica" w:eastAsia="Helvetica" w:cs="Helvetica"/>
                 <w:i w:val="false"/>
@@ -13777,7 +13825,7 @@
                 <w:color w:val="000000"/>
               </w:rPr>
             </w:pPr>
-            <w:r xmlns:w="http://schemas.openxmlformats.org/wordprocessingml/2006/main" xmlns:wp="http://schemas.openxmlformats.org/drawingml/2006/wordprocessingDrawing" xmlns:r="http://schemas.openxmlformats.org/officeDocument/2006/relationships" xmlns:w14="http://schemas.microsoft.com/office/word/2010/wordml">
+            <w:r>
               <w:rPr>
                 <w:rFonts w:ascii="Times" w:hAnsi="Helvetica" w:eastAsia="Helvetica" w:cs="Helvetica"/>
                 <w:i w:val="false"/>
@@ -13829,7 +13877,7 @@
                 <w:color w:val="000000"/>
               </w:rPr>
             </w:pPr>
-            <w:r xmlns:w="http://schemas.openxmlformats.org/wordprocessingml/2006/main" xmlns:wp="http://schemas.openxmlformats.org/drawingml/2006/wordprocessingDrawing" xmlns:r="http://schemas.openxmlformats.org/officeDocument/2006/relationships" xmlns:w14="http://schemas.microsoft.com/office/word/2010/wordml">
+            <w:r>
               <w:rPr>
                 <w:rFonts w:ascii="Times" w:hAnsi="Helvetica" w:eastAsia="Helvetica" w:cs="Helvetica"/>
                 <w:i w:val="false"/>
@@ -13887,7 +13935,7 @@
                 <w:color w:val="000000"/>
               </w:rPr>
             </w:pPr>
-            <w:r xmlns:w="http://schemas.openxmlformats.org/wordprocessingml/2006/main" xmlns:wp="http://schemas.openxmlformats.org/drawingml/2006/wordprocessingDrawing" xmlns:r="http://schemas.openxmlformats.org/officeDocument/2006/relationships" xmlns:w14="http://schemas.microsoft.com/office/word/2010/wordml">
+            <w:r>
               <w:rPr>
                 <w:rFonts w:ascii="Times" w:hAnsi="Helvetica" w:eastAsia="Helvetica" w:cs="Helvetica"/>
                 <w:i w:val="false"/>
@@ -13939,7 +13987,7 @@
                 <w:color w:val="000000"/>
               </w:rPr>
             </w:pPr>
-            <w:r xmlns:w="http://schemas.openxmlformats.org/wordprocessingml/2006/main" xmlns:wp="http://schemas.openxmlformats.org/drawingml/2006/wordprocessingDrawing" xmlns:r="http://schemas.openxmlformats.org/officeDocument/2006/relationships" xmlns:w14="http://schemas.microsoft.com/office/word/2010/wordml">
+            <w:r>
               <w:rPr>
                 <w:rFonts w:ascii="Times" w:hAnsi="Helvetica" w:eastAsia="Helvetica" w:cs="Helvetica"/>
                 <w:i w:val="false"/>
@@ -13991,7 +14039,7 @@
                 <w:color w:val="000000"/>
               </w:rPr>
             </w:pPr>
-            <w:r xmlns:w="http://schemas.openxmlformats.org/wordprocessingml/2006/main" xmlns:wp="http://schemas.openxmlformats.org/drawingml/2006/wordprocessingDrawing" xmlns:r="http://schemas.openxmlformats.org/officeDocument/2006/relationships" xmlns:w14="http://schemas.microsoft.com/office/word/2010/wordml">
+            <w:r>
               <w:rPr>
                 <w:rFonts w:ascii="Times" w:hAnsi="Helvetica" w:eastAsia="Helvetica" w:cs="Helvetica"/>
                 <w:i w:val="false"/>
@@ -14043,7 +14091,7 @@
                 <w:color w:val="000000"/>
               </w:rPr>
             </w:pPr>
-            <w:r xmlns:w="http://schemas.openxmlformats.org/wordprocessingml/2006/main" xmlns:wp="http://schemas.openxmlformats.org/drawingml/2006/wordprocessingDrawing" xmlns:r="http://schemas.openxmlformats.org/officeDocument/2006/relationships" xmlns:w14="http://schemas.microsoft.com/office/word/2010/wordml">
+            <w:r>
               <w:rPr>
                 <w:rFonts w:ascii="Times" w:hAnsi="Helvetica" w:eastAsia="Helvetica" w:cs="Helvetica"/>
                 <w:i w:val="false"/>
@@ -14095,7 +14143,7 @@
                 <w:color w:val="000000"/>
               </w:rPr>
             </w:pPr>
-            <w:r xmlns:w="http://schemas.openxmlformats.org/wordprocessingml/2006/main" xmlns:wp="http://schemas.openxmlformats.org/drawingml/2006/wordprocessingDrawing" xmlns:r="http://schemas.openxmlformats.org/officeDocument/2006/relationships" xmlns:w14="http://schemas.microsoft.com/office/word/2010/wordml">
+            <w:r>
               <w:rPr>
                 <w:rFonts w:ascii="Times" w:hAnsi="Helvetica" w:eastAsia="Helvetica" w:cs="Helvetica"/>
                 <w:i w:val="false"/>
@@ -14153,7 +14201,7 @@
                 <w:color w:val="000000"/>
               </w:rPr>
             </w:pPr>
-            <w:r xmlns:w="http://schemas.openxmlformats.org/wordprocessingml/2006/main" xmlns:wp="http://schemas.openxmlformats.org/drawingml/2006/wordprocessingDrawing" xmlns:r="http://schemas.openxmlformats.org/officeDocument/2006/relationships" xmlns:w14="http://schemas.microsoft.com/office/word/2010/wordml">
+            <w:r>
               <w:rPr>
                 <w:rFonts w:ascii="Times" w:hAnsi="Helvetica" w:eastAsia="Helvetica" w:cs="Helvetica"/>
                 <w:i w:val="false"/>
@@ -14205,7 +14253,7 @@
                 <w:color w:val="000000"/>
               </w:rPr>
             </w:pPr>
-            <w:r xmlns:w="http://schemas.openxmlformats.org/wordprocessingml/2006/main" xmlns:wp="http://schemas.openxmlformats.org/drawingml/2006/wordprocessingDrawing" xmlns:r="http://schemas.openxmlformats.org/officeDocument/2006/relationships" xmlns:w14="http://schemas.microsoft.com/office/word/2010/wordml">
+            <w:r>
               <w:rPr>
                 <w:rFonts w:ascii="Times" w:hAnsi="Helvetica" w:eastAsia="Helvetica" w:cs="Helvetica"/>
                 <w:i w:val="false"/>
@@ -14257,7 +14305,7 @@
                 <w:color w:val="000000"/>
               </w:rPr>
             </w:pPr>
-            <w:r xmlns:w="http://schemas.openxmlformats.org/wordprocessingml/2006/main" xmlns:wp="http://schemas.openxmlformats.org/drawingml/2006/wordprocessingDrawing" xmlns:r="http://schemas.openxmlformats.org/officeDocument/2006/relationships" xmlns:w14="http://schemas.microsoft.com/office/word/2010/wordml">
+            <w:r>
               <w:rPr>
                 <w:rFonts w:ascii="Times" w:hAnsi="Helvetica" w:eastAsia="Helvetica" w:cs="Helvetica"/>
                 <w:i w:val="false"/>
@@ -14309,7 +14357,7 @@
                 <w:color w:val="000000"/>
               </w:rPr>
             </w:pPr>
-            <w:r xmlns:w="http://schemas.openxmlformats.org/wordprocessingml/2006/main" xmlns:wp="http://schemas.openxmlformats.org/drawingml/2006/wordprocessingDrawing" xmlns:r="http://schemas.openxmlformats.org/officeDocument/2006/relationships" xmlns:w14="http://schemas.microsoft.com/office/word/2010/wordml">
+            <w:r>
               <w:rPr>
                 <w:rFonts w:ascii="Times" w:hAnsi="Helvetica" w:eastAsia="Helvetica" w:cs="Helvetica"/>
                 <w:i w:val="false"/>
@@ -14361,7 +14409,7 @@
                 <w:color w:val="000000"/>
               </w:rPr>
             </w:pPr>
-            <w:r xmlns:w="http://schemas.openxmlformats.org/wordprocessingml/2006/main" xmlns:wp="http://schemas.openxmlformats.org/drawingml/2006/wordprocessingDrawing" xmlns:r="http://schemas.openxmlformats.org/officeDocument/2006/relationships" xmlns:w14="http://schemas.microsoft.com/office/word/2010/wordml">
+            <w:r>
               <w:rPr>
                 <w:rFonts w:ascii="Times" w:hAnsi="Helvetica" w:eastAsia="Helvetica" w:cs="Helvetica"/>
                 <w:i w:val="false"/>
@@ -14419,7 +14467,7 @@
                 <w:color w:val="000000"/>
               </w:rPr>
             </w:pPr>
-            <w:r xmlns:w="http://schemas.openxmlformats.org/wordprocessingml/2006/main" xmlns:wp="http://schemas.openxmlformats.org/drawingml/2006/wordprocessingDrawing" xmlns:r="http://schemas.openxmlformats.org/officeDocument/2006/relationships" xmlns:w14="http://schemas.microsoft.com/office/word/2010/wordml">
+            <w:r>
               <w:rPr>
                 <w:rFonts w:ascii="Times" w:hAnsi="Helvetica" w:eastAsia="Helvetica" w:cs="Helvetica"/>
                 <w:i w:val="false"/>
@@ -14471,7 +14519,7 @@
                 <w:color w:val="000000"/>
               </w:rPr>
             </w:pPr>
-            <w:r xmlns:w="http://schemas.openxmlformats.org/wordprocessingml/2006/main" xmlns:wp="http://schemas.openxmlformats.org/drawingml/2006/wordprocessingDrawing" xmlns:r="http://schemas.openxmlformats.org/officeDocument/2006/relationships" xmlns:w14="http://schemas.microsoft.com/office/word/2010/wordml">
+            <w:r>
               <w:rPr>
                 <w:rFonts w:ascii="Times" w:hAnsi="Helvetica" w:eastAsia="Helvetica" w:cs="Helvetica"/>
                 <w:i w:val="false"/>
@@ -14523,7 +14571,7 @@
                 <w:color w:val="000000"/>
               </w:rPr>
             </w:pPr>
-            <w:r xmlns:w="http://schemas.openxmlformats.org/wordprocessingml/2006/main" xmlns:wp="http://schemas.openxmlformats.org/drawingml/2006/wordprocessingDrawing" xmlns:r="http://schemas.openxmlformats.org/officeDocument/2006/relationships" xmlns:w14="http://schemas.microsoft.com/office/word/2010/wordml">
+            <w:r>
               <w:rPr>
                 <w:rFonts w:ascii="Times" w:hAnsi="Helvetica" w:eastAsia="Helvetica" w:cs="Helvetica"/>
                 <w:i w:val="false"/>
@@ -14575,7 +14623,7 @@
                 <w:color w:val="000000"/>
               </w:rPr>
             </w:pPr>
-            <w:r xmlns:w="http://schemas.openxmlformats.org/wordprocessingml/2006/main" xmlns:wp="http://schemas.openxmlformats.org/drawingml/2006/wordprocessingDrawing" xmlns:r="http://schemas.openxmlformats.org/officeDocument/2006/relationships" xmlns:w14="http://schemas.microsoft.com/office/word/2010/wordml">
+            <w:r>
               <w:rPr>
                 <w:rFonts w:ascii="Times" w:hAnsi="Helvetica" w:eastAsia="Helvetica" w:cs="Helvetica"/>
                 <w:i w:val="false"/>
@@ -14627,7 +14675,7 @@
                 <w:color w:val="000000"/>
               </w:rPr>
             </w:pPr>
-            <w:r xmlns:w="http://schemas.openxmlformats.org/wordprocessingml/2006/main" xmlns:wp="http://schemas.openxmlformats.org/drawingml/2006/wordprocessingDrawing" xmlns:r="http://schemas.openxmlformats.org/officeDocument/2006/relationships" xmlns:w14="http://schemas.microsoft.com/office/word/2010/wordml">
+            <w:r>
               <w:rPr>
                 <w:rFonts w:ascii="Times" w:hAnsi="Helvetica" w:eastAsia="Helvetica" w:cs="Helvetica"/>
                 <w:i w:val="false"/>
@@ -14685,7 +14733,7 @@
                 <w:color w:val="000000"/>
               </w:rPr>
             </w:pPr>
-            <w:r xmlns:w="http://schemas.openxmlformats.org/wordprocessingml/2006/main" xmlns:wp="http://schemas.openxmlformats.org/drawingml/2006/wordprocessingDrawing" xmlns:r="http://schemas.openxmlformats.org/officeDocument/2006/relationships" xmlns:w14="http://schemas.microsoft.com/office/word/2010/wordml">
+            <w:r>
               <w:rPr>
                 <w:rFonts w:ascii="Times" w:hAnsi="Helvetica" w:eastAsia="Helvetica" w:cs="Helvetica"/>
                 <w:i w:val="false"/>
@@ -14737,7 +14785,7 @@
                 <w:color w:val="000000"/>
               </w:rPr>
             </w:pPr>
-            <w:r xmlns:w="http://schemas.openxmlformats.org/wordprocessingml/2006/main" xmlns:wp="http://schemas.openxmlformats.org/drawingml/2006/wordprocessingDrawing" xmlns:r="http://schemas.openxmlformats.org/officeDocument/2006/relationships" xmlns:w14="http://schemas.microsoft.com/office/word/2010/wordml">
+            <w:r>
               <w:rPr>
                 <w:rFonts w:ascii="Times" w:hAnsi="Helvetica" w:eastAsia="Helvetica" w:cs="Helvetica"/>
                 <w:i w:val="false"/>
@@ -14789,7 +14837,7 @@
                 <w:color w:val="000000"/>
               </w:rPr>
             </w:pPr>
-            <w:r xmlns:w="http://schemas.openxmlformats.org/wordprocessingml/2006/main" xmlns:wp="http://schemas.openxmlformats.org/drawingml/2006/wordprocessingDrawing" xmlns:r="http://schemas.openxmlformats.org/officeDocument/2006/relationships" xmlns:w14="http://schemas.microsoft.com/office/word/2010/wordml">
+            <w:r>
               <w:rPr>
                 <w:rFonts w:ascii="Times" w:hAnsi="Helvetica" w:eastAsia="Helvetica" w:cs="Helvetica"/>
                 <w:i w:val="false"/>
@@ -14841,7 +14889,7 @@
                 <w:color w:val="000000"/>
               </w:rPr>
             </w:pPr>
-            <w:r xmlns:w="http://schemas.openxmlformats.org/wordprocessingml/2006/main" xmlns:wp="http://schemas.openxmlformats.org/drawingml/2006/wordprocessingDrawing" xmlns:r="http://schemas.openxmlformats.org/officeDocument/2006/relationships" xmlns:w14="http://schemas.microsoft.com/office/word/2010/wordml">
+            <w:r>
               <w:rPr>
                 <w:rFonts w:ascii="Times" w:hAnsi="Helvetica" w:eastAsia="Helvetica" w:cs="Helvetica"/>
                 <w:i w:val="false"/>
@@ -14893,7 +14941,7 @@
                 <w:color w:val="000000"/>
               </w:rPr>
             </w:pPr>
-            <w:r xmlns:w="http://schemas.openxmlformats.org/wordprocessingml/2006/main" xmlns:wp="http://schemas.openxmlformats.org/drawingml/2006/wordprocessingDrawing" xmlns:r="http://schemas.openxmlformats.org/officeDocument/2006/relationships" xmlns:w14="http://schemas.microsoft.com/office/word/2010/wordml">
+            <w:r>
               <w:rPr>
                 <w:rFonts w:ascii="Times" w:hAnsi="Helvetica" w:eastAsia="Helvetica" w:cs="Helvetica"/>
                 <w:i w:val="false"/>
@@ -14951,7 +14999,7 @@
                 <w:color w:val="000000"/>
               </w:rPr>
             </w:pPr>
-            <w:r xmlns:w="http://schemas.openxmlformats.org/wordprocessingml/2006/main" xmlns:wp="http://schemas.openxmlformats.org/drawingml/2006/wordprocessingDrawing" xmlns:r="http://schemas.openxmlformats.org/officeDocument/2006/relationships" xmlns:w14="http://schemas.microsoft.com/office/word/2010/wordml">
+            <w:r>
               <w:rPr>
                 <w:rFonts w:ascii="Times" w:hAnsi="Helvetica" w:eastAsia="Helvetica" w:cs="Helvetica"/>
                 <w:i w:val="false"/>
@@ -15003,7 +15051,7 @@
                 <w:color w:val="000000"/>
               </w:rPr>
             </w:pPr>
-            <w:r xmlns:w="http://schemas.openxmlformats.org/wordprocessingml/2006/main" xmlns:wp="http://schemas.openxmlformats.org/drawingml/2006/wordprocessingDrawing" xmlns:r="http://schemas.openxmlformats.org/officeDocument/2006/relationships" xmlns:w14="http://schemas.microsoft.com/office/word/2010/wordml">
+            <w:r>
               <w:rPr>
                 <w:rFonts w:ascii="Times" w:hAnsi="Helvetica" w:eastAsia="Helvetica" w:cs="Helvetica"/>
                 <w:i w:val="false"/>
@@ -15055,7 +15103,7 @@
                 <w:color w:val="000000"/>
               </w:rPr>
             </w:pPr>
-            <w:r xmlns:w="http://schemas.openxmlformats.org/wordprocessingml/2006/main" xmlns:wp="http://schemas.openxmlformats.org/drawingml/2006/wordprocessingDrawing" xmlns:r="http://schemas.openxmlformats.org/officeDocument/2006/relationships" xmlns:w14="http://schemas.microsoft.com/office/word/2010/wordml">
+            <w:r>
               <w:rPr>
                 <w:rFonts w:ascii="Times" w:hAnsi="Helvetica" w:eastAsia="Helvetica" w:cs="Helvetica"/>
                 <w:i w:val="false"/>
@@ -15107,7 +15155,7 @@
                 <w:color w:val="000000"/>
               </w:rPr>
             </w:pPr>
-            <w:r xmlns:w="http://schemas.openxmlformats.org/wordprocessingml/2006/main" xmlns:wp="http://schemas.openxmlformats.org/drawingml/2006/wordprocessingDrawing" xmlns:r="http://schemas.openxmlformats.org/officeDocument/2006/relationships" xmlns:w14="http://schemas.microsoft.com/office/word/2010/wordml">
+            <w:r>
               <w:rPr>
                 <w:rFonts w:ascii="Times" w:hAnsi="Helvetica" w:eastAsia="Helvetica" w:cs="Helvetica"/>
                 <w:i w:val="false"/>
@@ -15159,7 +15207,7 @@
                 <w:color w:val="000000"/>
               </w:rPr>
             </w:pPr>
-            <w:r xmlns:w="http://schemas.openxmlformats.org/wordprocessingml/2006/main" xmlns:wp="http://schemas.openxmlformats.org/drawingml/2006/wordprocessingDrawing" xmlns:r="http://schemas.openxmlformats.org/officeDocument/2006/relationships" xmlns:w14="http://schemas.microsoft.com/office/word/2010/wordml">
+            <w:r>
               <w:rPr>
                 <w:rFonts w:ascii="Times" w:hAnsi="Helvetica" w:eastAsia="Helvetica" w:cs="Helvetica"/>
                 <w:i w:val="false"/>
@@ -15217,7 +15265,7 @@
                 <w:color w:val="000000"/>
               </w:rPr>
             </w:pPr>
-            <w:r xmlns:w="http://schemas.openxmlformats.org/wordprocessingml/2006/main" xmlns:wp="http://schemas.openxmlformats.org/drawingml/2006/wordprocessingDrawing" xmlns:r="http://schemas.openxmlformats.org/officeDocument/2006/relationships" xmlns:w14="http://schemas.microsoft.com/office/word/2010/wordml">
+            <w:r>
               <w:rPr>
                 <w:rFonts w:ascii="Times" w:hAnsi="Helvetica" w:eastAsia="Helvetica" w:cs="Helvetica"/>
                 <w:i w:val="false"/>
@@ -15269,7 +15317,7 @@
                 <w:color w:val="000000"/>
               </w:rPr>
             </w:pPr>
-            <w:r xmlns:w="http://schemas.openxmlformats.org/wordprocessingml/2006/main" xmlns:wp="http://schemas.openxmlformats.org/drawingml/2006/wordprocessingDrawing" xmlns:r="http://schemas.openxmlformats.org/officeDocument/2006/relationships" xmlns:w14="http://schemas.microsoft.com/office/word/2010/wordml">
+            <w:r>
               <w:rPr>
                 <w:rFonts w:ascii="Times" w:hAnsi="Helvetica" w:eastAsia="Helvetica" w:cs="Helvetica"/>
                 <w:i w:val="false"/>
@@ -15321,7 +15369,7 @@
                 <w:color w:val="000000"/>
               </w:rPr>
             </w:pPr>
-            <w:r xmlns:w="http://schemas.openxmlformats.org/wordprocessingml/2006/main" xmlns:wp="http://schemas.openxmlformats.org/drawingml/2006/wordprocessingDrawing" xmlns:r="http://schemas.openxmlformats.org/officeDocument/2006/relationships" xmlns:w14="http://schemas.microsoft.com/office/word/2010/wordml">
+            <w:r>
               <w:rPr>
                 <w:rFonts w:ascii="Times" w:hAnsi="Helvetica" w:eastAsia="Helvetica" w:cs="Helvetica"/>
                 <w:i w:val="false"/>
@@ -15373,7 +15421,7 @@
                 <w:color w:val="000000"/>
               </w:rPr>
             </w:pPr>
-            <w:r xmlns:w="http://schemas.openxmlformats.org/wordprocessingml/2006/main" xmlns:wp="http://schemas.openxmlformats.org/drawingml/2006/wordprocessingDrawing" xmlns:r="http://schemas.openxmlformats.org/officeDocument/2006/relationships" xmlns:w14="http://schemas.microsoft.com/office/word/2010/wordml">
+            <w:r>
               <w:rPr>
                 <w:rFonts w:ascii="Times" w:hAnsi="Helvetica" w:eastAsia="Helvetica" w:cs="Helvetica"/>
                 <w:i w:val="false"/>
@@ -15425,7 +15473,7 @@
                 <w:color w:val="000000"/>
               </w:rPr>
             </w:pPr>
-            <w:r xmlns:w="http://schemas.openxmlformats.org/wordprocessingml/2006/main" xmlns:wp="http://schemas.openxmlformats.org/drawingml/2006/wordprocessingDrawing" xmlns:r="http://schemas.openxmlformats.org/officeDocument/2006/relationships" xmlns:w14="http://schemas.microsoft.com/office/word/2010/wordml">
+            <w:r>
               <w:rPr>
                 <w:rFonts w:ascii="Times" w:hAnsi="Helvetica" w:eastAsia="Helvetica" w:cs="Helvetica"/>
                 <w:i w:val="false"/>
@@ -15483,7 +15531,7 @@
                 <w:color w:val="000000"/>
               </w:rPr>
             </w:pPr>
-            <w:r xmlns:w="http://schemas.openxmlformats.org/wordprocessingml/2006/main" xmlns:wp="http://schemas.openxmlformats.org/drawingml/2006/wordprocessingDrawing" xmlns:r="http://schemas.openxmlformats.org/officeDocument/2006/relationships" xmlns:w14="http://schemas.microsoft.com/office/word/2010/wordml">
+            <w:r>
               <w:rPr>
                 <w:rFonts w:ascii="Times" w:hAnsi="Helvetica" w:eastAsia="Helvetica" w:cs="Helvetica"/>
                 <w:i w:val="false"/>
@@ -15535,7 +15583,7 @@
                 <w:color w:val="000000"/>
               </w:rPr>
             </w:pPr>
-            <w:r xmlns:w="http://schemas.openxmlformats.org/wordprocessingml/2006/main" xmlns:wp="http://schemas.openxmlformats.org/drawingml/2006/wordprocessingDrawing" xmlns:r="http://schemas.openxmlformats.org/officeDocument/2006/relationships" xmlns:w14="http://schemas.microsoft.com/office/word/2010/wordml">
+            <w:r>
               <w:rPr>
                 <w:rFonts w:ascii="Times" w:hAnsi="Helvetica" w:eastAsia="Helvetica" w:cs="Helvetica"/>
                 <w:i w:val="false"/>
@@ -15587,7 +15635,7 @@
                 <w:color w:val="000000"/>
               </w:rPr>
             </w:pPr>
-            <w:r xmlns:w="http://schemas.openxmlformats.org/wordprocessingml/2006/main" xmlns:wp="http://schemas.openxmlformats.org/drawingml/2006/wordprocessingDrawing" xmlns:r="http://schemas.openxmlformats.org/officeDocument/2006/relationships" xmlns:w14="http://schemas.microsoft.com/office/word/2010/wordml">
+            <w:r>
               <w:rPr>
                 <w:rFonts w:ascii="Times" w:hAnsi="Helvetica" w:eastAsia="Helvetica" w:cs="Helvetica"/>
                 <w:i w:val="false"/>
@@ -15639,7 +15687,7 @@
                 <w:color w:val="000000"/>
               </w:rPr>
             </w:pPr>
-            <w:r xmlns:w="http://schemas.openxmlformats.org/wordprocessingml/2006/main" xmlns:wp="http://schemas.openxmlformats.org/drawingml/2006/wordprocessingDrawing" xmlns:r="http://schemas.openxmlformats.org/officeDocument/2006/relationships" xmlns:w14="http://schemas.microsoft.com/office/word/2010/wordml">
+            <w:r>
               <w:rPr>
                 <w:rFonts w:ascii="Times" w:hAnsi="Helvetica" w:eastAsia="Helvetica" w:cs="Helvetica"/>
                 <w:i w:val="false"/>
@@ -15691,7 +15739,7 @@
                 <w:color w:val="000000"/>
               </w:rPr>
             </w:pPr>
-            <w:r xmlns:w="http://schemas.openxmlformats.org/wordprocessingml/2006/main" xmlns:wp="http://schemas.openxmlformats.org/drawingml/2006/wordprocessingDrawing" xmlns:r="http://schemas.openxmlformats.org/officeDocument/2006/relationships" xmlns:w14="http://schemas.microsoft.com/office/word/2010/wordml">
+            <w:r>
               <w:rPr>
                 <w:rFonts w:ascii="Times" w:hAnsi="Helvetica" w:eastAsia="Helvetica" w:cs="Helvetica"/>
                 <w:i w:val="false"/>
@@ -15749,7 +15797,7 @@
                 <w:color w:val="000000"/>
               </w:rPr>
             </w:pPr>
-            <w:r xmlns:w="http://schemas.openxmlformats.org/wordprocessingml/2006/main" xmlns:wp="http://schemas.openxmlformats.org/drawingml/2006/wordprocessingDrawing" xmlns:r="http://schemas.openxmlformats.org/officeDocument/2006/relationships" xmlns:w14="http://schemas.microsoft.com/office/word/2010/wordml">
+            <w:r>
               <w:rPr>
                 <w:rFonts w:ascii="Times" w:hAnsi="Helvetica" w:eastAsia="Helvetica" w:cs="Helvetica"/>
                 <w:i w:val="false"/>
@@ -15801,7 +15849,7 @@
                 <w:color w:val="000000"/>
               </w:rPr>
             </w:pPr>
-            <w:r xmlns:w="http://schemas.openxmlformats.org/wordprocessingml/2006/main" xmlns:wp="http://schemas.openxmlformats.org/drawingml/2006/wordprocessingDrawing" xmlns:r="http://schemas.openxmlformats.org/officeDocument/2006/relationships" xmlns:w14="http://schemas.microsoft.com/office/word/2010/wordml">
+            <w:r>
               <w:rPr>
                 <w:rFonts w:ascii="Times" w:hAnsi="Helvetica" w:eastAsia="Helvetica" w:cs="Helvetica"/>
                 <w:i w:val="false"/>
@@ -15853,7 +15901,7 @@
                 <w:color w:val="000000"/>
               </w:rPr>
             </w:pPr>
-            <w:r xmlns:w="http://schemas.openxmlformats.org/wordprocessingml/2006/main" xmlns:wp="http://schemas.openxmlformats.org/drawingml/2006/wordprocessingDrawing" xmlns:r="http://schemas.openxmlformats.org/officeDocument/2006/relationships" xmlns:w14="http://schemas.microsoft.com/office/word/2010/wordml">
+            <w:r>
               <w:rPr>
                 <w:rFonts w:ascii="Times" w:hAnsi="Helvetica" w:eastAsia="Helvetica" w:cs="Helvetica"/>
                 <w:i w:val="false"/>
@@ -15905,7 +15953,7 @@
                 <w:color w:val="000000"/>
               </w:rPr>
             </w:pPr>
-            <w:r xmlns:w="http://schemas.openxmlformats.org/wordprocessingml/2006/main" xmlns:wp="http://schemas.openxmlformats.org/drawingml/2006/wordprocessingDrawing" xmlns:r="http://schemas.openxmlformats.org/officeDocument/2006/relationships" xmlns:w14="http://schemas.microsoft.com/office/word/2010/wordml">
+            <w:r>
               <w:rPr>
                 <w:rFonts w:ascii="Times" w:hAnsi="Helvetica" w:eastAsia="Helvetica" w:cs="Helvetica"/>
                 <w:i w:val="false"/>
@@ -15957,7 +16005,7 @@
                 <w:color w:val="000000"/>
               </w:rPr>
             </w:pPr>
-            <w:r xmlns:w="http://schemas.openxmlformats.org/wordprocessingml/2006/main" xmlns:wp="http://schemas.openxmlformats.org/drawingml/2006/wordprocessingDrawing" xmlns:r="http://schemas.openxmlformats.org/officeDocument/2006/relationships" xmlns:w14="http://schemas.microsoft.com/office/word/2010/wordml">
+            <w:r>
               <w:rPr>
                 <w:rFonts w:ascii="Times" w:hAnsi="Helvetica" w:eastAsia="Helvetica" w:cs="Helvetica"/>
                 <w:i w:val="false"/>
@@ -16015,7 +16063,7 @@
                 <w:color w:val="000000"/>
               </w:rPr>
             </w:pPr>
-            <w:r xmlns:w="http://schemas.openxmlformats.org/wordprocessingml/2006/main" xmlns:wp="http://schemas.openxmlformats.org/drawingml/2006/wordprocessingDrawing" xmlns:r="http://schemas.openxmlformats.org/officeDocument/2006/relationships" xmlns:w14="http://schemas.microsoft.com/office/word/2010/wordml">
+            <w:r>
               <w:rPr>
                 <w:rFonts w:ascii="Times" w:hAnsi="Helvetica" w:eastAsia="Helvetica" w:cs="Helvetica"/>
                 <w:i w:val="false"/>
@@ -16067,7 +16115,7 @@
                 <w:color w:val="000000"/>
               </w:rPr>
             </w:pPr>
-            <w:r xmlns:w="http://schemas.openxmlformats.org/wordprocessingml/2006/main" xmlns:wp="http://schemas.openxmlformats.org/drawingml/2006/wordprocessingDrawing" xmlns:r="http://schemas.openxmlformats.org/officeDocument/2006/relationships" xmlns:w14="http://schemas.microsoft.com/office/word/2010/wordml">
+            <w:r>
               <w:rPr>
                 <w:rFonts w:ascii="Times" w:hAnsi="Helvetica" w:eastAsia="Helvetica" w:cs="Helvetica"/>
                 <w:i w:val="false"/>
@@ -16119,7 +16167,7 @@
                 <w:color w:val="000000"/>
               </w:rPr>
             </w:pPr>
-            <w:r xmlns:w="http://schemas.openxmlformats.org/wordprocessingml/2006/main" xmlns:wp="http://schemas.openxmlformats.org/drawingml/2006/wordprocessingDrawing" xmlns:r="http://schemas.openxmlformats.org/officeDocument/2006/relationships" xmlns:w14="http://schemas.microsoft.com/office/word/2010/wordml">
+            <w:r>
               <w:rPr>
                 <w:rFonts w:ascii="Times" w:hAnsi="Helvetica" w:eastAsia="Helvetica" w:cs="Helvetica"/>
                 <w:i w:val="false"/>
@@ -16171,7 +16219,7 @@
                 <w:color w:val="000000"/>
               </w:rPr>
             </w:pPr>
-            <w:r xmlns:w="http://schemas.openxmlformats.org/wordprocessingml/2006/main" xmlns:wp="http://schemas.openxmlformats.org/drawingml/2006/wordprocessingDrawing" xmlns:r="http://schemas.openxmlformats.org/officeDocument/2006/relationships" xmlns:w14="http://schemas.microsoft.com/office/word/2010/wordml">
+            <w:r>
               <w:rPr>
                 <w:rFonts w:ascii="Times" w:hAnsi="Helvetica" w:eastAsia="Helvetica" w:cs="Helvetica"/>
                 <w:i w:val="false"/>
@@ -16223,7 +16271,7 @@
                 <w:color w:val="000000"/>
               </w:rPr>
             </w:pPr>
-            <w:r xmlns:w="http://schemas.openxmlformats.org/wordprocessingml/2006/main" xmlns:wp="http://schemas.openxmlformats.org/drawingml/2006/wordprocessingDrawing" xmlns:r="http://schemas.openxmlformats.org/officeDocument/2006/relationships" xmlns:w14="http://schemas.microsoft.com/office/word/2010/wordml">
+            <w:r>
               <w:rPr>
                 <w:rFonts w:ascii="Times" w:hAnsi="Helvetica" w:eastAsia="Helvetica" w:cs="Helvetica"/>
                 <w:i w:val="false"/>
@@ -16281,7 +16329,7 @@
                 <w:color w:val="000000"/>
               </w:rPr>
             </w:pPr>
-            <w:r xmlns:w="http://schemas.openxmlformats.org/wordprocessingml/2006/main" xmlns:wp="http://schemas.openxmlformats.org/drawingml/2006/wordprocessingDrawing" xmlns:r="http://schemas.openxmlformats.org/officeDocument/2006/relationships" xmlns:w14="http://schemas.microsoft.com/office/word/2010/wordml">
+            <w:r>
               <w:rPr>
                 <w:rFonts w:ascii="Times" w:hAnsi="Helvetica" w:eastAsia="Helvetica" w:cs="Helvetica"/>
                 <w:i w:val="false"/>
@@ -16333,7 +16381,7 @@
                 <w:color w:val="000000"/>
               </w:rPr>
             </w:pPr>
-            <w:r xmlns:w="http://schemas.openxmlformats.org/wordprocessingml/2006/main" xmlns:wp="http://schemas.openxmlformats.org/drawingml/2006/wordprocessingDrawing" xmlns:r="http://schemas.openxmlformats.org/officeDocument/2006/relationships" xmlns:w14="http://schemas.microsoft.com/office/word/2010/wordml">
+            <w:r>
               <w:rPr>
                 <w:rFonts w:ascii="Times" w:hAnsi="Helvetica" w:eastAsia="Helvetica" w:cs="Helvetica"/>
                 <w:i w:val="false"/>
@@ -16385,7 +16433,7 @@
                 <w:color w:val="000000"/>
               </w:rPr>
             </w:pPr>
-            <w:r xmlns:w="http://schemas.openxmlformats.org/wordprocessingml/2006/main" xmlns:wp="http://schemas.openxmlformats.org/drawingml/2006/wordprocessingDrawing" xmlns:r="http://schemas.openxmlformats.org/officeDocument/2006/relationships" xmlns:w14="http://schemas.microsoft.com/office/word/2010/wordml">
+            <w:r>
               <w:rPr>
                 <w:rFonts w:ascii="Times" w:hAnsi="Helvetica" w:eastAsia="Helvetica" w:cs="Helvetica"/>
                 <w:i w:val="false"/>
@@ -16437,7 +16485,7 @@
                 <w:color w:val="000000"/>
               </w:rPr>
             </w:pPr>
-            <w:r xmlns:w="http://schemas.openxmlformats.org/wordprocessingml/2006/main" xmlns:wp="http://schemas.openxmlformats.org/drawingml/2006/wordprocessingDrawing" xmlns:r="http://schemas.openxmlformats.org/officeDocument/2006/relationships" xmlns:w14="http://schemas.microsoft.com/office/word/2010/wordml">
+            <w:r>
               <w:rPr>
                 <w:rFonts w:ascii="Times" w:hAnsi="Helvetica" w:eastAsia="Helvetica" w:cs="Helvetica"/>
                 <w:i w:val="false"/>
@@ -16489,7 +16537,7 @@
                 <w:color w:val="000000"/>
               </w:rPr>
             </w:pPr>
-            <w:r xmlns:w="http://schemas.openxmlformats.org/wordprocessingml/2006/main" xmlns:wp="http://schemas.openxmlformats.org/drawingml/2006/wordprocessingDrawing" xmlns:r="http://schemas.openxmlformats.org/officeDocument/2006/relationships" xmlns:w14="http://schemas.microsoft.com/office/word/2010/wordml">
+            <w:r>
               <w:rPr>
                 <w:rFonts w:ascii="Times" w:hAnsi="Helvetica" w:eastAsia="Helvetica" w:cs="Helvetica"/>
                 <w:i w:val="false"/>
@@ -16547,7 +16595,7 @@
                 <w:color w:val="000000"/>
               </w:rPr>
             </w:pPr>
-            <w:r xmlns:w="http://schemas.openxmlformats.org/wordprocessingml/2006/main" xmlns:wp="http://schemas.openxmlformats.org/drawingml/2006/wordprocessingDrawing" xmlns:r="http://schemas.openxmlformats.org/officeDocument/2006/relationships" xmlns:w14="http://schemas.microsoft.com/office/word/2010/wordml">
+            <w:r>
               <w:rPr>
                 <w:rFonts w:ascii="Times" w:hAnsi="Helvetica" w:eastAsia="Helvetica" w:cs="Helvetica"/>
                 <w:i w:val="false"/>
@@ -16599,7 +16647,7 @@
                 <w:color w:val="000000"/>
               </w:rPr>
             </w:pPr>
-            <w:r xmlns:w="http://schemas.openxmlformats.org/wordprocessingml/2006/main" xmlns:wp="http://schemas.openxmlformats.org/drawingml/2006/wordprocessingDrawing" xmlns:r="http://schemas.openxmlformats.org/officeDocument/2006/relationships" xmlns:w14="http://schemas.microsoft.com/office/word/2010/wordml">
+            <w:r>
               <w:rPr>
                 <w:rFonts w:ascii="Times" w:hAnsi="Helvetica" w:eastAsia="Helvetica" w:cs="Helvetica"/>
                 <w:i w:val="false"/>
@@ -16651,7 +16699,7 @@
                 <w:color w:val="000000"/>
               </w:rPr>
             </w:pPr>
-            <w:r xmlns:w="http://schemas.openxmlformats.org/wordprocessingml/2006/main" xmlns:wp="http://schemas.openxmlformats.org/drawingml/2006/wordprocessingDrawing" xmlns:r="http://schemas.openxmlformats.org/officeDocument/2006/relationships" xmlns:w14="http://schemas.microsoft.com/office/word/2010/wordml">
+            <w:r>
               <w:rPr>
                 <w:rFonts w:ascii="Times" w:hAnsi="Helvetica" w:eastAsia="Helvetica" w:cs="Helvetica"/>
                 <w:i w:val="false"/>
@@ -16703,7 +16751,7 @@
                 <w:color w:val="000000"/>
               </w:rPr>
             </w:pPr>
-            <w:r xmlns:w="http://schemas.openxmlformats.org/wordprocessingml/2006/main" xmlns:wp="http://schemas.openxmlformats.org/drawingml/2006/wordprocessingDrawing" xmlns:r="http://schemas.openxmlformats.org/officeDocument/2006/relationships" xmlns:w14="http://schemas.microsoft.com/office/word/2010/wordml">
+            <w:r>
               <w:rPr>
                 <w:rFonts w:ascii="Times" w:hAnsi="Helvetica" w:eastAsia="Helvetica" w:cs="Helvetica"/>
                 <w:i w:val="false"/>
@@ -16755,7 +16803,7 @@
                 <w:color w:val="000000"/>
               </w:rPr>
             </w:pPr>
-            <w:r xmlns:w="http://schemas.openxmlformats.org/wordprocessingml/2006/main" xmlns:wp="http://schemas.openxmlformats.org/drawingml/2006/wordprocessingDrawing" xmlns:r="http://schemas.openxmlformats.org/officeDocument/2006/relationships" xmlns:w14="http://schemas.microsoft.com/office/word/2010/wordml">
+            <w:r>
               <w:rPr>
                 <w:rFonts w:ascii="Times" w:hAnsi="Helvetica" w:eastAsia="Helvetica" w:cs="Helvetica"/>
                 <w:i w:val="false"/>
@@ -16778,25 +16826,29 @@
     </w:p>
     <w:p>
       <w:pPr>
-        <w:pStyle w:val="CaptionedFigure"/>
+        <w:jc w:val="center"/>
+        <w:pStyle w:val="Figure"/>
       </w:pPr>
       <w:r>
+        <w:rPr/>
         <w:drawing>
-          <wp:inline>
-            <wp:extent cx="6400800" cy="6400800"/>
-            <wp:effectExtent b="0" l="0" r="0" t="0"/>
-            <wp:docPr descr="Figure 1: Correlation coefficients between pairs of climate predictor variables examined for inclusion in SDM" title="" id="24" name="Picture"/>
+          <wp:inline distT="0" distB="0" distL="0" distR="0">
+            <wp:extent cx="4572000" cy="4572000"/>
+            <wp:docPr id="1" name="" descr=""/>
+            <wp:cNvGraphicFramePr>
+              <a:graphicFrameLocks noChangeAspect="1"/>
+            </wp:cNvGraphicFramePr>
             <a:graphic>
               <a:graphicData uri="http://schemas.openxmlformats.org/drawingml/2006/picture">
                 <pic:pic>
                   <pic:nvPicPr>
-                    <pic:cNvPr descr="../Results/Figures/FigureS1.jpg" id="25" name="Picture"/>
+                    <pic:cNvPr id="2" name=""/>
                     <pic:cNvPicPr>
-                      <a:picLocks noChangeArrowheads="1" noChangeAspect="1"/>
+                      <a:picLocks noChangeAspect="1" noChangeArrowheads="1"/>
                     </pic:cNvPicPr>
                   </pic:nvPicPr>
                   <pic:blipFill>
-                    <a:blip r:embed="rId23"/>
+                    <a:blip r:embed="rId29"/>
                     <a:stretch>
                       <a:fillRect/>
                     </a:stretch>
@@ -16804,17 +16856,12 @@
                   <pic:spPr bwMode="auto">
                     <a:xfrm>
                       <a:off x="0" y="0"/>
-                      <a:ext cx="6400800" cy="6400800"/>
+                      <a:ext cx="63500" cy="63500"/>
                     </a:xfrm>
                     <a:prstGeom prst="rect">
                       <a:avLst/>
                     </a:prstGeom>
                     <a:noFill/>
-                    <a:ln w="9525">
-                      <a:noFill/>
-                      <a:headEnd/>
-                      <a:tailEnd/>
-                    </a:ln>
                   </pic:spPr>
                 </pic:pic>
               </a:graphicData>
@@ -16827,10 +16874,45 @@
       <w:pPr>
         <w:pStyle w:val="ImageCaption"/>
       </w:pPr>
-      <w:bookmarkStart w:id="26" w:name="fig:FigS1"/>
-      <w:bookmarkEnd w:id="26"/>
       <w:r>
-        <w:t xml:space="preserve">Figure 1: Correlation coefficients between pairs of climate predictor variables examined for inclusion in SDM</w:t>
+        <w:rPr>
+          <w:rFonts/>
+          <w:b w:val="true"/>
+        </w:rPr>
+        <w:t xml:space="preserve">Figure S</w:t>
+      </w:r>
+      <w:bookmarkStart w:id="71d0d50c-b8fa-48b0-a740-38e434b8acec" w:name="FigS1"/>
+      <w:r xmlns:w14="http://schemas.microsoft.com/office/word/2010/wordml">
+        <w:rPr>
+          <w:rFonts/>
+          <w:b w:val="true"/>
+        </w:rPr>
+        <w:fldChar w:fldCharType="begin" w:dirty="true"/>
+      </w:r>
+      <w:r xmlns:w14="http://schemas.microsoft.com/office/word/2010/wordml">
+        <w:rPr>
+          <w:rFonts/>
+          <w:b w:val="true"/>
+        </w:rPr>
+        <w:instrText xml:space="preserve" w:dirty="true">SEQ supp-fig \* Arabic</w:instrText>
+      </w:r>
+      <w:r xmlns:w14="http://schemas.microsoft.com/office/word/2010/wordml">
+        <w:rPr>
+          <w:rFonts/>
+          <w:b w:val="true"/>
+        </w:rPr>
+        <w:fldChar w:fldCharType="end" w:dirty="true"/>
+      </w:r>
+      <w:bookmarkEnd w:id="71d0d50c-b8fa-48b0-a740-38e434b8acec"/>
+      <w:r>
+        <w:rPr>
+          <w:rFonts/>
+          <w:b w:val="true"/>
+        </w:rPr>
+        <w:t xml:space="preserve">: </w:t>
+      </w:r>
+      <w:r>
+        <w:t xml:space="preserve">Correlation coefficients between pairs of climate predictor variables examined for inclusion in SDM</w:t>
       </w:r>
     </w:p>
     <w:p>
@@ -16838,8 +16920,8 @@
         <w:br w:type="page"/>
       </w:r>
     </w:p>
-    <w:bookmarkEnd w:id="27"/>
-    <w:bookmarkStart w:id="44" w:name="appendix-s3-additional-figures"/>
+    <w:bookmarkEnd w:id="21"/>
+    <w:bookmarkStart w:id="22" w:name="appendix-s3-additional-figures"/>
     <w:p>
       <w:pPr>
         <w:pStyle w:val="Heading2"/>
@@ -16850,25 +16932,29 @@
     </w:p>
     <w:p>
       <w:pPr>
-        <w:pStyle w:val="CaptionedFigure"/>
+        <w:jc w:val="center"/>
+        <w:pStyle w:val="Figure"/>
       </w:pPr>
       <w:r>
+        <w:rPr/>
         <w:drawing>
-          <wp:inline>
-            <wp:extent cx="3200400" cy="4572000"/>
-            <wp:effectExtent b="0" l="0" r="0" t="0"/>
-            <wp:docPr descr="Figure 2: Spatial patterns of missclassification for the ensemble model." title="" id="29" name="Picture"/>
+          <wp:inline distT="0" distB="0" distL="0" distR="0">
+            <wp:extent cx="6400800" cy="4572000"/>
+            <wp:docPr id="3" name="" descr=""/>
+            <wp:cNvGraphicFramePr>
+              <a:graphicFrameLocks noChangeAspect="1"/>
+            </wp:cNvGraphicFramePr>
             <a:graphic>
               <a:graphicData uri="http://schemas.openxmlformats.org/drawingml/2006/picture">
                 <pic:pic>
                   <pic:nvPicPr>
-                    <pic:cNvPr descr="../Results/Figures/FigureS2.jpg" id="30" name="Picture"/>
+                    <pic:cNvPr id="4" name=""/>
                     <pic:cNvPicPr>
-                      <a:picLocks noChangeArrowheads="1" noChangeAspect="1"/>
+                      <a:picLocks noChangeAspect="1" noChangeArrowheads="1"/>
                     </pic:cNvPicPr>
                   </pic:nvPicPr>
                   <pic:blipFill>
-                    <a:blip r:embed="rId28"/>
+                    <a:blip r:embed="rId30"/>
                     <a:stretch>
                       <a:fillRect/>
                     </a:stretch>
@@ -16876,17 +16962,12 @@
                   <pic:spPr bwMode="auto">
                     <a:xfrm>
                       <a:off x="0" y="0"/>
-                      <a:ext cx="3200400" cy="4572000"/>
+                      <a:ext cx="88900" cy="63500"/>
                     </a:xfrm>
                     <a:prstGeom prst="rect">
                       <a:avLst/>
                     </a:prstGeom>
                     <a:noFill/>
-                    <a:ln w="9525">
-                      <a:noFill/>
-                      <a:headEnd/>
-                      <a:tailEnd/>
-                    </a:ln>
                   </pic:spPr>
                 </pic:pic>
               </a:graphicData>
@@ -16899,33 +16980,72 @@
       <w:pPr>
         <w:pStyle w:val="ImageCaption"/>
       </w:pPr>
-      <w:bookmarkStart w:id="31" w:name="fig:MissClassMap"/>
-      <w:bookmarkEnd w:id="31"/>
       <w:r>
-        <w:t xml:space="preserve">Figure 2: Spatial patterns of missclassification for the ensemble model.</w:t>
+        <w:rPr>
+          <w:rFonts/>
+          <w:b w:val="true"/>
+        </w:rPr>
+        <w:t xml:space="preserve">Figure S</w:t>
+      </w:r>
+      <w:bookmarkStart w:id="30cc0166-9463-42cf-b8c5-0a8e73c10350" w:name="Datadistribution"/>
+      <w:r xmlns:w14="http://schemas.microsoft.com/office/word/2010/wordml">
+        <w:rPr>
+          <w:rFonts/>
+          <w:b w:val="true"/>
+        </w:rPr>
+        <w:fldChar w:fldCharType="begin" w:dirty="true"/>
+      </w:r>
+      <w:r xmlns:w14="http://schemas.microsoft.com/office/word/2010/wordml">
+        <w:rPr>
+          <w:rFonts/>
+          <w:b w:val="true"/>
+        </w:rPr>
+        <w:instrText xml:space="preserve" w:dirty="true">SEQ supp-fig \* Arabic</w:instrText>
+      </w:r>
+      <w:r xmlns:w14="http://schemas.microsoft.com/office/word/2010/wordml">
+        <w:rPr>
+          <w:rFonts/>
+          <w:b w:val="true"/>
+        </w:rPr>
+        <w:fldChar w:fldCharType="end" w:dirty="true"/>
+      </w:r>
+      <w:bookmarkEnd w:id="30cc0166-9463-42cf-b8c5-0a8e73c10350"/>
+      <w:r>
+        <w:rPr>
+          <w:rFonts/>
+          <w:b w:val="true"/>
+        </w:rPr>
+        <w:t xml:space="preserve">: </w:t>
+      </w:r>
+      <w:r>
+        <w:t xml:space="preserve">The spatial distribution of training and testing data used to build the SDMs.</w:t>
       </w:r>
     </w:p>
     <w:p>
       <w:pPr>
-        <w:pStyle w:val="CaptionedFigure"/>
+        <w:jc w:val="center"/>
+        <w:pStyle w:val="Figure"/>
       </w:pPr>
       <w:r>
+        <w:rPr/>
         <w:drawing>
-          <wp:inline>
-            <wp:extent cx="4114800" cy="4114800"/>
-            <wp:effectExtent b="0" l="0" r="0" t="0"/>
-            <wp:docPr descr="Figure 3: Barplots illustrating the temporal patterns in the areas were aspen my lost, gained, or remain stable based on the current distribution of aspen and the ensemeble SDM forecast of future aspen habitat suitability." title="" id="33" name="Picture"/>
+          <wp:inline distT="0" distB="0" distL="0" distR="0">
+            <wp:extent cx="4572000" cy="3200400"/>
+            <wp:docPr id="5" name="" descr=""/>
+            <wp:cNvGraphicFramePr>
+              <a:graphicFrameLocks noChangeAspect="1"/>
+            </wp:cNvGraphicFramePr>
             <a:graphic>
               <a:graphicData uri="http://schemas.openxmlformats.org/drawingml/2006/picture">
                 <pic:pic>
                   <pic:nvPicPr>
-                    <pic:cNvPr descr="../Results/Figures/FigureS3.jpg" id="34" name="Picture"/>
+                    <pic:cNvPr id="6" name=""/>
                     <pic:cNvPicPr>
-                      <a:picLocks noChangeArrowheads="1" noChangeAspect="1"/>
+                      <a:picLocks noChangeAspect="1" noChangeArrowheads="1"/>
                     </pic:cNvPicPr>
                   </pic:nvPicPr>
                   <pic:blipFill>
-                    <a:blip r:embed="rId32"/>
+                    <a:blip r:embed="rId31"/>
                     <a:stretch>
                       <a:fillRect/>
                     </a:stretch>
@@ -16933,17 +17053,12 @@
                   <pic:spPr bwMode="auto">
                     <a:xfrm>
                       <a:off x="0" y="0"/>
-                      <a:ext cx="4114800" cy="4114800"/>
+                      <a:ext cx="63500" cy="44450"/>
                     </a:xfrm>
                     <a:prstGeom prst="rect">
                       <a:avLst/>
                     </a:prstGeom>
                     <a:noFill/>
-                    <a:ln w="9525">
-                      <a:noFill/>
-                      <a:headEnd/>
-                      <a:tailEnd/>
-                    </a:ln>
                   </pic:spPr>
                 </pic:pic>
               </a:graphicData>
@@ -16956,33 +17071,72 @@
       <w:pPr>
         <w:pStyle w:val="ImageCaption"/>
       </w:pPr>
-      <w:bookmarkStart w:id="35" w:name="fig:LossGainTS"/>
-      <w:bookmarkEnd w:id="35"/>
       <w:r>
-        <w:t xml:space="preserve">Figure 3: Barplots illustrating the temporal patterns in the areas were aspen my lost, gained, or remain stable based on the current distribution of aspen and the ensemeble SDM forecast of future aspen habitat suitability.</w:t>
+        <w:rPr>
+          <w:rFonts/>
+          <w:b w:val="true"/>
+        </w:rPr>
+        <w:t xml:space="preserve">Figure S</w:t>
+      </w:r>
+      <w:bookmarkStart w:id="625dfebc-da26-40de-a942-645741520e6b" w:name="MissClassMap"/>
+      <w:r xmlns:w14="http://schemas.microsoft.com/office/word/2010/wordml">
+        <w:rPr>
+          <w:rFonts/>
+          <w:b w:val="true"/>
+        </w:rPr>
+        <w:fldChar w:fldCharType="begin" w:dirty="true"/>
+      </w:r>
+      <w:r xmlns:w14="http://schemas.microsoft.com/office/word/2010/wordml">
+        <w:rPr>
+          <w:rFonts/>
+          <w:b w:val="true"/>
+        </w:rPr>
+        <w:instrText xml:space="preserve" w:dirty="true">SEQ supp-fig \* Arabic</w:instrText>
+      </w:r>
+      <w:r xmlns:w14="http://schemas.microsoft.com/office/word/2010/wordml">
+        <w:rPr>
+          <w:rFonts/>
+          <w:b w:val="true"/>
+        </w:rPr>
+        <w:fldChar w:fldCharType="end" w:dirty="true"/>
+      </w:r>
+      <w:bookmarkEnd w:id="625dfebc-da26-40de-a942-645741520e6b"/>
+      <w:r>
+        <w:rPr>
+          <w:rFonts/>
+          <w:b w:val="true"/>
+        </w:rPr>
+        <w:t xml:space="preserve">: </w:t>
+      </w:r>
+      <w:r>
+        <w:t xml:space="preserve">Spatial patterns of missclassification for the ensemble model.</w:t>
       </w:r>
     </w:p>
     <w:p>
       <w:pPr>
-        <w:pStyle w:val="CaptionedFigure"/>
+        <w:jc w:val="center"/>
+        <w:pStyle w:val="Figure"/>
       </w:pPr>
       <w:r>
+        <w:rPr/>
         <w:drawing>
-          <wp:inline>
-            <wp:extent cx="4114800" cy="4572000"/>
-            <wp:effectExtent b="0" l="0" r="0" t="0"/>
-            <wp:docPr descr="Figure 4: Boxplots illustrating spatial patterns in the areas were aspen my lost, gained, or remain stable based on the current distribution of aspen the ensemeble SDM forecast of future aspen habitat suitability under the SSP2-45 scenario." title="" id="37" name="Picture"/>
+          <wp:inline distT="0" distB="0" distL="0" distR="0">
+            <wp:extent cx="4114800" cy="4114800"/>
+            <wp:docPr id="7" name="" descr=""/>
+            <wp:cNvGraphicFramePr>
+              <a:graphicFrameLocks noChangeAspect="1"/>
+            </wp:cNvGraphicFramePr>
             <a:graphic>
               <a:graphicData uri="http://schemas.openxmlformats.org/drawingml/2006/picture">
                 <pic:pic>
                   <pic:nvPicPr>
-                    <pic:cNvPr descr="../Results/Figures/FigureS4.jpg" id="38" name="Picture"/>
+                    <pic:cNvPr id="8" name=""/>
                     <pic:cNvPicPr>
-                      <a:picLocks noChangeArrowheads="1" noChangeAspect="1"/>
+                      <a:picLocks noChangeAspect="1" noChangeArrowheads="1"/>
                     </pic:cNvPicPr>
                   </pic:nvPicPr>
                   <pic:blipFill>
-                    <a:blip r:embed="rId36"/>
+                    <a:blip r:embed="rId32"/>
                     <a:stretch>
                       <a:fillRect/>
                     </a:stretch>
@@ -16990,17 +17144,12 @@
                   <pic:spPr bwMode="auto">
                     <a:xfrm>
                       <a:off x="0" y="0"/>
-                      <a:ext cx="4114800" cy="4572000"/>
+                      <a:ext cx="57150" cy="57150"/>
                     </a:xfrm>
                     <a:prstGeom prst="rect">
                       <a:avLst/>
                     </a:prstGeom>
                     <a:noFill/>
-                    <a:ln w="9525">
-                      <a:noFill/>
-                      <a:headEnd/>
-                      <a:tailEnd/>
-                    </a:ln>
                   </pic:spPr>
                 </pic:pic>
               </a:graphicData>
@@ -17013,33 +17162,72 @@
       <w:pPr>
         <w:pStyle w:val="ImageCaption"/>
       </w:pPr>
-      <w:bookmarkStart w:id="39" w:name="fig:LossGainBox"/>
-      <w:bookmarkEnd w:id="39"/>
       <w:r>
-        <w:t xml:space="preserve">Figure 4: Boxplots illustrating spatial patterns in the areas were aspen my lost, gained, or remain stable based on the current distribution of aspen the ensemeble SDM forecast of future aspen habitat suitability under the SSP2-45 scenario.</w:t>
+        <w:rPr>
+          <w:rFonts/>
+          <w:b w:val="true"/>
+        </w:rPr>
+        <w:t xml:space="preserve">Figure S</w:t>
+      </w:r>
+      <w:bookmarkStart w:id="7697c622-5d5d-4df5-8594-63dda507f3e3" w:name="LossGainTS"/>
+      <w:r xmlns:w14="http://schemas.microsoft.com/office/word/2010/wordml">
+        <w:rPr>
+          <w:rFonts/>
+          <w:b w:val="true"/>
+        </w:rPr>
+        <w:fldChar w:fldCharType="begin" w:dirty="true"/>
+      </w:r>
+      <w:r xmlns:w14="http://schemas.microsoft.com/office/word/2010/wordml">
+        <w:rPr>
+          <w:rFonts/>
+          <w:b w:val="true"/>
+        </w:rPr>
+        <w:instrText xml:space="preserve" w:dirty="true">SEQ supp-fig \* Arabic</w:instrText>
+      </w:r>
+      <w:r xmlns:w14="http://schemas.microsoft.com/office/word/2010/wordml">
+        <w:rPr>
+          <w:rFonts/>
+          <w:b w:val="true"/>
+        </w:rPr>
+        <w:fldChar w:fldCharType="end" w:dirty="true"/>
+      </w:r>
+      <w:bookmarkEnd w:id="7697c622-5d5d-4df5-8594-63dda507f3e3"/>
+      <w:r>
+        <w:rPr>
+          <w:rFonts/>
+          <w:b w:val="true"/>
+        </w:rPr>
+        <w:t xml:space="preserve">: </w:t>
+      </w:r>
+      <w:r>
+        <w:t xml:space="preserve">Barplots illustrating the temporal patterns in the areas were aspen my lost, gained, or remain stable based on the current distribution of aspen and the ensemeble SDM forecast of future aspen habitat suitability.</w:t>
       </w:r>
     </w:p>
     <w:p>
       <w:pPr>
-        <w:pStyle w:val="CaptionedFigure"/>
+        <w:jc w:val="center"/>
+        <w:pStyle w:val="Figure"/>
       </w:pPr>
       <w:r>
+        <w:rPr/>
         <w:drawing>
-          <wp:inline>
-            <wp:extent cx="6400800" cy="3429000"/>
-            <wp:effectExtent b="0" l="0" r="0" t="0"/>
-            <wp:docPr descr="Figure 5: Distance to the nearest existing aspen patch for pixels were future climate may promote aspen expansion by 2100 under the SSP2-4.5 scenario." title="" id="41" name="Picture"/>
+          <wp:inline distT="0" distB="0" distL="0" distR="0">
+            <wp:extent cx="4114800" cy="4572000"/>
+            <wp:docPr id="9" name="" descr=""/>
+            <wp:cNvGraphicFramePr>
+              <a:graphicFrameLocks noChangeAspect="1"/>
+            </wp:cNvGraphicFramePr>
             <a:graphic>
               <a:graphicData uri="http://schemas.openxmlformats.org/drawingml/2006/picture">
                 <pic:pic>
                   <pic:nvPicPr>
-                    <pic:cNvPr descr="../Results/Figures/FigureS5.jpg" id="42" name="Picture"/>
+                    <pic:cNvPr id="10" name=""/>
                     <pic:cNvPicPr>
-                      <a:picLocks noChangeArrowheads="1" noChangeAspect="1"/>
+                      <a:picLocks noChangeAspect="1" noChangeArrowheads="1"/>
                     </pic:cNvPicPr>
                   </pic:nvPicPr>
                   <pic:blipFill>
-                    <a:blip r:embed="rId40"/>
+                    <a:blip r:embed="rId33"/>
                     <a:stretch>
                       <a:fillRect/>
                     </a:stretch>
@@ -17047,17 +17235,12 @@
                   <pic:spPr bwMode="auto">
                     <a:xfrm>
                       <a:off x="0" y="0"/>
-                      <a:ext cx="6400800" cy="3429000"/>
+                      <a:ext cx="57150" cy="63500"/>
                     </a:xfrm>
                     <a:prstGeom prst="rect">
                       <a:avLst/>
                     </a:prstGeom>
                     <a:noFill/>
-                    <a:ln w="9525">
-                      <a:noFill/>
-                      <a:headEnd/>
-                      <a:tailEnd/>
-                    </a:ln>
                   </pic:spPr>
                 </pic:pic>
               </a:graphicData>
@@ -17070,15 +17253,141 @@
       <w:pPr>
         <w:pStyle w:val="ImageCaption"/>
       </w:pPr>
-      <w:bookmarkStart w:id="43" w:name="fig:GainDistanceMaps"/>
-      <w:bookmarkEnd w:id="43"/>
       <w:r>
-        <w:t xml:space="preserve">Figure 5: Distance to the nearest existing aspen patch for pixels were future climate may promote aspen expansion by 2100 under the SSP2-4.5 scenario.</w:t>
+        <w:rPr>
+          <w:rFonts/>
+          <w:b w:val="true"/>
+        </w:rPr>
+        <w:t xml:space="preserve">Figure S</w:t>
+      </w:r>
+      <w:bookmarkStart w:id="5ed3e9b7-2a67-43cd-af5b-34ef610f99da" w:name="LossGainBox"/>
+      <w:r xmlns:w14="http://schemas.microsoft.com/office/word/2010/wordml">
+        <w:rPr>
+          <w:rFonts/>
+          <w:b w:val="true"/>
+        </w:rPr>
+        <w:fldChar w:fldCharType="begin" w:dirty="true"/>
+      </w:r>
+      <w:r xmlns:w14="http://schemas.microsoft.com/office/word/2010/wordml">
+        <w:rPr>
+          <w:rFonts/>
+          <w:b w:val="true"/>
+        </w:rPr>
+        <w:instrText xml:space="preserve" w:dirty="true">SEQ supp-fig \* Arabic</w:instrText>
+      </w:r>
+      <w:r xmlns:w14="http://schemas.microsoft.com/office/word/2010/wordml">
+        <w:rPr>
+          <w:rFonts/>
+          <w:b w:val="true"/>
+        </w:rPr>
+        <w:fldChar w:fldCharType="end" w:dirty="true"/>
+      </w:r>
+      <w:bookmarkEnd w:id="5ed3e9b7-2a67-43cd-af5b-34ef610f99da"/>
+      <w:r>
+        <w:rPr>
+          <w:rFonts/>
+          <w:b w:val="true"/>
+        </w:rPr>
+        <w:t xml:space="preserve">: </w:t>
+      </w:r>
+      <w:r>
+        <w:t xml:space="preserve">Boxplots illustrating spatial patterns in the areas were aspen my lost, gained, or remain stable based on the current distribution of aspen the ensemeble SDM forecast of future aspen habitat suitability under the SSP2-45 scenario.</w:t>
       </w:r>
     </w:p>
-    <w:bookmarkEnd w:id="44"/>
-    <w:bookmarkEnd w:id="45"/>
-    <w:bookmarkStart w:id="49" w:name="references"/>
+    <w:p>
+      <w:pPr>
+        <w:jc w:val="center"/>
+        <w:pStyle w:val="Figure"/>
+      </w:pPr>
+      <w:r>
+        <w:rPr/>
+        <w:drawing>
+          <wp:inline distT="0" distB="0" distL="0" distR="0">
+            <wp:extent cx="6400800" cy="3657600"/>
+            <wp:docPr id="11" name="" descr=""/>
+            <wp:cNvGraphicFramePr>
+              <a:graphicFrameLocks noChangeAspect="1"/>
+            </wp:cNvGraphicFramePr>
+            <a:graphic>
+              <a:graphicData uri="http://schemas.openxmlformats.org/drawingml/2006/picture">
+                <pic:pic>
+                  <pic:nvPicPr>
+                    <pic:cNvPr id="12" name=""/>
+                    <pic:cNvPicPr>
+                      <a:picLocks noChangeAspect="1" noChangeArrowheads="1"/>
+                    </pic:cNvPicPr>
+                  </pic:nvPicPr>
+                  <pic:blipFill>
+                    <a:blip r:embed="rId34"/>
+                    <a:stretch>
+                      <a:fillRect/>
+                    </a:stretch>
+                  </pic:blipFill>
+                  <pic:spPr bwMode="auto">
+                    <a:xfrm>
+                      <a:off x="0" y="0"/>
+                      <a:ext cx="88900" cy="50800"/>
+                    </a:xfrm>
+                    <a:prstGeom prst="rect">
+                      <a:avLst/>
+                    </a:prstGeom>
+                    <a:noFill/>
+                  </pic:spPr>
+                </pic:pic>
+              </a:graphicData>
+            </a:graphic>
+          </wp:inline>
+        </w:drawing>
+      </w:r>
+    </w:p>
+    <w:p>
+      <w:pPr>
+        <w:pStyle w:val="ImageCaption"/>
+      </w:pPr>
+      <w:r>
+        <w:rPr>
+          <w:rFonts/>
+          <w:b w:val="true"/>
+        </w:rPr>
+        <w:t xml:space="preserve">Figure S</w:t>
+      </w:r>
+      <w:bookmarkStart w:id="8ace9642-a17c-42ac-b8c5-bb904eb0647a" w:name="GainDistanceMaps"/>
+      <w:r xmlns:w14="http://schemas.microsoft.com/office/word/2010/wordml">
+        <w:rPr>
+          <w:rFonts/>
+          <w:b w:val="true"/>
+        </w:rPr>
+        <w:fldChar w:fldCharType="begin" w:dirty="true"/>
+      </w:r>
+      <w:r xmlns:w14="http://schemas.microsoft.com/office/word/2010/wordml">
+        <w:rPr>
+          <w:rFonts/>
+          <w:b w:val="true"/>
+        </w:rPr>
+        <w:instrText xml:space="preserve" w:dirty="true">SEQ supp-fig \* Arabic</w:instrText>
+      </w:r>
+      <w:r xmlns:w14="http://schemas.microsoft.com/office/word/2010/wordml">
+        <w:rPr>
+          <w:rFonts/>
+          <w:b w:val="true"/>
+        </w:rPr>
+        <w:fldChar w:fldCharType="end" w:dirty="true"/>
+      </w:r>
+      <w:bookmarkEnd w:id="8ace9642-a17c-42ac-b8c5-bb904eb0647a"/>
+      <w:r>
+        <w:rPr>
+          <w:rFonts/>
+          <w:b w:val="true"/>
+        </w:rPr>
+        <w:t xml:space="preserve">: </w:t>
+      </w:r>
+      <w:r>
+        <w:t xml:space="preserve">Distance to the nearest existing aspen patch for pixels were future climate may promote aspen expansion by 2100 under the SSP2-4.5 scenario.</w:t>
+      </w:r>
+    </w:p>
+    <w:bookmarkEnd w:id="22"/>
+    <w:bookmarkEnd w:id="23"/>
+    <w:bookmarkStart w:id="27" w:name="references"/>
     <w:p>
       <w:pPr>
         <w:pStyle w:val="Heading1"/>
@@ -17087,8 +17396,8 @@
         <w:t xml:space="preserve">References</w:t>
       </w:r>
     </w:p>
-    <w:bookmarkStart w:id="48" w:name="refs"/>
-    <w:bookmarkStart w:id="47" w:name="ref-zurell2020StandardProtocolReporting"/>
+    <w:bookmarkStart w:id="26" w:name="refs"/>
+    <w:bookmarkStart w:id="25" w:name="ref-zurell2020StandardProtocolReporting"/>
     <w:p>
       <w:pPr>
         <w:pStyle w:val="Bibliography"/>
@@ -17099,7 +17408,7 @@
       <w:r>
         <w:t xml:space="preserve"> </w:t>
       </w:r>
-      <w:hyperlink r:id="rId46">
+      <w:hyperlink r:id="rId24">
         <w:r>
           <w:rPr>
             <w:rStyle w:val="Hyperlink"/>
@@ -17137,9 +17446,9 @@
         <w:t xml:space="preserve">, 1261–1277.</w:t>
       </w:r>
     </w:p>
-    <w:bookmarkEnd w:id="47"/>
-    <w:bookmarkEnd w:id="48"/>
-    <w:bookmarkEnd w:id="49"/>
+    <w:bookmarkEnd w:id="25"/>
+    <w:bookmarkEnd w:id="26"/>
+    <w:bookmarkEnd w:id="27"/>
     <w:sectPr>
       <w:footerReference r:id="rId10" w:type="even"/>
       <w:footerReference r:id="rId9" w:type="default"/>
